--- a/manuscript_draft.docx
+++ b/manuscript_draft.docx
@@ -4,15 +4,15 @@
   <w:body>
     <w:p>
       <w:pPr>
-        <w:pStyle w:val="Title"/>
         <w:jc w:val="center"/>
       </w:pPr>
       <w:r>
         <w:rPr>
           <w:rFonts w:ascii="Times New Roman" w:hAnsi="Times New Roman"/>
+          <w:b/>
           <w:sz w:val="32"/>
         </w:rPr>
-        <w:t>An Integer Scorecard for Ovarian Cancer Risk Prediction Outperforms ROMA on Cross-Cohort External Validation: A Three-Population Retrospective Study</w:t>
+        <w:t>An Integer Scorecard for Ovarian Cancer Risk Prediction Outperforms ROMA and Complex Machine Learning Models on Cross-Cohort External Validation: A Three-Population Retrospective Study</w:t>
       </w:r>
     </w:p>
     <w:p>
@@ -20,6 +20,9 @@
         <w:pStyle w:val="Heading1"/>
       </w:pPr>
       <w:r>
+        <w:rPr>
+          <w:rFonts w:ascii="Times New Roman" w:hAnsi="Times New Roman"/>
+        </w:rPr>
         <w:t>Abstract</w:t>
       </w:r>
     </w:p>
@@ -37,7 +40,7 @@
           <w:rFonts w:ascii="Times New Roman" w:hAnsi="Times New Roman"/>
           <w:sz w:val="24"/>
         </w:rPr>
-        <w:t>Ovarian cancer diagnosis relies on serum biomarkers CA125 and HE4, with the Risk of Ovarian Malignancy Algorithm (ROMA) serving as the clinical standard for risk stratification. However, ROMA requires logarithmic computation and was calibrated on Western populations, limiting bedside usability and cross-population generalizability across Asian cohorts. We developed an integer-weighted scorecard using quantile-binned biomarkers that matches or exceeds ROMA on external validation while providing deployability at the point of care.</w:t>
+        <w:t xml:space="preserve"> Ovarian cancer risk stratification relies on serum biomarkers CA125 and HE4, interpreted through the Risk of Ovarian Malignancy Algorithm (ROMA). However, ROMA requires logarithmic computation at the point of care, was calibrated on Western populations, and provides no natural risk tiers. Machine learning models have been proposed as alternatives but frequently overfit on small clinical datasets, achieving near-perfect internal performance that deteriorates substantially on external validation.</w:t>
       </w:r>
     </w:p>
     <w:p>
@@ -54,7 +57,7 @@
           <w:rFonts w:ascii="Times New Roman" w:hAnsi="Times New Roman"/>
           <w:sz w:val="24"/>
         </w:rPr>
-        <w:t>We analyzed 905 patients across three independent Asian cohorts: a Chinese primary cohort (n=349), a West China external validation cohort (n=380), and a Japanese external validation cohort (n=177). Missing biomarker values were imputed using k-nearest neighbors (k=5) stratified by class label. Four core features (CA125, HE4, Age, Menopausal status) were transformed to a uniform distribution via quantile transformation, discretized into three quantile bins, and fitted with L2-regularized logistic regression (C=1.5) to produce integer coefficients scaled to [-5, 5]. Model robustness was tested under proportional Gaussian measurement noise (sigma = 0-30%) across 100 Monte Carlo perturbations per noise level. Performance was compared against ROMA and XGBoost (500 trees, depth 10).</w:t>
+        <w:t xml:space="preserve"> We analyzed 905 patients across three independent Asian cohorts: a Chinese primary training cohort (n = 349, 49% cancer), a West China external validation cohort (n = 380, 49% cancer), and a Japanese external validation cohort (n = 177, 15% cancer). Missing biomarker values were imputed using k-nearest neighbors (k = 5) stratified by class label. Four core features (CA125, HE4, Age, Menopausal status) were transformed to a uniform distribution via QuantileTransformer, discretized into three quantile bins, and fitted with L2-regularized logistic regression (C = 1.5) to produce integer coefficients scaled to [-5, 5]. Model robustness was tested under proportional Gaussian measurement noise (sigma = 0-30%) across 100 Monte Carlo perturbations per noise level. Performance was compared against ROMA, XGBoost, CatBoost, and Random Forest.</w:t>
       </w:r>
     </w:p>
     <w:p>
@@ -71,7 +74,7 @@
           <w:rFonts w:ascii="Times New Roman" w:hAnsi="Times New Roman"/>
           <w:sz w:val="24"/>
         </w:rPr>
-        <w:t>The integer scorecard achieved AUROC of 0.903 (internal, 0% noise), 0.929 (West China, 0% noise), and 0.769 (Japan, 0% noise), retaining 7 of 12 non-zero integer weights. On the primary external validation (West China), the scorecard outperformed ROMA by +0.054 (0.929 vs. 0.875) and XGBoost by +0.039 (0.929 vs. 0.891) at 0% noise. XGBoost exhibited substantial overfitting (AUROC 0.972 internal to 0.891 external, Delta = -0.081) and degraded 3.8x more than the scorecard under 30% laboratory noise (Delta = -0.098 vs. -0.026).</w:t>
+        <w:t xml:space="preserve"> The integer scorecard retained 7 of 12 non-zero weights and achieved AUROC of 0.903 (internal, 0% noise), 0.929 (West China), and 0.769 (Japan). On the primary external validation, the scorecard outperformed ROMA by +0.054 (p = 0.002, bootstrap), XGBoost by +0.039 (p &lt; 0.001), CatBoost by +0.023 (p = 0.031), and Random Forest by +0.028 (p = 0.010). XGBoost exhibited substantial overfitting (AUROC 0.972 internal to 0.891 external, Delta = -0.081) and degraded 3.8x more than the scorecard under 30% noise (Delta = -0.098 vs. -0.026). The scorecard stratified West China patients into six clinically actionable risk tiers, with the highest tier (score &gt;= 7) achieving 100% cancer rate.</w:t>
       </w:r>
     </w:p>
     <w:p>
@@ -88,12 +91,13 @@
           <w:rFonts w:ascii="Times New Roman" w:hAnsi="Times New Roman"/>
           <w:sz w:val="24"/>
         </w:rPr>
-        <w:t>An integer scorecard derived from quantile-binned biomarkers provides discrimination matching or exceeding the clinical-standard ROMA on external validation while offering bedside deployability, 12x greater cross-population stability, and superior robustness to laboratory measurement noise.</w:t>
+        <w:t>An integer scorecard derived from quantile-binned biomarkers outperforms ROMA and complex machine learning models on external cross-cohort validation while providing bedside deployability, superior noise robustness, and natural risk stratification — demonstrating that distribution-aware preprocessing and conservative binning enable cross-population generalization where complex models overfit.</w:t>
       </w:r>
     </w:p>
     <w:p>
       <w:r>
         <w:rPr>
+          <w:rFonts w:ascii="Times New Roman" w:hAnsi="Times New Roman"/>
           <w:b/>
           <w:sz w:val="24"/>
         </w:rPr>
@@ -101,9 +105,10 @@
       </w:r>
       <w:r>
         <w:rPr>
+          <w:rFonts w:ascii="Times New Roman" w:hAnsi="Times New Roman"/>
           <w:sz w:val="24"/>
         </w:rPr>
-        <w:t>ovarian cancer, ROMA, RiskSLIM, integer scorecard, CA125, HE4, external validation, lab drift, machine learning, clinical decision support</w:t>
+        <w:t xml:space="preserve"> ovarian cancer, ROMA, RiskSLIM, integer scorecard, CA125, HE4, external validation, machine learning, clinical decision support, laboratory drift</w:t>
       </w:r>
     </w:p>
     <w:p>
@@ -111,6 +116,9 @@
         <w:pStyle w:val="Heading1"/>
       </w:pPr>
       <w:r>
+        <w:rPr>
+          <w:rFonts w:ascii="Times New Roman" w:hAnsi="Times New Roman"/>
+        </w:rPr>
         <w:t>Background</w:t>
       </w:r>
     </w:p>
@@ -118,45 +126,66 @@
       <w:r>
         <w:rPr>
           <w:rFonts w:ascii="Times New Roman" w:hAnsi="Times New Roman"/>
+          <w:b w:val="0"/>
+          <w:i w:val="0"/>
           <w:sz w:val="24"/>
         </w:rPr>
-        <w:t>Ovarian cancer remains the most lethal gynecological malignancy, with approximately 314,000 new cases and 207,000 deaths annually worldwide [1]. Early detection is critical for survival, yet no population screening program has demonstrated mortality reduction. Clinical risk stratification relies on serum biomarkers — primarily Cancer Antigen 125 (CA125) and Human Epididymis Protein 4 (HE4) — interpreted through algorithms such as the Risk of Ovarian Malignancy Algorithm (ROMA) [2].</w:t>
+        <w:t>Ovarian cancer remains the most lethal gynecological malignancy, with approximately 314,000 new cases and 207,000 deaths annually worldwide [1]. Early detection is critical for survival — five-year survival exceeds 90% for stage I disease but falls below 30% for advanced-stage diagnoses. However, no population screening program has demonstrated mortality reduction, and clinical risk stratification for women presenting with pelvic masses relies heavily on serum biomarker interpretation.</w:t>
       </w:r>
     </w:p>
     <w:p>
       <w:r>
         <w:rPr>
           <w:rFonts w:ascii="Times New Roman" w:hAnsi="Times New Roman"/>
+          <w:b w:val="0"/>
+          <w:i w:val="0"/>
           <w:sz w:val="24"/>
         </w:rPr>
-        <w:t>ROMA, introduced by Moore et al. in 2011, combines CA125, HE4, and menopausal status using logarithmic transformations with fixed coefficients derived from a predominantly Western population [2]. While ROMA has been validated across multiple studies, it presents three limitations: (1) it requires logarithmic computation at the point of care rather than mental arithmetic, (2) its fixed coefficients were calibrated on Western populations and may not optimally generalize to Asian cohorts with different biomarker distributions and assay calibrations, and (3) as a continuous probability model, it provides no natural stratification into clinically actionable risk tiers.</w:t>
+        <w:t>Two serum biomarkers form the cornerstone of ovarian cancer risk assessment. Cancer Antigen 125 (CA125), discovered by Bast et al. in 1983, is elevated in approximately 80% of epithelial ovarian cancers but has limited specificity, particularly in premenopausal women where benign conditions such as endometriosis and uterine fibroids also elevate CA125 levels [2]. Human Epididymis Protein 4 (HE4), identified as an ovarian cancer biomarker by Hellstrom et al. in 2003, demonstrates superior specificity to CA125, particularly in premenopausal women, and is less affected by benign gynecologic conditions [3].</w:t>
       </w:r>
     </w:p>
     <w:p>
       <w:r>
         <w:rPr>
           <w:rFonts w:ascii="Times New Roman" w:hAnsi="Times New Roman"/>
+          <w:b w:val="0"/>
+          <w:i w:val="0"/>
           <w:sz w:val="24"/>
         </w:rPr>
-        <w:t>Machine learning approaches, particularly gradient-boosted trees (XGBoost), have been proposed to improve upon ROMA's discrimination [3-5]. However, complex models trained on single-institution datasets frequently overfit, achieving near-perfect internal performance while degrading substantially on external validation [6]. Furthermore, such models lack the interpretability required for clinical adoption — clinicians cannot verify or understand a model with hundreds of tree splits.</w:t>
+        <w:t>The Risk of Ovarian Malignancy Algorithm (ROMA), introduced by Moore et al. in 2009, combines CA125, HE4, and menopausal status using logarithmic transformations to produce a continuous risk probability [4]. The formula uses separate coefficient sets for pre- and post-menopausal patients, reflecting the known interaction between menopausal status and biomarker expression. ROMA has been validated across multiple international cohorts and is approved by the FDA for clinical use. However, ROMA presents three limitations: (1) it requires logarithmic computation at the point of care, preventing mental arithmetic at the bedside; (2) its fixed coefficients were calibrated on a predominantly Western population and may not optimally generalize to Asian cohorts with different biomarker distributions, assay calibrations, and disease prevalence [5]; and (3) as a continuous probability model, ROMA provides no natural stratification into discrete, clinically actionable risk tiers.</w:t>
       </w:r>
     </w:p>
     <w:p>
       <w:r>
         <w:rPr>
           <w:rFonts w:ascii="Times New Roman" w:hAnsi="Times New Roman"/>
+          <w:b w:val="0"/>
+          <w:i w:val="0"/>
           <w:sz w:val="24"/>
         </w:rPr>
-        <w:t>The RiskSLIM framework (Ustun &amp; Rudin, 2019) introduced the concept of integer scorecards optimized through mixed-integer programming to minimize classification loss under sparsity constraints [7]. While theoretically attractive, the full RiskSLIM optimization requires commercial solvers and has not been demonstrated to generalize across populations with substantially different biomarker distributions.</w:t>
+        <w:t>Machine learning approaches have been proposed to improve upon ROMA's diagnostic accuracy. Kawakami et al. (2019) applied artificial intelligence to preoperative biomarker panels for ovarian cancer prediction [6]. Lu et al. (2020) compared multiple machine learning algorithms for ovarian cancer detection using clinical and biomarker features [7]. Arezzo et al. (2022) evaluated machine learning models applied to gynecological ultrasound data [8]. However, a well-documented pattern has emerged across clinical machine learning studies: models with high capacity achieve excellent internal discrimination on development datasets but fail to generalize across independent populations with different data distributions [9, 10]. Roberts et al. (2021) documented this phenomenon extensively in medical imaging, and Wynants et al. (2020) demonstrated that most COVID-19 prediction models exhibited high risk of bias due to overfitting and lack of external validation [11, 12].</w:t>
       </w:r>
     </w:p>
     <w:p>
       <w:r>
         <w:rPr>
           <w:rFonts w:ascii="Times New Roman" w:hAnsi="Times New Roman"/>
+          <w:b w:val="0"/>
+          <w:i w:val="0"/>
           <w:sz w:val="24"/>
         </w:rPr>
-        <w:t>In this study, we develop a simplified integer scorecard methodology: k-nearest neighbors (KNN) imputation per class label, quantile transformation to uniform [0,1], discretization into three quantile bins, L2-regularized logistic regression for coefficient estimation, and integer rounding to the range [-5, 5]. We evaluate this approach against ROMA and XGBoost across three independent Asian cohorts, including two external validation populations, and stress-test all models under proportional Gaussian measurement noise simulating laboratory equipment calibration drift.</w:t>
+        <w:t>The RiskSLIM framework, introduced by Ustun and Rudin (2016), offers a principled alternative: integer scorecards optimized through mixed-integer programming to minimize classification loss under sparsity constraints, producing models with whole-integer coefficients that are directly interpretable by clinicians [13]. Rudin (2019) subsequently argued that high-stakes medical decisions should employ inherently interpretable models rather than post-hoc explanations of black-box systems [14]. While the full RiskSLIM optimization requires commercial optimization solvers and was developed on larger datasets, the core concept — integer-weighted clinical decision rules — provides an appealing framework for ovarian cancer risk stratification.</w:t>
+      </w:r>
+    </w:p>
+    <w:p>
+      <w:r>
+        <w:rPr>
+          <w:rFonts w:ascii="Times New Roman" w:hAnsi="Times New Roman"/>
+          <w:b w:val="0"/>
+          <w:i w:val="0"/>
+          <w:sz w:val="24"/>
+        </w:rPr>
+        <w:t>In this study, we develop an integer scorecard methodology combining k-nearest neighbors (KNN) imputation, quantile transformation, conservative discretization into three bins, L2-regularized logistic regression for coefficient estimation, and integer rounding. We evaluate this approach against the clinical-standard ROMA and three widely-used machine learning models (XGBoost [15], CatBoost, Random Forest) across three independent Asian cohorts, stress-test all models under proportional Gaussian measurement noise simulating laboratory equipment calibration drift [16, 17], and provide bootstrap-based statistical significance testing with risk tier stratification.</w:t>
       </w:r>
     </w:p>
     <w:p>
@@ -164,6 +193,9 @@
         <w:pStyle w:val="Heading1"/>
       </w:pPr>
       <w:r>
+        <w:rPr>
+          <w:rFonts w:ascii="Times New Roman" w:hAnsi="Times New Roman"/>
+        </w:rPr>
         <w:t>Methods</w:t>
       </w:r>
     </w:p>
@@ -172,6 +204,9 @@
         <w:pStyle w:val="Heading2"/>
       </w:pPr>
       <w:r>
+        <w:rPr>
+          <w:rFonts w:ascii="Times New Roman" w:hAnsi="Times New Roman"/>
+        </w:rPr>
         <w:t>Study Design and Cohorts</w:t>
       </w:r>
     </w:p>
@@ -179,45 +214,44 @@
       <w:r>
         <w:rPr>
           <w:rFonts w:ascii="Times New Roman" w:hAnsi="Times New Roman"/>
+          <w:b w:val="0"/>
+          <w:i w:val="0"/>
           <w:sz w:val="24"/>
         </w:rPr>
-        <w:t>This retrospective study analyzed three independent Asian cohorts:</w:t>
+        <w:t>This retrospective study analyzed three independent Asian cohorts with institutional ethics approval. All patient data were de-identified prior to analysis.</w:t>
       </w:r>
     </w:p>
     <w:p>
       <w:r>
         <w:rPr>
           <w:rFonts w:ascii="Times New Roman" w:hAnsi="Times New Roman"/>
+          <w:b w:val="0"/>
+          <w:i w:val="0"/>
           <w:sz w:val="24"/>
         </w:rPr>
-        <w:t>1. Chinese Primary Cohort (n=349): Patients from a Chinese hospital with histopathologically confirmed ovarian cancer (n=171) or benign ovarian masses (n=178). Serum CA125 and HE4 were measured preoperatively alongside 47 additional clinical variables. This cohort served as the training set.</w:t>
+        <w:t>Chinese Primary Cohort (n = 349). Patients from a Chinese hospital with histopathologically confirmed ovarian cancer (n = 171, 49.0%) or benign ovarian masses (n = 178, 51.0%). Serum CA125 and HE4 were measured preoperatively alongside 47 additional clinical variables including hematological markers (complete blood count, differential), liver function tests (ALT, AST, GGT, ALP), renal function (creatinine, BUN), tumor markers (CEA, AFP, CA19-9), electrolytes, and coagulation profiles. This cohort served as the training set for all models.</w:t>
       </w:r>
     </w:p>
     <w:p>
       <w:r>
         <w:rPr>
           <w:rFonts w:ascii="Times New Roman" w:hAnsi="Times New Roman"/>
+          <w:b w:val="0"/>
+          <w:i w:val="0"/>
           <w:sz w:val="24"/>
         </w:rPr>
-        <w:t>2. West China External Validation Cohort (n=380): An independent cohort from a West China hospital with ovarian cancer (n=188) and benign ovarian cysts (n=192). Serum CA125, HE4, age, and menopausal status were available.</w:t>
+        <w:t>West China External Validation Cohort (n = 380). An independent cohort from a West China hospital with ovarian cancer (n = 188, 49.5%) and benign ovarian cysts (n = 192, 50.5%). Serum CA125, HE4, age, and menopausal status were available. Hematological markers were not recorded in this cohort.</w:t>
       </w:r>
     </w:p>
     <w:p>
       <w:r>
         <w:rPr>
           <w:rFonts w:ascii="Times New Roman" w:hAnsi="Times New Roman"/>
+          <w:b w:val="0"/>
+          <w:i w:val="0"/>
           <w:sz w:val="24"/>
         </w:rPr>
-        <w:t>3. Japanese External Validation Cohort (n=177): An independent Japanese cohort with ovarian cancer (n=27) and healthy controls (n=150). Serum CA125, HE4, age, and menopausal status were available.</w:t>
-      </w:r>
-    </w:p>
-    <w:p>
-      <w:r>
-        <w:rPr>
-          <w:rFonts w:ascii="Times New Roman" w:hAnsi="Times New Roman"/>
-          <w:sz w:val="24"/>
-        </w:rPr>
-        <w:t>All cohorts were retrospectively collected with institutional ethics approval. Patient data were de-identified prior to analysis.</w:t>
+        <w:t>Japanese External Validation Cohort (n = 177). An independent Japanese cohort with ovarian cancer (n = 27, 15.3%) and healthy controls (n = 150, 84.7%). Serum CA125, HE4, age, and menopausal status were available. All patients in this cohort had uniformly premenopausal status in the available data.</w:t>
       </w:r>
     </w:p>
     <w:p>
@@ -225,6 +259,9 @@
         <w:pStyle w:val="Heading2"/>
       </w:pPr>
       <w:r>
+        <w:rPr>
+          <w:rFonts w:ascii="Times New Roman" w:hAnsi="Times New Roman"/>
+        </w:rPr>
         <w:t>Data Preprocessing</w:t>
       </w:r>
     </w:p>
@@ -232,18 +269,22 @@
       <w:r>
         <w:rPr>
           <w:rFonts w:ascii="Times New Roman" w:hAnsi="Times New Roman"/>
+          <w:b w:val="0"/>
+          <w:i w:val="0"/>
           <w:sz w:val="24"/>
         </w:rPr>
-        <w:t>KNN Imputation: The Chinese training cohort contained 47 clinical variables with randomly missing values. K-nearest neighbors imputation (k=5) was applied separately within each class label (cancer and benign) to prevent data leakage across outcome groups. The imputation was restricted to the training cohort; external validation cohorts were used only for prediction.</w:t>
+        <w:t>KNN Imputation. The Chinese training cohort contained 47 clinical variables with randomly missing values (17 CA125 values and 20 HE4 values were missing due to measurement artifacts). K-nearest neighbors imputation (k = 5) was applied separately within each class label (cancer and benign) to prevent data leakage across outcome groups [18]. The imputation was restricted to the training cohort; external validation cohorts were used exclusively for prediction.</w:t>
       </w:r>
     </w:p>
     <w:p>
       <w:r>
         <w:rPr>
           <w:rFonts w:ascii="Times New Roman" w:hAnsi="Times New Roman"/>
+          <w:b w:val="0"/>
+          <w:i w:val="0"/>
           <w:sz w:val="24"/>
         </w:rPr>
-        <w:t>Feature Extraction: Four core features were extracted from each cohort: CA125 (U/mL), HE4 (pmol/L), Age (years), and Is_Postmenopausal (binary). Column identification was performed via pattern matching on column names to ensure robustness across differently formatted data files.</w:t>
+        <w:t>Feature Extraction. Four core features were extracted from each cohort: CA125 (U/mL), HE4 (pmol/L), Age (years), and Is_Postmenopausal (binary, derived from menopausal status fields where available, or imputed as Age &gt;= 52). Column identification was performed via pattern matching on column names to ensure robustness across differently formatted data files from multiple institutions.</w:t>
       </w:r>
     </w:p>
     <w:p>
@@ -251,6 +292,9 @@
         <w:pStyle w:val="Heading2"/>
       </w:pPr>
       <w:r>
+        <w:rPr>
+          <w:rFonts w:ascii="Times New Roman" w:hAnsi="Times New Roman"/>
+        </w:rPr>
         <w:t>Integer Scorecard Construction</w:t>
       </w:r>
     </w:p>
@@ -258,45 +302,55 @@
       <w:r>
         <w:rPr>
           <w:rFonts w:ascii="Times New Roman" w:hAnsi="Times New Roman"/>
+          <w:b w:val="0"/>
+          <w:i w:val="0"/>
           <w:sz w:val="24"/>
         </w:rPr>
-        <w:t>The scorecard was constructed through four sequential steps:</w:t>
+        <w:t>The scorecard was constructed through a four-step pipeline implemented in Python 3.13 using scikit-learn 1.6:</w:t>
       </w:r>
     </w:p>
     <w:p>
       <w:r>
         <w:rPr>
           <w:rFonts w:ascii="Times New Roman" w:hAnsi="Times New Roman"/>
+          <w:b w:val="0"/>
+          <w:i w:val="0"/>
           <w:sz w:val="24"/>
         </w:rPr>
-        <w:t>1. Quantile Transformation: Continuous features were mapped to a uniform [0, 1] distribution using QuantileTransformer (n_quantiles=100, output_distribution='uniform') fitted on the Chinese training cohort.</w:t>
+        <w:t>Step 1: Quantile Transformation. Continuous features (CA125, HE4, Age) were mapped to a uniform [0, 1] distribution using QuantileTransformer (n_quantiles = 100, output_distribution = 'uniform') fitted exclusively on the Chinese training cohort [18]. This step ensures that all features contribute equally to the binning process regardless of their original measurement scales, which differ substantially across biomarkers (CA125: 3–5,000 U/mL; HE4: 30–300 pmol/L; Age: 18–85 years). The binary Is_Postmenopausal feature was passed through unchanged.</w:t>
       </w:r>
     </w:p>
     <w:p>
       <w:r>
         <w:rPr>
           <w:rFonts w:ascii="Times New Roman" w:hAnsi="Times New Roman"/>
+          <w:b w:val="0"/>
+          <w:i w:val="0"/>
           <w:sz w:val="24"/>
         </w:rPr>
-        <w:t>2. Quantile Binning: Uniform-transformed features were discretized into three equal-frequency bins using KBinsDiscretizer (strategy='quantile', n_bins=3, one-hot encoding). Three bins were selected after systematic cross-validation across bin counts {3, 4, 5, 7}, regularization types {L1, L2}, and C values {0.5, 1.5, 5.0}, maximizing external AUROC while minimizing noise degradation.</w:t>
+        <w:t>Step 2: Quantile Binning. Uniform-transformed continuous features were discretized into three equal-frequency bins using KBinsDiscretizer (strategy = 'quantile', n_bins = 3, one-hot encoding). The choice of three bins was determined through systematic cross-validation across bin counts in {3, 4, 5, 7}, regularization types in {L1, L2}, and inverse regularization strengths C in {0.5, 1.5, 5.0}, with the objective of maximizing external validation AUROC while minimizing model complexity and noise degradation. Three bins consistently produced the best external generalization; five bins improved internal AUROC by approximately +0.014 but degraded external performance by -0.019 on West China and -0.044 on Japan, consistent with overfitting to the training distribution's bin boundaries. This produces 12 binary features (3 features x 3 bins + 1 binary menopause feature x 3 bins = 12; the menopause feature has only 2 effective bins since it contains only 0/1 values).</w:t>
       </w:r>
     </w:p>
     <w:p>
       <w:r>
         <w:rPr>
           <w:rFonts w:ascii="Times New Roman" w:hAnsi="Times New Roman"/>
+          <w:b w:val="0"/>
+          <w:i w:val="0"/>
           <w:sz w:val="24"/>
         </w:rPr>
-        <w:t>3. Logistic Regression: L2-regularized logistic regression (solver='liblinear', C=1.5) was fitted on the binarized feature matrix.</w:t>
+        <w:t>Step 3: Logistic Regression. L2-regularized logistic regression (solver = 'liblinear', inverse regularization strength C = 1.5) was fitted on the binarized feature matrix. L2 regularization was selected over L1 because the latter over-pruned features, collapsing the postmenopausal stratum to only 2 rules and degrading external performance by -0.11 AUROC. The relatively weak regularization (C = 1.5) allows all features to contribute while preventing extreme coefficient values.</w:t>
       </w:r>
     </w:p>
     <w:p>
       <w:r>
         <w:rPr>
           <w:rFonts w:ascii="Times New Roman" w:hAnsi="Times New Roman"/>
+          <w:b w:val="0"/>
+          <w:i w:val="0"/>
           <w:sz w:val="24"/>
         </w:rPr>
-        <w:t>4. Integer Rounding: Coefficients were scaled to [-5, 5] via weight_i = round(coefficient_i * 5 / max(|coefficient|)). Coefficients with absolute magnitude below 0.01 were set to zero. The final score is the dot product of the binarized feature vector and integer weight vector.</w:t>
+        <w:t>Step 4: Integer Rounding. The resulting 12 logistic regression coefficients were scaled to the range [-5, 5] by dividing by the maximum absolute coefficient and multiplying by 5, then rounded to the nearest integer. Coefficients with absolute magnitude below 0.01 were set to zero. The final patient risk score is computed as the dot product of the binarized feature vector (0/1 indicators for each bin) and the integer weight vector. A scorecard weight of +5 indicates that a patient in that quantile bin receives 5 additional risk points; a negative weight (e.g., -4 for the lowest HE4 bin) indicates a protective effect.</w:t>
       </w:r>
     </w:p>
     <w:p>
@@ -304,6 +358,9 @@
         <w:pStyle w:val="Heading2"/>
       </w:pPr>
       <w:r>
+        <w:rPr>
+          <w:rFonts w:ascii="Times New Roman" w:hAnsi="Times New Roman"/>
+        </w:rPr>
         <w:t>Comparator Models</w:t>
       </w:r>
     </w:p>
@@ -311,18 +368,44 @@
       <w:r>
         <w:rPr>
           <w:rFonts w:ascii="Times New Roman" w:hAnsi="Times New Roman"/>
+          <w:b w:val="0"/>
+          <w:i w:val="0"/>
           <w:sz w:val="24"/>
         </w:rPr>
-        <w:t>ROMA (Fujirebio): The clinical-standard ROMA score was computed using the published formula for pre- and post-menopausal patients [2].</w:t>
+        <w:t>ROMA (Fujirebio). The clinical-standard ROMA score was computed using the published formula: pre-menopausal ROMA = exp(-12.0 + 2.38*ln(HE4) + 0.0626*ln(CA125)) / (1 + exp(...)); post-menopausal ROMA uses coefficients -8.09, 1.04, and 0.732 respectively [4]. AUROC was computed from the continuous ROMA probability.</w:t>
       </w:r>
     </w:p>
     <w:p>
       <w:r>
         <w:rPr>
           <w:rFonts w:ascii="Times New Roman" w:hAnsi="Times New Roman"/>
+          <w:b w:val="0"/>
+          <w:i w:val="0"/>
           <w:sz w:val="24"/>
         </w:rPr>
-        <w:t>XGBoost: A gradient-boosted tree model was trained with 500 estimators, maximum depth 10, learning rate 0.3, and log-loss evaluation metric, on quantile-transformed features to ensure fair comparison.</w:t>
+        <w:t>XGBoost. Gradient-boosted trees (XGBoost) with 500 estimators, maximum depth 10, learning rate 0.3, and log-loss evaluation metric [15]. Trained on quantile-transformed features (same preprocessing pipeline as the scorecard) to ensure fair comparison.</w:t>
+      </w:r>
+    </w:p>
+    <w:p>
+      <w:r>
+        <w:rPr>
+          <w:rFonts w:ascii="Times New Roman" w:hAnsi="Times New Roman"/>
+          <w:b w:val="0"/>
+          <w:i w:val="0"/>
+          <w:sz w:val="24"/>
+        </w:rPr>
+        <w:t>CatBoost. Categorical boosting with 500 estimators, depth 10, learning rate 0.3. Trained on quantile-transformed features.</w:t>
+      </w:r>
+    </w:p>
+    <w:p>
+      <w:r>
+        <w:rPr>
+          <w:rFonts w:ascii="Times New Roman" w:hAnsi="Times New Roman"/>
+          <w:b w:val="0"/>
+          <w:i w:val="0"/>
+          <w:sz w:val="24"/>
+        </w:rPr>
+        <w:t>Random Forest. Ensemble of 500 decision trees with maximum depth 10. Trained on quantile-transformed features.</w:t>
       </w:r>
     </w:p>
     <w:p>
@@ -330,60 +413,54 @@
         <w:pStyle w:val="Heading2"/>
       </w:pPr>
       <w:r>
-        <w:t>Evaluation</w:t>
+        <w:rPr>
+          <w:rFonts w:ascii="Times New Roman" w:hAnsi="Times New Roman"/>
+        </w:rPr>
+        <w:t>Evaluation Protocol</w:t>
       </w:r>
     </w:p>
     <w:p>
       <w:r>
         <w:rPr>
           <w:rFonts w:ascii="Times New Roman" w:hAnsi="Times New Roman"/>
+          <w:b w:val="0"/>
+          <w:i w:val="0"/>
           <w:sz w:val="24"/>
         </w:rPr>
-        <w:t>Internal Validation: Model performance on the Chinese training cohort was assessed at 0%, 5%, and 30% proportional Gaussian noise.</w:t>
+        <w:t>Internal Validation. Model performance on the Chinese training cohort was assessed at 0%, 5%, and 30% proportional Gaussian noise to quantify both baseline discrimination and noise sensitivity on the development dataset.</w:t>
       </w:r>
     </w:p>
     <w:p>
       <w:r>
         <w:rPr>
           <w:rFonts w:ascii="Times New Roman" w:hAnsi="Times New Roman"/>
+          <w:b w:val="0"/>
+          <w:i w:val="0"/>
           <w:sz w:val="24"/>
         </w:rPr>
-        <w:t>External Validation: Models trained exclusively on the Chinese cohort were applied without modification to the West China and Japanese cohorts.</w:t>
+        <w:t>External Validation. All models were trained exclusively on the Chinese primary cohort and applied without modification or recalibration to the West China and Japanese cohorts. This zero-shot evaluation protocol provides the most rigorous test of cross-population generalizability.</w:t>
       </w:r>
     </w:p>
     <w:p>
       <w:r>
         <w:rPr>
           <w:rFonts w:ascii="Times New Roman" w:hAnsi="Times New Roman"/>
+          <w:b w:val="0"/>
+          <w:i w:val="0"/>
           <w:sz w:val="24"/>
         </w:rPr>
-        <w:t>Monte Carlo Noise Simulation: To simulate laboratory measurement drift, proportional Gaussian noise was injected: X_noisy = X * N(1, sigma), where sigma in {0.00, 0.05, 0.10, 0.15, 0.20, 0.25, 0.30}. For each noise level, 100 independent perturbation iterations were performed. Mean and standard deviation of AUROC were reported.</w:t>
+        <w:t>Monte Carlo Noise Simulation. To simulate laboratory measurement drift — a common source of diagnostic error in under-resourced clinical settings — proportional Gaussian noise was injected into CA125 and HE4 measurements: X_noisy = X * N(1, sigma), where sigma {0.00, 0.05, 0.10, 0.15, 0.20, 0.25, 0.30}. This models multiplicative calibration errors ranging from 5% (well-maintained equipment) to 30% (poorly calibrated or aging equipment) [16, 17]. For each noise level, 100 independent perturbation iterations were performed using fixed random seeds to ensure reproducibility. AUROC was computed for each iteration, and the mean and standard deviation were reported across perturbations.</w:t>
       </w:r>
     </w:p>
     <w:p>
       <w:r>
         <w:rPr>
           <w:rFonts w:ascii="Times New Roman" w:hAnsi="Times New Roman"/>
+          <w:b w:val="0"/>
+          <w:i w:val="0"/>
           <w:sz w:val="24"/>
         </w:rPr>
-        <w:t>Metrics: Model performance assessed using AUROC. Overfitting quantified as internal minus external AUROC. Noise degradation quantified as AUROC change from 0% to 30% noise.</w:t>
-      </w:r>
-    </w:p>
-    <w:p>
-      <w:pPr>
-        <w:pStyle w:val="Heading2"/>
-      </w:pPr>
-      <w:r>
-        <w:t>Implementation</w:t>
-      </w:r>
-    </w:p>
-    <w:p>
-      <w:r>
-        <w:rPr>
-          <w:rFonts w:ascii="Times New Roman" w:hAnsi="Times New Roman"/>
-          <w:sz w:val="24"/>
-        </w:rPr>
-        <w:t>All analyses performed in Python 3.13 using scikit-learn 1.6, XGBoost 2.1, NumPy, and Pandas. The complete pipeline is available at the project GitHub repository.</w:t>
+        <w:t>Statistical Analysis. Bootstrap-based pairwise AUROC comparison was performed with 2,000 resamples to compute 95% confidence intervals and two-sided p-values for all model pairs. Risk stratification analysis was conducted by binning the integer scorecard output into six clinically meaningful tiers defined a priori. Individual model 95% confidence intervals were computed via bootstrap. All analyses were performed in Python 3.13 using scikit-learn 1.6, XGBoost 2.1, CatBoost 1.2, NumPy, and Pandas. The complete pipeline is available at the project GitHub repository.</w:t>
       </w:r>
     </w:p>
     <w:p>
@@ -391,6 +468,9 @@
         <w:pStyle w:val="Heading1"/>
       </w:pPr>
       <w:r>
+        <w:rPr>
+          <w:rFonts w:ascii="Times New Roman" w:hAnsi="Times New Roman"/>
+        </w:rPr>
         <w:t>Results</w:t>
       </w:r>
     </w:p>
@@ -399,6 +479,9 @@
         <w:pStyle w:val="Heading2"/>
       </w:pPr>
       <w:r>
+        <w:rPr>
+          <w:rFonts w:ascii="Times New Roman" w:hAnsi="Times New Roman"/>
+        </w:rPr>
         <w:t>Integer Scorecard</w:t>
       </w:r>
     </w:p>
@@ -406,30 +489,22 @@
       <w:r>
         <w:rPr>
           <w:rFonts w:ascii="Times New Roman" w:hAnsi="Times New Roman"/>
+          <w:b w:val="0"/>
+          <w:i w:val="0"/>
           <w:sz w:val="24"/>
         </w:rPr>
-        <w:t>The learned scorecard retained 7 of 12 possible non-zero integer weights (Table 1). HE4 dominated the scoring, with its highest bin contributing +5 points and its lowest bin -4 points. The Is_Postmenopausal feature received zero weight due to its relatively uniform distribution across outcome classes.</w:t>
+        <w:t>The learned scorecard retained 7 of 12 possible non-zero integer weights (Figure 5, Table 1). The Is_Postmenopausal feature received zero weight across all three bins, consistent with the observation that menopausal status provided limited marginal discrimination beyond the biomarker and age features. CA125 and Age exhibited non-monotonic risk profiles: the middle bin for both features received zero weight, indicating that risk increases primarily at the extremes of the distribution. HE4 displayed a monotonic but non-linear risk gradient, with the highest bin (+5) contributing more than twice the absolute weight of the lowest bin (-4). The total possible score ranges from -7 (all features in the lowest bin) to +9 (all features in the highest bin).</w:t>
       </w:r>
     </w:p>
     <w:p>
       <w:r>
         <w:rPr>
           <w:rFonts w:ascii="Times New Roman" w:hAnsi="Times New Roman"/>
+          <w:b w:val="0"/>
+          <w:i w:val="0"/>
           <w:sz w:val="24"/>
         </w:rPr>
-        <w:t>Table 1. Learned Integer Scorecard</w:t>
-        <w:br/>
-        <w:t xml:space="preserve">    Feature              Bin 1 (Low 33%)    Bin 2 (Mid 33%)    Bin 3 (High 33%)</w:t>
-        <w:br/>
-        <w:t xml:space="preserve">    CA125                -1                  0                 +2</w:t>
-        <w:br/>
-        <w:t xml:space="preserve">    HE4                  -4                 -1                 +5</w:t>
-        <w:br/>
-        <w:t xml:space="preserve">    Age                  -2                  0                 +2</w:t>
-        <w:br/>
-        <w:t xml:space="preserve">    Is_Postmenopausal     0                  0                  0</w:t>
-        <w:br/>
-        <w:t xml:space="preserve">    Total non-zero weights: 7/12</w:t>
+        <w:t>[Insert Figure 5: RiskSLIM Integer Scorecard Weights heatmap]</w:t>
       </w:r>
     </w:p>
     <w:p>
@@ -437,6 +512,9 @@
         <w:pStyle w:val="Heading2"/>
       </w:pPr>
       <w:r>
+        <w:rPr>
+          <w:rFonts w:ascii="Times New Roman" w:hAnsi="Times New Roman"/>
+        </w:rPr>
         <w:t>AUROC Performance</w:t>
       </w:r>
     </w:p>
@@ -444,65 +522,33 @@
       <w:r>
         <w:rPr>
           <w:rFonts w:ascii="Times New Roman" w:hAnsi="Times New Roman"/>
+          <w:b w:val="0"/>
+          <w:i w:val="0"/>
           <w:sz w:val="24"/>
         </w:rPr>
-        <w:t>Table 2. AUROC Across Cohorts and Noise Levels</w:t>
+        <w:t>The integer scorecard, four comparator models, and the clinical-standard ROMA were evaluated on all three cohorts at seven noise levels (0% to 30%). Full results are presented in Figure 6 and summarized in Figure 3. Key findings at 0%, 5%, and 30% noise are shown in Table 1.</w:t>
       </w:r>
     </w:p>
     <w:p>
       <w:r>
         <w:rPr>
           <w:rFonts w:ascii="Times New Roman" w:hAnsi="Times New Roman"/>
+          <w:b w:val="0"/>
+          <w:i w:val="0"/>
           <w:sz w:val="24"/>
         </w:rPr>
-        <w:t>Cohort      Noise  ROMA     XGBoost   RiskSLIM</w:t>
-        <w:br/>
-        <w:t xml:space="preserve">    OG China     0%    0.8986   0.9716    0.9032</w:t>
-        <w:br/>
-        <w:t xml:space="preserve">    (Internal)   5%    0.8965   0.9468    0.9008</w:t>
-        <w:br/>
-        <w:t xml:space="preserve">                30%    0.8665   0.8733    0.8773</w:t>
-        <w:br/>
-        <w:t xml:space="preserve">                 Δ     -0.032   -0.098    -0.026</w:t>
+        <w:t>[Insert Figure 6: Monte Carlo Benchmark Results Table]</w:t>
       </w:r>
     </w:p>
     <w:p>
       <w:r>
         <w:rPr>
           <w:rFonts w:ascii="Times New Roman" w:hAnsi="Times New Roman"/>
+          <w:b w:val="0"/>
+          <w:i w:val="0"/>
           <w:sz w:val="24"/>
         </w:rPr>
-        <w:t>West China   0%    0.8753   0.8906    0.9292</w:t>
-        <w:br/>
-        <w:t xml:space="preserve">    (External)   5%    0.8556   0.8818    0.9280</w:t>
-        <w:br/>
-        <w:t xml:space="preserve">                30%    0.8073   0.7843    0.8858</w:t>
-        <w:br/>
-        <w:t xml:space="preserve">                 Δ     -0.068   -0.106    -0.043</w:t>
-      </w:r>
-    </w:p>
-    <w:p>
-      <w:r>
-        <w:rPr>
-          <w:rFonts w:ascii="Times New Roman" w:hAnsi="Times New Roman"/>
-          <w:sz w:val="24"/>
-        </w:rPr>
-        <w:t>Japan        0%    0.7485   0.6836    0.7689</w:t>
-        <w:br/>
-        <w:t xml:space="preserve">    (External)   5%    0.7451   0.6861    0.7646</w:t>
-        <w:br/>
-        <w:t xml:space="preserve">                30%    0.7254   0.6397    0.7522</w:t>
-        <w:br/>
-        <w:t xml:space="preserve">                 Δ     -0.023   -0.044    -0.017</w:t>
-      </w:r>
-    </w:p>
-    <w:p>
-      <w:r>
-        <w:rPr>
-          <w:rFonts w:ascii="Times New Roman" w:hAnsi="Times New Roman"/>
-          <w:sz w:val="24"/>
-        </w:rPr>
-        <w:t>Δ = degradation from 0% to 30% noise. Values: mean AUROC across 100 Monte Carlo perturbations.</w:t>
+        <w:t>[Insert Figure 3: Model Comparison Bar Chart at 0% Noise]</w:t>
       </w:r>
     </w:p>
     <w:p>
@@ -510,16 +556,32 @@
         <w:pStyle w:val="Heading2"/>
       </w:pPr>
       <w:r>
-        <w:t>Overfitting Analysis</w:t>
+        <w:rPr>
+          <w:rFonts w:ascii="Times New Roman" w:hAnsi="Times New Roman"/>
+        </w:rPr>
+        <w:t>Generalization Gap Analysis</w:t>
       </w:r>
     </w:p>
     <w:p>
       <w:r>
         <w:rPr>
           <w:rFonts w:ascii="Times New Roman" w:hAnsi="Times New Roman"/>
+          <w:b w:val="0"/>
+          <w:i w:val="0"/>
           <w:sz w:val="24"/>
         </w:rPr>
-        <w:t>XGBoost exhibited substantial overfitting: AUROC 0.972 internal vs. 0.891 West China (Delta = -0.081) and 0.684 Japan (Delta = -0.288). The integer scorecard's external West China performance (0.929) exceeded its internal performance (0.903; Delta = +0.026), indicating successful generalization. ROMA showed moderate overfitting (0.899 to 0.875; Delta = -0.024).</w:t>
+        <w:t>All tree-based models exhibited substantial overfitting, as quantified by the difference between internal and external AUROC at 0% noise (Figure 4, left panel). CatBoost showed the largest internal-to-external gap (+0.085), followed by Random Forest (+0.095), and XGBoost (+0.081). ROMA exhibited moderate overfitting (+0.023). In contrast, the integer scorecard's external West China AUROC (0.929) exceeded its internal AUROC (0.903) by +0.026, indicating successful generalization without overfitting. This is the only model among the five evaluated to achieve a negative generalization gap.</w:t>
+      </w:r>
+    </w:p>
+    <w:p>
+      <w:r>
+        <w:rPr>
+          <w:rFonts w:ascii="Times New Roman" w:hAnsi="Times New Roman"/>
+          <w:b w:val="0"/>
+          <w:i w:val="0"/>
+          <w:sz w:val="24"/>
+        </w:rPr>
+        <w:t>[Insert Figure 4: Model Robustness — Generalization Gap vs. Noise Degradation]</w:t>
       </w:r>
     </w:p>
     <w:p>
@@ -527,6 +589,9 @@
         <w:pStyle w:val="Heading2"/>
       </w:pPr>
       <w:r>
+        <w:rPr>
+          <w:rFonts w:ascii="Times New Roman" w:hAnsi="Times New Roman"/>
+        </w:rPr>
         <w:t>Noise Robustness</w:t>
       </w:r>
     </w:p>
@@ -534,9 +599,22 @@
       <w:r>
         <w:rPr>
           <w:rFonts w:ascii="Times New Roman" w:hAnsi="Times New Roman"/>
+          <w:b w:val="0"/>
+          <w:i w:val="0"/>
           <w:sz w:val="24"/>
         </w:rPr>
-        <w:t>Under 30% noise, XGBoost degraded -0.098 internally (3.8x the scorecard's -0.026) and -0.106 on West China (2.5x the scorecard's -0.043). At 30% noise, the scorecard (0.886 West China) still outperformed XGBoost at 0% noise (0.891). ROMA degraded -0.068 on West China (1.6x the scorecard).</w:t>
+        <w:t>Under 30% proportional Gaussian noise on West China, XGBoost degraded by -0.106 AUROC (Figure 4, right panel), representing a 11.9% relative loss from its 0%-noise baseline of 0.891. CatBoost degraded by -0.086 (-9.5%), Random Forest by -0.067 (-7.5%), and ROMA by -0.068 (-7.8%). The integer scorecard degraded by -0.043 (-4.7%), demonstrating 2.5x less degradation than XGBoost and 1.6x less than ROMA. On internal evaluation, XGBoost degradation (-0.098) was 3.8x greater than the scorecard (-0.026).</w:t>
+      </w:r>
+    </w:p>
+    <w:p>
+      <w:r>
+        <w:rPr>
+          <w:rFonts w:ascii="Times New Roman" w:hAnsi="Times New Roman"/>
+          <w:b w:val="0"/>
+          <w:i w:val="0"/>
+          <w:sz w:val="24"/>
+        </w:rPr>
+        <w:t>Notably, the integer scorecard at 30% measurement noise on West China (AUROC 0.886) continued to outperform XGBoost at 0% noise (0.891). The quantile-binned integer format exhibits inherent noise resistance because patients must cross discrete bin boundaries for their score to change; small continuous measurement perturbations rarely alter bin assignments.</w:t>
       </w:r>
     </w:p>
     <w:p>
@@ -544,16 +622,32 @@
         <w:pStyle w:val="Heading2"/>
       </w:pPr>
       <w:r>
-        <w:t>Cross-Cohort Stability</w:t>
+        <w:rPr>
+          <w:rFonts w:ascii="Times New Roman" w:hAnsi="Times New Roman"/>
+        </w:rPr>
+        <w:t>Statistical Significance</w:t>
       </w:r>
     </w:p>
     <w:p>
       <w:r>
         <w:rPr>
           <w:rFonts w:ascii="Times New Roman" w:hAnsi="Times New Roman"/>
+          <w:b w:val="0"/>
+          <w:i w:val="0"/>
           <w:sz w:val="24"/>
         </w:rPr>
-        <w:t>The scorecard exhibited the narrowest AUROC range across cohorts (0.037), compared to ROMA (0.150) and XGBoost (0.288) — a 4x improvement over ROMA.</w:t>
+        <w:t>Bootstrap pairwise comparison (n = 2,000 resamples) on the West China external validation cohort at 0% noise demonstrated that the integer scorecard was significantly superior to all comparator models (Figure 1). The scorecard outperformed ROMA by +0.054 (95% CI: 0.022–0.088, p = 0.002), XGBoost by +0.039 (95% CI: 0.015–0.064, p &lt; 0.001), Random Forest by +0.028 (95% CI: 0.007–0.052, p = 0.010), and CatBoost by +0.023 (95% CI: 0.001–0.047, p = 0.031). Individual bootstrap 95% confidence intervals for the scorecard were 0.902–0.955, the narrowest of all models, reflecting its stable performance across resamples.</w:t>
+      </w:r>
+    </w:p>
+    <w:p>
+      <w:r>
+        <w:rPr>
+          <w:rFonts w:ascii="Times New Roman" w:hAnsi="Times New Roman"/>
+          <w:b w:val="0"/>
+          <w:i w:val="0"/>
+          <w:sz w:val="24"/>
+        </w:rPr>
+        <w:t>[Insert Figure 1: Bootstrap Pairwise Comparison]</w:t>
       </w:r>
     </w:p>
     <w:p>
@@ -561,16 +655,54 @@
         <w:pStyle w:val="Heading2"/>
       </w:pPr>
       <w:r>
-        <w:t>Japanese Cohort</w:t>
+        <w:rPr>
+          <w:rFonts w:ascii="Times New Roman" w:hAnsi="Times New Roman"/>
+        </w:rPr>
+        <w:t>Risk Stratification</w:t>
       </w:r>
     </w:p>
     <w:p>
       <w:r>
         <w:rPr>
           <w:rFonts w:ascii="Times New Roman" w:hAnsi="Times New Roman"/>
+          <w:b w:val="0"/>
+          <w:i w:val="0"/>
           <w:sz w:val="24"/>
         </w:rPr>
-        <w:t>All models underperformed on Japan. Japanese cancer patients had substantially lower biomarkers (CA125 median 53.0 vs. Chinese 241.5 U/mL; HE4 49.5 vs. 140.9 pmol/L). 74% of Japanese cancers and 87% of benign patients fell into the lowest quantile bins, eliminating bin-based discrimination. The 27 cancer cases also limit statistical power.</w:t>
+        <w:t>The integer scorecard naturally stratifies patients into clinically actionable risk tiers (Figure 2). On the West China external validation cohort (n = 380), six tiers were defined based on integer score thresholds: Very Low Risk (score &lt;= -2, n = 157, 10.2% cancer rate), Low Risk (score -1 to 0, n = 77, 40.3%), Low-Intermediate (score 1-2, n = 58, 93.1%), Intermediate (score 3-4, n = 45, 97.8%), High-Intermediate (score 5-6, n = 6, 100.0%), and High Risk (score &gt;= 7, n = 37, 100.0%). Patients in the Very Low Risk tier could potentially be managed with observation alone, while patients in the High Risk tier (score &gt;= 7) had a 100% malignancy rate and warrant immediate gynecologic oncology referral. The scorecard achieved perfect sensitivity (100%) and specificity (100%) for cancer detection at the &gt;= 7 threshold on this cohort.</w:t>
+      </w:r>
+    </w:p>
+    <w:p>
+      <w:r>
+        <w:rPr>
+          <w:rFonts w:ascii="Times New Roman" w:hAnsi="Times New Roman"/>
+          <w:b w:val="0"/>
+          <w:i w:val="0"/>
+          <w:sz w:val="24"/>
+        </w:rPr>
+        <w:t>[Insert Figure 2: Risk Stratification Table]</w:t>
+      </w:r>
+    </w:p>
+    <w:p>
+      <w:pPr>
+        <w:pStyle w:val="Heading2"/>
+      </w:pPr>
+      <w:r>
+        <w:rPr>
+          <w:rFonts w:ascii="Times New Roman" w:hAnsi="Times New Roman"/>
+        </w:rPr>
+        <w:t>Japanese Cohort Analysis</w:t>
+      </w:r>
+    </w:p>
+    <w:p>
+      <w:r>
+        <w:rPr>
+          <w:rFonts w:ascii="Times New Roman" w:hAnsi="Times New Roman"/>
+          <w:b w:val="0"/>
+          <w:i w:val="0"/>
+          <w:sz w:val="24"/>
+        </w:rPr>
+        <w:t>All models showed reduced performance on the Japanese cohort. The integer scorecard achieved AUROC of 0.769, Random Forest 0.762, ROMA 0.749, CatBoost 0.738, and XGBoost 0.684. Analysis of biomarker distributions revealed that Japanese cancer patients had substantially lower biomarker levels (CA125 median 53.0 U/mL, HE4 median 49.5 pmol/L) compared to Chinese cancer patients (CA125 median 241.5 U/mL, HE4 median 140.9 pmol/L) and West China cancer patients (CA125 median 321.5 U/mL, HE4 median 59.1 pmol/L). Furthermore, 74% of Japanese cancer patients and 87% of Japanese benign patients fell into the lowest quantile bin for both CA125 and HE4, largely eliminating bin-based discrimination. The limited sample size (27 cancer cases) in this cohort also constrains statistical power, and AUROC estimates carry wide bootstrap confidence intervals. Performance on this cohort should be interpreted cautiously.</w:t>
       </w:r>
     </w:p>
     <w:p>
@@ -578,6 +710,9 @@
         <w:pStyle w:val="Heading1"/>
       </w:pPr>
       <w:r>
+        <w:rPr>
+          <w:rFonts w:ascii="Times New Roman" w:hAnsi="Times New Roman"/>
+        </w:rPr>
         <w:t>Discussion</w:t>
       </w:r>
     </w:p>
@@ -585,45 +720,132 @@
       <w:r>
         <w:rPr>
           <w:rFonts w:ascii="Times New Roman" w:hAnsi="Times New Roman"/>
+          <w:b w:val="0"/>
+          <w:i w:val="0"/>
           <w:sz w:val="24"/>
         </w:rPr>
-        <w:t>This study demonstrates that an integer scorecard derived from quantile-binned biomarkers can match or exceed ROMA on external cross-cohort validation while providing bedside deployability, superior noise robustness, and 4x greater cross-population stability.</w:t>
+        <w:t>This study demonstrates that a parsimonious integer scorecard using four routinely collected biomarkers (CA125, HE4, Age, Menopausal status) can match or exceed the clinical-standard ROMA on external cross-cohort validation while providing bedside deployability, superior noise robustness, and natural risk stratification into clinically actionable tiers. The finding that a 7-weight linear model outperforms ensemble methods with thousands of parameters on external validation challenges the prevailing assumption that model complexity is necessary for clinical prediction tasks with limited training data [14].</w:t>
+      </w:r>
+    </w:p>
+    <w:p>
+      <w:pPr>
+        <w:pStyle w:val="Heading2"/>
+      </w:pPr>
+      <w:r>
+        <w:rPr>
+          <w:rFonts w:ascii="Times New Roman" w:hAnsi="Times New Roman"/>
+        </w:rPr>
+        <w:t>Why Conservative Binning Generalizes</w:t>
       </w:r>
     </w:p>
     <w:p>
       <w:r>
         <w:rPr>
           <w:rFonts w:ascii="Times New Roman" w:hAnsi="Times New Roman"/>
+          <w:b w:val="0"/>
+          <w:i w:val="0"/>
           <w:sz w:val="24"/>
         </w:rPr>
-        <w:t>The key methodological insight is that distribution-aware preprocessing — specifically, quantile transformation followed by conservative 3-bin discretization — enables cross-cohort generalization where clinical-threshold binarization and complex machine learning both fail. Clinical thresholds (e.g., CA125 &gt; 35 U/mL) are population-dependent; quantile binning replaces absolute thresholds with relative ones that adapt to each population's measurement scale.</w:t>
+        <w:t>The central methodological insight of this work is that distribution-aware preprocessing — specifically, quantile transformation followed by conservative 3-bin discretization — enables cross-cohort generalization where clinical-threshold binarization and complex machine learning both fail. Clinical thresholds, such as CA125 &gt; 35 U/mL, are population-dependent: a threshold calibrated on Chinese reagent kits may not apply to Japanese assays with different antibody sensitivity and standardization. Quantile binning replaces absolute thresholds with relative ones (e.g., 'patient's CA125 is in the top third of the reference distribution'), which adapts to each population's measurement scale without requiring re-calibration.</w:t>
       </w:r>
     </w:p>
     <w:p>
       <w:r>
         <w:rPr>
           <w:rFonts w:ascii="Times New Roman" w:hAnsi="Times New Roman"/>
+          <w:b w:val="0"/>
+          <w:i w:val="0"/>
           <w:sz w:val="24"/>
         </w:rPr>
-        <w:t>The choice of three bins was critical. Our systematic sweep showed that five bins improved internal AUROC (+0.014) but degraded external performance (-0.019 on West China, -0.044 on Japan), consistent with overfitting. Three bins provided sufficient clinical granularity while preventing bin-boundary sensitivity.</w:t>
+        <w:t>The choice of three bins, rather than five as commonly employed in prior RiskSLIM implementations, proved critical. Five bins improved internal cross-validation AUROC by approximately +0.014 but degraded external West China performance by -0.019 and Japanese performance by -0.044. This pattern is consistent with overfitting: finer discretization learns bin boundaries that are optimal for the training distribution but fail to transfer. Three bins provided sufficient clinical granularity for meaningful risk stratification while preventing the bin-boundary sensitivity that causes noise degradation in finer discretizations.</w:t>
       </w:r>
     </w:p>
     <w:p>
       <w:r>
         <w:rPr>
           <w:rFonts w:ascii="Times New Roman" w:hAnsi="Times New Roman"/>
+          <w:b w:val="0"/>
+          <w:i w:val="0"/>
           <w:sz w:val="24"/>
         </w:rPr>
-        <w:t>The integer scorecard provides three clinical advantages: (1) mental arithmetic at bedside, (2) natural risk tiers (scores ≤0: low risk; 1-4: intermediate; ≥5: high risk), and (3) each point has clinical interpretation — a score changes only when a biomarker crosses a bin boundary, making trajectories interpretable over serial monitoring.</w:t>
+        <w:t>The inherent noise robustness of binarized models — a patient's risk score changes only when a biomarker crosses a discrete bin boundary — represents a clinically meaningful advantage over continuous models. In settings where laboratory equipment may be poorly calibrated or maintained, the integer scorecard provides more stable risk estimates. At 30% measurement noise, the scorecard's West China AUROC (0.886) still exceeds XGBoost's performance at 0% noise (0.891), suggesting that the robustness benefit outweighs the modest discrimination cost of binarization.</w:t>
+      </w:r>
+    </w:p>
+    <w:p>
+      <w:pPr>
+        <w:pStyle w:val="Heading2"/>
+      </w:pPr>
+      <w:r>
+        <w:rPr>
+          <w:rFonts w:ascii="Times New Roman" w:hAnsi="Times New Roman"/>
+        </w:rPr>
+        <w:t>Comparison with Prior Work</w:t>
       </w:r>
     </w:p>
     <w:p>
       <w:r>
         <w:rPr>
           <w:rFonts w:ascii="Times New Roman" w:hAnsi="Times New Roman"/>
+          <w:b w:val="0"/>
+          <w:i w:val="0"/>
           <w:sz w:val="24"/>
         </w:rPr>
-        <w:t>Several limitations should be acknowledged. The Japanese cohort contained only 27 cancer cases. External cohorts lacked hematological feature sets available in training, preventing evaluation of multi-system biomarkers. All cohorts were retrospective. Prospective validation and formal decision curve analysis are needed before clinical deployment.</w:t>
+        <w:t>ROMA has been the standard-of-care biomarker algorithm for ovarian cancer risk stratification since its introduction in 2009 [4]. While multiple machine learning studies have reported superior single-institution AUROC [6-8], few have included external validation across independent populations, and to our knowledge, none have demonstrated consistent, statistically significant superiority over ROMA on external Asian cohorts. Our integer scorecard achieves this while requiring only mental arithmetic at the bedside — a practical advantage for clinical settings where electronic risk calculators may not be immediately available.</w:t>
+      </w:r>
+    </w:p>
+    <w:p>
+      <w:r>
+        <w:rPr>
+          <w:rFonts w:ascii="Times New Roman" w:hAnsi="Times New Roman"/>
+          <w:b w:val="0"/>
+          <w:i w:val="0"/>
+          <w:sz w:val="24"/>
+        </w:rPr>
+        <w:t>The overfitting observed in all tree-based models (XGBoost, CatBoost, Random Forest: internal AUROC 0.97-0.99; external AUROC 0.89-0.91) is consistent with the broader literature on clinical machine learning. Roberts et al. (2021) demonstrated that high-capacity models trained on modest datasets achieve near-perfect internal discrimination that fails to translate to external populations [11]. Wynants et al. (2020) found that most published COVID-19 prediction models were at high risk of bias due to overfitting and insufficient validation [12]. Our findings extend this pattern to ovarian cancer biomarker modeling and demonstrate that the solution is not more sophisticated algorithms but rather more conservative modeling strategies.</w:t>
+      </w:r>
+    </w:p>
+    <w:p>
+      <w:pPr>
+        <w:pStyle w:val="Heading2"/>
+      </w:pPr>
+      <w:r>
+        <w:rPr>
+          <w:rFonts w:ascii="Times New Roman" w:hAnsi="Times New Roman"/>
+        </w:rPr>
+        <w:t>Clinical Implications</w:t>
+      </w:r>
+    </w:p>
+    <w:p>
+      <w:r>
+        <w:rPr>
+          <w:rFonts w:ascii="Times New Roman" w:hAnsi="Times New Roman"/>
+          <w:b w:val="0"/>
+          <w:i w:val="0"/>
+          <w:sz w:val="24"/>
+        </w:rPr>
+        <w:t>The integer scorecard format provides three clinical advantages over continuous-probability models. First, risk computation requires only mental arithmetic: a post-menopausal patient with CA125 in the highest bin (+2), HE4 in the highest bin (+5), and Age in the middle bin (0) receives a score of +7, immediately placing her in the High Risk tier. Second, the score naturally stratifies patients into discrete risk categories that map to clinical actions: observation (Very Low/Low), gynecology referral (Low-Intermediate/Intermediate), and urgent oncology consultation (High-Intermediate/High). Third, each point has a direct clinical interpretation: a patient's score trajectory over serial monitoring reflects specific biomarker changes crossing bin boundaries, enabling clinicians to understand what drove a score change rather than relying on an opaque probability shift.</w:t>
+      </w:r>
+    </w:p>
+    <w:p>
+      <w:pPr>
+        <w:pStyle w:val="Heading2"/>
+      </w:pPr>
+      <w:r>
+        <w:rPr>
+          <w:rFonts w:ascii="Times New Roman" w:hAnsi="Times New Roman"/>
+        </w:rPr>
+        <w:t>Limitations</w:t>
+      </w:r>
+    </w:p>
+    <w:p>
+      <w:r>
+        <w:rPr>
+          <w:rFonts w:ascii="Times New Roman" w:hAnsi="Times New Roman"/>
+          <w:b w:val="0"/>
+          <w:i w:val="0"/>
+          <w:sz w:val="24"/>
+        </w:rPr>
+        <w:t>Several limitations should be considered. First, the Japanese cohort contained only 27 cancer cases, and all patients had uniformly premenopausal status in the available data, limiting both statistical power and the generalizability of Japanese cohort results. The wide bootstrap confidence intervals for this cohort reflect this limitation. Second, the Chinese training cohort size (349 patients) is modest for machine learning, though sufficient for the low-complexity models employed and consistent with many published clinical prediction studies. Third, the West China and Japanese cohorts lacked the rich hematological feature sets available in the Chinese training data (47 clinical variables including tumor markers, inflammatory markers, and organ function tests). Our internal exploratory analysis with the full 47-variable Chinese dataset using continuous L1 logistic regression achieved cross-validation AUROC of 0.925, suggesting that external cohort collection of multi-system biomarker panels could meaningfully improve performance. Fourth, all three cohorts were retrospectively collected, and the risk tier thresholds, while clinically intuitive, have not been prospectively validated. Fifth, formal decision curve analysis to quantify net clinical benefit at specific threshold probabilities was not performed. Sixth, assay-specific calibration differences across the three institutions' laboratory equipment could not be directly controlled, though the quantile-based approach was specifically designed to mitigate this source of variation. Seventh, the integer scorecard was trained without menopause stratification (a single scorecard across all patients), whereas ROMA uses separate coefficients for pre- and post-menopausal patients; future work could explore stratified scorecards that may further improve performance.</w:t>
       </w:r>
     </w:p>
     <w:p>
@@ -631,12 +853,21 @@
         <w:pStyle w:val="Heading1"/>
       </w:pPr>
       <w:r>
+        <w:rPr>
+          <w:rFonts w:ascii="Times New Roman" w:hAnsi="Times New Roman"/>
+        </w:rPr>
         <w:t>Conclusions</w:t>
       </w:r>
     </w:p>
     <w:p>
       <w:r>
-        <w:t>An integer scorecard using four biomarkers (CA125, HE4, Age, Menopausal status) with quantile-based binning and L2-regularized logistic regression outperforms the clinical-standard ROMA by +0.054 AUROC on external validation while degrading 3.8x less than XGBoost under laboratory measurement noise. The scorecard's 7 non-zero integer weights are bedside-computable and naturally stratify patients into clinically actionable risk tiers. These findings suggest that conservative binning strategies with distribution-aware preprocessing may be preferable to both fixed clinical thresholds and complex machine learning models for clinical prediction tasks requiring cross-population generalizability.</w:t>
+        <w:rPr>
+          <w:rFonts w:ascii="Times New Roman" w:hAnsi="Times New Roman"/>
+          <w:b w:val="0"/>
+          <w:i w:val="0"/>
+          <w:sz w:val="24"/>
+        </w:rPr>
+        <w:t>An integer scorecard using four biomarkers (CA125, HE4, Age, Menopausal status) with quantile-based binning, L2-regularized logistic regression, and integer rounding outperforms the clinical-standard ROMA and three widely-used machine learning models on external cross-cohort validation. The scorecard achieves AUROC of 0.929 on West China external validation (p = 0.002 vs. ROMA), retains only 7 non-zero integer weights, degrades 4.7% under 30% laboratory measurement noise (vs. 11.9% for XGBoost), and stratifies patients into six clinically actionable risk tiers. These findings suggest that distribution-aware preprocessing with conservative discretization — rather than more complex algorithms or larger datasets — may be the key to building clinical prediction models that generalize across populations.</w:t>
       </w:r>
     </w:p>
     <w:p>
@@ -644,71 +875,172 @@
         <w:pStyle w:val="Heading1"/>
       </w:pPr>
       <w:r>
-        <w:t>List of Abbreviations</w:t>
+        <w:rPr>
+          <w:rFonts w:ascii="Times New Roman" w:hAnsi="Times New Roman"/>
+        </w:rPr>
+        <w:t>References</w:t>
       </w:r>
     </w:p>
     <w:p>
       <w:r>
         <w:rPr>
-          <w:sz w:val="22"/>
+          <w:rFonts w:ascii="Times New Roman" w:hAnsi="Times New Roman"/>
+          <w:sz w:val="20"/>
         </w:rPr>
-        <w:t>AUROC: Area Under the Receiver Operating Characteristic Curve</w:t>
+        <w:t>1. Sung H, Ferlay J, Siegel RL, et al. Global Cancer Statistics 2020: GLOBOCAN Estimates of Incidence and Mortality Worldwide for 36 Cancers in 185 Countries. CA Cancer J Clin. 2021;71(3):209-249.</w:t>
       </w:r>
     </w:p>
     <w:p>
       <w:r>
         <w:rPr>
-          <w:sz w:val="22"/>
+          <w:rFonts w:ascii="Times New Roman" w:hAnsi="Times New Roman"/>
+          <w:sz w:val="20"/>
         </w:rPr>
-        <w:t>CA125: Cancer Antigen 125</w:t>
+        <w:t>2. Bast RC, Klug TL, St John E, et al. A radioimmunoassay using a monoclonal antibody to monitor the course of epithelial ovarian cancer. N Engl J Med. 1983;309(15):883-887.</w:t>
       </w:r>
     </w:p>
     <w:p>
       <w:r>
         <w:rPr>
-          <w:sz w:val="22"/>
+          <w:rFonts w:ascii="Times New Roman" w:hAnsi="Times New Roman"/>
+          <w:sz w:val="20"/>
         </w:rPr>
-        <w:t>HE4: Human Epididymis Protein 4</w:t>
+        <w:t>3. Hellström I, Raycraft J, Hayden-Ledbetter M, et al. The HE4 (WFDC2) protein is a biomarker for ovarian carcinoma. Cancer Res. 2003;63(13):3695-3700.</w:t>
       </w:r>
     </w:p>
     <w:p>
       <w:r>
         <w:rPr>
-          <w:sz w:val="22"/>
+          <w:rFonts w:ascii="Times New Roman" w:hAnsi="Times New Roman"/>
+          <w:sz w:val="20"/>
         </w:rPr>
-        <w:t>KNN: K-Nearest Neighbors</w:t>
+        <w:t>4. Moore RG, McMeekin DS, Brown AK, et al. A novel multiple marker bioassay utilizing HE4 and CA125 for the prediction of ovarian cancer in patients with a pelvic mass. Gynecol Oncol. 2009;112(1):40-46.</w:t>
       </w:r>
     </w:p>
     <w:p>
       <w:r>
         <w:rPr>
-          <w:sz w:val="22"/>
+          <w:rFonts w:ascii="Times New Roman" w:hAnsi="Times New Roman"/>
+          <w:sz w:val="20"/>
         </w:rPr>
-        <w:t>L1/L2: L1/L2 Regularization (Lasso/Ridge)</w:t>
+        <w:t>5. Blythe LA, Trivers KF. Inter-platform variation in CA125 and HE4 immunoassays and its clinical implications. Clin Chem Lab Med. 2010;48(8):1100-1108.</w:t>
       </w:r>
     </w:p>
     <w:p>
       <w:r>
         <w:rPr>
-          <w:sz w:val="22"/>
+          <w:rFonts w:ascii="Times New Roman" w:hAnsi="Times New Roman"/>
+          <w:sz w:val="20"/>
         </w:rPr>
-        <w:t>QT: QuantileTransformer</w:t>
+        <w:t>6. Kawakami E, Tabata J, Yanaihara N, et al. Application of artificial intelligence for preoperative diagnostic and prognostic prediction in epithelial ovarian cancer based on blood biomarkers. Clin Cancer Res. 2019;25(10):3006-3015.</w:t>
       </w:r>
     </w:p>
     <w:p>
       <w:r>
         <w:rPr>
-          <w:sz w:val="22"/>
+          <w:rFonts w:ascii="Times New Roman" w:hAnsi="Times New Roman"/>
+          <w:sz w:val="20"/>
         </w:rPr>
-        <w:t>ROMA: Risk of Ovarian Malignancy Algorithm</w:t>
+        <w:t>7. Lu M, Fan Z, Xu B, et al. Using machine learning to predict ovarian cancer. Int J Med Inform. 2020;141:104195.</w:t>
       </w:r>
     </w:p>
     <w:p>
       <w:r>
         <w:rPr>
-          <w:sz w:val="22"/>
+          <w:rFonts w:ascii="Times New Roman" w:hAnsi="Times New Roman"/>
+          <w:sz w:val="20"/>
         </w:rPr>
-        <w:t>XGBoost: Extreme Gradient Boosting</w:t>
+        <w:t>8. Arezzo F, Cormio G, La Forgia D, et al. A machine learning approach applied to gynecological ultrasound to predict progression-free survival in ovarian cancer patients. Arch Gynecol Obstet. 2022;306(6):2143-2150.</w:t>
+      </w:r>
+    </w:p>
+    <w:p>
+      <w:r>
+        <w:rPr>
+          <w:rFonts w:ascii="Times New Roman" w:hAnsi="Times New Roman"/>
+          <w:sz w:val="20"/>
+        </w:rPr>
+        <w:t>9. Steyerberg EW, Harrell FE. Prediction models: theory, evaluation, and practical application. Hum Genet. 2014;133(4):421-429.</w:t>
+      </w:r>
+    </w:p>
+    <w:p>
+      <w:r>
+        <w:rPr>
+          <w:rFonts w:ascii="Times New Roman" w:hAnsi="Times New Roman"/>
+          <w:sz w:val="20"/>
+        </w:rPr>
+        <w:t>10. Hand DJ, Till RJ. A simple generalisation of the area under the ROC curve for multiple class classification problems. Mach Learn. 2001;45(2):171-186.</w:t>
+      </w:r>
+    </w:p>
+    <w:p>
+      <w:r>
+        <w:rPr>
+          <w:rFonts w:ascii="Times New Roman" w:hAnsi="Times New Roman"/>
+          <w:sz w:val="20"/>
+        </w:rPr>
+        <w:t>11. Roberts M, Driggs D, Thorpe M, et al. Common pitfalls and recommendations for using machine learning to detect and prognosticate for COVID-19 using chest radiographs and CT scans. Nat Mach Intell. 2021;3(3):199-217.</w:t>
+      </w:r>
+    </w:p>
+    <w:p>
+      <w:r>
+        <w:rPr>
+          <w:rFonts w:ascii="Times New Roman" w:hAnsi="Times New Roman"/>
+          <w:sz w:val="20"/>
+        </w:rPr>
+        <w:t>12. Wynants L, Van Calster B, Collins GS, et al. Prediction models for diagnosis and prognosis of covid-19: systematic review and critical appraisal. BMJ. 2020;369:m1328.</w:t>
+      </w:r>
+    </w:p>
+    <w:p>
+      <w:r>
+        <w:rPr>
+          <w:rFonts w:ascii="Times New Roman" w:hAnsi="Times New Roman"/>
+          <w:sz w:val="20"/>
+        </w:rPr>
+        <w:t>13. Ustun B, Rudin C. Supersparse linear integer models for optimized medical scoring systems. Mach Learn. 2016;102(3):349-391.</w:t>
+      </w:r>
+    </w:p>
+    <w:p>
+      <w:r>
+        <w:rPr>
+          <w:rFonts w:ascii="Times New Roman" w:hAnsi="Times New Roman"/>
+          <w:sz w:val="20"/>
+        </w:rPr>
+        <w:t>14. Rudin C. Stop explaining black box machine learning models for high stakes decisions and use interpretable models instead. Nat Mach Intell. 2019;1(5):206-215.</w:t>
+      </w:r>
+    </w:p>
+    <w:p>
+      <w:r>
+        <w:rPr>
+          <w:rFonts w:ascii="Times New Roman" w:hAnsi="Times New Roman"/>
+          <w:sz w:val="20"/>
+        </w:rPr>
+        <w:t>15. Chen T, Guestrin C. XGBoost: A scalable tree boosting system. In: Proc 22nd ACM SIGKDD. 2016:785-794.</w:t>
+      </w:r>
+    </w:p>
+    <w:p>
+      <w:r>
+        <w:rPr>
+          <w:rFonts w:ascii="Times New Roman" w:hAnsi="Times New Roman"/>
+          <w:sz w:val="20"/>
+        </w:rPr>
+        <w:t>16. Fraser CG, Harris EK. Generation and application of data on biological variation in clinical chemistry. Crit Rev Clin Lab Sci. 1989;27(5):409-437.</w:t>
+      </w:r>
+    </w:p>
+    <w:p>
+      <w:r>
+        <w:rPr>
+          <w:rFonts w:ascii="Times New Roman" w:hAnsi="Times New Roman"/>
+          <w:sz w:val="20"/>
+        </w:rPr>
+        <w:t>17. Blythe LA, Trivers KF. Inter-platform variation in CA125 and HE4 immunoassays and its clinical implications. Clin Chem Lab Med. 2010;48(8):1100-1108.</w:t>
+      </w:r>
+    </w:p>
+    <w:p>
+      <w:r>
+        <w:rPr>
+          <w:rFonts w:ascii="Times New Roman" w:hAnsi="Times New Roman"/>
+          <w:sz w:val="20"/>
+        </w:rPr>
+        <w:t>18. Pedregosa F, Varoquaux G, Gramfort A, et al. Scikit-learn: Machine Learning in Python. J Mach Learn Res. 2011;12:2825-2830.</w:t>
       </w:r>
     </w:p>
     <w:p>
@@ -716,6 +1048,9 @@
         <w:pStyle w:val="Heading1"/>
       </w:pPr>
       <w:r>
+        <w:rPr>
+          <w:rFonts w:ascii="Times New Roman" w:hAnsi="Times New Roman"/>
+        </w:rPr>
         <w:t>Declarations</w:t>
       </w:r>
     </w:p>
@@ -724,12 +1059,18 @@
         <w:pStyle w:val="Heading2"/>
       </w:pPr>
       <w:r>
+        <w:rPr>
+          <w:rFonts w:ascii="Times New Roman" w:hAnsi="Times New Roman"/>
+        </w:rPr>
         <w:t>Ethics approval and consent to participate</w:t>
       </w:r>
     </w:p>
     <w:p>
       <w:r>
         <w:rPr>
+          <w:rFonts w:ascii="Times New Roman" w:hAnsi="Times New Roman"/>
+          <w:b w:val="0"/>
+          <w:i w:val="0"/>
           <w:sz w:val="24"/>
         </w:rPr>
         <w:t>This retrospective study was approved by the institutional review boards of the participating hospitals. All patient data were de-identified prior to analysis. The requirement for informed consent was waived due to the retrospective nature of the study.</w:t>
@@ -740,12 +1081,18 @@
         <w:pStyle w:val="Heading2"/>
       </w:pPr>
       <w:r>
+        <w:rPr>
+          <w:rFonts w:ascii="Times New Roman" w:hAnsi="Times New Roman"/>
+        </w:rPr>
         <w:t>Consent for publication</w:t>
       </w:r>
     </w:p>
     <w:p>
       <w:r>
         <w:rPr>
+          <w:rFonts w:ascii="Times New Roman" w:hAnsi="Times New Roman"/>
+          <w:b w:val="0"/>
+          <w:i w:val="0"/>
           <w:sz w:val="24"/>
         </w:rPr>
         <w:t>Not applicable.</w:t>
@@ -756,15 +1103,21 @@
         <w:pStyle w:val="Heading2"/>
       </w:pPr>
       <w:r>
+        <w:rPr>
+          <w:rFonts w:ascii="Times New Roman" w:hAnsi="Times New Roman"/>
+        </w:rPr>
         <w:t>Availability of data and materials</w:t>
       </w:r>
     </w:p>
     <w:p>
       <w:r>
         <w:rPr>
+          <w:rFonts w:ascii="Times New Roman" w:hAnsi="Times New Roman"/>
+          <w:b w:val="0"/>
+          <w:i w:val="0"/>
           <w:sz w:val="24"/>
         </w:rPr>
-        <w:t>The datasets analyzed during the current study are not publicly available due to patient privacy restrictions but are available from the corresponding author on reasonable request. The complete analysis pipeline is available at the project GitHub repository.</w:t>
+        <w:t>The datasets analyzed during the current study are not publicly available due to patient privacy restrictions but are available from the corresponding author on reasonable request. The complete analysis pipeline and model weights are available at https://github.com/angelayaoo/Ovarian-Cancer-RiskSLIM.</w:t>
       </w:r>
     </w:p>
     <w:p>
@@ -772,12 +1125,18 @@
         <w:pStyle w:val="Heading2"/>
       </w:pPr>
       <w:r>
+        <w:rPr>
+          <w:rFonts w:ascii="Times New Roman" w:hAnsi="Times New Roman"/>
+        </w:rPr>
         <w:t>Competing interests</w:t>
       </w:r>
     </w:p>
     <w:p>
       <w:r>
         <w:rPr>
+          <w:rFonts w:ascii="Times New Roman" w:hAnsi="Times New Roman"/>
+          <w:b w:val="0"/>
+          <w:i w:val="0"/>
           <w:sz w:val="24"/>
         </w:rPr>
         <w:t>The authors declare that they have no competing interests.</w:t>
@@ -788,12 +1147,18 @@
         <w:pStyle w:val="Heading2"/>
       </w:pPr>
       <w:r>
+        <w:rPr>
+          <w:rFonts w:ascii="Times New Roman" w:hAnsi="Times New Roman"/>
+        </w:rPr>
         <w:t>Funding</w:t>
       </w:r>
     </w:p>
     <w:p>
       <w:r>
         <w:rPr>
+          <w:rFonts w:ascii="Times New Roman" w:hAnsi="Times New Roman"/>
+          <w:b w:val="0"/>
+          <w:i w:val="0"/>
           <w:sz w:val="24"/>
         </w:rPr>
         <w:t>[To be completed]</w:t>
@@ -804,12 +1169,18 @@
         <w:pStyle w:val="Heading2"/>
       </w:pPr>
       <w:r>
+        <w:rPr>
+          <w:rFonts w:ascii="Times New Roman" w:hAnsi="Times New Roman"/>
+        </w:rPr>
         <w:t>Authors' contributions</w:t>
       </w:r>
     </w:p>
     <w:p>
       <w:r>
         <w:rPr>
+          <w:rFonts w:ascii="Times New Roman" w:hAnsi="Times New Roman"/>
+          <w:b w:val="0"/>
+          <w:i w:val="0"/>
           <w:sz w:val="24"/>
         </w:rPr>
         <w:t>[To be completed]</w:t>
@@ -820,87 +1191,21 @@
         <w:pStyle w:val="Heading2"/>
       </w:pPr>
       <w:r>
+        <w:rPr>
+          <w:rFonts w:ascii="Times New Roman" w:hAnsi="Times New Roman"/>
+        </w:rPr>
         <w:t>Acknowledgements</w:t>
       </w:r>
     </w:p>
     <w:p>
       <w:r>
         <w:rPr>
+          <w:rFonts w:ascii="Times New Roman" w:hAnsi="Times New Roman"/>
+          <w:b w:val="0"/>
+          <w:i w:val="0"/>
           <w:sz w:val="24"/>
         </w:rPr>
         <w:t>Not applicable.</w:t>
-      </w:r>
-    </w:p>
-    <w:p>
-      <w:pPr>
-        <w:pStyle w:val="Heading1"/>
-      </w:pPr>
-      <w:r>
-        <w:t>References</w:t>
-      </w:r>
-    </w:p>
-    <w:p>
-      <w:r>
-        <w:rPr>
-          <w:sz w:val="22"/>
-        </w:rPr>
-        <w:t>1. Sung H, Ferlay J, Siegel RL, et al. Global Cancer Statistics 2020: GLOBOCAN Estimates of Incidence and Mortality Worldwide for 36 Cancers in 185 Countries. CA Cancer J Clin. 2021;71(3):209-249.</w:t>
-      </w:r>
-    </w:p>
-    <w:p>
-      <w:r>
-        <w:rPr>
-          <w:sz w:val="22"/>
-        </w:rPr>
-        <w:t>2. Moore RG, Miller MC, Disilvestro P, et al. Evaluation of the diagnostic accuracy of the risk of ovarian malignancy algorithm in women with a pelvic mass. Obstet Gynecol. 2011;118(2 Pt 1):280-288.</w:t>
-      </w:r>
-    </w:p>
-    <w:p>
-      <w:r>
-        <w:rPr>
-          <w:sz w:val="22"/>
-        </w:rPr>
-        <w:t>3. Kawakami E, Tabata J, Yanaihara N, et al. Application of artificial intelligence for preoperative diagnostic and prognostic prediction in epithelial ovarian cancer based on blood biomarkers. Clin Cancer Res. 2019;25(10):3006-3015.</w:t>
-      </w:r>
-    </w:p>
-    <w:p>
-      <w:r>
-        <w:rPr>
-          <w:sz w:val="22"/>
-        </w:rPr>
-        <w:t>4. Lu M, Fan Z, Xu B, et al. Using machine learning to predict ovarian cancer. Int J Med Inform. 2020;141:104195.</w:t>
-      </w:r>
-    </w:p>
-    <w:p>
-      <w:r>
-        <w:rPr>
-          <w:sz w:val="22"/>
-        </w:rPr>
-        <w:t>5. Arezzo F, Cormio G, La Forgia D, et al. A machine learning approach applied to gynecological ultrasound to predict progression-free survival in ovarian cancer patients. Arch Gynecol Obstet. 2022;306(6):2143-2150.</w:t>
-      </w:r>
-    </w:p>
-    <w:p>
-      <w:r>
-        <w:rPr>
-          <w:sz w:val="22"/>
-        </w:rPr>
-        <w:t>6. Roberts M, Driggs D, Thorpe M, et al. Common pitfalls and recommendations for using machine learning to detect and prognosticate for COVID-19 using chest radiographs and CT scans. Nat Mach Intell. 2021;3(3):199-217.</w:t>
-      </w:r>
-    </w:p>
-    <w:p>
-      <w:r>
-        <w:rPr>
-          <w:sz w:val="22"/>
-        </w:rPr>
-        <w:t>7. Ustun B, Rudin C. Learning optimized risk scores. J Mach Learn Res. 2019;20(150):1-75.</w:t>
-      </w:r>
-    </w:p>
-    <w:p>
-      <w:r>
-        <w:rPr>
-          <w:sz w:val="22"/>
-        </w:rPr>
-        <w:t>8. Wynants L, Van Calster B, Collins GS, et al. Prediction models for diagnosis and prognosis of covid-19: systematic review and critical appraisal. BMJ. 2020;369:m1328.</w:t>
       </w:r>
     </w:p>
     <w:sectPr>

--- a/manuscript_draft.docx
+++ b/manuscript_draft.docx
@@ -30,68 +30,44 @@
       <w:r>
         <w:rPr>
           <w:rFonts w:ascii="Times New Roman" w:hAnsi="Times New Roman"/>
-          <w:b/>
+          <w:b w:val="0"/>
+          <w:i w:val="0"/>
           <w:sz w:val="24"/>
         </w:rPr>
-        <w:t xml:space="preserve">Background: </w:t>
-      </w:r>
-      <w:r>
-        <w:rPr>
-          <w:rFonts w:ascii="Times New Roman" w:hAnsi="Times New Roman"/>
-          <w:sz w:val="24"/>
-        </w:rPr>
-        <w:t xml:space="preserve"> Ovarian cancer risk stratification relies on serum biomarkers CA125 and HE4, interpreted through the Risk of Ovarian Malignancy Algorithm (ROMA). However, ROMA requires logarithmic computation at the point of care, was calibrated on Western populations, and provides no natural risk tiers. Machine learning models have been proposed as alternatives but frequently overfit on small clinical datasets, achieving near-perfect internal performance that deteriorates substantially on external validation.</w:t>
+        <w:t>Background: Ovarian cancer risk stratification relies on serum biomarkers CA125 and HE4, interpreted through the Risk of Ovarian Malignancy Algorithm (ROMA). However, ROMA requires logarithmic computation at the point of care, was calibrated on Western populations, and provides no natural risk tiers. Machine learning models have been proposed as alternatives but frequently overfit on small clinical datasets, achieving near-perfect internal performance that deteriorates substantially on external validation.</w:t>
       </w:r>
     </w:p>
     <w:p>
       <w:r>
         <w:rPr>
           <w:rFonts w:ascii="Times New Roman" w:hAnsi="Times New Roman"/>
-          <w:b/>
+          <w:b w:val="0"/>
+          <w:i w:val="0"/>
           <w:sz w:val="24"/>
         </w:rPr>
-        <w:t xml:space="preserve">Methods: </w:t>
-      </w:r>
-      <w:r>
-        <w:rPr>
-          <w:rFonts w:ascii="Times New Roman" w:hAnsi="Times New Roman"/>
-          <w:sz w:val="24"/>
-        </w:rPr>
-        <w:t xml:space="preserve"> We analyzed 905 patients across three independent Asian cohorts: a Chinese primary training cohort (n = 349, 49% cancer), a West China external validation cohort (n = 380, 49% cancer), and a Japanese external validation cohort (n = 177, 15% cancer). Missing biomarker values were imputed using k-nearest neighbors (k = 5) stratified by class label. Four core features (CA125, HE4, Age, Menopausal status) were transformed to a uniform distribution via QuantileTransformer, discretized into three quantile bins, and fitted with L2-regularized logistic regression (C = 1.5) to produce integer coefficients scaled to [-5, 5]. Model robustness was tested under proportional Gaussian measurement noise (sigma = 0-30%) across 100 Monte Carlo perturbations per noise level. Performance was compared against ROMA, XGBoost, CatBoost, and Random Forest.</w:t>
+        <w:t>Methods: We analyzed 905 patients across three independent Asian cohorts: a Chinese primary training cohort (n = 349, 49% cancer), a West China external validation cohort (n = 380, 49% cancer), and a Japanese external validation cohort (n = 177, 15% cancer). Missing biomarker values were imputed using k-nearest neighbors (k = 5) stratified by class label. Four core features (CA125, HE4, Age, Menopausal status) were transformed to a uniform distribution via QuantileTransformer, discretized into three quantile bins, and fitted with L2-regularized logistic regression (C = 1.5) to produce integer coefficients scaled to [-5, 5]. Model robustness was tested under proportional Gaussian measurement noise (sigma = 0-30%) across 100 Monte Carlo perturbations per noise level. Performance was compared against ROMA, XGBoost, CatBoost, and Random Forest.</w:t>
       </w:r>
     </w:p>
     <w:p>
       <w:r>
         <w:rPr>
           <w:rFonts w:ascii="Times New Roman" w:hAnsi="Times New Roman"/>
-          <w:b/>
+          <w:b w:val="0"/>
+          <w:i w:val="0"/>
           <w:sz w:val="24"/>
         </w:rPr>
-        <w:t xml:space="preserve">Results: </w:t>
-      </w:r>
-      <w:r>
-        <w:rPr>
-          <w:rFonts w:ascii="Times New Roman" w:hAnsi="Times New Roman"/>
-          <w:sz w:val="24"/>
-        </w:rPr>
-        <w:t xml:space="preserve"> The integer scorecard retained 7 of 12 non-zero weights and achieved AUROC of 0.903 (internal, 0% noise), 0.929 (West China), and 0.769 (Japan). On the primary external validation, the scorecard outperformed ROMA by +0.054 (p = 0.002, bootstrap), XGBoost by +0.039 (p &lt; 0.001), CatBoost by +0.023 (p = 0.031), and Random Forest by +0.028 (p = 0.010). XGBoost exhibited substantial overfitting (AUROC 0.972 internal to 0.891 external, Delta = -0.081) and degraded 3.8x more than the scorecard under 30% noise (Delta = -0.098 vs. -0.026). The scorecard stratified West China patients into six clinically actionable risk tiers, with the highest tier (score &gt;= 7) achieving 100% cancer rate.</w:t>
+        <w:t>Results: The integer scorecard retained 7 of 12 non-zero weights and achieved AUROC of 0.903 (internal, 0% noise), 0.929 (West China), and 0.769 (Japan). On the primary external validation, the scorecard outperformed ROMA by +0.054 (p = 0.002, bootstrap), XGBoost by +0.039 (p &lt; 0.001), CatBoost by +0.023 (p = 0.031), and Random Forest by +0.028 (p = 0.010). XGBoost exhibited substantial overfitting (AUROC 0.972 internal to 0.891 external, Delta = -0.081) and degraded 3.8x more than the scorecard under 30% noise (Delta = -0.098 vs. -0.026). The scorecard stratified West China patients into six clinically actionable risk tiers, with the highest tier (score &gt;= 7) achieving 100% cancer rate.</w:t>
       </w:r>
     </w:p>
     <w:p>
       <w:r>
         <w:rPr>
           <w:rFonts w:ascii="Times New Roman" w:hAnsi="Times New Roman"/>
-          <w:b/>
+          <w:b w:val="0"/>
+          <w:i w:val="0"/>
           <w:sz w:val="24"/>
         </w:rPr>
-        <w:t xml:space="preserve">Conclusions: </w:t>
-      </w:r>
-      <w:r>
-        <w:rPr>
-          <w:rFonts w:ascii="Times New Roman" w:hAnsi="Times New Roman"/>
-          <w:sz w:val="24"/>
-        </w:rPr>
-        <w:t>An integer scorecard derived from quantile-binned biomarkers outperforms ROMA and complex machine learning models on external cross-cohort validation while providing bedside deployability, superior noise robustness, and natural risk stratification — demonstrating that distribution-aware preprocessing and conservative binning enable cross-population generalization where complex models overfit.</w:t>
+        <w:t>Conclusions: An integer scorecard derived from quantile-binned biomarkers outperforms ROMA and complex machine learning models on external cross-cohort validation while providing bedside deployability, superior noise robustness, and natural risk stratification.</w:t>
       </w:r>
     </w:p>
     <w:p>
@@ -108,7 +84,7 @@
           <w:rFonts w:ascii="Times New Roman" w:hAnsi="Times New Roman"/>
           <w:sz w:val="24"/>
         </w:rPr>
-        <w:t xml:space="preserve"> ovarian cancer, ROMA, RiskSLIM, integer scorecard, CA125, HE4, external validation, machine learning, clinical decision support, laboratory drift</w:t>
+        <w:t>ovarian cancer, ROMA, RiskSLIM, integer scorecard, CA125, HE4, external validation, machine learning, clinical decision support, laboratory drift</w:t>
       </w:r>
     </w:p>
     <w:p>
@@ -163,7 +139,7 @@
           <w:i w:val="0"/>
           <w:sz w:val="24"/>
         </w:rPr>
-        <w:t>Machine learning approaches have been proposed to improve upon ROMA's diagnostic accuracy. Kawakami et al. (2019) applied artificial intelligence to preoperative biomarker panels for ovarian cancer prediction [6]. Lu et al. (2020) compared multiple machine learning algorithms for ovarian cancer detection using clinical and biomarker features [7]. Arezzo et al. (2022) evaluated machine learning models applied to gynecological ultrasound data [8]. However, a well-documented pattern has emerged across clinical machine learning studies: models with high capacity achieve excellent internal discrimination on development datasets but fail to generalize across independent populations with different data distributions [9, 10]. Roberts et al. (2021) documented this phenomenon extensively in medical imaging, and Wynants et al. (2020) demonstrated that most COVID-19 prediction models exhibited high risk of bias due to overfitting and lack of external validation [11, 12].</w:t>
+        <w:t>Machine learning approaches have been proposed to improve upon ROMA's diagnostic accuracy. Kawakami et al. applied artificial intelligence to preoperative biomarker panels for ovarian cancer prediction [6]. Lu et al. compared multiple machine learning algorithms for ovarian cancer detection [7]. Arezzo et al. evaluated machine learning models applied to gynecological ultrasound data [8]. However, a well-documented pattern has emerged across clinical machine learning studies: models with high capacity achieve excellent internal discrimination on development datasets but fail to generalize across independent populations with different data distributions [9, 10]. Roberts et al. documented this phenomenon extensively in medical imaging, and Wynants et al. demonstrated that most COVID-19 prediction models exhibited high risk of bias due to overfitting and lack of external validation [11, 12].</w:t>
       </w:r>
     </w:p>
     <w:p>
@@ -185,7 +161,7 @@
           <w:i w:val="0"/>
           <w:sz w:val="24"/>
         </w:rPr>
-        <w:t>In this study, we develop an integer scorecard methodology combining k-nearest neighbors (KNN) imputation, quantile transformation, conservative discretization into three bins, L2-regularized logistic regression for coefficient estimation, and integer rounding. We evaluate this approach against the clinical-standard ROMA and three widely-used machine learning models (XGBoost [15], CatBoost, Random Forest) across three independent Asian cohorts, stress-test all models under proportional Gaussian measurement noise simulating laboratory equipment calibration drift [16, 17], and provide bootstrap-based statistical significance testing with risk tier stratification.</w:t>
+        <w:t>In this study, we develop an integer scorecard methodology combining k-nearest neighbors (KNN) imputation, quantile transformation, conservative discretization into three bins, L2-regularized logistic regression for coefficient estimation, and integer rounding. We evaluate this approach against the clinical-standard ROMA and three machine learning models (XGBoost [15], CatBoost, Random Forest) across three independent Asian cohorts, stress-test all models under proportional Gaussian measurement noise [16, 17], and provide bootstrap-based statistical significance testing with risk tier stratification.</w:t>
       </w:r>
     </w:p>
     <w:p>
@@ -218,7 +194,7 @@
           <w:i w:val="0"/>
           <w:sz w:val="24"/>
         </w:rPr>
-        <w:t>This retrospective study analyzed three independent Asian cohorts with institutional ethics approval. All patient data were de-identified prior to analysis.</w:t>
+        <w:t>This retrospective study analyzed three independent Asian cohorts with institutional ethics approval. All patient data were de-identified prior to analysis. Cohort characteristics are summarized in Table 1.</w:t>
       </w:r>
     </w:p>
     <w:p>
@@ -229,7 +205,7 @@
           <w:i w:val="0"/>
           <w:sz w:val="24"/>
         </w:rPr>
-        <w:t>Chinese Primary Cohort (n = 349). Patients from a Chinese hospital with histopathologically confirmed ovarian cancer (n = 171, 49.0%) or benign ovarian masses (n = 178, 51.0%). Serum CA125 and HE4 were measured preoperatively alongside 47 additional clinical variables including hematological markers (complete blood count, differential), liver function tests (ALT, AST, GGT, ALP), renal function (creatinine, BUN), tumor markers (CEA, AFP, CA19-9), electrolytes, and coagulation profiles. This cohort served as the training set for all models.</w:t>
+        <w:t>Chinese Primary Cohort (n = 349). Patients from a Chinese hospital with histopathologically confirmed ovarian cancer (n = 171, 49.0%) or benign ovarian masses (n = 178, 51.0%). Serum CA125 and HE4 were measured preoperatively alongside 47 additional clinical variables including hematological markers, liver function tests, renal function, tumor markers, and electrolytes. This cohort served as the training set for all models.</w:t>
       </w:r>
     </w:p>
     <w:p>
@@ -240,7 +216,7 @@
           <w:i w:val="0"/>
           <w:sz w:val="24"/>
         </w:rPr>
-        <w:t>West China External Validation Cohort (n = 380). An independent cohort from a West China hospital with ovarian cancer (n = 188, 49.5%) and benign ovarian cysts (n = 192, 50.5%). Serum CA125, HE4, age, and menopausal status were available. Hematological markers were not recorded in this cohort.</w:t>
+        <w:t>West China External Validation Cohort (n = 380). An independent cohort from a West China hospital with ovarian cancer (n = 188, 49.5%) and benign ovarian cysts (n = 192, 50.5%). Core biomarkers and demographic data were available; hematological markers were not recorded.</w:t>
       </w:r>
     </w:p>
     <w:p>
@@ -251,7 +227,7 @@
           <w:i w:val="0"/>
           <w:sz w:val="24"/>
         </w:rPr>
-        <w:t>Japanese External Validation Cohort (n = 177). An independent Japanese cohort with ovarian cancer (n = 27, 15.3%) and healthy controls (n = 150, 84.7%). Serum CA125, HE4, age, and menopausal status were available. All patients in this cohort had uniformly premenopausal status in the available data.</w:t>
+        <w:t>Japanese External Validation Cohort (n = 177). An independent Japanese cohort with ovarian cancer (n = 27, 15.3%) and healthy controls (n = 150, 84.7%). Core biomarkers and demographic data were available.</w:t>
       </w:r>
     </w:p>
     <w:p>
@@ -273,7 +249,7 @@
           <w:i w:val="0"/>
           <w:sz w:val="24"/>
         </w:rPr>
-        <w:t>KNN Imputation. The Chinese training cohort contained 47 clinical variables with randomly missing values (17 CA125 values and 20 HE4 values were missing due to measurement artifacts). K-nearest neighbors imputation (k = 5) was applied separately within each class label (cancer and benign) to prevent data leakage across outcome groups [18]. The imputation was restricted to the training cohort; external validation cohorts were used exclusively for prediction.</w:t>
+        <w:t>KNN Imputation. The Chinese training cohort contained randomly missing values (17 CA125 and 20 HE4 values missing due to measurement artifacts). K-nearest neighbors imputation (k = 5) was applied separately within each class label to prevent data leakage [18]. External validation cohorts were used exclusively for prediction.</w:t>
       </w:r>
     </w:p>
     <w:p>
@@ -284,7 +260,7 @@
           <w:i w:val="0"/>
           <w:sz w:val="24"/>
         </w:rPr>
-        <w:t>Feature Extraction. Four core features were extracted from each cohort: CA125 (U/mL), HE4 (pmol/L), Age (years), and Is_Postmenopausal (binary, derived from menopausal status fields where available, or imputed as Age &gt;= 52). Column identification was performed via pattern matching on column names to ensure robustness across differently formatted data files from multiple institutions.</w:t>
+        <w:t>Feature Extraction. Four core features were extracted: CA125 (U/mL), HE4 (pmol/L), Age (years), and Is_Postmenopausal (binary). Column identification was performed via pattern matching on column names to ensure robustness across differently formatted data files.</w:t>
       </w:r>
     </w:p>
     <w:p>
@@ -306,7 +282,7 @@
           <w:i w:val="0"/>
           <w:sz w:val="24"/>
         </w:rPr>
-        <w:t>The scorecard was constructed through a four-step pipeline implemented in Python 3.13 using scikit-learn 1.6:</w:t>
+        <w:t>The scorecard was constructed through four sequential steps:</w:t>
       </w:r>
     </w:p>
     <w:p>
@@ -317,7 +293,7 @@
           <w:i w:val="0"/>
           <w:sz w:val="24"/>
         </w:rPr>
-        <w:t>Step 1: Quantile Transformation. Continuous features (CA125, HE4, Age) were mapped to a uniform [0, 1] distribution using QuantileTransformer (n_quantiles = 100, output_distribution = 'uniform') fitted exclusively on the Chinese training cohort [18]. This step ensures that all features contribute equally to the binning process regardless of their original measurement scales, which differ substantially across biomarkers (CA125: 3–5,000 U/mL; HE4: 30–300 pmol/L; Age: 18–85 years). The binary Is_Postmenopausal feature was passed through unchanged.</w:t>
+        <w:t>Step 1: Quantile Transformation. Continuous features were mapped to uniform [0, 1] using QuantileTransformer (n_quantiles = 100) fitted exclusively on the Chinese training cohort. The binary menopause feature was passed through unchanged.</w:t>
       </w:r>
     </w:p>
     <w:p>
@@ -328,7 +304,7 @@
           <w:i w:val="0"/>
           <w:sz w:val="24"/>
         </w:rPr>
-        <w:t>Step 2: Quantile Binning. Uniform-transformed continuous features were discretized into three equal-frequency bins using KBinsDiscretizer (strategy = 'quantile', n_bins = 3, one-hot encoding). The choice of three bins was determined through systematic cross-validation across bin counts in {3, 4, 5, 7}, regularization types in {L1, L2}, and inverse regularization strengths C in {0.5, 1.5, 5.0}, with the objective of maximizing external validation AUROC while minimizing model complexity and noise degradation. Three bins consistently produced the best external generalization; five bins improved internal AUROC by approximately +0.014 but degraded external performance by -0.019 on West China and -0.044 on Japan, consistent with overfitting to the training distribution's bin boundaries. This produces 12 binary features (3 features x 3 bins + 1 binary menopause feature x 3 bins = 12; the menopause feature has only 2 effective bins since it contains only 0/1 values).</w:t>
+        <w:t>Step 2: Quantile Binning. Uniform-transformed features were discretized into three equal-frequency bins using KBinsDiscretizer (strategy = 'quantile', n_bins = 3, one-hot encoding). Three bins were selected after systematic cross-validation across bins {3, 4, 5, 7}, regularization {L1, L2}, and C {0.5, 1.5, 5.0}, maximizing external AUROC while minimizing noise degradation. Five bins improved internal AUROC by +0.014 but degraded external performance by -0.019 on West China and -0.044 on Japan.</w:t>
       </w:r>
     </w:p>
     <w:p>
@@ -339,7 +315,7 @@
           <w:i w:val="0"/>
           <w:sz w:val="24"/>
         </w:rPr>
-        <w:t>Step 3: Logistic Regression. L2-regularized logistic regression (solver = 'liblinear', inverse regularization strength C = 1.5) was fitted on the binarized feature matrix. L2 regularization was selected over L1 because the latter over-pruned features, collapsing the postmenopausal stratum to only 2 rules and degrading external performance by -0.11 AUROC. The relatively weak regularization (C = 1.5) allows all features to contribute while preventing extreme coefficient values.</w:t>
+        <w:t>Step 3: Logistic Regression. L2-regularized logistic regression (C = 1.5) was fitted on the 12 binarized features. L2 was selected over L1 because L1 over-pruned features, collapsing the postmenopausal stratum to 2 rules and degrading external performance by -0.11 AUROC.</w:t>
       </w:r>
     </w:p>
     <w:p>
@@ -350,9 +326,73 @@
           <w:i w:val="0"/>
           <w:sz w:val="24"/>
         </w:rPr>
-        <w:t>Step 4: Integer Rounding. The resulting 12 logistic regression coefficients were scaled to the range [-5, 5] by dividing by the maximum absolute coefficient and multiplying by 5, then rounded to the nearest integer. Coefficients with absolute magnitude below 0.01 were set to zero. The final patient risk score is computed as the dot product of the binarized feature vector (0/1 indicators for each bin) and the integer weight vector. A scorecard weight of +5 indicates that a patient in that quantile bin receives 5 additional risk points; a negative weight (e.g., -4 for the lowest HE4 bin) indicates a protective effect.</w:t>
+        <w:t>Step 4: Integer Rounding. Coefficients were scaled to [-5, 5] and rounded to integers. The final patient score is the dot product of binarized features and integer weights. A positive weight indicates elevated risk; a negative weight indicates a protective effect.</w:t>
       </w:r>
     </w:p>
+    <w:p>
+      <w:pPr>
+        <w:pStyle w:val="Heading3"/>
+      </w:pPr>
+      <w:r>
+        <w:rPr>
+          <w:rFonts w:ascii="Times New Roman" w:hAnsi="Times New Roman"/>
+        </w:rPr>
+        <w:t>Learned Scorecard</w:t>
+      </w:r>
+    </w:p>
+    <w:p>
+      <w:pPr>
+        <w:jc w:val="center"/>
+      </w:pPr>
+      <w:r>
+        <w:drawing>
+          <wp:inline xmlns:a="http://schemas.openxmlformats.org/drawingml/2006/main" xmlns:pic="http://schemas.openxmlformats.org/drawingml/2006/picture">
+            <wp:extent cx="5029200" cy="3012725"/>
+            <wp:docPr id="1" name="Picture 1"/>
+            <wp:cNvGraphicFramePr>
+              <a:graphicFrameLocks noChangeAspect="1"/>
+            </wp:cNvGraphicFramePr>
+            <a:graphic>
+              <a:graphicData uri="http://schemas.openxmlformats.org/drawingml/2006/picture">
+                <pic:pic>
+                  <pic:nvPicPr>
+                    <pic:cNvPr id="0" name="fig5_scorecard_heatmap.png"/>
+                    <pic:cNvPicPr/>
+                  </pic:nvPicPr>
+                  <pic:blipFill>
+                    <a:blip r:embed="rId9"/>
+                    <a:stretch>
+                      <a:fillRect/>
+                    </a:stretch>
+                  </pic:blipFill>
+                  <pic:spPr>
+                    <a:xfrm>
+                      <a:off x="0" y="0"/>
+                      <a:ext cx="5029200" cy="3012725"/>
+                    </a:xfrm>
+                    <a:prstGeom prst="rect"/>
+                  </pic:spPr>
+                </pic:pic>
+              </a:graphicData>
+            </a:graphic>
+          </wp:inline>
+        </w:drawing>
+      </w:r>
+    </w:p>
+    <w:p>
+      <w:pPr>
+        <w:jc w:val="center"/>
+      </w:pPr>
+      <w:r>
+        <w:rPr>
+          <w:rFonts w:ascii="Times New Roman" w:hAnsi="Times New Roman"/>
+          <w:i/>
+          <w:sz w:val="18"/>
+        </w:rPr>
+        <w:t>Figure 1. RiskSLIM Integer Scorecard Weights. Blue = protective (negative weight), Red = risk factor (positive weight), White = neutral (zero weight).</w:t>
+      </w:r>
+    </w:p>
+    <w:p/>
     <w:p>
       <w:pPr>
         <w:pStyle w:val="Heading2"/>
@@ -372,7 +412,7 @@
           <w:i w:val="0"/>
           <w:sz w:val="24"/>
         </w:rPr>
-        <w:t>ROMA (Fujirebio). The clinical-standard ROMA score was computed using the published formula: pre-menopausal ROMA = exp(-12.0 + 2.38*ln(HE4) + 0.0626*ln(CA125)) / (1 + exp(...)); post-menopausal ROMA uses coefficients -8.09, 1.04, and 0.732 respectively [4]. AUROC was computed from the continuous ROMA probability.</w:t>
+        <w:t>ROMA (Fujirebio). The clinical-standard ROMA score was computed using the published formula [4]. AUROC was computed from the continuous ROMA probability.</w:t>
       </w:r>
     </w:p>
     <w:p>
@@ -383,29 +423,7 @@
           <w:i w:val="0"/>
           <w:sz w:val="24"/>
         </w:rPr>
-        <w:t>XGBoost. Gradient-boosted trees (XGBoost) with 500 estimators, maximum depth 10, learning rate 0.3, and log-loss evaluation metric [15]. Trained on quantile-transformed features (same preprocessing pipeline as the scorecard) to ensure fair comparison.</w:t>
-      </w:r>
-    </w:p>
-    <w:p>
-      <w:r>
-        <w:rPr>
-          <w:rFonts w:ascii="Times New Roman" w:hAnsi="Times New Roman"/>
-          <w:b w:val="0"/>
-          <w:i w:val="0"/>
-          <w:sz w:val="24"/>
-        </w:rPr>
-        <w:t>CatBoost. Categorical boosting with 500 estimators, depth 10, learning rate 0.3. Trained on quantile-transformed features.</w:t>
-      </w:r>
-    </w:p>
-    <w:p>
-      <w:r>
-        <w:rPr>
-          <w:rFonts w:ascii="Times New Roman" w:hAnsi="Times New Roman"/>
-          <w:b w:val="0"/>
-          <w:i w:val="0"/>
-          <w:sz w:val="24"/>
-        </w:rPr>
-        <w:t>Random Forest. Ensemble of 500 decision trees with maximum depth 10. Trained on quantile-transformed features.</w:t>
+        <w:t>XGBoost. Gradient-boosted trees (500 estimators, depth 10, learning rate 0.3) [15]. CatBoost. Categorical boosting (500 estimators, depth 10, learning rate 0.3). Random Forest. Ensemble of 500 decision trees (depth 10). All trained on quantile-transformed features for fair comparison.</w:t>
       </w:r>
     </w:p>
     <w:p>
@@ -427,7 +445,7 @@
           <w:i w:val="0"/>
           <w:sz w:val="24"/>
         </w:rPr>
-        <w:t>Internal Validation. Model performance on the Chinese training cohort was assessed at 0%, 5%, and 30% proportional Gaussian noise to quantify both baseline discrimination and noise sensitivity on the development dataset.</w:t>
+        <w:t>Internal Validation. Model performance on the Chinese training cohort at 0%, 5%, and 30% proportional Gaussian noise.</w:t>
       </w:r>
     </w:p>
     <w:p>
@@ -438,7 +456,7 @@
           <w:i w:val="0"/>
           <w:sz w:val="24"/>
         </w:rPr>
-        <w:t>External Validation. All models were trained exclusively on the Chinese primary cohort and applied without modification or recalibration to the West China and Japanese cohorts. This zero-shot evaluation protocol provides the most rigorous test of cross-population generalizability.</w:t>
+        <w:t>External Validation. All models trained exclusively on the Chinese cohort, applied without modification to West China and Japan (zero-shot evaluation).</w:t>
       </w:r>
     </w:p>
     <w:p>
@@ -449,7 +467,7 @@
           <w:i w:val="0"/>
           <w:sz w:val="24"/>
         </w:rPr>
-        <w:t>Monte Carlo Noise Simulation. To simulate laboratory measurement drift — a common source of diagnostic error in under-resourced clinical settings — proportional Gaussian noise was injected into CA125 and HE4 measurements: X_noisy = X * N(1, sigma), where sigma {0.00, 0.05, 0.10, 0.15, 0.20, 0.25, 0.30}. This models multiplicative calibration errors ranging from 5% (well-maintained equipment) to 30% (poorly calibrated or aging equipment) [16, 17]. For each noise level, 100 independent perturbation iterations were performed using fixed random seeds to ensure reproducibility. AUROC was computed for each iteration, and the mean and standard deviation were reported across perturbations.</w:t>
+        <w:t>Monte Carlo Noise Simulation. Proportional Gaussian noise: X_noisy = X * N(1, sigma), sigma in {0.00–0.30}, 100 perturbations per level [16, 17].</w:t>
       </w:r>
     </w:p>
     <w:p>
@@ -460,7 +478,7 @@
           <w:i w:val="0"/>
           <w:sz w:val="24"/>
         </w:rPr>
-        <w:t>Statistical Analysis. Bootstrap-based pairwise AUROC comparison was performed with 2,000 resamples to compute 95% confidence intervals and two-sided p-values for all model pairs. Risk stratification analysis was conducted by binning the integer scorecard output into six clinically meaningful tiers defined a priori. Individual model 95% confidence intervals were computed via bootstrap. All analyses were performed in Python 3.13 using scikit-learn 1.6, XGBoost 2.1, CatBoost 1.2, NumPy, and Pandas. The complete pipeline is available at the project GitHub repository.</w:t>
+        <w:t>Statistical Analysis. Bootstrap pairwise AUROC comparison (2,000 resamples), two-sided p-values. Risk stratification into six a priori tiers. All analyses in Python 3.13 using scikit-learn 1.6, XGBoost 2.1, CatBoost 1.2. Complete pipeline at https://github.com/angelayaoo/Ovarian-Cancer-RiskSLIM.</w:t>
       </w:r>
     </w:p>
     <w:p>
@@ -482,7 +500,7 @@
         <w:rPr>
           <w:rFonts w:ascii="Times New Roman" w:hAnsi="Times New Roman"/>
         </w:rPr>
-        <w:t>Integer Scorecard</w:t>
+        <w:t>Model Performance Across Cohorts and Noise Levels</w:t>
       </w:r>
     </w:p>
     <w:p>
@@ -493,7 +511,124 @@
           <w:i w:val="0"/>
           <w:sz w:val="24"/>
         </w:rPr>
-        <w:t>The learned scorecard retained 7 of 12 possible non-zero integer weights (Figure 5, Table 1). The Is_Postmenopausal feature received zero weight across all three bins, consistent with the observation that menopausal status provided limited marginal discrimination beyond the biomarker and age features. CA125 and Age exhibited non-monotonic risk profiles: the middle bin for both features received zero weight, indicating that risk increases primarily at the extremes of the distribution. HE4 displayed a monotonic but non-linear risk gradient, with the highest bin (+5) contributing more than twice the absolute weight of the lowest bin (-4). The total possible score ranges from -7 (all features in the lowest bin) to +9 (all features in the highest bin).</w:t>
+        <w:t>The integer scorecard, four comparators, and ROMA were evaluated on all three cohorts at seven noise levels. Full benchmark results are presented in Figure 2, with a summary bar chart in Figure 3.</w:t>
+      </w:r>
+    </w:p>
+    <w:p>
+      <w:pPr>
+        <w:jc w:val="center"/>
+      </w:pPr>
+      <w:r>
+        <w:drawing>
+          <wp:inline xmlns:a="http://schemas.openxmlformats.org/drawingml/2006/main" xmlns:pic="http://schemas.openxmlformats.org/drawingml/2006/picture">
+            <wp:extent cx="5029200" cy="2807325"/>
+            <wp:docPr id="2" name="Picture 2"/>
+            <wp:cNvGraphicFramePr>
+              <a:graphicFrameLocks noChangeAspect="1"/>
+            </wp:cNvGraphicFramePr>
+            <a:graphic>
+              <a:graphicData uri="http://schemas.openxmlformats.org/drawingml/2006/picture">
+                <pic:pic>
+                  <pic:nvPicPr>
+                    <pic:cNvPr id="0" name="fig6_benchmark_table.png"/>
+                    <pic:cNvPicPr/>
+                  </pic:nvPicPr>
+                  <pic:blipFill>
+                    <a:blip r:embed="rId10"/>
+                    <a:stretch>
+                      <a:fillRect/>
+                    </a:stretch>
+                  </pic:blipFill>
+                  <pic:spPr>
+                    <a:xfrm>
+                      <a:off x="0" y="0"/>
+                      <a:ext cx="5029200" cy="2807325"/>
+                    </a:xfrm>
+                    <a:prstGeom prst="rect"/>
+                  </pic:spPr>
+                </pic:pic>
+              </a:graphicData>
+            </a:graphic>
+          </wp:inline>
+        </w:drawing>
+      </w:r>
+    </w:p>
+    <w:p>
+      <w:pPr>
+        <w:jc w:val="center"/>
+      </w:pPr>
+      <w:r>
+        <w:rPr>
+          <w:rFonts w:ascii="Times New Roman" w:hAnsi="Times New Roman"/>
+          <w:i/>
+          <w:sz w:val="18"/>
+        </w:rPr>
+        <w:t>Figure 2. Monte Carlo Benchmark Results. AUROC across three cohorts and measurement noise levels (100 perturbations per level). Green cells = best AUROC in row; Purple cells = least degradation in Delta rows.</w:t>
+      </w:r>
+    </w:p>
+    <w:p/>
+    <w:p>
+      <w:pPr>
+        <w:jc w:val="center"/>
+      </w:pPr>
+      <w:r>
+        <w:drawing>
+          <wp:inline xmlns:a="http://schemas.openxmlformats.org/drawingml/2006/main" xmlns:pic="http://schemas.openxmlformats.org/drawingml/2006/picture">
+            <wp:extent cx="5029200" cy="2759250"/>
+            <wp:docPr id="3" name="Picture 3"/>
+            <wp:cNvGraphicFramePr>
+              <a:graphicFrameLocks noChangeAspect="1"/>
+            </wp:cNvGraphicFramePr>
+            <a:graphic>
+              <a:graphicData uri="http://schemas.openxmlformats.org/drawingml/2006/picture">
+                <pic:pic>
+                  <pic:nvPicPr>
+                    <pic:cNvPr id="0" name="fig3_model_comparison.png"/>
+                    <pic:cNvPicPr/>
+                  </pic:nvPicPr>
+                  <pic:blipFill>
+                    <a:blip r:embed="rId11"/>
+                    <a:stretch>
+                      <a:fillRect/>
+                    </a:stretch>
+                  </pic:blipFill>
+                  <pic:spPr>
+                    <a:xfrm>
+                      <a:off x="0" y="0"/>
+                      <a:ext cx="5029200" cy="2759250"/>
+                    </a:xfrm>
+                    <a:prstGeom prst="rect"/>
+                  </pic:spPr>
+                </pic:pic>
+              </a:graphicData>
+            </a:graphic>
+          </wp:inline>
+        </w:drawing>
+      </w:r>
+    </w:p>
+    <w:p>
+      <w:pPr>
+        <w:jc w:val="center"/>
+      </w:pPr>
+      <w:r>
+        <w:rPr>
+          <w:rFonts w:ascii="Times New Roman" w:hAnsi="Times New Roman"/>
+          <w:i/>
+          <w:sz w:val="18"/>
+        </w:rPr>
+        <w:t>Figure 3. Model Comparison at 0% Measurement Noise. Bar chart comparing all five models across internal and external cohorts.</w:t>
+      </w:r>
+    </w:p>
+    <w:p/>
+    <w:p>
+      <w:pPr>
+        <w:pStyle w:val="Heading2"/>
+      </w:pPr>
+      <w:r>
+        <w:rPr>
+          <w:rFonts w:ascii="Times New Roman" w:hAnsi="Times New Roman"/>
+        </w:rPr>
+        <w:t>Generalization Gap and Noise Robustness</w:t>
       </w:r>
     </w:p>
     <w:p>
@@ -504,18 +639,7 @@
           <w:i w:val="0"/>
           <w:sz w:val="24"/>
         </w:rPr>
-        <w:t>[Insert Figure 5: RiskSLIM Integer Scorecard Weights heatmap]</w:t>
-      </w:r>
-    </w:p>
-    <w:p>
-      <w:pPr>
-        <w:pStyle w:val="Heading2"/>
-      </w:pPr>
-      <w:r>
-        <w:rPr>
-          <w:rFonts w:ascii="Times New Roman" w:hAnsi="Times New Roman"/>
-        </w:rPr>
-        <w:t>AUROC Performance</w:t>
+        <w:t>All tree-based models exhibited substantial overfitting (Figure 4, left panel): CatBoost +0.085, Random Forest +0.095, XGBoost +0.081 internal-to-external drop. ROMA showed moderate overfitting (+0.023). The integer scorecard's external AUROC (0.929) exceeded its internal AUROC (0.903) by +0.026 — the only model to achieve a negative generalization gap.</w:t>
       </w:r>
     </w:p>
     <w:p>
@@ -526,97 +650,62 @@
           <w:i w:val="0"/>
           <w:sz w:val="24"/>
         </w:rPr>
-        <w:t>The integer scorecard, four comparator models, and the clinical-standard ROMA were evaluated on all three cohorts at seven noise levels (0% to 30%). Full results are presented in Figure 6 and summarized in Figure 3. Key findings at 0%, 5%, and 30% noise are shown in Table 1.</w:t>
-      </w:r>
-    </w:p>
-    <w:p>
-      <w:r>
-        <w:rPr>
-          <w:rFonts w:ascii="Times New Roman" w:hAnsi="Times New Roman"/>
-          <w:b w:val="0"/>
-          <w:i w:val="0"/>
-          <w:sz w:val="24"/>
-        </w:rPr>
-        <w:t>[Insert Figure 6: Monte Carlo Benchmark Results Table]</w:t>
-      </w:r>
-    </w:p>
-    <w:p>
-      <w:r>
-        <w:rPr>
-          <w:rFonts w:ascii="Times New Roman" w:hAnsi="Times New Roman"/>
-          <w:b w:val="0"/>
-          <w:i w:val="0"/>
-          <w:sz w:val="24"/>
-        </w:rPr>
-        <w:t>[Insert Figure 3: Model Comparison Bar Chart at 0% Noise]</w:t>
+        <w:t>Under 30% noise on West China (Figure 4, right panel), XGBoost degraded by -0.106 (11.9% relative loss), CatBoost by -0.086 (9.5%), Random Forest by -0.067 (7.5%), ROMA by -0.068 (7.8%). The scorecard degraded by only -0.043 (4.7%), demonstrating 2.5x less degradation than XGBoost. Notably, the scorecard at 30% noise (AUROC 0.886) nearly matched XGBoost at 0% noise (0.891).</w:t>
       </w:r>
     </w:p>
     <w:p>
       <w:pPr>
-        <w:pStyle w:val="Heading2"/>
+        <w:jc w:val="center"/>
+      </w:pPr>
+      <w:r>
+        <w:drawing>
+          <wp:inline xmlns:a="http://schemas.openxmlformats.org/drawingml/2006/main" xmlns:pic="http://schemas.openxmlformats.org/drawingml/2006/picture">
+            <wp:extent cx="5029200" cy="1831430"/>
+            <wp:docPr id="4" name="Picture 4"/>
+            <wp:cNvGraphicFramePr>
+              <a:graphicFrameLocks noChangeAspect="1"/>
+            </wp:cNvGraphicFramePr>
+            <a:graphic>
+              <a:graphicData uri="http://schemas.openxmlformats.org/drawingml/2006/picture">
+                <pic:pic>
+                  <pic:nvPicPr>
+                    <pic:cNvPr id="0" name="fig4_overfitting_noise.png"/>
+                    <pic:cNvPicPr/>
+                  </pic:nvPicPr>
+                  <pic:blipFill>
+                    <a:blip r:embed="rId12"/>
+                    <a:stretch>
+                      <a:fillRect/>
+                    </a:stretch>
+                  </pic:blipFill>
+                  <pic:spPr>
+                    <a:xfrm>
+                      <a:off x="0" y="0"/>
+                      <a:ext cx="5029200" cy="1831430"/>
+                    </a:xfrm>
+                    <a:prstGeom prst="rect"/>
+                  </pic:spPr>
+                </pic:pic>
+              </a:graphicData>
+            </a:graphic>
+          </wp:inline>
+        </w:drawing>
+      </w:r>
+    </w:p>
+    <w:p>
+      <w:pPr>
+        <w:jc w:val="center"/>
       </w:pPr>
       <w:r>
         <w:rPr>
           <w:rFonts w:ascii="Times New Roman" w:hAnsi="Times New Roman"/>
+          <w:i/>
+          <w:sz w:val="18"/>
         </w:rPr>
-        <w:t>Generalization Gap Analysis</w:t>
+        <w:t>Figure 4. Model Robustness. Left: Generalization gap (Internal AUROC - External AUROC). Right: Noise degradation (AUROC change from 0% to 30% noise on West China). Green = generalizes/lower degradation; Red = overfits/higher degradation.</w:t>
       </w:r>
     </w:p>
-    <w:p>
-      <w:r>
-        <w:rPr>
-          <w:rFonts w:ascii="Times New Roman" w:hAnsi="Times New Roman"/>
-          <w:b w:val="0"/>
-          <w:i w:val="0"/>
-          <w:sz w:val="24"/>
-        </w:rPr>
-        <w:t>All tree-based models exhibited substantial overfitting, as quantified by the difference between internal and external AUROC at 0% noise (Figure 4, left panel). CatBoost showed the largest internal-to-external gap (+0.085), followed by Random Forest (+0.095), and XGBoost (+0.081). ROMA exhibited moderate overfitting (+0.023). In contrast, the integer scorecard's external West China AUROC (0.929) exceeded its internal AUROC (0.903) by +0.026, indicating successful generalization without overfitting. This is the only model among the five evaluated to achieve a negative generalization gap.</w:t>
-      </w:r>
-    </w:p>
-    <w:p>
-      <w:r>
-        <w:rPr>
-          <w:rFonts w:ascii="Times New Roman" w:hAnsi="Times New Roman"/>
-          <w:b w:val="0"/>
-          <w:i w:val="0"/>
-          <w:sz w:val="24"/>
-        </w:rPr>
-        <w:t>[Insert Figure 4: Model Robustness — Generalization Gap vs. Noise Degradation]</w:t>
-      </w:r>
-    </w:p>
-    <w:p>
-      <w:pPr>
-        <w:pStyle w:val="Heading2"/>
-      </w:pPr>
-      <w:r>
-        <w:rPr>
-          <w:rFonts w:ascii="Times New Roman" w:hAnsi="Times New Roman"/>
-        </w:rPr>
-        <w:t>Noise Robustness</w:t>
-      </w:r>
-    </w:p>
-    <w:p>
-      <w:r>
-        <w:rPr>
-          <w:rFonts w:ascii="Times New Roman" w:hAnsi="Times New Roman"/>
-          <w:b w:val="0"/>
-          <w:i w:val="0"/>
-          <w:sz w:val="24"/>
-        </w:rPr>
-        <w:t>Under 30% proportional Gaussian noise on West China, XGBoost degraded by -0.106 AUROC (Figure 4, right panel), representing a 11.9% relative loss from its 0%-noise baseline of 0.891. CatBoost degraded by -0.086 (-9.5%), Random Forest by -0.067 (-7.5%), and ROMA by -0.068 (-7.8%). The integer scorecard degraded by -0.043 (-4.7%), demonstrating 2.5x less degradation than XGBoost and 1.6x less than ROMA. On internal evaluation, XGBoost degradation (-0.098) was 3.8x greater than the scorecard (-0.026).</w:t>
-      </w:r>
-    </w:p>
-    <w:p>
-      <w:r>
-        <w:rPr>
-          <w:rFonts w:ascii="Times New Roman" w:hAnsi="Times New Roman"/>
-          <w:b w:val="0"/>
-          <w:i w:val="0"/>
-          <w:sz w:val="24"/>
-        </w:rPr>
-        <w:t>Notably, the integer scorecard at 30% measurement noise on West China (AUROC 0.886) continued to outperform XGBoost at 0% noise (0.891). The quantile-binned integer format exhibits inherent noise resistance because patients must cross discrete bin boundaries for their score to change; small continuous measurement perturbations rarely alter bin assignments.</w:t>
-      </w:r>
-    </w:p>
+    <w:p/>
     <w:p>
       <w:pPr>
         <w:pStyle w:val="Heading2"/>
@@ -636,20 +725,62 @@
           <w:i w:val="0"/>
           <w:sz w:val="24"/>
         </w:rPr>
-        <w:t>Bootstrap pairwise comparison (n = 2,000 resamples) on the West China external validation cohort at 0% noise demonstrated that the integer scorecard was significantly superior to all comparator models (Figure 1). The scorecard outperformed ROMA by +0.054 (95% CI: 0.022–0.088, p = 0.002), XGBoost by +0.039 (95% CI: 0.015–0.064, p &lt; 0.001), Random Forest by +0.028 (95% CI: 0.007–0.052, p = 0.010), and CatBoost by +0.023 (95% CI: 0.001–0.047, p = 0.031). Individual bootstrap 95% confidence intervals for the scorecard were 0.902–0.955, the narrowest of all models, reflecting its stable performance across resamples.</w:t>
+        <w:t>Bootstrap pairwise comparison (2,000 resamples) on West China at 0% noise (Figure 5): the scorecard was significantly superior to ROMA (+0.054, p = 0.002), XGBoost (+0.039, p &lt; 0.001), Random Forest (+0.028, p = 0.010), and CatBoost (+0.023, p = 0.031). The scorecard's individual 95% bootstrap CI was 0.902–0.955, the narrowest of all models.</w:t>
       </w:r>
     </w:p>
     <w:p>
+      <w:pPr>
+        <w:jc w:val="center"/>
+      </w:pPr>
+      <w:r>
+        <w:drawing>
+          <wp:inline xmlns:a="http://schemas.openxmlformats.org/drawingml/2006/main" xmlns:pic="http://schemas.openxmlformats.org/drawingml/2006/picture">
+            <wp:extent cx="5029200" cy="1750384"/>
+            <wp:docPr id="5" name="Picture 5"/>
+            <wp:cNvGraphicFramePr>
+              <a:graphicFrameLocks noChangeAspect="1"/>
+            </wp:cNvGraphicFramePr>
+            <a:graphic>
+              <a:graphicData uri="http://schemas.openxmlformats.org/drawingml/2006/picture">
+                <pic:pic>
+                  <pic:nvPicPr>
+                    <pic:cNvPr id="0" name="fig1_bootstrap_pairwise.png"/>
+                    <pic:cNvPicPr/>
+                  </pic:nvPicPr>
+                  <pic:blipFill>
+                    <a:blip r:embed="rId13"/>
+                    <a:stretch>
+                      <a:fillRect/>
+                    </a:stretch>
+                  </pic:blipFill>
+                  <pic:spPr>
+                    <a:xfrm>
+                      <a:off x="0" y="0"/>
+                      <a:ext cx="5029200" cy="1750384"/>
+                    </a:xfrm>
+                    <a:prstGeom prst="rect"/>
+                  </pic:spPr>
+                </pic:pic>
+              </a:graphicData>
+            </a:graphic>
+          </wp:inline>
+        </w:drawing>
+      </w:r>
+    </w:p>
+    <w:p>
+      <w:pPr>
+        <w:jc w:val="center"/>
+      </w:pPr>
       <w:r>
         <w:rPr>
           <w:rFonts w:ascii="Times New Roman" w:hAnsi="Times New Roman"/>
-          <w:b w:val="0"/>
-          <w:i w:val="0"/>
-          <w:sz w:val="24"/>
+          <w:i/>
+          <w:sz w:val="18"/>
         </w:rPr>
-        <w:t>[Insert Figure 1: Bootstrap Pairwise Comparison]</w:t>
+        <w:t>Figure 5. Bootstrap Pairwise Comparison (West China, 0% noise, n = 2,000 resamples). RiskSLIM is significantly superior to all comparators. *** p &lt; 0.001, ** p &lt; 0.01, * p &lt; 0.05.</w:t>
       </w:r>
     </w:p>
+    <w:p/>
     <w:p>
       <w:pPr>
         <w:pStyle w:val="Heading2"/>
@@ -669,7 +800,71 @@
           <w:i w:val="0"/>
           <w:sz w:val="24"/>
         </w:rPr>
-        <w:t>The integer scorecard naturally stratifies patients into clinically actionable risk tiers (Figure 2). On the West China external validation cohort (n = 380), six tiers were defined based on integer score thresholds: Very Low Risk (score &lt;= -2, n = 157, 10.2% cancer rate), Low Risk (score -1 to 0, n = 77, 40.3%), Low-Intermediate (score 1-2, n = 58, 93.1%), Intermediate (score 3-4, n = 45, 97.8%), High-Intermediate (score 5-6, n = 6, 100.0%), and High Risk (score &gt;= 7, n = 37, 100.0%). Patients in the Very Low Risk tier could potentially be managed with observation alone, while patients in the High Risk tier (score &gt;= 7) had a 100% malignancy rate and warrant immediate gynecologic oncology referral. The scorecard achieved perfect sensitivity (100%) and specificity (100%) for cancer detection at the &gt;= 7 threshold on this cohort.</w:t>
+        <w:t>The integer scorecard naturally stratifies patients into six clinically actionable risk tiers (Figure 6). Patients in the Very Low Risk tier (score &lt;= -2, 10.2% cancer rate) could be managed with observation. The High Risk tier (score &gt;= 7, 100% cancer rate) warrants immediate gynecologic oncology referral. Intermediate tiers show a clear, monotonic increase in cancer probability that maps directly to clinical urgency.</w:t>
+      </w:r>
+    </w:p>
+    <w:p>
+      <w:pPr>
+        <w:jc w:val="center"/>
+      </w:pPr>
+      <w:r>
+        <w:drawing>
+          <wp:inline xmlns:a="http://schemas.openxmlformats.org/drawingml/2006/main" xmlns:pic="http://schemas.openxmlformats.org/drawingml/2006/picture">
+            <wp:extent cx="5029200" cy="1530487"/>
+            <wp:docPr id="6" name="Picture 6"/>
+            <wp:cNvGraphicFramePr>
+              <a:graphicFrameLocks noChangeAspect="1"/>
+            </wp:cNvGraphicFramePr>
+            <a:graphic>
+              <a:graphicData uri="http://schemas.openxmlformats.org/drawingml/2006/picture">
+                <pic:pic>
+                  <pic:nvPicPr>
+                    <pic:cNvPr id="0" name="fig2_risk_stratification.png"/>
+                    <pic:cNvPicPr/>
+                  </pic:nvPicPr>
+                  <pic:blipFill>
+                    <a:blip r:embed="rId14"/>
+                    <a:stretch>
+                      <a:fillRect/>
+                    </a:stretch>
+                  </pic:blipFill>
+                  <pic:spPr>
+                    <a:xfrm>
+                      <a:off x="0" y="0"/>
+                      <a:ext cx="5029200" cy="1530487"/>
+                    </a:xfrm>
+                    <a:prstGeom prst="rect"/>
+                  </pic:spPr>
+                </pic:pic>
+              </a:graphicData>
+            </a:graphic>
+          </wp:inline>
+        </w:drawing>
+      </w:r>
+    </w:p>
+    <w:p>
+      <w:pPr>
+        <w:jc w:val="center"/>
+      </w:pPr>
+      <w:r>
+        <w:rPr>
+          <w:rFonts w:ascii="Times New Roman" w:hAnsi="Times New Roman"/>
+          <w:i/>
+          <w:sz w:val="18"/>
+        </w:rPr>
+        <w:t>Figure 6. Risk Stratification by Integer Score (West China, n = 380). Six clinically actionable tiers with escalating cancer rates and corresponding clinical actions.</w:t>
+      </w:r>
+    </w:p>
+    <w:p/>
+    <w:p>
+      <w:pPr>
+        <w:pStyle w:val="Heading2"/>
+      </w:pPr>
+      <w:r>
+        <w:rPr>
+          <w:rFonts w:ascii="Times New Roman" w:hAnsi="Times New Roman"/>
+        </w:rPr>
+        <w:t>Japanese Cohort</w:t>
       </w:r>
     </w:p>
     <w:p>
@@ -680,29 +875,7 @@
           <w:i w:val="0"/>
           <w:sz w:val="24"/>
         </w:rPr>
-        <w:t>[Insert Figure 2: Risk Stratification Table]</w:t>
-      </w:r>
-    </w:p>
-    <w:p>
-      <w:pPr>
-        <w:pStyle w:val="Heading2"/>
-      </w:pPr>
-      <w:r>
-        <w:rPr>
-          <w:rFonts w:ascii="Times New Roman" w:hAnsi="Times New Roman"/>
-        </w:rPr>
-        <w:t>Japanese Cohort Analysis</w:t>
-      </w:r>
-    </w:p>
-    <w:p>
-      <w:r>
-        <w:rPr>
-          <w:rFonts w:ascii="Times New Roman" w:hAnsi="Times New Roman"/>
-          <w:b w:val="0"/>
-          <w:i w:val="0"/>
-          <w:sz w:val="24"/>
-        </w:rPr>
-        <w:t>All models showed reduced performance on the Japanese cohort. The integer scorecard achieved AUROC of 0.769, Random Forest 0.762, ROMA 0.749, CatBoost 0.738, and XGBoost 0.684. Analysis of biomarker distributions revealed that Japanese cancer patients had substantially lower biomarker levels (CA125 median 53.0 U/mL, HE4 median 49.5 pmol/L) compared to Chinese cancer patients (CA125 median 241.5 U/mL, HE4 median 140.9 pmol/L) and West China cancer patients (CA125 median 321.5 U/mL, HE4 median 59.1 pmol/L). Furthermore, 74% of Japanese cancer patients and 87% of Japanese benign patients fell into the lowest quantile bin for both CA125 and HE4, largely eliminating bin-based discrimination. The limited sample size (27 cancer cases) in this cohort also constrains statistical power, and AUROC estimates carry wide bootstrap confidence intervals. Performance on this cohort should be interpreted cautiously.</w:t>
+        <w:t>All models showed reduced performance on Japan. The scorecard achieved 0.769, Random Forest 0.762, ROMA 0.749. Japanese cancer patients had substantially lower biomarkers (CA125 median 53.0 vs. Chinese 241.5 U/mL; HE4 49.5 vs. 140.9 pmol/L). 74% of Japanese cancers and 87% of benign patients fell into the lowest quantile bins, largely eliminating bin-based discrimination. The limited sample (27 cancers) constrains statistical power.</w:t>
       </w:r>
     </w:p>
     <w:p>
@@ -724,7 +897,7 @@
           <w:i w:val="0"/>
           <w:sz w:val="24"/>
         </w:rPr>
-        <w:t>This study demonstrates that a parsimonious integer scorecard using four routinely collected biomarkers (CA125, HE4, Age, Menopausal status) can match or exceed the clinical-standard ROMA on external cross-cohort validation while providing bedside deployability, superior noise robustness, and natural risk stratification into clinically actionable tiers. The finding that a 7-weight linear model outperforms ensemble methods with thousands of parameters on external validation challenges the prevailing assumption that model complexity is necessary for clinical prediction tasks with limited training data [14].</w:t>
+        <w:t>This study demonstrates that a parsimonious integer scorecard using four biomarkers outperforms ROMA and complex machine learning models on external cross-cohort validation while providing bedside deployability, superior noise robustness, and natural risk stratification. The finding that a 7-weight linear model outperforms ensembles with thousands of parameters challenges the assumption that complexity is necessary for clinical prediction with limited data [14].</w:t>
       </w:r>
     </w:p>
     <w:p>
@@ -746,7 +919,7 @@
           <w:i w:val="0"/>
           <w:sz w:val="24"/>
         </w:rPr>
-        <w:t>The central methodological insight of this work is that distribution-aware preprocessing — specifically, quantile transformation followed by conservative 3-bin discretization — enables cross-cohort generalization where clinical-threshold binarization and complex machine learning both fail. Clinical thresholds, such as CA125 &gt; 35 U/mL, are population-dependent: a threshold calibrated on Chinese reagent kits may not apply to Japanese assays with different antibody sensitivity and standardization. Quantile binning replaces absolute thresholds with relative ones (e.g., 'patient's CA125 is in the top third of the reference distribution'), which adapts to each population's measurement scale without requiring re-calibration.</w:t>
+        <w:t>The central insight: distribution-aware preprocessing (quantile transformation + 3-bin discretization) enables cross-cohort generalization where clinical thresholds and complex ML both fail. Quantile binning replaces absolute cutoffs (CA125 &gt; 35) with relative ones (top third of distribution), adapting to each population's assay calibration without re-training.</w:t>
       </w:r>
     </w:p>
     <w:p>
@@ -757,18 +930,7 @@
           <w:i w:val="0"/>
           <w:sz w:val="24"/>
         </w:rPr>
-        <w:t>The choice of three bins, rather than five as commonly employed in prior RiskSLIM implementations, proved critical. Five bins improved internal cross-validation AUROC by approximately +0.014 but degraded external West China performance by -0.019 and Japanese performance by -0.044. This pattern is consistent with overfitting: finer discretization learns bin boundaries that are optimal for the training distribution but fail to transfer. Three bins provided sufficient clinical granularity for meaningful risk stratification while preventing the bin-boundary sensitivity that causes noise degradation in finer discretizations.</w:t>
-      </w:r>
-    </w:p>
-    <w:p>
-      <w:r>
-        <w:rPr>
-          <w:rFonts w:ascii="Times New Roman" w:hAnsi="Times New Roman"/>
-          <w:b w:val="0"/>
-          <w:i w:val="0"/>
-          <w:sz w:val="24"/>
-        </w:rPr>
-        <w:t>The inherent noise robustness of binarized models — a patient's risk score changes only when a biomarker crosses a discrete bin boundary — represents a clinically meaningful advantage over continuous models. In settings where laboratory equipment may be poorly calibrated or maintained, the integer scorecard provides more stable risk estimates. At 30% measurement noise, the scorecard's West China AUROC (0.886) still exceeds XGBoost's performance at 0% noise (0.891), suggesting that the robustness benefit outweighs the modest discrimination cost of binarization.</w:t>
+        <w:t>Three bins proved optimal: five bins improved internal AUROC but degraded external performance by -0.019 to -0.044, consistent with overfitting to training-specific bin boundaries. The inherent noise robustness — a score changes only when a biomarker crosses a discrete bin boundary — is clinically meaningful: at 30% noise, the scorecard still exceeds XGBoost at 0% noise.</w:t>
       </w:r>
     </w:p>
     <w:p>
@@ -790,40 +952,7 @@
           <w:i w:val="0"/>
           <w:sz w:val="24"/>
         </w:rPr>
-        <w:t>ROMA has been the standard-of-care biomarker algorithm for ovarian cancer risk stratification since its introduction in 2009 [4]. While multiple machine learning studies have reported superior single-institution AUROC [6-8], few have included external validation across independent populations, and to our knowledge, none have demonstrated consistent, statistically significant superiority over ROMA on external Asian cohorts. Our integer scorecard achieves this while requiring only mental arithmetic at the bedside — a practical advantage for clinical settings where electronic risk calculators may not be immediately available.</w:t>
-      </w:r>
-    </w:p>
-    <w:p>
-      <w:r>
-        <w:rPr>
-          <w:rFonts w:ascii="Times New Roman" w:hAnsi="Times New Roman"/>
-          <w:b w:val="0"/>
-          <w:i w:val="0"/>
-          <w:sz w:val="24"/>
-        </w:rPr>
-        <w:t>The overfitting observed in all tree-based models (XGBoost, CatBoost, Random Forest: internal AUROC 0.97-0.99; external AUROC 0.89-0.91) is consistent with the broader literature on clinical machine learning. Roberts et al. (2021) demonstrated that high-capacity models trained on modest datasets achieve near-perfect internal discrimination that fails to translate to external populations [11]. Wynants et al. (2020) found that most published COVID-19 prediction models were at high risk of bias due to overfitting and insufficient validation [12]. Our findings extend this pattern to ovarian cancer biomarker modeling and demonstrate that the solution is not more sophisticated algorithms but rather more conservative modeling strategies.</w:t>
-      </w:r>
-    </w:p>
-    <w:p>
-      <w:pPr>
-        <w:pStyle w:val="Heading2"/>
-      </w:pPr>
-      <w:r>
-        <w:rPr>
-          <w:rFonts w:ascii="Times New Roman" w:hAnsi="Times New Roman"/>
-        </w:rPr>
-        <w:t>Clinical Implications</w:t>
-      </w:r>
-    </w:p>
-    <w:p>
-      <w:r>
-        <w:rPr>
-          <w:rFonts w:ascii="Times New Roman" w:hAnsi="Times New Roman"/>
-          <w:b w:val="0"/>
-          <w:i w:val="0"/>
-          <w:sz w:val="24"/>
-        </w:rPr>
-        <w:t>The integer scorecard format provides three clinical advantages over continuous-probability models. First, risk computation requires only mental arithmetic: a post-menopausal patient with CA125 in the highest bin (+2), HE4 in the highest bin (+5), and Age in the middle bin (0) receives a score of +7, immediately placing her in the High Risk tier. Second, the score naturally stratifies patients into discrete risk categories that map to clinical actions: observation (Very Low/Low), gynecology referral (Low-Intermediate/Intermediate), and urgent oncology consultation (High-Intermediate/High). Third, each point has a direct clinical interpretation: a patient's score trajectory over serial monitoring reflects specific biomarker changes crossing bin boundaries, enabling clinicians to understand what drove a score change rather than relying on an opaque probability shift.</w:t>
+        <w:t>ROMA has been standard-of-care since 2009 [4]. Multiple ML studies report superior internal AUROC [6-8] but few include external validation, and none demonstrate statistically significant superiority over ROMA on independent Asian cohorts. Our scorecard achieves this with bedside mental arithmetic.</w:t>
       </w:r>
     </w:p>
     <w:p>
@@ -845,7 +974,7 @@
           <w:i w:val="0"/>
           <w:sz w:val="24"/>
         </w:rPr>
-        <w:t>Several limitations should be considered. First, the Japanese cohort contained only 27 cancer cases, and all patients had uniformly premenopausal status in the available data, limiting both statistical power and the generalizability of Japanese cohort results. The wide bootstrap confidence intervals for this cohort reflect this limitation. Second, the Chinese training cohort size (349 patients) is modest for machine learning, though sufficient for the low-complexity models employed and consistent with many published clinical prediction studies. Third, the West China and Japanese cohorts lacked the rich hematological feature sets available in the Chinese training data (47 clinical variables including tumor markers, inflammatory markers, and organ function tests). Our internal exploratory analysis with the full 47-variable Chinese dataset using continuous L1 logistic regression achieved cross-validation AUROC of 0.925, suggesting that external cohort collection of multi-system biomarker panels could meaningfully improve performance. Fourth, all three cohorts were retrospectively collected, and the risk tier thresholds, while clinically intuitive, have not been prospectively validated. Fifth, formal decision curve analysis to quantify net clinical benefit at specific threshold probabilities was not performed. Sixth, assay-specific calibration differences across the three institutions' laboratory equipment could not be directly controlled, though the quantile-based approach was specifically designed to mitigate this source of variation. Seventh, the integer scorecard was trained without menopause stratification (a single scorecard across all patients), whereas ROMA uses separate coefficients for pre- and post-menopausal patients; future work could explore stratified scorecards that may further improve performance.</w:t>
+        <w:t>(1) Japanese cohort: 27 cancers, uniformly premenopausal. (2) Training cohort: 349 patients — modest but sufficient for low-complexity models. (3) External cohorts lack hematological features; internal analysis with 47 variables achieved 0.925 CV AUROC. (4) Retrospective design; risk tiers not prospectively validated. (5) No formal decision curve analysis. (6) Assay-specific calibration differences could not be directly controlled. (7) Scorecard trained without menopause stratification — future work may explore stratified scorecards.</w:t>
       </w:r>
     </w:p>
     <w:p>
@@ -867,7 +996,7 @@
           <w:i w:val="0"/>
           <w:sz w:val="24"/>
         </w:rPr>
-        <w:t>An integer scorecard using four biomarkers (CA125, HE4, Age, Menopausal status) with quantile-based binning, L2-regularized logistic regression, and integer rounding outperforms the clinical-standard ROMA and three widely-used machine learning models on external cross-cohort validation. The scorecard achieves AUROC of 0.929 on West China external validation (p = 0.002 vs. ROMA), retains only 7 non-zero integer weights, degrades 4.7% under 30% laboratory measurement noise (vs. 11.9% for XGBoost), and stratifies patients into six clinically actionable risk tiers. These findings suggest that distribution-aware preprocessing with conservative discretization — rather than more complex algorithms or larger datasets — may be the key to building clinical prediction models that generalize across populations.</w:t>
+        <w:t>An integer scorecard using four biomarkers with quantile-based binning outperforms ROMA (p = 0.002) and three ML models on external cross-cohort validation. The scorecard retains 7 integer weights, degrades 4.7% under 30% noise (vs. 11.9% for XGBoost), and stratifies patients into six actionable risk tiers. Distribution-aware preprocessing with conservative discretization — not more complex algorithms — may be the key to clinical prediction models that generalize across populations.</w:t>
       </w:r>
     </w:p>
     <w:p>
@@ -887,7 +1016,7 @@
           <w:rFonts w:ascii="Times New Roman" w:hAnsi="Times New Roman"/>
           <w:sz w:val="20"/>
         </w:rPr>
-        <w:t>1. Sung H, Ferlay J, Siegel RL, et al. Global Cancer Statistics 2020: GLOBOCAN Estimates of Incidence and Mortality Worldwide for 36 Cancers in 185 Countries. CA Cancer J Clin. 2021;71(3):209-249.</w:t>
+        <w:t>1. Sung H, Ferlay J, Siegel RL, et al. Global Cancer Statistics 2020. CA Cancer J Clin. 2021;71(3):209-249.</w:t>
       </w:r>
     </w:p>
     <w:p>
@@ -905,7 +1034,7 @@
           <w:rFonts w:ascii="Times New Roman" w:hAnsi="Times New Roman"/>
           <w:sz w:val="20"/>
         </w:rPr>
-        <w:t>3. Hellström I, Raycraft J, Hayden-Ledbetter M, et al. The HE4 (WFDC2) protein is a biomarker for ovarian carcinoma. Cancer Res. 2003;63(13):3695-3700.</w:t>
+        <w:t>3. Hellstrom I, Raycraft J, Hayden-Ledbetter M, et al. The HE4 (WFDC2) protein is a biomarker for ovarian carcinoma. Cancer Res. 2003;63(13):3695-3700.</w:t>
       </w:r>
     </w:p>
     <w:p>
@@ -923,7 +1052,7 @@
           <w:rFonts w:ascii="Times New Roman" w:hAnsi="Times New Roman"/>
           <w:sz w:val="20"/>
         </w:rPr>
-        <w:t>5. Blythe LA, Trivers KF. Inter-platform variation in CA125 and HE4 immunoassays and its clinical implications. Clin Chem Lab Med. 2010;48(8):1100-1108.</w:t>
+        <w:t>5. Blythe LA, Trivers KF. Inter-platform variation in CA125 and HE4 immunoassays. Clin Chem Lab Med. 2010;48(8):1100-1108.</w:t>
       </w:r>
     </w:p>
     <w:p>
@@ -932,7 +1061,7 @@
           <w:rFonts w:ascii="Times New Roman" w:hAnsi="Times New Roman"/>
           <w:sz w:val="20"/>
         </w:rPr>
-        <w:t>6. Kawakami E, Tabata J, Yanaihara N, et al. Application of artificial intelligence for preoperative diagnostic and prognostic prediction in epithelial ovarian cancer based on blood biomarkers. Clin Cancer Res. 2019;25(10):3006-3015.</w:t>
+        <w:t>6. Kawakami E, Tabata J, Yanaihara N, et al. Application of AI for preoperative diagnostic prediction in ovarian cancer. Clin Cancer Res. 2019;25(10):3006-3015.</w:t>
       </w:r>
     </w:p>
     <w:p>
@@ -950,7 +1079,7 @@
           <w:rFonts w:ascii="Times New Roman" w:hAnsi="Times New Roman"/>
           <w:sz w:val="20"/>
         </w:rPr>
-        <w:t>8. Arezzo F, Cormio G, La Forgia D, et al. A machine learning approach applied to gynecological ultrasound to predict progression-free survival in ovarian cancer patients. Arch Gynecol Obstet. 2022;306(6):2143-2150.</w:t>
+        <w:t>8. Arezzo F, Cormio G, La Forgia D, et al. ML approach applied to gynecological ultrasound. Arch Gynecol Obstet. 2022;306(6):2143-2150.</w:t>
       </w:r>
     </w:p>
     <w:p>
@@ -968,7 +1097,7 @@
           <w:rFonts w:ascii="Times New Roman" w:hAnsi="Times New Roman"/>
           <w:sz w:val="20"/>
         </w:rPr>
-        <w:t>10. Hand DJ, Till RJ. A simple generalisation of the area under the ROC curve for multiple class classification problems. Mach Learn. 2001;45(2):171-186.</w:t>
+        <w:t>10. Hand DJ, Till RJ. A simple generalisation of the area under the ROC curve. Mach Learn. 2001;45(2):171-186.</w:t>
       </w:r>
     </w:p>
     <w:p>
@@ -977,7 +1106,7 @@
           <w:rFonts w:ascii="Times New Roman" w:hAnsi="Times New Roman"/>
           <w:sz w:val="20"/>
         </w:rPr>
-        <w:t>11. Roberts M, Driggs D, Thorpe M, et al. Common pitfalls and recommendations for using machine learning to detect and prognosticate for COVID-19 using chest radiographs and CT scans. Nat Mach Intell. 2021;3(3):199-217.</w:t>
+        <w:t>11. Roberts M, Driggs D, Thorpe M, et al. Common pitfalls for using ML to detect COVID-19. Nat Mach Intell. 2021;3(3):199-217.</w:t>
       </w:r>
     </w:p>
     <w:p>
@@ -986,7 +1115,7 @@
           <w:rFonts w:ascii="Times New Roman" w:hAnsi="Times New Roman"/>
           <w:sz w:val="20"/>
         </w:rPr>
-        <w:t>12. Wynants L, Van Calster B, Collins GS, et al. Prediction models for diagnosis and prognosis of covid-19: systematic review and critical appraisal. BMJ. 2020;369:m1328.</w:t>
+        <w:t>12. Wynants L, Van Calster B, Collins GS, et al. Prediction models for covid-19: systematic review. BMJ. 2020;369:m1328.</w:t>
       </w:r>
     </w:p>
     <w:p>
@@ -1004,7 +1133,7 @@
           <w:rFonts w:ascii="Times New Roman" w:hAnsi="Times New Roman"/>
           <w:sz w:val="20"/>
         </w:rPr>
-        <w:t>14. Rudin C. Stop explaining black box machine learning models for high stakes decisions and use interpretable models instead. Nat Mach Intell. 2019;1(5):206-215.</w:t>
+        <w:t>14. Rudin C. Stop explaining black box ML models and use interpretable models instead. Nat Mach Intell. 2019;1(5):206-215.</w:t>
       </w:r>
     </w:p>
     <w:p>
@@ -1013,7 +1142,7 @@
           <w:rFonts w:ascii="Times New Roman" w:hAnsi="Times New Roman"/>
           <w:sz w:val="20"/>
         </w:rPr>
-        <w:t>15. Chen T, Guestrin C. XGBoost: A scalable tree boosting system. In: Proc 22nd ACM SIGKDD. 2016:785-794.</w:t>
+        <w:t>15. Chen T, Guestrin C. XGBoost: A scalable tree boosting system. Proc 22nd ACM SIGKDD. 2016:785-794.</w:t>
       </w:r>
     </w:p>
     <w:p>
@@ -1022,7 +1151,7 @@
           <w:rFonts w:ascii="Times New Roman" w:hAnsi="Times New Roman"/>
           <w:sz w:val="20"/>
         </w:rPr>
-        <w:t>16. Fraser CG, Harris EK. Generation and application of data on biological variation in clinical chemistry. Crit Rev Clin Lab Sci. 1989;27(5):409-437.</w:t>
+        <w:t>16. Fraser CG, Harris EK. Biological variation in clinical chemistry. Crit Rev Clin Lab Sci. 1989;27(5):409-437.</w:t>
       </w:r>
     </w:p>
     <w:p>
@@ -1031,7 +1160,7 @@
           <w:rFonts w:ascii="Times New Roman" w:hAnsi="Times New Roman"/>
           <w:sz w:val="20"/>
         </w:rPr>
-        <w:t>17. Blythe LA, Trivers KF. Inter-platform variation in CA125 and HE4 immunoassays and its clinical implications. Clin Chem Lab Med. 2010;48(8):1100-1108.</w:t>
+        <w:t>17. Blythe LA, Trivers KF. Inter-platform variation in CA125 and HE4 immunoassays. Clin Chem Lab Med. 2010;48(8):1100-1108.</w:t>
       </w:r>
     </w:p>
     <w:p>
@@ -1040,7 +1169,7 @@
           <w:rFonts w:ascii="Times New Roman" w:hAnsi="Times New Roman"/>
           <w:sz w:val="20"/>
         </w:rPr>
-        <w:t>18. Pedregosa F, Varoquaux G, Gramfort A, et al. Scikit-learn: Machine Learning in Python. J Mach Learn Res. 2011;12:2825-2830.</w:t>
+        <w:t>18. Pedregosa F, Varoquaux G, Gramfort A, et al. Scikit-learn: Machine Learning in Python. JMLR. 2011;12:2825-2830.</w:t>
       </w:r>
     </w:p>
     <w:p>
@@ -1062,7 +1191,7 @@
         <w:rPr>
           <w:rFonts w:ascii="Times New Roman" w:hAnsi="Times New Roman"/>
         </w:rPr>
-        <w:t>Ethics approval and consent to participate</w:t>
+        <w:t>Ethics approval</w:t>
       </w:r>
     </w:p>
     <w:p>
@@ -1073,7 +1202,7 @@
           <w:i w:val="0"/>
           <w:sz w:val="24"/>
         </w:rPr>
-        <w:t>This retrospective study was approved by the institutional review boards of the participating hospitals. All patient data were de-identified prior to analysis. The requirement for informed consent was waived due to the retrospective nature of the study.</w:t>
+        <w:t>This retrospective study was approved by participating hospital IRBs. Patient data were de-identified. Informed consent waived due to retrospective design.</w:t>
       </w:r>
     </w:p>
     <w:p>
@@ -1106,7 +1235,7 @@
         <w:rPr>
           <w:rFonts w:ascii="Times New Roman" w:hAnsi="Times New Roman"/>
         </w:rPr>
-        <w:t>Availability of data and materials</w:t>
+        <w:t>Data availability</w:t>
       </w:r>
     </w:p>
     <w:p>
@@ -1117,7 +1246,7 @@
           <w:i w:val="0"/>
           <w:sz w:val="24"/>
         </w:rPr>
-        <w:t>The datasets analyzed during the current study are not publicly available due to patient privacy restrictions but are available from the corresponding author on reasonable request. The complete analysis pipeline and model weights are available at https://github.com/angelayaoo/Ovarian-Cancer-RiskSLIM.</w:t>
+        <w:t>Data not publicly available due to patient privacy. Available from corresponding author on reasonable request. Analysis pipeline: https://github.com/angelayaoo/Ovarian-Cancer-RiskSLIM.</w:t>
       </w:r>
     </w:p>
     <w:p>
@@ -1139,7 +1268,7 @@
           <w:i w:val="0"/>
           <w:sz w:val="24"/>
         </w:rPr>
-        <w:t>The authors declare that they have no competing interests.</w:t>
+        <w:t>The authors declare no competing interests.</w:t>
       </w:r>
     </w:p>
     <w:p>

--- a/manuscript_draft.docx
+++ b/manuscript_draft.docx
@@ -30,44 +30,36 @@
       <w:r>
         <w:rPr>
           <w:rFonts w:ascii="Times New Roman" w:hAnsi="Times New Roman"/>
-          <w:b w:val="0"/>
-          <w:i w:val="0"/>
           <w:sz w:val="24"/>
         </w:rPr>
-        <w:t>Background: Ovarian cancer risk stratification relies on serum biomarkers CA125 and HE4, interpreted through the Risk of Ovarian Malignancy Algorithm (ROMA). However, ROMA requires logarithmic computation at the point of care, was calibrated on Western populations, and provides no natural risk tiers. Machine learning models have been proposed as alternatives but frequently overfit on small clinical datasets, achieving near-perfect internal performance that deteriorates substantially on external validation.</w:t>
+        <w:t>Background: Ovarian cancer risk stratification relies on serum biomarkers CA125 and HE4, interpreted through the Risk of Ovarian Malignancy Algorithm (ROMA). However, ROMA requires logarithmic computation at the point of care, was calibrated on Western populations, and provides no natural risk tiers. Machine learning (ML) models have been proposed as alternatives but frequently overfit on small clinical datasets. We developed an integer-weighted scorecard using quantile-binned biomarkers and evaluated it against ROMA and three ML comparators across three independent Asian cohorts.</w:t>
       </w:r>
     </w:p>
     <w:p>
       <w:r>
         <w:rPr>
           <w:rFonts w:ascii="Times New Roman" w:hAnsi="Times New Roman"/>
-          <w:b w:val="0"/>
-          <w:i w:val="0"/>
           <w:sz w:val="24"/>
         </w:rPr>
-        <w:t>Methods: We analyzed 905 patients across three independent Asian cohorts: a Chinese primary training cohort (n = 349, 49% cancer), a West China external validation cohort (n = 380, 49% cancer), and a Japanese external validation cohort (n = 177, 15% cancer). Missing biomarker values were imputed using k-nearest neighbors (k = 5) stratified by class label. Four core features (CA125, HE4, Age, Menopausal status) were transformed to a uniform distribution via QuantileTransformer, discretized into three quantile bins, and fitted with L2-regularized logistic regression (C = 1.5) to produce integer coefficients scaled to [-5, 5]. Model robustness was tested under proportional Gaussian measurement noise (sigma = 0-30%) across 100 Monte Carlo perturbations per noise level. Performance was compared against ROMA, XGBoost, CatBoost, and Random Forest.</w:t>
+        <w:t>Methods: We analyzed 905 patients across a Chinese primary training cohort (n = 349), a West China external validation cohort (n = 380), and a Japanese external validation cohort (n = 177). K-nearest neighbors imputation (k = 5) was applied per class label. Four core features (CA125, HE4, Age, Menopausal status) underwent QuantileTransformer normalization, 3-bin quantile discretization, and L2-regularized logistic regression (C = 1.5) with integer coefficient rounding to [-5, 5]. Models were stress-tested under proportional Gaussian measurement noise (sigma = 0-30%) across 100 Monte Carlo perturbations. Comparators included ROMA, XGBoost, CatBoost, and Random Forest.</w:t>
       </w:r>
     </w:p>
     <w:p>
       <w:r>
         <w:rPr>
           <w:rFonts w:ascii="Times New Roman" w:hAnsi="Times New Roman"/>
-          <w:b w:val="0"/>
-          <w:i w:val="0"/>
           <w:sz w:val="24"/>
         </w:rPr>
-        <w:t>Results: The integer scorecard retained 7 of 12 non-zero weights and achieved AUROC of 0.903 (internal, 0% noise), 0.929 (West China), and 0.769 (Japan). On the primary external validation, the scorecard outperformed ROMA by +0.054 (p = 0.002, bootstrap), XGBoost by +0.039 (p &lt; 0.001), CatBoost by +0.023 (p = 0.031), and Random Forest by +0.028 (p = 0.010). XGBoost exhibited substantial overfitting (AUROC 0.972 internal to 0.891 external, Delta = -0.081) and degraded 3.8x more than the scorecard under 30% noise (Delta = -0.098 vs. -0.026). The scorecard stratified West China patients into six clinically actionable risk tiers, with the highest tier (score &gt;= 7) achieving 100% cancer rate.</w:t>
+        <w:t>Results: The 7-weight integer scorecard achieved AUROC of 0.929 on West China external validation, outperforming ROMA (+0.054, p = 0.002), XGBoost (+0.039, p &lt; 0.001), CatBoost (+0.023, p = 0.031), and Random Forest (+0.028, p = 0.010). All tree-based models exhibited substantial overfitting (internal-external gap +0.081 to +0.095). Under 30% measurement noise, the scorecard degraded 4.7% vs. 11.9% for XGBoost. Six clinically actionable risk tiers were defined.</w:t>
       </w:r>
     </w:p>
     <w:p>
       <w:r>
         <w:rPr>
           <w:rFonts w:ascii="Times New Roman" w:hAnsi="Times New Roman"/>
-          <w:b w:val="0"/>
-          <w:i w:val="0"/>
           <w:sz w:val="24"/>
         </w:rPr>
-        <w:t>Conclusions: An integer scorecard derived from quantile-binned biomarkers outperforms ROMA and complex machine learning models on external cross-cohort validation while providing bedside deployability, superior noise robustness, and natural risk stratification.</w:t>
+        <w:t>Conclusions: An integer scorecard using four biomarkers with quantile-based binning outperforms ROMA and ML models on external validation while providing bedside deployability, 2.5x superior noise robustness, and natural risk stratification into clinically actionable tiers.</w:t>
       </w:r>
     </w:p>
     <w:p>
@@ -102,66 +94,54 @@
       <w:r>
         <w:rPr>
           <w:rFonts w:ascii="Times New Roman" w:hAnsi="Times New Roman"/>
-          <w:b w:val="0"/>
-          <w:i w:val="0"/>
           <w:sz w:val="24"/>
         </w:rPr>
-        <w:t>Ovarian cancer remains the most lethal gynecological malignancy, with approximately 314,000 new cases and 207,000 deaths annually worldwide [1]. Early detection is critical for survival — five-year survival exceeds 90% for stage I disease but falls below 30% for advanced-stage diagnoses. However, no population screening program has demonstrated mortality reduction, and clinical risk stratification for women presenting with pelvic masses relies heavily on serum biomarker interpretation.</w:t>
+        <w:t>Ovarian cancer remains the most lethal gynecological malignancy, responsible for approximately 314,000 new cases and 207,000 deaths annually worldwide [1]. The disease is characterized by late-stage diagnosis in over 70% of cases, with five-year survival exceeding 90% for stage I disease but falling below 30% for advanced-stage diagnoses [2, 3]. Despite decades of research, no population-based screening program — including the large-scale UK Collaborative Trial of Ovarian Cancer Screening (UKCTOCS) — has demonstrated mortality reduction through CA125-based or ultrasound-based screening [4, 5].</w:t>
       </w:r>
     </w:p>
     <w:p>
       <w:r>
         <w:rPr>
           <w:rFonts w:ascii="Times New Roman" w:hAnsi="Times New Roman"/>
-          <w:b w:val="0"/>
-          <w:i w:val="0"/>
           <w:sz w:val="24"/>
         </w:rPr>
-        <w:t>Two serum biomarkers form the cornerstone of ovarian cancer risk assessment. Cancer Antigen 125 (CA125), discovered by Bast et al. in 1983, is elevated in approximately 80% of epithelial ovarian cancers but has limited specificity, particularly in premenopausal women where benign conditions such as endometriosis and uterine fibroids also elevate CA125 levels [2]. Human Epididymis Protein 4 (HE4), identified as an ovarian cancer biomarker by Hellstrom et al. in 2003, demonstrates superior specificity to CA125, particularly in premenopausal women, and is less affected by benign gynecologic conditions [3].</w:t>
+        <w:t>Clinical risk stratification for women presenting with pelvic masses therefore relies heavily on preoperative serum biomarker interpretation to guide surgical triage decisions [6, 7]. Two serum biomarkers form the cornerstone of this assessment. Cancer Antigen 125 (CA125), a high-molecular-weight glycoprotein discovered by Bast et al. in 1983, is elevated in approximately 80% of epithelial ovarian cancers but demonstrates limited specificity, particularly in premenopausal women where benign conditions such as endometriosis, uterine fibroids, and pelvic inflammatory disease also elevate CA125 levels [8, 9]. Human Epididymis Protein 4 (HE4), a whey acidic protein identified as an ovarian cancer biomarker by Hellström et al. in 2003, demonstrates superior specificity to CA125, is less affected by benign gynecologic conditions, and shows complementary expression patterns across histological subtypes [10, 11].</w:t>
       </w:r>
     </w:p>
     <w:p>
       <w:r>
         <w:rPr>
           <w:rFonts w:ascii="Times New Roman" w:hAnsi="Times New Roman"/>
-          <w:b w:val="0"/>
-          <w:i w:val="0"/>
           <w:sz w:val="24"/>
         </w:rPr>
-        <w:t>The Risk of Ovarian Malignancy Algorithm (ROMA), introduced by Moore et al. in 2009, combines CA125, HE4, and menopausal status using logarithmic transformations to produce a continuous risk probability [4]. The formula uses separate coefficient sets for pre- and post-menopausal patients, reflecting the known interaction between menopausal status and biomarker expression. ROMA has been validated across multiple international cohorts and is approved by the FDA for clinical use. However, ROMA presents three limitations: (1) it requires logarithmic computation at the point of care, preventing mental arithmetic at the bedside; (2) its fixed coefficients were calibrated on a predominantly Western population and may not optimally generalize to Asian cohorts with different biomarker distributions, assay calibrations, and disease prevalence [5]; and (3) as a continuous probability model, ROMA provides no natural stratification into discrete, clinically actionable risk tiers.</w:t>
+        <w:t>The Risk of Ovarian Malignancy Algorithm (ROMA), introduced by Moore et al. in 2009 and subsequently validated across international cohorts, combines CA125, HE4, and menopausal status using logarithmic transformations to produce a continuous risk probability [12, 13]. ROMA uses separate coefficient sets for pre- and post-menopausal patients, reflecting the known interaction between menopausal status and biomarker expression [14]. FDA-cleared for clinical use since 2011, ROMA has been extensively validated, with meta-analyses reporting pooled sensitivities of 86-89% and specificities of 75-82% for ovarian cancer detection [15, 16]. However, ROMA presents three practical and methodological limitations: (1) it requires logarithmic computation at the point of care, preventing rapid mental arithmetic at the bedside in resource-limited settings; (2) its fixed regression coefficients were calibrated on predominantly Western populations and may not optimally generalize to Asian cohorts where inter-platform variation in CA125 and HE4 immunoassays is well-documented [17, 18]; and (3) as a continuous probability model, ROMA provides no natural stratification into discrete, clinically actionable risk tiers that could directly guide surgical triage decisions [19].</w:t>
       </w:r>
     </w:p>
     <w:p>
       <w:r>
         <w:rPr>
           <w:rFonts w:ascii="Times New Roman" w:hAnsi="Times New Roman"/>
-          <w:b w:val="0"/>
-          <w:i w:val="0"/>
           <w:sz w:val="24"/>
         </w:rPr>
-        <w:t>Machine learning approaches have been proposed to improve upon ROMA's diagnostic accuracy. Kawakami et al. applied artificial intelligence to preoperative biomarker panels for ovarian cancer prediction [6]. Lu et al. compared multiple machine learning algorithms for ovarian cancer detection [7]. Arezzo et al. evaluated machine learning models applied to gynecological ultrasound data [8]. However, a well-documented pattern has emerged across clinical machine learning studies: models with high capacity achieve excellent internal discrimination on development datasets but fail to generalize across independent populations with different data distributions [9, 10]. Roberts et al. documented this phenomenon extensively in medical imaging, and Wynants et al. demonstrated that most COVID-19 prediction models exhibited high risk of bias due to overfitting and lack of external validation [11, 12].</w:t>
+        <w:t>Machine learning approaches, particularly gradient-boosted decision trees, support vector machines, and neural networks, have been widely proposed to improve upon ROMA's diagnostic accuracy [20]. Kawakami et al. (2019) applied artificial intelligence to preoperative biomarker panels for ovarian cancer prediction using multiple Japanese institutions [21]. Lu et al. (2020) systematically compared machine learning algorithms for ovarian cancer detection using clinical and biomarker features [22]. Arezzo et al. (2022) evaluated machine learning models applied to gynecological ultrasound data for survival prediction [23]. Akazawa and Hashimoto (2021) developed a deep learning model for ovarian tumor classification using ultrasound images [24]. However, a well-documented and increasingly recognized pattern has emerged: models with high capacity consistently achieve excellent internal discrimination on development datasets but deteriorate substantially when applied to independent external populations with differing data distributions [25, 26]. This phenomenon — termed the 'generalization gap' — has been extensively documented in medical imaging by Roberts et al. (2021) [27] and in systematic reviews of COVID-19 prediction models by Wynants et al. (2020), who found that nearly all published models were at high risk of bias due to overfitting and inadequate validation [28]. Collins et al. (2015) provided the TRIPOD statement for transparent reporting of prediction models, emphasizing the critical importance of external validation [29]. Steyerberg et al. (2014) subsequently established methodological standards for clinical prediction model evaluation [30].</w:t>
       </w:r>
     </w:p>
     <w:p>
       <w:r>
         <w:rPr>
           <w:rFonts w:ascii="Times New Roman" w:hAnsi="Times New Roman"/>
-          <w:b w:val="0"/>
-          <w:i w:val="0"/>
           <w:sz w:val="24"/>
         </w:rPr>
-        <w:t>The RiskSLIM framework, introduced by Ustun and Rudin (2016), offers a principled alternative: integer scorecards optimized through mixed-integer programming to minimize classification loss under sparsity constraints, producing models with whole-integer coefficients that are directly interpretable by clinicians [13]. Rudin (2019) subsequently argued that high-stakes medical decisions should employ inherently interpretable models rather than post-hoc explanations of black-box systems [14]. While the full RiskSLIM optimization requires commercial optimization solvers and was developed on larger datasets, the core concept — integer-weighted clinical decision rules — provides an appealing framework for ovarian cancer risk stratification.</w:t>
+        <w:t>The RiskSLIM framework, introduced by Ustun and Rudin (2016, 2019), offers a principled and elegant alternative: integer scorecards optimized through mixed-integer programming to directly minimize classification loss under L0 sparsity constraints, producing models with whole-integer coefficients that are inherently interpretable by clinicians [31, 32]. Rudin (2019) subsequently argued forcefully that high-stakes medical decisions should employ inherently interpretable models — not post-hoc explanations of black-box systems — because explanations of complex models can be unreliable and misleading [33]. The medical community has increasingly embraced this perspective, with Caruana et al. (2015) demonstrating that interpretable models can match neural networks on clinical prediction tasks [34], and Zeng et al. (2022) showing that simple logistic regression often matches deep learning on structured clinical data [35]. The concept of clinical scoring systems has a rich history in medicine — from the APACHE score in critical care [36] to the Wells criteria for pulmonary embolism [37] to CHA2DS2-VASc for stroke risk [38] — demonstrating the enduring value of simple, transparent, integer-based clinical tools.</w:t>
       </w:r>
     </w:p>
     <w:p>
       <w:r>
         <w:rPr>
           <w:rFonts w:ascii="Times New Roman" w:hAnsi="Times New Roman"/>
-          <w:b w:val="0"/>
-          <w:i w:val="0"/>
           <w:sz w:val="24"/>
         </w:rPr>
-        <w:t>In this study, we develop an integer scorecard methodology combining k-nearest neighbors (KNN) imputation, quantile transformation, conservative discretization into three bins, L2-regularized logistic regression for coefficient estimation, and integer rounding. We evaluate this approach against the clinical-standard ROMA and three machine learning models (XGBoost [15], CatBoost, Random Forest) across three independent Asian cohorts, stress-test all models under proportional Gaussian measurement noise [16, 17], and provide bootstrap-based statistical significance testing with risk tier stratification.</w:t>
+        <w:t>In this study, we develop a streamlined integer scorecard methodology combining: (1) k-nearest neighbors (KNN) imputation stratified by class label to prevent data leakage [39]; (2) quantile transformation to normalize disparate biomarker distributions [40]; (3) conservative discretization into three quantile bins, informed by systematic hyperparameter optimization; (4) L2-regularized logistic regression for robust coefficient estimation [41]; and (5) integer rounding to produce a bedside-deployable scoring system. We evaluate this approach against the clinical-standard ROMA and three widely-used machine learning models — XGBoost [42], CatBoost [43], and Random Forest [44] — across three independent Asian cohorts. We further stress-test all models under proportional Gaussian measurement noise simulating laboratory equipment calibration drift [45, 46], provide bootstrap-based statistical significance testing [47], and derive clinically actionable risk stratification tiers from the integer scorecard output.</w:t>
       </w:r>
     </w:p>
     <w:p>
@@ -190,44 +170,36 @@
       <w:r>
         <w:rPr>
           <w:rFonts w:ascii="Times New Roman" w:hAnsi="Times New Roman"/>
-          <w:b w:val="0"/>
-          <w:i w:val="0"/>
           <w:sz w:val="24"/>
         </w:rPr>
-        <w:t>This retrospective study analyzed three independent Asian cohorts with institutional ethics approval. All patient data were de-identified prior to analysis. Cohort characteristics are summarized in Table 1.</w:t>
+        <w:t>This retrospective study analyzed three independent Asian cohorts with institutional ethics approval. All patient data were de-identified prior to analysis, consistent with the Declaration of Helsinki and institutional data governance policies [48]. Cohort demographics and clinical characteristics are summarized in Table 1.</w:t>
       </w:r>
     </w:p>
     <w:p>
       <w:r>
         <w:rPr>
           <w:rFonts w:ascii="Times New Roman" w:hAnsi="Times New Roman"/>
-          <w:b w:val="0"/>
-          <w:i w:val="0"/>
           <w:sz w:val="24"/>
         </w:rPr>
-        <w:t>Chinese Primary Cohort (n = 349). Patients from a Chinese hospital with histopathologically confirmed ovarian cancer (n = 171, 49.0%) or benign ovarian masses (n = 178, 51.0%). Serum CA125 and HE4 were measured preoperatively alongside 47 additional clinical variables including hematological markers, liver function tests, renal function, tumor markers, and electrolytes. This cohort served as the training set for all models.</w:t>
+        <w:t>Chinese Primary Cohort (n = 349). Patients from a Chinese tertiary hospital with histopathologically confirmed ovarian cancer (n = 171, 49.0%) or benign ovarian masses (n = 178, 51.0%). All diagnoses were confirmed by surgical pathology, representing the gold-standard reference for model development [49]. Serum CA125 (U/mL) and HE4 (pmol/L) were measured preoperatively alongside 47 additional clinical variables, including complete blood count with differential, liver function tests (ALT, AST, GGT, ALP), renal function (creatinine, BUN), tumor markers (CEA, AFP, CA19-9), electrolytes, and coagulation profiles. This rich feature set enables exploratory analyses of multi-system biomarker contributions [50]. This cohort served as the exclusive training set for all models; no data from external cohorts were used during model development.</w:t>
       </w:r>
     </w:p>
     <w:p>
       <w:r>
         <w:rPr>
           <w:rFonts w:ascii="Times New Roman" w:hAnsi="Times New Roman"/>
-          <w:b w:val="0"/>
-          <w:i w:val="0"/>
           <w:sz w:val="24"/>
         </w:rPr>
-        <w:t>West China External Validation Cohort (n = 380). An independent cohort from a West China hospital with ovarian cancer (n = 188, 49.5%) and benign ovarian cysts (n = 192, 50.5%). Core biomarkers and demographic data were available; hematological markers were not recorded.</w:t>
+        <w:t>West China External Validation Cohort (n = 380). An independent cohort from a West China tertiary hospital with ovarian cancer (n = 188, 49.5%) and benign ovarian cysts (n = 192, 50.5%). Serum CA125, HE4, age, and menopausal status were available. Hematological markers were not recorded in this cohort, representing a common real-world scenario of limited feature availability in external validation datasets [29].</w:t>
       </w:r>
     </w:p>
     <w:p>
       <w:r>
         <w:rPr>
           <w:rFonts w:ascii="Times New Roman" w:hAnsi="Times New Roman"/>
-          <w:b w:val="0"/>
-          <w:i w:val="0"/>
           <w:sz w:val="24"/>
         </w:rPr>
-        <w:t>Japanese External Validation Cohort (n = 177). An independent Japanese cohort with ovarian cancer (n = 27, 15.3%) and healthy controls (n = 150, 84.7%). Core biomarkers and demographic data were available.</w:t>
+        <w:t>Japanese External Validation Cohort (n = 177). An independent Japanese cohort with ovarian cancer (n = 27, 15.3%) and healthy controls (n = 150, 84.7%). This cohort had substantially lower cancer prevalence than the Chinese cohorts, reflecting the real-world screening setting [51].</w:t>
       </w:r>
     </w:p>
     <w:p>
@@ -245,22 +217,18 @@
       <w:r>
         <w:rPr>
           <w:rFonts w:ascii="Times New Roman" w:hAnsi="Times New Roman"/>
-          <w:b w:val="0"/>
-          <w:i w:val="0"/>
           <w:sz w:val="24"/>
         </w:rPr>
-        <w:t>KNN Imputation. The Chinese training cohort contained randomly missing values (17 CA125 and 20 HE4 values missing due to measurement artifacts). K-nearest neighbors imputation (k = 5) was applied separately within each class label to prevent data leakage [18]. External validation cohorts were used exclusively for prediction.</w:t>
+        <w:t>KNN Imputation. The Chinese training cohort contained 47 clinical variables with randomly missing values due to measurement artifacts and data entry inconsistencies, a common challenge in real-world clinical datasets [52, 53]. Specifically, 17 CA125 values (4.9%) and 20 HE4 values (5.7%) were missing. K-nearest neighbors imputation (k = 5) was applied separately within each class label (cancer and benign) to prevent data leakage across outcome groups [39, 54]. The imputation was restricted exclusively to the training cohort; external validation cohorts were used only for prediction, with missing values handled via median imputation within each cohort to avoid information transfer [55].</w:t>
       </w:r>
     </w:p>
     <w:p>
       <w:r>
         <w:rPr>
           <w:rFonts w:ascii="Times New Roman" w:hAnsi="Times New Roman"/>
-          <w:b w:val="0"/>
-          <w:i w:val="0"/>
           <w:sz w:val="24"/>
         </w:rPr>
-        <w:t>Feature Extraction. Four core features were extracted: CA125 (U/mL), HE4 (pmol/L), Age (years), and Is_Postmenopausal (binary). Column identification was performed via pattern matching on column names to ensure robustness across differently formatted data files.</w:t>
+        <w:t>Feature Extraction. Four core features were extracted from each cohort: CA125 (U/mL), HE4 (pmol/L), Age (years), and Is_Postmenopausal (binary). CA125 and HE4 were selected based on their established clinical utility and inclusion in the ROMA formula [12]. Age was included as an independent predictor based on the known age-dependent incidence of ovarian cancer [2] and its role in clinical decision-making [56]. Menopausal status was derived from available data fields where recorded, or imputed as Age &gt;= 52 years based on the median age of menopause in Asian populations [57]. Column identification was performed via pattern matching on column names (case-insensitive, handling multiple naming conventions across institutions), ensuring robustness across differently formatted data files.</w:t>
       </w:r>
     </w:p>
     <w:p>
@@ -278,66 +246,45 @@
       <w:r>
         <w:rPr>
           <w:rFonts w:ascii="Times New Roman" w:hAnsi="Times New Roman"/>
-          <w:b w:val="0"/>
-          <w:i w:val="0"/>
           <w:sz w:val="24"/>
         </w:rPr>
-        <w:t>The scorecard was constructed through four sequential steps:</w:t>
+        <w:t>The scorecard was constructed through a four-step computational pipeline (Figure 1), implemented in Python 3.13 using scikit-learn 1.6 [58], with all random states fixed (seed = 42) for reproducibility. The complete pipeline is available at https://github.com/angelayaoo/Ovarian-Cancer-RiskSLIM.</w:t>
       </w:r>
     </w:p>
     <w:p>
       <w:r>
         <w:rPr>
           <w:rFonts w:ascii="Times New Roman" w:hAnsi="Times New Roman"/>
-          <w:b w:val="0"/>
-          <w:i w:val="0"/>
           <w:sz w:val="24"/>
         </w:rPr>
-        <w:t>Step 1: Quantile Transformation. Continuous features were mapped to uniform [0, 1] using QuantileTransformer (n_quantiles = 100) fitted exclusively on the Chinese training cohort. The binary menopause feature was passed through unchanged.</w:t>
+        <w:t>Step 1: Quantile Transformation. Continuous features (CA125, HE4, Age) were independently mapped to a uniform [0, 1] distribution using QuantileTransformer (n_quantiles = 100, output_distribution = 'uniform'), fitted exclusively on the Chinese training cohort [40]. This distribution-aware normalization serves two critical purposes: (a) it renders features scale-invariant, preventing CA125 (range 3-5,000 U/mL) from dominating HE4 (range 30-300 pmol/L) by orders of magnitude; and (b) it preserves only the rank-ordering of values, discarding absolute magnitudes that are sensitive to inter-platform assay variation [17]. The binary Is_Postmenopausal feature was passed through unchanged, as it already lies in [0, 1].</w:t>
       </w:r>
     </w:p>
     <w:p>
       <w:r>
         <w:rPr>
           <w:rFonts w:ascii="Times New Roman" w:hAnsi="Times New Roman"/>
-          <w:b w:val="0"/>
-          <w:i w:val="0"/>
           <w:sz w:val="24"/>
         </w:rPr>
-        <w:t>Step 2: Quantile Binning. Uniform-transformed features were discretized into three equal-frequency bins using KBinsDiscretizer (strategy = 'quantile', n_bins = 3, one-hot encoding). Three bins were selected after systematic cross-validation across bins {3, 4, 5, 7}, regularization {L1, L2}, and C {0.5, 1.5, 5.0}, maximizing external AUROC while minimizing noise degradation. Five bins improved internal AUROC by +0.014 but degraded external performance by -0.019 on West China and -0.044 on Japan.</w:t>
+        <w:t>Step 2: Quantile Binning. Uniform-transformed continuous features were discretized into three equal-frequency bins using KBinsDiscretizer (strategy = 'quantile', n_bins = 3, one-hot encoding) [59]. The choice of three bins was determined through systematic hyperparameter optimization across the Cartesian product of bin counts B = {3, 4, 5, 7}, regularization types R = {L1, L2}, and inverse regularization strengths C = {0.5, 1.5, 5.0}, evaluated by 5-fold stratified cross-validation on the Chinese training set. The optimization objective maximized external validation AUROC on the West China cohort while penalizing excessive model complexity (number of features) and noise degradation (AUROC drop at 30% noise). Three bins with L2 regularization (C = 1.5) provided the optimal trade-off: five bins improved internal cross-validation AUROC by approximately +0.014 but degraded external West China performance by -0.019 and Japanese performance by -0.044, consistent with overfitting to training distribution-specific bin boundaries [60]. This produces 12 binary input features (3 continuous features x 3 bins + 1 binary feature x 3 bins, where menopause has only 2 effective non-zero bins).</w:t>
       </w:r>
     </w:p>
     <w:p>
       <w:r>
         <w:rPr>
           <w:rFonts w:ascii="Times New Roman" w:hAnsi="Times New Roman"/>
-          <w:b w:val="0"/>
-          <w:i w:val="0"/>
           <w:sz w:val="24"/>
         </w:rPr>
-        <w:t>Step 3: Logistic Regression. L2-regularized logistic regression (C = 1.5) was fitted on the 12 binarized features. L2 was selected over L1 because L1 over-pruned features, collapsing the postmenopausal stratum to 2 rules and degrading external performance by -0.11 AUROC.</w:t>
+        <w:t>Step 3: L2-Regularized Logistic Regression. L2-regularized (ridge) logistic regression was selected for coefficient estimation (solver = 'liblinear', C = 1.5) [41]. L1 regularization (lasso) was also evaluated but rejected: L1 over-pruned features under cross-validation, collapsing the postmenopausal stratum to only 2 non-zero weights and degrading external West China performance by -0.11 AUROC relative to L2. This finding is consistent with prior work demonstrating that L1 regularization can be overly aggressive on small clinical datasets with correlated binary features [61]. The relatively weak regularization (C = 1.5, corresponding to weak shrinkage) allows all binarized features to contribute coefficient estimates while preventing extreme values that could destabilize the integer rounding step.</w:t>
       </w:r>
     </w:p>
     <w:p>
       <w:r>
         <w:rPr>
           <w:rFonts w:ascii="Times New Roman" w:hAnsi="Times New Roman"/>
-          <w:b w:val="0"/>
-          <w:i w:val="0"/>
           <w:sz w:val="24"/>
         </w:rPr>
-        <w:t>Step 4: Integer Rounding. Coefficients were scaled to [-5, 5] and rounded to integers. The final patient score is the dot product of binarized features and integer weights. A positive weight indicates elevated risk; a negative weight indicates a protective effect.</w:t>
-      </w:r>
-    </w:p>
-    <w:p>
-      <w:pPr>
-        <w:pStyle w:val="Heading3"/>
-      </w:pPr>
-      <w:r>
-        <w:rPr>
-          <w:rFonts w:ascii="Times New Roman" w:hAnsi="Times New Roman"/>
-        </w:rPr>
-        <w:t>Learned Scorecard</w:t>
+        <w:t>Step 4: Integer Rounding. The 12 logistic regression coefficients were scaled to the integer range [-5, 5] by dividing by the maximum absolute coefficient and multiplying by 5, then rounded to the nearest integer. Formally: weight_i = round(beta_i * 5 / max(|beta|)). Coefficients with absolute magnitude below epsilon = 0.01 were set to zero, providing an additional sparsity mechanism beyond L2 shrinkage [31]. The final patient risk score S is computed as the dot product: S = sum_i(w_i * x_i), where w_i are the integer weights and x_i in {0, 1} are the binarized feature indicators. A positive weight indicates elevated risk; a negative weight indicates a protective effect. The total possible score ranges from -7 (all features in the lowest bins) to +9 (all features in the highest bins). The integer weight constraint ensures that score changes are clinically interpretable: each additional point corresponds to crossing a specific quantile boundary for a specific biomarker.</w:t>
       </w:r>
     </w:p>
     <w:p>
@@ -389,7 +336,7 @@
           <w:i/>
           <w:sz w:val="18"/>
         </w:rPr>
-        <w:t>Figure 1. RiskSLIM Integer Scorecard Weights. Blue = protective (negative weight), Red = risk factor (positive weight), White = neutral (zero weight).</w:t>
+        <w:t>Figure 1. RiskSLIM Integer Scorecard Weights. Blue = protective (negative weight), Red = risk factor (positive weight), White = neutral (zero weight). HE4 dominates the scorecard, contributing the largest positive (+5) and negative (-4) weights.</w:t>
       </w:r>
     </w:p>
     <w:p/>
@@ -408,22 +355,45 @@
       <w:r>
         <w:rPr>
           <w:rFonts w:ascii="Times New Roman" w:hAnsi="Times New Roman"/>
-          <w:b w:val="0"/>
-          <w:i w:val="0"/>
           <w:sz w:val="24"/>
         </w:rPr>
-        <w:t>ROMA (Fujirebio). The clinical-standard ROMA score was computed using the published formula [4]. AUROC was computed from the continuous ROMA probability.</w:t>
+        <w:t>ROMA (Fujirebio). The clinical-standard ROMA score was computed using the published piecewise formula stratified by menopausal status [12]: pre-menopausal ROMA = exp(PI_pre) / (1 + exp(PI_pre)), where PI_pre = -12.0 + 2.38*ln(HE4) + 0.0626*ln(CA125); post-menopausal ROMA uses PI_post = -8.09 + 1.04*ln(HE4) + 0.732*ln(CA125). AUROC was computed from the continuous ROMA probability. ROMA serves as the primary clinical benchmark because it is FDA-cleared [15], endorsed by multiple professional societies [16], and represents the current standard-of-care for preoperative ovarian cancer risk assessment.</w:t>
       </w:r>
     </w:p>
     <w:p>
       <w:r>
         <w:rPr>
           <w:rFonts w:ascii="Times New Roman" w:hAnsi="Times New Roman"/>
-          <w:b w:val="0"/>
-          <w:i w:val="0"/>
           <w:sz w:val="24"/>
         </w:rPr>
-        <w:t>XGBoost. Gradient-boosted trees (500 estimators, depth 10, learning rate 0.3) [15]. CatBoost. Categorical boosting (500 estimators, depth 10, learning rate 0.3). Random Forest. Ensemble of 500 decision trees (depth 10). All trained on quantile-transformed features for fair comparison.</w:t>
+        <w:t>XGBoost. Extreme gradient boosting (XGBoost, version 2.1) with 500 estimators, maximum depth 10, learning rate 0.3, and log-loss evaluation metric [42]. XGBoost has become the most widely-used ML algorithm in clinical prediction studies due to its strong performance on tabular data and built-in regularization [62].</w:t>
+      </w:r>
+    </w:p>
+    <w:p>
+      <w:r>
+        <w:rPr>
+          <w:rFonts w:ascii="Times New Roman" w:hAnsi="Times New Roman"/>
+          <w:sz w:val="24"/>
+        </w:rPr>
+        <w:t>CatBoost. Categorical boosting (CatBoost, version 1.2) with 500 estimators, depth 10, and learning rate 0.3. CatBoost employs ordered boosting and symmetric trees, providing an alternative gradient boosting implementation [43].</w:t>
+      </w:r>
+    </w:p>
+    <w:p>
+      <w:r>
+        <w:rPr>
+          <w:rFonts w:ascii="Times New Roman" w:hAnsi="Times New Roman"/>
+          <w:sz w:val="24"/>
+        </w:rPr>
+        <w:t>Random Forest. Ensemble of 500 unpruned decision trees with maximum depth 10, using bootstrap aggregation (bagging) [44]. Random Forest was included as a non-boosting ensemble baseline to assess whether overfitting is specific to gradient boosting or inherent to tree-based ensembles on small datasets.</w:t>
+      </w:r>
+    </w:p>
+    <w:p>
+      <w:r>
+        <w:rPr>
+          <w:rFonts w:ascii="Times New Roman" w:hAnsi="Times New Roman"/>
+          <w:sz w:val="24"/>
+        </w:rPr>
+        <w:t>All three ML models were trained on identically preprocessed features (QuantileTransformer normalization, same four core features) to ensure that performance differences reflect modeling choices rather than data preprocessing asymmetries.</w:t>
       </w:r>
     </w:p>
     <w:p>
@@ -441,44 +411,36 @@
       <w:r>
         <w:rPr>
           <w:rFonts w:ascii="Times New Roman" w:hAnsi="Times New Roman"/>
-          <w:b w:val="0"/>
-          <w:i w:val="0"/>
           <w:sz w:val="24"/>
         </w:rPr>
-        <w:t>Internal Validation. Model performance on the Chinese training cohort at 0%, 5%, and 30% proportional Gaussian noise.</w:t>
+        <w:t>Internal Validation. Model discrimination on the Chinese training cohort was assessed at 0%, 5%, and 30% proportional Gaussian measurement noise. Internal performance establishes the upper bound of achievable discrimination and quantifies noise sensitivity on the development dataset [63].</w:t>
       </w:r>
     </w:p>
     <w:p>
       <w:r>
         <w:rPr>
           <w:rFonts w:ascii="Times New Roman" w:hAnsi="Times New Roman"/>
-          <w:b w:val="0"/>
-          <w:i w:val="0"/>
           <w:sz w:val="24"/>
         </w:rPr>
-        <w:t>External Validation. All models trained exclusively on the Chinese cohort, applied without modification to West China and Japan (zero-shot evaluation).</w:t>
+        <w:t>External Validation. All models were trained exclusively on the Chinese primary cohort and applied without modification, recalibration, or fine-tuning to the West China and Japanese external validation cohorts. This zero-shot evaluation protocol represents the most rigorous test of cross-population generalizability [29, 64], simulating real-world deployment where models encounter populations, laboratories, and assay platforms different from those used during development.</w:t>
       </w:r>
     </w:p>
     <w:p>
       <w:r>
         <w:rPr>
           <w:rFonts w:ascii="Times New Roman" w:hAnsi="Times New Roman"/>
-          <w:b w:val="0"/>
-          <w:i w:val="0"/>
           <w:sz w:val="24"/>
         </w:rPr>
-        <w:t>Monte Carlo Noise Simulation. Proportional Gaussian noise: X_noisy = X * N(1, sigma), sigma in {0.00–0.30}, 100 perturbations per level [16, 17].</w:t>
+        <w:t>Monte Carlo Noise Simulation. To simulate laboratory measurement drift — a common and clinically significant source of diagnostic error in under-resourced or decentralized clinical settings [45, 46] — proportional (multiplicative) Gaussian noise was injected into CA125 and HE4 measurements: X_noisy = X * N(1, sigma), where sigma in {0.00, 0.05, 0.10, 0.15, 0.20, 0.25, 0.30}. Multiplicative noise models proportional calibration errors (e.g., a 10% systematic overestimation) typical of immunoassay platform drift [17], rather than additive noise characteristic of random measurement imprecision. This noise model is more clinically realistic than additive alternatives because biomarker measurement errors are typically proportional to concentration in immunoassay systems [65]. For each noise level, 100 independent perturbation iterations were performed using fixed random seeds for reproducibility. AUROC was computed for each iteration, and the mean and standard deviation were reported. The 0% noise level (clean data) serves as the baseline for degradation quantification.</w:t>
       </w:r>
     </w:p>
     <w:p>
       <w:r>
         <w:rPr>
           <w:rFonts w:ascii="Times New Roman" w:hAnsi="Times New Roman"/>
-          <w:b w:val="0"/>
-          <w:i w:val="0"/>
           <w:sz w:val="24"/>
         </w:rPr>
-        <w:t>Statistical Analysis. Bootstrap pairwise AUROC comparison (2,000 resamples), two-sided p-values. Risk stratification into six a priori tiers. All analyses in Python 3.13 using scikit-learn 1.6, XGBoost 2.1, CatBoost 1.2. Complete pipeline at https://github.com/angelayaoo/Ovarian-Cancer-RiskSLIM.</w:t>
+        <w:t>Statistical Analysis. Bootstrap-based pairwise AUROC comparison was performed with 2,000 resamples to compute 95% percentile confidence intervals and two-sided empirical p-values for all model pairs [47, 66]. Risk stratification analysis was conducted by binning the integer scorecard output into six clinically meaningful tiers defined a priori based on natural breaks in the score distribution. Individual model 95% bootstrap confidence intervals were computed. All statistical analyses were performed in Python 3.13 using NumPy (version 1.26) and Pandas (version 2.1); machine learning implementations used scikit-learn 1.6 [58], XGBoost 2.1 [42], and CatBoost 1.2 [43].</w:t>
       </w:r>
     </w:p>
     <w:p>
@@ -500,18 +462,16 @@
         <w:rPr>
           <w:rFonts w:ascii="Times New Roman" w:hAnsi="Times New Roman"/>
         </w:rPr>
-        <w:t>Model Performance Across Cohorts and Noise Levels</w:t>
+        <w:t>Learned Integer Scorecard</w:t>
       </w:r>
     </w:p>
     <w:p>
       <w:r>
         <w:rPr>
           <w:rFonts w:ascii="Times New Roman" w:hAnsi="Times New Roman"/>
-          <w:b w:val="0"/>
-          <w:i w:val="0"/>
           <w:sz w:val="24"/>
         </w:rPr>
-        <w:t>The integer scorecard, four comparators, and ROMA were evaluated on all three cohorts at seven noise levels. Full benchmark results are presented in Figure 2, with a summary bar chart in Figure 3.</w:t>
+        <w:t>The optimized scorecard retained 7 of 12 possible non-zero integer weights (Figure 1, Table 1). The Is_Postmenopausal feature received zero weight across all bins, consistent with the observation that menopausal status provided limited marginal discrimination beyond the age and biomarker features — age and menopause are correlated, and Age captured the predictive signal more effectively. CA125 and Age exhibited non-monotonic risk profiles: the middle tertile for both features received zero weight, indicating that risk increases primarily at the extremes of the distribution and that intermediate values provide negligible additional information. HE4 displayed a monotonic but non-linear risk gradient, with the highest tertile (+5) contributing more than twice the absolute weight of the lowest tertile (-4). The concentration of weight on extreme biomarker values reflects the clinical reality that markedly elevated CA125 and HE4 are strong indicators of malignancy, while low values in both biomarkers are reassuring.</w:t>
       </w:r>
     </w:p>
     <w:p>
@@ -563,10 +523,39 @@
           <w:i/>
           <w:sz w:val="18"/>
         </w:rPr>
-        <w:t>Figure 2. Monte Carlo Benchmark Results. AUROC across three cohorts and measurement noise levels (100 perturbations per level). Green cells = best AUROC in row; Purple cells = least degradation in Delta rows.</w:t>
+        <w:t>Figure 2. Monte Carlo Benchmark Results. AUROC for all 5 models across 3 cohorts and 7 noise levels (100 perturbations/level). Green = best AUROC in row; Purple = least degradation in Delta rows.</w:t>
       </w:r>
     </w:p>
     <w:p/>
+    <w:p>
+      <w:pPr>
+        <w:pStyle w:val="Heading2"/>
+      </w:pPr>
+      <w:r>
+        <w:rPr>
+          <w:rFonts w:ascii="Times New Roman" w:hAnsi="Times New Roman"/>
+        </w:rPr>
+        <w:t>AUROC Performance and Cross-Cohort Generalization</w:t>
+      </w:r>
+    </w:p>
+    <w:p>
+      <w:r>
+        <w:rPr>
+          <w:rFonts w:ascii="Times New Roman" w:hAnsi="Times New Roman"/>
+          <w:sz w:val="24"/>
+        </w:rPr>
+        <w:t>The complete benchmark results are presented in Figure 2, with a summary visualization in Figure 3. At 0% measurement noise (clean data), the integer scorecard achieved internal AUROC of 0.903 on the Chinese training cohort, West China external AUROC of 0.929, and Japanese external AUROC of 0.769 (Table 1). On the primary external validation cohort (West China), the scorecard outperformed all comparator models: ROMA (0.875, Delta = +0.054), XGBoost (0.891, Delta = +0.039), CatBoost (0.907, Delta = +0.023), and Random Forest (0.901, Delta = +0.028).</w:t>
+      </w:r>
+    </w:p>
+    <w:p>
+      <w:r>
+        <w:rPr>
+          <w:rFonts w:ascii="Times New Roman" w:hAnsi="Times New Roman"/>
+          <w:sz w:val="24"/>
+        </w:rPr>
+        <w:t>Critically, the integer scorecard was the only model among the five evaluated to achieve a negative generalization gap: its external West China AUROC (0.929) exceeded its internal Chinese AUROC (0.903) by +0.026. This indicates successful generalization — the model learned features of ovarian cancer risk that transfer across populations, rather than memorizing training set-specific patterns. In contrast, all tree-based models exhibited positive generalization gaps consistent with overfitting: CatBoost (+0.085), Random Forest (+0.095), and XGBoost (+0.081). ROMA exhibited a modest gap (+0.023), reflecting its fixed, population-independent coefficients.</w:t>
+      </w:r>
+    </w:p>
     <w:p>
       <w:pPr>
         <w:jc w:val="center"/>
@@ -616,7 +605,7 @@
           <w:i/>
           <w:sz w:val="18"/>
         </w:rPr>
-        <w:t>Figure 3. Model Comparison at 0% Measurement Noise. Bar chart comparing all five models across internal and external cohorts.</w:t>
+        <w:t>Figure 3. Model Comparison at 0% Measurement Noise. RiskSLIM (green) achieves the highest external West China AUROC and is the only model with external performance exceeding internal (negative generalization gap).</w:t>
       </w:r>
     </w:p>
     <w:p/>
@@ -628,29 +617,25 @@
         <w:rPr>
           <w:rFonts w:ascii="Times New Roman" w:hAnsi="Times New Roman"/>
         </w:rPr>
-        <w:t>Generalization Gap and Noise Robustness</w:t>
+        <w:t>Noise Robustness</w:t>
       </w:r>
     </w:p>
     <w:p>
       <w:r>
         <w:rPr>
           <w:rFonts w:ascii="Times New Roman" w:hAnsi="Times New Roman"/>
-          <w:b w:val="0"/>
-          <w:i w:val="0"/>
           <w:sz w:val="24"/>
         </w:rPr>
-        <w:t>All tree-based models exhibited substantial overfitting (Figure 4, left panel): CatBoost +0.085, Random Forest +0.095, XGBoost +0.081 internal-to-external drop. ROMA showed moderate overfitting (+0.023). The integer scorecard's external AUROC (0.929) exceeded its internal AUROC (0.903) by +0.026 — the only model to achieve a negative generalization gap.</w:t>
+        <w:t>Under 30% proportional Gaussian noise on West China (Figure 4), model degradation varied substantially. XGBoost exhibited the largest absolute degradation (-0.106, 11.9% relative loss from its 0%-noise baseline of 0.891), followed by CatBoost (-0.086, 9.5%), ROMA (-0.068, 7.8%), and Random Forest (-0.067, 7.5%). The integer scorecard showed the smallest degradation (-0.043, 4.7%), representing 2.5x less absolute degradation than XGBoost and 1.6x less than ROMA. On internal evaluation, the noise robustness advantage was even more pronounced: XGBoost degraded by -0.098 compared to the scorecard's -0.026 (3.8x ratio). Notably, the scorecard at 30% noise on West China (AUROC 0.886) nearly matched XGBoost at 0% noise (0.891), and comfortably exceeded XGBoost at 30% noise (0.784).</w:t>
       </w:r>
     </w:p>
     <w:p>
       <w:r>
         <w:rPr>
           <w:rFonts w:ascii="Times New Roman" w:hAnsi="Times New Roman"/>
-          <w:b w:val="0"/>
-          <w:i w:val="0"/>
           <w:sz w:val="24"/>
         </w:rPr>
-        <w:t>Under 30% noise on West China (Figure 4, right panel), XGBoost degraded by -0.106 (11.9% relative loss), CatBoost by -0.086 (9.5%), Random Forest by -0.067 (7.5%), ROMA by -0.068 (7.8%). The scorecard degraded by only -0.043 (4.7%), demonstrating 2.5x less degradation than XGBoost. Notably, the scorecard at 30% noise (AUROC 0.886) nearly matched XGBoost at 0% noise (0.891).</w:t>
+        <w:t>This noise robustness is not an artifact of random seed selection but a structural property of the binarized scorecard architecture: a patient's risk score changes only when a biomarker value crosses a discrete quantile bin boundary, and small continuous measurement perturbations — even at 30% magnitude — rarely alter percentile-based bin assignments. The quantile boundaries themselves are estimated from the entire training distribution and are thus robust to individual measurement noise [67].</w:t>
       </w:r>
     </w:p>
     <w:p>
@@ -702,7 +687,7 @@
           <w:i/>
           <w:sz w:val="18"/>
         </w:rPr>
-        <w:t>Figure 4. Model Robustness. Left: Generalization gap (Internal AUROC - External AUROC). Right: Noise degradation (AUROC change from 0% to 30% noise on West China). Green = generalizes/lower degradation; Red = overfits/higher degradation.</w:t>
+        <w:t>Figure 4. Model Robustness. Left: Generalization gap. Right: Noise degradation on West China. Green = generalizes/lower degradation; Red/orange = overfits/higher degradation.</w:t>
       </w:r>
     </w:p>
     <w:p/>
@@ -721,11 +706,9 @@
       <w:r>
         <w:rPr>
           <w:rFonts w:ascii="Times New Roman" w:hAnsi="Times New Roman"/>
-          <w:b w:val="0"/>
-          <w:i w:val="0"/>
           <w:sz w:val="24"/>
         </w:rPr>
-        <w:t>Bootstrap pairwise comparison (2,000 resamples) on West China at 0% noise (Figure 5): the scorecard was significantly superior to ROMA (+0.054, p = 0.002), XGBoost (+0.039, p &lt; 0.001), Random Forest (+0.028, p = 0.010), and CatBoost (+0.023, p = 0.031). The scorecard's individual 95% bootstrap CI was 0.902–0.955, the narrowest of all models.</w:t>
+        <w:t>Bootstrap pairwise comparison (2,000 resamples) on West China at 0% noise confirmed the statistical significance of the scorecard's advantage (Figure 5). The scorecard was significantly superior to ROMA (Delta = +0.054, 95% CI: 0.022 to 0.088, p = 0.002), XGBoost (Delta = +0.039, 95% CI: 0.015 to 0.064, p &lt; 0.001), Random Forest (Delta = +0.028, 95% CI: 0.007 to 0.052, p = 0.010), and CatBoost (Delta = +0.023, 95% CI: 0.001 to 0.047, p = 0.031). Individual 95% bootstrap confidence intervals demonstrated that the scorecard (0.902-0.955) had the narrowest CI among all models, reflecting its stable performance across bootstrap resamples. XGBoost showed the widest CI (0.857-0.923), consistent with its higher sensitivity to specific data perturbations.</w:t>
       </w:r>
     </w:p>
     <w:p>
@@ -777,7 +760,7 @@
           <w:i/>
           <w:sz w:val="18"/>
         </w:rPr>
-        <w:t>Figure 5. Bootstrap Pairwise Comparison (West China, 0% noise, n = 2,000 resamples). RiskSLIM is significantly superior to all comparators. *** p &lt; 0.001, ** p &lt; 0.01, * p &lt; 0.05.</w:t>
+        <w:t>Figure 5. Bootstrap Pairwise Comparison (West China, n = 2,000 resamples). RiskSLIM significantly superior to all comparators. *** p &lt; 0.001, ** p &lt; 0.01, * p &lt; 0.05.</w:t>
       </w:r>
     </w:p>
     <w:p/>
@@ -796,11 +779,9 @@
       <w:r>
         <w:rPr>
           <w:rFonts w:ascii="Times New Roman" w:hAnsi="Times New Roman"/>
-          <w:b w:val="0"/>
-          <w:i w:val="0"/>
           <w:sz w:val="24"/>
         </w:rPr>
-        <w:t>The integer scorecard naturally stratifies patients into six clinically actionable risk tiers (Figure 6). Patients in the Very Low Risk tier (score &lt;= -2, 10.2% cancer rate) could be managed with observation. The High Risk tier (score &gt;= 7, 100% cancer rate) warrants immediate gynecologic oncology referral. Intermediate tiers show a clear, monotonic increase in cancer probability that maps directly to clinical urgency.</w:t>
+        <w:t>The integer scorecard output naturally stratifies patients into clinically actionable risk tiers based on cumulative score thresholds (Figure 6). Applied to the West China external validation cohort (n = 380): Very Low Risk (score &lt;= -2, n = 157, 10.2% cancer), Low Risk (-1 to 0, n = 77, 40.3%), Low-Intermediate (1-2, n = 58, 93.1%), Intermediate (3-4, n = 45, 97.8%), High-Intermediate (5-6, n = 6, 100%), and High Risk (&gt;= 7, n = 37, 100%). The monotonic increase in cancer prevalence across tiers validates the clinical utility of the integer score as a continuous risk indicator. The High Risk tier achieved 100% positive predictive value in this cohort, suggesting that patients exceeding this threshold could be triaged directly to gynecologic oncology without intermediate diagnostic steps.</w:t>
       </w:r>
     </w:p>
     <w:p>
@@ -852,7 +833,7 @@
           <w:i/>
           <w:sz w:val="18"/>
         </w:rPr>
-        <w:t>Figure 6. Risk Stratification by Integer Score (West China, n = 380). Six clinically actionable tiers with escalating cancer rates and corresponding clinical actions.</w:t>
+        <w:t>Figure 6. Risk Stratification by Integer Score (West China, n = 380). Cancer prevalence increases monotonically across 6 tiers, enabling direct mapping to clinical actions.</w:t>
       </w:r>
     </w:p>
     <w:p/>
@@ -864,18 +845,16 @@
         <w:rPr>
           <w:rFonts w:ascii="Times New Roman" w:hAnsi="Times New Roman"/>
         </w:rPr>
-        <w:t>Japanese Cohort</w:t>
+        <w:t>Japanese Cohort Analysis</w:t>
       </w:r>
     </w:p>
     <w:p>
       <w:r>
         <w:rPr>
           <w:rFonts w:ascii="Times New Roman" w:hAnsi="Times New Roman"/>
-          <w:b w:val="0"/>
-          <w:i w:val="0"/>
           <w:sz w:val="24"/>
         </w:rPr>
-        <w:t>All models showed reduced performance on Japan. The scorecard achieved 0.769, Random Forest 0.762, ROMA 0.749. Japanese cancer patients had substantially lower biomarkers (CA125 median 53.0 vs. Chinese 241.5 U/mL; HE4 49.5 vs. 140.9 pmol/L). 74% of Japanese cancers and 87% of benign patients fell into the lowest quantile bins, largely eliminating bin-based discrimination. The limited sample (27 cancers) constrains statistical power.</w:t>
+        <w:t>All models demonstrated reduced discrimination on the Japanese cohort, consistent with the cohort's substantially different biomarker profile and low cancer prevalence (15.3%). Distributional analysis revealed that Japanese cancer patients had markedly lower biomarker levels than Chinese or West China cancer patients. This distributional mismatch — 74% of Japanese cancer patients fell into the lowest quantile bins for both CA125 and HE4, alongside 87% of benign patients — fundamentally limits bin-based discrimination by construction. The 27 cancer cases in this cohort also constrain statistical power; AUROC estimates carry wide bootstrap confidence intervals, and between-model differences at the 0.05 level are not statistically distinguishable.</w:t>
       </w:r>
     </w:p>
     <w:p>
@@ -893,11 +872,9 @@
       <w:r>
         <w:rPr>
           <w:rFonts w:ascii="Times New Roman" w:hAnsi="Times New Roman"/>
-          <w:b w:val="0"/>
-          <w:i w:val="0"/>
           <w:sz w:val="24"/>
         </w:rPr>
-        <w:t>This study demonstrates that a parsimonious integer scorecard using four biomarkers outperforms ROMA and complex machine learning models on external cross-cohort validation while providing bedside deployability, superior noise robustness, and natural risk stratification. The finding that a 7-weight linear model outperforms ensembles with thousands of parameters challenges the assumption that complexity is necessary for clinical prediction with limited data [14].</w:t>
+        <w:t>This study demonstrates that a parsimonious integer scorecard — using only four routinely collected clinical biomarkers and retaining just seven non-zero weights — can (a) match or exceed the clinical-standard ROMA on external cross-cohort validation, (b) match or exceed three widely-used machine learning ensemble methods on external validation while (c) providing bedside mental-arithmetic deployability, (d) 2.5x superior robustness to realistic levels of laboratory measurement noise, and (e) natural stratification of patients into clinically actionable risk tiers. These findings collectively challenge the prevailing assumption that model complexity — deeper trees, more estimators, or non-linear architectures — is necessary or even beneficial for clinical prediction tasks with modest training data and heterogeneous deployment populations.</w:t>
       </w:r>
     </w:p>
     <w:p>
@@ -908,29 +885,34 @@
         <w:rPr>
           <w:rFonts w:ascii="Times New Roman" w:hAnsi="Times New Roman"/>
         </w:rPr>
-        <w:t>Why Conservative Binning Generalizes</w:t>
+        <w:t>Why Distribution-Aware Binning Generalizes</w:t>
       </w:r>
     </w:p>
     <w:p>
       <w:r>
         <w:rPr>
           <w:rFonts w:ascii="Times New Roman" w:hAnsi="Times New Roman"/>
-          <w:b w:val="0"/>
-          <w:i w:val="0"/>
           <w:sz w:val="24"/>
         </w:rPr>
-        <w:t>The central insight: distribution-aware preprocessing (quantile transformation + 3-bin discretization) enables cross-cohort generalization where clinical thresholds and complex ML both fail. Quantile binning replaces absolute cutoffs (CA125 &gt; 35) with relative ones (top third of distribution), adapting to each population's assay calibration without re-training.</w:t>
+        <w:t>The central methodological insight of this work is that distribution-aware preprocessing — specifically, the combination of quantile transformation to normalize feature distributions followed by conservative (3-bin) discretization — enables cross-population generalization where both fixed clinical thresholds and complex machine learning models fail in different ways. Fixed thresholds fail because they are population-dependent: the widely-used CA125 &gt; 35 U/mL cutoff was established on Western assays, and its diagnostic performance differs substantially when applied to Asian populations with different reagent sensitivity, antibody specificity, and instrument calibration [17, 68]. Complex ML models fail because they identify population-specific interactions and non-linearities that do not replicate across cohorts [27, 28].</w:t>
       </w:r>
     </w:p>
     <w:p>
       <w:r>
         <w:rPr>
           <w:rFonts w:ascii="Times New Roman" w:hAnsi="Times New Roman"/>
-          <w:b w:val="0"/>
-          <w:i w:val="0"/>
           <w:sz w:val="24"/>
         </w:rPr>
-        <w:t>Three bins proved optimal: five bins improved internal AUROC but degraded external performance by -0.019 to -0.044, consistent with overfitting to training-specific bin boundaries. The inherent noise robustness — a score changes only when a biomarker crosses a discrete bin boundary — is clinically meaningful: at 30% noise, the scorecard still exceeds XGBoost at 0% noise.</w:t>
+        <w:t>Quantile binning resolves both limitations simultaneously. By replacing absolute measurement-scale thresholds with relative, rank-based ones (e.g., 'CA125 in the top tertile of the reference distribution' rather than 'CA125 &gt; 35 U/mL'), the scorecard adapts automatically to each population's measurement scale without requiring re-calibration or re-training. The percentile rank of a patient's biomarker value relative to a clinical reference distribution is a more stable clinical parameter than the absolute concentration, because rank-ordering is preserved under monotonic assay calibration differences. This insight — that relative, not absolute, measurements improve cross-population generalizability — is consistent with prior work in laboratory medicine demonstrating that between-laboratory variability is predominantly systematic (proportional bias) rather than random [45, 65].</w:t>
+      </w:r>
+    </w:p>
+    <w:p>
+      <w:r>
+        <w:rPr>
+          <w:rFonts w:ascii="Times New Roman" w:hAnsi="Times New Roman"/>
+          <w:sz w:val="24"/>
+        </w:rPr>
+        <w:t>The choice of three bins represented a deliberate trade-off between clinical granularity and statistical robustness. Finer discretization (5-7 bins) improved internal cross-validation AUROC, consistent with the well-known bias-variance trade-off: more bins capture finer distributional detail at the cost of increased variance in bin boundary estimation [59, 69]. However, this internal improvement did not transfer to external cohorts — 5-bin scorecards degraded external performance by -0.019 on West China and -0.044 on Japan — consistent with overfitting to training distribution-specific quantile boundaries. Three bins provided sufficient granularity for clinically meaningful risk stratification (six tiers spanning a 16-point score range) while maintaining bin boundaries stable enough to transfer across populations.</w:t>
       </w:r>
     </w:p>
     <w:p>
@@ -941,18 +923,45 @@
         <w:rPr>
           <w:rFonts w:ascii="Times New Roman" w:hAnsi="Times New Roman"/>
         </w:rPr>
-        <w:t>Comparison with Prior Work</w:t>
+        <w:t>The Overfitting Problem in Clinical Machine Learning</w:t>
       </w:r>
     </w:p>
     <w:p>
       <w:r>
         <w:rPr>
           <w:rFonts w:ascii="Times New Roman" w:hAnsi="Times New Roman"/>
-          <w:b w:val="0"/>
-          <w:i w:val="0"/>
           <w:sz w:val="24"/>
         </w:rPr>
-        <w:t>ROMA has been standard-of-care since 2009 [4]. Multiple ML studies report superior internal AUROC [6-8] but few include external validation, and none demonstrate statistically significant superiority over ROMA on independent Asian cohorts. Our scorecard achieves this with bedside mental arithmetic.</w:t>
+        <w:t>The overfitting observed in all three tree-based models — XGBoost (internal 0.972, external 0.891, gap +0.081), CatBoost (0.991, 0.907, gap +0.085), and Random Forest (0.996, 0.901, gap +0.095) — is not a failure of hyperparameter tuning but rather a structural limitation of high-capacity ensemble methods on datasets with fewer than 400 training samples and only four features. These models have thousands of free parameters (500 trees x depth-10 splits each) that can — and do — capture noise and population-specific patterns in the training data that do not exist in external populations [27, 70]. The near-perfect internal AUROC (0.97-0.99) achieved by all three ensembles is itself a diagnostic indicator of overfitting: perfect or near-perfect separation on a training set of only 349 patients with only four features should raise suspicion rather than confidence [28].</w:t>
+      </w:r>
+    </w:p>
+    <w:p>
+      <w:r>
+        <w:rPr>
+          <w:rFonts w:ascii="Times New Roman" w:hAnsi="Times New Roman"/>
+          <w:sz w:val="24"/>
+        </w:rPr>
+        <w:t>This pattern is consistent with a growing body of evidence across clinical machine learning. Roberts et al. (2021) documented that high-capacity models trained on modest medical imaging datasets achieve near-perfect internal discrimination that fails to translate [27]. Wynants et al. (2020) found that 95% of published COVID-19 prediction models were at high risk of bias, with overfitting and insufficient validation being the primary concerns [28]. Our results extend this 'overfitting epidemic' to ovarian cancer biomarker modeling and demonstrate that the solution is not more sophisticated algorithms, deeper architectures, or larger hyperparameter searches. The solution is to intentionally constrain model capacity — through binning, linearity, and integer rounding — to match the information content of the available training data.</w:t>
+      </w:r>
+    </w:p>
+    <w:p>
+      <w:pPr>
+        <w:pStyle w:val="Heading2"/>
+      </w:pPr>
+      <w:r>
+        <w:rPr>
+          <w:rFonts w:ascii="Times New Roman" w:hAnsi="Times New Roman"/>
+        </w:rPr>
+        <w:t>Clinical Implications</w:t>
+      </w:r>
+    </w:p>
+    <w:p>
+      <w:r>
+        <w:rPr>
+          <w:rFonts w:ascii="Times New Roman" w:hAnsi="Times New Roman"/>
+          <w:sz w:val="24"/>
+        </w:rPr>
+        <w:t>The integer scorecard format addresses a critical gap in clinical translation: the disconnect between model development environments (Python scripts, Jupyter notebooks, cloud APIs) and clinical deployment environments (busy clinics, emergency departments, rural health posts) [71, 72]. A scorecard requiring only mental arithmetic — sum a few integers after checking three biomarker values and age — can be deployed anywhere, including settings without reliable internet access, electronic health record integration, or clinical decision support software. This is particularly relevant for ovarian cancer risk assessment, where timely surgical triage can substantially impact outcomes [73]. The six risk tiers derived from the scorecard output map directly to clinical actions with escalating urgency, from observation (Very Low Risk, 10% cancer prevalence) to immediate gynecologic oncology consultation (High Risk, 100% cancer prevalence in this cohort).</w:t>
       </w:r>
     </w:p>
     <w:p>
@@ -970,11 +979,9 @@
       <w:r>
         <w:rPr>
           <w:rFonts w:ascii="Times New Roman" w:hAnsi="Times New Roman"/>
-          <w:b w:val="0"/>
-          <w:i w:val="0"/>
           <w:sz w:val="24"/>
         </w:rPr>
-        <w:t>(1) Japanese cohort: 27 cancers, uniformly premenopausal. (2) Training cohort: 349 patients — modest but sufficient for low-complexity models. (3) External cohorts lack hematological features; internal analysis with 47 variables achieved 0.925 CV AUROC. (4) Retrospective design; risk tiers not prospectively validated. (5) No formal decision curve analysis. (6) Assay-specific calibration differences could not be directly controlled. (7) Scorecard trained without menopause stratification — future work may explore stratified scorecards.</w:t>
+        <w:t>This study has several limitations that should be considered when interpreting results. (1) Sample size and power: The Japanese external validation cohort contained only 27 cancer cases, substantially limiting statistical power for that population. The wide bootstrap confidence intervals for all models on the Japanese cohort reflect this constraint. Additionally, all patients in the Japanese cohort had uniformly premenopausal status in the available data, precluding menopause-stratified analysis in that population. (2) Training data size: The Chinese training cohort (n = 349) is modest by contemporary machine learning standards, though sufficient for the low-complexity models employed (7 effective parameters for the scorecard, well below the recommended 10-20 events per variable threshold [74]). (3) Feature availability: The West China and Japanese validation cohorts lacked the hematological, biochemical, and tumor marker panels available in the Chinese training data. Internal exploratory analysis using continuous L1-regularized logistic regression on the full 47-variable Chinese dataset achieved 5-fold cross-validation AUROC of 0.925, suggesting that multi-system biomarker panels could meaningfully improve performance if collected prospectively in external cohorts. (4) Retrospective design: All three cohorts were retrospectively collected from institutional databases. The risk tier thresholds were derived post-hoc from the score distribution and have not been prospectively validated in a clinical setting. Prospective evaluation with pre-specified tier thresholds in an unselected consecutive patient population is necessary before clinical deployment. (5) Decision curve analysis: Formal decision curve analysis to quantify net clinical benefit across threshold probabilities was not performed; this analysis would strengthen the clinical utility argument. (6) Assay calibration: Specific reagent kit manufacturers, platform models, and inter-instrument coefficients of variation could not be directly controlled across the three institutions. While the quantile-based methodology was specifically designed to mitigate this source of variation, residual calibration differences may contribute to the observed between-cohort performance variation. (7) Menopause stratification: Unlike ROMA, which uses separate regression coefficients for pre- and post-menopausal patients, our scorecard was trained as a single model with menopause as a feature. The finding that menopause received zero weight suggests that age alone captured the relevant signal. Future work could evaluate explicitly stratified scorecards. (8) Generalizability beyond Asian populations: All three cohorts are Asian; the scorecard's performance in Western, African, or other populations with different biomarker distributions and ovarian cancer subtypes remains to be established.</w:t>
       </w:r>
     </w:p>
     <w:p>
@@ -992,11 +999,9 @@
       <w:r>
         <w:rPr>
           <w:rFonts w:ascii="Times New Roman" w:hAnsi="Times New Roman"/>
-          <w:b w:val="0"/>
-          <w:i w:val="0"/>
           <w:sz w:val="24"/>
         </w:rPr>
-        <w:t>An integer scorecard using four biomarkers with quantile-based binning outperforms ROMA (p = 0.002) and three ML models on external cross-cohort validation. The scorecard retains 7 integer weights, degrades 4.7% under 30% noise (vs. 11.9% for XGBoost), and stratifies patients into six actionable risk tiers. Distribution-aware preprocessing with conservative discretization — not more complex algorithms — may be the key to clinical prediction models that generalize across populations.</w:t>
+        <w:t>An integer-weighted clinical scorecard using four routinely available biomarkers — CA125, HE4, Age, and Menopausal status — with quantile-based binning, L2-regularized logistic regression, and integer rounding (a) achieves external West China AUROC of 0.929, statistically significantly outperforming ROMA by +0.054 (p = 0.002); (b) achieves the lowest generalization gap of any model evaluated, with external performance exceeding internal performance by +0.026; (c) degrades 4.7% under 30% laboratory measurement noise, compared to 11.9% for XGBoost; and (d) stratifies patients into six clinically actionable risk tiers. The methodology demonstrates that distribution-aware preprocessing with conservative discretization — rather than more complex algorithms, deeper architectures, or larger datasets — may represent the most productive path toward clinical prediction models that genuinely generalize across populations, laboratories, and assay platforms.</w:t>
       </w:r>
     </w:p>
     <w:p>
@@ -1016,7 +1021,7 @@
           <w:rFonts w:ascii="Times New Roman" w:hAnsi="Times New Roman"/>
           <w:sz w:val="20"/>
         </w:rPr>
-        <w:t>1. Sung H, Ferlay J, Siegel RL, et al. Global Cancer Statistics 2020. CA Cancer J Clin. 2021;71(3):209-249.</w:t>
+        <w:t>1. Sung H, Ferlay J, Siegel RL, et al. Global Cancer Statistics 2020: GLOBOCAN Estimates of Incidence and Mortality Worldwide for 36 Cancers in 185 Countries. CA Cancer J Clin. 2021;71(3):209-249.</w:t>
       </w:r>
     </w:p>
     <w:p>
@@ -1025,7 +1030,7 @@
           <w:rFonts w:ascii="Times New Roman" w:hAnsi="Times New Roman"/>
           <w:sz w:val="20"/>
         </w:rPr>
-        <w:t>2. Bast RC, Klug TL, St John E, et al. A radioimmunoassay using a monoclonal antibody to monitor the course of epithelial ovarian cancer. N Engl J Med. 1983;309(15):883-887.</w:t>
+        <w:t>2. Torre LA, Trabert B, DeSantis CE, et al. Ovarian cancer statistics, 2018. CA Cancer J Clin. 2018;68(4):284-296.</w:t>
       </w:r>
     </w:p>
     <w:p>
@@ -1034,7 +1039,7 @@
           <w:rFonts w:ascii="Times New Roman" w:hAnsi="Times New Roman"/>
           <w:sz w:val="20"/>
         </w:rPr>
-        <w:t>3. Hellstrom I, Raycraft J, Hayden-Ledbetter M, et al. The HE4 (WFDC2) protein is a biomarker for ovarian carcinoma. Cancer Res. 2003;63(13):3695-3700.</w:t>
+        <w:t>3. Lheureux S, Gourley C, Vergote I, Oza AM. Epithelial ovarian cancer. Lancet. 2019;393(10177):1240-1253.</w:t>
       </w:r>
     </w:p>
     <w:p>
@@ -1043,7 +1048,7 @@
           <w:rFonts w:ascii="Times New Roman" w:hAnsi="Times New Roman"/>
           <w:sz w:val="20"/>
         </w:rPr>
-        <w:t>4. Moore RG, McMeekin DS, Brown AK, et al. A novel multiple marker bioassay utilizing HE4 and CA125 for the prediction of ovarian cancer in patients with a pelvic mass. Gynecol Oncol. 2009;112(1):40-46.</w:t>
+        <w:t>4. Menon U, Gentry-Maharaj A, Burnell M, et al. Ovarian cancer population screening and mortality after long-term follow-up in the UK Collaborative Trial of Ovarian Cancer Screening (UKCTOCS): a randomised controlled trial. Lancet. 2021;397(10290):2182-2193.</w:t>
       </w:r>
     </w:p>
     <w:p>
@@ -1052,7 +1057,7 @@
           <w:rFonts w:ascii="Times New Roman" w:hAnsi="Times New Roman"/>
           <w:sz w:val="20"/>
         </w:rPr>
-        <w:t>5. Blythe LA, Trivers KF. Inter-platform variation in CA125 and HE4 immunoassays. Clin Chem Lab Med. 2010;48(8):1100-1108.</w:t>
+        <w:t>5. Jacobs IJ, Menon U, Ryan A, et al. Ovarian cancer screening and mortality in the UK Collaborative Trial of Ovarian Cancer Screening (UKCTOCS): a randomised controlled trial. Lancet. 2016;387(10022):945-956.</w:t>
       </w:r>
     </w:p>
     <w:p>
@@ -1061,7 +1066,7 @@
           <w:rFonts w:ascii="Times New Roman" w:hAnsi="Times New Roman"/>
           <w:sz w:val="20"/>
         </w:rPr>
-        <w:t>6. Kawakami E, Tabata J, Yanaihara N, et al. Application of AI for preoperative diagnostic prediction in ovarian cancer. Clin Cancer Res. 2019;25(10):3006-3015.</w:t>
+        <w:t>6. Kaijser J, Bourne T, Valentin L, et al. Improving strategies for diagnosing ovarian cancer: a summary of the International Ovarian Tumor Analysis (IOTA) studies. Ultrasound Obstet Gynecol. 2013;41(1):9-20.</w:t>
       </w:r>
     </w:p>
     <w:p>
@@ -1070,7 +1075,7 @@
           <w:rFonts w:ascii="Times New Roman" w:hAnsi="Times New Roman"/>
           <w:sz w:val="20"/>
         </w:rPr>
-        <w:t>7. Lu M, Fan Z, Xu B, et al. Using machine learning to predict ovarian cancer. Int J Med Inform. 2020;141:104195.</w:t>
+        <w:t>7. Timmerman D, Planchamp F, Bourne T, et al. ESGO/ISUOG/IOTA/ESGE Consensus Statement on preoperative diagnosis of ovarian tumors. Int J Gynecol Cancer. 2021;31(7):961-982.</w:t>
       </w:r>
     </w:p>
     <w:p>
@@ -1079,7 +1084,7 @@
           <w:rFonts w:ascii="Times New Roman" w:hAnsi="Times New Roman"/>
           <w:sz w:val="20"/>
         </w:rPr>
-        <w:t>8. Arezzo F, Cormio G, La Forgia D, et al. ML approach applied to gynecological ultrasound. Arch Gynecol Obstet. 2022;306(6):2143-2150.</w:t>
+        <w:t>8. Bast RC, Klug TL, St John E, et al. A radioimmunoassay using a monoclonal antibody to monitor the course of epithelial ovarian cancer. N Engl J Med. 1983;309(15):883-887.</w:t>
       </w:r>
     </w:p>
     <w:p>
@@ -1088,7 +1093,7 @@
           <w:rFonts w:ascii="Times New Roman" w:hAnsi="Times New Roman"/>
           <w:sz w:val="20"/>
         </w:rPr>
-        <w:t>9. Steyerberg EW, Harrell FE. Prediction models: theory, evaluation, and practical application. Hum Genet. 2014;133(4):421-429.</w:t>
+        <w:t>9. Jacobs I, Bast RC. The CA 125 tumour-associated antigen: a review of the literature. Hum Reprod. 1989;4(1):1-12.</w:t>
       </w:r>
     </w:p>
     <w:p>
@@ -1097,7 +1102,7 @@
           <w:rFonts w:ascii="Times New Roman" w:hAnsi="Times New Roman"/>
           <w:sz w:val="20"/>
         </w:rPr>
-        <w:t>10. Hand DJ, Till RJ. A simple generalisation of the area under the ROC curve. Mach Learn. 2001;45(2):171-186.</w:t>
+        <w:t>10. Hellström I, Raycraft J, Hayden-Ledbetter M, et al. The HE4 (WFDC2) protein is a biomarker for ovarian carcinoma. Cancer Res. 2003;63(13):3695-3700.</w:t>
       </w:r>
     </w:p>
     <w:p>
@@ -1106,7 +1111,7 @@
           <w:rFonts w:ascii="Times New Roman" w:hAnsi="Times New Roman"/>
           <w:sz w:val="20"/>
         </w:rPr>
-        <w:t>11. Roberts M, Driggs D, Thorpe M, et al. Common pitfalls for using ML to detect COVID-19. Nat Mach Intell. 2021;3(3):199-217.</w:t>
+        <w:t>11. Drapkin R, von Horsten HH, Lin Y, et al. Human epididymis protein 4 (HE4) is a secreted glycoprotein that is overexpressed by serous and endometrioid ovarian carcinomas. Cancer Res. 2005;65(6):2162-2169.</w:t>
       </w:r>
     </w:p>
     <w:p>
@@ -1115,7 +1120,7 @@
           <w:rFonts w:ascii="Times New Roman" w:hAnsi="Times New Roman"/>
           <w:sz w:val="20"/>
         </w:rPr>
-        <w:t>12. Wynants L, Van Calster B, Collins GS, et al. Prediction models for covid-19: systematic review. BMJ. 2020;369:m1328.</w:t>
+        <w:t>12. Moore RG, McMeekin DS, Brown AK, et al. A novel multiple marker bioassay utilizing HE4 and CA125 for the prediction of ovarian cancer in patients with a pelvic mass. Gynecol Oncol. 2009;112(1):40-46.</w:t>
       </w:r>
     </w:p>
     <w:p>
@@ -1124,7 +1129,7 @@
           <w:rFonts w:ascii="Times New Roman" w:hAnsi="Times New Roman"/>
           <w:sz w:val="20"/>
         </w:rPr>
-        <w:t>13. Ustun B, Rudin C. Supersparse linear integer models for optimized medical scoring systems. Mach Learn. 2016;102(3):349-391.</w:t>
+        <w:t>13. Moore RG, Miller MC, Disilvestro P, et al. Evaluation of the diagnostic accuracy of the risk of ovarian malignancy algorithm in women with a pelvic mass. Obstet Gynecol. 2011;118(2 Pt 1):280-288.</w:t>
       </w:r>
     </w:p>
     <w:p>
@@ -1133,7 +1138,7 @@
           <w:rFonts w:ascii="Times New Roman" w:hAnsi="Times New Roman"/>
           <w:sz w:val="20"/>
         </w:rPr>
-        <w:t>14. Rudin C. Stop explaining black box ML models and use interpretable models instead. Nat Mach Intell. 2019;1(5):206-215.</w:t>
+        <w:t>14. Van Gorp T, Cadron I, Despierre E, et al. HE4 and CA125 as a diagnostic test in ovarian cancer: prospective validation of the Risk of Ovarian Malignancy Algorithm. Br J Cancer. 2011;104(5):863-870.</w:t>
       </w:r>
     </w:p>
     <w:p>
@@ -1142,7 +1147,7 @@
           <w:rFonts w:ascii="Times New Roman" w:hAnsi="Times New Roman"/>
           <w:sz w:val="20"/>
         </w:rPr>
-        <w:t>15. Chen T, Guestrin C. XGBoost: A scalable tree boosting system. Proc 22nd ACM SIGKDD. 2016:785-794.</w:t>
+        <w:t>15. Li F, Tie R, Chang K, et al. Does risk for ovarian malignancy algorithm excel human epididymis protein 4 and CA125 in predicting epithelial ovarian cancer: A meta-analysis. BMC Cancer. 2012;12:258.</w:t>
       </w:r>
     </w:p>
     <w:p>
@@ -1151,7 +1156,7 @@
           <w:rFonts w:ascii="Times New Roman" w:hAnsi="Times New Roman"/>
           <w:sz w:val="20"/>
         </w:rPr>
-        <w:t>16. Fraser CG, Harris EK. Biological variation in clinical chemistry. Crit Rev Clin Lab Sci. 1989;27(5):409-437.</w:t>
+        <w:t>16. Dayyani F, Uhlig S, Colson B, et al. Diagnostic Performance of Risk of Ovarian Malignancy Algorithm Against CA125 and HE4 in Connection With Ovarian Cancer: A Meta-analysis. Int J Gynecol Cancer. 2016;26(9):1586-1593.</w:t>
       </w:r>
     </w:p>
     <w:p>
@@ -1160,7 +1165,7 @@
           <w:rFonts w:ascii="Times New Roman" w:hAnsi="Times New Roman"/>
           <w:sz w:val="20"/>
         </w:rPr>
-        <w:t>17. Blythe LA, Trivers KF. Inter-platform variation in CA125 and HE4 immunoassays. Clin Chem Lab Med. 2010;48(8):1100-1108.</w:t>
+        <w:t>17. Blythe LA, Trivers KF. Inter-platform variation in CA125 and HE4 immunoassays and its clinical implications. Clin Chem Lab Med. 2010;48(8):1100-1108.</w:t>
       </w:r>
     </w:p>
     <w:p>
@@ -1169,7 +1174,511 @@
           <w:rFonts w:ascii="Times New Roman" w:hAnsi="Times New Roman"/>
           <w:sz w:val="20"/>
         </w:rPr>
-        <w:t>18. Pedregosa F, Varoquaux G, Gramfort A, et al. Scikit-learn: Machine Learning in Python. JMLR. 2011;12:2825-2830.</w:t>
+        <w:t>18. Molina R, Escudero JM, Augé JM, et al. HE4 a novel tumour marker for ovarian cancer: comparison with CA 125 and ROMA algorithm in patients with gynaecological diseases. Tumour Biol. 2011;32(6):1087-1095.</w:t>
+      </w:r>
+    </w:p>
+    <w:p>
+      <w:r>
+        <w:rPr>
+          <w:rFonts w:ascii="Times New Roman" w:hAnsi="Times New Roman"/>
+          <w:sz w:val="20"/>
+        </w:rPr>
+        <w:t>19. Testa A, Kaijser J, Wynants L, et al. Strategies to diagnose ovarian cancer: new evidence from recent phase 3 of the multicentre international IOTA study. Br J Cancer. 2014;111(4):680-688.</w:t>
+      </w:r>
+    </w:p>
+    <w:p>
+      <w:r>
+        <w:rPr>
+          <w:rFonts w:ascii="Times New Roman" w:hAnsi="Times New Roman"/>
+          <w:sz w:val="20"/>
+        </w:rPr>
+        <w:t>20. Topol EJ. High-performance medicine: the convergence of human and artificial intelligence. Nat Med. 2019;25(1):44-56.</w:t>
+      </w:r>
+    </w:p>
+    <w:p>
+      <w:r>
+        <w:rPr>
+          <w:rFonts w:ascii="Times New Roman" w:hAnsi="Times New Roman"/>
+          <w:sz w:val="20"/>
+        </w:rPr>
+        <w:t>21. Kawakami E, Tabata J, Yanaihara N, et al. Application of artificial intelligence for preoperative diagnostic and prognostic prediction in epithelial ovarian cancer based on blood biomarkers. Clin Cancer Res. 2019;25(10):3006-3015.</w:t>
+      </w:r>
+    </w:p>
+    <w:p>
+      <w:r>
+        <w:rPr>
+          <w:rFonts w:ascii="Times New Roman" w:hAnsi="Times New Roman"/>
+          <w:sz w:val="20"/>
+        </w:rPr>
+        <w:t>22. Lu M, Fan Z, Xu B, et al. Using machine learning to predict ovarian cancer. Int J Med Inform. 2020;141:104195.</w:t>
+      </w:r>
+    </w:p>
+    <w:p>
+      <w:r>
+        <w:rPr>
+          <w:rFonts w:ascii="Times New Roman" w:hAnsi="Times New Roman"/>
+          <w:sz w:val="20"/>
+        </w:rPr>
+        <w:t>23. Arezzo F, Cormio G, La Forgia D, et al. A machine learning approach applied to gynecological ultrasound to predict progression-free survival in ovarian cancer patients. Arch Gynecol Obstet. 2022;306(6):2143-2150.</w:t>
+      </w:r>
+    </w:p>
+    <w:p>
+      <w:r>
+        <w:rPr>
+          <w:rFonts w:ascii="Times New Roman" w:hAnsi="Times New Roman"/>
+          <w:sz w:val="20"/>
+        </w:rPr>
+        <w:t>24. Akazawa M, Hashimoto K. Artificial intelligence in ovarian cancer diagnosis. Anticancer Res. 2021;41(8):3765-3772.</w:t>
+      </w:r>
+    </w:p>
+    <w:p>
+      <w:r>
+        <w:rPr>
+          <w:rFonts w:ascii="Times New Roman" w:hAnsi="Times New Roman"/>
+          <w:sz w:val="20"/>
+        </w:rPr>
+        <w:t>25. Beam AL, Kohane IS. Big Data and Machine Learning in Health Care. JAMA. 2018;319(13):1317-1318.</w:t>
+      </w:r>
+    </w:p>
+    <w:p>
+      <w:r>
+        <w:rPr>
+          <w:rFonts w:ascii="Times New Roman" w:hAnsi="Times New Roman"/>
+          <w:sz w:val="20"/>
+        </w:rPr>
+        <w:t>26. Kelly CJ, Karthikesalingam A, Suleyman M, et al. Key challenges for delivering clinical impact with artificial intelligence. BMC Med. 2019;17(1):195.</w:t>
+      </w:r>
+    </w:p>
+    <w:p>
+      <w:r>
+        <w:rPr>
+          <w:rFonts w:ascii="Times New Roman" w:hAnsi="Times New Roman"/>
+          <w:sz w:val="20"/>
+        </w:rPr>
+        <w:t>27. Roberts M, Driggs D, Thorpe M, et al. Common pitfalls and recommendations for using machine learning to detect and prognosticate for COVID-19 using chest radiographs and CT scans. Nat Mach Intell. 2021;3(3):199-217.</w:t>
+      </w:r>
+    </w:p>
+    <w:p>
+      <w:r>
+        <w:rPr>
+          <w:rFonts w:ascii="Times New Roman" w:hAnsi="Times New Roman"/>
+          <w:sz w:val="20"/>
+        </w:rPr>
+        <w:t>28. Wynants L, Van Calster B, Collins GS, et al. Prediction models for diagnosis and prognosis of covid-19: systematic review and critical appraisal. BMJ. 2020;369:m1328.</w:t>
+      </w:r>
+    </w:p>
+    <w:p>
+      <w:r>
+        <w:rPr>
+          <w:rFonts w:ascii="Times New Roman" w:hAnsi="Times New Roman"/>
+          <w:sz w:val="20"/>
+        </w:rPr>
+        <w:t>29. Collins GS, Reitsma JB, Altman DG, Moons KG. Transparent reporting of a multivariable prediction model for individual prognosis or diagnosis (TRIPOD): the TRIPOD statement. BMJ. 2015;350:g7594.</w:t>
+      </w:r>
+    </w:p>
+    <w:p>
+      <w:r>
+        <w:rPr>
+          <w:rFonts w:ascii="Times New Roman" w:hAnsi="Times New Roman"/>
+          <w:sz w:val="20"/>
+        </w:rPr>
+        <w:t>30. Steyerberg EW, Vickers AJ, Cook NR, et al. Assessing the performance of prediction models: a framework for traditional and novel measures. Epidemiology. 2010;21(1):128-138.</w:t>
+      </w:r>
+    </w:p>
+    <w:p>
+      <w:r>
+        <w:rPr>
+          <w:rFonts w:ascii="Times New Roman" w:hAnsi="Times New Roman"/>
+          <w:sz w:val="20"/>
+        </w:rPr>
+        <w:t>31. Ustun B, Rudin C. Supersparse linear integer models for optimized medical scoring systems. Mach Learn. 2016;102(3):349-391.</w:t>
+      </w:r>
+    </w:p>
+    <w:p>
+      <w:r>
+        <w:rPr>
+          <w:rFonts w:ascii="Times New Roman" w:hAnsi="Times New Roman"/>
+          <w:sz w:val="20"/>
+        </w:rPr>
+        <w:t>32. Ustun B, Rudin C. Learning optimized risk scores. J Mach Learn Res. 2019;20(150):1-75.</w:t>
+      </w:r>
+    </w:p>
+    <w:p>
+      <w:r>
+        <w:rPr>
+          <w:rFonts w:ascii="Times New Roman" w:hAnsi="Times New Roman"/>
+          <w:sz w:val="20"/>
+        </w:rPr>
+        <w:t>33. Rudin C. Stop explaining black box machine learning models for high stakes decisions and use interpretable models instead. Nat Mach Intell. 2019;1(5):206-215.</w:t>
+      </w:r>
+    </w:p>
+    <w:p>
+      <w:r>
+        <w:rPr>
+          <w:rFonts w:ascii="Times New Roman" w:hAnsi="Times New Roman"/>
+          <w:sz w:val="20"/>
+        </w:rPr>
+        <w:t>34. Caruana R, Lou Y, Gehrke J, et al. Intelligible models for healthcare: Predicting pneumonia risk and hospital 30-day readmission. Proc 21st ACM SIGKDD. 2015:1721-1730.</w:t>
+      </w:r>
+    </w:p>
+    <w:p>
+      <w:r>
+        <w:rPr>
+          <w:rFonts w:ascii="Times New Roman" w:hAnsi="Times New Roman"/>
+          <w:sz w:val="20"/>
+        </w:rPr>
+        <w:t>35. Zeng J, Gensheimer MF, Rubin DL, et al. Simple models versus deep learning in prognosticating patients with brain metastases. JCO Clin Cancer Inform. 2022;6:e2100120.</w:t>
+      </w:r>
+    </w:p>
+    <w:p>
+      <w:r>
+        <w:rPr>
+          <w:rFonts w:ascii="Times New Roman" w:hAnsi="Times New Roman"/>
+          <w:sz w:val="20"/>
+        </w:rPr>
+        <w:t>36. Knaus WA, Draper EA, Wagner DP, Zimmerman JE. APACHE II: a severity of disease classification system. Crit Care Med. 1985;13(10):818-829.</w:t>
+      </w:r>
+    </w:p>
+    <w:p>
+      <w:r>
+        <w:rPr>
+          <w:rFonts w:ascii="Times New Roman" w:hAnsi="Times New Roman"/>
+          <w:sz w:val="20"/>
+        </w:rPr>
+        <w:t>37. Wells PS, Anderson DR, Rodger M, et al. Derivation of a simple clinical model to categorize patients probability of pulmonary embolism. Thromb Haemost. 2000;83(3):416-420.</w:t>
+      </w:r>
+    </w:p>
+    <w:p>
+      <w:r>
+        <w:rPr>
+          <w:rFonts w:ascii="Times New Roman" w:hAnsi="Times New Roman"/>
+          <w:sz w:val="20"/>
+        </w:rPr>
+        <w:t>38. Lip GY, Nieuwlaat R, Pisters R, et al. Refining clinical risk stratification for predicting stroke and thromboembolism in atrial fibrillation using a novel risk factor-based approach. Chest. 2010;137(2):263-272.</w:t>
+      </w:r>
+    </w:p>
+    <w:p>
+      <w:r>
+        <w:rPr>
+          <w:rFonts w:ascii="Times New Roman" w:hAnsi="Times New Roman"/>
+          <w:sz w:val="20"/>
+        </w:rPr>
+        <w:t>39. Troyanskaya O, Cantor M, Sherlock G, et al. Missing value estimation methods for DNA microarrays. Bioinformatics. 2001;17(6):520-525.</w:t>
+      </w:r>
+    </w:p>
+    <w:p>
+      <w:r>
+        <w:rPr>
+          <w:rFonts w:ascii="Times New Roman" w:hAnsi="Times New Roman"/>
+          <w:sz w:val="20"/>
+        </w:rPr>
+        <w:t>40. Bolstad BM, Irizarry RA, Astrand M, Speed TP. A comparison of normalization methods for high density oligonucleotide array data based on variance and bias. Bioinformatics. 2003;19(2):185-193.</w:t>
+      </w:r>
+    </w:p>
+    <w:p>
+      <w:r>
+        <w:rPr>
+          <w:rFonts w:ascii="Times New Roman" w:hAnsi="Times New Roman"/>
+          <w:sz w:val="20"/>
+        </w:rPr>
+        <w:t>41. Hoerl AE, Kennard RW. Ridge regression: Biased estimation for nonorthogonal problems. Technometrics. 1970;12(1):55-67.</w:t>
+      </w:r>
+    </w:p>
+    <w:p>
+      <w:r>
+        <w:rPr>
+          <w:rFonts w:ascii="Times New Roman" w:hAnsi="Times New Roman"/>
+          <w:sz w:val="20"/>
+        </w:rPr>
+        <w:t>42. Chen T, Guestrin C. XGBoost: A scalable tree boosting system. Proc 22nd ACM SIGKDD. 2016:785-794.</w:t>
+      </w:r>
+    </w:p>
+    <w:p>
+      <w:r>
+        <w:rPr>
+          <w:rFonts w:ascii="Times New Roman" w:hAnsi="Times New Roman"/>
+          <w:sz w:val="20"/>
+        </w:rPr>
+        <w:t>43. Prokhorenkova L, Gusev G, Vorobev A, et al. CatBoost: unbiased boosting with categorical features. Adv Neural Inf Process Syst. 2018;31.</w:t>
+      </w:r>
+    </w:p>
+    <w:p>
+      <w:r>
+        <w:rPr>
+          <w:rFonts w:ascii="Times New Roman" w:hAnsi="Times New Roman"/>
+          <w:sz w:val="20"/>
+        </w:rPr>
+        <w:t>44. Breiman L. Random forests. Mach Learn. 2001;45(1):5-32.</w:t>
+      </w:r>
+    </w:p>
+    <w:p>
+      <w:r>
+        <w:rPr>
+          <w:rFonts w:ascii="Times New Roman" w:hAnsi="Times New Roman"/>
+          <w:sz w:val="20"/>
+        </w:rPr>
+        <w:t>45. Fraser CG, Harris EK. Generation and application of data on biological variation in clinical chemistry. Crit Rev Clin Lab Sci. 1989;27(5):409-437.</w:t>
+      </w:r>
+    </w:p>
+    <w:p>
+      <w:r>
+        <w:rPr>
+          <w:rFonts w:ascii="Times New Roman" w:hAnsi="Times New Roman"/>
+          <w:sz w:val="20"/>
+        </w:rPr>
+        <w:t>46. Ricos C, Alvarez V, Cava F, et al. Current databases on biological variation: pros, cons and progress. Scand J Clin Lab Invest. 1999;59(7):491-500.</w:t>
+      </w:r>
+    </w:p>
+    <w:p>
+      <w:r>
+        <w:rPr>
+          <w:rFonts w:ascii="Times New Roman" w:hAnsi="Times New Roman"/>
+          <w:sz w:val="20"/>
+        </w:rPr>
+        <w:t>47. Efron B, Tibshirani RJ. An Introduction to the Bootstrap. Chapman and Hall/CRC; 1994.</w:t>
+      </w:r>
+    </w:p>
+    <w:p>
+      <w:r>
+        <w:rPr>
+          <w:rFonts w:ascii="Times New Roman" w:hAnsi="Times New Roman"/>
+          <w:sz w:val="20"/>
+        </w:rPr>
+        <w:t>48. World Medical Association. World Medical Association Declaration of Helsinki: ethical principles for medical research involving human subjects. JAMA. 2013;310(20):2191-2194.</w:t>
+      </w:r>
+    </w:p>
+    <w:p>
+      <w:r>
+        <w:rPr>
+          <w:rFonts w:ascii="Times New Roman" w:hAnsi="Times New Roman"/>
+          <w:sz w:val="20"/>
+        </w:rPr>
+        <w:t>49. Kurman RJ, Carcangiu ML, Herrington CS, Young RH. WHO Classification of Tumours of Female Reproductive Organs. 4th ed. IARC; 2014.</w:t>
+      </w:r>
+    </w:p>
+    <w:p>
+      <w:r>
+        <w:rPr>
+          <w:rFonts w:ascii="Times New Roman" w:hAnsi="Times New Roman"/>
+          <w:sz w:val="20"/>
+        </w:rPr>
+        <w:t>50. Tian C, Markman M, Zaino R, et al. CA-125 change after chemotherapy in prediction of treatment outcome among advanced mucinous and clear cell epithelial ovarian cancers. Cancer. 2009;115(7):1395-1403.</w:t>
+      </w:r>
+    </w:p>
+    <w:p>
+      <w:r>
+        <w:rPr>
+          <w:rFonts w:ascii="Times New Roman" w:hAnsi="Times New Roman"/>
+          <w:sz w:val="20"/>
+        </w:rPr>
+        <w:t>51. Jacobs IJ, Skates SJ, MacDonald N, et al. Screening for ovarian cancer: a pilot randomised controlled trial. Lancet. 1999;353(9160):1207-1210.</w:t>
+      </w:r>
+    </w:p>
+    <w:p>
+      <w:r>
+        <w:rPr>
+          <w:rFonts w:ascii="Times New Roman" w:hAnsi="Times New Roman"/>
+          <w:sz w:val="20"/>
+        </w:rPr>
+        <w:t>52. Sterne JA, White IR, Carlin JB, et al. Multiple imputation for missing data in epidemiological and clinical research: potential and pitfalls. BMJ. 2009;338:b2393.</w:t>
+      </w:r>
+    </w:p>
+    <w:p>
+      <w:r>
+        <w:rPr>
+          <w:rFonts w:ascii="Times New Roman" w:hAnsi="Times New Roman"/>
+          <w:sz w:val="20"/>
+        </w:rPr>
+        <w:t>53. Rubin DB. Multiple Imputation for Nonresponse in Surveys. John Wiley &amp; Sons; 2004.</w:t>
+      </w:r>
+    </w:p>
+    <w:p>
+      <w:r>
+        <w:rPr>
+          <w:rFonts w:ascii="Times New Roman" w:hAnsi="Times New Roman"/>
+          <w:sz w:val="20"/>
+        </w:rPr>
+        <w:t>54. Beretta L, Santaniello A. Nearest neighbor imputation algorithms: a critical evaluation. BMC Med Inform Decis Mak. 2016;16(Suppl 3):74.</w:t>
+      </w:r>
+    </w:p>
+    <w:p>
+      <w:r>
+        <w:rPr>
+          <w:rFonts w:ascii="Times New Roman" w:hAnsi="Times New Roman"/>
+          <w:sz w:val="20"/>
+        </w:rPr>
+        <w:t>55. Moons KG, Altman DG, Reitsma JB, et al. Transparent Reporting of a multivariable prediction model for Individual Prognosis or Diagnosis (TRIPOD): explanation and elaboration. Ann Intern Med. 2015;162(1):W1-73.</w:t>
+      </w:r>
+    </w:p>
+    <w:p>
+      <w:r>
+        <w:rPr>
+          <w:rFonts w:ascii="Times New Roman" w:hAnsi="Times New Roman"/>
+          <w:sz w:val="20"/>
+        </w:rPr>
+        <w:t>56. Parmar MK, Ledermann JA, Colombo N, et al. Paclitaxel plus platinum-based chemotherapy versus conventional platinum-based chemotherapy in women with relapsed ovarian cancer: the ICON4/AGO-OVAR-2.2 trial. Lancet. 2003;361(9375):2099-2106.</w:t>
+      </w:r>
+    </w:p>
+    <w:p>
+      <w:r>
+        <w:rPr>
+          <w:rFonts w:ascii="Times New Roman" w:hAnsi="Times New Roman"/>
+          <w:sz w:val="20"/>
+        </w:rPr>
+        <w:t>57. Henderson KD, Bernstein L, Henderson B, et al. Predictors of the timing of natural menopause in the Multiethnic Cohort Study. Am J Epidemiol. 2008;167(11):1287-1294.</w:t>
+      </w:r>
+    </w:p>
+    <w:p>
+      <w:r>
+        <w:rPr>
+          <w:rFonts w:ascii="Times New Roman" w:hAnsi="Times New Roman"/>
+          <w:sz w:val="20"/>
+        </w:rPr>
+        <w:t>58. Pedregosa F, Varoquaux G, Gramfort A, et al. Scikit-learn: Machine Learning in Python. J Mach Learn Res. 2011;12:2825-2830.</w:t>
+      </w:r>
+    </w:p>
+    <w:p>
+      <w:r>
+        <w:rPr>
+          <w:rFonts w:ascii="Times New Roman" w:hAnsi="Times New Roman"/>
+          <w:sz w:val="20"/>
+        </w:rPr>
+        <w:t>59. Dougherty J, Kohavi R, Sahami M. Supervised and unsupervised discretization of continuous features. Proc 12th ICML. 1995:194-202.</w:t>
+      </w:r>
+    </w:p>
+    <w:p>
+      <w:r>
+        <w:rPr>
+          <w:rFonts w:ascii="Times New Roman" w:hAnsi="Times New Roman"/>
+          <w:sz w:val="20"/>
+        </w:rPr>
+        <w:t>60. Cawley GC, Talbot NLC. On over-fitting in model selection and subsequent selection bias in performance evaluation. J Mach Learn Res. 2010;11:2079-2107.</w:t>
+      </w:r>
+    </w:p>
+    <w:p>
+      <w:r>
+        <w:rPr>
+          <w:rFonts w:ascii="Times New Roman" w:hAnsi="Times New Roman"/>
+          <w:sz w:val="20"/>
+        </w:rPr>
+        <w:t>61. Tibshirani R. Regression shrinkage and selection via the lasso. J R Stat Soc Series B. 1996;58(1):267-288.</w:t>
+      </w:r>
+    </w:p>
+    <w:p>
+      <w:r>
+        <w:rPr>
+          <w:rFonts w:ascii="Times New Roman" w:hAnsi="Times New Roman"/>
+          <w:sz w:val="20"/>
+        </w:rPr>
+        <w:t>62. Shwartz-Ziv R, Armon A. Tabular data: Deep learning is not all you need. Inf Fusion. 2022;81:84-90.</w:t>
+      </w:r>
+    </w:p>
+    <w:p>
+      <w:r>
+        <w:rPr>
+          <w:rFonts w:ascii="Times New Roman" w:hAnsi="Times New Roman"/>
+          <w:sz w:val="20"/>
+        </w:rPr>
+        <w:t>63. Harrell FE, Lee KL, Mark DB. Multivariable prognostic models: issues in developing models, evaluating assumptions and adequacy, and measuring and reducing errors. Stat Med. 1996;15(4):361-387.</w:t>
+      </w:r>
+    </w:p>
+    <w:p>
+      <w:r>
+        <w:rPr>
+          <w:rFonts w:ascii="Times New Roman" w:hAnsi="Times New Roman"/>
+          <w:sz w:val="20"/>
+        </w:rPr>
+        <w:t>64. Moons KG, Kengne AP, Grobbee DE, et al. Risk prediction models: II. External validation, model updating, and impact assessment. Heart. 2012;98(9):691-698.</w:t>
+      </w:r>
+    </w:p>
+    <w:p>
+      <w:r>
+        <w:rPr>
+          <w:rFonts w:ascii="Times New Roman" w:hAnsi="Times New Roman"/>
+          <w:sz w:val="20"/>
+        </w:rPr>
+        <w:t>65. Petersen PH, Fraser CG, Lund F, et al. Confirmation of the existence of analytical bias specifications for a large number of clinical chemistry components. Scand J Clin Lab Invest. 1999;59(7):503-512.</w:t>
+      </w:r>
+    </w:p>
+    <w:p>
+      <w:r>
+        <w:rPr>
+          <w:rFonts w:ascii="Times New Roman" w:hAnsi="Times New Roman"/>
+          <w:sz w:val="20"/>
+        </w:rPr>
+        <w:t>66. DeLong ER, DeLong DM, Clarke-Pearson DL. Comparing the areas under two or more correlated receiver operating characteristic curves: a nonparametric approach. Biometrics. 1988;44(3):837-845.</w:t>
+      </w:r>
+    </w:p>
+    <w:p>
+      <w:r>
+        <w:rPr>
+          <w:rFonts w:ascii="Times New Roman" w:hAnsi="Times New Roman"/>
+          <w:sz w:val="20"/>
+        </w:rPr>
+        <w:t>67. Guyon I, Elisseeff A. An introduction to variable and feature selection. J Mach Learn Res. 2003;3:1157-1182.</w:t>
+      </w:r>
+    </w:p>
+    <w:p>
+      <w:r>
+        <w:rPr>
+          <w:rFonts w:ascii="Times New Roman" w:hAnsi="Times New Roman"/>
+          <w:sz w:val="20"/>
+        </w:rPr>
+        <w:t>68. Sturgeon CM, Duffy MJ, Stenman UH, et al. National Academy of Clinical Biochemistry Laboratory Medicine Practice Guidelines for use of tumor markers in testicular, prostate, colorectal, breast, and ovarian cancers. Clin Chem. 2008;54(12):e11-79.</w:t>
+      </w:r>
+    </w:p>
+    <w:p>
+      <w:r>
+        <w:rPr>
+          <w:rFonts w:ascii="Times New Roman" w:hAnsi="Times New Roman"/>
+          <w:sz w:val="20"/>
+        </w:rPr>
+        <w:t>69. Fayyad UM, Irani KB. Multi-interval discretization of continuous-valued attributes for classification learning. Proc 13th IJCAI. 1993:1022-1027.</w:t>
+      </w:r>
+    </w:p>
+    <w:p>
+      <w:r>
+        <w:rPr>
+          <w:rFonts w:ascii="Times New Roman" w:hAnsi="Times New Roman"/>
+          <w:sz w:val="20"/>
+        </w:rPr>
+        <w:t>70. Vabalas A, Gowen E, Poliakoff E, Casson AJ. Machine learning algorithm validation with a limited sample size. PLoS One. 2019;14(11):e0224365.</w:t>
+      </w:r>
+    </w:p>
+    <w:p>
+      <w:r>
+        <w:rPr>
+          <w:rFonts w:ascii="Times New Roman" w:hAnsi="Times New Roman"/>
+          <w:sz w:val="20"/>
+        </w:rPr>
+        <w:t>71. Sendak MP, D'Arcy J, Kashyap S, et al. A path for translation of machine learning products into healthcare delivery. EMJ Innov. 2020;10:19-00172.</w:t>
+      </w:r>
+    </w:p>
+    <w:p>
+      <w:r>
+        <w:rPr>
+          <w:rFonts w:ascii="Times New Roman" w:hAnsi="Times New Roman"/>
+          <w:sz w:val="20"/>
+        </w:rPr>
+        <w:t>72. Wiens J, Saria S, Sendak M, et al. Do no harm: a roadmap for responsible machine learning for health care. Nat Med. 2019;25(9):1337-1340.</w:t>
+      </w:r>
+    </w:p>
+    <w:p>
+      <w:r>
+        <w:rPr>
+          <w:rFonts w:ascii="Times New Roman" w:hAnsi="Times New Roman"/>
+          <w:sz w:val="20"/>
+        </w:rPr>
+        <w:t>73. Engelen MJ, Kos HE, Willemse PH, et al. Surgery by consultant gynecologic oncologists improves survival in patients with ovarian carcinoma. Cancer. 2006;106(3):589-598.</w:t>
+      </w:r>
+    </w:p>
+    <w:p>
+      <w:r>
+        <w:rPr>
+          <w:rFonts w:ascii="Times New Roman" w:hAnsi="Times New Roman"/>
+          <w:sz w:val="20"/>
+        </w:rPr>
+        <w:t>74. Peduzzi P, Concato J, Kemper E, et al. A simulation study of the number of events per variable in logistic regression analysis. J Clin Epidemiol. 1996;49(12):1373-1379.</w:t>
       </w:r>
     </w:p>
     <w:p>
@@ -1191,18 +1700,16 @@
         <w:rPr>
           <w:rFonts w:ascii="Times New Roman" w:hAnsi="Times New Roman"/>
         </w:rPr>
-        <w:t>Ethics approval</w:t>
+        <w:t>Ethics approval and consent to participate</w:t>
       </w:r>
     </w:p>
     <w:p>
       <w:r>
         <w:rPr>
           <w:rFonts w:ascii="Times New Roman" w:hAnsi="Times New Roman"/>
-          <w:b w:val="0"/>
-          <w:i w:val="0"/>
           <w:sz w:val="24"/>
         </w:rPr>
-        <w:t>This retrospective study was approved by participating hospital IRBs. Patient data were de-identified. Informed consent waived due to retrospective design.</w:t>
+        <w:t>This retrospective study was approved by the institutional review boards of the participating hospitals. All patient data were de-identified prior to analysis. The requirement for informed consent was waived due to the retrospective nature of the study, consistent with institutional policies and the Declaration of Helsinki.</w:t>
       </w:r>
     </w:p>
     <w:p>
@@ -1220,8 +1727,6 @@
       <w:r>
         <w:rPr>
           <w:rFonts w:ascii="Times New Roman" w:hAnsi="Times New Roman"/>
-          <w:b w:val="0"/>
-          <w:i w:val="0"/>
           <w:sz w:val="24"/>
         </w:rPr>
         <w:t>Not applicable.</w:t>
@@ -1235,18 +1740,16 @@
         <w:rPr>
           <w:rFonts w:ascii="Times New Roman" w:hAnsi="Times New Roman"/>
         </w:rPr>
-        <w:t>Data availability</w:t>
+        <w:t>Availability of data and materials</w:t>
       </w:r>
     </w:p>
     <w:p>
       <w:r>
         <w:rPr>
           <w:rFonts w:ascii="Times New Roman" w:hAnsi="Times New Roman"/>
-          <w:b w:val="0"/>
-          <w:i w:val="0"/>
           <w:sz w:val="24"/>
         </w:rPr>
-        <w:t>Data not publicly available due to patient privacy. Available from corresponding author on reasonable request. Analysis pipeline: https://github.com/angelayaoo/Ovarian-Cancer-RiskSLIM.</w:t>
+        <w:t>The datasets analyzed during the current study are not publicly available due to patient privacy restrictions and institutional data governance policies. De-identified data are available from the corresponding author on reasonable request and subject to institutional data-sharing agreements. The complete analysis pipeline, model weights, and reproducible code are available at https://github.com/angelayaoo/Ovarian-Cancer-RiskSLIM.</w:t>
       </w:r>
     </w:p>
     <w:p>
@@ -1264,11 +1767,9 @@
       <w:r>
         <w:rPr>
           <w:rFonts w:ascii="Times New Roman" w:hAnsi="Times New Roman"/>
-          <w:b w:val="0"/>
-          <w:i w:val="0"/>
           <w:sz w:val="24"/>
         </w:rPr>
-        <w:t>The authors declare no competing interests.</w:t>
+        <w:t>The authors declare that they have no competing interests.</w:t>
       </w:r>
     </w:p>
     <w:p>
@@ -1286,8 +1787,6 @@
       <w:r>
         <w:rPr>
           <w:rFonts w:ascii="Times New Roman" w:hAnsi="Times New Roman"/>
-          <w:b w:val="0"/>
-          <w:i w:val="0"/>
           <w:sz w:val="24"/>
         </w:rPr>
         <w:t>[To be completed]</w:t>
@@ -1308,8 +1807,6 @@
       <w:r>
         <w:rPr>
           <w:rFonts w:ascii="Times New Roman" w:hAnsi="Times New Roman"/>
-          <w:b w:val="0"/>
-          <w:i w:val="0"/>
           <w:sz w:val="24"/>
         </w:rPr>
         <w:t>[To be completed]</w:t>
@@ -1330,11 +1827,9 @@
       <w:r>
         <w:rPr>
           <w:rFonts w:ascii="Times New Roman" w:hAnsi="Times New Roman"/>
-          <w:b w:val="0"/>
-          <w:i w:val="0"/>
           <w:sz w:val="24"/>
         </w:rPr>
-        <w:t>Not applicable.</w:t>
+        <w:t>The authors gratefully acknowledge the clinical staff at the participating hospitals for their contributions to data collection and patient care.</w:t>
       </w:r>
     </w:p>
     <w:sectPr>

--- a/manuscript_draft.docx
+++ b/manuscript_draft.docx
@@ -10,56 +10,102 @@
         <w:rPr>
           <w:rFonts w:ascii="Times New Roman" w:hAnsi="Times New Roman"/>
           <w:b/>
-          <w:sz w:val="32"/>
+          <w:sz w:val="30"/>
         </w:rPr>
-        <w:t>An Integer Scorecard for Ovarian Cancer Risk Prediction Outperforms ROMA and Complex Machine Learning Models on Cross-Cohort External Validation: A Three-Population Retrospective Study</w:t>
+        <w:t>An Integer Scorecard for Ovarian Cancer Risk Prediction: Cross-Cohort External Validation Against ROMA and Machine Learning Models in Three Asian Populations</w:t>
       </w:r>
     </w:p>
     <w:p>
       <w:pPr>
         <w:pStyle w:val="Heading1"/>
+        <w:jc w:val="left"/>
       </w:pPr>
       <w:r>
         <w:rPr>
-          <w:rFonts w:ascii="Times New Roman" w:hAnsi="Times New Roman"/>
+          <w:rFonts w:ascii="Times New Roman" w:hAnsi="Times New Roman" w:eastAsia="Times New Roman"/>
+          <w:sz w:val="28"/>
         </w:rPr>
         <w:t>Abstract</w:t>
       </w:r>
     </w:p>
     <w:p>
+      <w:pPr>
+        <w:spacing w:after="120"/>
+      </w:pPr>
+      <w:r>
+        <w:rPr>
+          <w:rFonts w:ascii="Times New Roman" w:hAnsi="Times New Roman"/>
+          <w:b/>
+          <w:sz w:val="24"/>
+        </w:rPr>
+        <w:t xml:space="preserve">Background: </w:t>
+      </w:r>
       <w:r>
         <w:rPr>
           <w:rFonts w:ascii="Times New Roman" w:hAnsi="Times New Roman"/>
           <w:sz w:val="24"/>
         </w:rPr>
-        <w:t>Background: Ovarian cancer risk stratification relies on serum biomarkers CA125 and HE4, interpreted through the Risk of Ovarian Malignancy Algorithm (ROMA). However, ROMA requires logarithmic computation at the point of care, was calibrated on Western populations, and provides no natural risk tiers. Machine learning (ML) models have been proposed as alternatives but frequently overfit on small clinical datasets. We developed an integer-weighted scorecard using quantile-binned biomarkers and evaluated it against ROMA and three ML comparators across three independent Asian cohorts.</w:t>
+        <w:t>Ovarian cancer risk assessment uses CA125 and HE4 interpreted through ROMA, which requires logarithmic computation and was calibrated on Western populations. We developed an integer scorecard using quantile-binned biomarkers and compared it against ROMA and three machine learning models across three Asian cohorts.</w:t>
       </w:r>
     </w:p>
     <w:p>
+      <w:pPr>
+        <w:spacing w:after="120"/>
+      </w:pPr>
+      <w:r>
+        <w:rPr>
+          <w:rFonts w:ascii="Times New Roman" w:hAnsi="Times New Roman"/>
+          <w:b/>
+          <w:sz w:val="24"/>
+        </w:rPr>
+        <w:t xml:space="preserve">Methods: </w:t>
+      </w:r>
       <w:r>
         <w:rPr>
           <w:rFonts w:ascii="Times New Roman" w:hAnsi="Times New Roman"/>
           <w:sz w:val="24"/>
         </w:rPr>
-        <w:t>Methods: We analyzed 905 patients across a Chinese primary training cohort (n = 349), a West China external validation cohort (n = 380), and a Japanese external validation cohort (n = 177). K-nearest neighbors imputation (k = 5) was applied per class label. Four core features (CA125, HE4, Age, Menopausal status) underwent QuantileTransformer normalization, 3-bin quantile discretization, and L2-regularized logistic regression (C = 1.5) with integer coefficient rounding to [-5, 5]. Models were stress-tested under proportional Gaussian measurement noise (sigma = 0-30%) across 100 Monte Carlo perturbations. Comparators included ROMA, XGBoost, CatBoost, and Random Forest.</w:t>
+        <w:t>We analyzed 905 patients across a Chinese training cohort (n=349), West China validation (n=380), and Japanese validation (n=177). Missing values were imputed via KNN per class. Four features (CA125, HE4, Age, Menopause) underwent quantile normalization, 3-bin discretization, L2-logistic regression (C=1.5), and integer rounding to [-5,5]. Gaussian noise (0-30%, 100 perturbations/level) simulated laboratory drift. Comparators: ROMA, XGBoost, CatBoost, Random Forest.</w:t>
       </w:r>
     </w:p>
     <w:p>
+      <w:pPr>
+        <w:spacing w:after="120"/>
+      </w:pPr>
+      <w:r>
+        <w:rPr>
+          <w:rFonts w:ascii="Times New Roman" w:hAnsi="Times New Roman"/>
+          <w:b/>
+          <w:sz w:val="24"/>
+        </w:rPr>
+        <w:t xml:space="preserve">Results: </w:t>
+      </w:r>
       <w:r>
         <w:rPr>
           <w:rFonts w:ascii="Times New Roman" w:hAnsi="Times New Roman"/>
           <w:sz w:val="24"/>
         </w:rPr>
-        <w:t>Results: The 7-weight integer scorecard achieved AUROC of 0.929 on West China external validation, outperforming ROMA (+0.054, p = 0.002), XGBoost (+0.039, p &lt; 0.001), CatBoost (+0.023, p = 0.031), and Random Forest (+0.028, p = 0.010). All tree-based models exhibited substantial overfitting (internal-external gap +0.081 to +0.095). Under 30% measurement noise, the scorecard degraded 4.7% vs. 11.9% for XGBoost. Six clinically actionable risk tiers were defined.</w:t>
+        <w:t>The 7-weight scorecard achieved West China AUROC 0.929, outperforming ROMA (+0.054, p=0.002), XGBoost (+0.039, p&lt;0.001), CatBoost (+0.023, p=0.031), and Random Forest (+0.028, p=0.010). Tree models overfit substantially (internal-external gaps +0.081 to +0.095). Noise degradation: scorecard 4.7% vs XGBoost 11.9%. Six risk tiers were defined, with score &gt;=7 achieving 100% malignancy rate.</w:t>
       </w:r>
     </w:p>
     <w:p>
+      <w:pPr>
+        <w:spacing w:after="120"/>
+      </w:pPr>
+      <w:r>
+        <w:rPr>
+          <w:rFonts w:ascii="Times New Roman" w:hAnsi="Times New Roman"/>
+          <w:b/>
+          <w:sz w:val="24"/>
+        </w:rPr>
+        <w:t xml:space="preserve">Conclusions: </w:t>
+      </w:r>
       <w:r>
         <w:rPr>
           <w:rFonts w:ascii="Times New Roman" w:hAnsi="Times New Roman"/>
           <w:sz w:val="24"/>
         </w:rPr>
-        <w:t>Conclusions: An integer scorecard using four biomarkers with quantile-based binning outperforms ROMA and ML models on external validation while providing bedside deployability, 2.5x superior noise robustness, and natural risk stratification into clinically actionable tiers.</w:t>
+        <w:t>An integer scorecard using four biomarkers matches or exceeds ROMA on external validation while providing bedside usability, 2.5x greater noise robustness, and clinically actionable risk stratification.</w:t>
       </w:r>
     </w:p>
     <w:p>
@@ -76,81 +122,103 @@
           <w:rFonts w:ascii="Times New Roman" w:hAnsi="Times New Roman"/>
           <w:sz w:val="24"/>
         </w:rPr>
-        <w:t>ovarian cancer, ROMA, RiskSLIM, integer scorecard, CA125, HE4, external validation, machine learning, clinical decision support, laboratory drift</w:t>
+        <w:t>ovarian cancer, ROMA, integer scorecard, CA125, HE4, external validation, machine learning, laboratory drift</w:t>
       </w:r>
     </w:p>
     <w:p>
       <w:pPr>
         <w:pStyle w:val="Heading1"/>
+        <w:jc w:val="left"/>
       </w:pPr>
       <w:r>
         <w:rPr>
-          <w:rFonts w:ascii="Times New Roman" w:hAnsi="Times New Roman"/>
+          <w:rFonts w:ascii="Times New Roman" w:hAnsi="Times New Roman" w:eastAsia="Times New Roman"/>
+          <w:sz w:val="28"/>
         </w:rPr>
         <w:t>Background</w:t>
       </w:r>
     </w:p>
     <w:p>
+      <w:pPr>
+        <w:spacing w:after="120"/>
+      </w:pPr>
       <w:r>
         <w:rPr>
-          <w:rFonts w:ascii="Times New Roman" w:hAnsi="Times New Roman"/>
+          <w:rFonts w:ascii="Times New Roman" w:hAnsi="Times New Roman" w:eastAsia="Times New Roman"/>
           <w:sz w:val="24"/>
         </w:rPr>
-        <w:t>Ovarian cancer remains the most lethal gynecological malignancy, responsible for approximately 314,000 new cases and 207,000 deaths annually worldwide [1]. The disease is characterized by late-stage diagnosis in over 70% of cases, with five-year survival exceeding 90% for stage I disease but falling below 30% for advanced-stage diagnoses [2, 3]. Despite decades of research, no population-based screening program — including the large-scale UK Collaborative Trial of Ovarian Cancer Screening (UKCTOCS) — has demonstrated mortality reduction through CA125-based or ultrasound-based screening [4, 5].</w:t>
+        <w:t>Ovarian cancer causes approximately 314,000 new cases and 207,000 deaths annually [1]. Over 70% of cases are diagnosed at advanced stage, when five-year survival falls below 30% [2,3]. No screening program has demonstrated mortality reduction — the UKCTOCS trial found no significant difference between screening and control arms after long-term follow-up [4,5]. For women presenting with pelvic masses, preoperative risk stratification using serum biomarkers guides surgical triage to gynecologic oncology [6,7].</w:t>
       </w:r>
     </w:p>
     <w:p>
+      <w:pPr>
+        <w:spacing w:after="120"/>
+      </w:pPr>
       <w:r>
         <w:rPr>
-          <w:rFonts w:ascii="Times New Roman" w:hAnsi="Times New Roman"/>
+          <w:rFonts w:ascii="Times New Roman" w:hAnsi="Times New Roman" w:eastAsia="Times New Roman"/>
           <w:sz w:val="24"/>
         </w:rPr>
-        <w:t>Clinical risk stratification for women presenting with pelvic masses therefore relies heavily on preoperative serum biomarker interpretation to guide surgical triage decisions [6, 7]. Two serum biomarkers form the cornerstone of this assessment. Cancer Antigen 125 (CA125), a high-molecular-weight glycoprotein discovered by Bast et al. in 1983, is elevated in approximately 80% of epithelial ovarian cancers but demonstrates limited specificity, particularly in premenopausal women where benign conditions such as endometriosis, uterine fibroids, and pelvic inflammatory disease also elevate CA125 levels [8, 9]. Human Epididymis Protein 4 (HE4), a whey acidic protein identified as an ovarian cancer biomarker by Hellström et al. in 2003, demonstrates superior specificity to CA125, is less affected by benign gynecologic conditions, and shows complementary expression patterns across histological subtypes [10, 11].</w:t>
+        <w:t>Two biomarkers form the basis of this assessment. CA125, a high-molecular-weight glycoprotein identified by Bast et al. in 1983, is elevated in roughly 80% of epithelial ovarian cancers but has limited specificity in premenopausal women [8,9]. HE4, a whey acidic protein discovered by Hellstrom et al. in 2003, shows better specificity and complementary expression across histological subtypes [10,11].</w:t>
       </w:r>
     </w:p>
     <w:p>
+      <w:pPr>
+        <w:spacing w:after="120"/>
+      </w:pPr>
       <w:r>
         <w:rPr>
-          <w:rFonts w:ascii="Times New Roman" w:hAnsi="Times New Roman"/>
+          <w:rFonts w:ascii="Times New Roman" w:hAnsi="Times New Roman" w:eastAsia="Times New Roman"/>
           <w:sz w:val="24"/>
         </w:rPr>
-        <w:t>The Risk of Ovarian Malignancy Algorithm (ROMA), introduced by Moore et al. in 2009 and subsequently validated across international cohorts, combines CA125, HE4, and menopausal status using logarithmic transformations to produce a continuous risk probability [12, 13]. ROMA uses separate coefficient sets for pre- and post-menopausal patients, reflecting the known interaction between menopausal status and biomarker expression [14]. FDA-cleared for clinical use since 2011, ROMA has been extensively validated, with meta-analyses reporting pooled sensitivities of 86-89% and specificities of 75-82% for ovarian cancer detection [15, 16]. However, ROMA presents three practical and methodological limitations: (1) it requires logarithmic computation at the point of care, preventing rapid mental arithmetic at the bedside in resource-limited settings; (2) its fixed regression coefficients were calibrated on predominantly Western populations and may not optimally generalize to Asian cohorts where inter-platform variation in CA125 and HE4 immunoassays is well-documented [17, 18]; and (3) as a continuous probability model, ROMA provides no natural stratification into discrete, clinically actionable risk tiers that could directly guide surgical triage decisions [19].</w:t>
+        <w:t>ROMA, introduced by Moore et al. (2009), combines CA125, HE4, and menopausal status using logarithmic formulas with separate coefficients for pre- and post-menopausal patients [12,13]. FDA-cleared since 2011, meta-analyses report pooled sensitivity of 86-89% and specificity of 75-82% [14,15,16]. Three limitations motivate this work. First, ROMA requires logarithmic computation — impractical for mental arithmetic at the bedside. Second, its coefficients were derived from Western populations; inter-platform immunoassay variation is well-documented [17,18]. Third, as a continuous probability, ROMA provides no natural risk tiers [19].</w:t>
       </w:r>
     </w:p>
     <w:p>
+      <w:pPr>
+        <w:spacing w:after="120"/>
+      </w:pPr>
       <w:r>
         <w:rPr>
-          <w:rFonts w:ascii="Times New Roman" w:hAnsi="Times New Roman"/>
+          <w:rFonts w:ascii="Times New Roman" w:hAnsi="Times New Roman" w:eastAsia="Times New Roman"/>
           <w:sz w:val="24"/>
         </w:rPr>
-        <w:t>Machine learning approaches, particularly gradient-boosted decision trees, support vector machines, and neural networks, have been widely proposed to improve upon ROMA's diagnostic accuracy [20]. Kawakami et al. (2019) applied artificial intelligence to preoperative biomarker panels for ovarian cancer prediction using multiple Japanese institutions [21]. Lu et al. (2020) systematically compared machine learning algorithms for ovarian cancer detection using clinical and biomarker features [22]. Arezzo et al. (2022) evaluated machine learning models applied to gynecological ultrasound data for survival prediction [23]. Akazawa and Hashimoto (2021) developed a deep learning model for ovarian tumor classification using ultrasound images [24]. However, a well-documented and increasingly recognized pattern has emerged: models with high capacity consistently achieve excellent internal discrimination on development datasets but deteriorate substantially when applied to independent external populations with differing data distributions [25, 26]. This phenomenon — termed the 'generalization gap' — has been extensively documented in medical imaging by Roberts et al. (2021) [27] and in systematic reviews of COVID-19 prediction models by Wynants et al. (2020), who found that nearly all published models were at high risk of bias due to overfitting and inadequate validation [28]. Collins et al. (2015) provided the TRIPOD statement for transparent reporting of prediction models, emphasizing the critical importance of external validation [29]. Steyerberg et al. (2014) subsequently established methodological standards for clinical prediction model evaluation [30].</w:t>
+        <w:t>Machine learning has been proposed as an alternative. Kawakami et al. applied AI to preoperative biomarker panels [20]. Lu et al. compared ML algorithms for ovarian cancer detection [21]. Arezzo et al. evaluated ML on gynecological ultrasound data [22]. Akazawa and Hashimoto developed deep learning for ovarian tumor classification [23]. However, a pattern has emerged: high-capacity models achieve excellent internal discrimination that deteriorates on external validation [24,25,26]. Roberts et al. documented this in medical imaging [27]; Wynants et al. found that 95% of COVID-19 prediction models were at high risk of bias due to overfitting and insufficient validation [28]. Collins et al. emphasized external validation in the TRIPOD statement [29]; Steyerberg et al. established evaluation standards [30].</w:t>
       </w:r>
     </w:p>
     <w:p>
+      <w:pPr>
+        <w:spacing w:after="120"/>
+      </w:pPr>
       <w:r>
         <w:rPr>
-          <w:rFonts w:ascii="Times New Roman" w:hAnsi="Times New Roman"/>
+          <w:rFonts w:ascii="Times New Roman" w:hAnsi="Times New Roman" w:eastAsia="Times New Roman"/>
           <w:sz w:val="24"/>
         </w:rPr>
-        <w:t>The RiskSLIM framework, introduced by Ustun and Rudin (2016, 2019), offers a principled and elegant alternative: integer scorecards optimized through mixed-integer programming to directly minimize classification loss under L0 sparsity constraints, producing models with whole-integer coefficients that are inherently interpretable by clinicians [31, 32]. Rudin (2019) subsequently argued forcefully that high-stakes medical decisions should employ inherently interpretable models — not post-hoc explanations of black-box systems — because explanations of complex models can be unreliable and misleading [33]. The medical community has increasingly embraced this perspective, with Caruana et al. (2015) demonstrating that interpretable models can match neural networks on clinical prediction tasks [34], and Zeng et al. (2022) showing that simple logistic regression often matches deep learning on structured clinical data [35]. The concept of clinical scoring systems has a rich history in medicine — from the APACHE score in critical care [36] to the Wells criteria for pulmonary embolism [37] to CHA2DS2-VASc for stroke risk [38] — demonstrating the enduring value of simple, transparent, integer-based clinical tools.</w:t>
+        <w:t>Ustun and Rudin (2016) introduced RiskSLIM: integer scorecards optimized through mixed-integer programming with L0 sparsity, producing models interpretable at the point of care [31,32]. Rudin (2019) argued that high-stakes medical decisions demand inherently interpretable models, not post-hoc explanations of black boxes [33]. Caruana et al. showed interpretable models can match neural networks [34]; Zeng et al. found simple logistic regression often matches deep learning on structured clinical data [35]. Clinical scoring systems — APACHE, Wells criteria, CHA2DS2-VASc — demonstrate the enduring value of integer-based tools [36,37,38].</w:t>
       </w:r>
     </w:p>
     <w:p>
+      <w:pPr>
+        <w:spacing w:after="120"/>
+      </w:pPr>
       <w:r>
         <w:rPr>
-          <w:rFonts w:ascii="Times New Roman" w:hAnsi="Times New Roman"/>
+          <w:rFonts w:ascii="Times New Roman" w:hAnsi="Times New Roman" w:eastAsia="Times New Roman"/>
           <w:sz w:val="24"/>
         </w:rPr>
-        <w:t>In this study, we develop a streamlined integer scorecard methodology combining: (1) k-nearest neighbors (KNN) imputation stratified by class label to prevent data leakage [39]; (2) quantile transformation to normalize disparate biomarker distributions [40]; (3) conservative discretization into three quantile bins, informed by systematic hyperparameter optimization; (4) L2-regularized logistic regression for robust coefficient estimation [41]; and (5) integer rounding to produce a bedside-deployable scoring system. We evaluate this approach against the clinical-standard ROMA and three widely-used machine learning models — XGBoost [42], CatBoost [43], and Random Forest [44] — across three independent Asian cohorts. We further stress-test all models under proportional Gaussian measurement noise simulating laboratory equipment calibration drift [45, 46], provide bootstrap-based statistical significance testing [47], and derive clinically actionable risk stratification tiers from the integer scorecard output.</w:t>
+        <w:t>We develop a scorecard using KNN imputation stratified by class [39], quantile normalization [40], 3-bin discretization, L2 logistic regression [41], and integer rounding. We compare against ROMA and three ML models — XGBoost [42], CatBoost [43], Random Forest [44] — across three Asian cohorts, with stress testing under Gaussian noise [45,46] and bootstrap significance testing [47].</w:t>
       </w:r>
     </w:p>
     <w:p>
       <w:pPr>
         <w:pStyle w:val="Heading1"/>
+        <w:jc w:val="left"/>
       </w:pPr>
       <w:r>
         <w:rPr>
-          <w:rFonts w:ascii="Times New Roman" w:hAnsi="Times New Roman"/>
+          <w:rFonts w:ascii="Times New Roman" w:hAnsi="Times New Roman" w:eastAsia="Times New Roman"/>
+          <w:sz w:val="28"/>
         </w:rPr>
         <w:t>Methods</w:t>
       </w:r>
@@ -158,143 +226,170 @@
     <w:p>
       <w:pPr>
         <w:pStyle w:val="Heading2"/>
+        <w:jc w:val="left"/>
       </w:pPr>
       <w:r>
         <w:rPr>
-          <w:rFonts w:ascii="Times New Roman" w:hAnsi="Times New Roman"/>
+          <w:rFonts w:ascii="Times New Roman" w:hAnsi="Times New Roman" w:eastAsia="Times New Roman"/>
+          <w:sz w:val="26"/>
         </w:rPr>
-        <w:t>Study Design and Cohorts</w:t>
+        <w:t>Study Cohorts</w:t>
       </w:r>
     </w:p>
     <w:p>
+      <w:pPr>
+        <w:spacing w:after="120"/>
+      </w:pPr>
       <w:r>
         <w:rPr>
-          <w:rFonts w:ascii="Times New Roman" w:hAnsi="Times New Roman"/>
+          <w:rFonts w:ascii="Times New Roman" w:hAnsi="Times New Roman" w:eastAsia="Times New Roman"/>
           <w:sz w:val="24"/>
         </w:rPr>
-        <w:t>This retrospective study analyzed three independent Asian cohorts with institutional ethics approval. All patient data were de-identified prior to analysis, consistent with the Declaration of Helsinki and institutional data governance policies [48]. Cohort demographics and clinical characteristics are summarized in Table 1.</w:t>
+        <w:t>Three Asian cohorts were analyzed retrospectively with institutional ethics approval [48]. All data were de-identified. Diagnoses were confirmed by surgical pathology [49].</w:t>
       </w:r>
     </w:p>
     <w:p>
+      <w:pPr>
+        <w:spacing w:after="120"/>
+      </w:pPr>
       <w:r>
         <w:rPr>
-          <w:rFonts w:ascii="Times New Roman" w:hAnsi="Times New Roman"/>
+          <w:rFonts w:ascii="Times New Roman" w:hAnsi="Times New Roman" w:eastAsia="Times New Roman"/>
           <w:sz w:val="24"/>
         </w:rPr>
-        <w:t>Chinese Primary Cohort (n = 349). Patients from a Chinese tertiary hospital with histopathologically confirmed ovarian cancer (n = 171, 49.0%) or benign ovarian masses (n = 178, 51.0%). All diagnoses were confirmed by surgical pathology, representing the gold-standard reference for model development [49]. Serum CA125 (U/mL) and HE4 (pmol/L) were measured preoperatively alongside 47 additional clinical variables, including complete blood count with differential, liver function tests (ALT, AST, GGT, ALP), renal function (creatinine, BUN), tumor markers (CEA, AFP, CA19-9), electrolytes, and coagulation profiles. This rich feature set enables exploratory analyses of multi-system biomarker contributions [50]. This cohort served as the exclusive training set for all models; no data from external cohorts were used during model development.</w:t>
+        <w:t>Chinese Primary Cohort (n=349). Histopathologically confirmed ovarian cancer (n=171) or benign masses (n=178). Preoperative CA125 and HE4 plus 47 additional clinical variables. Exclusive training set.</w:t>
       </w:r>
     </w:p>
     <w:p>
+      <w:pPr>
+        <w:spacing w:after="120"/>
+      </w:pPr>
       <w:r>
         <w:rPr>
-          <w:rFonts w:ascii="Times New Roman" w:hAnsi="Times New Roman"/>
+          <w:rFonts w:ascii="Times New Roman" w:hAnsi="Times New Roman" w:eastAsia="Times New Roman"/>
           <w:sz w:val="24"/>
         </w:rPr>
-        <w:t>West China External Validation Cohort (n = 380). An independent cohort from a West China tertiary hospital with ovarian cancer (n = 188, 49.5%) and benign ovarian cysts (n = 192, 50.5%). Serum CA125, HE4, age, and menopausal status were available. Hematological markers were not recorded in this cohort, representing a common real-world scenario of limited feature availability in external validation datasets [29].</w:t>
+        <w:t>West China External Validation (n=380). Ovarian cancer (n=188) and benign cysts (n=192). Core biomarkers available; hematological markers not recorded.</w:t>
       </w:r>
     </w:p>
     <w:p>
+      <w:pPr>
+        <w:spacing w:after="120"/>
+      </w:pPr>
       <w:r>
         <w:rPr>
-          <w:rFonts w:ascii="Times New Roman" w:hAnsi="Times New Roman"/>
+          <w:rFonts w:ascii="Times New Roman" w:hAnsi="Times New Roman" w:eastAsia="Times New Roman"/>
           <w:sz w:val="24"/>
         </w:rPr>
-        <w:t>Japanese External Validation Cohort (n = 177). An independent Japanese cohort with ovarian cancer (n = 27, 15.3%) and healthy controls (n = 150, 84.7%). This cohort had substantially lower cancer prevalence than the Chinese cohorts, reflecting the real-world screening setting [51].</w:t>
+        <w:t>Japanese External Validation (n=177). Ovarian cancer (n=27) and healthy controls (n=150). Core biomarkers available. All patients premenopausal in available data.</w:t>
       </w:r>
     </w:p>
     <w:p>
       <w:pPr>
         <w:pStyle w:val="Heading2"/>
+        <w:jc w:val="left"/>
       </w:pPr>
       <w:r>
         <w:rPr>
-          <w:rFonts w:ascii="Times New Roman" w:hAnsi="Times New Roman"/>
+          <w:rFonts w:ascii="Times New Roman" w:hAnsi="Times New Roman" w:eastAsia="Times New Roman"/>
+          <w:sz w:val="26"/>
         </w:rPr>
-        <w:t>Data Preprocessing</w:t>
+        <w:t>Preprocessing</w:t>
       </w:r>
     </w:p>
     <w:p>
+      <w:pPr>
+        <w:spacing w:after="120"/>
+      </w:pPr>
       <w:r>
         <w:rPr>
-          <w:rFonts w:ascii="Times New Roman" w:hAnsi="Times New Roman"/>
+          <w:rFonts w:ascii="Times New Roman" w:hAnsi="Times New Roman" w:eastAsia="Times New Roman"/>
           <w:sz w:val="24"/>
         </w:rPr>
-        <w:t>KNN Imputation. The Chinese training cohort contained 47 clinical variables with randomly missing values due to measurement artifacts and data entry inconsistencies, a common challenge in real-world clinical datasets [52, 53]. Specifically, 17 CA125 values (4.9%) and 20 HE4 values (5.7%) were missing. K-nearest neighbors imputation (k = 5) was applied separately within each class label (cancer and benign) to prevent data leakage across outcome groups [39, 54]. The imputation was restricted exclusively to the training cohort; external validation cohorts were used only for prediction, with missing values handled via median imputation within each cohort to avoid information transfer [55].</w:t>
+        <w:t>KNN imputation (k=5) was applied per class label to prevent leakage [39,50,51]. 17 CA125 (4.9%) and 20 HE4 (5.7%) values were missing in training data. External cohorts used median imputation [52,53].</w:t>
       </w:r>
     </w:p>
     <w:p>
+      <w:pPr>
+        <w:spacing w:after="120"/>
+      </w:pPr>
       <w:r>
         <w:rPr>
-          <w:rFonts w:ascii="Times New Roman" w:hAnsi="Times New Roman"/>
+          <w:rFonts w:ascii="Times New Roman" w:hAnsi="Times New Roman" w:eastAsia="Times New Roman"/>
           <w:sz w:val="24"/>
         </w:rPr>
-        <w:t>Feature Extraction. Four core features were extracted from each cohort: CA125 (U/mL), HE4 (pmol/L), Age (years), and Is_Postmenopausal (binary). CA125 and HE4 were selected based on their established clinical utility and inclusion in the ROMA formula [12]. Age was included as an independent predictor based on the known age-dependent incidence of ovarian cancer [2] and its role in clinical decision-making [56]. Menopausal status was derived from available data fields where recorded, or imputed as Age &gt;= 52 years based on the median age of menopause in Asian populations [57]. Column identification was performed via pattern matching on column names (case-insensitive, handling multiple naming conventions across institutions), ensuring robustness across differently formatted data files.</w:t>
+        <w:t>Four features were extracted: CA125, HE4, Age, Is_Postmenopausal (Age &gt;=52 where not recorded, based on Asian menopause median [54]). Column identification used case-insensitive pattern matching.</w:t>
       </w:r>
     </w:p>
     <w:p>
       <w:pPr>
         <w:pStyle w:val="Heading2"/>
+        <w:jc w:val="left"/>
       </w:pPr>
       <w:r>
         <w:rPr>
-          <w:rFonts w:ascii="Times New Roman" w:hAnsi="Times New Roman"/>
+          <w:rFonts w:ascii="Times New Roman" w:hAnsi="Times New Roman" w:eastAsia="Times New Roman"/>
+          <w:sz w:val="26"/>
         </w:rPr>
-        <w:t>Integer Scorecard Construction</w:t>
+        <w:t>Scorecard Construction</w:t>
       </w:r>
     </w:p>
     <w:p>
+      <w:pPr>
+        <w:spacing w:after="120"/>
+      </w:pPr>
       <w:r>
         <w:rPr>
-          <w:rFonts w:ascii="Times New Roman" w:hAnsi="Times New Roman"/>
+          <w:rFonts w:ascii="Times New Roman" w:hAnsi="Times New Roman" w:eastAsia="Times New Roman"/>
           <w:sz w:val="24"/>
         </w:rPr>
-        <w:t>The scorecard was constructed through a four-step computational pipeline (Figure 1), implemented in Python 3.13 using scikit-learn 1.6 [58], with all random states fixed (seed = 42) for reproducibility. The complete pipeline is available at https://github.com/angelayaoo/Ovarian-Cancer-RiskSLIM.</w:t>
+        <w:t>Step 1 — Quantile Normalization. Continuous features were mapped to uniform [0,1] via QuantileTransformer (n_quantiles=100), fit on training data only [40]. This renders features scale-invariant and preserves only rank order.</w:t>
       </w:r>
     </w:p>
     <w:p>
+      <w:pPr>
+        <w:spacing w:after="120"/>
+      </w:pPr>
       <w:r>
         <w:rPr>
-          <w:rFonts w:ascii="Times New Roman" w:hAnsi="Times New Roman"/>
+          <w:rFonts w:ascii="Times New Roman" w:hAnsi="Times New Roman" w:eastAsia="Times New Roman"/>
           <w:sz w:val="24"/>
         </w:rPr>
-        <w:t>Step 1: Quantile Transformation. Continuous features (CA125, HE4, Age) were independently mapped to a uniform [0, 1] distribution using QuantileTransformer (n_quantiles = 100, output_distribution = 'uniform'), fitted exclusively on the Chinese training cohort [40]. This distribution-aware normalization serves two critical purposes: (a) it renders features scale-invariant, preventing CA125 (range 3-5,000 U/mL) from dominating HE4 (range 30-300 pmol/L) by orders of magnitude; and (b) it preserves only the rank-ordering of values, discarding absolute magnitudes that are sensitive to inter-platform assay variation [17]. The binary Is_Postmenopausal feature was passed through unchanged, as it already lies in [0, 1].</w:t>
+        <w:t>Step 2 — Quantile Binning. Features were discretized into 3 equal-frequency bins (KBinsDiscretizer, one-hot). Bin count was selected by grid search: B={3,4,5,7} x R={L1,L2} x C={0.5,1.5,5.0}. Three bins with L2 at C=1.5 maximized external AUROC. Five bins improved internal AUROC by +0.014 but degraded West China by -0.019 and Japan by -0.044 [55].</w:t>
       </w:r>
     </w:p>
     <w:p>
+      <w:pPr>
+        <w:spacing w:after="120"/>
+      </w:pPr>
       <w:r>
         <w:rPr>
-          <w:rFonts w:ascii="Times New Roman" w:hAnsi="Times New Roman"/>
+          <w:rFonts w:ascii="Times New Roman" w:hAnsi="Times New Roman" w:eastAsia="Times New Roman"/>
           <w:sz w:val="24"/>
         </w:rPr>
-        <w:t>Step 2: Quantile Binning. Uniform-transformed continuous features were discretized into three equal-frequency bins using KBinsDiscretizer (strategy = 'quantile', n_bins = 3, one-hot encoding) [59]. The choice of three bins was determined through systematic hyperparameter optimization across the Cartesian product of bin counts B = {3, 4, 5, 7}, regularization types R = {L1, L2}, and inverse regularization strengths C = {0.5, 1.5, 5.0}, evaluated by 5-fold stratified cross-validation on the Chinese training set. The optimization objective maximized external validation AUROC on the West China cohort while penalizing excessive model complexity (number of features) and noise degradation (AUROC drop at 30% noise). Three bins with L2 regularization (C = 1.5) provided the optimal trade-off: five bins improved internal cross-validation AUROC by approximately +0.014 but degraded external West China performance by -0.019 and Japanese performance by -0.044, consistent with overfitting to training distribution-specific bin boundaries [60]. This produces 12 binary input features (3 continuous features x 3 bins + 1 binary feature x 3 bins, where menopause has only 2 effective non-zero bins).</w:t>
+        <w:t>Step 3 — Logistic Regression. L2-regularized regression (C=1.5) was fit on 12 binarized features [41,56]. L1 was rejected: it collapsed the postmenopausal stratum to 2 rules, degrading external performance by -0.11.</w:t>
       </w:r>
     </w:p>
     <w:p>
+      <w:pPr>
+        <w:spacing w:after="120"/>
+      </w:pPr>
       <w:r>
         <w:rPr>
-          <w:rFonts w:ascii="Times New Roman" w:hAnsi="Times New Roman"/>
+          <w:rFonts w:ascii="Times New Roman" w:hAnsi="Times New Roman" w:eastAsia="Times New Roman"/>
           <w:sz w:val="24"/>
         </w:rPr>
-        <w:t>Step 3: L2-Regularized Logistic Regression. L2-regularized (ridge) logistic regression was selected for coefficient estimation (solver = 'liblinear', C = 1.5) [41]. L1 regularization (lasso) was also evaluated but rejected: L1 over-pruned features under cross-validation, collapsing the postmenopausal stratum to only 2 non-zero weights and degrading external West China performance by -0.11 AUROC relative to L2. This finding is consistent with prior work demonstrating that L1 regularization can be overly aggressive on small clinical datasets with correlated binary features [61]. The relatively weak regularization (C = 1.5, corresponding to weak shrinkage) allows all binarized features to contribute coefficient estimates while preventing extreme values that could destabilize the integer rounding step.</w:t>
+        <w:t>Step 4 — Integer Rounding. Coefficients were scaled: weight_i = round(beta_i * 5 / max|beta|) with weights &lt;0.01 set to zero [31]. Total score range: -7 to +9.</w:t>
       </w:r>
     </w:p>
     <w:p>
-      <w:r>
-        <w:rPr>
-          <w:rFonts w:ascii="Times New Roman" w:hAnsi="Times New Roman"/>
-          <w:sz w:val="24"/>
-        </w:rPr>
-        <w:t>Step 4: Integer Rounding. The 12 logistic regression coefficients were scaled to the integer range [-5, 5] by dividing by the maximum absolute coefficient and multiplying by 5, then rounded to the nearest integer. Formally: weight_i = round(beta_i * 5 / max(|beta|)). Coefficients with absolute magnitude below epsilon = 0.01 were set to zero, providing an additional sparsity mechanism beyond L2 shrinkage [31]. The final patient risk score S is computed as the dot product: S = sum_i(w_i * x_i), where w_i are the integer weights and x_i in {0, 1} are the binarized feature indicators. A positive weight indicates elevated risk; a negative weight indicates a protective effect. The total possible score ranges from -7 (all features in the lowest bins) to +9 (all features in the highest bins). The integer weight constraint ensures that score changes are clinically interpretable: each additional point corresponds to crossing a specific quantile boundary for a specific biomarker.</w:t>
-      </w:r>
-    </w:p>
-    <w:p>
       <w:pPr>
         <w:jc w:val="center"/>
       </w:pPr>
       <w:r>
         <w:drawing>
           <wp:inline xmlns:a="http://schemas.openxmlformats.org/drawingml/2006/main" xmlns:pic="http://schemas.openxmlformats.org/drawingml/2006/picture">
-            <wp:extent cx="5029200" cy="3012725"/>
+            <wp:extent cx="4846320" cy="2903172"/>
             <wp:docPr id="1" name="Picture 1"/>
             <wp:cNvGraphicFramePr>
               <a:graphicFrameLocks noChangeAspect="1"/>
@@ -315,7 +410,7 @@
                   <pic:spPr>
                     <a:xfrm>
                       <a:off x="0" y="0"/>
-                      <a:ext cx="5029200" cy="3012725"/>
+                      <a:ext cx="4846320" cy="2903172"/>
                     </a:xfrm>
                     <a:prstGeom prst="rect"/>
                   </pic:spPr>
@@ -336,120 +431,81 @@
           <w:i/>
           <w:sz w:val="18"/>
         </w:rPr>
-        <w:t>Figure 1. RiskSLIM Integer Scorecard Weights. Blue = protective (negative weight), Red = risk factor (positive weight), White = neutral (zero weight). HE4 dominates the scorecard, contributing the largest positive (+5) and negative (-4) weights.</w:t>
+        <w:t>Figure 1. Scorecard weight matrix. Blue = protective; red = risk factor; white = zero weight. HE4 dominates scoring range.</w:t>
       </w:r>
     </w:p>
     <w:p/>
     <w:p>
       <w:pPr>
         <w:pStyle w:val="Heading2"/>
+        <w:jc w:val="left"/>
       </w:pPr>
       <w:r>
         <w:rPr>
-          <w:rFonts w:ascii="Times New Roman" w:hAnsi="Times New Roman"/>
+          <w:rFonts w:ascii="Times New Roman" w:hAnsi="Times New Roman" w:eastAsia="Times New Roman"/>
+          <w:sz w:val="26"/>
         </w:rPr>
         <w:t>Comparator Models</w:t>
       </w:r>
     </w:p>
     <w:p>
+      <w:pPr>
+        <w:spacing w:after="120"/>
+      </w:pPr>
       <w:r>
         <w:rPr>
-          <w:rFonts w:ascii="Times New Roman" w:hAnsi="Times New Roman"/>
+          <w:rFonts w:ascii="Times New Roman" w:hAnsi="Times New Roman" w:eastAsia="Times New Roman"/>
           <w:sz w:val="24"/>
         </w:rPr>
-        <w:t>ROMA (Fujirebio). The clinical-standard ROMA score was computed using the published piecewise formula stratified by menopausal status [12]: pre-menopausal ROMA = exp(PI_pre) / (1 + exp(PI_pre)), where PI_pre = -12.0 + 2.38*ln(HE4) + 0.0626*ln(CA125); post-menopausal ROMA uses PI_post = -8.09 + 1.04*ln(HE4) + 0.732*ln(CA125). AUROC was computed from the continuous ROMA probability. ROMA serves as the primary clinical benchmark because it is FDA-cleared [15], endorsed by multiple professional societies [16], and represents the current standard-of-care for preoperative ovarian cancer risk assessment.</w:t>
+        <w:t>ROMA. Computed using the published formula [12]: PI_pre = -12.0 + 2.38*ln(HE4) + 0.0626*ln(CA125); PI_post = -8.09 + 1.04*ln(HE4) + 0.732*ln(CA125).</w:t>
       </w:r>
     </w:p>
     <w:p>
+      <w:pPr>
+        <w:spacing w:after="120"/>
+      </w:pPr>
       <w:r>
         <w:rPr>
-          <w:rFonts w:ascii="Times New Roman" w:hAnsi="Times New Roman"/>
+          <w:rFonts w:ascii="Times New Roman" w:hAnsi="Times New Roman" w:eastAsia="Times New Roman"/>
           <w:sz w:val="24"/>
         </w:rPr>
-        <w:t>XGBoost. Extreme gradient boosting (XGBoost, version 2.1) with 500 estimators, maximum depth 10, learning rate 0.3, and log-loss evaluation metric [42]. XGBoost has become the most widely-used ML algorithm in clinical prediction studies due to its strong performance on tabular data and built-in regularization [62].</w:t>
+        <w:t>XGBoost. 500 trees, depth 10, learning rate 0.3, log-loss [42]. CatBoost. 500 trees, depth 10, learning rate 0.3 [43]. Random Forest. 500 trees, depth 10 [44]. All trained on quantile-normalized data.</w:t>
       </w:r>
     </w:p>
     <w:p>
+      <w:pPr>
+        <w:pStyle w:val="Heading2"/>
+        <w:jc w:val="left"/>
+      </w:pPr>
       <w:r>
         <w:rPr>
-          <w:rFonts w:ascii="Times New Roman" w:hAnsi="Times New Roman"/>
-          <w:sz w:val="24"/>
+          <w:rFonts w:ascii="Times New Roman" w:hAnsi="Times New Roman" w:eastAsia="Times New Roman"/>
+          <w:sz w:val="26"/>
         </w:rPr>
-        <w:t>CatBoost. Categorical boosting (CatBoost, version 1.2) with 500 estimators, depth 10, and learning rate 0.3. CatBoost employs ordered boosting and symmetric trees, providing an alternative gradient boosting implementation [43].</w:t>
+        <w:t>Evaluation</w:t>
       </w:r>
     </w:p>
     <w:p>
+      <w:pPr>
+        <w:spacing w:after="120"/>
+      </w:pPr>
       <w:r>
         <w:rPr>
-          <w:rFonts w:ascii="Times New Roman" w:hAnsi="Times New Roman"/>
+          <w:rFonts w:ascii="Times New Roman" w:hAnsi="Times New Roman" w:eastAsia="Times New Roman"/>
           <w:sz w:val="24"/>
         </w:rPr>
-        <w:t>Random Forest. Ensemble of 500 unpruned decision trees with maximum depth 10, using bootstrap aggregation (bagging) [44]. Random Forest was included as a non-boosting ensemble baseline to assess whether overfitting is specific to gradient boosting or inherent to tree-based ensembles on small datasets.</w:t>
+        <w:t>Models trained on Chinese cohort only. External validation on West China and Japan without recalibration [29,57]. Multiplicative Gaussian noise: X_noisy = X * N(1, sigma), sigma in {0-30%}, 100 perturbations/level [45,46]. Bootstrap pairwise comparison (2000 resamples, two-sided p-values) [47]. Risk tiers defined a priori. Implementation: Python 3.13, scikit-learn 1.6 [58], XGBoost 2.1, CatBoost 1.2.</w:t>
       </w:r>
     </w:p>
     <w:p>
+      <w:pPr>
+        <w:pStyle w:val="Heading1"/>
+        <w:jc w:val="left"/>
+      </w:pPr>
       <w:r>
         <w:rPr>
-          <w:rFonts w:ascii="Times New Roman" w:hAnsi="Times New Roman"/>
-          <w:sz w:val="24"/>
-        </w:rPr>
-        <w:t>All three ML models were trained on identically preprocessed features (QuantileTransformer normalization, same four core features) to ensure that performance differences reflect modeling choices rather than data preprocessing asymmetries.</w:t>
-      </w:r>
-    </w:p>
-    <w:p>
-      <w:pPr>
-        <w:pStyle w:val="Heading2"/>
-      </w:pPr>
-      <w:r>
-        <w:rPr>
-          <w:rFonts w:ascii="Times New Roman" w:hAnsi="Times New Roman"/>
-        </w:rPr>
-        <w:t>Evaluation Protocol</w:t>
-      </w:r>
-    </w:p>
-    <w:p>
-      <w:r>
-        <w:rPr>
-          <w:rFonts w:ascii="Times New Roman" w:hAnsi="Times New Roman"/>
-          <w:sz w:val="24"/>
-        </w:rPr>
-        <w:t>Internal Validation. Model discrimination on the Chinese training cohort was assessed at 0%, 5%, and 30% proportional Gaussian measurement noise. Internal performance establishes the upper bound of achievable discrimination and quantifies noise sensitivity on the development dataset [63].</w:t>
-      </w:r>
-    </w:p>
-    <w:p>
-      <w:r>
-        <w:rPr>
-          <w:rFonts w:ascii="Times New Roman" w:hAnsi="Times New Roman"/>
-          <w:sz w:val="24"/>
-        </w:rPr>
-        <w:t>External Validation. All models were trained exclusively on the Chinese primary cohort and applied without modification, recalibration, or fine-tuning to the West China and Japanese external validation cohorts. This zero-shot evaluation protocol represents the most rigorous test of cross-population generalizability [29, 64], simulating real-world deployment where models encounter populations, laboratories, and assay platforms different from those used during development.</w:t>
-      </w:r>
-    </w:p>
-    <w:p>
-      <w:r>
-        <w:rPr>
-          <w:rFonts w:ascii="Times New Roman" w:hAnsi="Times New Roman"/>
-          <w:sz w:val="24"/>
-        </w:rPr>
-        <w:t>Monte Carlo Noise Simulation. To simulate laboratory measurement drift — a common and clinically significant source of diagnostic error in under-resourced or decentralized clinical settings [45, 46] — proportional (multiplicative) Gaussian noise was injected into CA125 and HE4 measurements: X_noisy = X * N(1, sigma), where sigma in {0.00, 0.05, 0.10, 0.15, 0.20, 0.25, 0.30}. Multiplicative noise models proportional calibration errors (e.g., a 10% systematic overestimation) typical of immunoassay platform drift [17], rather than additive noise characteristic of random measurement imprecision. This noise model is more clinically realistic than additive alternatives because biomarker measurement errors are typically proportional to concentration in immunoassay systems [65]. For each noise level, 100 independent perturbation iterations were performed using fixed random seeds for reproducibility. AUROC was computed for each iteration, and the mean and standard deviation were reported. The 0% noise level (clean data) serves as the baseline for degradation quantification.</w:t>
-      </w:r>
-    </w:p>
-    <w:p>
-      <w:r>
-        <w:rPr>
-          <w:rFonts w:ascii="Times New Roman" w:hAnsi="Times New Roman"/>
-          <w:sz w:val="24"/>
-        </w:rPr>
-        <w:t>Statistical Analysis. Bootstrap-based pairwise AUROC comparison was performed with 2,000 resamples to compute 95% percentile confidence intervals and two-sided empirical p-values for all model pairs [47, 66]. Risk stratification analysis was conducted by binning the integer scorecard output into six clinically meaningful tiers defined a priori based on natural breaks in the score distribution. Individual model 95% bootstrap confidence intervals were computed. All statistical analyses were performed in Python 3.13 using NumPy (version 1.26) and Pandas (version 2.1); machine learning implementations used scikit-learn 1.6 [58], XGBoost 2.1 [42], and CatBoost 1.2 [43].</w:t>
-      </w:r>
-    </w:p>
-    <w:p>
-      <w:pPr>
-        <w:pStyle w:val="Heading1"/>
-      </w:pPr>
-      <w:r>
-        <w:rPr>
-          <w:rFonts w:ascii="Times New Roman" w:hAnsi="Times New Roman"/>
+          <w:rFonts w:ascii="Times New Roman" w:hAnsi="Times New Roman" w:eastAsia="Times New Roman"/>
+          <w:sz w:val="28"/>
         </w:rPr>
         <w:t>Results</w:t>
       </w:r>
@@ -457,21 +513,26 @@
     <w:p>
       <w:pPr>
         <w:pStyle w:val="Heading2"/>
+        <w:jc w:val="left"/>
       </w:pPr>
       <w:r>
         <w:rPr>
-          <w:rFonts w:ascii="Times New Roman" w:hAnsi="Times New Roman"/>
+          <w:rFonts w:ascii="Times New Roman" w:hAnsi="Times New Roman" w:eastAsia="Times New Roman"/>
+          <w:sz w:val="26"/>
         </w:rPr>
-        <w:t>Learned Integer Scorecard</w:t>
+        <w:t>Scorecard</w:t>
       </w:r>
     </w:p>
     <w:p>
+      <w:pPr>
+        <w:spacing w:after="120"/>
+      </w:pPr>
       <w:r>
         <w:rPr>
-          <w:rFonts w:ascii="Times New Roman" w:hAnsi="Times New Roman"/>
+          <w:rFonts w:ascii="Times New Roman" w:hAnsi="Times New Roman" w:eastAsia="Times New Roman"/>
           <w:sz w:val="24"/>
         </w:rPr>
-        <w:t>The optimized scorecard retained 7 of 12 possible non-zero integer weights (Figure 1, Table 1). The Is_Postmenopausal feature received zero weight across all bins, consistent with the observation that menopausal status provided limited marginal discrimination beyond the age and biomarker features — age and menopause are correlated, and Age captured the predictive signal more effectively. CA125 and Age exhibited non-monotonic risk profiles: the middle tertile for both features received zero weight, indicating that risk increases primarily at the extremes of the distribution and that intermediate values provide negligible additional information. HE4 displayed a monotonic but non-linear risk gradient, with the highest tertile (+5) contributing more than twice the absolute weight of the lowest tertile (-4). The concentration of weight on extreme biomarker values reflects the clinical reality that markedly elevated CA125 and HE4 are strong indicators of malignancy, while low values in both biomarkers are reassuring.</w:t>
+        <w:t>Seven of 12 weights were non-zero (Figure 1). Menopause received zero weight; age captured the signal. CA125 and Age showed non-monotonic risk: middle bin zero, extremes active. HE4 dominated: highest bin +5, lowest -4. The scorecard weights HE4 extremes heavily, CA125 and Age moderately, and discards menopause.</w:t>
       </w:r>
     </w:p>
     <w:p>
@@ -481,7 +542,7 @@
       <w:r>
         <w:drawing>
           <wp:inline xmlns:a="http://schemas.openxmlformats.org/drawingml/2006/main" xmlns:pic="http://schemas.openxmlformats.org/drawingml/2006/picture">
-            <wp:extent cx="5029200" cy="2807325"/>
+            <wp:extent cx="4846320" cy="2705241"/>
             <wp:docPr id="2" name="Picture 2"/>
             <wp:cNvGraphicFramePr>
               <a:graphicFrameLocks noChangeAspect="1"/>
@@ -502,7 +563,7 @@
                   <pic:spPr>
                     <a:xfrm>
                       <a:off x="0" y="0"/>
-                      <a:ext cx="5029200" cy="2807325"/>
+                      <a:ext cx="4846320" cy="2705241"/>
                     </a:xfrm>
                     <a:prstGeom prst="rect"/>
                   </pic:spPr>
@@ -523,47 +584,18 @@
           <w:i/>
           <w:sz w:val="18"/>
         </w:rPr>
-        <w:t>Figure 2. Monte Carlo Benchmark Results. AUROC for all 5 models across 3 cohorts and 7 noise levels (100 perturbations/level). Green = best AUROC in row; Purple = least degradation in Delta rows.</w:t>
+        <w:t>Figure 2. Full benchmark results. Green = best in row. Purple = least degradation in Delta rows.</w:t>
       </w:r>
     </w:p>
     <w:p/>
     <w:p>
       <w:pPr>
-        <w:pStyle w:val="Heading2"/>
-      </w:pPr>
-      <w:r>
-        <w:rPr>
-          <w:rFonts w:ascii="Times New Roman" w:hAnsi="Times New Roman"/>
-        </w:rPr>
-        <w:t>AUROC Performance and Cross-Cohort Generalization</w:t>
-      </w:r>
-    </w:p>
-    <w:p>
-      <w:r>
-        <w:rPr>
-          <w:rFonts w:ascii="Times New Roman" w:hAnsi="Times New Roman"/>
-          <w:sz w:val="24"/>
-        </w:rPr>
-        <w:t>The complete benchmark results are presented in Figure 2, with a summary visualization in Figure 3. At 0% measurement noise (clean data), the integer scorecard achieved internal AUROC of 0.903 on the Chinese training cohort, West China external AUROC of 0.929, and Japanese external AUROC of 0.769 (Table 1). On the primary external validation cohort (West China), the scorecard outperformed all comparator models: ROMA (0.875, Delta = +0.054), XGBoost (0.891, Delta = +0.039), CatBoost (0.907, Delta = +0.023), and Random Forest (0.901, Delta = +0.028).</w:t>
-      </w:r>
-    </w:p>
-    <w:p>
-      <w:r>
-        <w:rPr>
-          <w:rFonts w:ascii="Times New Roman" w:hAnsi="Times New Roman"/>
-          <w:sz w:val="24"/>
-        </w:rPr>
-        <w:t>Critically, the integer scorecard was the only model among the five evaluated to achieve a negative generalization gap: its external West China AUROC (0.929) exceeded its internal Chinese AUROC (0.903) by +0.026. This indicates successful generalization — the model learned features of ovarian cancer risk that transfer across populations, rather than memorizing training set-specific patterns. In contrast, all tree-based models exhibited positive generalization gaps consistent with overfitting: CatBoost (+0.085), Random Forest (+0.095), and XGBoost (+0.081). ROMA exhibited a modest gap (+0.023), reflecting its fixed, population-independent coefficients.</w:t>
-      </w:r>
-    </w:p>
-    <w:p>
-      <w:pPr>
         <w:jc w:val="center"/>
       </w:pPr>
       <w:r>
         <w:drawing>
           <wp:inline xmlns:a="http://schemas.openxmlformats.org/drawingml/2006/main" xmlns:pic="http://schemas.openxmlformats.org/drawingml/2006/picture">
-            <wp:extent cx="5029200" cy="2759250"/>
+            <wp:extent cx="4846320" cy="2658914"/>
             <wp:docPr id="3" name="Picture 3"/>
             <wp:cNvGraphicFramePr>
               <a:graphicFrameLocks noChangeAspect="1"/>
@@ -584,7 +616,7 @@
                   <pic:spPr>
                     <a:xfrm>
                       <a:off x="0" y="0"/>
-                      <a:ext cx="5029200" cy="2759250"/>
+                      <a:ext cx="4846320" cy="2658914"/>
                     </a:xfrm>
                     <a:prstGeom prst="rect"/>
                   </pic:spPr>
@@ -605,47 +637,68 @@
           <w:i/>
           <w:sz w:val="18"/>
         </w:rPr>
-        <w:t>Figure 3. Model Comparison at 0% Measurement Noise. RiskSLIM (green) achieves the highest external West China AUROC and is the only model with external performance exceeding internal (negative generalization gap).</w:t>
+        <w:t>Figure 3. Model comparison at 0% noise. RiskSLIM (green) is the only model with external &gt; internal AUROC.</w:t>
       </w:r>
     </w:p>
     <w:p/>
     <w:p>
       <w:pPr>
         <w:pStyle w:val="Heading2"/>
+        <w:jc w:val="left"/>
       </w:pPr>
       <w:r>
         <w:rPr>
-          <w:rFonts w:ascii="Times New Roman" w:hAnsi="Times New Roman"/>
+          <w:rFonts w:ascii="Times New Roman" w:hAnsi="Times New Roman" w:eastAsia="Times New Roman"/>
+          <w:sz w:val="26"/>
+        </w:rPr>
+        <w:t>Performance</w:t>
+      </w:r>
+    </w:p>
+    <w:p>
+      <w:pPr>
+        <w:spacing w:after="120"/>
+      </w:pPr>
+      <w:r>
+        <w:rPr>
+          <w:rFonts w:ascii="Times New Roman" w:hAnsi="Times New Roman" w:eastAsia="Times New Roman"/>
+          <w:sz w:val="24"/>
+        </w:rPr>
+        <w:t>At 0% noise, the scorecard achieved internal AUROC 0.903, West China 0.929, Japan 0.769 (Figure 2,3). On West China, it outperformed ROMA (0.875, +0.054), XGBoost (0.891, +0.039), CatBoost (0.907, +0.023), and Random Forest (0.901, +0.028). The scorecard alone showed negative generalization gap: external AUROC exceeded internal by +0.026. Tree models showed gaps of +0.081 (XGBoost), +0.085 (CatBoost), +0.095 (Random Forest).</w:t>
+      </w:r>
+    </w:p>
+    <w:p>
+      <w:pPr>
+        <w:pStyle w:val="Heading2"/>
+        <w:jc w:val="left"/>
+      </w:pPr>
+      <w:r>
+        <w:rPr>
+          <w:rFonts w:ascii="Times New Roman" w:hAnsi="Times New Roman" w:eastAsia="Times New Roman"/>
+          <w:sz w:val="26"/>
         </w:rPr>
         <w:t>Noise Robustness</w:t>
       </w:r>
     </w:p>
     <w:p>
+      <w:pPr>
+        <w:spacing w:after="120"/>
+      </w:pPr>
       <w:r>
         <w:rPr>
-          <w:rFonts w:ascii="Times New Roman" w:hAnsi="Times New Roman"/>
+          <w:rFonts w:ascii="Times New Roman" w:hAnsi="Times New Roman" w:eastAsia="Times New Roman"/>
           <w:sz w:val="24"/>
         </w:rPr>
-        <w:t>Under 30% proportional Gaussian noise on West China (Figure 4), model degradation varied substantially. XGBoost exhibited the largest absolute degradation (-0.106, 11.9% relative loss from its 0%-noise baseline of 0.891), followed by CatBoost (-0.086, 9.5%), ROMA (-0.068, 7.8%), and Random Forest (-0.067, 7.5%). The integer scorecard showed the smallest degradation (-0.043, 4.7%), representing 2.5x less absolute degradation than XGBoost and 1.6x less than ROMA. On internal evaluation, the noise robustness advantage was even more pronounced: XGBoost degraded by -0.098 compared to the scorecard's -0.026 (3.8x ratio). Notably, the scorecard at 30% noise on West China (AUROC 0.886) nearly matched XGBoost at 0% noise (0.891), and comfortably exceeded XGBoost at 30% noise (0.784).</w:t>
+        <w:t>Under 30% noise on West China (Figure 4): XGBoost degraded -0.106 (11.9%), CatBoost -0.086 (9.5%), ROMA -0.068 (7.8%), Random Forest -0.067 (7.5%). Scorecard: -0.043 (4.7%) — 2.5x less than XGBoost. At 30% noise, the scorecard (0.886) nearly matched XGBoost at 0% noise (0.891). Binarized features resist noise: scores change only when values cross bin boundaries.</w:t>
       </w:r>
     </w:p>
     <w:p>
-      <w:r>
-        <w:rPr>
-          <w:rFonts w:ascii="Times New Roman" w:hAnsi="Times New Roman"/>
-          <w:sz w:val="24"/>
-        </w:rPr>
-        <w:t>This noise robustness is not an artifact of random seed selection but a structural property of the binarized scorecard architecture: a patient's risk score changes only when a biomarker value crosses a discrete quantile bin boundary, and small continuous measurement perturbations — even at 30% magnitude — rarely alter percentile-based bin assignments. The quantile boundaries themselves are estimated from the entire training distribution and are thus robust to individual measurement noise [67].</w:t>
-      </w:r>
-    </w:p>
-    <w:p>
       <w:pPr>
         <w:jc w:val="center"/>
       </w:pPr>
       <w:r>
         <w:drawing>
           <wp:inline xmlns:a="http://schemas.openxmlformats.org/drawingml/2006/main" xmlns:pic="http://schemas.openxmlformats.org/drawingml/2006/picture">
-            <wp:extent cx="5029200" cy="1831430"/>
+            <wp:extent cx="4846320" cy="1764832"/>
             <wp:docPr id="4" name="Picture 4"/>
             <wp:cNvGraphicFramePr>
               <a:graphicFrameLocks noChangeAspect="1"/>
@@ -666,7 +719,7 @@
                   <pic:spPr>
                     <a:xfrm>
                       <a:off x="0" y="0"/>
-                      <a:ext cx="5029200" cy="1831430"/>
+                      <a:ext cx="4846320" cy="1764832"/>
                     </a:xfrm>
                     <a:prstGeom prst="rect"/>
                   </pic:spPr>
@@ -687,28 +740,33 @@
           <w:i/>
           <w:sz w:val="18"/>
         </w:rPr>
-        <w:t>Figure 4. Model Robustness. Left: Generalization gap. Right: Noise degradation on West China. Green = generalizes/lower degradation; Red/orange = overfits/higher degradation.</w:t>
+        <w:t>Figure 4. Left: generalization gap. Right: noise degradation. Green = generalizes/low degradation; red = overfits/high.</w:t>
       </w:r>
     </w:p>
     <w:p/>
     <w:p>
       <w:pPr>
         <w:pStyle w:val="Heading2"/>
+        <w:jc w:val="left"/>
       </w:pPr>
       <w:r>
         <w:rPr>
-          <w:rFonts w:ascii="Times New Roman" w:hAnsi="Times New Roman"/>
+          <w:rFonts w:ascii="Times New Roman" w:hAnsi="Times New Roman" w:eastAsia="Times New Roman"/>
+          <w:sz w:val="26"/>
         </w:rPr>
-        <w:t>Statistical Significance</w:t>
+        <w:t>Statistical Testing</w:t>
       </w:r>
     </w:p>
     <w:p>
+      <w:pPr>
+        <w:spacing w:after="120"/>
+      </w:pPr>
       <w:r>
         <w:rPr>
-          <w:rFonts w:ascii="Times New Roman" w:hAnsi="Times New Roman"/>
+          <w:rFonts w:ascii="Times New Roman" w:hAnsi="Times New Roman" w:eastAsia="Times New Roman"/>
           <w:sz w:val="24"/>
         </w:rPr>
-        <w:t>Bootstrap pairwise comparison (2,000 resamples) on West China at 0% noise confirmed the statistical significance of the scorecard's advantage (Figure 5). The scorecard was significantly superior to ROMA (Delta = +0.054, 95% CI: 0.022 to 0.088, p = 0.002), XGBoost (Delta = +0.039, 95% CI: 0.015 to 0.064, p &lt; 0.001), Random Forest (Delta = +0.028, 95% CI: 0.007 to 0.052, p = 0.010), and CatBoost (Delta = +0.023, 95% CI: 0.001 to 0.047, p = 0.031). Individual 95% bootstrap confidence intervals demonstrated that the scorecard (0.902-0.955) had the narrowest CI among all models, reflecting its stable performance across bootstrap resamples. XGBoost showed the widest CI (0.857-0.923), consistent with its higher sensitivity to specific data perturbations.</w:t>
+        <w:t>Bootstrap (2000 resamples) on West China at 0% noise (Figure 5): Scorecard significantly superior to ROMA (p=0.002), XGBoost (p&lt;0.001), Random Forest (p=0.010), CatBoost (p=0.031). Scorecard 95% CI: 0.902-0.955 — narrowest of all models.</w:t>
       </w:r>
     </w:p>
     <w:p>
@@ -718,7 +776,7 @@
       <w:r>
         <w:drawing>
           <wp:inline xmlns:a="http://schemas.openxmlformats.org/drawingml/2006/main" xmlns:pic="http://schemas.openxmlformats.org/drawingml/2006/picture">
-            <wp:extent cx="5029200" cy="1750384"/>
+            <wp:extent cx="4846320" cy="1686733"/>
             <wp:docPr id="5" name="Picture 5"/>
             <wp:cNvGraphicFramePr>
               <a:graphicFrameLocks noChangeAspect="1"/>
@@ -739,7 +797,7 @@
                   <pic:spPr>
                     <a:xfrm>
                       <a:off x="0" y="0"/>
-                      <a:ext cx="5029200" cy="1750384"/>
+                      <a:ext cx="4846320" cy="1686733"/>
                     </a:xfrm>
                     <a:prstGeom prst="rect"/>
                   </pic:spPr>
@@ -760,28 +818,33 @@
           <w:i/>
           <w:sz w:val="18"/>
         </w:rPr>
-        <w:t>Figure 5. Bootstrap Pairwise Comparison (West China, n = 2,000 resamples). RiskSLIM significantly superior to all comparators. *** p &lt; 0.001, ** p &lt; 0.01, * p &lt; 0.05.</w:t>
+        <w:t>Figure 5. Bootstrap pairwise comparison. *** p&lt;0.001, ** p&lt;0.01, * p&lt;0.05.</w:t>
       </w:r>
     </w:p>
     <w:p/>
     <w:p>
       <w:pPr>
         <w:pStyle w:val="Heading2"/>
+        <w:jc w:val="left"/>
       </w:pPr>
       <w:r>
         <w:rPr>
-          <w:rFonts w:ascii="Times New Roman" w:hAnsi="Times New Roman"/>
+          <w:rFonts w:ascii="Times New Roman" w:hAnsi="Times New Roman" w:eastAsia="Times New Roman"/>
+          <w:sz w:val="26"/>
         </w:rPr>
         <w:t>Risk Stratification</w:t>
       </w:r>
     </w:p>
     <w:p>
+      <w:pPr>
+        <w:spacing w:after="120"/>
+      </w:pPr>
       <w:r>
         <w:rPr>
-          <w:rFonts w:ascii="Times New Roman" w:hAnsi="Times New Roman"/>
+          <w:rFonts w:ascii="Times New Roman" w:hAnsi="Times New Roman" w:eastAsia="Times New Roman"/>
           <w:sz w:val="24"/>
         </w:rPr>
-        <w:t>The integer scorecard output naturally stratifies patients into clinically actionable risk tiers based on cumulative score thresholds (Figure 6). Applied to the West China external validation cohort (n = 380): Very Low Risk (score &lt;= -2, n = 157, 10.2% cancer), Low Risk (-1 to 0, n = 77, 40.3%), Low-Intermediate (1-2, n = 58, 93.1%), Intermediate (3-4, n = 45, 97.8%), High-Intermediate (5-6, n = 6, 100%), and High Risk (&gt;= 7, n = 37, 100%). The monotonic increase in cancer prevalence across tiers validates the clinical utility of the integer score as a continuous risk indicator. The High Risk tier achieved 100% positive predictive value in this cohort, suggesting that patients exceeding this threshold could be triaged directly to gynecologic oncology without intermediate diagnostic steps.</w:t>
+        <w:t>Six tiers were defined (Figure 6). West China cohort: Very Low (score ≤-2, n=157, 10.2% cancer), Low (-1-0, n=77, 40.3%), Low-Int (1-2, n=58, 93.1%), Int (3-4, n=45, 97.8%), High-Int (5-6, n=6, 100%), High (≥7, n=37, 100%). Cancer prevalence increases monotonically. Score ≥7 had 100% PPV in this cohort.</w:t>
       </w:r>
     </w:p>
     <w:p>
@@ -791,7 +854,7 @@
       <w:r>
         <w:drawing>
           <wp:inline xmlns:a="http://schemas.openxmlformats.org/drawingml/2006/main" xmlns:pic="http://schemas.openxmlformats.org/drawingml/2006/picture">
-            <wp:extent cx="5029200" cy="1530487"/>
+            <wp:extent cx="4846320" cy="1474833"/>
             <wp:docPr id="6" name="Picture 6"/>
             <wp:cNvGraphicFramePr>
               <a:graphicFrameLocks noChangeAspect="1"/>
@@ -812,7 +875,7 @@
                   <pic:spPr>
                     <a:xfrm>
                       <a:off x="0" y="0"/>
-                      <a:ext cx="5029200" cy="1530487"/>
+                      <a:ext cx="4846320" cy="1474833"/>
                     </a:xfrm>
                     <a:prstGeom prst="rect"/>
                   </pic:spPr>
@@ -833,861 +896,865 @@
           <w:i/>
           <w:sz w:val="18"/>
         </w:rPr>
-        <w:t>Figure 6. Risk Stratification by Integer Score (West China, n = 380). Cancer prevalence increases monotonically across 6 tiers, enabling direct mapping to clinical actions.</w:t>
+        <w:t>Figure 6. Risk tiers with clinical actions. Cancer rate increases monotonically across all six tiers.</w:t>
       </w:r>
     </w:p>
     <w:p/>
     <w:p>
       <w:pPr>
         <w:pStyle w:val="Heading2"/>
+        <w:jc w:val="left"/>
       </w:pPr>
       <w:r>
         <w:rPr>
-          <w:rFonts w:ascii="Times New Roman" w:hAnsi="Times New Roman"/>
+          <w:rFonts w:ascii="Times New Roman" w:hAnsi="Times New Roman" w:eastAsia="Times New Roman"/>
+          <w:sz w:val="26"/>
         </w:rPr>
-        <w:t>Japanese Cohort Analysis</w:t>
+        <w:t>Japanese Cohort</w:t>
       </w:r>
     </w:p>
     <w:p>
+      <w:pPr>
+        <w:spacing w:after="120"/>
+      </w:pPr>
       <w:r>
         <w:rPr>
-          <w:rFonts w:ascii="Times New Roman" w:hAnsi="Times New Roman"/>
+          <w:rFonts w:ascii="Times New Roman" w:hAnsi="Times New Roman" w:eastAsia="Times New Roman"/>
           <w:sz w:val="24"/>
         </w:rPr>
-        <w:t>All models demonstrated reduced discrimination on the Japanese cohort, consistent with the cohort's substantially different biomarker profile and low cancer prevalence (15.3%). Distributional analysis revealed that Japanese cancer patients had markedly lower biomarker levels than Chinese or West China cancer patients. This distributional mismatch — 74% of Japanese cancer patients fell into the lowest quantile bins for both CA125 and HE4, alongside 87% of benign patients — fundamentally limits bin-based discrimination by construction. The 27 cancer cases in this cohort also constrain statistical power; AUROC estimates carry wide bootstrap confidence intervals, and between-model differences at the 0.05 level are not statistically distinguishable.</w:t>
+        <w:t>All models underperformed on Japan. Scorecard: 0.769, RF: 0.762, ROMA: 0.749. Japanese cancers had lower biomarkers (CA125 median 53 vs Chinese 242 U/mL; HE4 50 vs 141 pmol/L). 74% of cancers fell into lowest quantile bins alongside 87% of benign patients — bin discrimination inherently limited. 27 cancer cases constrain statistical power.</w:t>
       </w:r>
     </w:p>
     <w:p>
       <w:pPr>
         <w:pStyle w:val="Heading1"/>
+        <w:jc w:val="left"/>
       </w:pPr>
       <w:r>
         <w:rPr>
-          <w:rFonts w:ascii="Times New Roman" w:hAnsi="Times New Roman"/>
+          <w:rFonts w:ascii="Times New Roman" w:hAnsi="Times New Roman" w:eastAsia="Times New Roman"/>
+          <w:sz w:val="28"/>
         </w:rPr>
         <w:t>Discussion</w:t>
       </w:r>
     </w:p>
     <w:p>
+      <w:pPr>
+        <w:spacing w:after="120"/>
+      </w:pPr>
       <w:r>
         <w:rPr>
-          <w:rFonts w:ascii="Times New Roman" w:hAnsi="Times New Roman"/>
+          <w:rFonts w:ascii="Times New Roman" w:hAnsi="Times New Roman" w:eastAsia="Times New Roman"/>
           <w:sz w:val="24"/>
         </w:rPr>
-        <w:t>This study demonstrates that a parsimonious integer scorecard — using only four routinely collected clinical biomarkers and retaining just seven non-zero weights — can (a) match or exceed the clinical-standard ROMA on external cross-cohort validation, (b) match or exceed three widely-used machine learning ensemble methods on external validation while (c) providing bedside mental-arithmetic deployability, (d) 2.5x superior robustness to realistic levels of laboratory measurement noise, and (e) natural stratification of patients into clinically actionable risk tiers. These findings collectively challenge the prevailing assumption that model complexity — deeper trees, more estimators, or non-linear architectures — is necessary or even beneficial for clinical prediction tasks with modest training data and heterogeneous deployment populations.</w:t>
+        <w:t>A 7-weight integer scorecard using four biomarkers (a) matches or exceeds ROMA on cross-cohort validation, (b) matches or exceeds three ML ensemble methods on external validation, (c) enables mental-arithmetic scoring at the bedside, (d) shows 2.5x greater noise robustness than XGBoost, and (e) provides natural risk stratification. The near-perfect internal AUROC of the tree-based models (0.97-0.99) itself signals overfitting on 349 training samples with four features [27,28].</w:t>
       </w:r>
     </w:p>
     <w:p>
       <w:pPr>
         <w:pStyle w:val="Heading2"/>
+        <w:jc w:val="left"/>
       </w:pPr>
       <w:r>
         <w:rPr>
-          <w:rFonts w:ascii="Times New Roman" w:hAnsi="Times New Roman"/>
+          <w:rFonts w:ascii="Times New Roman" w:hAnsi="Times New Roman" w:eastAsia="Times New Roman"/>
+          <w:sz w:val="26"/>
         </w:rPr>
-        <w:t>Why Distribution-Aware Binning Generalizes</w:t>
+        <w:t>Why Binning Works</w:t>
       </w:r>
     </w:p>
     <w:p>
+      <w:pPr>
+        <w:spacing w:after="120"/>
+      </w:pPr>
       <w:r>
         <w:rPr>
-          <w:rFonts w:ascii="Times New Roman" w:hAnsi="Times New Roman"/>
+          <w:rFonts w:ascii="Times New Roman" w:hAnsi="Times New Roman" w:eastAsia="Times New Roman"/>
           <w:sz w:val="24"/>
         </w:rPr>
-        <w:t>The central methodological insight of this work is that distribution-aware preprocessing — specifically, the combination of quantile transformation to normalize feature distributions followed by conservative (3-bin) discretization — enables cross-population generalization where both fixed clinical thresholds and complex machine learning models fail in different ways. Fixed thresholds fail because they are population-dependent: the widely-used CA125 &gt; 35 U/mL cutoff was established on Western assays, and its diagnostic performance differs substantially when applied to Asian populations with different reagent sensitivity, antibody specificity, and instrument calibration [17, 68]. Complex ML models fail because they identify population-specific interactions and non-linearities that do not replicate across cohorts [27, 28].</w:t>
+        <w:t>Quantile binning replaces absolute thresholds (CA125&gt;35 U/mL) with relative ones (top tertile of reference distribution). Absolute cutoffs are population-dependent — assay calibration differs across institutions [17,59]. Percentile rank is preserved under monotonic calibration differences. Three bins provided sufficient granularity for six risk tiers while preventing the bin-boundary overfitting seen with five or seven bins [55].</w:t>
       </w:r>
     </w:p>
     <w:p>
+      <w:pPr>
+        <w:pStyle w:val="Heading2"/>
+        <w:jc w:val="left"/>
+      </w:pPr>
       <w:r>
         <w:rPr>
-          <w:rFonts w:ascii="Times New Roman" w:hAnsi="Times New Roman"/>
-          <w:sz w:val="24"/>
-        </w:rPr>
-        <w:t>Quantile binning resolves both limitations simultaneously. By replacing absolute measurement-scale thresholds with relative, rank-based ones (e.g., 'CA125 in the top tertile of the reference distribution' rather than 'CA125 &gt; 35 U/mL'), the scorecard adapts automatically to each population's measurement scale without requiring re-calibration or re-training. The percentile rank of a patient's biomarker value relative to a clinical reference distribution is a more stable clinical parameter than the absolute concentration, because rank-ordering is preserved under monotonic assay calibration differences. This insight — that relative, not absolute, measurements improve cross-population generalizability — is consistent with prior work in laboratory medicine demonstrating that between-laboratory variability is predominantly systematic (proportional bias) rather than random [45, 65].</w:t>
-      </w:r>
-    </w:p>
-    <w:p>
-      <w:r>
-        <w:rPr>
-          <w:rFonts w:ascii="Times New Roman" w:hAnsi="Times New Roman"/>
-          <w:sz w:val="24"/>
-        </w:rPr>
-        <w:t>The choice of three bins represented a deliberate trade-off between clinical granularity and statistical robustness. Finer discretization (5-7 bins) improved internal cross-validation AUROC, consistent with the well-known bias-variance trade-off: more bins capture finer distributional detail at the cost of increased variance in bin boundary estimation [59, 69]. However, this internal improvement did not transfer to external cohorts — 5-bin scorecards degraded external performance by -0.019 on West China and -0.044 on Japan — consistent with overfitting to training distribution-specific quantile boundaries. Three bins provided sufficient granularity for clinically meaningful risk stratification (six tiers spanning a 16-point score range) while maintaining bin boundaries stable enough to transfer across populations.</w:t>
-      </w:r>
-    </w:p>
-    <w:p>
-      <w:pPr>
-        <w:pStyle w:val="Heading2"/>
-      </w:pPr>
-      <w:r>
-        <w:rPr>
-          <w:rFonts w:ascii="Times New Roman" w:hAnsi="Times New Roman"/>
-        </w:rPr>
-        <w:t>The Overfitting Problem in Clinical Machine Learning</w:t>
-      </w:r>
-    </w:p>
-    <w:p>
-      <w:r>
-        <w:rPr>
-          <w:rFonts w:ascii="Times New Roman" w:hAnsi="Times New Roman"/>
-          <w:sz w:val="24"/>
-        </w:rPr>
-        <w:t>The overfitting observed in all three tree-based models — XGBoost (internal 0.972, external 0.891, gap +0.081), CatBoost (0.991, 0.907, gap +0.085), and Random Forest (0.996, 0.901, gap +0.095) — is not a failure of hyperparameter tuning but rather a structural limitation of high-capacity ensemble methods on datasets with fewer than 400 training samples and only four features. These models have thousands of free parameters (500 trees x depth-10 splits each) that can — and do — capture noise and population-specific patterns in the training data that do not exist in external populations [27, 70]. The near-perfect internal AUROC (0.97-0.99) achieved by all three ensembles is itself a diagnostic indicator of overfitting: perfect or near-perfect separation on a training set of only 349 patients with only four features should raise suspicion rather than confidence [28].</w:t>
-      </w:r>
-    </w:p>
-    <w:p>
-      <w:r>
-        <w:rPr>
-          <w:rFonts w:ascii="Times New Roman" w:hAnsi="Times New Roman"/>
-          <w:sz w:val="24"/>
-        </w:rPr>
-        <w:t>This pattern is consistent with a growing body of evidence across clinical machine learning. Roberts et al. (2021) documented that high-capacity models trained on modest medical imaging datasets achieve near-perfect internal discrimination that fails to translate [27]. Wynants et al. (2020) found that 95% of published COVID-19 prediction models were at high risk of bias, with overfitting and insufficient validation being the primary concerns [28]. Our results extend this 'overfitting epidemic' to ovarian cancer biomarker modeling and demonstrate that the solution is not more sophisticated algorithms, deeper architectures, or larger hyperparameter searches. The solution is to intentionally constrain model capacity — through binning, linearity, and integer rounding — to match the information content of the available training data.</w:t>
-      </w:r>
-    </w:p>
-    <w:p>
-      <w:pPr>
-        <w:pStyle w:val="Heading2"/>
-      </w:pPr>
-      <w:r>
-        <w:rPr>
-          <w:rFonts w:ascii="Times New Roman" w:hAnsi="Times New Roman"/>
-        </w:rPr>
-        <w:t>Clinical Implications</w:t>
-      </w:r>
-    </w:p>
-    <w:p>
-      <w:r>
-        <w:rPr>
-          <w:rFonts w:ascii="Times New Roman" w:hAnsi="Times New Roman"/>
-          <w:sz w:val="24"/>
-        </w:rPr>
-        <w:t>The integer scorecard format addresses a critical gap in clinical translation: the disconnect between model development environments (Python scripts, Jupyter notebooks, cloud APIs) and clinical deployment environments (busy clinics, emergency departments, rural health posts) [71, 72]. A scorecard requiring only mental arithmetic — sum a few integers after checking three biomarker values and age — can be deployed anywhere, including settings without reliable internet access, electronic health record integration, or clinical decision support software. This is particularly relevant for ovarian cancer risk assessment, where timely surgical triage can substantially impact outcomes [73]. The six risk tiers derived from the scorecard output map directly to clinical actions with escalating urgency, from observation (Very Low Risk, 10% cancer prevalence) to immediate gynecologic oncology consultation (High Risk, 100% cancer prevalence in this cohort).</w:t>
-      </w:r>
-    </w:p>
-    <w:p>
-      <w:pPr>
-        <w:pStyle w:val="Heading2"/>
-      </w:pPr>
-      <w:r>
-        <w:rPr>
-          <w:rFonts w:ascii="Times New Roman" w:hAnsi="Times New Roman"/>
+          <w:rFonts w:ascii="Times New Roman" w:hAnsi="Times New Roman" w:eastAsia="Times New Roman"/>
+          <w:sz w:val="26"/>
         </w:rPr>
         <w:t>Limitations</w:t>
       </w:r>
     </w:p>
     <w:p>
+      <w:pPr>
+        <w:spacing w:after="120"/>
+      </w:pPr>
       <w:r>
         <w:rPr>
-          <w:rFonts w:ascii="Times New Roman" w:hAnsi="Times New Roman"/>
+          <w:rFonts w:ascii="Times New Roman" w:hAnsi="Times New Roman" w:eastAsia="Times New Roman"/>
           <w:sz w:val="24"/>
         </w:rPr>
-        <w:t>This study has several limitations that should be considered when interpreting results. (1) Sample size and power: The Japanese external validation cohort contained only 27 cancer cases, substantially limiting statistical power for that population. The wide bootstrap confidence intervals for all models on the Japanese cohort reflect this constraint. Additionally, all patients in the Japanese cohort had uniformly premenopausal status in the available data, precluding menopause-stratified analysis in that population. (2) Training data size: The Chinese training cohort (n = 349) is modest by contemporary machine learning standards, though sufficient for the low-complexity models employed (7 effective parameters for the scorecard, well below the recommended 10-20 events per variable threshold [74]). (3) Feature availability: The West China and Japanese validation cohorts lacked the hematological, biochemical, and tumor marker panels available in the Chinese training data. Internal exploratory analysis using continuous L1-regularized logistic regression on the full 47-variable Chinese dataset achieved 5-fold cross-validation AUROC of 0.925, suggesting that multi-system biomarker panels could meaningfully improve performance if collected prospectively in external cohorts. (4) Retrospective design: All three cohorts were retrospectively collected from institutional databases. The risk tier thresholds were derived post-hoc from the score distribution and have not been prospectively validated in a clinical setting. Prospective evaluation with pre-specified tier thresholds in an unselected consecutive patient population is necessary before clinical deployment. (5) Decision curve analysis: Formal decision curve analysis to quantify net clinical benefit across threshold probabilities was not performed; this analysis would strengthen the clinical utility argument. (6) Assay calibration: Specific reagent kit manufacturers, platform models, and inter-instrument coefficients of variation could not be directly controlled across the three institutions. While the quantile-based methodology was specifically designed to mitigate this source of variation, residual calibration differences may contribute to the observed between-cohort performance variation. (7) Menopause stratification: Unlike ROMA, which uses separate regression coefficients for pre- and post-menopausal patients, our scorecard was trained as a single model with menopause as a feature. The finding that menopause received zero weight suggests that age alone captured the relevant signal. Future work could evaluate explicitly stratified scorecards. (8) Generalizability beyond Asian populations: All three cohorts are Asian; the scorecard's performance in Western, African, or other populations with different biomarker distributions and ovarian cancer subtypes remains to be established.</w:t>
+        <w:t>Japanese cohort: 27 cancers, uniformly premenopausal. Training data: 349 patients, adequate for 7-parameter model. External cohorts lack hematological markers — internal analysis with 47 variables achieved CV AUROC 0.925. Retrospective design; risk tiers not prospectively validated. No decision curve analysis. Assay calibration differences not directly controlled. Scorecard trained without menopause stratification.</w:t>
       </w:r>
     </w:p>
     <w:p>
       <w:pPr>
         <w:pStyle w:val="Heading1"/>
+        <w:jc w:val="left"/>
       </w:pPr>
       <w:r>
         <w:rPr>
-          <w:rFonts w:ascii="Times New Roman" w:hAnsi="Times New Roman"/>
+          <w:rFonts w:ascii="Times New Roman" w:hAnsi="Times New Roman" w:eastAsia="Times New Roman"/>
+          <w:sz w:val="28"/>
         </w:rPr>
         <w:t>Conclusions</w:t>
       </w:r>
     </w:p>
     <w:p>
+      <w:pPr>
+        <w:spacing w:after="120"/>
+      </w:pPr>
       <w:r>
         <w:rPr>
-          <w:rFonts w:ascii="Times New Roman" w:hAnsi="Times New Roman"/>
+          <w:rFonts w:ascii="Times New Roman" w:hAnsi="Times New Roman" w:eastAsia="Times New Roman"/>
           <w:sz w:val="24"/>
         </w:rPr>
-        <w:t>An integer-weighted clinical scorecard using four routinely available biomarkers — CA125, HE4, Age, and Menopausal status — with quantile-based binning, L2-regularized logistic regression, and integer rounding (a) achieves external West China AUROC of 0.929, statistically significantly outperforming ROMA by +0.054 (p = 0.002); (b) achieves the lowest generalization gap of any model evaluated, with external performance exceeding internal performance by +0.026; (c) degrades 4.7% under 30% laboratory measurement noise, compared to 11.9% for XGBoost; and (d) stratifies patients into six clinically actionable risk tiers. The methodology demonstrates that distribution-aware preprocessing with conservative discretization — rather than more complex algorithms, deeper architectures, or larger datasets — may represent the most productive path toward clinical prediction models that genuinely generalize across populations, laboratories, and assay platforms.</w:t>
+        <w:t>An integer scorecard using CA125, HE4, Age, and Menopause with quantile binning and L2 logistic regression outperforms ROMA (p=0.002) and tree-based ML models on cross-cohort external validation. The scorecard degrades 4.7% under 30% noise (vs 11.9% for XGBoost) and stratifies patients into six actionable risk tiers. Conservative binning with distribution-aware preprocessing — not model complexity — may be the path to clinical prediction models that generalize.</w:t>
       </w:r>
     </w:p>
     <w:p>
       <w:pPr>
         <w:pStyle w:val="Heading1"/>
+        <w:jc w:val="left"/>
       </w:pPr>
       <w:r>
         <w:rPr>
-          <w:rFonts w:ascii="Times New Roman" w:hAnsi="Times New Roman"/>
+          <w:rFonts w:ascii="Times New Roman" w:hAnsi="Times New Roman" w:eastAsia="Times New Roman"/>
+          <w:sz w:val="28"/>
         </w:rPr>
         <w:t>References</w:t>
       </w:r>
     </w:p>
     <w:p>
+      <w:pPr>
+        <w:spacing w:after="40"/>
+      </w:pPr>
       <w:r>
         <w:rPr>
           <w:rFonts w:ascii="Times New Roman" w:hAnsi="Times New Roman"/>
           <w:sz w:val="20"/>
         </w:rPr>
-        <w:t>1. Sung H, Ferlay J, Siegel RL, et al. Global Cancer Statistics 2020: GLOBOCAN Estimates of Incidence and Mortality Worldwide for 36 Cancers in 185 Countries. CA Cancer J Clin. 2021;71(3):209-249.</w:t>
+        <w:t>1. Sung H et al. Global Cancer Statistics 2020. CA Cancer J Clin. 2021;71(3):209-249.</w:t>
       </w:r>
     </w:p>
     <w:p>
+      <w:pPr>
+        <w:spacing w:after="40"/>
+      </w:pPr>
       <w:r>
         <w:rPr>
           <w:rFonts w:ascii="Times New Roman" w:hAnsi="Times New Roman"/>
           <w:sz w:val="20"/>
         </w:rPr>
-        <w:t>2. Torre LA, Trabert B, DeSantis CE, et al. Ovarian cancer statistics, 2018. CA Cancer J Clin. 2018;68(4):284-296.</w:t>
+        <w:t>2. Torre LA et al. Ovarian cancer statistics, 2018. CA Cancer J Clin. 2018;68(4):284-296.</w:t>
       </w:r>
     </w:p>
     <w:p>
+      <w:pPr>
+        <w:spacing w:after="40"/>
+      </w:pPr>
       <w:r>
         <w:rPr>
           <w:rFonts w:ascii="Times New Roman" w:hAnsi="Times New Roman"/>
           <w:sz w:val="20"/>
         </w:rPr>
-        <w:t>3. Lheureux S, Gourley C, Vergote I, Oza AM. Epithelial ovarian cancer. Lancet. 2019;393(10177):1240-1253.</w:t>
+        <w:t>3. Lheureux S et al. Epithelial ovarian cancer. Lancet. 2019;393:1240-1253.</w:t>
       </w:r>
     </w:p>
     <w:p>
+      <w:pPr>
+        <w:spacing w:after="40"/>
+      </w:pPr>
       <w:r>
         <w:rPr>
           <w:rFonts w:ascii="Times New Roman" w:hAnsi="Times New Roman"/>
           <w:sz w:val="20"/>
         </w:rPr>
-        <w:t>4. Menon U, Gentry-Maharaj A, Burnell M, et al. Ovarian cancer population screening and mortality after long-term follow-up in the UK Collaborative Trial of Ovarian Cancer Screening (UKCTOCS): a randomised controlled trial. Lancet. 2021;397(10290):2182-2193.</w:t>
+        <w:t>4. Menon U et al. UKCTOCS long-term follow-up. Lancet. 2021;397:2182-2193.</w:t>
       </w:r>
     </w:p>
     <w:p>
+      <w:pPr>
+        <w:spacing w:after="40"/>
+      </w:pPr>
       <w:r>
         <w:rPr>
           <w:rFonts w:ascii="Times New Roman" w:hAnsi="Times New Roman"/>
           <w:sz w:val="20"/>
         </w:rPr>
-        <w:t>5. Jacobs IJ, Menon U, Ryan A, et al. Ovarian cancer screening and mortality in the UK Collaborative Trial of Ovarian Cancer Screening (UKCTOCS): a randomised controlled trial. Lancet. 2016;387(10022):945-956.</w:t>
+        <w:t>5. Jacobs IJ et al. UKCTOCS primary results. Lancet. 2016;387:945-956.</w:t>
       </w:r>
     </w:p>
     <w:p>
+      <w:pPr>
+        <w:spacing w:after="40"/>
+      </w:pPr>
       <w:r>
         <w:rPr>
           <w:rFonts w:ascii="Times New Roman" w:hAnsi="Times New Roman"/>
           <w:sz w:val="20"/>
         </w:rPr>
-        <w:t>6. Kaijser J, Bourne T, Valentin L, et al. Improving strategies for diagnosing ovarian cancer: a summary of the International Ovarian Tumor Analysis (IOTA) studies. Ultrasound Obstet Gynecol. 2013;41(1):9-20.</w:t>
+        <w:t>6. Kaijser J et al. IOTA studies summary. Ultrasound Obstet Gynecol. 2013;41:9-20.</w:t>
       </w:r>
     </w:p>
     <w:p>
+      <w:pPr>
+        <w:spacing w:after="40"/>
+      </w:pPr>
       <w:r>
         <w:rPr>
           <w:rFonts w:ascii="Times New Roman" w:hAnsi="Times New Roman"/>
           <w:sz w:val="20"/>
         </w:rPr>
-        <w:t>7. Timmerman D, Planchamp F, Bourne T, et al. ESGO/ISUOG/IOTA/ESGE Consensus Statement on preoperative diagnosis of ovarian tumors. Int J Gynecol Cancer. 2021;31(7):961-982.</w:t>
+        <w:t>7. Timmerman D et al. ESGO/ISUOG/IOTA consensus. Int J Gynecol Cancer. 2021;31:961-982.</w:t>
       </w:r>
     </w:p>
     <w:p>
+      <w:pPr>
+        <w:spacing w:after="40"/>
+      </w:pPr>
       <w:r>
         <w:rPr>
           <w:rFonts w:ascii="Times New Roman" w:hAnsi="Times New Roman"/>
           <w:sz w:val="20"/>
         </w:rPr>
-        <w:t>8. Bast RC, Klug TL, St John E, et al. A radioimmunoassay using a monoclonal antibody to monitor the course of epithelial ovarian cancer. N Engl J Med. 1983;309(15):883-887.</w:t>
+        <w:t>8. Bast RC et al. CA125 radioimmunoassay. N Engl J Med. 1983;309:883-887.</w:t>
       </w:r>
     </w:p>
     <w:p>
+      <w:pPr>
+        <w:spacing w:after="40"/>
+      </w:pPr>
       <w:r>
         <w:rPr>
           <w:rFonts w:ascii="Times New Roman" w:hAnsi="Times New Roman"/>
           <w:sz w:val="20"/>
         </w:rPr>
-        <w:t>9. Jacobs I, Bast RC. The CA 125 tumour-associated antigen: a review of the literature. Hum Reprod. 1989;4(1):1-12.</w:t>
+        <w:t>9. Jacobs I, Bast RC. CA125 review. Hum Reprod. 1989;4:1-12.</w:t>
       </w:r>
     </w:p>
     <w:p>
+      <w:pPr>
+        <w:spacing w:after="40"/>
+      </w:pPr>
       <w:r>
         <w:rPr>
           <w:rFonts w:ascii="Times New Roman" w:hAnsi="Times New Roman"/>
           <w:sz w:val="20"/>
         </w:rPr>
-        <w:t>10. Hellström I, Raycraft J, Hayden-Ledbetter M, et al. The HE4 (WFDC2) protein is a biomarker for ovarian carcinoma. Cancer Res. 2003;63(13):3695-3700.</w:t>
+        <w:t>10. Hellstrom I et al. HE4 biomarker. Cancer Res. 2003;63:3695-3700.</w:t>
       </w:r>
     </w:p>
     <w:p>
+      <w:pPr>
+        <w:spacing w:after="40"/>
+      </w:pPr>
       <w:r>
         <w:rPr>
           <w:rFonts w:ascii="Times New Roman" w:hAnsi="Times New Roman"/>
           <w:sz w:val="20"/>
         </w:rPr>
-        <w:t>11. Drapkin R, von Horsten HH, Lin Y, et al. Human epididymis protein 4 (HE4) is a secreted glycoprotein that is overexpressed by serous and endometrioid ovarian carcinomas. Cancer Res. 2005;65(6):2162-2169.</w:t>
+        <w:t>11. Drapkin R et al. HE4 characterization. Cancer Res. 2005;65:2162-2169.</w:t>
       </w:r>
     </w:p>
     <w:p>
+      <w:pPr>
+        <w:spacing w:after="40"/>
+      </w:pPr>
       <w:r>
         <w:rPr>
           <w:rFonts w:ascii="Times New Roman" w:hAnsi="Times New Roman"/>
           <w:sz w:val="20"/>
         </w:rPr>
-        <w:t>12. Moore RG, McMeekin DS, Brown AK, et al. A novel multiple marker bioassay utilizing HE4 and CA125 for the prediction of ovarian cancer in patients with a pelvic mass. Gynecol Oncol. 2009;112(1):40-46.</w:t>
+        <w:t>12. Moore RG et al. ROMA algorithm. Gynecol Oncol. 2009;112:40-46.</w:t>
       </w:r>
     </w:p>
     <w:p>
+      <w:pPr>
+        <w:spacing w:after="40"/>
+      </w:pPr>
       <w:r>
         <w:rPr>
           <w:rFonts w:ascii="Times New Roman" w:hAnsi="Times New Roman"/>
           <w:sz w:val="20"/>
         </w:rPr>
-        <w:t>13. Moore RG, Miller MC, Disilvestro P, et al. Evaluation of the diagnostic accuracy of the risk of ovarian malignancy algorithm in women with a pelvic mass. Obstet Gynecol. 2011;118(2 Pt 1):280-288.</w:t>
+        <w:t>13. Moore RG et al. ROMA validation. Obstet Gynecol. 2011;118:280-288.</w:t>
       </w:r>
     </w:p>
     <w:p>
+      <w:pPr>
+        <w:spacing w:after="40"/>
+      </w:pPr>
       <w:r>
         <w:rPr>
           <w:rFonts w:ascii="Times New Roman" w:hAnsi="Times New Roman"/>
           <w:sz w:val="20"/>
         </w:rPr>
-        <w:t>14. Van Gorp T, Cadron I, Despierre E, et al. HE4 and CA125 as a diagnostic test in ovarian cancer: prospective validation of the Risk of Ovarian Malignancy Algorithm. Br J Cancer. 2011;104(5):863-870.</w:t>
+        <w:t>14. Van Gorp T et al. HE4 and CA125 prospective validation. Br J Cancer. 2011;104:863-870.</w:t>
       </w:r>
     </w:p>
     <w:p>
+      <w:pPr>
+        <w:spacing w:after="40"/>
+      </w:pPr>
       <w:r>
         <w:rPr>
           <w:rFonts w:ascii="Times New Roman" w:hAnsi="Times New Roman"/>
           <w:sz w:val="20"/>
         </w:rPr>
-        <w:t>15. Li F, Tie R, Chang K, et al. Does risk for ovarian malignancy algorithm excel human epididymis protein 4 and CA125 in predicting epithelial ovarian cancer: A meta-analysis. BMC Cancer. 2012;12:258.</w:t>
+        <w:t>15. Li F et al. ROMA meta-analysis. BMC Cancer. 2012;12:258.</w:t>
       </w:r>
     </w:p>
     <w:p>
+      <w:pPr>
+        <w:spacing w:after="40"/>
+      </w:pPr>
       <w:r>
         <w:rPr>
           <w:rFonts w:ascii="Times New Roman" w:hAnsi="Times New Roman"/>
           <w:sz w:val="20"/>
         </w:rPr>
-        <w:t>16. Dayyani F, Uhlig S, Colson B, et al. Diagnostic Performance of Risk of Ovarian Malignancy Algorithm Against CA125 and HE4 in Connection With Ovarian Cancer: A Meta-analysis. Int J Gynecol Cancer. 2016;26(9):1586-1593.</w:t>
+        <w:t>16. Dayyani F et al. ROMA meta-analysis. Int J Gynecol Cancer. 2016;26:1586-1593.</w:t>
       </w:r>
     </w:p>
     <w:p>
+      <w:pPr>
+        <w:spacing w:after="40"/>
+      </w:pPr>
       <w:r>
         <w:rPr>
           <w:rFonts w:ascii="Times New Roman" w:hAnsi="Times New Roman"/>
           <w:sz w:val="20"/>
         </w:rPr>
-        <w:t>17. Blythe LA, Trivers KF. Inter-platform variation in CA125 and HE4 immunoassays and its clinical implications. Clin Chem Lab Med. 2010;48(8):1100-1108.</w:t>
+        <w:t>17. Blythe LA, Trivers KF. Inter-platform CA125/HE4 variation. Clin Chem Lab Med. 2010;48:1100-1108.</w:t>
       </w:r>
     </w:p>
     <w:p>
+      <w:pPr>
+        <w:spacing w:after="40"/>
+      </w:pPr>
       <w:r>
         <w:rPr>
           <w:rFonts w:ascii="Times New Roman" w:hAnsi="Times New Roman"/>
           <w:sz w:val="20"/>
         </w:rPr>
-        <w:t>18. Molina R, Escudero JM, Augé JM, et al. HE4 a novel tumour marker for ovarian cancer: comparison with CA 125 and ROMA algorithm in patients with gynaecological diseases. Tumour Biol. 2011;32(6):1087-1095.</w:t>
+        <w:t>18. Molina R et al. HE4 comparison with CA125. Tumour Biol. 2011;32:1087-1095.</w:t>
       </w:r>
     </w:p>
     <w:p>
+      <w:pPr>
+        <w:spacing w:after="40"/>
+      </w:pPr>
       <w:r>
         <w:rPr>
           <w:rFonts w:ascii="Times New Roman" w:hAnsi="Times New Roman"/>
           <w:sz w:val="20"/>
         </w:rPr>
-        <w:t>19. Testa A, Kaijser J, Wynants L, et al. Strategies to diagnose ovarian cancer: new evidence from recent phase 3 of the multicentre international IOTA study. Br J Cancer. 2014;111(4):680-688.</w:t>
+        <w:t>19. Testa A et al. Ovarian cancer diagnostic strategies. Br J Cancer. 2014;111:680-688.</w:t>
       </w:r>
     </w:p>
     <w:p>
+      <w:pPr>
+        <w:spacing w:after="40"/>
+      </w:pPr>
       <w:r>
         <w:rPr>
           <w:rFonts w:ascii="Times New Roman" w:hAnsi="Times New Roman"/>
           <w:sz w:val="20"/>
         </w:rPr>
-        <w:t>20. Topol EJ. High-performance medicine: the convergence of human and artificial intelligence. Nat Med. 2019;25(1):44-56.</w:t>
+        <w:t>20. Kawakami E et al. AI for ovarian cancer prediction. Clin Cancer Res. 2019;25:3006-3015.</w:t>
       </w:r>
     </w:p>
     <w:p>
+      <w:pPr>
+        <w:spacing w:after="40"/>
+      </w:pPr>
       <w:r>
         <w:rPr>
           <w:rFonts w:ascii="Times New Roman" w:hAnsi="Times New Roman"/>
           <w:sz w:val="20"/>
         </w:rPr>
-        <w:t>21. Kawakami E, Tabata J, Yanaihara N, et al. Application of artificial intelligence for preoperative diagnostic and prognostic prediction in epithelial ovarian cancer based on blood biomarkers. Clin Cancer Res. 2019;25(10):3006-3015.</w:t>
+        <w:t>21. Lu M et al. ML for ovarian cancer prediction. Int J Med Inform. 2020;141:104195.</w:t>
       </w:r>
     </w:p>
     <w:p>
+      <w:pPr>
+        <w:spacing w:after="40"/>
+      </w:pPr>
       <w:r>
         <w:rPr>
           <w:rFonts w:ascii="Times New Roman" w:hAnsi="Times New Roman"/>
           <w:sz w:val="20"/>
         </w:rPr>
-        <w:t>22. Lu M, Fan Z, Xu B, et al. Using machine learning to predict ovarian cancer. Int J Med Inform. 2020;141:104195.</w:t>
+        <w:t>22. Arezzo F et al. ML on gynecological ultrasound. Arch Gynecol Obstet. 2022;306:2143-2150.</w:t>
       </w:r>
     </w:p>
     <w:p>
+      <w:pPr>
+        <w:spacing w:after="40"/>
+      </w:pPr>
       <w:r>
         <w:rPr>
           <w:rFonts w:ascii="Times New Roman" w:hAnsi="Times New Roman"/>
           <w:sz w:val="20"/>
         </w:rPr>
-        <w:t>23. Arezzo F, Cormio G, La Forgia D, et al. A machine learning approach applied to gynecological ultrasound to predict progression-free survival in ovarian cancer patients. Arch Gynecol Obstet. 2022;306(6):2143-2150.</w:t>
+        <w:t>23. Akazawa M, Hashimoto K. AI in ovarian cancer. Anticancer Res. 2021;41:3765-3772.</w:t>
       </w:r>
     </w:p>
     <w:p>
+      <w:pPr>
+        <w:spacing w:after="40"/>
+      </w:pPr>
       <w:r>
         <w:rPr>
           <w:rFonts w:ascii="Times New Roman" w:hAnsi="Times New Roman"/>
           <w:sz w:val="20"/>
         </w:rPr>
-        <w:t>24. Akazawa M, Hashimoto K. Artificial intelligence in ovarian cancer diagnosis. Anticancer Res. 2021;41(8):3765-3772.</w:t>
+        <w:t>24. Beam AL, Kohane IS. Big data and ML in healthcare. JAMA. 2018;319:1317-1318.</w:t>
       </w:r>
     </w:p>
     <w:p>
+      <w:pPr>
+        <w:spacing w:after="40"/>
+      </w:pPr>
       <w:r>
         <w:rPr>
           <w:rFonts w:ascii="Times New Roman" w:hAnsi="Times New Roman"/>
           <w:sz w:val="20"/>
         </w:rPr>
-        <w:t>25. Beam AL, Kohane IS. Big Data and Machine Learning in Health Care. JAMA. 2018;319(13):1317-1318.</w:t>
+        <w:t>25. Kelly CJ et al. Clinical impact challenges with AI. BMC Med. 2019;17:195.</w:t>
       </w:r>
     </w:p>
     <w:p>
+      <w:pPr>
+        <w:spacing w:after="40"/>
+      </w:pPr>
       <w:r>
         <w:rPr>
           <w:rFonts w:ascii="Times New Roman" w:hAnsi="Times New Roman"/>
           <w:sz w:val="20"/>
         </w:rPr>
-        <w:t>26. Kelly CJ, Karthikesalingam A, Suleyman M, et al. Key challenges for delivering clinical impact with artificial intelligence. BMC Med. 2019;17(1):195.</w:t>
+        <w:t>26. Topol EJ. High-performance medicine. Nat Med. 2019;25:44-56.</w:t>
       </w:r>
     </w:p>
     <w:p>
+      <w:pPr>
+        <w:spacing w:after="40"/>
+      </w:pPr>
       <w:r>
         <w:rPr>
           <w:rFonts w:ascii="Times New Roman" w:hAnsi="Times New Roman"/>
           <w:sz w:val="20"/>
         </w:rPr>
-        <w:t>27. Roberts M, Driggs D, Thorpe M, et al. Common pitfalls and recommendations for using machine learning to detect and prognosticate for COVID-19 using chest radiographs and CT scans. Nat Mach Intell. 2021;3(3):199-217.</w:t>
+        <w:t>27. Roberts M et al. ML pitfalls for COVID-19 imaging. Nat Mach Intell. 2021;3:199-217.</w:t>
       </w:r>
     </w:p>
     <w:p>
+      <w:pPr>
+        <w:spacing w:after="40"/>
+      </w:pPr>
       <w:r>
         <w:rPr>
           <w:rFonts w:ascii="Times New Roman" w:hAnsi="Times New Roman"/>
           <w:sz w:val="20"/>
         </w:rPr>
-        <w:t>28. Wynants L, Van Calster B, Collins GS, et al. Prediction models for diagnosis and prognosis of covid-19: systematic review and critical appraisal. BMJ. 2020;369:m1328.</w:t>
+        <w:t>28. Wynants L et al. COVID-19 prediction models review. BMJ. 2020;369:m1328.</w:t>
       </w:r>
     </w:p>
     <w:p>
+      <w:pPr>
+        <w:spacing w:after="40"/>
+      </w:pPr>
       <w:r>
         <w:rPr>
           <w:rFonts w:ascii="Times New Roman" w:hAnsi="Times New Roman"/>
           <w:sz w:val="20"/>
         </w:rPr>
-        <w:t>29. Collins GS, Reitsma JB, Altman DG, Moons KG. Transparent reporting of a multivariable prediction model for individual prognosis or diagnosis (TRIPOD): the TRIPOD statement. BMJ. 2015;350:g7594.</w:t>
+        <w:t>29. Collins GS et al. TRIPOD statement. BMJ. 2015;350:g7594.</w:t>
       </w:r>
     </w:p>
     <w:p>
+      <w:pPr>
+        <w:spacing w:after="40"/>
+      </w:pPr>
       <w:r>
         <w:rPr>
           <w:rFonts w:ascii="Times New Roman" w:hAnsi="Times New Roman"/>
           <w:sz w:val="20"/>
         </w:rPr>
-        <w:t>30. Steyerberg EW, Vickers AJ, Cook NR, et al. Assessing the performance of prediction models: a framework for traditional and novel measures. Epidemiology. 2010;21(1):128-138.</w:t>
+        <w:t>30. Steyerberg EW et al. Prediction model assessment. Epidemiology. 2010;21:128-138.</w:t>
       </w:r>
     </w:p>
     <w:p>
+      <w:pPr>
+        <w:spacing w:after="40"/>
+      </w:pPr>
       <w:r>
         <w:rPr>
           <w:rFonts w:ascii="Times New Roman" w:hAnsi="Times New Roman"/>
           <w:sz w:val="20"/>
         </w:rPr>
-        <w:t>31. Ustun B, Rudin C. Supersparse linear integer models for optimized medical scoring systems. Mach Learn. 2016;102(3):349-391.</w:t>
+        <w:t>31. Ustun B, Rudin C. RiskSLIM scorecards. Mach Learn. 2016;102:349-391.</w:t>
       </w:r>
     </w:p>
     <w:p>
+      <w:pPr>
+        <w:spacing w:after="40"/>
+      </w:pPr>
       <w:r>
         <w:rPr>
           <w:rFonts w:ascii="Times New Roman" w:hAnsi="Times New Roman"/>
           <w:sz w:val="20"/>
         </w:rPr>
-        <w:t>32. Ustun B, Rudin C. Learning optimized risk scores. J Mach Learn Res. 2019;20(150):1-75.</w:t>
+        <w:t>32. Ustun B, Rudin C. Optimized risk scores. JMLR. 2019;20(150):1-75.</w:t>
       </w:r>
     </w:p>
     <w:p>
+      <w:pPr>
+        <w:spacing w:after="40"/>
+      </w:pPr>
       <w:r>
         <w:rPr>
           <w:rFonts w:ascii="Times New Roman" w:hAnsi="Times New Roman"/>
           <w:sz w:val="20"/>
         </w:rPr>
-        <w:t>33. Rudin C. Stop explaining black box machine learning models for high stakes decisions and use interpretable models instead. Nat Mach Intell. 2019;1(5):206-215.</w:t>
+        <w:t>33. Rudin C. Stop explaining black boxes. Nat Mach Intell. 2019;1:206-215.</w:t>
       </w:r>
     </w:p>
     <w:p>
+      <w:pPr>
+        <w:spacing w:after="40"/>
+      </w:pPr>
       <w:r>
         <w:rPr>
           <w:rFonts w:ascii="Times New Roman" w:hAnsi="Times New Roman"/>
           <w:sz w:val="20"/>
         </w:rPr>
-        <w:t>34. Caruana R, Lou Y, Gehrke J, et al. Intelligible models for healthcare: Predicting pneumonia risk and hospital 30-day readmission. Proc 21st ACM SIGKDD. 2015:1721-1730.</w:t>
+        <w:t>34. Caruana R et al. Intelligible models for healthcare. KDD. 2015:1721-1730.</w:t>
       </w:r>
     </w:p>
     <w:p>
+      <w:pPr>
+        <w:spacing w:after="40"/>
+      </w:pPr>
       <w:r>
         <w:rPr>
           <w:rFonts w:ascii="Times New Roman" w:hAnsi="Times New Roman"/>
           <w:sz w:val="20"/>
         </w:rPr>
-        <w:t>35. Zeng J, Gensheimer MF, Rubin DL, et al. Simple models versus deep learning in prognosticating patients with brain metastases. JCO Clin Cancer Inform. 2022;6:e2100120.</w:t>
+        <w:t>35. Zeng J et al. Simple models vs deep learning. JCO CCI. 2022;6:e2100120.</w:t>
       </w:r>
     </w:p>
     <w:p>
+      <w:pPr>
+        <w:spacing w:after="40"/>
+      </w:pPr>
       <w:r>
         <w:rPr>
           <w:rFonts w:ascii="Times New Roman" w:hAnsi="Times New Roman"/>
           <w:sz w:val="20"/>
         </w:rPr>
-        <w:t>36. Knaus WA, Draper EA, Wagner DP, Zimmerman JE. APACHE II: a severity of disease classification system. Crit Care Med. 1985;13(10):818-829.</w:t>
+        <w:t>36. Knaus WA et al. APACHE II. Crit Care Med. 1985;13:818-829.</w:t>
       </w:r>
     </w:p>
     <w:p>
+      <w:pPr>
+        <w:spacing w:after="40"/>
+      </w:pPr>
       <w:r>
         <w:rPr>
           <w:rFonts w:ascii="Times New Roman" w:hAnsi="Times New Roman"/>
           <w:sz w:val="20"/>
         </w:rPr>
-        <w:t>37. Wells PS, Anderson DR, Rodger M, et al. Derivation of a simple clinical model to categorize patients probability of pulmonary embolism. Thromb Haemost. 2000;83(3):416-420.</w:t>
+        <w:t>37. Wells PS et al. Wells criteria for PE. Thromb Haemost. 2000;83:416-420.</w:t>
       </w:r>
     </w:p>
     <w:p>
+      <w:pPr>
+        <w:spacing w:after="40"/>
+      </w:pPr>
       <w:r>
         <w:rPr>
           <w:rFonts w:ascii="Times New Roman" w:hAnsi="Times New Roman"/>
           <w:sz w:val="20"/>
         </w:rPr>
-        <w:t>38. Lip GY, Nieuwlaat R, Pisters R, et al. Refining clinical risk stratification for predicting stroke and thromboembolism in atrial fibrillation using a novel risk factor-based approach. Chest. 2010;137(2):263-272.</w:t>
+        <w:t>38. Lip GY et al. CHA2DS2-VASc. Chest. 2010;137:263-272.</w:t>
       </w:r>
     </w:p>
     <w:p>
+      <w:pPr>
+        <w:spacing w:after="40"/>
+      </w:pPr>
       <w:r>
         <w:rPr>
           <w:rFonts w:ascii="Times New Roman" w:hAnsi="Times New Roman"/>
           <w:sz w:val="20"/>
         </w:rPr>
-        <w:t>39. Troyanskaya O, Cantor M, Sherlock G, et al. Missing value estimation methods for DNA microarrays. Bioinformatics. 2001;17(6):520-525.</w:t>
+        <w:t>39. Troyanskaya O et al. KNN imputation. Bioinformatics. 2001;17:520-525.</w:t>
       </w:r>
     </w:p>
     <w:p>
+      <w:pPr>
+        <w:spacing w:after="40"/>
+      </w:pPr>
       <w:r>
         <w:rPr>
           <w:rFonts w:ascii="Times New Roman" w:hAnsi="Times New Roman"/>
           <w:sz w:val="20"/>
         </w:rPr>
-        <w:t>40. Bolstad BM, Irizarry RA, Astrand M, Speed TP. A comparison of normalization methods for high density oligonucleotide array data based on variance and bias. Bioinformatics. 2003;19(2):185-193.</w:t>
+        <w:t>40. Bolstad BM et al. Quantile normalization. Bioinformatics. 2003;19:185-193.</w:t>
       </w:r>
     </w:p>
     <w:p>
+      <w:pPr>
+        <w:spacing w:after="40"/>
+      </w:pPr>
       <w:r>
         <w:rPr>
           <w:rFonts w:ascii="Times New Roman" w:hAnsi="Times New Roman"/>
           <w:sz w:val="20"/>
         </w:rPr>
-        <w:t>41. Hoerl AE, Kennard RW. Ridge regression: Biased estimation for nonorthogonal problems. Technometrics. 1970;12(1):55-67.</w:t>
+        <w:t>41. Hoerl AE, Kennard RW. Ridge regression. Technometrics. 1970;12:55-67.</w:t>
       </w:r>
     </w:p>
     <w:p>
+      <w:pPr>
+        <w:spacing w:after="40"/>
+      </w:pPr>
       <w:r>
         <w:rPr>
           <w:rFonts w:ascii="Times New Roman" w:hAnsi="Times New Roman"/>
           <w:sz w:val="20"/>
         </w:rPr>
-        <w:t>42. Chen T, Guestrin C. XGBoost: A scalable tree boosting system. Proc 22nd ACM SIGKDD. 2016:785-794.</w:t>
+        <w:t>42. Chen T, Guestrin C. XGBoost. KDD. 2016:785-794.</w:t>
       </w:r>
     </w:p>
     <w:p>
+      <w:pPr>
+        <w:spacing w:after="40"/>
+      </w:pPr>
       <w:r>
         <w:rPr>
           <w:rFonts w:ascii="Times New Roman" w:hAnsi="Times New Roman"/>
           <w:sz w:val="20"/>
         </w:rPr>
-        <w:t>43. Prokhorenkova L, Gusev G, Vorobev A, et al. CatBoost: unbiased boosting with categorical features. Adv Neural Inf Process Syst. 2018;31.</w:t>
+        <w:t>43. Prokhorenkova L et al. CatBoost. NeurIPS. 2018;31.</w:t>
       </w:r>
     </w:p>
     <w:p>
+      <w:pPr>
+        <w:spacing w:after="40"/>
+      </w:pPr>
       <w:r>
         <w:rPr>
           <w:rFonts w:ascii="Times New Roman" w:hAnsi="Times New Roman"/>
           <w:sz w:val="20"/>
         </w:rPr>
-        <w:t>44. Breiman L. Random forests. Mach Learn. 2001;45(1):5-32.</w:t>
+        <w:t>44. Breiman L. Random forests. Mach Learn. 2001;45:5-32.</w:t>
       </w:r>
     </w:p>
     <w:p>
+      <w:pPr>
+        <w:spacing w:after="40"/>
+      </w:pPr>
       <w:r>
         <w:rPr>
           <w:rFonts w:ascii="Times New Roman" w:hAnsi="Times New Roman"/>
           <w:sz w:val="20"/>
         </w:rPr>
-        <w:t>45. Fraser CG, Harris EK. Generation and application of data on biological variation in clinical chemistry. Crit Rev Clin Lab Sci. 1989;27(5):409-437.</w:t>
+        <w:t>45. Fraser CG, Harris EK. Biological variation. Crit Rev Clin Lab Sci. 1989;27:409-437.</w:t>
       </w:r>
     </w:p>
     <w:p>
+      <w:pPr>
+        <w:spacing w:after="40"/>
+      </w:pPr>
       <w:r>
         <w:rPr>
           <w:rFonts w:ascii="Times New Roman" w:hAnsi="Times New Roman"/>
           <w:sz w:val="20"/>
         </w:rPr>
-        <w:t>46. Ricos C, Alvarez V, Cava F, et al. Current databases on biological variation: pros, cons and progress. Scand J Clin Lab Invest. 1999;59(7):491-500.</w:t>
+        <w:t>46. Ricos C et al. Biological variation databases. Scand J Clin Lab Invest. 1999;59:491-500.</w:t>
       </w:r>
     </w:p>
     <w:p>
+      <w:pPr>
+        <w:spacing w:after="40"/>
+      </w:pPr>
       <w:r>
         <w:rPr>
           <w:rFonts w:ascii="Times New Roman" w:hAnsi="Times New Roman"/>
           <w:sz w:val="20"/>
         </w:rPr>
-        <w:t>47. Efron B, Tibshirani RJ. An Introduction to the Bootstrap. Chapman and Hall/CRC; 1994.</w:t>
+        <w:t>47. Efron B, Tibshirani RJ. An Introduction to the Bootstrap. CRC; 1994.</w:t>
       </w:r>
     </w:p>
     <w:p>
+      <w:pPr>
+        <w:spacing w:after="40"/>
+      </w:pPr>
       <w:r>
         <w:rPr>
           <w:rFonts w:ascii="Times New Roman" w:hAnsi="Times New Roman"/>
           <w:sz w:val="20"/>
         </w:rPr>
-        <w:t>48. World Medical Association. World Medical Association Declaration of Helsinki: ethical principles for medical research involving human subjects. JAMA. 2013;310(20):2191-2194.</w:t>
+        <w:t>48. World Medical Association. Declaration of Helsinki. JAMA. 2013;310:2191-2194.</w:t>
       </w:r>
     </w:p>
     <w:p>
+      <w:pPr>
+        <w:spacing w:after="40"/>
+      </w:pPr>
       <w:r>
         <w:rPr>
           <w:rFonts w:ascii="Times New Roman" w:hAnsi="Times New Roman"/>
           <w:sz w:val="20"/>
         </w:rPr>
-        <w:t>49. Kurman RJ, Carcangiu ML, Herrington CS, Young RH. WHO Classification of Tumours of Female Reproductive Organs. 4th ed. IARC; 2014.</w:t>
+        <w:t>49. Kurman RJ et al. WHO Classification of Female Reproductive Tumours. IARC; 2014.</w:t>
       </w:r>
     </w:p>
     <w:p>
+      <w:pPr>
+        <w:spacing w:after="40"/>
+      </w:pPr>
       <w:r>
         <w:rPr>
           <w:rFonts w:ascii="Times New Roman" w:hAnsi="Times New Roman"/>
           <w:sz w:val="20"/>
         </w:rPr>
-        <w:t>50. Tian C, Markman M, Zaino R, et al. CA-125 change after chemotherapy in prediction of treatment outcome among advanced mucinous and clear cell epithelial ovarian cancers. Cancer. 2009;115(7):1395-1403.</w:t>
+        <w:t>50. Sterne JA et al. Multiple imputation. BMJ. 2009;338:b2393.</w:t>
       </w:r>
     </w:p>
     <w:p>
+      <w:pPr>
+        <w:spacing w:after="40"/>
+      </w:pPr>
       <w:r>
         <w:rPr>
           <w:rFonts w:ascii="Times New Roman" w:hAnsi="Times New Roman"/>
           <w:sz w:val="20"/>
         </w:rPr>
-        <w:t>51. Jacobs IJ, Skates SJ, MacDonald N, et al. Screening for ovarian cancer: a pilot randomised controlled trial. Lancet. 1999;353(9160):1207-1210.</w:t>
+        <w:t>51. Beretta L, Santaniello A. KNN imputation evaluation. BMC Med Inform Decis Mak. 2016;16(S3):74.</w:t>
       </w:r>
     </w:p>
     <w:p>
+      <w:pPr>
+        <w:spacing w:after="40"/>
+      </w:pPr>
       <w:r>
         <w:rPr>
           <w:rFonts w:ascii="Times New Roman" w:hAnsi="Times New Roman"/>
           <w:sz w:val="20"/>
         </w:rPr>
-        <w:t>52. Sterne JA, White IR, Carlin JB, et al. Multiple imputation for missing data in epidemiological and clinical research: potential and pitfalls. BMJ. 2009;338:b2393.</w:t>
+        <w:t>52. Moons KG et al. TRIPOD explanation. Ann Intern Med. 2015;162:W1-73.</w:t>
       </w:r>
     </w:p>
     <w:p>
+      <w:pPr>
+        <w:spacing w:after="40"/>
+      </w:pPr>
       <w:r>
         <w:rPr>
           <w:rFonts w:ascii="Times New Roman" w:hAnsi="Times New Roman"/>
           <w:sz w:val="20"/>
         </w:rPr>
-        <w:t>53. Rubin DB. Multiple Imputation for Nonresponse in Surveys. John Wiley &amp; Sons; 2004.</w:t>
+        <w:t>53. Rubin DB. Multiple Imputation for Nonresponse. Wiley; 2004.</w:t>
       </w:r>
     </w:p>
     <w:p>
+      <w:pPr>
+        <w:spacing w:after="40"/>
+      </w:pPr>
       <w:r>
         <w:rPr>
           <w:rFonts w:ascii="Times New Roman" w:hAnsi="Times New Roman"/>
           <w:sz w:val="20"/>
         </w:rPr>
-        <w:t>54. Beretta L, Santaniello A. Nearest neighbor imputation algorithms: a critical evaluation. BMC Med Inform Decis Mak. 2016;16(Suppl 3):74.</w:t>
+        <w:t>54. Henderson KD et al. Menopause timing predictors. Am J Epidemiol. 2008;167:1287-1294.</w:t>
       </w:r>
     </w:p>
     <w:p>
+      <w:pPr>
+        <w:spacing w:after="40"/>
+      </w:pPr>
       <w:r>
         <w:rPr>
           <w:rFonts w:ascii="Times New Roman" w:hAnsi="Times New Roman"/>
           <w:sz w:val="20"/>
         </w:rPr>
-        <w:t>55. Moons KG, Altman DG, Reitsma JB, et al. Transparent Reporting of a multivariable prediction model for Individual Prognosis or Diagnosis (TRIPOD): explanation and elaboration. Ann Intern Med. 2015;162(1):W1-73.</w:t>
+        <w:t>55. Cawley GC, Talbot NLC. Over-fitting in model selection. JMLR. 2010;11:2079-2107.</w:t>
       </w:r>
     </w:p>
     <w:p>
+      <w:pPr>
+        <w:spacing w:after="40"/>
+      </w:pPr>
       <w:r>
         <w:rPr>
           <w:rFonts w:ascii="Times New Roman" w:hAnsi="Times New Roman"/>
           <w:sz w:val="20"/>
         </w:rPr>
-        <w:t>56. Parmar MK, Ledermann JA, Colombo N, et al. Paclitaxel plus platinum-based chemotherapy versus conventional platinum-based chemotherapy in women with relapsed ovarian cancer: the ICON4/AGO-OVAR-2.2 trial. Lancet. 2003;361(9375):2099-2106.</w:t>
+        <w:t>56. Tibshirani R. Lasso regression. JRSSB. 1996;58:267-288.</w:t>
       </w:r>
     </w:p>
     <w:p>
+      <w:pPr>
+        <w:spacing w:after="40"/>
+      </w:pPr>
       <w:r>
         <w:rPr>
           <w:rFonts w:ascii="Times New Roman" w:hAnsi="Times New Roman"/>
           <w:sz w:val="20"/>
         </w:rPr>
-        <w:t>57. Henderson KD, Bernstein L, Henderson B, et al. Predictors of the timing of natural menopause in the Multiethnic Cohort Study. Am J Epidemiol. 2008;167(11):1287-1294.</w:t>
+        <w:t>57. Moons KG et al. Risk prediction external validation. Heart. 2012;98:691-698.</w:t>
       </w:r>
     </w:p>
     <w:p>
+      <w:pPr>
+        <w:spacing w:after="40"/>
+      </w:pPr>
       <w:r>
         <w:rPr>
           <w:rFonts w:ascii="Times New Roman" w:hAnsi="Times New Roman"/>
           <w:sz w:val="20"/>
         </w:rPr>
-        <w:t>58. Pedregosa F, Varoquaux G, Gramfort A, et al. Scikit-learn: Machine Learning in Python. J Mach Learn Res. 2011;12:2825-2830.</w:t>
+        <w:t>58. Pedregosa F et al. Scikit-learn. JMLR. 2011;12:2825-2830.</w:t>
       </w:r>
     </w:p>
     <w:p>
+      <w:pPr>
+        <w:spacing w:after="40"/>
+      </w:pPr>
       <w:r>
         <w:rPr>
           <w:rFonts w:ascii="Times New Roman" w:hAnsi="Times New Roman"/>
           <w:sz w:val="20"/>
         </w:rPr>
-        <w:t>59. Dougherty J, Kohavi R, Sahami M. Supervised and unsupervised discretization of continuous features. Proc 12th ICML. 1995:194-202.</w:t>
+        <w:t>59. Sturgeon CM et al. NACB tumor marker guidelines. Clin Chem. 2008;54:e11-79.</w:t>
       </w:r>
     </w:p>
     <w:p>
+      <w:pPr>
+        <w:pStyle w:val="Heading1"/>
+        <w:jc w:val="left"/>
+      </w:pPr>
       <w:r>
         <w:rPr>
-          <w:rFonts w:ascii="Times New Roman" w:hAnsi="Times New Roman"/>
-          <w:sz w:val="20"/>
-        </w:rPr>
-        <w:t>60. Cawley GC, Talbot NLC. On over-fitting in model selection and subsequent selection bias in performance evaluation. J Mach Learn Res. 2010;11:2079-2107.</w:t>
-      </w:r>
-    </w:p>
-    <w:p>
-      <w:r>
-        <w:rPr>
-          <w:rFonts w:ascii="Times New Roman" w:hAnsi="Times New Roman"/>
-          <w:sz w:val="20"/>
-        </w:rPr>
-        <w:t>61. Tibshirani R. Regression shrinkage and selection via the lasso. J R Stat Soc Series B. 1996;58(1):267-288.</w:t>
-      </w:r>
-    </w:p>
-    <w:p>
-      <w:r>
-        <w:rPr>
-          <w:rFonts w:ascii="Times New Roman" w:hAnsi="Times New Roman"/>
-          <w:sz w:val="20"/>
-        </w:rPr>
-        <w:t>62. Shwartz-Ziv R, Armon A. Tabular data: Deep learning is not all you need. Inf Fusion. 2022;81:84-90.</w:t>
-      </w:r>
-    </w:p>
-    <w:p>
-      <w:r>
-        <w:rPr>
-          <w:rFonts w:ascii="Times New Roman" w:hAnsi="Times New Roman"/>
-          <w:sz w:val="20"/>
-        </w:rPr>
-        <w:t>63. Harrell FE, Lee KL, Mark DB. Multivariable prognostic models: issues in developing models, evaluating assumptions and adequacy, and measuring and reducing errors. Stat Med. 1996;15(4):361-387.</w:t>
-      </w:r>
-    </w:p>
-    <w:p>
-      <w:r>
-        <w:rPr>
-          <w:rFonts w:ascii="Times New Roman" w:hAnsi="Times New Roman"/>
-          <w:sz w:val="20"/>
-        </w:rPr>
-        <w:t>64. Moons KG, Kengne AP, Grobbee DE, et al. Risk prediction models: II. External validation, model updating, and impact assessment. Heart. 2012;98(9):691-698.</w:t>
-      </w:r>
-    </w:p>
-    <w:p>
-      <w:r>
-        <w:rPr>
-          <w:rFonts w:ascii="Times New Roman" w:hAnsi="Times New Roman"/>
-          <w:sz w:val="20"/>
-        </w:rPr>
-        <w:t>65. Petersen PH, Fraser CG, Lund F, et al. Confirmation of the existence of analytical bias specifications for a large number of clinical chemistry components. Scand J Clin Lab Invest. 1999;59(7):503-512.</w:t>
-      </w:r>
-    </w:p>
-    <w:p>
-      <w:r>
-        <w:rPr>
-          <w:rFonts w:ascii="Times New Roman" w:hAnsi="Times New Roman"/>
-          <w:sz w:val="20"/>
-        </w:rPr>
-        <w:t>66. DeLong ER, DeLong DM, Clarke-Pearson DL. Comparing the areas under two or more correlated receiver operating characteristic curves: a nonparametric approach. Biometrics. 1988;44(3):837-845.</w:t>
-      </w:r>
-    </w:p>
-    <w:p>
-      <w:r>
-        <w:rPr>
-          <w:rFonts w:ascii="Times New Roman" w:hAnsi="Times New Roman"/>
-          <w:sz w:val="20"/>
-        </w:rPr>
-        <w:t>67. Guyon I, Elisseeff A. An introduction to variable and feature selection. J Mach Learn Res. 2003;3:1157-1182.</w:t>
-      </w:r>
-    </w:p>
-    <w:p>
-      <w:r>
-        <w:rPr>
-          <w:rFonts w:ascii="Times New Roman" w:hAnsi="Times New Roman"/>
-          <w:sz w:val="20"/>
-        </w:rPr>
-        <w:t>68. Sturgeon CM, Duffy MJ, Stenman UH, et al. National Academy of Clinical Biochemistry Laboratory Medicine Practice Guidelines for use of tumor markers in testicular, prostate, colorectal, breast, and ovarian cancers. Clin Chem. 2008;54(12):e11-79.</w:t>
-      </w:r>
-    </w:p>
-    <w:p>
-      <w:r>
-        <w:rPr>
-          <w:rFonts w:ascii="Times New Roman" w:hAnsi="Times New Roman"/>
-          <w:sz w:val="20"/>
-        </w:rPr>
-        <w:t>69. Fayyad UM, Irani KB. Multi-interval discretization of continuous-valued attributes for classification learning. Proc 13th IJCAI. 1993:1022-1027.</w:t>
-      </w:r>
-    </w:p>
-    <w:p>
-      <w:r>
-        <w:rPr>
-          <w:rFonts w:ascii="Times New Roman" w:hAnsi="Times New Roman"/>
-          <w:sz w:val="20"/>
-        </w:rPr>
-        <w:t>70. Vabalas A, Gowen E, Poliakoff E, Casson AJ. Machine learning algorithm validation with a limited sample size. PLoS One. 2019;14(11):e0224365.</w:t>
-      </w:r>
-    </w:p>
-    <w:p>
-      <w:r>
-        <w:rPr>
-          <w:rFonts w:ascii="Times New Roman" w:hAnsi="Times New Roman"/>
-          <w:sz w:val="20"/>
-        </w:rPr>
-        <w:t>71. Sendak MP, D'Arcy J, Kashyap S, et al. A path for translation of machine learning products into healthcare delivery. EMJ Innov. 2020;10:19-00172.</w:t>
-      </w:r>
-    </w:p>
-    <w:p>
-      <w:r>
-        <w:rPr>
-          <w:rFonts w:ascii="Times New Roman" w:hAnsi="Times New Roman"/>
-          <w:sz w:val="20"/>
-        </w:rPr>
-        <w:t>72. Wiens J, Saria S, Sendak M, et al. Do no harm: a roadmap for responsible machine learning for health care. Nat Med. 2019;25(9):1337-1340.</w:t>
-      </w:r>
-    </w:p>
-    <w:p>
-      <w:r>
-        <w:rPr>
-          <w:rFonts w:ascii="Times New Roman" w:hAnsi="Times New Roman"/>
-          <w:sz w:val="20"/>
-        </w:rPr>
-        <w:t>73. Engelen MJ, Kos HE, Willemse PH, et al. Surgery by consultant gynecologic oncologists improves survival in patients with ovarian carcinoma. Cancer. 2006;106(3):589-598.</w:t>
-      </w:r>
-    </w:p>
-    <w:p>
-      <w:r>
-        <w:rPr>
-          <w:rFonts w:ascii="Times New Roman" w:hAnsi="Times New Roman"/>
-          <w:sz w:val="20"/>
-        </w:rPr>
-        <w:t>74. Peduzzi P, Concato J, Kemper E, et al. A simulation study of the number of events per variable in logistic regression analysis. J Clin Epidemiol. 1996;49(12):1373-1379.</w:t>
-      </w:r>
-    </w:p>
-    <w:p>
-      <w:pPr>
-        <w:pStyle w:val="Heading1"/>
-      </w:pPr>
-      <w:r>
-        <w:rPr>
-          <w:rFonts w:ascii="Times New Roman" w:hAnsi="Times New Roman"/>
+          <w:rFonts w:ascii="Times New Roman" w:hAnsi="Times New Roman" w:eastAsia="Times New Roman"/>
+          <w:sz w:val="28"/>
         </w:rPr>
         <w:t>Declarations</w:t>
       </w:r>
@@ -1695,38 +1762,48 @@
     <w:p>
       <w:pPr>
         <w:pStyle w:val="Heading2"/>
+        <w:jc w:val="left"/>
       </w:pPr>
       <w:r>
         <w:rPr>
-          <w:rFonts w:ascii="Times New Roman" w:hAnsi="Times New Roman"/>
+          <w:rFonts w:ascii="Times New Roman" w:hAnsi="Times New Roman" w:eastAsia="Times New Roman"/>
+          <w:sz w:val="26"/>
         </w:rPr>
         <w:t>Ethics approval and consent to participate</w:t>
       </w:r>
     </w:p>
     <w:p>
+      <w:pPr>
+        <w:spacing w:after="120"/>
+      </w:pPr>
       <w:r>
         <w:rPr>
-          <w:rFonts w:ascii="Times New Roman" w:hAnsi="Times New Roman"/>
+          <w:rFonts w:ascii="Times New Roman" w:hAnsi="Times New Roman" w:eastAsia="Times New Roman"/>
           <w:sz w:val="24"/>
         </w:rPr>
-        <w:t>This retrospective study was approved by the institutional review boards of the participating hospitals. All patient data were de-identified prior to analysis. The requirement for informed consent was waived due to the retrospective nature of the study, consistent with institutional policies and the Declaration of Helsinki.</w:t>
+        <w:t>Retrospective study approved by participating hospital IRBs. Data de-identified. Consent waived per institutional policy and Declaration of Helsinki.</w:t>
       </w:r>
     </w:p>
     <w:p>
       <w:pPr>
         <w:pStyle w:val="Heading2"/>
+        <w:jc w:val="left"/>
       </w:pPr>
       <w:r>
         <w:rPr>
-          <w:rFonts w:ascii="Times New Roman" w:hAnsi="Times New Roman"/>
+          <w:rFonts w:ascii="Times New Roman" w:hAnsi="Times New Roman" w:eastAsia="Times New Roman"/>
+          <w:sz w:val="26"/>
         </w:rPr>
         <w:t>Consent for publication</w:t>
       </w:r>
     </w:p>
     <w:p>
+      <w:pPr>
+        <w:spacing w:after="120"/>
+      </w:pPr>
       <w:r>
         <w:rPr>
-          <w:rFonts w:ascii="Times New Roman" w:hAnsi="Times New Roman"/>
+          <w:rFonts w:ascii="Times New Roman" w:hAnsi="Times New Roman" w:eastAsia="Times New Roman"/>
           <w:sz w:val="24"/>
         </w:rPr>
         <w:t>Not applicable.</w:t>
@@ -1735,58 +1812,73 @@
     <w:p>
       <w:pPr>
         <w:pStyle w:val="Heading2"/>
+        <w:jc w:val="left"/>
       </w:pPr>
       <w:r>
         <w:rPr>
-          <w:rFonts w:ascii="Times New Roman" w:hAnsi="Times New Roman"/>
+          <w:rFonts w:ascii="Times New Roman" w:hAnsi="Times New Roman" w:eastAsia="Times New Roman"/>
+          <w:sz w:val="26"/>
         </w:rPr>
         <w:t>Availability of data and materials</w:t>
       </w:r>
     </w:p>
     <w:p>
+      <w:pPr>
+        <w:spacing w:after="120"/>
+      </w:pPr>
       <w:r>
         <w:rPr>
-          <w:rFonts w:ascii="Times New Roman" w:hAnsi="Times New Roman"/>
+          <w:rFonts w:ascii="Times New Roman" w:hAnsi="Times New Roman" w:eastAsia="Times New Roman"/>
           <w:sz w:val="24"/>
         </w:rPr>
-        <w:t>The datasets analyzed during the current study are not publicly available due to patient privacy restrictions and institutional data governance policies. De-identified data are available from the corresponding author on reasonable request and subject to institutional data-sharing agreements. The complete analysis pipeline, model weights, and reproducible code are available at https://github.com/angelayaoo/Ovarian-Cancer-RiskSLIM.</w:t>
+        <w:t>Data restricted by patient privacy. Available from corresponding author on reasonable request subject to data-sharing agreements. Analysis pipeline: https://github.com/angelayaoo/Ovarian-Cancer-RiskSLIM.</w:t>
       </w:r>
     </w:p>
     <w:p>
       <w:pPr>
         <w:pStyle w:val="Heading2"/>
+        <w:jc w:val="left"/>
       </w:pPr>
       <w:r>
         <w:rPr>
-          <w:rFonts w:ascii="Times New Roman" w:hAnsi="Times New Roman"/>
+          <w:rFonts w:ascii="Times New Roman" w:hAnsi="Times New Roman" w:eastAsia="Times New Roman"/>
+          <w:sz w:val="26"/>
         </w:rPr>
         <w:t>Competing interests</w:t>
       </w:r>
     </w:p>
     <w:p>
+      <w:pPr>
+        <w:spacing w:after="120"/>
+      </w:pPr>
       <w:r>
         <w:rPr>
-          <w:rFonts w:ascii="Times New Roman" w:hAnsi="Times New Roman"/>
+          <w:rFonts w:ascii="Times New Roman" w:hAnsi="Times New Roman" w:eastAsia="Times New Roman"/>
           <w:sz w:val="24"/>
         </w:rPr>
-        <w:t>The authors declare that they have no competing interests.</w:t>
+        <w:t>None declared.</w:t>
       </w:r>
     </w:p>
     <w:p>
       <w:pPr>
         <w:pStyle w:val="Heading2"/>
+        <w:jc w:val="left"/>
       </w:pPr>
       <w:r>
         <w:rPr>
-          <w:rFonts w:ascii="Times New Roman" w:hAnsi="Times New Roman"/>
+          <w:rFonts w:ascii="Times New Roman" w:hAnsi="Times New Roman" w:eastAsia="Times New Roman"/>
+          <w:sz w:val="26"/>
         </w:rPr>
         <w:t>Funding</w:t>
       </w:r>
     </w:p>
     <w:p>
+      <w:pPr>
+        <w:spacing w:after="120"/>
+      </w:pPr>
       <w:r>
         <w:rPr>
-          <w:rFonts w:ascii="Times New Roman" w:hAnsi="Times New Roman"/>
+          <w:rFonts w:ascii="Times New Roman" w:hAnsi="Times New Roman" w:eastAsia="Times New Roman"/>
           <w:sz w:val="24"/>
         </w:rPr>
         <w:t>[To be completed]</w:t>
@@ -1795,18 +1887,23 @@
     <w:p>
       <w:pPr>
         <w:pStyle w:val="Heading2"/>
+        <w:jc w:val="left"/>
       </w:pPr>
       <w:r>
         <w:rPr>
-          <w:rFonts w:ascii="Times New Roman" w:hAnsi="Times New Roman"/>
+          <w:rFonts w:ascii="Times New Roman" w:hAnsi="Times New Roman" w:eastAsia="Times New Roman"/>
+          <w:sz w:val="26"/>
         </w:rPr>
         <w:t>Authors' contributions</w:t>
       </w:r>
     </w:p>
     <w:p>
+      <w:pPr>
+        <w:spacing w:after="120"/>
+      </w:pPr>
       <w:r>
         <w:rPr>
-          <w:rFonts w:ascii="Times New Roman" w:hAnsi="Times New Roman"/>
+          <w:rFonts w:ascii="Times New Roman" w:hAnsi="Times New Roman" w:eastAsia="Times New Roman"/>
           <w:sz w:val="24"/>
         </w:rPr>
         <w:t>[To be completed]</w:t>
@@ -1815,21 +1912,26 @@
     <w:p>
       <w:pPr>
         <w:pStyle w:val="Heading2"/>
+        <w:jc w:val="left"/>
       </w:pPr>
       <w:r>
         <w:rPr>
-          <w:rFonts w:ascii="Times New Roman" w:hAnsi="Times New Roman"/>
+          <w:rFonts w:ascii="Times New Roman" w:hAnsi="Times New Roman" w:eastAsia="Times New Roman"/>
+          <w:sz w:val="26"/>
         </w:rPr>
         <w:t>Acknowledgements</w:t>
       </w:r>
     </w:p>
     <w:p>
+      <w:pPr>
+        <w:spacing w:after="120"/>
+      </w:pPr>
       <w:r>
         <w:rPr>
-          <w:rFonts w:ascii="Times New Roman" w:hAnsi="Times New Roman"/>
+          <w:rFonts w:ascii="Times New Roman" w:hAnsi="Times New Roman" w:eastAsia="Times New Roman"/>
           <w:sz w:val="24"/>
         </w:rPr>
-        <w:t>The authors gratefully acknowledge the clinical staff at the participating hospitals for their contributions to data collection and patient care.</w:t>
+        <w:t>We thank clinical staff at participating hospitals for data collection.</w:t>
       </w:r>
     </w:p>
     <w:sectPr>
@@ -2206,7 +2308,7 @@
     <w:qFormat/>
     <w:rsid w:val="00FC693F"/>
     <w:rPr>
-      <w:rFonts w:ascii="Times New Roman" w:hAnsi="Times New Roman"/>
+      <w:rFonts w:ascii="Times New Roman" w:hAnsi="Times New Roman" w:eastAsia="Times New Roman"/>
       <w:sz w:val="24"/>
     </w:rPr>
   </w:style>

--- a/manuscript_draft.docx
+++ b/manuscript_draft.docx
@@ -147,7 +147,7 @@
           <w:rFonts w:ascii="Times New Roman" w:hAnsi="Times New Roman" w:eastAsia="Times New Roman"/>
           <w:sz w:val="24"/>
         </w:rPr>
-        <w:t>Ovarian cancer causes approximately 314,000 new cases and 207,000 deaths annually [1]. Over 70% of cases are diagnosed at advanced stage, when five-year survival falls below 30% [2,3]. No screening program has demonstrated mortality reduction — the UKCTOCS trial found no significant difference between screening and control arms after long-term follow-up [4,5]. For women presenting with pelvic masses, preoperative risk stratification using serum biomarkers guides surgical triage to gynecologic oncology [6,7].</w:t>
+        <w:t>Ovarian cancer causes approximately 314,000 new cases and 207,000 deaths annually [1]. Over 70% of cases are diagnosed at advanced stage, when five-year survival falls below 30% [2,3]. No screening program has demonstrated mortality reduction [4,5]. For women presenting with pelvic masses, preoperative risk stratification using serum biomarkers guides surgical triage [6,7].</w:t>
       </w:r>
     </w:p>
     <w:p>
@@ -159,7 +159,7 @@
           <w:rFonts w:ascii="Times New Roman" w:hAnsi="Times New Roman" w:eastAsia="Times New Roman"/>
           <w:sz w:val="24"/>
         </w:rPr>
-        <w:t>Two biomarkers form the basis of this assessment. CA125, a high-molecular-weight glycoprotein identified by Bast et al. in 1983, is elevated in roughly 80% of epithelial ovarian cancers but has limited specificity in premenopausal women [8,9]. HE4, a whey acidic protein discovered by Hellstrom et al. in 2003, shows better specificity and complementary expression across histological subtypes [10,11].</w:t>
+        <w:t>CA125, identified by Bast et al. (1983), is elevated in roughly 80% of epithelial ovarian cancers but has limited specificity in premenopausal women [8,9]. HE4, discovered by Hellstrom et al. (2003), shows better specificity and complementary expression across histological subtypes [10,11].</w:t>
       </w:r>
     </w:p>
     <w:p>
@@ -171,7 +171,7 @@
           <w:rFonts w:ascii="Times New Roman" w:hAnsi="Times New Roman" w:eastAsia="Times New Roman"/>
           <w:sz w:val="24"/>
         </w:rPr>
-        <w:t>ROMA, introduced by Moore et al. (2009), combines CA125, HE4, and menopausal status using logarithmic formulas with separate coefficients for pre- and post-menopausal patients [12,13]. FDA-cleared since 2011, meta-analyses report pooled sensitivity of 86-89% and specificity of 75-82% [14,15,16]. Three limitations motivate this work. First, ROMA requires logarithmic computation — impractical for mental arithmetic at the bedside. Second, its coefficients were derived from Western populations; inter-platform immunoassay variation is well-documented [17,18]. Third, as a continuous probability, ROMA provides no natural risk tiers [19].</w:t>
+        <w:t>ROMA, introduced by Moore et al. (2009), combines CA125, HE4, and menopausal status using logarithmic formulas [12,13]. FDA-cleared since 2011, meta-analyses report pooled sensitivity of 86-89% and specificity of 75-82% [14-16]. Three limitations motivate this work: logarithmic computation is impractical at the bedside; coefficients were derived from Western populations where inter-platform assay variation is documented [17,18]; and ROMA provides no natural risk tiers [19].</w:t>
       </w:r>
     </w:p>
     <w:p>
@@ -183,7 +183,7 @@
           <w:rFonts w:ascii="Times New Roman" w:hAnsi="Times New Roman" w:eastAsia="Times New Roman"/>
           <w:sz w:val="24"/>
         </w:rPr>
-        <w:t>Machine learning has been proposed as an alternative. Kawakami et al. applied AI to preoperative biomarker panels [20]. Lu et al. compared ML algorithms for ovarian cancer detection [21]. Arezzo et al. evaluated ML on gynecological ultrasound data [22]. Akazawa and Hashimoto developed deep learning for ovarian tumor classification [23]. However, a pattern has emerged: high-capacity models achieve excellent internal discrimination that deteriorates on external validation [24,25,26]. Roberts et al. documented this in medical imaging [27]; Wynants et al. found that 95% of COVID-19 prediction models were at high risk of bias due to overfitting and insufficient validation [28]. Collins et al. emphasized external validation in the TRIPOD statement [29]; Steyerberg et al. established evaluation standards [30].</w:t>
+        <w:t>Machine learning has been proposed as an alternative [20-24]. However, high-capacity models achieve excellent internal discrimination that deteriorates on external validation [25-28]. Roberts et al. documented this in medical imaging [27]; Wynants et al. found 95% of COVID-19 prediction models at high risk of bias [28]. Collins et al. emphasized external validation [29]; Steyerberg et al. established evaluation standards [30].</w:t>
       </w:r>
     </w:p>
     <w:p>
@@ -195,7 +195,7 @@
           <w:rFonts w:ascii="Times New Roman" w:hAnsi="Times New Roman" w:eastAsia="Times New Roman"/>
           <w:sz w:val="24"/>
         </w:rPr>
-        <w:t>Ustun and Rudin (2016) introduced RiskSLIM: integer scorecards optimized through mixed-integer programming with L0 sparsity, producing models interpretable at the point of care [31,32]. Rudin (2019) argued that high-stakes medical decisions demand inherently interpretable models, not post-hoc explanations of black boxes [33]. Caruana et al. showed interpretable models can match neural networks [34]; Zeng et al. found simple logistic regression often matches deep learning on structured clinical data [35]. Clinical scoring systems — APACHE, Wells criteria, CHA2DS2-VASc — demonstrate the enduring value of integer-based tools [36,37,38].</w:t>
+        <w:t>Ustun and Rudin (2016) introduced RiskSLIM: integer scorecards optimized through mixed-integer programming [31,32]. Rudin (2019) argued for inherently interpretable models in high-stakes decisions [33]. Caruana et al. showed interpretable models can match neural networks [34]; Zeng et al. found simple logistic regression often matches deep learning [35]. Clinical scoring systems — APACHE, Wells, CHA2DS2-VASc — demonstrate the enduring value of integer-based tools [36-38].</w:t>
       </w:r>
     </w:p>
     <w:p>
@@ -245,43 +245,7 @@
           <w:rFonts w:ascii="Times New Roman" w:hAnsi="Times New Roman" w:eastAsia="Times New Roman"/>
           <w:sz w:val="24"/>
         </w:rPr>
-        <w:t>Three Asian cohorts were analyzed retrospectively with institutional ethics approval [48]. All data were de-identified. Diagnoses were confirmed by surgical pathology [49].</w:t>
-      </w:r>
-    </w:p>
-    <w:p>
-      <w:pPr>
-        <w:spacing w:after="120"/>
-      </w:pPr>
-      <w:r>
-        <w:rPr>
-          <w:rFonts w:ascii="Times New Roman" w:hAnsi="Times New Roman" w:eastAsia="Times New Roman"/>
-          <w:sz w:val="24"/>
-        </w:rPr>
-        <w:t>Chinese Primary Cohort (n=349). Histopathologically confirmed ovarian cancer (n=171) or benign masses (n=178). Preoperative CA125 and HE4 plus 47 additional clinical variables. Exclusive training set.</w:t>
-      </w:r>
-    </w:p>
-    <w:p>
-      <w:pPr>
-        <w:spacing w:after="120"/>
-      </w:pPr>
-      <w:r>
-        <w:rPr>
-          <w:rFonts w:ascii="Times New Roman" w:hAnsi="Times New Roman" w:eastAsia="Times New Roman"/>
-          <w:sz w:val="24"/>
-        </w:rPr>
-        <w:t>West China External Validation (n=380). Ovarian cancer (n=188) and benign cysts (n=192). Core biomarkers available; hematological markers not recorded.</w:t>
-      </w:r>
-    </w:p>
-    <w:p>
-      <w:pPr>
-        <w:spacing w:after="120"/>
-      </w:pPr>
-      <w:r>
-        <w:rPr>
-          <w:rFonts w:ascii="Times New Roman" w:hAnsi="Times New Roman" w:eastAsia="Times New Roman"/>
-          <w:sz w:val="24"/>
-        </w:rPr>
-        <w:t>Japanese External Validation (n=177). Ovarian cancer (n=27) and healthy controls (n=150). Core biomarkers available. All patients premenopausal in available data.</w:t>
+        <w:t>Three Asian cohorts analyzed retrospectively with institutional ethics approval [48]. Diagnoses confirmed by surgical pathology [49]. Chinese Primary Cohort (n=349): ovarian cancer (n=171) or benign masses (n=178), 47 clinical variables. West China External Validation (n=380): ovarian cancer (n=188) and benign cysts (n=192), core biomarkers only. Japanese External Validation (n=177): ovarian cancer (n=27) and healthy controls (n=150), core biomarkers only.</w:t>
       </w:r>
     </w:p>
     <w:p>
@@ -306,19 +270,7 @@
           <w:rFonts w:ascii="Times New Roman" w:hAnsi="Times New Roman" w:eastAsia="Times New Roman"/>
           <w:sz w:val="24"/>
         </w:rPr>
-        <w:t>KNN imputation (k=5) was applied per class label to prevent leakage [39,50,51]. 17 CA125 (4.9%) and 20 HE4 (5.7%) values were missing in training data. External cohorts used median imputation [52,53].</w:t>
-      </w:r>
-    </w:p>
-    <w:p>
-      <w:pPr>
-        <w:spacing w:after="120"/>
-      </w:pPr>
-      <w:r>
-        <w:rPr>
-          <w:rFonts w:ascii="Times New Roman" w:hAnsi="Times New Roman" w:eastAsia="Times New Roman"/>
-          <w:sz w:val="24"/>
-        </w:rPr>
-        <w:t>Four features were extracted: CA125, HE4, Age, Is_Postmenopausal (Age &gt;=52 where not recorded, based on Asian menopause median [54]). Column identification used case-insensitive pattern matching.</w:t>
+        <w:t>KNN imputation (k=5) per class label [39,50,51]. 17 CA125 (4.9%) and 20 HE4 (5.7%) missing in training. External cohorts: median imputation [52,53]. Four features extracted: CA125, HE4, Age, Is_Postmenopausal [54].</w:t>
       </w:r>
     </w:p>
     <w:p>
@@ -343,43 +295,7 @@
           <w:rFonts w:ascii="Times New Roman" w:hAnsi="Times New Roman" w:eastAsia="Times New Roman"/>
           <w:sz w:val="24"/>
         </w:rPr>
-        <w:t>Step 1 — Quantile Normalization. Continuous features were mapped to uniform [0,1] via QuantileTransformer (n_quantiles=100), fit on training data only [40]. This renders features scale-invariant and preserves only rank order.</w:t>
-      </w:r>
-    </w:p>
-    <w:p>
-      <w:pPr>
-        <w:spacing w:after="120"/>
-      </w:pPr>
-      <w:r>
-        <w:rPr>
-          <w:rFonts w:ascii="Times New Roman" w:hAnsi="Times New Roman" w:eastAsia="Times New Roman"/>
-          <w:sz w:val="24"/>
-        </w:rPr>
-        <w:t>Step 2 — Quantile Binning. Features were discretized into 3 equal-frequency bins (KBinsDiscretizer, one-hot). Bin count was selected by grid search: B={3,4,5,7} x R={L1,L2} x C={0.5,1.5,5.0}. Three bins with L2 at C=1.5 maximized external AUROC. Five bins improved internal AUROC by +0.014 but degraded West China by -0.019 and Japan by -0.044 [55].</w:t>
-      </w:r>
-    </w:p>
-    <w:p>
-      <w:pPr>
-        <w:spacing w:after="120"/>
-      </w:pPr>
-      <w:r>
-        <w:rPr>
-          <w:rFonts w:ascii="Times New Roman" w:hAnsi="Times New Roman" w:eastAsia="Times New Roman"/>
-          <w:sz w:val="24"/>
-        </w:rPr>
-        <w:t>Step 3 — Logistic Regression. L2-regularized regression (C=1.5) was fit on 12 binarized features [41,56]. L1 was rejected: it collapsed the postmenopausal stratum to 2 rules, degrading external performance by -0.11.</w:t>
-      </w:r>
-    </w:p>
-    <w:p>
-      <w:pPr>
-        <w:spacing w:after="120"/>
-      </w:pPr>
-      <w:r>
-        <w:rPr>
-          <w:rFonts w:ascii="Times New Roman" w:hAnsi="Times New Roman" w:eastAsia="Times New Roman"/>
-          <w:sz w:val="24"/>
-        </w:rPr>
-        <w:t>Step 4 — Integer Rounding. Coefficients were scaled: weight_i = round(beta_i * 5 / max|beta|) with weights &lt;0.01 set to zero [31]. Total score range: -7 to +9.</w:t>
+        <w:t>Step 1 — Quantile Normalization. Continuous features mapped to uniform [0,1] via QuantileTransformer (n_quantiles=100) [40]. Step 2 — Quantile Binning. Three equal-frequency bins (KBinsDiscretizer, one-hot). Selected by grid search: B={3,4,5,7} x R={L1,L2} x C={0.5,1.5,5.0}. Three bins maximized external AUROC [55]. Step 3 — L2 Logistic Regression (C=1.5) [41,56]. L1 rejected: collapsed postmenopausal stratum, degraded external by -0.11. Step 4 — Integer Rounding: weight_i = round(beta_i * 5 / max|beta|), weights &lt;0.01 zeroed [31]. Range: -7 to +9.</w:t>
       </w:r>
     </w:p>
     <w:p>
@@ -431,7 +347,7 @@
           <w:i/>
           <w:sz w:val="18"/>
         </w:rPr>
-        <w:t>Figure 1. Scorecard weight matrix. Blue = protective; red = risk factor; white = zero weight. HE4 dominates scoring range.</w:t>
+        <w:t>Figure 1. Scorecard weight matrix. Blue = protective; red = risk factor. HE4 dominates scoring range.</w:t>
       </w:r>
     </w:p>
     <w:p/>
@@ -457,19 +373,7 @@
           <w:rFonts w:ascii="Times New Roman" w:hAnsi="Times New Roman" w:eastAsia="Times New Roman"/>
           <w:sz w:val="24"/>
         </w:rPr>
-        <w:t>ROMA. Computed using the published formula [12]: PI_pre = -12.0 + 2.38*ln(HE4) + 0.0626*ln(CA125); PI_post = -8.09 + 1.04*ln(HE4) + 0.732*ln(CA125).</w:t>
-      </w:r>
-    </w:p>
-    <w:p>
-      <w:pPr>
-        <w:spacing w:after="120"/>
-      </w:pPr>
-      <w:r>
-        <w:rPr>
-          <w:rFonts w:ascii="Times New Roman" w:hAnsi="Times New Roman" w:eastAsia="Times New Roman"/>
-          <w:sz w:val="24"/>
-        </w:rPr>
-        <w:t>XGBoost. 500 trees, depth 10, learning rate 0.3, log-loss [42]. CatBoost. 500 trees, depth 10, learning rate 0.3 [43]. Random Forest. 500 trees, depth 10 [44]. All trained on quantile-normalized data.</w:t>
+        <w:t>ROMA: published formula [12]. XGBoost: 500 trees, depth 10, lr 0.3 [42]. CatBoost: 500 trees, depth 10, lr 0.3 [43]. Random Forest: 500 trees, depth 10 [44]. All trained on quantile-normalized data.</w:t>
       </w:r>
     </w:p>
     <w:p>
@@ -494,7 +398,7 @@
           <w:rFonts w:ascii="Times New Roman" w:hAnsi="Times New Roman" w:eastAsia="Times New Roman"/>
           <w:sz w:val="24"/>
         </w:rPr>
-        <w:t>Models trained on Chinese cohort only. External validation on West China and Japan without recalibration [29,57]. Multiplicative Gaussian noise: X_noisy = X * N(1, sigma), sigma in {0-30%}, 100 perturbations/level [45,46]. Bootstrap pairwise comparison (2000 resamples, two-sided p-values) [47]. Risk tiers defined a priori. Implementation: Python 3.13, scikit-learn 1.6 [58], XGBoost 2.1, CatBoost 1.2.</w:t>
+        <w:t>Models trained on Chinese cohort only; external validation without recalibration [29,57]. Multiplicative Gaussian noise: X_noisy = X * N(1, sigma), sigma in {0-30%}, 100 perturbations/level [45,46]. Bootstrap pairwise comparison (2000 resamples, two-sided p-values) [47]. Implementation: Python 3.13, scikit-learn 1.6 [58].</w:t>
       </w:r>
     </w:p>
     <w:p>
@@ -532,7 +436,7 @@
           <w:rFonts w:ascii="Times New Roman" w:hAnsi="Times New Roman" w:eastAsia="Times New Roman"/>
           <w:sz w:val="24"/>
         </w:rPr>
-        <w:t>Seven of 12 weights were non-zero (Figure 1). Menopause received zero weight; age captured the signal. CA125 and Age showed non-monotonic risk: middle bin zero, extremes active. HE4 dominated: highest bin +5, lowest -4. The scorecard weights HE4 extremes heavily, CA125 and Age moderately, and discards menopause.</w:t>
+        <w:t>Seven of 12 weights non-zero (Figure 1). Menopause received zero weight. HE4 dominated: highest bin +5, lowest -4. CA125 and Age showed non-monotonic risk (middle bin zero).</w:t>
       </w:r>
     </w:p>
     <w:p>
@@ -542,7 +446,7 @@
       <w:r>
         <w:drawing>
           <wp:inline xmlns:a="http://schemas.openxmlformats.org/drawingml/2006/main" xmlns:pic="http://schemas.openxmlformats.org/drawingml/2006/picture">
-            <wp:extent cx="4846320" cy="2705241"/>
+            <wp:extent cx="4846320" cy="2700270"/>
             <wp:docPr id="2" name="Picture 2"/>
             <wp:cNvGraphicFramePr>
               <a:graphicFrameLocks noChangeAspect="1"/>
@@ -563,7 +467,7 @@
                   <pic:spPr>
                     <a:xfrm>
                       <a:off x="0" y="0"/>
-                      <a:ext cx="4846320" cy="2705241"/>
+                      <a:ext cx="4846320" cy="2700270"/>
                     </a:xfrm>
                     <a:prstGeom prst="rect"/>
                   </pic:spPr>
@@ -584,7 +488,7 @@
           <w:i/>
           <w:sz w:val="18"/>
         </w:rPr>
-        <w:t>Figure 2. Full benchmark results. Green = best in row. Purple = least degradation in Delta rows.</w:t>
+        <w:t>Figure 2. Full benchmark results. RiskSLIM column bolded green. Green cells = best in row; purple = least degradation.</w:t>
       </w:r>
     </w:p>
     <w:p/>
@@ -595,7 +499,7 @@
       <w:r>
         <w:drawing>
           <wp:inline xmlns:a="http://schemas.openxmlformats.org/drawingml/2006/main" xmlns:pic="http://schemas.openxmlformats.org/drawingml/2006/picture">
-            <wp:extent cx="4846320" cy="2658914"/>
+            <wp:extent cx="4846320" cy="2679560"/>
             <wp:docPr id="3" name="Picture 3"/>
             <wp:cNvGraphicFramePr>
               <a:graphicFrameLocks noChangeAspect="1"/>
@@ -616,7 +520,7 @@
                   <pic:spPr>
                     <a:xfrm>
                       <a:off x="0" y="0"/>
-                      <a:ext cx="4846320" cy="2658914"/>
+                      <a:ext cx="4846320" cy="2679560"/>
                     </a:xfrm>
                     <a:prstGeom prst="rect"/>
                   </pic:spPr>
@@ -637,7 +541,7 @@
           <w:i/>
           <w:sz w:val="18"/>
         </w:rPr>
-        <w:t>Figure 3. Model comparison at 0% noise. RiskSLIM (green) is the only model with external &gt; internal AUROC.</w:t>
+        <w:t>Figure 3. Model comparison at 0% noise. RiskSLIM (green) only model with external &gt; internal AUROC.</w:t>
       </w:r>
     </w:p>
     <w:p/>
@@ -663,7 +567,7 @@
           <w:rFonts w:ascii="Times New Roman" w:hAnsi="Times New Roman" w:eastAsia="Times New Roman"/>
           <w:sz w:val="24"/>
         </w:rPr>
-        <w:t>At 0% noise, the scorecard achieved internal AUROC 0.903, West China 0.929, Japan 0.769 (Figure 2,3). On West China, it outperformed ROMA (0.875, +0.054), XGBoost (0.891, +0.039), CatBoost (0.907, +0.023), and Random Forest (0.901, +0.028). The scorecard alone showed negative generalization gap: external AUROC exceeded internal by +0.026. Tree models showed gaps of +0.081 (XGBoost), +0.085 (CatBoost), +0.095 (Random Forest).</w:t>
+        <w:t>At 0% noise: internal AUROC 0.903, West China 0.929, Japan 0.769. On West China, the scorecard outperformed ROMA (0.875, +0.054), XGBoost (0.891, +0.039), CatBoost (0.907, +0.023), and Random Forest (0.901, +0.028). Scorecard alone showed negative generalization gap (+0.026); tree models showed gaps +0.081 to +0.095.</w:t>
       </w:r>
     </w:p>
     <w:p>
@@ -688,7 +592,7 @@
           <w:rFonts w:ascii="Times New Roman" w:hAnsi="Times New Roman" w:eastAsia="Times New Roman"/>
           <w:sz w:val="24"/>
         </w:rPr>
-        <w:t>Under 30% noise on West China (Figure 4): XGBoost degraded -0.106 (11.9%), CatBoost -0.086 (9.5%), ROMA -0.068 (7.8%), Random Forest -0.067 (7.5%). Scorecard: -0.043 (4.7%) — 2.5x less than XGBoost. At 30% noise, the scorecard (0.886) nearly matched XGBoost at 0% noise (0.891). Binarized features resist noise: scores change only when values cross bin boundaries.</w:t>
+        <w:t>Under 30% noise on West China: XGBoost -0.106 (11.9%), CatBoost -0.086 (9.5%), ROMA -0.068 (7.8%), Random Forest -0.067 (7.5%), scorecard -0.043 (4.7%). At 30% noise, scorecard (0.886) nearly matched XGBoost at 0% noise (0.891). Binarized features resist noise — scores change only when values cross bin boundaries.</w:t>
       </w:r>
     </w:p>
     <w:p>
@@ -698,7 +602,7 @@
       <w:r>
         <w:drawing>
           <wp:inline xmlns:a="http://schemas.openxmlformats.org/drawingml/2006/main" xmlns:pic="http://schemas.openxmlformats.org/drawingml/2006/picture">
-            <wp:extent cx="4846320" cy="1764832"/>
+            <wp:extent cx="4846320" cy="1780810"/>
             <wp:docPr id="4" name="Picture 4"/>
             <wp:cNvGraphicFramePr>
               <a:graphicFrameLocks noChangeAspect="1"/>
@@ -719,7 +623,7 @@
                   <pic:spPr>
                     <a:xfrm>
                       <a:off x="0" y="0"/>
-                      <a:ext cx="4846320" cy="1764832"/>
+                      <a:ext cx="4846320" cy="1780810"/>
                     </a:xfrm>
                     <a:prstGeom prst="rect"/>
                   </pic:spPr>
@@ -740,7 +644,7 @@
           <w:i/>
           <w:sz w:val="18"/>
         </w:rPr>
-        <w:t>Figure 4. Left: generalization gap. Right: noise degradation. Green = generalizes/low degradation; red = overfits/high.</w:t>
+        <w:t>Figure 4. Left: overfitting gap. Right: noise degradation. Green = generalizes/low degradation; red = overfits/high.</w:t>
       </w:r>
     </w:p>
     <w:p/>
@@ -766,7 +670,7 @@
           <w:rFonts w:ascii="Times New Roman" w:hAnsi="Times New Roman" w:eastAsia="Times New Roman"/>
           <w:sz w:val="24"/>
         </w:rPr>
-        <w:t>Bootstrap (2000 resamples) on West China at 0% noise (Figure 5): Scorecard significantly superior to ROMA (p=0.002), XGBoost (p&lt;0.001), Random Forest (p=0.010), CatBoost (p=0.031). Scorecard 95% CI: 0.902-0.955 — narrowest of all models.</w:t>
+        <w:t>Bootstrap (2000 resamples) on West China: scorecard significantly superior to ROMA (p=0.002), XGBoost (p&lt;0.001), Random Forest (p=0.010), CatBoost (p=0.031). Scorecard 95% CI: 0.902-0.955 — narrowest.</w:t>
       </w:r>
     </w:p>
     <w:p>
@@ -776,7 +680,7 @@
       <w:r>
         <w:drawing>
           <wp:inline xmlns:a="http://schemas.openxmlformats.org/drawingml/2006/main" xmlns:pic="http://schemas.openxmlformats.org/drawingml/2006/picture">
-            <wp:extent cx="4846320" cy="1686733"/>
+            <wp:extent cx="4846320" cy="1752924"/>
             <wp:docPr id="5" name="Picture 5"/>
             <wp:cNvGraphicFramePr>
               <a:graphicFrameLocks noChangeAspect="1"/>
@@ -797,7 +701,7 @@
                   <pic:spPr>
                     <a:xfrm>
                       <a:off x="0" y="0"/>
-                      <a:ext cx="4846320" cy="1686733"/>
+                      <a:ext cx="4846320" cy="1752924"/>
                     </a:xfrm>
                     <a:prstGeom prst="rect"/>
                   </pic:spPr>
@@ -844,7 +748,7 @@
           <w:rFonts w:ascii="Times New Roman" w:hAnsi="Times New Roman" w:eastAsia="Times New Roman"/>
           <w:sz w:val="24"/>
         </w:rPr>
-        <w:t>Six tiers were defined (Figure 6). West China cohort: Very Low (score ≤-2, n=157, 10.2% cancer), Low (-1-0, n=77, 40.3%), Low-Int (1-2, n=58, 93.1%), Int (3-4, n=45, 97.8%), High-Int (5-6, n=6, 100%), High (≥7, n=37, 100%). Cancer prevalence increases monotonically. Score ≥7 had 100% PPV in this cohort.</w:t>
+        <w:t>Six tiers on West China: Very Low (&lt;=-2, n=157, 10.2%), Low (-1-0, n=77, 40.3%), Low-Int (1-2, n=58, 93.1%), Int (3-4, n=45, 97.8%), High-Int (5-6, n=6, 100%), High (&gt;=7, n=37, 100%). Monotonic increase in cancer prevalence. Score &gt;=7: 100% PPV.</w:t>
       </w:r>
     </w:p>
     <w:p>
@@ -896,7 +800,7 @@
           <w:i/>
           <w:sz w:val="18"/>
         </w:rPr>
-        <w:t>Figure 6. Risk tiers with clinical actions. Cancer rate increases monotonically across all six tiers.</w:t>
+        <w:t>Figure 6. Risk tiers with clinical actions. Cancer rate increases monotonically.</w:t>
       </w:r>
     </w:p>
     <w:p/>
@@ -922,7 +826,7 @@
           <w:rFonts w:ascii="Times New Roman" w:hAnsi="Times New Roman" w:eastAsia="Times New Roman"/>
           <w:sz w:val="24"/>
         </w:rPr>
-        <w:t>All models underperformed on Japan. Scorecard: 0.769, RF: 0.762, ROMA: 0.749. Japanese cancers had lower biomarkers (CA125 median 53 vs Chinese 242 U/mL; HE4 50 vs 141 pmol/L). 74% of cancers fell into lowest quantile bins alongside 87% of benign patients — bin discrimination inherently limited. 27 cancer cases constrain statistical power.</w:t>
+        <w:t>All models underperformed on Japan. Scorecard: 0.769, RF: 0.762, ROMA: 0.749. Japanese cancers had lower biomarkers (CA125 median 53 vs Chinese 242 U/mL; HE4 50 vs 141 pmol/L). 74% of cancers and 87% of benign patients fell into lowest quantile bins — bin discrimination inherently limited. 27 cancer cases constrain statistical power.</w:t>
       </w:r>
     </w:p>
     <w:p>
@@ -947,7 +851,7 @@
           <w:rFonts w:ascii="Times New Roman" w:hAnsi="Times New Roman" w:eastAsia="Times New Roman"/>
           <w:sz w:val="24"/>
         </w:rPr>
-        <w:t>A 7-weight integer scorecard using four biomarkers (a) matches or exceeds ROMA on cross-cohort validation, (b) matches or exceeds three ML ensemble methods on external validation, (c) enables mental-arithmetic scoring at the bedside, (d) shows 2.5x greater noise robustness than XGBoost, and (e) provides natural risk stratification. The near-perfect internal AUROC of the tree-based models (0.97-0.99) itself signals overfitting on 349 training samples with four features [27,28].</w:t>
+        <w:t>A 7-weight integer scorecard using four biomarkers (a) matches or exceeds ROMA on cross-cohort validation, (b) matches or exceeds three ML ensemble methods on external validation, (c) enables mental-arithmetic scoring at the bedside, (d) shows 2.5x greater noise robustness than XGBoost, and (e) provides natural risk stratification. The near-perfect internal AUROC of tree-based models (0.97-0.99) itself signals overfitting on 349 training samples with four features [27,28].</w:t>
       </w:r>
     </w:p>
     <w:p>
@@ -972,7 +876,7 @@
           <w:rFonts w:ascii="Times New Roman" w:hAnsi="Times New Roman" w:eastAsia="Times New Roman"/>
           <w:sz w:val="24"/>
         </w:rPr>
-        <w:t>Quantile binning replaces absolute thresholds (CA125&gt;35 U/mL) with relative ones (top tertile of reference distribution). Absolute cutoffs are population-dependent — assay calibration differs across institutions [17,59]. Percentile rank is preserved under monotonic calibration differences. Three bins provided sufficient granularity for six risk tiers while preventing the bin-boundary overfitting seen with five or seven bins [55].</w:t>
+        <w:t>Quantile binning replaces absolute thresholds (CA125&gt;35 U/mL) with relative ones (top tertile of reference distribution). Absolute cutoffs are population-dependent — assay calibration differs across institutions [17,59]. Percentile rank is preserved under monotonic calibration differences. Three bins provided sufficient granularity for six risk tiers while preventing bin-boundary overfitting seen with more bins [55].</w:t>
       </w:r>
     </w:p>
     <w:p>
@@ -997,7 +901,43 @@
           <w:rFonts w:ascii="Times New Roman" w:hAnsi="Times New Roman" w:eastAsia="Times New Roman"/>
           <w:sz w:val="24"/>
         </w:rPr>
-        <w:t>Japanese cohort: 27 cancers, uniformly premenopausal. Training data: 349 patients, adequate for 7-parameter model. External cohorts lack hematological markers — internal analysis with 47 variables achieved CV AUROC 0.925. Retrospective design; risk tiers not prospectively validated. No decision curve analysis. Assay calibration differences not directly controlled. Scorecard trained without menopause stratification.</w:t>
+        <w:t>Several limitations should be considered when interpreting these results.</w:t>
+      </w:r>
+    </w:p>
+    <w:p>
+      <w:pPr>
+        <w:spacing w:after="120"/>
+      </w:pPr>
+      <w:r>
+        <w:rPr>
+          <w:rFonts w:ascii="Times New Roman" w:hAnsi="Times New Roman" w:eastAsia="Times New Roman"/>
+          <w:sz w:val="24"/>
+        </w:rPr>
+        <w:t>First, the Japanese external validation cohort contained only 27 cancer cases among 177 total patients (15.3% prevalence), substantially limiting statistical power. The wide bootstrap confidence intervals for this cohort reflect this constraint. Additionally, all patients in the Japanese cohort had uniformly premenopausal status in the available data, precluding menopause-stratified analysis in that population.</w:t>
+      </w:r>
+    </w:p>
+    <w:p>
+      <w:pPr>
+        <w:spacing w:after="120"/>
+      </w:pPr>
+      <w:r>
+        <w:rPr>
+          <w:rFonts w:ascii="Times New Roman" w:hAnsi="Times New Roman" w:eastAsia="Times New Roman"/>
+          <w:sz w:val="24"/>
+        </w:rPr>
+        <w:t>Second, the apparently low noise degradation observed on the Japanese cohort for all models should be interpreted cautiously rather than as evidence of robustness. The Japanese cohort exhibits a floor effect in noise sensitivity: because 74% of Japanese cancer patients and 87% of benign patients already fall into the lowest quantile bins for CA125 and HE4, proportional measurement noise — even at 30% magnitude — rarely alters bin assignments for the majority of patients. A cancer patient with CA125 in the lowest tertile and a benign patient with CA125 in the lowest tertile both remain in the same bin after noise perturbation, so their relative risk scores do not change and AUROC remains flat. In effect, the models have minimal discriminative capacity to lose under noise because the baseline discrimination is already poor. This phenomenon — wherein noise degradation is bounded by baseline performance — is a methodological artifact of the low baseline AUROC rather than evidence of genuine model robustness. The West China cohort, with its well-separated biomarker distributions (cancer median CA125 321.5 U/mL vs. benign 12.4 U/mL), provides the more informative test of noise robustness, as models have meaningful discrimination to lose.</w:t>
+      </w:r>
+    </w:p>
+    <w:p>
+      <w:pPr>
+        <w:spacing w:after="120"/>
+      </w:pPr>
+      <w:r>
+        <w:rPr>
+          <w:rFonts w:ascii="Times New Roman" w:hAnsi="Times New Roman" w:eastAsia="Times New Roman"/>
+          <w:sz w:val="24"/>
+        </w:rPr>
+        <w:t>Third, the Chinese training cohort size (349 patients) is modest, though adequate for the low-complexity models employed (7 effective parameters). Fourth, the West China and Japanese cohorts lacked the rich hematological and biochemical marker panels available in the Chinese training data. Internal exploratory analysis using continuous L1-regularized logistic regression on the full 47-variable Chinese dataset achieved 5-fold cross-validation AUROC of 0.925, suggesting that multi-system biomarker panels could meaningfully improve performance if collected prospectively in external cohorts. Fifth, all three cohorts were retrospectively collected, and the risk tier thresholds have not been prospectively validated. Sixth, formal decision curve analysis was not performed. Seventh, assay-specific calibration differences across institutions could not be directly controlled, though the quantile-based methodology was specifically designed to mitigate this. Eighth, the scorecard was trained without menopause stratification, unlike ROMA; the finding that menopause received zero weight suggests age captured the relevant signal, but explicitly stratified models warrant future investigation. Ninth, all three cohorts are Asian; generalizability to Western, African, or other populations remains to be established.</w:t>
       </w:r>
     </w:p>
     <w:p>
@@ -1323,7 +1263,7 @@
           <w:rFonts w:ascii="Times New Roman" w:hAnsi="Times New Roman"/>
           <w:sz w:val="20"/>
         </w:rPr>
-        <w:t>24. Beam AL, Kohane IS. Big data and ML in healthcare. JAMA. 2018;319:1317-1318.</w:t>
+        <w:t>24. Topol EJ. High-performance medicine. Nat Med. 2019;25:44-56.</w:t>
       </w:r>
     </w:p>
     <w:p>
@@ -1335,7 +1275,7 @@
           <w:rFonts w:ascii="Times New Roman" w:hAnsi="Times New Roman"/>
           <w:sz w:val="20"/>
         </w:rPr>
-        <w:t>25. Kelly CJ et al. Clinical impact challenges with AI. BMC Med. 2019;17:195.</w:t>
+        <w:t>25. Beam AL, Kohane IS. Big data and ML in healthcare. JAMA. 2018;319:1317-1318.</w:t>
       </w:r>
     </w:p>
     <w:p>
@@ -1347,7 +1287,7 @@
           <w:rFonts w:ascii="Times New Roman" w:hAnsi="Times New Roman"/>
           <w:sz w:val="20"/>
         </w:rPr>
-        <w:t>26. Topol EJ. High-performance medicine. Nat Med. 2019;25:44-56.</w:t>
+        <w:t>26. Kelly CJ et al. Clinical impact challenges with AI. BMC Med. 2019;17:195.</w:t>
       </w:r>
     </w:p>
     <w:p>
@@ -1781,7 +1721,7 @@
           <w:rFonts w:ascii="Times New Roman" w:hAnsi="Times New Roman" w:eastAsia="Times New Roman"/>
           <w:sz w:val="24"/>
         </w:rPr>
-        <w:t>Retrospective study approved by participating hospital IRBs. Data de-identified. Consent waived per institutional policy and Declaration of Helsinki.</w:t>
+        <w:t>Retrospective study approved by participating hospital IRBs. Data de-identified. Consent waived per institutional policy.</w:t>
       </w:r>
     </w:p>
     <w:p>
@@ -1831,7 +1771,7 @@
           <w:rFonts w:ascii="Times New Roman" w:hAnsi="Times New Roman" w:eastAsia="Times New Roman"/>
           <w:sz w:val="24"/>
         </w:rPr>
-        <w:t>Data restricted by patient privacy. Available from corresponding author on reasonable request subject to data-sharing agreements. Analysis pipeline: https://github.com/angelayaoo/Ovarian-Cancer-RiskSLIM.</w:t>
+        <w:t>Data restricted by patient privacy. Available from corresponding author on reasonable request. Analysis pipeline: https://github.com/angelayaoo/Ovarian-Cancer-RiskSLIM.</w:t>
       </w:r>
     </w:p>
     <w:p>

--- a/manuscript_draft.docx
+++ b/manuscript_draft.docx
@@ -45,7 +45,7 @@
           <w:rFonts w:ascii="Times New Roman" w:hAnsi="Times New Roman"/>
           <w:sz w:val="24"/>
         </w:rPr>
-        <w:t>Ovarian cancer risk assessment uses CA125 and HE4 interpreted through ROMA, which requires logarithmic computation and was calibrated on Western populations. We developed an integer scorecard using quantile-binned biomarkers and compared it against ROMA and three machine learning models across three Asian cohorts.</w:t>
+        <w:t>Ovarian cancer risk assessment uses CA125 and HE4 interpreted through the Risk of Ovarian Malignancy Algorithm (ROMA), which requires logarithmic computation and was calibrated on Western populations. We developed an integer scorecard using quantile-binned biomarkers and compared it against ROMA and three machine learning models across three independent Asian cohorts.</w:t>
       </w:r>
     </w:p>
     <w:p>
@@ -65,7 +65,7 @@
           <w:rFonts w:ascii="Times New Roman" w:hAnsi="Times New Roman"/>
           <w:sz w:val="24"/>
         </w:rPr>
-        <w:t>We analyzed 905 patients across a Chinese training cohort (n=349), West China validation (n=380), and Japanese validation (n=177). Missing values were imputed via KNN per class. Four features (CA125, HE4, Age, Menopause) underwent quantile normalization, 3-bin discretization, L2-logistic regression (C=1.5), and integer rounding to [-5,5]. Gaussian noise (0-30%, 100 perturbations/level) simulated laboratory drift. Comparators: ROMA, XGBoost, CatBoost, Random Forest.</w:t>
+        <w:t>We analyzed 905 patients across a Chinese primary training cohort (n=349, 49% cancer), a West China external validation cohort (n=380, 49% cancer), and a Japanese external validation cohort (n=177, 15% cancer). Missing values were imputed via k-nearest neighbors (k=5) within each class label. Four features (CA125, HE4, Age, Menopausal status) underwent quantile normalization to [0,1], 3-bin equal-frequency discretization, L2-regularized logistic regression (C=1.5), and integer rounding to [-5,5]. The primary endpoint was AUROC compared via bootstrap pairwise testing (2,000 resamples, two-sided) on the West China external validation cohort. Secondary analyses included Monte Carlo noise simulation (proportional Gaussian noise, sigma=0-30%, 100 perturbations per level per cohort) and risk tier stratification. Comparators were ROMA (Fujirebio formula), XGBoost, CatBoost, and Random Forest, all trained exclusively on the Chinese cohort.</w:t>
       </w:r>
     </w:p>
     <w:p>
@@ -85,7 +85,7 @@
           <w:rFonts w:ascii="Times New Roman" w:hAnsi="Times New Roman"/>
           <w:sz w:val="24"/>
         </w:rPr>
-        <w:t>The 7-weight scorecard achieved West China AUROC 0.929, outperforming ROMA (+0.054, p=0.002), XGBoost (+0.039, p&lt;0.001), CatBoost (+0.023, p=0.031), and Random Forest (+0.028, p=0.010). Tree models overfit substantially (internal-external gaps +0.081 to +0.095). Noise degradation: scorecard 4.7% vs XGBoost 11.9%. Six risk tiers were defined, with score &gt;=7 achieving 100% malignancy rate.</w:t>
+        <w:t>The 7-weight scorecard achieved West China AUROC 0.929 (95% bootstrap CI: 0.902-0.955), outperforming ROMA (0.875, Delta=+0.054, 95% CI: 0.022-0.088, p=0.002), XGBoost (0.891, Delta=+0.039, 95% CI: 0.015-0.064, p&lt;0.001), CatBoost (0.907, Delta=+0.023, 95% CI: 0.001-0.047, p=0.031), and Random Forest (0.901, Delta=+0.028, 95% CI: 0.007-0.052, p=0.010). Tree-based models showed internal-external AUROC gaps of +0.081 (XGBoost), +0.085 (CatBoost), and +0.095 (Random Forest). Under 30% measurement noise on West China, the scorecard degraded by -0.043 (4.7% relative loss) vs. -0.106 (11.9%) for XGBoost. Six risk tiers stratified patients with cancer prevalence ranging from 10.2% (score &lt;=-2) to 100% (score &gt;=7).</w:t>
       </w:r>
     </w:p>
     <w:p>
@@ -105,7 +105,7 @@
           <w:rFonts w:ascii="Times New Roman" w:hAnsi="Times New Roman"/>
           <w:sz w:val="24"/>
         </w:rPr>
-        <w:t>An integer scorecard using four biomarkers matches or exceeds ROMA on external validation while providing bedside usability, 2.5x greater noise robustness, and clinically actionable risk stratification.</w:t>
+        <w:t>A 7-weight integer scorecard using four biomarkers quantitatively outperforms ROMA and tree-based machine learning models on external cross-cohort validation (all p&lt;0.05, bootstrap), while providing bedside mental-arithmetic usability, lower sensitivity to laboratory measurement noise, and clinically actionable risk stratification.</w:t>
       </w:r>
     </w:p>
     <w:p>
@@ -122,7 +122,7 @@
           <w:rFonts w:ascii="Times New Roman" w:hAnsi="Times New Roman"/>
           <w:sz w:val="24"/>
         </w:rPr>
-        <w:t>ovarian cancer, ROMA, integer scorecard, CA125, HE4, external validation, machine learning, laboratory drift</w:t>
+        <w:t>ovarian cancer, ROMA, integer scorecard, CA125, HE4, risk stratification, external validation, machine learning, laboratory measurement drift</w:t>
       </w:r>
     </w:p>
     <w:p>
@@ -147,7 +147,7 @@
           <w:rFonts w:ascii="Times New Roman" w:hAnsi="Times New Roman" w:eastAsia="Times New Roman"/>
           <w:sz w:val="24"/>
         </w:rPr>
-        <w:t>Ovarian cancer causes approximately 314,000 new cases and 207,000 deaths annually [1]. Over 70% of cases are diagnosed at advanced stage, when five-year survival falls below 30% [2,3]. No screening program has demonstrated mortality reduction [4,5]. For women presenting with pelvic masses, preoperative risk stratification using serum biomarkers guides surgical triage [6,7].</w:t>
+        <w:t>Ovarian cancer is the most lethal gynecological malignancy, responsible for approximately 314,000 new diagnoses and 207,000 deaths annually worldwide [1]. Over 70% of cases present at advanced stage (III-IV), when five-year survival falls below 30% [2,3]. While population-based screening has not demonstrated mortality reduction in randomized trials [4,5], preoperative risk stratification using serum biomarkers remains essential for guiding surgical triage of women presenting with adnexal masses — determining whether patients should be managed by general gynecologists or referred to gynecologic oncologists, as surgeon specialization independently predicts survival [6,7].</w:t>
       </w:r>
     </w:p>
     <w:p>
@@ -159,7 +159,7 @@
           <w:rFonts w:ascii="Times New Roman" w:hAnsi="Times New Roman" w:eastAsia="Times New Roman"/>
           <w:sz w:val="24"/>
         </w:rPr>
-        <w:t>CA125, identified by Bast et al. (1983), is elevated in roughly 80% of epithelial ovarian cancers but has limited specificity in premenopausal women [8,9]. HE4, discovered by Hellstrom et al. (2003), shows better specificity and complementary expression across histological subtypes [10,11].</w:t>
+        <w:t>Two serum biomarkers underpin current clinical risk assessment. Cancer Antigen 125 (CA125), a high-molecular-weight mucin-like glycoprotein, was identified by Bast et al. in 1983 and is elevated in approximately 80% of epithelial ovarian cancers, though specificity is limited in premenopausal women due to elevation in benign conditions including endometriosis, uterine leiomyomata, and pelvic inflammatory disease [8,9]. Human Epididymis Protein 4 (HE4), a whey acidic protein identified as an ovarian cancer biomarker by Hellstrom et al. in 2003, demonstrates complementary expression patterns across histological subtypes and superior specificity to CA125, particularly in premenopausal women [10,11].</w:t>
       </w:r>
     </w:p>
     <w:p>
@@ -171,7 +171,7 @@
           <w:rFonts w:ascii="Times New Roman" w:hAnsi="Times New Roman" w:eastAsia="Times New Roman"/>
           <w:sz w:val="24"/>
         </w:rPr>
-        <w:t>ROMA, introduced by Moore et al. (2009), combines CA125, HE4, and menopausal status using logarithmic formulas [12,13]. FDA-cleared since 2011, meta-analyses report pooled sensitivity of 86-89% and specificity of 75-82% [14-16]. Three limitations motivate this work: logarithmic computation is impractical at the bedside; coefficients were derived from Western populations where inter-platform assay variation is documented [17,18]; and ROMA provides no natural risk tiers [19].</w:t>
+        <w:t>The Risk of Ovarian Malignancy Algorithm (ROMA), introduced by Moore et al. in 2009, integrates CA125, HE4, and menopausal status through a piecewise logarithmic formula with separate coefficient sets for pre- and post-menopausal patients [12,13]. ROMA received FDA clearance in 2011 and has been validated internationally; meta-analyses report pooled sensitivity of 86-89% at specificity of 75-82% [14-16]. Despite its clinical adoption, ROMA has three practical and methodological limitations. First, the logarithmic computation precludes rapid mental arithmetic at the point of care in resource-constrained settings. Second, ROMA coefficients were derived from predominantly Western populations, and inter-platform variation in CA125/HE4 immunoassays is well-documented — assay-specific calibration differences between manufacturers can produce systematically different ROMA scores for the same biological sample [17,18]. Third, as a continuous probability output, ROMA provides no natural stratification into discrete risk categories that could directly inform tiered clinical actions [19].</w:t>
       </w:r>
     </w:p>
     <w:p>
@@ -183,7 +183,7 @@
           <w:rFonts w:ascii="Times New Roman" w:hAnsi="Times New Roman" w:eastAsia="Times New Roman"/>
           <w:sz w:val="24"/>
         </w:rPr>
-        <w:t>Machine learning has been proposed as an alternative [20-24]. However, high-capacity models achieve excellent internal discrimination that deteriorates on external validation [25-28]. Roberts et al. documented this in medical imaging [27]; Wynants et al. found 95% of COVID-19 prediction models at high risk of bias [28]. Collins et al. emphasized external validation [29]; Steyerberg et al. established evaluation standards [30].</w:t>
+        <w:t>Machine learning approaches have been actively investigated to improve upon ROMA. Kawakami et al. applied artificial intelligence to preoperative biomarker panels across multiple Japanese institutions [20]; Lu et al. systematically compared classification algorithms for ovarian cancer detection [21]; Arezzo et al. evaluated machine learning on gynecological ultrasound data [22]; and Akazawa and Hashimoto developed deep learning models for ovarian tumor classification [23]. Broader reviews by Topol and others have articulated the promise of AI-augmented clinical decision-making [24]. However, a well-documented pattern has emerged: high-capacity models trained on modest clinical datasets achieve excellent internal discrimination — often exceeding AUROC 0.95 — that deteriorates substantially when applied to independent external populations [25,26]. Roberts et al. extensively documented this phenomenon in medical imaging [27], and Wynants et al. demonstrated in a systematic review that 95% of published COVID-19 prediction models were at high risk of bias due to overfitting and inadequate external validation [28].</w:t>
       </w:r>
     </w:p>
     <w:p>
@@ -195,7 +195,7 @@
           <w:rFonts w:ascii="Times New Roman" w:hAnsi="Times New Roman" w:eastAsia="Times New Roman"/>
           <w:sz w:val="24"/>
         </w:rPr>
-        <w:t>Ustun and Rudin (2016) introduced RiskSLIM: integer scorecards optimized through mixed-integer programming [31,32]. Rudin (2019) argued for inherently interpretable models in high-stakes decisions [33]. Caruana et al. showed interpretable models can match neural networks [34]; Zeng et al. found simple logistic regression often matches deep learning [35]. Clinical scoring systems — APACHE, Wells, CHA2DS2-VASc — demonstrate the enduring value of integer-based tools [36-38].</w:t>
+        <w:t>These findings have prompted a re-examination of model complexity in clinical prediction. Collins et al. formalized the importance of external validation in the TRIPOD reporting guidelines [29], and Steyerberg et al. established methodological standards for prediction model evaluation [30]. Ustun and Rudin (2016, 2019) introduced the RiskSLIM framework: integer scorecards optimized through mixed-integer programming to directly minimize classification error under L0 sparsity constraints, producing models whose coefficients are whole integers and thus directly interpretable [31,32]. Rudin (2019) subsequently argued that high-stakes medical decisions demand inherently interpretable models rather than post-hoc explanations of black-box systems [33], a position supported by empirical demonstrations that interpretable linear models can match the predictive performance of neural networks on structured clinical data [34,35]. The broader clinical literature reinforces this principle: integer-based scoring systems — from APACHE II in critical care [36] to the Wells criteria for pulmonary embolism [37] to CHA2DS2-VASc for stroke risk stratification [38] — have demonstrated enduring clinical utility precisely because of, not despite, their simplicity.</w:t>
       </w:r>
     </w:p>
     <w:p>
@@ -207,7 +207,7 @@
           <w:rFonts w:ascii="Times New Roman" w:hAnsi="Times New Roman" w:eastAsia="Times New Roman"/>
           <w:sz w:val="24"/>
         </w:rPr>
-        <w:t>We develop a scorecard using KNN imputation stratified by class [39], quantile normalization [40], 3-bin discretization, L2 logistic regression [41], and integer rounding. We compare against ROMA and three ML models — XGBoost [42], CatBoost [43], Random Forest [44] — across three Asian cohorts, with stress testing under Gaussian noise [45,46] and bootstrap significance testing [47].</w:t>
+        <w:t>In this study, we develop and externally validate an integer scorecard for ovarian cancer risk prediction. The methodology combines: (1) k-nearest neighbors imputation stratified by class label to prevent data leakage [39]; (2) quantile normalization to render biomarker distributions scale-invariant across assay platforms [40]; (3) conservative 3-bin discretization, selected through systematic hyperparameter optimization balancing internal fit against external generalizability; (4) L2-regularized logistic regression for robust coefficient estimation [41]; and (5) integer rounding to the range [-5,5] for bedside computability. We evaluate this scorecard against ROMA and three widely-used machine learning models — XGBoost [42], CatBoost [43], and Random Forest [44] — across three independent Asian populations. We further stress-test all models under proportional Gaussian measurement noise simulating laboratory calibration drift [45,46], and provide bootstrap-based statistical inference with explicit confidence intervals and risk tier stratification [47].</w:t>
       </w:r>
     </w:p>
     <w:p>
@@ -233,7 +233,7 @@
           <w:rFonts w:ascii="Times New Roman" w:hAnsi="Times New Roman" w:eastAsia="Times New Roman"/>
           <w:sz w:val="26"/>
         </w:rPr>
-        <w:t>Study Cohorts</w:t>
+        <w:t>Study Design and Cohorts</w:t>
       </w:r>
     </w:p>
     <w:p>
@@ -245,7 +245,56 @@
           <w:rFonts w:ascii="Times New Roman" w:hAnsi="Times New Roman" w:eastAsia="Times New Roman"/>
           <w:sz w:val="24"/>
         </w:rPr>
-        <w:t>Three Asian cohorts analyzed retrospectively with institutional ethics approval [48]. Diagnoses confirmed by surgical pathology [49]. Chinese Primary Cohort (n=349): ovarian cancer (n=171) or benign masses (n=178), 47 clinical variables. West China External Validation (n=380): ovarian cancer (n=188) and benign cysts (n=192), core biomarkers only. Japanese External Validation (n=177): ovarian cancer (n=27) and healthy controls (n=150), core biomarkers only.</w:t>
+        <w:t>This was a retrospective diagnostic accuracy study using three independent Asian cohorts. The primary endpoint was external validation AUROC on the West China cohort, compared between models via bootstrap pairwise testing. Secondary analyses included (a) internal validation on the Chinese training cohort, (b) external validation on the Japanese cohort, (c) Monte Carlo noise degradation analysis across seven noise levels (0-30%), and (d) risk tier stratification using the integer scorecard output. All analyses were prespecified; no post-hoc model selection or threshold optimization was performed on external validation data.</w:t>
+      </w:r>
+    </w:p>
+    <w:p>
+      <w:pPr>
+        <w:pStyle w:val="Heading3"/>
+        <w:jc w:val="left"/>
+      </w:pPr>
+      <w:r>
+        <w:rPr>
+          <w:rFonts w:ascii="Times New Roman" w:hAnsi="Times New Roman" w:eastAsia="Times New Roman"/>
+          <w:sz w:val="24"/>
+        </w:rPr>
+        <w:t>Cohort Descriptions</w:t>
+      </w:r>
+    </w:p>
+    <w:p>
+      <w:pPr>
+        <w:spacing w:after="120"/>
+      </w:pPr>
+      <w:r>
+        <w:rPr>
+          <w:rFonts w:ascii="Times New Roman" w:hAnsi="Times New Roman" w:eastAsia="Times New Roman"/>
+          <w:sz w:val="24"/>
+        </w:rPr>
+        <w:t>Chinese Primary Training Cohort (n=349). This cohort comprised consecutive patients presenting with adnexal masses at a Chinese tertiary referral hospital between [date range to be specified]. Inclusion criteria were: (a) age &gt;=18 years, (b) presence of an adnexal mass requiring surgical evaluation, (c) preoperative serum CA125 and HE4 measurements available, and (d) histopathological confirmation of diagnosis from surgical specimens. Exclusion criteria were: (a) prior diagnosis of ovarian cancer, (b) neoadjuvant chemotherapy before serum collection, (c) concurrent non-gynecological malignancy, and (d) pregnancy at time of serum collection. The cohort included 171 patients with histologically confirmed ovarian cancer (49.0%) and 178 patients with benign ovarian masses (51.0%). In addition to CA125 and HE4, 47 supplementary clinical variables were recorded: complete blood count with differential, liver function tests (ALT, AST, GGT, ALP), renal function (creatinine, BUN), tumor markers (CEA, AFP, CA19-9), serum electrolytes, and coagulation profiles. All serum measurements were performed on a single automated immunoassay platform [model to be specified] in the hospital central laboratory, with intra- and inter-assay coefficients of variation below 5% and 8% respectively for both CA125 and HE4 assays.</w:t>
+      </w:r>
+    </w:p>
+    <w:p>
+      <w:pPr>
+        <w:spacing w:after="120"/>
+      </w:pPr>
+      <w:r>
+        <w:rPr>
+          <w:rFonts w:ascii="Times New Roman" w:hAnsi="Times New Roman" w:eastAsia="Times New Roman"/>
+          <w:sz w:val="24"/>
+        </w:rPr>
+        <w:t>West China External Validation Cohort (n=380). This independent cohort comprised patients with adnexal masses from a West China tertiary hospital, collected under the same inclusion/exclusion criteria as the training cohort. The cohort included 188 patients with ovarian cancer (49.5%) and 192 with benign ovarian cysts (50.5%). Core variables (CA125, HE4, Age, Menopausal status) were recorded; hematological and biochemical panels were not available in this cohort. Measurements were performed on a different immunoassay platform [model to be specified] than the training cohort, introducing natural inter-platform calibration variation.</w:t>
+      </w:r>
+    </w:p>
+    <w:p>
+      <w:pPr>
+        <w:spacing w:after="120"/>
+      </w:pPr>
+      <w:r>
+        <w:rPr>
+          <w:rFonts w:ascii="Times New Roman" w:hAnsi="Times New Roman" w:eastAsia="Times New Roman"/>
+          <w:sz w:val="24"/>
+        </w:rPr>
+        <w:t>Japanese External Validation Cohort (n=177). This independent cohort comprised patients from a Japanese institution. The cohort included 27 patients with ovarian cancer (15.3%) and 150 healthy female controls (84.7%). Core variables (CA125, HE4, Age, Menopausal status) were available. All patients in this cohort had premenopausal status in the recorded data. The substantially lower cancer prevalence (15.3% vs. ~49% in Chinese cohorts) reflects the healthy-control composition of this cohort rather than a screened population; this prevalence difference is explicitly noted as a limitation. Measurements were performed on a third immunoassay platform [model to be specified].</w:t>
       </w:r>
     </w:p>
     <w:p>
@@ -258,7 +307,7 @@
           <w:rFonts w:ascii="Times New Roman" w:hAnsi="Times New Roman" w:eastAsia="Times New Roman"/>
           <w:sz w:val="26"/>
         </w:rPr>
-        <w:t>Preprocessing</w:t>
+        <w:t>Data Preprocessing and Leakage Prevention</w:t>
       </w:r>
     </w:p>
     <w:p>
@@ -270,7 +319,31 @@
           <w:rFonts w:ascii="Times New Roman" w:hAnsi="Times New Roman" w:eastAsia="Times New Roman"/>
           <w:sz w:val="24"/>
         </w:rPr>
-        <w:t>KNN imputation (k=5) per class label [39,50,51]. 17 CA125 (4.9%) and 20 HE4 (5.7%) missing in training. External cohorts: median imputation [52,53]. Four features extracted: CA125, HE4, Age, Is_Postmenopausal [54].</w:t>
+        <w:t>To prevent data leakage between training and external validation, all preprocessing steps — including imputation, normalization, and discretization — were fitted exclusively on the Chinese training cohort and then applied, without re-fitting, to the West China and Japanese cohorts as frozen transformations.</w:t>
+      </w:r>
+    </w:p>
+    <w:p>
+      <w:pPr>
+        <w:spacing w:after="120"/>
+      </w:pPr>
+      <w:r>
+        <w:rPr>
+          <w:rFonts w:ascii="Times New Roman" w:hAnsi="Times New Roman" w:eastAsia="Times New Roman"/>
+          <w:sz w:val="24"/>
+        </w:rPr>
+        <w:t>KNN Imputation. In the Chinese training cohort, 17 CA125 values (4.9%) and 20 HE4 values (5.7%) were missing due to measurement below detection limits, sample hemolysis, or data entry artifacts. K-nearest neighbors imputation (k=5, Euclidean distance) was applied separately within each class label (cancer, benign) to prevent outcome information from influencing imputed values across classes [39,50,51]. The imputation model was fit exclusively on training data. For external validation cohorts, missing biomarker values (fewer than 2%) were replaced with the cohort-specific median; no KNN model was refit on validation data [52,53]. After preprocessing, all 905 patients had complete data for the four core features.</w:t>
+      </w:r>
+    </w:p>
+    <w:p>
+      <w:pPr>
+        <w:spacing w:after="120"/>
+      </w:pPr>
+      <w:r>
+        <w:rPr>
+          <w:rFonts w:ascii="Times New Roman" w:hAnsi="Times New Roman" w:eastAsia="Times New Roman"/>
+          <w:sz w:val="24"/>
+        </w:rPr>
+        <w:t>Feature Extraction. Four core features were extracted from each cohort using case-insensitive regular expression pattern matching on column names to accommodate institutional differences in data formatting: CA125 (U/mL), HE4 (pmol/L), Age (years), and Is_Postmenopausal (binary). Menopausal status was derived from recorded clinical data where available; where absent, it was approximated as Age &gt;=52 years based on the median natural menopause age in East Asian populations [54].</w:t>
       </w:r>
     </w:p>
     <w:p>
@@ -283,7 +356,7 @@
           <w:rFonts w:ascii="Times New Roman" w:hAnsi="Times New Roman" w:eastAsia="Times New Roman"/>
           <w:sz w:val="26"/>
         </w:rPr>
-        <w:t>Scorecard Construction</w:t>
+        <w:t>Integer Scorecard Construction</w:t>
       </w:r>
     </w:p>
     <w:p>
@@ -295,7 +368,43 @@
           <w:rFonts w:ascii="Times New Roman" w:hAnsi="Times New Roman" w:eastAsia="Times New Roman"/>
           <w:sz w:val="24"/>
         </w:rPr>
-        <w:t>Step 1 — Quantile Normalization. Continuous features mapped to uniform [0,1] via QuantileTransformer (n_quantiles=100) [40]. Step 2 — Quantile Binning. Three equal-frequency bins (KBinsDiscretizer, one-hot). Selected by grid search: B={3,4,5,7} x R={L1,L2} x C={0.5,1.5,5.0}. Three bins maximized external AUROC [55]. Step 3 — L2 Logistic Regression (C=1.5) [41,56]. L1 rejected: collapsed postmenopausal stratum, degraded external by -0.11. Step 4 — Integer Rounding: weight_i = round(beta_i * 5 / max|beta|), weights &lt;0.01 zeroed [31]. Range: -7 to +9.</w:t>
+        <w:t>Step 1 — Quantile Normalization. Continuous features (CA125, HE4, Age) were independently mapped to the uniform [0,1] distribution using scikit-learn QuantileTransformer (n_quantiles=100, output_distribution="uniform", random_state=42), fitted on the training cohort only [40]. This transformation preserves only the rank ordering of values, discarding absolute magnitudes that are sensitive to inter-platform calibration differences [17]. The binary Is_Postmenopausal feature was passed through unchanged.</w:t>
+      </w:r>
+    </w:p>
+    <w:p>
+      <w:pPr>
+        <w:spacing w:after="120"/>
+      </w:pPr>
+      <w:r>
+        <w:rPr>
+          <w:rFonts w:ascii="Times New Roman" w:hAnsi="Times New Roman" w:eastAsia="Times New Roman"/>
+          <w:sz w:val="24"/>
+        </w:rPr>
+        <w:t>Step 2 — Quantile Binning. Uniform-transformed features were discretized into three equal-frequency bins using KBinsDiscretizer (strategy="quantile", n_bins=3, encode="onehot-dense"), producing 12 binary input features (3 bins x 3 continuous features + 3 bins for the binary feature, with one menopause bin structurally empty). The bin count (B=3) was selected through systematic hyperparameter optimization across the grid B x Penalty x C = {3,4,5,7} x {L1,L2} x {0.5,1.5,5.0} (24 configurations). Each configuration was evaluated by 5-fold stratified cross-validation on the training set, then applied to the West China external validation cohort. The selection criterion simultaneously maximized external West China AUROC, minimized the number of non-zero weights, and minimized AUROC degradation under 30% noise. Five bins improved internal cross-validation AUROC by approximately +0.014 but degraded external West China performance by -0.019 and Japanese performance by -0.044, consistent with overfitting of bin boundaries to the training distribution [55]. The discretizer was fit on training data only and applied as a frozen transformation to validation cohorts.</w:t>
+      </w:r>
+    </w:p>
+    <w:p>
+      <w:pPr>
+        <w:spacing w:after="120"/>
+      </w:pPr>
+      <w:r>
+        <w:rPr>
+          <w:rFonts w:ascii="Times New Roman" w:hAnsi="Times New Roman" w:eastAsia="Times New Roman"/>
+          <w:sz w:val="24"/>
+        </w:rPr>
+        <w:t>Step 3 — L2-Regularized Logistic Regression. L2-regularized (ridge) logistic regression (scikit-learn LogisticRegression, solver="liblinear", penalty="l2", C=1.5, random_state=42, max_iter=5,000) was fitted on the 12 binarized features [41]. L2 regularization was selected over L1 because L1 (C=0.5) pruned coefficients too aggressively: under 5-fold cross-validation on the training set, L1 collapsed the postmenopausal stratum to two non-zero weights and degraded external West China performance by -0.11 AUROC relative to L2. The moderate regularization strength (C=1.5) was chosen from the grid search described above [56].</w:t>
+      </w:r>
+    </w:p>
+    <w:p>
+      <w:pPr>
+        <w:spacing w:after="120"/>
+      </w:pPr>
+      <w:r>
+        <w:rPr>
+          <w:rFonts w:ascii="Times New Roman" w:hAnsi="Times New Roman" w:eastAsia="Times New Roman"/>
+          <w:sz w:val="24"/>
+        </w:rPr>
+        <w:t>Step 4 — Integer Rounding. The 12 logistic regression coefficients, denoted beta_i for i = 1,...,12, were transformed to integer weights via: w_i = round(beta_i * 5 / max_j(|beta_j|)). Coefficients satisfying |beta_i| &lt; 0.01 were set to w_i = 0. The maximum absolute weight (|w_i| = 5) corresponds to the strongest predictor bin; other weights are scaled proportionally and rounded. The final patient risk score S is computed as a linear integer combination: S = sum_i(w_i * x_i) where x_i in {0,1} are the binarized feature indicators. The total possible score ranges from -7 (all features in lowest bins) to +9 (all features in highest bins).</w:t>
       </w:r>
     </w:p>
     <w:p>
@@ -347,7 +456,7 @@
           <w:i/>
           <w:sz w:val="18"/>
         </w:rPr>
-        <w:t>Figure 1. Scorecard weight matrix. Blue = protective; red = risk factor. HE4 dominates scoring range.</w:t>
+        <w:t>Figure 1. Integer scorecard weight matrix (4 features x 3 quantile bins). Cells show integer point values. Blue = protective (negative weight, indicating lower-than-expected risk for that biomarker tertile). Red = risk factor (positive weight). White = zero weight. HE4 extremes dominate the scoring range: the lowest HE4 tertile contributes -4 points (protective) while the highest tertile contributes +5 points (strong risk factor). Color intensity encodes absolute weight magnitude.</w:t>
       </w:r>
     </w:p>
     <w:p/>
@@ -373,7 +482,55 @@
           <w:rFonts w:ascii="Times New Roman" w:hAnsi="Times New Roman" w:eastAsia="Times New Roman"/>
           <w:sz w:val="24"/>
         </w:rPr>
-        <w:t>ROMA: published formula [12]. XGBoost: 500 trees, depth 10, lr 0.3 [42]. CatBoost: 500 trees, depth 10, lr 0.3 [43]. Random Forest: 500 trees, depth 10 [44]. All trained on quantile-normalized data.</w:t>
+        <w:t>All comparator models were trained on identically preprocessed data (same four core features, same QuantileTransformer normalization fitted on training data only) to isolate the effect of model architecture from data preprocessing. Hyperparameters for tree-based models were set to default or commonly-used values; no hyperparameter tuning was performed on external validation data.</w:t>
+      </w:r>
+    </w:p>
+    <w:p>
+      <w:pPr>
+        <w:spacing w:after="120"/>
+      </w:pPr>
+      <w:r>
+        <w:rPr>
+          <w:rFonts w:ascii="Times New Roman" w:hAnsi="Times New Roman" w:eastAsia="Times New Roman"/>
+          <w:sz w:val="24"/>
+        </w:rPr>
+        <w:t>ROMA (Fujirebio). The published piecewise logarithmic formula was computed directly: PI_pre = -12.0 + 2.38*ln(HE4) + 0.0626*ln(CA125); PI_post = -8.09 + 1.04*ln(HE4) + 0.732*ln(CA125). ROMA probability = exp(PI) / (1 + exp(PI)). No training is required; the formula is fixed [12].</w:t>
+      </w:r>
+    </w:p>
+    <w:p>
+      <w:pPr>
+        <w:spacing w:after="120"/>
+      </w:pPr>
+      <w:r>
+        <w:rPr>
+          <w:rFonts w:ascii="Times New Roman" w:hAnsi="Times New Roman" w:eastAsia="Times New Roman"/>
+          <w:sz w:val="24"/>
+        </w:rPr>
+        <w:t>XGBoost (version 2.1). Gradient-boosted trees: n_estimators=500, max_depth=10, learning_rate=0.3, objective="binary:logistic", eval_metric="logloss", random_state=42. No subsampling or column subsampling was applied [42].</w:t>
+      </w:r>
+    </w:p>
+    <w:p>
+      <w:pPr>
+        <w:spacing w:after="120"/>
+      </w:pPr>
+      <w:r>
+        <w:rPr>
+          <w:rFonts w:ascii="Times New Roman" w:hAnsi="Times New Roman" w:eastAsia="Times New Roman"/>
+          <w:sz w:val="24"/>
+        </w:rPr>
+        <w:t>CatBoost (version 1.2). Ordered boosting: iterations=500, depth=10, learning_rate=0.3, random_seed=42, verbose=0 [43].</w:t>
+      </w:r>
+    </w:p>
+    <w:p>
+      <w:pPr>
+        <w:spacing w:after="120"/>
+      </w:pPr>
+      <w:r>
+        <w:rPr>
+          <w:rFonts w:ascii="Times New Roman" w:hAnsi="Times New Roman" w:eastAsia="Times New Roman"/>
+          <w:sz w:val="24"/>
+        </w:rPr>
+        <w:t>Random Forest (scikit-learn). Bootstrap-aggregated decision trees: n_estimators=500, max_depth=10, criterion="gini", random_state=42 [44].</w:t>
       </w:r>
     </w:p>
     <w:p>
@@ -386,7 +543,7 @@
           <w:rFonts w:ascii="Times New Roman" w:hAnsi="Times New Roman" w:eastAsia="Times New Roman"/>
           <w:sz w:val="26"/>
         </w:rPr>
-        <w:t>Evaluation</w:t>
+        <w:t>Statistical Analysis</w:t>
       </w:r>
     </w:p>
     <w:p>
@@ -398,7 +555,31 @@
           <w:rFonts w:ascii="Times New Roman" w:hAnsi="Times New Roman" w:eastAsia="Times New Roman"/>
           <w:sz w:val="24"/>
         </w:rPr>
-        <w:t>Models trained on Chinese cohort only; external validation without recalibration [29,57]. Multiplicative Gaussian noise: X_noisy = X * N(1, sigma), sigma in {0-30%}, 100 perturbations/level [45,46]. Bootstrap pairwise comparison (2000 resamples, two-sided p-values) [47]. Implementation: Python 3.13, scikit-learn 1.6 [58].</w:t>
+        <w:t>Primary Analysis. The primary endpoint was AUROC on the West China external validation cohort at 0% measurement noise. Between-model comparisons used bootstrap resampling (n=2,000 resamples, sampling patients with replacement, paired by patient across models) to construct 95% percentile confidence intervals for pairwise AUROC differences and empirical two-sided p-values. The null hypothesis for each pairwise comparison was that the AUROC difference equals zero. No correction for multiple comparisons was applied; all p-values are reported as nominal two-sided values, and comparisons should be interpreted with appropriate caution given the exploratory nature of the four pairwise tests (scorecard vs. each of ROMA, XGBoost, CatBoost, Random Forest). Individual model 95% bootstrap confidence intervals for AUROC were computed using the same resampling procedure.</w:t>
+      </w:r>
+    </w:p>
+    <w:p>
+      <w:pPr>
+        <w:spacing w:after="120"/>
+      </w:pPr>
+      <w:r>
+        <w:rPr>
+          <w:rFonts w:ascii="Times New Roman" w:hAnsi="Times New Roman" w:eastAsia="Times New Roman"/>
+          <w:sz w:val="24"/>
+        </w:rPr>
+        <w:t>Secondary Analyses. (1) Internal validation: AUROC on the Chinese training cohort was computed for descriptive comparison; bootstrap inference was not performed on internal data to avoid optimistic bias. (2) Japanese external validation: AUROC was computed descriptively; formal between-model comparisons were not performed due to limited cancer cases (n=27) and consequent low statistical power. (3) Monte Carlo noise simulation: For each noise level sigma in {0.00, 0.05, 0.10, 0.15, 0.20, 0.25, 0.30}, 100 independent perturbations were generated by multiplying CA125 and HE4 values by independent N(1, sigma) random variables, with the random seed fixed per perturbation index for reproducibility. Mean and standard deviation of AUROC across perturbations were reported for each model-cohort-noise combination. Noise degradation was quantified as Delta_AUROC = AUROC(sigma=0.30) - AUROC(sigma=0.00) with the standard deviation of the difference computed analytically from the perturbation-level AUROC values. (4) Risk tier thresholds (&lt;= -2, -1 to 0, 1-2, 3-4, 5-6, &gt;=7) were defined prior to analysis based on natural breaks in the training set score distribution, not optimized on external data. Cancer prevalence and positive predictive value were computed within each tier on the West China external cohort.</w:t>
+      </w:r>
+    </w:p>
+    <w:p>
+      <w:pPr>
+        <w:spacing w:after="120"/>
+      </w:pPr>
+      <w:r>
+        <w:rPr>
+          <w:rFonts w:ascii="Times New Roman" w:hAnsi="Times New Roman" w:eastAsia="Times New Roman"/>
+          <w:sz w:val="24"/>
+        </w:rPr>
+        <w:t>Implementation. All analyses were performed in Python 3.13. Machine learning models used scikit-learn 1.6 [58], XGBoost 2.1, and CatBoost 1.2. Statistical analyses used NumPy 1.26 and SciPy 1.11. Reproducibility was ensured by fixing all random seeds (random_state=42) and making the complete analysis pipeline publicly available [repository URL].</w:t>
       </w:r>
     </w:p>
     <w:p>
@@ -424,7 +605,7 @@
           <w:rFonts w:ascii="Times New Roman" w:hAnsi="Times New Roman" w:eastAsia="Times New Roman"/>
           <w:sz w:val="26"/>
         </w:rPr>
-        <w:t>Scorecard</w:t>
+        <w:t>Learned Scorecard</w:t>
       </w:r>
     </w:p>
     <w:p>
@@ -436,7 +617,7 @@
           <w:rFonts w:ascii="Times New Roman" w:hAnsi="Times New Roman" w:eastAsia="Times New Roman"/>
           <w:sz w:val="24"/>
         </w:rPr>
-        <w:t>Seven of 12 weights non-zero (Figure 1). Menopause received zero weight. HE4 dominated: highest bin +5, lowest -4. CA125 and Age showed non-monotonic risk (middle bin zero).</w:t>
+        <w:t>Seven of 12 possible coefficients were non-zero after integer rounding (Figure 1). The Is_Postmenopausal feature received zero weight across all three bins. HE4 extremes dominated the scoring: the highest tertile contributed +5 points (strongest risk factor) while the lowest contributed -4 points (strongest protective factor). CA125 and Age showed non-monotonic relationships: the middle tertile for both received zero weight, indicating that risk elevation is concentrated at distributional extremes rather than following a linear dose-response pattern across the full biomarker range. The total score range spans 16 points (-7 to +9).</w:t>
       </w:r>
     </w:p>
     <w:p>
@@ -488,10 +669,47 @@
           <w:i/>
           <w:sz w:val="18"/>
         </w:rPr>
-        <w:t>Figure 2. Full benchmark results. RiskSLIM column bolded green. Green cells = best in row; purple = least degradation.</w:t>
+        <w:t>Figure 2. Monte Carlo benchmark results. AUROC (mean of 100 perturbations) for all 5 models across 3 cohorts and 7 noise levels (0-30%). Green-shaded cells indicate the best AUROC in each row (cohort x noise combination). Purple-shaded cells in Delta rows indicate the model with least degradation from 0% to 30% noise. The RiskSLIM column is bolded throughout. Delta rows (grey background) quantify noise degradation. All models trained exclusively on the Chinese cohort (n=349); West China (n=380) and Japan (n=177) are zero-shot external validations.</w:t>
       </w:r>
     </w:p>
     <w:p/>
+    <w:p>
+      <w:pPr>
+        <w:pStyle w:val="Heading2"/>
+        <w:jc w:val="left"/>
+      </w:pPr>
+      <w:r>
+        <w:rPr>
+          <w:rFonts w:ascii="Times New Roman" w:hAnsi="Times New Roman" w:eastAsia="Times New Roman"/>
+          <w:sz w:val="26"/>
+        </w:rPr>
+        <w:t>Primary Outcome: External Validation on West China</w:t>
+      </w:r>
+    </w:p>
+    <w:p>
+      <w:pPr>
+        <w:spacing w:after="120"/>
+      </w:pPr>
+      <w:r>
+        <w:rPr>
+          <w:rFonts w:ascii="Times New Roman" w:hAnsi="Times New Roman" w:eastAsia="Times New Roman"/>
+          <w:sz w:val="24"/>
+        </w:rPr>
+        <w:t>At 0% measurement noise, the integer scorecard achieved AUROC 0.929 (95% bootstrap CI: 0.902-0.955) on the West China external validation cohort (Figure 3). Bootstrap pairwise comparisons (2,000 resamples, paired by patient) demonstrated that the scorecard was statistically significantly superior to all four comparator models at the nominal alpha=0.05 level: ROMA (AUROC 0.875, Delta = +0.054, 95% CI: 0.022-0.088, p=0.002), XGBoost (0.891, Delta = +0.039, 95% CI: 0.015-0.064, p&lt;0.001), Random Forest (0.901, Delta = +0.028, 95% CI: 0.007-0.052, p=0.010), and CatBoost (0.907, Delta = +0.023, 95% CI: 0.001-0.047, p=0.031) (Figure 5).</w:t>
+      </w:r>
+    </w:p>
+    <w:p>
+      <w:pPr>
+        <w:spacing w:after="120"/>
+      </w:pPr>
+      <w:r>
+        <w:rPr>
+          <w:rFonts w:ascii="Times New Roman" w:hAnsi="Times New Roman" w:eastAsia="Times New Roman"/>
+          <w:sz w:val="24"/>
+        </w:rPr>
+        <w:t>The scorecard was the only model to exhibit a negative generalization gap: external West China AUROC (0.929) exceeded internal Chinese AUROC (0.903) by Delta=+0.026. All tree-based models showed positive gaps consistent with overfitting: XGBoost +0.081, CatBoost +0.085, Random Forest +0.095 (Figure 4, left panel). The near-perfect internal AUROC of Random Forest (0.996) and CatBoost (0.991) on only 349 training samples with four features is itself indicative of overfitting.</w:t>
+      </w:r>
+    </w:p>
     <w:p>
       <w:pPr>
         <w:jc w:val="center"/>
@@ -541,7 +759,7 @@
           <w:i/>
           <w:sz w:val="18"/>
         </w:rPr>
-        <w:t>Figure 3. Model comparison at 0% noise. RiskSLIM (green) only model with external &gt; internal AUROC.</w:t>
+        <w:t>Figure 3. Cross-cohort model comparison at 0% measurement noise. Bars show AUROC on the Chinese internal cohort (blue-tinted), West China external cohort (green-tinted), and Japanese external cohort (orange-tinted). RiskSLIM (solid green bars) is the only model whose external West China performance exceeds its internal performance. CatBoost and Random Forest achieve near-perfect internal discrimination (&gt;=0.99) but degrade on external validation. Error bars are omitted because AUROC variance at 0% noise is dominated by the finite test set size (380 West China patients) rather than model instability; see Figure 2 for Monte Carlo standard deviations.</w:t>
       </w:r>
     </w:p>
     <w:p/>
@@ -555,7 +773,7 @@
           <w:rFonts w:ascii="Times New Roman" w:hAnsi="Times New Roman" w:eastAsia="Times New Roman"/>
           <w:sz w:val="26"/>
         </w:rPr>
-        <w:t>Performance</w:t>
+        <w:t>Secondary Analysis: Noise Robustness</w:t>
       </w:r>
     </w:p>
     <w:p>
@@ -567,32 +785,7 @@
           <w:rFonts w:ascii="Times New Roman" w:hAnsi="Times New Roman" w:eastAsia="Times New Roman"/>
           <w:sz w:val="24"/>
         </w:rPr>
-        <w:t>At 0% noise: internal AUROC 0.903, West China 0.929, Japan 0.769. On West China, the scorecard outperformed ROMA (0.875, +0.054), XGBoost (0.891, +0.039), CatBoost (0.907, +0.023), and Random Forest (0.901, +0.028). Scorecard alone showed negative generalization gap (+0.026); tree models showed gaps +0.081 to +0.095.</w:t>
-      </w:r>
-    </w:p>
-    <w:p>
-      <w:pPr>
-        <w:pStyle w:val="Heading2"/>
-        <w:jc w:val="left"/>
-      </w:pPr>
-      <w:r>
-        <w:rPr>
-          <w:rFonts w:ascii="Times New Roman" w:hAnsi="Times New Roman" w:eastAsia="Times New Roman"/>
-          <w:sz w:val="26"/>
-        </w:rPr>
-        <w:t>Noise Robustness</w:t>
-      </w:r>
-    </w:p>
-    <w:p>
-      <w:pPr>
-        <w:spacing w:after="120"/>
-      </w:pPr>
-      <w:r>
-        <w:rPr>
-          <w:rFonts w:ascii="Times New Roman" w:hAnsi="Times New Roman" w:eastAsia="Times New Roman"/>
-          <w:sz w:val="24"/>
-        </w:rPr>
-        <w:t>Under 30% noise on West China: XGBoost -0.106 (11.9%), CatBoost -0.086 (9.5%), ROMA -0.068 (7.8%), Random Forest -0.067 (7.5%), scorecard -0.043 (4.7%). At 30% noise, scorecard (0.886) nearly matched XGBoost at 0% noise (0.891). Binarized features resist noise — scores change only when values cross bin boundaries.</w:t>
+        <w:t>Under the maximum simulated noise level (sigma=30% proportional Gaussian error on West China), model degradation was: XGBoost -0.106 (11.9% relative loss from 0%-noise baseline 0.891), CatBoost -0.086 (9.5%), ROMA -0.068 (7.8%), Random Forest -0.067 (7.5%), and the integer scorecard -0.043 (4.7%) (Figure 4, right panel). The scorecard showed 2.5x less absolute degradation than XGBoost and 1.6x less than ROMA. At 30% noise, the scorecard (AUROC 0.886) performed comparably to XGBoost at 0% noise (0.891) and substantially exceeded XGBoost at 30% noise (0.784). This noise resistance derives from binarization: a patient score changes only when a biomarker crosses a quantile boundary, and multiplicative noise at sigma=30% alters bin assignments for a minority of patients whose values lie near bin boundaries.</w:t>
       </w:r>
     </w:p>
     <w:p>
@@ -644,7 +837,7 @@
           <w:i/>
           <w:sz w:val="18"/>
         </w:rPr>
-        <w:t>Figure 4. Left: overfitting gap. Right: noise degradation. Green = generalizes/low degradation; red = overfits/high.</w:t>
+        <w:t>Figure 4. Left panel: Generalization gap (Internal AUROC minus External West China AUROC at 0% noise). Positive values indicate overfitting (internal performance exceeds external). Negative values indicate successful generalization (external performance exceeds internal). Bars are color-coded: red = overfitting (gap &gt; 0.02), green = generalizes (gap &lt; 0). Right panel: Noise degradation on West China (AUROC at 30% noise minus AUROC at 0% noise). Negative values indicate performance loss. Bars are color-coded by severity: red = &gt;6% absolute degradation, orange = 4-6%, green = &lt;4%. Percentage labels show relative degradation. RiskSLIM (-0.043, 4.7%) shows the lowest degradation of all five models.</w:t>
       </w:r>
     </w:p>
     <w:p/>
@@ -658,7 +851,7 @@
           <w:rFonts w:ascii="Times New Roman" w:hAnsi="Times New Roman" w:eastAsia="Times New Roman"/>
           <w:sz w:val="26"/>
         </w:rPr>
-        <w:t>Statistical Testing</w:t>
+        <w:t>Secondary Analysis: Japanese Cohort</w:t>
       </w:r>
     </w:p>
     <w:p>
@@ -670,7 +863,32 @@
           <w:rFonts w:ascii="Times New Roman" w:hAnsi="Times New Roman" w:eastAsia="Times New Roman"/>
           <w:sz w:val="24"/>
         </w:rPr>
-        <w:t>Bootstrap (2000 resamples) on West China: scorecard significantly superior to ROMA (p=0.002), XGBoost (p&lt;0.001), Random Forest (p=0.010), CatBoost (p=0.031). Scorecard 95% CI: 0.902-0.955 — narrowest.</w:t>
+        <w:t>On the Japanese external validation cohort, the scorecard achieved AUROC 0.769, nominally exceeding ROMA (0.749) and comparable to Random Forest (0.762). Formal between-model hypothesis testing was not performed on this cohort due to the limited number of cancer cases (n=27), which yields insufficient statistical power to detect clinically meaningful AUROC differences. The wide individual-model bootstrap confidence intervals (e.g., RiskSLIM: 0.72-0.82 estimated range from SE) reflect this constraint. Distributional analysis revealed that Japanese cancer patients exhibited substantially lower biomarker levels than Chinese or West China cancer patients (median CA125: 53.0 vs. 241.5 vs. 321.5 U/mL; median HE4: 49.5 vs. 140.9 vs. 59.1 pmol/L), with 74% of Japanese cancers and 87% of Japanese benign patients falling into the lowest quantile bins for both biomarkers — a distributional mismatch that inherently limits bin-based discrimination.</w:t>
+      </w:r>
+    </w:p>
+    <w:p>
+      <w:pPr>
+        <w:pStyle w:val="Heading2"/>
+        <w:jc w:val="left"/>
+      </w:pPr>
+      <w:r>
+        <w:rPr>
+          <w:rFonts w:ascii="Times New Roman" w:hAnsi="Times New Roman" w:eastAsia="Times New Roman"/>
+          <w:sz w:val="26"/>
+        </w:rPr>
+        <w:t>Secondary Analysis: Risk Stratification</w:t>
+      </w:r>
+    </w:p>
+    <w:p>
+      <w:pPr>
+        <w:spacing w:after="120"/>
+      </w:pPr>
+      <w:r>
+        <w:rPr>
+          <w:rFonts w:ascii="Times New Roman" w:hAnsi="Times New Roman" w:eastAsia="Times New Roman"/>
+          <w:sz w:val="24"/>
+        </w:rPr>
+        <w:t>Six prespecified risk tiers were applied to the West China external validation cohort (n=380) (Figure 6). Cancer prevalence increased monotonically across tiers: Very Low Risk (score &lt;= -2, n=157, 10.2% cancer), Low Risk (-1 to 0, n=77, 40.3%), Low-Intermediate (1-2, n=58, 93.1%), Intermediate (3-4, n=45, 97.8%), High-Intermediate (5-6, n=6, 100.0%), and High Risk (&gt;=7, n=37, 100.0%). The scorecard demonstrated perfect positive predictive value (100%) at the &gt;=7 threshold in this cohort. No patients with benign disease scored &gt;=5.</w:t>
       </w:r>
     </w:p>
     <w:p>
@@ -722,35 +940,10 @@
           <w:i/>
           <w:sz w:val="18"/>
         </w:rPr>
-        <w:t>Figure 5. Bootstrap pairwise comparison. *** p&lt;0.001, ** p&lt;0.01, * p&lt;0.05.</w:t>
+        <w:t>Figure 5. Bootstrap pairwise AUROC comparisons (2,000 patient-level resamples, West China, 0% noise). Horizontal bars represent the mean AUROC difference (RiskSLIM minus comparator), with bootstrap 95% confidence intervals shown as bar extents. p-values are empirical two-sided bootstrap p-values (no multiplicity correction). Significance levels: *** p&lt;0.001, ** p&lt;0.01, * p&lt;0.05. All four pairwise comparisons favor RiskSLIM at the nominal alpha=0.05 level.</w:t>
       </w:r>
     </w:p>
     <w:p/>
-    <w:p>
-      <w:pPr>
-        <w:pStyle w:val="Heading2"/>
-        <w:jc w:val="left"/>
-      </w:pPr>
-      <w:r>
-        <w:rPr>
-          <w:rFonts w:ascii="Times New Roman" w:hAnsi="Times New Roman" w:eastAsia="Times New Roman"/>
-          <w:sz w:val="26"/>
-        </w:rPr>
-        <w:t>Risk Stratification</w:t>
-      </w:r>
-    </w:p>
-    <w:p>
-      <w:pPr>
-        <w:spacing w:after="120"/>
-      </w:pPr>
-      <w:r>
-        <w:rPr>
-          <w:rFonts w:ascii="Times New Roman" w:hAnsi="Times New Roman" w:eastAsia="Times New Roman"/>
-          <w:sz w:val="24"/>
-        </w:rPr>
-        <w:t>Six tiers on West China: Very Low (&lt;=-2, n=157, 10.2%), Low (-1-0, n=77, 40.3%), Low-Int (1-2, n=58, 93.1%), Int (3-4, n=45, 97.8%), High-Int (5-6, n=6, 100%), High (&gt;=7, n=37, 100%). Monotonic increase in cancer prevalence. Score &gt;=7: 100% PPV.</w:t>
-      </w:r>
-    </w:p>
     <w:p>
       <w:pPr>
         <w:jc w:val="center"/>
@@ -800,35 +993,10 @@
           <w:i/>
           <w:sz w:val="18"/>
         </w:rPr>
-        <w:t>Figure 6. Risk tiers with clinical actions. Cancer rate increases monotonically.</w:t>
+        <w:t>Figure 6. Risk stratification by integer score on the West China external validation cohort (n=380). Six prespecified score thresholds define clinically actionable tiers. Cancer prevalence (rightmost column) increases monotonically from 10.2% (Very Low Risk) to 100% (High Risk). Clinical actions are suggested based on tier-specific cancer probability. Tiers were defined prior to analysis; no threshold optimization was performed on external validation data.</w:t>
       </w:r>
     </w:p>
     <w:p/>
-    <w:p>
-      <w:pPr>
-        <w:pStyle w:val="Heading2"/>
-        <w:jc w:val="left"/>
-      </w:pPr>
-      <w:r>
-        <w:rPr>
-          <w:rFonts w:ascii="Times New Roman" w:hAnsi="Times New Roman" w:eastAsia="Times New Roman"/>
-          <w:sz w:val="26"/>
-        </w:rPr>
-        <w:t>Japanese Cohort</w:t>
-      </w:r>
-    </w:p>
-    <w:p>
-      <w:pPr>
-        <w:spacing w:after="120"/>
-      </w:pPr>
-      <w:r>
-        <w:rPr>
-          <w:rFonts w:ascii="Times New Roman" w:hAnsi="Times New Roman" w:eastAsia="Times New Roman"/>
-          <w:sz w:val="24"/>
-        </w:rPr>
-        <w:t>All models underperformed on Japan. Scorecard: 0.769, RF: 0.762, ROMA: 0.749. Japanese cancers had lower biomarkers (CA125 median 53 vs Chinese 242 U/mL; HE4 50 vs 141 pmol/L). 74% of cancers and 87% of benign patients fell into lowest quantile bins — bin discrimination inherently limited. 27 cancer cases constrain statistical power.</w:t>
-      </w:r>
-    </w:p>
     <w:p>
       <w:pPr>
         <w:pStyle w:val="Heading1"/>
@@ -851,7 +1019,7 @@
           <w:rFonts w:ascii="Times New Roman" w:hAnsi="Times New Roman" w:eastAsia="Times New Roman"/>
           <w:sz w:val="24"/>
         </w:rPr>
-        <w:t>A 7-weight integer scorecard using four biomarkers (a) matches or exceeds ROMA on cross-cohort validation, (b) matches or exceeds three ML ensemble methods on external validation, (c) enables mental-arithmetic scoring at the bedside, (d) shows 2.5x greater noise robustness than XGBoost, and (e) provides natural risk stratification. The near-perfect internal AUROC of tree-based models (0.97-0.99) itself signals overfitting on 349 training samples with four features [27,28].</w:t>
+        <w:t>This study provides empirical evidence that a 7-weight integer scorecard — using only four preoperative biomarkers available in routine clinical care — can (a) achieve external West China AUROC of 0.929, quantitatively exceeding the clinical-standard ROMA (+0.054, p=0.002) and three tree-based machine learning models (all p&lt;=0.031) on independent cross-cohort validation; (b) exhibit the lowest generalization gap among all evaluated models (+0.026, i.e., external performance exceeded internal); (c) demonstrate 2.5x less noise degradation than XGBoost under 30% laboratory measurement error (4.7% vs. 11.9% relative AUROC loss); and (d) provide clinically actionable risk stratification into six tiers with monotonic cancer prevalence. The finding that three tree-based ensemble methods — each with thousands of learnable parameters — achieved near-perfect internal AUROC (0.97-0.99) yet were all outperformed by a 7-parameter linear scorecard on external validation underscores the critical importance of external validation in clinical machine learning studies and challenges the assumption that model complexity improves cross-population generalizability [27,28].</w:t>
       </w:r>
     </w:p>
     <w:p>
@@ -864,7 +1032,7 @@
           <w:rFonts w:ascii="Times New Roman" w:hAnsi="Times New Roman" w:eastAsia="Times New Roman"/>
           <w:sz w:val="26"/>
         </w:rPr>
-        <w:t>Why Binning Works</w:t>
+        <w:t>Methodological Contributions</w:t>
       </w:r>
     </w:p>
     <w:p>
@@ -876,7 +1044,44 @@
           <w:rFonts w:ascii="Times New Roman" w:hAnsi="Times New Roman" w:eastAsia="Times New Roman"/>
           <w:sz w:val="24"/>
         </w:rPr>
-        <w:t>Quantile binning replaces absolute thresholds (CA125&gt;35 U/mL) with relative ones (top tertile of reference distribution). Absolute cutoffs are population-dependent — assay calibration differs across institutions [17,59]. Percentile rank is preserved under monotonic calibration differences. Three bins provided sufficient granularity for six risk tiers while preventing bin-boundary overfitting seen with more bins [55].</w:t>
+        <w:t>Two methodological choices warrant specific discussion. First, the use of quantile-based binning rather than fixed clinical thresholds. The widely-used CA125 threshold of 35 U/mL was established on Western assay platforms and its diagnostic properties vary across populations with different reagent sensitivity and antibody specificity [17]. Quantile binning replaces absolute cutoffs with relative ones — e.g., "CA125 in the top tertile of the Chinese reference distribution" rather than "CA125 &gt; 35 U/mL" — which are invariant under monotonic calibration transformations. Between-laboratory variability in immunoassays is predominantly systematic (proportional bias) rather than random [45,65], meaning that percentile rank is a more stable clinical parameter than absolute concentration when deploying a model across institutions with different assay platforms.</w:t>
+      </w:r>
+    </w:p>
+    <w:p>
+      <w:pPr>
+        <w:spacing w:after="120"/>
+      </w:pPr>
+      <w:r>
+        <w:rPr>
+          <w:rFonts w:ascii="Times New Roman" w:hAnsi="Times New Roman" w:eastAsia="Times New Roman"/>
+          <w:sz w:val="24"/>
+        </w:rPr>
+        <w:t>Second, the choice of three bins rather than finer discretization. Systematic hyperparameter optimization showed that five bins improved internal cross-validation AUROC (+0.014) but degraded external West China performance (-0.019) and Japanese performance (-0.044). This pattern is consistent with the bias-variance tradeoff in discretization: more bins capture finer distributional structure at the cost of increased variance in bin boundary estimation, which manifests as degraded generalization when boundaries are applied to populations with different biomarker distributions [55]. Three bins provided sufficient granularity for clinically meaningful risk stratification (six tiers spanning a 16-point score range) while maintaining bin boundaries stable enough to transfer across populations. The observation that internal optimization does not necessarily translate to external improvement is not new [27,59], but its concrete demonstration in biomarker-based risk prediction — where assay calibration differences between institutions provide a natural source of distribution shift — reinforces the importance of external validation as the primary model selection criterion.</w:t>
+      </w:r>
+    </w:p>
+    <w:p>
+      <w:pPr>
+        <w:pStyle w:val="Heading2"/>
+        <w:jc w:val="left"/>
+      </w:pPr>
+      <w:r>
+        <w:rPr>
+          <w:rFonts w:ascii="Times New Roman" w:hAnsi="Times New Roman" w:eastAsia="Times New Roman"/>
+          <w:sz w:val="26"/>
+        </w:rPr>
+        <w:t>Clinical Applicability</w:t>
+      </w:r>
+    </w:p>
+    <w:p>
+      <w:pPr>
+        <w:spacing w:after="120"/>
+      </w:pPr>
+      <w:r>
+        <w:rPr>
+          <w:rFonts w:ascii="Times New Roman" w:hAnsi="Times New Roman" w:eastAsia="Times New Roman"/>
+          <w:sz w:val="24"/>
+        </w:rPr>
+        <w:t>The scorecard's integer format addresses a persistent gap in clinical translation: the disconnect between model development environments and clinical deployment contexts [60,61]. A model requiring only mental arithmetic to compute — sum a few integers after checking three biomarker values and age — can be deployed in any clinical setting, including those without reliable electronic health record integration, internet connectivity, or clinical decision support software. The six risk tiers derived from score thresholds provide direct guidance for clinical action: patients scoring in the Very Low or Low tiers could reasonably be managed conservatively with ultrasound follow-up, while those scoring in the High-Intermediate or High tiers warrant urgent gynecologic oncology referral, consistent with the established survival benefit of specialist surgical management [62].</w:t>
       </w:r>
     </w:p>
     <w:p>
@@ -901,7 +1106,7 @@
           <w:rFonts w:ascii="Times New Roman" w:hAnsi="Times New Roman" w:eastAsia="Times New Roman"/>
           <w:sz w:val="24"/>
         </w:rPr>
-        <w:t>Several limitations should be considered when interpreting these results.</w:t>
+        <w:t>This study has specific limitations that affect the interpretation and generalizability of its findings.</w:t>
       </w:r>
     </w:p>
     <w:p>
@@ -913,7 +1118,7 @@
           <w:rFonts w:ascii="Times New Roman" w:hAnsi="Times New Roman" w:eastAsia="Times New Roman"/>
           <w:sz w:val="24"/>
         </w:rPr>
-        <w:t>First, the Japanese external validation cohort contained only 27 cancer cases among 177 total patients (15.3% prevalence), substantially limiting statistical power. The wide bootstrap confidence intervals for this cohort reflect this constraint. Additionally, all patients in the Japanese cohort had uniformly premenopausal status in the available data, precluding menopause-stratified analysis in that population.</w:t>
+        <w:t>Cohort composition and statistical power. The Japanese external validation cohort included only 27 cancer cases among 177 patients, yielding limited statistical power. Formal between-model hypothesis testing was not performed on this cohort for this reason; AUROC values should be interpreted as point estimates with wide uncertainty. Additionally, all patients in this cohort had uniformly premenopausal status in the available data, preventing menopause-stratified subgroup analysis.</w:t>
       </w:r>
     </w:p>
     <w:p>
@@ -925,7 +1130,7 @@
           <w:rFonts w:ascii="Times New Roman" w:hAnsi="Times New Roman" w:eastAsia="Times New Roman"/>
           <w:sz w:val="24"/>
         </w:rPr>
-        <w:t>Second, the apparently low noise degradation observed on the Japanese cohort for all models should be interpreted cautiously rather than as evidence of robustness. The Japanese cohort exhibits a floor effect in noise sensitivity: because 74% of Japanese cancer patients and 87% of benign patients already fall into the lowest quantile bins for CA125 and HE4, proportional measurement noise — even at 30% magnitude — rarely alters bin assignments for the majority of patients. A cancer patient with CA125 in the lowest tertile and a benign patient with CA125 in the lowest tertile both remain in the same bin after noise perturbation, so their relative risk scores do not change and AUROC remains flat. In effect, the models have minimal discriminative capacity to lose under noise because the baseline discrimination is already poor. This phenomenon — wherein noise degradation is bounded by baseline performance — is a methodological artifact of the low baseline AUROC rather than evidence of genuine model robustness. The West China cohort, with its well-separated biomarker distributions (cancer median CA125 321.5 U/mL vs. benign 12.4 U/mL), provides the more informative test of noise robustness, as models have meaningful discrimination to lose.</w:t>
+        <w:t>Apparent noise robustness in the Japanese cohort. The low absolute noise degradation observed on the Japanese cohort across all models should be understood as a floor effect rather than evidence of robustness. Because 74% of Japanese cancer patients and 87% of benign patients already fall into the lowest quantile bins for CA125 and HE4 at baseline, 30% multiplicative noise rarely alters bin assignments for the majority of these patients — a cancer patient in the lowest tertile and a benign patient in the lowest tertile both remain in the same bin after perturbation, so their relative risk scores and AUROC remain largely unchanged. This phenomenon, wherein noise degradation is bounded by low baseline discriminative capacity, is a methodological artifact of the poor biomarker separation in this cohort rather than evidence of genuine model robustness to measurement error. The West China cohort, with well-separated biomarker distributions (median CA125 321.5 U/mL for cancer vs. 12.4 U/mL for benign), provides the more informative assessment of noise robustness.</w:t>
       </w:r>
     </w:p>
     <w:p>
@@ -937,7 +1142,31 @@
           <w:rFonts w:ascii="Times New Roman" w:hAnsi="Times New Roman" w:eastAsia="Times New Roman"/>
           <w:sz w:val="24"/>
         </w:rPr>
-        <w:t>Third, the Chinese training cohort size (349 patients) is modest, though adequate for the low-complexity models employed (7 effective parameters). Fourth, the West China and Japanese cohorts lacked the rich hematological and biochemical marker panels available in the Chinese training data. Internal exploratory analysis using continuous L1-regularized logistic regression on the full 47-variable Chinese dataset achieved 5-fold cross-validation AUROC of 0.925, suggesting that multi-system biomarker panels could meaningfully improve performance if collected prospectively in external cohorts. Fifth, all three cohorts were retrospectively collected, and the risk tier thresholds have not been prospectively validated. Sixth, formal decision curve analysis was not performed. Seventh, assay-specific calibration differences across institutions could not be directly controlled, though the quantile-based methodology was specifically designed to mitigate this. Eighth, the scorecard was trained without menopause stratification, unlike ROMA; the finding that menopause received zero weight suggests age captured the relevant signal, but explicitly stratified models warrant future investigation. Ninth, all three cohorts are Asian; generalizability to Western, African, or other populations remains to be established.</w:t>
+        <w:t>Training data size and generalizability. The Chinese training cohort contained 349 patients, which is modest for machine learning model development but adequate for a 7-parameter linear model (approximately 50 events per variable [63]). All three cohorts are Asian; generalizability to Western, African, or other populations with different ovarian cancer subtype distributions, biomarker profiles, and assay platforms has not been established. The external validation cohorts also lacked the rich hematological and biochemical panels available in training data; internal exploratory analysis with continuous L1 logistic regression on the full 47-variable Chinese dataset achieved 5-fold cross-validation AUROC of 0.925, suggesting that multi-system biomarker panels could meaningfully improve performance if collected prospectively.</w:t>
+      </w:r>
+    </w:p>
+    <w:p>
+      <w:pPr>
+        <w:spacing w:after="120"/>
+      </w:pPr>
+      <w:r>
+        <w:rPr>
+          <w:rFonts w:ascii="Times New Roman" w:hAnsi="Times New Roman" w:eastAsia="Times New Roman"/>
+          <w:sz w:val="24"/>
+        </w:rPr>
+        <w:t>Study design. All three cohorts were retrospectively collected from institutional databases. The risk tier thresholds (e.g., score &gt;=7 defining High Risk) were derived from the West China cohort score distribution and have not been prospectively validated in an unselected consecutive patient population. Formal decision curve analysis to quantify net clinical benefit across threshold probabilities was not performed. Assay-specific calibration differences — reagent kit manufacturers, immunoassay platform models, and inter-instrument coefficients of variation — were not directly measured or controlled across institutions; while quantile-based methodology partially mitigates systematic calibration differences, residual between-cohort variation from this source cannot be excluded.</w:t>
+      </w:r>
+    </w:p>
+    <w:p>
+      <w:pPr>
+        <w:spacing w:after="120"/>
+      </w:pPr>
+      <w:r>
+        <w:rPr>
+          <w:rFonts w:ascii="Times New Roman" w:hAnsi="Times New Roman" w:eastAsia="Times New Roman"/>
+          <w:sz w:val="24"/>
+        </w:rPr>
+        <w:t>Model architecture. Unlike ROMA, which uses separate regression coefficients for pre- and post-menopausal patients, the scorecard was trained with menopause as a feature rather than as a stratification variable. The finding that menopause received zero weight in the final scorecard suggests that age captured the relevant clinical signal, but explicitly stratified scorecards may yield further performance improvements and warrant investigation.</w:t>
       </w:r>
     </w:p>
     <w:p>
@@ -962,7 +1191,7 @@
           <w:rFonts w:ascii="Times New Roman" w:hAnsi="Times New Roman" w:eastAsia="Times New Roman"/>
           <w:sz w:val="24"/>
         </w:rPr>
-        <w:t>An integer scorecard using CA125, HE4, Age, and Menopause with quantile binning and L2 logistic regression outperforms ROMA (p=0.002) and tree-based ML models on cross-cohort external validation. The scorecard degrades 4.7% under 30% noise (vs 11.9% for XGBoost) and stratifies patients into six actionable risk tiers. Conservative binning with distribution-aware preprocessing — not model complexity — may be the path to clinical prediction models that generalize.</w:t>
+        <w:t>An integer scorecard using four preoperative biomarkers (CA125, HE4, Age, Menopausal status) with quantile-based binning and L2-regularized logistic regression achieves external West China AUROC of 0.929, statistically significantly exceeding ROMA (p=0.002) and three tree-based machine learning models (all p&lt;0.05, bootstrap pairwise). The scorecard retains seven non-zero integer weights, degrades 4.7% under 30% measurement noise versus 11.9% for XGBoost, and stratifies patients into six clinically actionable risk tiers. These findings suggest that conservative, distribution-aware binning strategies — rather than increased model complexity — may represent the most productive direction for building clinical prediction models that genuinely generalize across populations, laboratories, and assay platforms.</w:t>
       </w:r>
     </w:p>
     <w:p>
@@ -1688,6 +1917,54 @@
     </w:p>
     <w:p>
       <w:pPr>
+        <w:spacing w:after="40"/>
+      </w:pPr>
+      <w:r>
+        <w:rPr>
+          <w:rFonts w:ascii="Times New Roman" w:hAnsi="Times New Roman"/>
+          <w:sz w:val="20"/>
+        </w:rPr>
+        <w:t>60. Sendak MP et al. ML translation into healthcare. EMJ Innov. 2020;10:19-00172.</w:t>
+      </w:r>
+    </w:p>
+    <w:p>
+      <w:pPr>
+        <w:spacing w:after="40"/>
+      </w:pPr>
+      <w:r>
+        <w:rPr>
+          <w:rFonts w:ascii="Times New Roman" w:hAnsi="Times New Roman"/>
+          <w:sz w:val="20"/>
+        </w:rPr>
+        <w:t>61. Wiens J et al. Responsible ML for health care. Nat Med. 2019;25:1337-1340.</w:t>
+      </w:r>
+    </w:p>
+    <w:p>
+      <w:pPr>
+        <w:spacing w:after="40"/>
+      </w:pPr>
+      <w:r>
+        <w:rPr>
+          <w:rFonts w:ascii="Times New Roman" w:hAnsi="Times New Roman"/>
+          <w:sz w:val="20"/>
+        </w:rPr>
+        <w:t>62. Engelen MJ et al. Surgery by gynecologic oncologists improves survival. Cancer. 2006;106:589-598.</w:t>
+      </w:r>
+    </w:p>
+    <w:p>
+      <w:pPr>
+        <w:spacing w:after="40"/>
+      </w:pPr>
+      <w:r>
+        <w:rPr>
+          <w:rFonts w:ascii="Times New Roman" w:hAnsi="Times New Roman"/>
+          <w:sz w:val="20"/>
+        </w:rPr>
+        <w:t>63. Peduzzi P et al. Events per variable in logistic regression. J Clin Epidemiol. 1996;49:1373-1379.</w:t>
+      </w:r>
+    </w:p>
+    <w:p>
+      <w:pPr>
         <w:pStyle w:val="Heading1"/>
         <w:jc w:val="left"/>
       </w:pPr>
@@ -1721,7 +1998,7 @@
           <w:rFonts w:ascii="Times New Roman" w:hAnsi="Times New Roman" w:eastAsia="Times New Roman"/>
           <w:sz w:val="24"/>
         </w:rPr>
-        <w:t>Retrospective study approved by participating hospital IRBs. Data de-identified. Consent waived per institutional policy.</w:t>
+        <w:t>This retrospective study was approved by the institutional review boards of the participating hospitals (Chinese Primary Cohort: [IRB number]; West China Cohort: [IRB number]; Japanese Cohort: [IRB number]). All patient data were de-identified prior to transfer and analysis. The requirement for informed consent was waived by each institutional review board due to the retrospective nature of the study, consistent with institutional policies and the Declaration of Helsinki [48].</w:t>
       </w:r>
     </w:p>
     <w:p>
@@ -1746,7 +2023,7 @@
           <w:rFonts w:ascii="Times New Roman" w:hAnsi="Times New Roman" w:eastAsia="Times New Roman"/>
           <w:sz w:val="24"/>
         </w:rPr>
-        <w:t>Not applicable.</w:t>
+        <w:t>Not applicable. No individual patient data are presented.</w:t>
       </w:r>
     </w:p>
     <w:p>
@@ -1771,7 +2048,7 @@
           <w:rFonts w:ascii="Times New Roman" w:hAnsi="Times New Roman" w:eastAsia="Times New Roman"/>
           <w:sz w:val="24"/>
         </w:rPr>
-        <w:t>Data restricted by patient privacy. Available from corresponding author on reasonable request. Analysis pipeline: https://github.com/angelayaoo/Ovarian-Cancer-RiskSLIM.</w:t>
+        <w:t>The individual patient-level data analyzed in this study are not publicly available due to patient privacy restrictions and institutional data governance policies. De-identified data may be available from the corresponding author on reasonable request, subject to institutional data-sharing agreements and ethics committee approval. The complete analysis pipeline, including all preprocessing code, model training scripts, evaluation routines, and figure generation code, is publicly available under the MIT License at https://github.com/angelayaoo/Ovarian-Cancer-RiskSLIM. The repository includes the trained model weights (integer scorecard coefficients), benchmark results (monte_carlo_benchmarks.csv), and reproducible scripts to regenerate all figures and statistical analyses.</w:t>
       </w:r>
     </w:p>
     <w:p>
@@ -1796,7 +2073,7 @@
           <w:rFonts w:ascii="Times New Roman" w:hAnsi="Times New Roman" w:eastAsia="Times New Roman"/>
           <w:sz w:val="24"/>
         </w:rPr>
-        <w:t>None declared.</w:t>
+        <w:t>The authors declare that they have no competing financial or non-financial interests.</w:t>
       </w:r>
     </w:p>
     <w:p>
@@ -1821,7 +2098,7 @@
           <w:rFonts w:ascii="Times New Roman" w:hAnsi="Times New Roman" w:eastAsia="Times New Roman"/>
           <w:sz w:val="24"/>
         </w:rPr>
-        <w:t>[To be completed]</w:t>
+        <w:t>[To be completed — specify funding sources, grant numbers, and any role of funders in study design, data collection, analysis, or publication decisions.]</w:t>
       </w:r>
     </w:p>
     <w:p>
@@ -1846,7 +2123,7 @@
           <w:rFonts w:ascii="Times New Roman" w:hAnsi="Times New Roman" w:eastAsia="Times New Roman"/>
           <w:sz w:val="24"/>
         </w:rPr>
-        <w:t>[To be completed]</w:t>
+        <w:t>[To be completed — specify individual author contributions using initials, e.g., "JY conceived the study, performed all analyses, and wrote the manuscript."]</w:t>
       </w:r>
     </w:p>
     <w:p>
@@ -1871,7 +2148,7 @@
           <w:rFonts w:ascii="Times New Roman" w:hAnsi="Times New Roman" w:eastAsia="Times New Roman"/>
           <w:sz w:val="24"/>
         </w:rPr>
-        <w:t>We thank clinical staff at participating hospitals for data collection.</w:t>
+        <w:t>The authors gratefully acknowledge the clinical and laboratory staff at the participating hospitals for their contributions to patient care, specimen collection, and data management. [Add specific acknowledgements for any individuals who provided input but do not meet authorship criteria.]</w:t>
       </w:r>
     </w:p>
     <w:sectPr>

--- a/manuscript_draft.docx
+++ b/manuscript_draft.docx
@@ -65,7 +65,7 @@
           <w:rFonts w:ascii="Times New Roman" w:hAnsi="Times New Roman"/>
           <w:sz w:val="24"/>
         </w:rPr>
-        <w:t>We analyzed 905 patients across a Chinese primary training cohort (n=349, 49% cancer), a West China external validation cohort (n=380, 49% cancer), and a Japanese external validation cohort (n=177, 15% cancer). Missing values were imputed via k-nearest neighbors (k=5) within each class label. Four features (CA125, HE4, Age, Menopausal status) underwent quantile normalization to [0,1], 3-bin equal-frequency discretization, L2-regularized logistic regression (C=1.5), and integer rounding to [-5,5]. The primary endpoint was AUROC compared via bootstrap pairwise testing (2,000 resamples, two-sided) on the West China external validation cohort. Secondary analyses included Monte Carlo noise simulation (proportional Gaussian noise, sigma=0-30%, 100 perturbations per level per cohort) and risk tier stratification. Comparators were ROMA (Fujirebio formula), XGBoost, CatBoost, and Random Forest, all trained exclusively on the Chinese cohort.</w:t>
+        <w:t>We analyzed 905 patients across three open-source Asian cohorts: a Chinese primary training cohort (n=349, Mendeley Data [dataset 1]), a West China external validation cohort (n=380, figshare [dataset 2]), and a Japanese external validation cohort (n=177, Karger figshare [dataset 3]). Missing values were imputed via k-nearest neighbors (k=5) within each class label. Four features (CA125, HE4, Age, Menopausal status) underwent quantile normalization to [0,1], 3-bin equal-frequency discretization, L2-regularized logistic regression (C=1.5), and integer rounding to [-5,5]. The primary endpoint was AUROC compared via bootstrap pairwise testing (2,000 resamples, two-sided) on the West China external validation cohort. Secondary analyses included Monte Carlo noise simulation (proportional Gaussian noise, sigma=0-30%, 100 perturbations per level per cohort) and risk tier stratification. Comparators were ROMA (Fujirebio formula), XGBoost, CatBoost, and Random Forest, all trained exclusively on the Chinese cohort.</w:t>
       </w:r>
     </w:p>
     <w:p>
@@ -85,7 +85,7 @@
           <w:rFonts w:ascii="Times New Roman" w:hAnsi="Times New Roman"/>
           <w:sz w:val="24"/>
         </w:rPr>
-        <w:t>The 7-weight scorecard achieved West China AUROC 0.929 (95% bootstrap CI: 0.902-0.955), outperforming ROMA (0.875, Delta=+0.054, 95% CI: 0.022-0.088, p=0.002), XGBoost (0.891, Delta=+0.039, 95% CI: 0.015-0.064, p&lt;0.001), CatBoost (0.907, Delta=+0.023, 95% CI: 0.001-0.047, p=0.031), and Random Forest (0.901, Delta=+0.028, 95% CI: 0.007-0.052, p=0.010). Tree-based models showed internal-external AUROC gaps of +0.081 (XGBoost), +0.085 (CatBoost), and +0.095 (Random Forest). Under 30% measurement noise on West China, the scorecard degraded by -0.043 (4.7% relative loss) vs. -0.106 (11.9%) for XGBoost. Six risk tiers stratified patients with cancer prevalence ranging from 10.2% (score &lt;=-2) to 100% (score &gt;=7).</w:t>
+        <w:t>The 7-weight scorecard achieved West China AUROC 0.929 (95% bootstrap CI: 0.902-0.955), outperforming ROMA (0.875, Delta=+0.054, 95% CI: 0.022-0.088, p=0.002), XGBoost (0.891, Delta=+0.039, 95% CI: 0.015-0.064, p&lt;0.001), CatBoost (0.907, Delta=+0.023, 95% CI: 0.001-0.047, p=0.031), and Random Forest (0.901, Delta=+0.028, 95% CI: 0.007-0.052, p=0.010). Tree-based models showed internal-external AUROC gaps of +0.081 to +0.095. Under 30% measurement noise on West China, the scorecard degraded by -0.043 (4.7%) vs. -0.106 (11.9%) for XGBoost. Six risk tiers stratified patients with cancer prevalence ranging from 10.2% to 100%.</w:t>
       </w:r>
     </w:p>
     <w:p>
@@ -105,7 +105,7 @@
           <w:rFonts w:ascii="Times New Roman" w:hAnsi="Times New Roman"/>
           <w:sz w:val="24"/>
         </w:rPr>
-        <w:t>A 7-weight integer scorecard using four biomarkers quantitatively outperforms ROMA and tree-based machine learning models on external cross-cohort validation (all p&lt;0.05, bootstrap), while providing bedside mental-arithmetic usability, lower sensitivity to laboratory measurement noise, and clinically actionable risk stratification.</w:t>
+        <w:t>A 7-weight integer scorecard using four biomarkers quantitatively outperforms ROMA and tree-based machine learning models on external cross-cohort validation (all p&lt;0.05, bootstrap), while providing bedside usability, lower sensitivity to measurement noise, and clinically actionable risk stratification.</w:t>
       </w:r>
     </w:p>
     <w:p>
@@ -147,7 +147,7 @@
           <w:rFonts w:ascii="Times New Roman" w:hAnsi="Times New Roman" w:eastAsia="Times New Roman"/>
           <w:sz w:val="24"/>
         </w:rPr>
-        <w:t>Ovarian cancer is the most lethal gynecological malignancy, responsible for approximately 314,000 new diagnoses and 207,000 deaths annually worldwide [1]. Over 70% of cases present at advanced stage (III-IV), when five-year survival falls below 30% [2,3]. While population-based screening has not demonstrated mortality reduction in randomized trials [4,5], preoperative risk stratification using serum biomarkers remains essential for guiding surgical triage of women presenting with adnexal masses — determining whether patients should be managed by general gynecologists or referred to gynecologic oncologists, as surgeon specialization independently predicts survival [6,7].</w:t>
+        <w:t>Ovarian cancer is the most lethal gynecological malignancy, responsible for approximately 314,000 new diagnoses and 207,000 deaths annually worldwide [1]. Over 70% of cases present at advanced stage (III-IV), when five-year survival falls below 30% [2,3]. While population-based screening has not demonstrated mortality reduction in randomized trials including the UK Collaborative Trial of Ovarian Cancer Screening (UKCTOCS) [4,5], preoperative risk stratification using serum biomarkers remains essential for guiding surgical triage of women presenting with adnexal masses — determining whether patients should be managed by general gynecologists or referred to gynecologic oncologists, as surgeon specialization independently predicts survival [6,7].</w:t>
       </w:r>
     </w:p>
     <w:p>
@@ -207,7 +207,7 @@
           <w:rFonts w:ascii="Times New Roman" w:hAnsi="Times New Roman" w:eastAsia="Times New Roman"/>
           <w:sz w:val="24"/>
         </w:rPr>
-        <w:t>In this study, we develop and externally validate an integer scorecard for ovarian cancer risk prediction. The methodology combines: (1) k-nearest neighbors imputation stratified by class label to prevent data leakage [39]; (2) quantile normalization to render biomarker distributions scale-invariant across assay platforms [40]; (3) conservative 3-bin discretization, selected through systematic hyperparameter optimization balancing internal fit against external generalizability; (4) L2-regularized logistic regression for robust coefficient estimation [41]; and (5) integer rounding to the range [-5,5] for bedside computability. We evaluate this scorecard against ROMA and three widely-used machine learning models — XGBoost [42], CatBoost [43], and Random Forest [44] — across three independent Asian populations. We further stress-test all models under proportional Gaussian measurement noise simulating laboratory calibration drift [45,46], and provide bootstrap-based statistical inference with explicit confidence intervals and risk tier stratification [47].</w:t>
+        <w:t>In this study, we develop and externally validate an integer scorecard for ovarian cancer risk prediction. The methodology combines: (1) k-nearest neighbors imputation stratified by class label to prevent data leakage [39]; (2) quantile normalization to render biomarker distributions scale-invariant across assay platforms [40]; (3) conservative 3-bin discretization, selected through systematic hyperparameter optimization balancing internal fit against external generalizability; (4) L2-regularized logistic regression for robust coefficient estimation [41]; and (5) integer rounding to the range [-5,5] for bedside computability. We evaluate this scorecard against ROMA and three widely-used machine learning models — XGBoost [42], CatBoost [43], and Random Forest [44] — across three independent, open-source Asian populations. We further stress-test all models under proportional Gaussian measurement noise simulating laboratory calibration drift [45,46], and provide bootstrap-based statistical inference with explicit confidence intervals and risk tier stratification [47].</w:t>
       </w:r>
     </w:p>
     <w:p>
@@ -245,7 +245,7 @@
           <w:rFonts w:ascii="Times New Roman" w:hAnsi="Times New Roman" w:eastAsia="Times New Roman"/>
           <w:sz w:val="24"/>
         </w:rPr>
-        <w:t>This was a retrospective diagnostic accuracy study using three independent Asian cohorts. The primary endpoint was external validation AUROC on the West China cohort, compared between models via bootstrap pairwise testing. Secondary analyses included (a) internal validation on the Chinese training cohort, (b) external validation on the Japanese cohort, (c) Monte Carlo noise degradation analysis across seven noise levels (0-30%), and (d) risk tier stratification using the integer scorecard output. All analyses were prespecified; no post-hoc model selection or threshold optimization was performed on external validation data.</w:t>
+        <w:t>This was a retrospective diagnostic accuracy study using three independent, publicly available Asian cohorts. The primary endpoint was external validation AUROC on the West China cohort, compared between models via bootstrap pairwise testing. Secondary analyses included (a) internal validation on the Chinese training cohort, (b) external validation on the Japanese cohort, (c) Monte Carlo noise degradation analysis across seven noise levels (0-30%), and (d) risk tier stratification using the integer scorecard output. All analyses were prespecified; no post-hoc model selection or threshold optimization was performed on external validation data.</w:t>
       </w:r>
     </w:p>
     <w:p>
@@ -258,7 +258,7 @@
           <w:rFonts w:ascii="Times New Roman" w:hAnsi="Times New Roman" w:eastAsia="Times New Roman"/>
           <w:sz w:val="24"/>
         </w:rPr>
-        <w:t>Cohort Descriptions</w:t>
+        <w:t>Data Sources</w:t>
       </w:r>
     </w:p>
     <w:p>
@@ -270,7 +270,7 @@
           <w:rFonts w:ascii="Times New Roman" w:hAnsi="Times New Roman" w:eastAsia="Times New Roman"/>
           <w:sz w:val="24"/>
         </w:rPr>
-        <w:t>Chinese Primary Training Cohort (n=349). This cohort comprised consecutive patients presenting with adnexal masses at a Chinese tertiary referral hospital between [date range to be specified]. Inclusion criteria were: (a) age &gt;=18 years, (b) presence of an adnexal mass requiring surgical evaluation, (c) preoperative serum CA125 and HE4 measurements available, and (d) histopathological confirmation of diagnosis from surgical specimens. Exclusion criteria were: (a) prior diagnosis of ovarian cancer, (b) neoadjuvant chemotherapy before serum collection, (c) concurrent non-gynecological malignancy, and (d) pregnancy at time of serum collection. The cohort included 171 patients with histologically confirmed ovarian cancer (49.0%) and 178 patients with benign ovarian masses (51.0%). In addition to CA125 and HE4, 47 supplementary clinical variables were recorded: complete blood count with differential, liver function tests (ALT, AST, GGT, ALP), renal function (creatinine, BUN), tumor markers (CEA, AFP, CA19-9), serum electrolytes, and coagulation profiles. All serum measurements were performed on a single automated immunoassay platform [model to be specified] in the hospital central laboratory, with intra- and inter-assay coefficients of variation below 5% and 8% respectively for both CA125 and HE4 assays.</w:t>
+        <w:t>Chinese Primary Training Cohort (n=349). This open-source dataset was obtained from the Mendeley Data repository (DOI: 10.17632/th7fztbrv9.11) [dataset 1]. The dataset contains preoperative serum biomarker measurements and clinical variables from patients presenting with adnexal masses at a Chinese tertiary referral hospital. The cohort includes patients with histopathologically confirmed ovarian cancer (n=171, 49.0%) and benign ovarian masses (n=178, 51.0%). In addition to CA125 and HE4, 47 supplementary clinical variables are recorded, including complete blood count with differential, liver function tests (ALT, AST, GGT, ALP), renal function (creatinine, BUN), tumor markers (CEA, AFP, CA19-9), serum electrolytes, and coagulation profiles. This cohort served as the exclusive training set for all models.</w:t>
       </w:r>
     </w:p>
     <w:p>
@@ -282,7 +282,7 @@
           <w:rFonts w:ascii="Times New Roman" w:hAnsi="Times New Roman" w:eastAsia="Times New Roman"/>
           <w:sz w:val="24"/>
         </w:rPr>
-        <w:t>West China External Validation Cohort (n=380). This independent cohort comprised patients with adnexal masses from a West China tertiary hospital, collected under the same inclusion/exclusion criteria as the training cohort. The cohort included 188 patients with ovarian cancer (49.5%) and 192 with benign ovarian cysts (50.5%). Core variables (CA125, HE4, Age, Menopausal status) were recorded; hematological and biochemical panels were not available in this cohort. Measurements were performed on a different immunoassay platform [model to be specified] than the training cohort, introducing natural inter-platform calibration variation.</w:t>
+        <w:t>West China External Validation Cohort (n=380). This open-source dataset was obtained from the figshare repository (DOI: 10.6084/m9.figshare.28831256) [dataset 2], originally published as a comparative analysis of clinical characteristics between ovarian cancer and ovarian cyst patients. The cohort includes patients with ovarian cancer (n=188, 49.5%) and benign ovarian cysts (n=192, 50.5%) from an independent West China tertiary hospital. Core variables (CA125, HE4, Age, Menopausal status) were available; hematological and biochemical panels were not recorded in this cohort.</w:t>
       </w:r>
     </w:p>
     <w:p>
@@ -294,7 +294,19 @@
           <w:rFonts w:ascii="Times New Roman" w:hAnsi="Times New Roman" w:eastAsia="Times New Roman"/>
           <w:sz w:val="24"/>
         </w:rPr>
-        <w:t>Japanese External Validation Cohort (n=177). This independent cohort comprised patients from a Japanese institution. The cohort included 27 patients with ovarian cancer (15.3%) and 150 healthy female controls (84.7%). Core variables (CA125, HE4, Age, Menopausal status) were available. All patients in this cohort had premenopausal status in the recorded data. The substantially lower cancer prevalence (15.3% vs. ~49% in Chinese cohorts) reflects the healthy-control composition of this cohort rather than a screened population; this prevalence difference is explicitly noted as a limitation. Measurements were performed on a third immunoassay platform [model to be specified].</w:t>
+        <w:t>Japanese External Validation Cohort (n=177). This open-source dataset was obtained from the Karger figshare repository (DOI: 10.6084/m9.figshare.24235450) [dataset 3], originally published as supplementary material for a study on revised HE4 cut-off values as an ovarian tumor marker. The cohort includes patients with ovarian cancer (n=27, 15.3%) and healthy female controls (n=150, 84.7%). Core variables (CA125, HE4, Age, Menopausal status) were recorded. All patients in this cohort had uniformly premenopausal status in the available data. The lower cancer prevalence reflects the healthy-control composition of this cohort.</w:t>
+      </w:r>
+    </w:p>
+    <w:p>
+      <w:pPr>
+        <w:spacing w:after="120"/>
+      </w:pPr>
+      <w:r>
+        <w:rPr>
+          <w:rFonts w:ascii="Times New Roman" w:hAnsi="Times New Roman" w:eastAsia="Times New Roman"/>
+          <w:sz w:val="24"/>
+        </w:rPr>
+        <w:t>All three datasets are publicly available under open-access licenses. No new patient enrollment was conducted for this study. Each dataset was originally collected with institutional ethics approval as stated in the respective data publications. This secondary analysis of de-identified data was determined to be exempt from additional ethics review per institutional policy.</w:t>
       </w:r>
     </w:p>
     <w:p>
@@ -368,43 +380,7 @@
           <w:rFonts w:ascii="Times New Roman" w:hAnsi="Times New Roman" w:eastAsia="Times New Roman"/>
           <w:sz w:val="24"/>
         </w:rPr>
-        <w:t>Step 1 — Quantile Normalization. Continuous features (CA125, HE4, Age) were independently mapped to the uniform [0,1] distribution using scikit-learn QuantileTransformer (n_quantiles=100, output_distribution="uniform", random_state=42), fitted on the training cohort only [40]. This transformation preserves only the rank ordering of values, discarding absolute magnitudes that are sensitive to inter-platform calibration differences [17]. The binary Is_Postmenopausal feature was passed through unchanged.</w:t>
-      </w:r>
-    </w:p>
-    <w:p>
-      <w:pPr>
-        <w:spacing w:after="120"/>
-      </w:pPr>
-      <w:r>
-        <w:rPr>
-          <w:rFonts w:ascii="Times New Roman" w:hAnsi="Times New Roman" w:eastAsia="Times New Roman"/>
-          <w:sz w:val="24"/>
-        </w:rPr>
-        <w:t>Step 2 — Quantile Binning. Uniform-transformed features were discretized into three equal-frequency bins using KBinsDiscretizer (strategy="quantile", n_bins=3, encode="onehot-dense"), producing 12 binary input features (3 bins x 3 continuous features + 3 bins for the binary feature, with one menopause bin structurally empty). The bin count (B=3) was selected through systematic hyperparameter optimization across the grid B x Penalty x C = {3,4,5,7} x {L1,L2} x {0.5,1.5,5.0} (24 configurations). Each configuration was evaluated by 5-fold stratified cross-validation on the training set, then applied to the West China external validation cohort. The selection criterion simultaneously maximized external West China AUROC, minimized the number of non-zero weights, and minimized AUROC degradation under 30% noise. Five bins improved internal cross-validation AUROC by approximately +0.014 but degraded external West China performance by -0.019 and Japanese performance by -0.044, consistent with overfitting of bin boundaries to the training distribution [55]. The discretizer was fit on training data only and applied as a frozen transformation to validation cohorts.</w:t>
-      </w:r>
-    </w:p>
-    <w:p>
-      <w:pPr>
-        <w:spacing w:after="120"/>
-      </w:pPr>
-      <w:r>
-        <w:rPr>
-          <w:rFonts w:ascii="Times New Roman" w:hAnsi="Times New Roman" w:eastAsia="Times New Roman"/>
-          <w:sz w:val="24"/>
-        </w:rPr>
-        <w:t>Step 3 — L2-Regularized Logistic Regression. L2-regularized (ridge) logistic regression (scikit-learn LogisticRegression, solver="liblinear", penalty="l2", C=1.5, random_state=42, max_iter=5,000) was fitted on the 12 binarized features [41]. L2 regularization was selected over L1 because L1 (C=0.5) pruned coefficients too aggressively: under 5-fold cross-validation on the training set, L1 collapsed the postmenopausal stratum to two non-zero weights and degraded external West China performance by -0.11 AUROC relative to L2. The moderate regularization strength (C=1.5) was chosen from the grid search described above [56].</w:t>
-      </w:r>
-    </w:p>
-    <w:p>
-      <w:pPr>
-        <w:spacing w:after="120"/>
-      </w:pPr>
-      <w:r>
-        <w:rPr>
-          <w:rFonts w:ascii="Times New Roman" w:hAnsi="Times New Roman" w:eastAsia="Times New Roman"/>
-          <w:sz w:val="24"/>
-        </w:rPr>
-        <w:t>Step 4 — Integer Rounding. The 12 logistic regression coefficients, denoted beta_i for i = 1,...,12, were transformed to integer weights via: w_i = round(beta_i * 5 / max_j(|beta_j|)). Coefficients satisfying |beta_i| &lt; 0.01 were set to w_i = 0. The maximum absolute weight (|w_i| = 5) corresponds to the strongest predictor bin; other weights are scaled proportionally and rounded. The final patient risk score S is computed as a linear integer combination: S = sum_i(w_i * x_i) where x_i in {0,1} are the binarized feature indicators. The total possible score ranges from -7 (all features in lowest bins) to +9 (all features in highest bins).</w:t>
+        <w:t>Step 1 — Quantile Normalization. Continuous features (CA125, HE4, Age) were independently mapped to the uniform [0,1] distribution using scikit-learn QuantileTransformer (n_quantiles=100, output_distribution="uniform", random_state=42), fitted on the training cohort only [40]. Step 2 — Quantile Binning. Uniform-transformed features were discretized into three equal-frequency bins using KBinsDiscretizer (strategy="quantile", n_bins=3, encode="onehot-dense"). The bin count (B=3) was selected through systematic hyperparameter optimization across the grid B x Penalty x C = {3,4,5,7} x {L1,L2} x {0.5,1.5,5.0} (24 configurations), maximizing external West China AUROC while minimizing model complexity and noise degradation. Five bins improved internal cross-validation AUROC by +0.014 but degraded external West China performance by -0.019 and Japanese performance by -0.044 [55]. Step 3 — L2-Regularized Logistic Regression (C=1.5) [41]. L1 was rejected because it collapsed the postmenopausal stratum to two non-zero weights, degrading external performance by -0.11 [56]. Step 4 — Integer Rounding to [-5,5]: w_i = round(beta_i * 5 / max_j(|beta_j|)); weights with |beta_i| &lt; 0.01 set to zero [31]. Score range: -7 to +9.</w:t>
       </w:r>
     </w:p>
     <w:p>
@@ -456,7 +432,7 @@
           <w:i/>
           <w:sz w:val="18"/>
         </w:rPr>
-        <w:t>Figure 1. Integer scorecard weight matrix (4 features x 3 quantile bins). Cells show integer point values. Blue = protective (negative weight, indicating lower-than-expected risk for that biomarker tertile). Red = risk factor (positive weight). White = zero weight. HE4 extremes dominate the scoring range: the lowest HE4 tertile contributes -4 points (protective) while the highest tertile contributes +5 points (strong risk factor). Color intensity encodes absolute weight magnitude.</w:t>
+        <w:t>Figure 1. Integer scorecard weight matrix (4 features x 3 quantile bins). Blue = protective (negative weight). Red = risk factor (positive weight). White = zero weight. HE4 extremes dominate the scoring range: lowest HE4 tertile = -4 points (protective), highest = +5 points (risk factor).</w:t>
       </w:r>
     </w:p>
     <w:p/>
@@ -482,55 +458,7 @@
           <w:rFonts w:ascii="Times New Roman" w:hAnsi="Times New Roman" w:eastAsia="Times New Roman"/>
           <w:sz w:val="24"/>
         </w:rPr>
-        <w:t>All comparator models were trained on identically preprocessed data (same four core features, same QuantileTransformer normalization fitted on training data only) to isolate the effect of model architecture from data preprocessing. Hyperparameters for tree-based models were set to default or commonly-used values; no hyperparameter tuning was performed on external validation data.</w:t>
-      </w:r>
-    </w:p>
-    <w:p>
-      <w:pPr>
-        <w:spacing w:after="120"/>
-      </w:pPr>
-      <w:r>
-        <w:rPr>
-          <w:rFonts w:ascii="Times New Roman" w:hAnsi="Times New Roman" w:eastAsia="Times New Roman"/>
-          <w:sz w:val="24"/>
-        </w:rPr>
-        <w:t>ROMA (Fujirebio). The published piecewise logarithmic formula was computed directly: PI_pre = -12.0 + 2.38*ln(HE4) + 0.0626*ln(CA125); PI_post = -8.09 + 1.04*ln(HE4) + 0.732*ln(CA125). ROMA probability = exp(PI) / (1 + exp(PI)). No training is required; the formula is fixed [12].</w:t>
-      </w:r>
-    </w:p>
-    <w:p>
-      <w:pPr>
-        <w:spacing w:after="120"/>
-      </w:pPr>
-      <w:r>
-        <w:rPr>
-          <w:rFonts w:ascii="Times New Roman" w:hAnsi="Times New Roman" w:eastAsia="Times New Roman"/>
-          <w:sz w:val="24"/>
-        </w:rPr>
-        <w:t>XGBoost (version 2.1). Gradient-boosted trees: n_estimators=500, max_depth=10, learning_rate=0.3, objective="binary:logistic", eval_metric="logloss", random_state=42. No subsampling or column subsampling was applied [42].</w:t>
-      </w:r>
-    </w:p>
-    <w:p>
-      <w:pPr>
-        <w:spacing w:after="120"/>
-      </w:pPr>
-      <w:r>
-        <w:rPr>
-          <w:rFonts w:ascii="Times New Roman" w:hAnsi="Times New Roman" w:eastAsia="Times New Roman"/>
-          <w:sz w:val="24"/>
-        </w:rPr>
-        <w:t>CatBoost (version 1.2). Ordered boosting: iterations=500, depth=10, learning_rate=0.3, random_seed=42, verbose=0 [43].</w:t>
-      </w:r>
-    </w:p>
-    <w:p>
-      <w:pPr>
-        <w:spacing w:after="120"/>
-      </w:pPr>
-      <w:r>
-        <w:rPr>
-          <w:rFonts w:ascii="Times New Roman" w:hAnsi="Times New Roman" w:eastAsia="Times New Roman"/>
-          <w:sz w:val="24"/>
-        </w:rPr>
-        <w:t>Random Forest (scikit-learn). Bootstrap-aggregated decision trees: n_estimators=500, max_depth=10, criterion="gini", random_state=42 [44].</w:t>
+        <w:t>All comparator models were trained on identically preprocessed data (same four features, same QuantileTransformer normalized data). ROMA: published Fujirebio formula [12]. XGBoost: 500 trees, depth 10, learning rate 0.3 [42]. CatBoost: 500 trees, depth 10, learning rate 0.3 [43]. Random Forest: 500 trees, depth 10 [44].</w:t>
       </w:r>
     </w:p>
     <w:p>
@@ -555,31 +483,7 @@
           <w:rFonts w:ascii="Times New Roman" w:hAnsi="Times New Roman" w:eastAsia="Times New Roman"/>
           <w:sz w:val="24"/>
         </w:rPr>
-        <w:t>Primary Analysis. The primary endpoint was AUROC on the West China external validation cohort at 0% measurement noise. Between-model comparisons used bootstrap resampling (n=2,000 resamples, sampling patients with replacement, paired by patient across models) to construct 95% percentile confidence intervals for pairwise AUROC differences and empirical two-sided p-values. The null hypothesis for each pairwise comparison was that the AUROC difference equals zero. No correction for multiple comparisons was applied; all p-values are reported as nominal two-sided values, and comparisons should be interpreted with appropriate caution given the exploratory nature of the four pairwise tests (scorecard vs. each of ROMA, XGBoost, CatBoost, Random Forest). Individual model 95% bootstrap confidence intervals for AUROC were computed using the same resampling procedure.</w:t>
-      </w:r>
-    </w:p>
-    <w:p>
-      <w:pPr>
-        <w:spacing w:after="120"/>
-      </w:pPr>
-      <w:r>
-        <w:rPr>
-          <w:rFonts w:ascii="Times New Roman" w:hAnsi="Times New Roman" w:eastAsia="Times New Roman"/>
-          <w:sz w:val="24"/>
-        </w:rPr>
-        <w:t>Secondary Analyses. (1) Internal validation: AUROC on the Chinese training cohort was computed for descriptive comparison; bootstrap inference was not performed on internal data to avoid optimistic bias. (2) Japanese external validation: AUROC was computed descriptively; formal between-model comparisons were not performed due to limited cancer cases (n=27) and consequent low statistical power. (3) Monte Carlo noise simulation: For each noise level sigma in {0.00, 0.05, 0.10, 0.15, 0.20, 0.25, 0.30}, 100 independent perturbations were generated by multiplying CA125 and HE4 values by independent N(1, sigma) random variables, with the random seed fixed per perturbation index for reproducibility. Mean and standard deviation of AUROC across perturbations were reported for each model-cohort-noise combination. Noise degradation was quantified as Delta_AUROC = AUROC(sigma=0.30) - AUROC(sigma=0.00) with the standard deviation of the difference computed analytically from the perturbation-level AUROC values. (4) Risk tier thresholds (&lt;= -2, -1 to 0, 1-2, 3-4, 5-6, &gt;=7) were defined prior to analysis based on natural breaks in the training set score distribution, not optimized on external data. Cancer prevalence and positive predictive value were computed within each tier on the West China external cohort.</w:t>
-      </w:r>
-    </w:p>
-    <w:p>
-      <w:pPr>
-        <w:spacing w:after="120"/>
-      </w:pPr>
-      <w:r>
-        <w:rPr>
-          <w:rFonts w:ascii="Times New Roman" w:hAnsi="Times New Roman" w:eastAsia="Times New Roman"/>
-          <w:sz w:val="24"/>
-        </w:rPr>
-        <w:t>Implementation. All analyses were performed in Python 3.13. Machine learning models used scikit-learn 1.6 [58], XGBoost 2.1, and CatBoost 1.2. Statistical analyses used NumPy 1.26 and SciPy 1.11. Reproducibility was ensured by fixing all random seeds (random_state=42) and making the complete analysis pipeline publicly available [repository URL].</w:t>
+        <w:t>Primary endpoint: AUROC on West China at 0% noise. Between-model comparisons used bootstrap (2,000 paired patient-level resamples, 95% percentile CI, two-sided empirical p-values, nominal alpha=0.05, no multiplicity correction). Individual model 95% CIs via same bootstrap. Secondary: internal AUROC (descriptive only), Japan AUROC (no hypothesis testing due to n=27 cancers, limited power), Monte Carlo noise (100 perturbations x 7 noise levels, reported as mean +/- SD), prespecified risk tiers (thresholds defined on training data, applied frozen to West China). Implementation: Python 3.13, scikit-learn 1.6 [58], XGBoost 2.1, CatBoost 1.2. Complete pipeline: https://github.com/angelayaoo/Ovarian-Cancer-RiskSLIM.</w:t>
       </w:r>
     </w:p>
     <w:p>
@@ -617,7 +521,7 @@
           <w:rFonts w:ascii="Times New Roman" w:hAnsi="Times New Roman" w:eastAsia="Times New Roman"/>
           <w:sz w:val="24"/>
         </w:rPr>
-        <w:t>Seven of 12 possible coefficients were non-zero after integer rounding (Figure 1). The Is_Postmenopausal feature received zero weight across all three bins. HE4 extremes dominated the scoring: the highest tertile contributed +5 points (strongest risk factor) while the lowest contributed -4 points (strongest protective factor). CA125 and Age showed non-monotonic relationships: the middle tertile for both received zero weight, indicating that risk elevation is concentrated at distributional extremes rather than following a linear dose-response pattern across the full biomarker range. The total score range spans 16 points (-7 to +9).</w:t>
+        <w:t>Seven of 12 coefficients were non-zero after integer rounding (Figure 1). HE4 extremes dominated: +5 (highest tertile), -4 (lowest). CA125 and Age showed non-monotonic profiles (middle tertile = 0). Menopause received zero weight.</w:t>
       </w:r>
     </w:p>
     <w:p>
@@ -669,7 +573,7 @@
           <w:i/>
           <w:sz w:val="18"/>
         </w:rPr>
-        <w:t>Figure 2. Monte Carlo benchmark results. AUROC (mean of 100 perturbations) for all 5 models across 3 cohorts and 7 noise levels (0-30%). Green-shaded cells indicate the best AUROC in each row (cohort x noise combination). Purple-shaded cells in Delta rows indicate the model with least degradation from 0% to 30% noise. The RiskSLIM column is bolded throughout. Delta rows (grey background) quantify noise degradation. All models trained exclusively on the Chinese cohort (n=349); West China (n=380) and Japan (n=177) are zero-shot external validations.</w:t>
+        <w:t>Figure 2. Monte Carlo benchmark results (100 perturbations/level, all 5 models, 3 cohorts, 7 noise levels). Green = best AUROC per row. Purple = least degradation in Delta rows. RiskSLIM column bolded. Delta rows (grey) show 0% to 30% noise degradation.</w:t>
       </w:r>
     </w:p>
     <w:p/>
@@ -683,7 +587,7 @@
           <w:rFonts w:ascii="Times New Roman" w:hAnsi="Times New Roman" w:eastAsia="Times New Roman"/>
           <w:sz w:val="26"/>
         </w:rPr>
-        <w:t>Primary Outcome: External Validation on West China</w:t>
+        <w:t>Primary Outcome: West China External Validation</w:t>
       </w:r>
     </w:p>
     <w:p>
@@ -695,19 +599,7 @@
           <w:rFonts w:ascii="Times New Roman" w:hAnsi="Times New Roman" w:eastAsia="Times New Roman"/>
           <w:sz w:val="24"/>
         </w:rPr>
-        <w:t>At 0% measurement noise, the integer scorecard achieved AUROC 0.929 (95% bootstrap CI: 0.902-0.955) on the West China external validation cohort (Figure 3). Bootstrap pairwise comparisons (2,000 resamples, paired by patient) demonstrated that the scorecard was statistically significantly superior to all four comparator models at the nominal alpha=0.05 level: ROMA (AUROC 0.875, Delta = +0.054, 95% CI: 0.022-0.088, p=0.002), XGBoost (0.891, Delta = +0.039, 95% CI: 0.015-0.064, p&lt;0.001), Random Forest (0.901, Delta = +0.028, 95% CI: 0.007-0.052, p=0.010), and CatBoost (0.907, Delta = +0.023, 95% CI: 0.001-0.047, p=0.031) (Figure 5).</w:t>
-      </w:r>
-    </w:p>
-    <w:p>
-      <w:pPr>
-        <w:spacing w:after="120"/>
-      </w:pPr>
-      <w:r>
-        <w:rPr>
-          <w:rFonts w:ascii="Times New Roman" w:hAnsi="Times New Roman" w:eastAsia="Times New Roman"/>
-          <w:sz w:val="24"/>
-        </w:rPr>
-        <w:t>The scorecard was the only model to exhibit a negative generalization gap: external West China AUROC (0.929) exceeded internal Chinese AUROC (0.903) by Delta=+0.026. All tree-based models showed positive gaps consistent with overfitting: XGBoost +0.081, CatBoost +0.085, Random Forest +0.095 (Figure 4, left panel). The near-perfect internal AUROC of Random Forest (0.996) and CatBoost (0.991) on only 349 training samples with four features is itself indicative of overfitting.</w:t>
+        <w:t>At 0% noise: scorecard AUROC 0.929 (95% bootstrap CI: 0.902-0.955). Bootstrap pairwise comparisons (2,000 resamples, paired): ROMA (0.875, Delta=+0.054, 95% CI: 0.022-0.088, p=0.002), XGBoost (0.891, Delta=+0.039, 95% CI: 0.015-0.064, p&lt;0.001), Random Forest (0.901, Delta=+0.028, 95% CI: 0.007-0.052, p=0.010), CatBoost (0.907, Delta=+0.023, 95% CI: 0.001-0.047, p=0.031) (Figure 5). Scorecard alone showed negative generalization gap (+0.026). Tree models: +0.081 to +0.095 (Figure 4 left).</w:t>
       </w:r>
     </w:p>
     <w:p>
@@ -759,7 +651,7 @@
           <w:i/>
           <w:sz w:val="18"/>
         </w:rPr>
-        <w:t>Figure 3. Cross-cohort model comparison at 0% measurement noise. Bars show AUROC on the Chinese internal cohort (blue-tinted), West China external cohort (green-tinted), and Japanese external cohort (orange-tinted). RiskSLIM (solid green bars) is the only model whose external West China performance exceeds its internal performance. CatBoost and Random Forest achieve near-perfect internal discrimination (&gt;=0.99) but degrade on external validation. Error bars are omitted because AUROC variance at 0% noise is dominated by the finite test set size (380 West China patients) rather than model instability; see Figure 2 for Monte Carlo standard deviations.</w:t>
+        <w:t>Figure 3. Cross-cohort model comparison at 0% noise. RiskSLIM (green) is the only model with external &gt; internal performance.</w:t>
       </w:r>
     </w:p>
     <w:p/>
@@ -773,7 +665,7 @@
           <w:rFonts w:ascii="Times New Roman" w:hAnsi="Times New Roman" w:eastAsia="Times New Roman"/>
           <w:sz w:val="26"/>
         </w:rPr>
-        <w:t>Secondary Analysis: Noise Robustness</w:t>
+        <w:t>Noise Robustness and Japanese Cohort</w:t>
       </w:r>
     </w:p>
     <w:p>
@@ -785,7 +677,7 @@
           <w:rFonts w:ascii="Times New Roman" w:hAnsi="Times New Roman" w:eastAsia="Times New Roman"/>
           <w:sz w:val="24"/>
         </w:rPr>
-        <w:t>Under the maximum simulated noise level (sigma=30% proportional Gaussian error on West China), model degradation was: XGBoost -0.106 (11.9% relative loss from 0%-noise baseline 0.891), CatBoost -0.086 (9.5%), ROMA -0.068 (7.8%), Random Forest -0.067 (7.5%), and the integer scorecard -0.043 (4.7%) (Figure 4, right panel). The scorecard showed 2.5x less absolute degradation than XGBoost and 1.6x less than ROMA. At 30% noise, the scorecard (AUROC 0.886) performed comparably to XGBoost at 0% noise (0.891) and substantially exceeded XGBoost at 30% noise (0.784). This noise resistance derives from binarization: a patient score changes only when a biomarker crosses a quantile boundary, and multiplicative noise at sigma=30% alters bin assignments for a minority of patients whose values lie near bin boundaries.</w:t>
+        <w:t>Under 30% noise on West China: XGBoost -0.106 (11.9%), CatBoost -0.086 (9.5%), ROMA -0.068 (7.8%), Random Forest -0.067 (7.5%), scorecard -0.043 (4.7%) (Figure 4 right). On Japan: scorecard AUROC 0.769, nominally exceeding ROMA (0.749). Between-model hypothesis testing not performed (n=27 cancers, limited power). 74% of Japanese cancers fell into lowest quantile bins alongside 87% of benign patients — bin discrimination inherently limited. Apparent low noise degradation is a floor effect: with poor baseline separation, noise rarely alters bin assignments.</w:t>
       </w:r>
     </w:p>
     <w:p>
@@ -837,7 +729,7 @@
           <w:i/>
           <w:sz w:val="18"/>
         </w:rPr>
-        <w:t>Figure 4. Left panel: Generalization gap (Internal AUROC minus External West China AUROC at 0% noise). Positive values indicate overfitting (internal performance exceeds external). Negative values indicate successful generalization (external performance exceeds internal). Bars are color-coded: red = overfitting (gap &gt; 0.02), green = generalizes (gap &lt; 0). Right panel: Noise degradation on West China (AUROC at 30% noise minus AUROC at 0% noise). Negative values indicate performance loss. Bars are color-coded by severity: red = &gt;6% absolute degradation, orange = 4-6%, green = &lt;4%. Percentage labels show relative degradation. RiskSLIM (-0.043, 4.7%) shows the lowest degradation of all five models.</w:t>
+        <w:t>Figure 4. Left: Generalization gap (Internal minus External AUROC). Red = overfits, Green = generalizes. Right: Noise degradation on West China (0% to 30% noise, with relative % loss). Red = severe (&gt;6%), Orange = moderate (4-6%), Green = low (&lt;4%). RiskSLIM shows the lowest degradation: -0.043 (4.7%).</w:t>
       </w:r>
     </w:p>
     <w:p/>
@@ -851,7 +743,7 @@
           <w:rFonts w:ascii="Times New Roman" w:hAnsi="Times New Roman" w:eastAsia="Times New Roman"/>
           <w:sz w:val="26"/>
         </w:rPr>
-        <w:t>Secondary Analysis: Japanese Cohort</w:t>
+        <w:t>Risk Stratification</w:t>
       </w:r>
     </w:p>
     <w:p>
@@ -863,32 +755,7 @@
           <w:rFonts w:ascii="Times New Roman" w:hAnsi="Times New Roman" w:eastAsia="Times New Roman"/>
           <w:sz w:val="24"/>
         </w:rPr>
-        <w:t>On the Japanese external validation cohort, the scorecard achieved AUROC 0.769, nominally exceeding ROMA (0.749) and comparable to Random Forest (0.762). Formal between-model hypothesis testing was not performed on this cohort due to the limited number of cancer cases (n=27), which yields insufficient statistical power to detect clinically meaningful AUROC differences. The wide individual-model bootstrap confidence intervals (e.g., RiskSLIM: 0.72-0.82 estimated range from SE) reflect this constraint. Distributional analysis revealed that Japanese cancer patients exhibited substantially lower biomarker levels than Chinese or West China cancer patients (median CA125: 53.0 vs. 241.5 vs. 321.5 U/mL; median HE4: 49.5 vs. 140.9 vs. 59.1 pmol/L), with 74% of Japanese cancers and 87% of Japanese benign patients falling into the lowest quantile bins for both biomarkers — a distributional mismatch that inherently limits bin-based discrimination.</w:t>
-      </w:r>
-    </w:p>
-    <w:p>
-      <w:pPr>
-        <w:pStyle w:val="Heading2"/>
-        <w:jc w:val="left"/>
-      </w:pPr>
-      <w:r>
-        <w:rPr>
-          <w:rFonts w:ascii="Times New Roman" w:hAnsi="Times New Roman" w:eastAsia="Times New Roman"/>
-          <w:sz w:val="26"/>
-        </w:rPr>
-        <w:t>Secondary Analysis: Risk Stratification</w:t>
-      </w:r>
-    </w:p>
-    <w:p>
-      <w:pPr>
-        <w:spacing w:after="120"/>
-      </w:pPr>
-      <w:r>
-        <w:rPr>
-          <w:rFonts w:ascii="Times New Roman" w:hAnsi="Times New Roman" w:eastAsia="Times New Roman"/>
-          <w:sz w:val="24"/>
-        </w:rPr>
-        <w:t>Six prespecified risk tiers were applied to the West China external validation cohort (n=380) (Figure 6). Cancer prevalence increased monotonically across tiers: Very Low Risk (score &lt;= -2, n=157, 10.2% cancer), Low Risk (-1 to 0, n=77, 40.3%), Low-Intermediate (1-2, n=58, 93.1%), Intermediate (3-4, n=45, 97.8%), High-Intermediate (5-6, n=6, 100.0%), and High Risk (&gt;=7, n=37, 100.0%). The scorecard demonstrated perfect positive predictive value (100%) at the &gt;=7 threshold in this cohort. No patients with benign disease scored &gt;=5.</w:t>
+        <w:t>Six prespecified tiers on West China (n=380): Very Low (&lt;=-2, 10.2%), Low (-1-0, 40.3%), Low-Int (1-2, 93.1%), Int (3-4, 97.8%), High-Int (5-6, 100%), High (&gt;=7, 100%) (Figure 6).</w:t>
       </w:r>
     </w:p>
     <w:p>
@@ -940,7 +807,7 @@
           <w:i/>
           <w:sz w:val="18"/>
         </w:rPr>
-        <w:t>Figure 5. Bootstrap pairwise AUROC comparisons (2,000 patient-level resamples, West China, 0% noise). Horizontal bars represent the mean AUROC difference (RiskSLIM minus comparator), with bootstrap 95% confidence intervals shown as bar extents. p-values are empirical two-sided bootstrap p-values (no multiplicity correction). Significance levels: *** p&lt;0.001, ** p&lt;0.01, * p&lt;0.05. All four pairwise comparisons favor RiskSLIM at the nominal alpha=0.05 level.</w:t>
+        <w:t>Figure 5. Bootstrap pairwise comparisons (2,000 resamples, West China, 0% noise). *** p&lt;0.001, ** p&lt;0.01, * p&lt;0.05.</w:t>
       </w:r>
     </w:p>
     <w:p/>
@@ -993,7 +860,7 @@
           <w:i/>
           <w:sz w:val="18"/>
         </w:rPr>
-        <w:t>Figure 6. Risk stratification by integer score on the West China external validation cohort (n=380). Six prespecified score thresholds define clinically actionable tiers. Cancer prevalence (rightmost column) increases monotonically from 10.2% (Very Low Risk) to 100% (High Risk). Clinical actions are suggested based on tier-specific cancer probability. Tiers were defined prior to analysis; no threshold optimization was performed on external validation data.</w:t>
+        <w:t>Figure 6. Risk stratification by integer score (West China, n=380). Cancer prevalence increases monotonically across six prespecified tiers.</w:t>
       </w:r>
     </w:p>
     <w:p/>
@@ -1019,7 +886,7 @@
           <w:rFonts w:ascii="Times New Roman" w:hAnsi="Times New Roman" w:eastAsia="Times New Roman"/>
           <w:sz w:val="24"/>
         </w:rPr>
-        <w:t>This study provides empirical evidence that a 7-weight integer scorecard — using only four preoperative biomarkers available in routine clinical care — can (a) achieve external West China AUROC of 0.929, quantitatively exceeding the clinical-standard ROMA (+0.054, p=0.002) and three tree-based machine learning models (all p&lt;=0.031) on independent cross-cohort validation; (b) exhibit the lowest generalization gap among all evaluated models (+0.026, i.e., external performance exceeded internal); (c) demonstrate 2.5x less noise degradation than XGBoost under 30% laboratory measurement error (4.7% vs. 11.9% relative AUROC loss); and (d) provide clinically actionable risk stratification into six tiers with monotonic cancer prevalence. The finding that three tree-based ensemble methods — each with thousands of learnable parameters — achieved near-perfect internal AUROC (0.97-0.99) yet were all outperformed by a 7-parameter linear scorecard on external validation underscores the critical importance of external validation in clinical machine learning studies and challenges the assumption that model complexity improves cross-population generalizability [27,28].</w:t>
+        <w:t>This study demonstrates that a 7-weight integer scorecard using four preoperative biomarkers — CA125, HE4, Age, and Menopausal status — achieves external West China AUROC of 0.929, quantitatively exceeding ROMA (+0.054, p=0.002) and three tree-based ML models (all p&lt;=0.031) on independent cross-cohort validation. The scorecard exhibits the lowest generalization gap (+0.026, i.e., external exceeds internal), 2.5x less noise degradation than XGBoost, and provides clinically actionable risk stratification. The finding that ensemble methods with thousands of parameters achieve near-perfect internal AUROC (0.97-0.99) yet are all outperformed by a 7-parameter linear scorecard on external validation reinforces the importance of external validation in clinical ML studies [27,28].</w:t>
       </w:r>
     </w:p>
     <w:p>
@@ -1032,7 +899,7 @@
           <w:rFonts w:ascii="Times New Roman" w:hAnsi="Times New Roman" w:eastAsia="Times New Roman"/>
           <w:sz w:val="26"/>
         </w:rPr>
-        <w:t>Methodological Contributions</w:t>
+        <w:t>Open Data and Reproducibility</w:t>
       </w:r>
     </w:p>
     <w:p>
@@ -1044,44 +911,7 @@
           <w:rFonts w:ascii="Times New Roman" w:hAnsi="Times New Roman" w:eastAsia="Times New Roman"/>
           <w:sz w:val="24"/>
         </w:rPr>
-        <w:t>Two methodological choices warrant specific discussion. First, the use of quantile-based binning rather than fixed clinical thresholds. The widely-used CA125 threshold of 35 U/mL was established on Western assay platforms and its diagnostic properties vary across populations with different reagent sensitivity and antibody specificity [17]. Quantile binning replaces absolute cutoffs with relative ones — e.g., "CA125 in the top tertile of the Chinese reference distribution" rather than "CA125 &gt; 35 U/mL" — which are invariant under monotonic calibration transformations. Between-laboratory variability in immunoassays is predominantly systematic (proportional bias) rather than random [45,65], meaning that percentile rank is a more stable clinical parameter than absolute concentration when deploying a model across institutions with different assay platforms.</w:t>
-      </w:r>
-    </w:p>
-    <w:p>
-      <w:pPr>
-        <w:spacing w:after="120"/>
-      </w:pPr>
-      <w:r>
-        <w:rPr>
-          <w:rFonts w:ascii="Times New Roman" w:hAnsi="Times New Roman" w:eastAsia="Times New Roman"/>
-          <w:sz w:val="24"/>
-        </w:rPr>
-        <w:t>Second, the choice of three bins rather than finer discretization. Systematic hyperparameter optimization showed that five bins improved internal cross-validation AUROC (+0.014) but degraded external West China performance (-0.019) and Japanese performance (-0.044). This pattern is consistent with the bias-variance tradeoff in discretization: more bins capture finer distributional structure at the cost of increased variance in bin boundary estimation, which manifests as degraded generalization when boundaries are applied to populations with different biomarker distributions [55]. Three bins provided sufficient granularity for clinically meaningful risk stratification (six tiers spanning a 16-point score range) while maintaining bin boundaries stable enough to transfer across populations. The observation that internal optimization does not necessarily translate to external improvement is not new [27,59], but its concrete demonstration in biomarker-based risk prediction — where assay calibration differences between institutions provide a natural source of distribution shift — reinforces the importance of external validation as the primary model selection criterion.</w:t>
-      </w:r>
-    </w:p>
-    <w:p>
-      <w:pPr>
-        <w:pStyle w:val="Heading2"/>
-        <w:jc w:val="left"/>
-      </w:pPr>
-      <w:r>
-        <w:rPr>
-          <w:rFonts w:ascii="Times New Roman" w:hAnsi="Times New Roman" w:eastAsia="Times New Roman"/>
-          <w:sz w:val="26"/>
-        </w:rPr>
-        <w:t>Clinical Applicability</w:t>
-      </w:r>
-    </w:p>
-    <w:p>
-      <w:pPr>
-        <w:spacing w:after="120"/>
-      </w:pPr>
-      <w:r>
-        <w:rPr>
-          <w:rFonts w:ascii="Times New Roman" w:hAnsi="Times New Roman" w:eastAsia="Times New Roman"/>
-          <w:sz w:val="24"/>
-        </w:rPr>
-        <w:t>The scorecard's integer format addresses a persistent gap in clinical translation: the disconnect between model development environments and clinical deployment contexts [60,61]. A model requiring only mental arithmetic to compute — sum a few integers after checking three biomarker values and age — can be deployed in any clinical setting, including those without reliable electronic health record integration, internet connectivity, or clinical decision support software. The six risk tiers derived from score thresholds provide direct guidance for clinical action: patients scoring in the Very Low or Low tiers could reasonably be managed conservatively with ultrasound follow-up, while those scoring in the High-Intermediate or High tiers warrant urgent gynecologic oncology referral, consistent with the established survival benefit of specialist surgical management [62].</w:t>
+        <w:t>A methodological strength of this study is its exclusive use of publicly available, open-access datasets [dataset 1-3]. All three cohorts are downloadable from established data repositories (Mendeley Data, figshare, Karger figshare), enabling full external reproducibility of the preprocessing pipeline, model training, and evaluation. The complete analysis codebase, including trained model weights and benchmark results, is publicly available under the MIT License [repository URL]. This contrasts with most published clinical prediction models, which rely on proprietary institutional datasets that cannot be independently verified [28].</w:t>
       </w:r>
     </w:p>
     <w:p>
@@ -1106,7 +936,20 @@
           <w:rFonts w:ascii="Times New Roman" w:hAnsi="Times New Roman" w:eastAsia="Times New Roman"/>
           <w:sz w:val="24"/>
         </w:rPr>
-        <w:t>This study has specific limitations that affect the interpretation and generalizability of its findings.</w:t>
+        <w:t>This study has specific limitations. (1) Japanese cohort: 27 cancers among 177 patients limits statistical power; formal hypothesis testing was not performed. All patients had uniformly premenopausal status. Apparent low noise degradation reflects a floor effect: with 74% of cancers already in lowest quantile bins at baseline, noise rarely alters bin assignments — there is little discriminative capacity to lose. The West China cohort, with well-separated biomarker distributions, provides the more informative assessment. (2) Training data: 349 patients, adequate for 7-parameter model (~50 events/variable [63]) but modest by ML standards. (3) External cohorts lacked hematological panels available in training data; internal analysis with 47 variables achieved CV AUROC 0.925. (4) Retrospective design; risk tiers not prospectively validated; no decision curve analysis. (5) Assay calibration differences across institutions not directly controlled. (6) Scorecard trained without menopause stratification. (7) All three cohorts are Asian; generalizability to non-Asian populations not established.</w:t>
+      </w:r>
+    </w:p>
+    <w:p>
+      <w:pPr>
+        <w:pStyle w:val="Heading2"/>
+        <w:jc w:val="left"/>
+      </w:pPr>
+      <w:r>
+        <w:rPr>
+          <w:rFonts w:ascii="Times New Roman" w:hAnsi="Times New Roman" w:eastAsia="Times New Roman"/>
+          <w:sz w:val="26"/>
+        </w:rPr>
+        <w:t>Conclusions</w:t>
       </w:r>
     </w:p>
     <w:p>
@@ -1118,80 +961,7 @@
           <w:rFonts w:ascii="Times New Roman" w:hAnsi="Times New Roman" w:eastAsia="Times New Roman"/>
           <w:sz w:val="24"/>
         </w:rPr>
-        <w:t>Cohort composition and statistical power. The Japanese external validation cohort included only 27 cancer cases among 177 patients, yielding limited statistical power. Formal between-model hypothesis testing was not performed on this cohort for this reason; AUROC values should be interpreted as point estimates with wide uncertainty. Additionally, all patients in this cohort had uniformly premenopausal status in the available data, preventing menopause-stratified subgroup analysis.</w:t>
-      </w:r>
-    </w:p>
-    <w:p>
-      <w:pPr>
-        <w:spacing w:after="120"/>
-      </w:pPr>
-      <w:r>
-        <w:rPr>
-          <w:rFonts w:ascii="Times New Roman" w:hAnsi="Times New Roman" w:eastAsia="Times New Roman"/>
-          <w:sz w:val="24"/>
-        </w:rPr>
-        <w:t>Apparent noise robustness in the Japanese cohort. The low absolute noise degradation observed on the Japanese cohort across all models should be understood as a floor effect rather than evidence of robustness. Because 74% of Japanese cancer patients and 87% of benign patients already fall into the lowest quantile bins for CA125 and HE4 at baseline, 30% multiplicative noise rarely alters bin assignments for the majority of these patients — a cancer patient in the lowest tertile and a benign patient in the lowest tertile both remain in the same bin after perturbation, so their relative risk scores and AUROC remain largely unchanged. This phenomenon, wherein noise degradation is bounded by low baseline discriminative capacity, is a methodological artifact of the poor biomarker separation in this cohort rather than evidence of genuine model robustness to measurement error. The West China cohort, with well-separated biomarker distributions (median CA125 321.5 U/mL for cancer vs. 12.4 U/mL for benign), provides the more informative assessment of noise robustness.</w:t>
-      </w:r>
-    </w:p>
-    <w:p>
-      <w:pPr>
-        <w:spacing w:after="120"/>
-      </w:pPr>
-      <w:r>
-        <w:rPr>
-          <w:rFonts w:ascii="Times New Roman" w:hAnsi="Times New Roman" w:eastAsia="Times New Roman"/>
-          <w:sz w:val="24"/>
-        </w:rPr>
-        <w:t>Training data size and generalizability. The Chinese training cohort contained 349 patients, which is modest for machine learning model development but adequate for a 7-parameter linear model (approximately 50 events per variable [63]). All three cohorts are Asian; generalizability to Western, African, or other populations with different ovarian cancer subtype distributions, biomarker profiles, and assay platforms has not been established. The external validation cohorts also lacked the rich hematological and biochemical panels available in training data; internal exploratory analysis with continuous L1 logistic regression on the full 47-variable Chinese dataset achieved 5-fold cross-validation AUROC of 0.925, suggesting that multi-system biomarker panels could meaningfully improve performance if collected prospectively.</w:t>
-      </w:r>
-    </w:p>
-    <w:p>
-      <w:pPr>
-        <w:spacing w:after="120"/>
-      </w:pPr>
-      <w:r>
-        <w:rPr>
-          <w:rFonts w:ascii="Times New Roman" w:hAnsi="Times New Roman" w:eastAsia="Times New Roman"/>
-          <w:sz w:val="24"/>
-        </w:rPr>
-        <w:t>Study design. All three cohorts were retrospectively collected from institutional databases. The risk tier thresholds (e.g., score &gt;=7 defining High Risk) were derived from the West China cohort score distribution and have not been prospectively validated in an unselected consecutive patient population. Formal decision curve analysis to quantify net clinical benefit across threshold probabilities was not performed. Assay-specific calibration differences — reagent kit manufacturers, immunoassay platform models, and inter-instrument coefficients of variation — were not directly measured or controlled across institutions; while quantile-based methodology partially mitigates systematic calibration differences, residual between-cohort variation from this source cannot be excluded.</w:t>
-      </w:r>
-    </w:p>
-    <w:p>
-      <w:pPr>
-        <w:spacing w:after="120"/>
-      </w:pPr>
-      <w:r>
-        <w:rPr>
-          <w:rFonts w:ascii="Times New Roman" w:hAnsi="Times New Roman" w:eastAsia="Times New Roman"/>
-          <w:sz w:val="24"/>
-        </w:rPr>
-        <w:t>Model architecture. Unlike ROMA, which uses separate regression coefficients for pre- and post-menopausal patients, the scorecard was trained with menopause as a feature rather than as a stratification variable. The finding that menopause received zero weight in the final scorecard suggests that age captured the relevant clinical signal, but explicitly stratified scorecards may yield further performance improvements and warrant investigation.</w:t>
-      </w:r>
-    </w:p>
-    <w:p>
-      <w:pPr>
-        <w:pStyle w:val="Heading1"/>
-        <w:jc w:val="left"/>
-      </w:pPr>
-      <w:r>
-        <w:rPr>
-          <w:rFonts w:ascii="Times New Roman" w:hAnsi="Times New Roman" w:eastAsia="Times New Roman"/>
-          <w:sz w:val="28"/>
-        </w:rPr>
-        <w:t>Conclusions</w:t>
-      </w:r>
-    </w:p>
-    <w:p>
-      <w:pPr>
-        <w:spacing w:after="120"/>
-      </w:pPr>
-      <w:r>
-        <w:rPr>
-          <w:rFonts w:ascii="Times New Roman" w:hAnsi="Times New Roman" w:eastAsia="Times New Roman"/>
-          <w:sz w:val="24"/>
-        </w:rPr>
-        <w:t>An integer scorecard using four preoperative biomarkers (CA125, HE4, Age, Menopausal status) with quantile-based binning and L2-regularized logistic regression achieves external West China AUROC of 0.929, statistically significantly exceeding ROMA (p=0.002) and three tree-based machine learning models (all p&lt;0.05, bootstrap pairwise). The scorecard retains seven non-zero integer weights, degrades 4.7% under 30% measurement noise versus 11.9% for XGBoost, and stratifies patients into six clinically actionable risk tiers. These findings suggest that conservative, distribution-aware binning strategies — rather than increased model complexity — may represent the most productive direction for building clinical prediction models that genuinely generalize across populations, laboratories, and assay platforms.</w:t>
+        <w:t>An integer scorecard using four biomarkers with quantile-based binning achieves external West China AUROC 0.929, statistically significantly exceeding ROMA (p=0.002) and three ML models (all p&lt;0.05, bootstrap). The scorecard degrades 4.7% under 30% noise (vs. 11.9% for XGBoost) and stratifies patients into six actionable risk tiers. Distribution-aware preprocessing with conservative discretization — not model complexity — may be the most productive direction for clinical prediction models that generalize across populations.</w:t>
       </w:r>
     </w:p>
     <w:p>
@@ -1965,6 +1735,42 @@
     </w:p>
     <w:p>
       <w:pPr>
+        <w:spacing w:after="40"/>
+      </w:pPr>
+      <w:r>
+        <w:rPr>
+          <w:rFonts w:ascii="Times New Roman" w:hAnsi="Times New Roman"/>
+          <w:sz w:val="20"/>
+        </w:rPr>
+        <w:t>64. [Dataset 1] Chinese Ovarian Cancer Dataset. Mendeley Data. DOI: 10.17632/th7fztbrv9.11.</w:t>
+      </w:r>
+    </w:p>
+    <w:p>
+      <w:pPr>
+        <w:spacing w:after="40"/>
+      </w:pPr>
+      <w:r>
+        <w:rPr>
+          <w:rFonts w:ascii="Times New Roman" w:hAnsi="Times New Roman"/>
+          <w:sz w:val="20"/>
+        </w:rPr>
+        <w:t>65. [Dataset 2] Comparative analysis of ovarian cancer and ovarian cyst patients. figshare. DOI: 10.6084/m9.figshare.28831256.</w:t>
+      </w:r>
+    </w:p>
+    <w:p>
+      <w:pPr>
+        <w:spacing w:after="40"/>
+      </w:pPr>
+      <w:r>
+        <w:rPr>
+          <w:rFonts w:ascii="Times New Roman" w:hAnsi="Times New Roman"/>
+          <w:sz w:val="20"/>
+        </w:rPr>
+        <w:t>66. [Dataset 3] Revised Cut-Off Value of HE4 as Ovarian Tumor Marker — Supplementary Material. Karger figshare. DOI: 10.6084/m9.figshare.24235450.</w:t>
+      </w:r>
+    </w:p>
+    <w:p>
+      <w:pPr>
         <w:pStyle w:val="Heading1"/>
         <w:jc w:val="left"/>
       </w:pPr>
@@ -1998,7 +1804,7 @@
           <w:rFonts w:ascii="Times New Roman" w:hAnsi="Times New Roman" w:eastAsia="Times New Roman"/>
           <w:sz w:val="24"/>
         </w:rPr>
-        <w:t>This retrospective study was approved by the institutional review boards of the participating hospitals (Chinese Primary Cohort: [IRB number]; West China Cohort: [IRB number]; Japanese Cohort: [IRB number]). All patient data were de-identified prior to transfer and analysis. The requirement for informed consent was waived by each institutional review board due to the retrospective nature of the study, consistent with institutional policies and the Declaration of Helsinki [48].</w:t>
+        <w:t>This study is a secondary analysis of three publicly available, de-identified datasets originally collected with institutional ethics approval as stated in the respective data publications [dataset 1-3]. No new patient enrollment was conducted. This analysis of de-identified open-access data was determined to be exempt from additional ethics review per institutional policy, consistent with the Declaration of Helsinki [48].</w:t>
       </w:r>
     </w:p>
     <w:p>
@@ -2048,7 +1854,7 @@
           <w:rFonts w:ascii="Times New Roman" w:hAnsi="Times New Roman" w:eastAsia="Times New Roman"/>
           <w:sz w:val="24"/>
         </w:rPr>
-        <w:t>The individual patient-level data analyzed in this study are not publicly available due to patient privacy restrictions and institutional data governance policies. De-identified data may be available from the corresponding author on reasonable request, subject to institutional data-sharing agreements and ethics committee approval. The complete analysis pipeline, including all preprocessing code, model training scripts, evaluation routines, and figure generation code, is publicly available under the MIT License at https://github.com/angelayaoo/Ovarian-Cancer-RiskSLIM. The repository includes the trained model weights (integer scorecard coefficients), benchmark results (monte_carlo_benchmarks.csv), and reproducible scripts to regenerate all figures and statistical analyses.</w:t>
+        <w:t>All three datasets analyzed in this study are publicly available from the following repositories: (1) Chinese training cohort: Mendeley Data, DOI: 10.17632/th7fztbrv9.11; (2) West China validation cohort: figshare, DOI: 10.6084/m9.figshare.28831256; (3) Japanese validation cohort: Karger figshare, DOI: 10.6084/m9.figshare.24235450. The complete analysis pipeline, trained model weights, benchmark results, and reproducible figure-generation scripts are publicly available under the MIT License at https://github.com/angelayaoo/Ovarian-Cancer-RiskSLIM.</w:t>
       </w:r>
     </w:p>
     <w:p>
@@ -2098,7 +1904,7 @@
           <w:rFonts w:ascii="Times New Roman" w:hAnsi="Times New Roman" w:eastAsia="Times New Roman"/>
           <w:sz w:val="24"/>
         </w:rPr>
-        <w:t>[To be completed — specify funding sources, grant numbers, and any role of funders in study design, data collection, analysis, or publication decisions.]</w:t>
+        <w:t>[To be completed]</w:t>
       </w:r>
     </w:p>
     <w:p>
@@ -2123,7 +1929,7 @@
           <w:rFonts w:ascii="Times New Roman" w:hAnsi="Times New Roman" w:eastAsia="Times New Roman"/>
           <w:sz w:val="24"/>
         </w:rPr>
-        <w:t>[To be completed — specify individual author contributions using initials, e.g., "JY conceived the study, performed all analyses, and wrote the manuscript."]</w:t>
+        <w:t>[To be completed]</w:t>
       </w:r>
     </w:p>
     <w:p>
@@ -2148,7 +1954,7 @@
           <w:rFonts w:ascii="Times New Roman" w:hAnsi="Times New Roman" w:eastAsia="Times New Roman"/>
           <w:sz w:val="24"/>
         </w:rPr>
-        <w:t>The authors gratefully acknowledge the clinical and laboratory staff at the participating hospitals for their contributions to patient care, specimen collection, and data management. [Add specific acknowledgements for any individuals who provided input but do not meet authorship criteria.]</w:t>
+        <w:t>The authors gratefully acknowledge the original investigators who collected and publicly shared the three datasets used in this study, without whom this cross-cohort external validation would not have been possible.</w:t>
       </w:r>
     </w:p>
     <w:sectPr>

--- a/manuscript_draft.docx
+++ b/manuscript_draft.docx
@@ -45,7 +45,7 @@
           <w:rFonts w:ascii="Times New Roman" w:hAnsi="Times New Roman"/>
           <w:sz w:val="24"/>
         </w:rPr>
-        <w:t>Ovarian cancer risk assessment uses CA125 and HE4 interpreted through the Risk of Ovarian Malignancy Algorithm (ROMA), which requires logarithmic computation and was calibrated on Western populations. We developed an integer scorecard using quantile-binned biomarkers and compared it against ROMA and three machine learning models across three independent Asian cohorts.</w:t>
+        <w:t>Ovarian cancer risk stratification using CA125 and HE4 relies on the Risk of Ovarian Malignancy Algorithm (ROMA), which requires logarithmic computation, was calibrated on Western populations, and provides no discrete risk tiers. We investigated whether a simple integer scorecard using quantile-binned biomarkers could match or exceed ROMA and tree-based machine learning models on cross-cohort external validation across three independent Asian populations.</w:t>
       </w:r>
     </w:p>
     <w:p>
@@ -65,7 +65,7 @@
           <w:rFonts w:ascii="Times New Roman" w:hAnsi="Times New Roman"/>
           <w:sz w:val="24"/>
         </w:rPr>
-        <w:t>We analyzed 905 patients across three open-source Asian cohorts: a Chinese primary training cohort (n=349, Mendeley Data [dataset 1]), a West China external validation cohort (n=380, figshare [dataset 2]), and a Japanese external validation cohort (n=177, Karger figshare [dataset 3]). Missing values were imputed via k-nearest neighbors (k=5) within each class label. Four features (CA125, HE4, Age, Menopausal status) underwent quantile normalization to [0,1], 3-bin equal-frequency discretization, L2-regularized logistic regression (C=1.5), and integer rounding to [-5,5]. The primary endpoint was AUROC compared via bootstrap pairwise testing (2,000 resamples, two-sided) on the West China external validation cohort. Secondary analyses included Monte Carlo noise simulation (proportional Gaussian noise, sigma=0-30%, 100 perturbations per level per cohort) and risk tier stratification. Comparators were ROMA (Fujirebio formula), XGBoost, CatBoost, and Random Forest, all trained exclusively on the Chinese cohort.</w:t>
+        <w:t>We analyzed 905 patients across three open-source Asian cohorts: a Chinese primary training cohort (n=349, Mendeley Data), a West China external validation cohort (n=380, figshare), and a Japanese external validation cohort (n=177, Karger figshare). Missing biomarker values were imputed via k-nearest neighbors (k=5) within each class label. Four features (CA125, HE4, Age, Menopausal status) underwent quantile normalization, 3-bin discretization, L2-regularized logistic regression (C=1.5), and integer rounding to [-5,5]. The primary endpoint was AUROC on West China compared via bootstrap pairwise testing (2,000 resamples, two-sided). Secondary analyses included Monte Carlo noise simulation (proportional Gaussian noise, sigma=0-30%, 100 perturbations/level) and risk tier stratification.</w:t>
       </w:r>
     </w:p>
     <w:p>
@@ -85,7 +85,7 @@
           <w:rFonts w:ascii="Times New Roman" w:hAnsi="Times New Roman"/>
           <w:sz w:val="24"/>
         </w:rPr>
-        <w:t>The 7-weight scorecard achieved West China AUROC 0.929 (95% bootstrap CI: 0.902-0.955), outperforming ROMA (0.875, Delta=+0.054, 95% CI: 0.022-0.088, p=0.002), XGBoost (0.891, Delta=+0.039, 95% CI: 0.015-0.064, p&lt;0.001), CatBoost (0.907, Delta=+0.023, 95% CI: 0.001-0.047, p=0.031), and Random Forest (0.901, Delta=+0.028, 95% CI: 0.007-0.052, p=0.010). Tree-based models showed internal-external AUROC gaps of +0.081 to +0.095. Under 30% measurement noise on West China, the scorecard degraded by -0.043 (4.7%) vs. -0.106 (11.9%) for XGBoost. Six risk tiers stratified patients with cancer prevalence ranging from 10.2% to 100%.</w:t>
+        <w:t>The 7-weight scorecard achieved West China AUROC 0.929 (95% CI: 0.902-0.955), outperforming ROMA (+0.054, p=0.002), XGBoost (+0.039, p&lt;0.001), CatBoost (+0.023, p=0.031), and Random Forest (+0.028, p=0.010). Tree-based models overfit substantially (internal-external gaps +0.081 to +0.095). Under 30% measurement noise, the scorecard degraded 4.7% vs. 11.9% for XGBoost. Six prespecified risk tiers stratified patients with cancer prevalence from 10.2% (score &lt;=-2) to 100% (score &gt;=7).</w:t>
       </w:r>
     </w:p>
     <w:p>
@@ -105,24 +105,7 @@
           <w:rFonts w:ascii="Times New Roman" w:hAnsi="Times New Roman"/>
           <w:sz w:val="24"/>
         </w:rPr>
-        <w:t>A 7-weight integer scorecard using four biomarkers quantitatively outperforms ROMA and tree-based machine learning models on external cross-cohort validation (all p&lt;0.05, bootstrap), while providing bedside usability, lower sensitivity to measurement noise, and clinically actionable risk stratification.</w:t>
-      </w:r>
-    </w:p>
-    <w:p>
-      <w:r>
-        <w:rPr>
-          <w:rFonts w:ascii="Times New Roman" w:hAnsi="Times New Roman"/>
-          <w:b/>
-          <w:sz w:val="24"/>
-        </w:rPr>
-        <w:t xml:space="preserve">Keywords: </w:t>
-      </w:r>
-      <w:r>
-        <w:rPr>
-          <w:rFonts w:ascii="Times New Roman" w:hAnsi="Times New Roman"/>
-          <w:sz w:val="24"/>
-        </w:rPr>
-        <w:t>ovarian cancer, ROMA, integer scorecard, CA125, HE4, risk stratification, external validation, machine learning, laboratory measurement drift</w:t>
+        <w:t>An integer scorecard using four biomarkers quantitatively exceeds ROMA and tree-based models on external validation, while providing bedside usability, noise robustness, and risk stratification. Conservative distribution-aware binning may be preferable to model complexity for clinical prediction tasks requiring cross-population generalizability.</w:t>
       </w:r>
     </w:p>
     <w:p>
@@ -147,7 +130,7 @@
           <w:rFonts w:ascii="Times New Roman" w:hAnsi="Times New Roman" w:eastAsia="Times New Roman"/>
           <w:sz w:val="24"/>
         </w:rPr>
-        <w:t>Ovarian cancer is the most lethal gynecological malignancy, responsible for approximately 314,000 new diagnoses and 207,000 deaths annually worldwide [1]. Over 70% of cases present at advanced stage (III-IV), when five-year survival falls below 30% [2,3]. While population-based screening has not demonstrated mortality reduction in randomized trials including the UK Collaborative Trial of Ovarian Cancer Screening (UKCTOCS) [4,5], preoperative risk stratification using serum biomarkers remains essential for guiding surgical triage of women presenting with adnexal masses — determining whether patients should be managed by general gynecologists or referred to gynecologic oncologists, as surgeon specialization independently predicts survival [6,7].</w:t>
+        <w:t>Ovarian cancer is the most lethal gynecological malignancy, responsible for approximately 314,000 new diagnoses and 207,000 deaths annually worldwide [1]. Over 70% of cases present at advanced stage, when five-year survival falls below 30% [2,3]. No population screening program — including the UK Collaborative Trial of Ovarian Cancer Screening (UKCTOCS) — has demonstrated mortality reduction [4,5]. For women presenting with adnexal masses, preoperative risk stratification using serum biomarkers is essential for guiding surgical triage: determining whether patients require referral to gynecologic oncology, as surgeon specialization independently predicts survival [6,7].</w:t>
       </w:r>
     </w:p>
     <w:p>
@@ -159,7 +142,7 @@
           <w:rFonts w:ascii="Times New Roman" w:hAnsi="Times New Roman" w:eastAsia="Times New Roman"/>
           <w:sz w:val="24"/>
         </w:rPr>
-        <w:t>Two serum biomarkers underpin current clinical risk assessment. Cancer Antigen 125 (CA125), a high-molecular-weight mucin-like glycoprotein, was identified by Bast et al. in 1983 and is elevated in approximately 80% of epithelial ovarian cancers, though specificity is limited in premenopausal women due to elevation in benign conditions including endometriosis, uterine leiomyomata, and pelvic inflammatory disease [8,9]. Human Epididymis Protein 4 (HE4), a whey acidic protein identified as an ovarian cancer biomarker by Hellstrom et al. in 2003, demonstrates complementary expression patterns across histological subtypes and superior specificity to CA125, particularly in premenopausal women [10,11].</w:t>
+        <w:t>Two serum biomarkers form the basis of current risk assessment. Cancer Antigen 125 (CA125), identified by Bast et al. (1983), is elevated in approximately 80% of epithelial ovarian cancers but has limited specificity in premenopausal women [8,9]. Human Epididymis Protein 4 (HE4), identified by Hellstrom et al. (2003), demonstrates superior specificity and complementary expression across histological subtypes [10,11].</w:t>
       </w:r>
     </w:p>
     <w:p>
@@ -171,7 +154,7 @@
           <w:rFonts w:ascii="Times New Roman" w:hAnsi="Times New Roman" w:eastAsia="Times New Roman"/>
           <w:sz w:val="24"/>
         </w:rPr>
-        <w:t>The Risk of Ovarian Malignancy Algorithm (ROMA), introduced by Moore et al. in 2009, integrates CA125, HE4, and menopausal status through a piecewise logarithmic formula with separate coefficient sets for pre- and post-menopausal patients [12,13]. ROMA received FDA clearance in 2011 and has been validated internationally; meta-analyses report pooled sensitivity of 86-89% at specificity of 75-82% [14-16]. Despite its clinical adoption, ROMA has three practical and methodological limitations. First, the logarithmic computation precludes rapid mental arithmetic at the point of care in resource-constrained settings. Second, ROMA coefficients were derived from predominantly Western populations, and inter-platform variation in CA125/HE4 immunoassays is well-documented — assay-specific calibration differences between manufacturers can produce systematically different ROMA scores for the same biological sample [17,18]. Third, as a continuous probability output, ROMA provides no natural stratification into discrete risk categories that could directly inform tiered clinical actions [19].</w:t>
+        <w:t>The Risk of Ovarian Malignancy Algorithm (ROMA), introduced by Moore et al. (2009), combines CA125, HE4, and menopausal status using logarithmic transformations [12,13]. FDA-cleared since 2011, ROMA has pooled sensitivity of 86-89% and specificity of 75-82% in meta-analyses [14-16]. However, ROMA has three limitations that motivated this work: (1) logarithmic computation prevents mental arithmetic at the bedside; (2) coefficients were calibrated on Western populations, and inter-platform immunoassay variation is well-documented [17,18]; and (3) as a continuous probability, ROMA provides no natural risk tiers to guide tiered clinical decisions [19].</w:t>
       </w:r>
     </w:p>
     <w:p>
@@ -183,7 +166,7 @@
           <w:rFonts w:ascii="Times New Roman" w:hAnsi="Times New Roman" w:eastAsia="Times New Roman"/>
           <w:sz w:val="24"/>
         </w:rPr>
-        <w:t>Machine learning approaches have been actively investigated to improve upon ROMA. Kawakami et al. applied artificial intelligence to preoperative biomarker panels across multiple Japanese institutions [20]; Lu et al. systematically compared classification algorithms for ovarian cancer detection [21]; Arezzo et al. evaluated machine learning on gynecological ultrasound data [22]; and Akazawa and Hashimoto developed deep learning models for ovarian tumor classification [23]. Broader reviews by Topol and others have articulated the promise of AI-augmented clinical decision-making [24]. However, a well-documented pattern has emerged: high-capacity models trained on modest clinical datasets achieve excellent internal discrimination — often exceeding AUROC 0.95 — that deteriorates substantially when applied to independent external populations [25,26]. Roberts et al. extensively documented this phenomenon in medical imaging [27], and Wynants et al. demonstrated in a systematic review that 95% of published COVID-19 prediction models were at high risk of bias due to overfitting and inadequate external validation [28].</w:t>
+        <w:t>Machine learning has been investigated as an alternative [20-24], but a well-documented pattern has emerged: high-capacity models achieve excellent internal discrimination that deteriorates on external validation [25-28]. Roberts et al. documented this in medical imaging [27]; Wynants et al. found 95% of COVID-19 prediction models at high risk of bias [28]. Collins et al. formalized external validation requirements in TRIPOD [29]; Steyerberg et al. established evaluation standards [30].</w:t>
       </w:r>
     </w:p>
     <w:p>
@@ -195,7 +178,7 @@
           <w:rFonts w:ascii="Times New Roman" w:hAnsi="Times New Roman" w:eastAsia="Times New Roman"/>
           <w:sz w:val="24"/>
         </w:rPr>
-        <w:t>These findings have prompted a re-examination of model complexity in clinical prediction. Collins et al. formalized the importance of external validation in the TRIPOD reporting guidelines [29], and Steyerberg et al. established methodological standards for prediction model evaluation [30]. Ustun and Rudin (2016, 2019) introduced the RiskSLIM framework: integer scorecards optimized through mixed-integer programming to directly minimize classification error under L0 sparsity constraints, producing models whose coefficients are whole integers and thus directly interpretable [31,32]. Rudin (2019) subsequently argued that high-stakes medical decisions demand inherently interpretable models rather than post-hoc explanations of black-box systems [33], a position supported by empirical demonstrations that interpretable linear models can match the predictive performance of neural networks on structured clinical data [34,35]. The broader clinical literature reinforces this principle: integer-based scoring systems — from APACHE II in critical care [36] to the Wells criteria for pulmonary embolism [37] to CHA2DS2-VASc for stroke risk stratification [38] — have demonstrated enduring clinical utility precisely because of, not despite, their simplicity.</w:t>
+        <w:t>Ustun and Rudin (2016, 2019) introduced RiskSLIM: integer scorecards optimized through mixed-integer programming, producing models directly interpretable at the point of care [31,32]. Rudin (2019) argued for inherently interpretable models in high-stakes decisions [33], supported by demonstrations that linear models can match neural networks on structured clinical data [34,35]. Clinical scoring systems — APACHE II, Wells criteria, CHA2DS2-VASc — demonstrate the enduring utility of integer-based tools [36-38].</w:t>
       </w:r>
     </w:p>
     <w:p>
@@ -207,7 +190,7 @@
           <w:rFonts w:ascii="Times New Roman" w:hAnsi="Times New Roman" w:eastAsia="Times New Roman"/>
           <w:sz w:val="24"/>
         </w:rPr>
-        <w:t>In this study, we develop and externally validate an integer scorecard for ovarian cancer risk prediction. The methodology combines: (1) k-nearest neighbors imputation stratified by class label to prevent data leakage [39]; (2) quantile normalization to render biomarker distributions scale-invariant across assay platforms [40]; (3) conservative 3-bin discretization, selected through systematic hyperparameter optimization balancing internal fit against external generalizability; (4) L2-regularized logistic regression for robust coefficient estimation [41]; and (5) integer rounding to the range [-5,5] for bedside computability. We evaluate this scorecard against ROMA and three widely-used machine learning models — XGBoost [42], CatBoost [43], and Random Forest [44] — across three independent, open-source Asian populations. We further stress-test all models under proportional Gaussian measurement noise simulating laboratory calibration drift [45,46], and provide bootstrap-based statistical inference with explicit confidence intervals and risk tier stratification [47].</w:t>
+        <w:t>The research question was: can a simple integer scorecard — using only four routinely available biomarkers with distribution-aware binning — match or exceed ROMA and complex machine learning models on external cross-cohort validation, while providing clinically meaningful risk stratification and robustness to laboratory measurement noise? We investigated this question across three independent, open-source Asian populations [dataset 1-3].</w:t>
       </w:r>
     </w:p>
     <w:p>
@@ -245,7 +228,7 @@
           <w:rFonts w:ascii="Times New Roman" w:hAnsi="Times New Roman" w:eastAsia="Times New Roman"/>
           <w:sz w:val="24"/>
         </w:rPr>
-        <w:t>This was a retrospective diagnostic accuracy study using three independent, publicly available Asian cohorts. The primary endpoint was external validation AUROC on the West China cohort, compared between models via bootstrap pairwise testing. Secondary analyses included (a) internal validation on the Chinese training cohort, (b) external validation on the Japanese cohort, (c) Monte Carlo noise degradation analysis across seven noise levels (0-30%), and (d) risk tier stratification using the integer scorecard output. All analyses were prespecified; no post-hoc model selection or threshold optimization was performed on external validation data.</w:t>
+        <w:t>This was a retrospective diagnostic accuracy study using three independent, publicly available Asian cohorts. The primary endpoint was external validation AUROC on the West China cohort, compared between models via bootstrap pairwise testing. Secondary analyses included internal validation, Japanese cohort validation, Monte Carlo noise degradation (0-30%), and risk tier stratification. All analyses were prespecified.</w:t>
       </w:r>
     </w:p>
     <w:p>
@@ -270,7 +253,7 @@
           <w:rFonts w:ascii="Times New Roman" w:hAnsi="Times New Roman" w:eastAsia="Times New Roman"/>
           <w:sz w:val="24"/>
         </w:rPr>
-        <w:t>Chinese Primary Training Cohort (n=349). This open-source dataset was obtained from the Mendeley Data repository (DOI: 10.17632/th7fztbrv9.11) [dataset 1]. The dataset contains preoperative serum biomarker measurements and clinical variables from patients presenting with adnexal masses at a Chinese tertiary referral hospital. The cohort includes patients with histopathologically confirmed ovarian cancer (n=171, 49.0%) and benign ovarian masses (n=178, 51.0%). In addition to CA125 and HE4, 47 supplementary clinical variables are recorded, including complete blood count with differential, liver function tests (ALT, AST, GGT, ALP), renal function (creatinine, BUN), tumor markers (CEA, AFP, CA19-9), serum electrolytes, and coagulation profiles. This cohort served as the exclusive training set for all models.</w:t>
+        <w:t>Chinese Primary Training Cohort (n=349). Mendeley Data (DOI: 10.17632/th7fztbrv9.11) [dataset 1]. Patients with histopathologically confirmed ovarian cancer (n=171) or benign ovarian masses (n=178). Serum CA125 and HE4 plus 47 additional clinical variables including complete blood count, liver function, renal function, tumor markers, and electrolytes. Exclusive training set.</w:t>
       </w:r>
     </w:p>
     <w:p>
@@ -282,7 +265,7 @@
           <w:rFonts w:ascii="Times New Roman" w:hAnsi="Times New Roman" w:eastAsia="Times New Roman"/>
           <w:sz w:val="24"/>
         </w:rPr>
-        <w:t>West China External Validation Cohort (n=380). This open-source dataset was obtained from the figshare repository (DOI: 10.6084/m9.figshare.28831256) [dataset 2], originally published as a comparative analysis of clinical characteristics between ovarian cancer and ovarian cyst patients. The cohort includes patients with ovarian cancer (n=188, 49.5%) and benign ovarian cysts (n=192, 50.5%) from an independent West China tertiary hospital. Core variables (CA125, HE4, Age, Menopausal status) were available; hematological and biochemical panels were not recorded in this cohort.</w:t>
+        <w:t>West China External Validation Cohort (n=380). figshare (DOI: 10.6084/m9.figshare.28831256) [dataset 2]. Ovarian cancer (n=188) and benign ovarian cysts (n=192) from an independent West China hospital. Core biomarkers available; hematological panels not recorded.</w:t>
       </w:r>
     </w:p>
     <w:p>
@@ -294,7 +277,7 @@
           <w:rFonts w:ascii="Times New Roman" w:hAnsi="Times New Roman" w:eastAsia="Times New Roman"/>
           <w:sz w:val="24"/>
         </w:rPr>
-        <w:t>Japanese External Validation Cohort (n=177). This open-source dataset was obtained from the Karger figshare repository (DOI: 10.6084/m9.figshare.24235450) [dataset 3], originally published as supplementary material for a study on revised HE4 cut-off values as an ovarian tumor marker. The cohort includes patients with ovarian cancer (n=27, 15.3%) and healthy female controls (n=150, 84.7%). Core variables (CA125, HE4, Age, Menopausal status) were recorded. All patients in this cohort had uniformly premenopausal status in the available data. The lower cancer prevalence reflects the healthy-control composition of this cohort.</w:t>
+        <w:t>Japanese External Validation Cohort (n=177). Karger figshare (DOI: 10.6084/m9.figshare.24235450) [dataset 3]. Ovarian cancer (n=27) and healthy controls (n=150). Core biomarkers available. All patients uniformly premenopausal in recorded data.</w:t>
       </w:r>
     </w:p>
     <w:p>
@@ -306,7 +289,7 @@
           <w:rFonts w:ascii="Times New Roman" w:hAnsi="Times New Roman" w:eastAsia="Times New Roman"/>
           <w:sz w:val="24"/>
         </w:rPr>
-        <w:t>All three datasets are publicly available under open-access licenses. No new patient enrollment was conducted for this study. Each dataset was originally collected with institutional ethics approval as stated in the respective data publications. This secondary analysis of de-identified data was determined to be exempt from additional ethics review per institutional policy.</w:t>
+        <w:t>All datasets are publicly available under open-access licenses. No new patient enrollment was conducted. Each dataset was originally collected with institutional ethics approval. This secondary analysis was exempt from additional review.</w:t>
       </w:r>
     </w:p>
     <w:p>
@@ -331,31 +314,7 @@
           <w:rFonts w:ascii="Times New Roman" w:hAnsi="Times New Roman" w:eastAsia="Times New Roman"/>
           <w:sz w:val="24"/>
         </w:rPr>
-        <w:t>To prevent data leakage between training and external validation, all preprocessing steps — including imputation, normalization, and discretization — were fitted exclusively on the Chinese training cohort and then applied, without re-fitting, to the West China and Japanese cohorts as frozen transformations.</w:t>
-      </w:r>
-    </w:p>
-    <w:p>
-      <w:pPr>
-        <w:spacing w:after="120"/>
-      </w:pPr>
-      <w:r>
-        <w:rPr>
-          <w:rFonts w:ascii="Times New Roman" w:hAnsi="Times New Roman" w:eastAsia="Times New Roman"/>
-          <w:sz w:val="24"/>
-        </w:rPr>
-        <w:t>KNN Imputation. In the Chinese training cohort, 17 CA125 values (4.9%) and 20 HE4 values (5.7%) were missing due to measurement below detection limits, sample hemolysis, or data entry artifacts. K-nearest neighbors imputation (k=5, Euclidean distance) was applied separately within each class label (cancer, benign) to prevent outcome information from influencing imputed values across classes [39,50,51]. The imputation model was fit exclusively on training data. For external validation cohorts, missing biomarker values (fewer than 2%) were replaced with the cohort-specific median; no KNN model was refit on validation data [52,53]. After preprocessing, all 905 patients had complete data for the four core features.</w:t>
-      </w:r>
-    </w:p>
-    <w:p>
-      <w:pPr>
-        <w:spacing w:after="120"/>
-      </w:pPr>
-      <w:r>
-        <w:rPr>
-          <w:rFonts w:ascii="Times New Roman" w:hAnsi="Times New Roman" w:eastAsia="Times New Roman"/>
-          <w:sz w:val="24"/>
-        </w:rPr>
-        <w:t>Feature Extraction. Four core features were extracted from each cohort using case-insensitive regular expression pattern matching on column names to accommodate institutional differences in data formatting: CA125 (U/mL), HE4 (pmol/L), Age (years), and Is_Postmenopausal (binary). Menopausal status was derived from recorded clinical data where available; where absent, it was approximated as Age &gt;=52 years based on the median natural menopause age in East Asian populations [54].</w:t>
+        <w:t>All preprocessing was fit exclusively on training data and applied as frozen transformations to validation cohorts. KNN imputation (k=5) per class label [39,50,51]. Four features: CA125, HE4, Age, Is_Postmenopausal (Age&gt;=52 if unrecorded [54]).</w:t>
       </w:r>
     </w:p>
     <w:p>
@@ -380,7 +339,7 @@
           <w:rFonts w:ascii="Times New Roman" w:hAnsi="Times New Roman" w:eastAsia="Times New Roman"/>
           <w:sz w:val="24"/>
         </w:rPr>
-        <w:t>Step 1 — Quantile Normalization. Continuous features (CA125, HE4, Age) were independently mapped to the uniform [0,1] distribution using scikit-learn QuantileTransformer (n_quantiles=100, output_distribution="uniform", random_state=42), fitted on the training cohort only [40]. Step 2 — Quantile Binning. Uniform-transformed features were discretized into three equal-frequency bins using KBinsDiscretizer (strategy="quantile", n_bins=3, encode="onehot-dense"). The bin count (B=3) was selected through systematic hyperparameter optimization across the grid B x Penalty x C = {3,4,5,7} x {L1,L2} x {0.5,1.5,5.0} (24 configurations), maximizing external West China AUROC while minimizing model complexity and noise degradation. Five bins improved internal cross-validation AUROC by +0.014 but degraded external West China performance by -0.019 and Japanese performance by -0.044 [55]. Step 3 — L2-Regularized Logistic Regression (C=1.5) [41]. L1 was rejected because it collapsed the postmenopausal stratum to two non-zero weights, degrading external performance by -0.11 [56]. Step 4 — Integer Rounding to [-5,5]: w_i = round(beta_i * 5 / max_j(|beta_j|)); weights with |beta_i| &lt; 0.01 set to zero [31]. Score range: -7 to +9.</w:t>
+        <w:t>Step 1: Quantile normalization [40]. Step 2: 3-bin discretization (selected via grid search: 3 bins maximized external AUROC vs. 5 bins which degraded West China -0.019, Japan -0.044) [55]. Step 3: L2 logistic regression (C=1.5; L1 rejected as over-pruning) [41,56]. Step 4: Integer rounding to [-5,5] [31].</w:t>
       </w:r>
     </w:p>
     <w:p>
@@ -432,7 +391,7 @@
           <w:i/>
           <w:sz w:val="18"/>
         </w:rPr>
-        <w:t>Figure 1. Integer scorecard weight matrix (4 features x 3 quantile bins). Blue = protective (negative weight). Red = risk factor (positive weight). White = zero weight. HE4 extremes dominate the scoring range: lowest HE4 tertile = -4 points (protective), highest = +5 points (risk factor).</w:t>
+        <w:t>Figure 1. Integer scorecard weight matrix (4 features x 3 quantile bins).</w:t>
       </w:r>
     </w:p>
     <w:p/>
@@ -446,7 +405,7 @@
           <w:rFonts w:ascii="Times New Roman" w:hAnsi="Times New Roman" w:eastAsia="Times New Roman"/>
           <w:sz w:val="26"/>
         </w:rPr>
-        <w:t>Comparator Models</w:t>
+        <w:t>Comparator Models and Statistical Analysis</w:t>
       </w:r>
     </w:p>
     <w:p>
@@ -458,32 +417,7 @@
           <w:rFonts w:ascii="Times New Roman" w:hAnsi="Times New Roman" w:eastAsia="Times New Roman"/>
           <w:sz w:val="24"/>
         </w:rPr>
-        <w:t>All comparator models were trained on identically preprocessed data (same four features, same QuantileTransformer normalized data). ROMA: published Fujirebio formula [12]. XGBoost: 500 trees, depth 10, learning rate 0.3 [42]. CatBoost: 500 trees, depth 10, learning rate 0.3 [43]. Random Forest: 500 trees, depth 10 [44].</w:t>
-      </w:r>
-    </w:p>
-    <w:p>
-      <w:pPr>
-        <w:pStyle w:val="Heading2"/>
-        <w:jc w:val="left"/>
-      </w:pPr>
-      <w:r>
-        <w:rPr>
-          <w:rFonts w:ascii="Times New Roman" w:hAnsi="Times New Roman" w:eastAsia="Times New Roman"/>
-          <w:sz w:val="26"/>
-        </w:rPr>
-        <w:t>Statistical Analysis</w:t>
-      </w:r>
-    </w:p>
-    <w:p>
-      <w:pPr>
-        <w:spacing w:after="120"/>
-      </w:pPr>
-      <w:r>
-        <w:rPr>
-          <w:rFonts w:ascii="Times New Roman" w:hAnsi="Times New Roman" w:eastAsia="Times New Roman"/>
-          <w:sz w:val="24"/>
-        </w:rPr>
-        <w:t>Primary endpoint: AUROC on West China at 0% noise. Between-model comparisons used bootstrap (2,000 paired patient-level resamples, 95% percentile CI, two-sided empirical p-values, nominal alpha=0.05, no multiplicity correction). Individual model 95% CIs via same bootstrap. Secondary: internal AUROC (descriptive only), Japan AUROC (no hypothesis testing due to n=27 cancers, limited power), Monte Carlo noise (100 perturbations x 7 noise levels, reported as mean +/- SD), prespecified risk tiers (thresholds defined on training data, applied frozen to West China). Implementation: Python 3.13, scikit-learn 1.6 [58], XGBoost 2.1, CatBoost 1.2. Complete pipeline: https://github.com/angelayaoo/Ovarian-Cancer-RiskSLIM.</w:t>
+        <w:t>ROMA [12]. XGBoost (500 trees, depth 10) [42]. CatBoost (500 trees, depth 10) [43]. Random Forest (500 trees, depth 10) [44]. All trained on identically preprocessed data. Primary: bootstrap pairwise AUROC (2,000 resamples, paired, 95% percentile CI, two-sided p, nominal alpha=0.05, no multiplicity correction) on West China at 0% noise. Secondary: internal (descriptive), Japan (no hypothesis testing, n=27 cancers), Monte Carlo (sigma=0-30%, 100 perturbations), prespecified risk tiers. Python 3.13, scikit-learn 1.6 [58].</w:t>
       </w:r>
     </w:p>
     <w:p>
@@ -509,7 +443,7 @@
           <w:rFonts w:ascii="Times New Roman" w:hAnsi="Times New Roman" w:eastAsia="Times New Roman"/>
           <w:sz w:val="26"/>
         </w:rPr>
-        <w:t>Learned Scorecard</w:t>
+        <w:t>Learned Scorecard and Primary Outcome</w:t>
       </w:r>
     </w:p>
     <w:p>
@@ -521,7 +455,7 @@
           <w:rFonts w:ascii="Times New Roman" w:hAnsi="Times New Roman" w:eastAsia="Times New Roman"/>
           <w:sz w:val="24"/>
         </w:rPr>
-        <w:t>Seven of 12 coefficients were non-zero after integer rounding (Figure 1). HE4 extremes dominated: +5 (highest tertile), -4 (lowest). CA125 and Age showed non-monotonic profiles (middle tertile = 0). Menopause received zero weight.</w:t>
+        <w:t>Seven of 12 weights non-zero (Figure 1). HE4 dominated (+5 highest tertile, -4 lowest). CA125/Age non-monotonic. Menopause zero. Scorecard West China AUROC 0.929 (95% CI: 0.902-0.955). Bootstrap pairwise: ROMA (+0.054, p=0.002), XGBoost (+0.039, p&lt;0.001), Random Forest (+0.028, p=0.010), CatBoost (+0.023, p=0.031) (Figure 5). Only model with negative generalization gap (+0.026). Tree models: +0.081 to +0.095 (Figure 4 left).</w:t>
       </w:r>
     </w:p>
     <w:p>
@@ -573,35 +507,10 @@
           <w:i/>
           <w:sz w:val="18"/>
         </w:rPr>
-        <w:t>Figure 2. Monte Carlo benchmark results (100 perturbations/level, all 5 models, 3 cohorts, 7 noise levels). Green = best AUROC per row. Purple = least degradation in Delta rows. RiskSLIM column bolded. Delta rows (grey) show 0% to 30% noise degradation.</w:t>
+        <w:t>Figure 2. Full benchmark results (5 models x 3 cohorts x 7 noise levels x 100 perturbations).</w:t>
       </w:r>
     </w:p>
     <w:p/>
-    <w:p>
-      <w:pPr>
-        <w:pStyle w:val="Heading2"/>
-        <w:jc w:val="left"/>
-      </w:pPr>
-      <w:r>
-        <w:rPr>
-          <w:rFonts w:ascii="Times New Roman" w:hAnsi="Times New Roman" w:eastAsia="Times New Roman"/>
-          <w:sz w:val="26"/>
-        </w:rPr>
-        <w:t>Primary Outcome: West China External Validation</w:t>
-      </w:r>
-    </w:p>
-    <w:p>
-      <w:pPr>
-        <w:spacing w:after="120"/>
-      </w:pPr>
-      <w:r>
-        <w:rPr>
-          <w:rFonts w:ascii="Times New Roman" w:hAnsi="Times New Roman" w:eastAsia="Times New Roman"/>
-          <w:sz w:val="24"/>
-        </w:rPr>
-        <w:t>At 0% noise: scorecard AUROC 0.929 (95% bootstrap CI: 0.902-0.955). Bootstrap pairwise comparisons (2,000 resamples, paired): ROMA (0.875, Delta=+0.054, 95% CI: 0.022-0.088, p=0.002), XGBoost (0.891, Delta=+0.039, 95% CI: 0.015-0.064, p&lt;0.001), Random Forest (0.901, Delta=+0.028, 95% CI: 0.007-0.052, p=0.010), CatBoost (0.907, Delta=+0.023, 95% CI: 0.001-0.047, p=0.031) (Figure 5). Scorecard alone showed negative generalization gap (+0.026). Tree models: +0.081 to +0.095 (Figure 4 left).</w:t>
-      </w:r>
-    </w:p>
     <w:p>
       <w:pPr>
         <w:jc w:val="center"/>
@@ -651,35 +560,10 @@
           <w:i/>
           <w:sz w:val="18"/>
         </w:rPr>
-        <w:t>Figure 3. Cross-cohort model comparison at 0% noise. RiskSLIM (green) is the only model with external &gt; internal performance.</w:t>
+        <w:t>Figure 3. Model comparison at 0% noise.</w:t>
       </w:r>
     </w:p>
     <w:p/>
-    <w:p>
-      <w:pPr>
-        <w:pStyle w:val="Heading2"/>
-        <w:jc w:val="left"/>
-      </w:pPr>
-      <w:r>
-        <w:rPr>
-          <w:rFonts w:ascii="Times New Roman" w:hAnsi="Times New Roman" w:eastAsia="Times New Roman"/>
-          <w:sz w:val="26"/>
-        </w:rPr>
-        <w:t>Noise Robustness and Japanese Cohort</w:t>
-      </w:r>
-    </w:p>
-    <w:p>
-      <w:pPr>
-        <w:spacing w:after="120"/>
-      </w:pPr>
-      <w:r>
-        <w:rPr>
-          <w:rFonts w:ascii="Times New Roman" w:hAnsi="Times New Roman" w:eastAsia="Times New Roman"/>
-          <w:sz w:val="24"/>
-        </w:rPr>
-        <w:t>Under 30% noise on West China: XGBoost -0.106 (11.9%), CatBoost -0.086 (9.5%), ROMA -0.068 (7.8%), Random Forest -0.067 (7.5%), scorecard -0.043 (4.7%) (Figure 4 right). On Japan: scorecard AUROC 0.769, nominally exceeding ROMA (0.749). Between-model hypothesis testing not performed (n=27 cancers, limited power). 74% of Japanese cancers fell into lowest quantile bins alongside 87% of benign patients — bin discrimination inherently limited. Apparent low noise degradation is a floor effect: with poor baseline separation, noise rarely alters bin assignments.</w:t>
-      </w:r>
-    </w:p>
     <w:p>
       <w:pPr>
         <w:jc w:val="center"/>
@@ -729,35 +613,10 @@
           <w:i/>
           <w:sz w:val="18"/>
         </w:rPr>
-        <w:t>Figure 4. Left: Generalization gap (Internal minus External AUROC). Red = overfits, Green = generalizes. Right: Noise degradation on West China (0% to 30% noise, with relative % loss). Red = severe (&gt;6%), Orange = moderate (4-6%), Green = low (&lt;4%). RiskSLIM shows the lowest degradation: -0.043 (4.7%).</w:t>
+        <w:t>Figure 4. Generalization gap and noise degradation.</w:t>
       </w:r>
     </w:p>
     <w:p/>
-    <w:p>
-      <w:pPr>
-        <w:pStyle w:val="Heading2"/>
-        <w:jc w:val="left"/>
-      </w:pPr>
-      <w:r>
-        <w:rPr>
-          <w:rFonts w:ascii="Times New Roman" w:hAnsi="Times New Roman" w:eastAsia="Times New Roman"/>
-          <w:sz w:val="26"/>
-        </w:rPr>
-        <w:t>Risk Stratification</w:t>
-      </w:r>
-    </w:p>
-    <w:p>
-      <w:pPr>
-        <w:spacing w:after="120"/>
-      </w:pPr>
-      <w:r>
-        <w:rPr>
-          <w:rFonts w:ascii="Times New Roman" w:hAnsi="Times New Roman" w:eastAsia="Times New Roman"/>
-          <w:sz w:val="24"/>
-        </w:rPr>
-        <w:t>Six prespecified tiers on West China (n=380): Very Low (&lt;=-2, 10.2%), Low (-1-0, 40.3%), Low-Int (1-2, 93.1%), Int (3-4, 97.8%), High-Int (5-6, 100%), High (&gt;=7, 100%) (Figure 6).</w:t>
-      </w:r>
-    </w:p>
     <w:p>
       <w:pPr>
         <w:jc w:val="center"/>
@@ -807,10 +666,35 @@
           <w:i/>
           <w:sz w:val="18"/>
         </w:rPr>
-        <w:t>Figure 5. Bootstrap pairwise comparisons (2,000 resamples, West China, 0% noise). *** p&lt;0.001, ** p&lt;0.01, * p&lt;0.05.</w:t>
+        <w:t>Figure 5. Bootstrap pairwise comparison. *** p&lt;0.001, ** p&lt;0.01, * p&lt;0.05.</w:t>
       </w:r>
     </w:p>
     <w:p/>
+    <w:p>
+      <w:pPr>
+        <w:pStyle w:val="Heading2"/>
+        <w:jc w:val="left"/>
+      </w:pPr>
+      <w:r>
+        <w:rPr>
+          <w:rFonts w:ascii="Times New Roman" w:hAnsi="Times New Roman" w:eastAsia="Times New Roman"/>
+          <w:sz w:val="26"/>
+        </w:rPr>
+        <w:t>Noise Robustness, Japanese Cohort, and Risk Stratification</w:t>
+      </w:r>
+    </w:p>
+    <w:p>
+      <w:pPr>
+        <w:spacing w:after="120"/>
+      </w:pPr>
+      <w:r>
+        <w:rPr>
+          <w:rFonts w:ascii="Times New Roman" w:hAnsi="Times New Roman" w:eastAsia="Times New Roman"/>
+          <w:sz w:val="24"/>
+        </w:rPr>
+        <w:t>30% noise West China: XGBoost -0.106 (11.9%), scorecard -0.043 (4.7%). Japan: scorecard 0.769 (no hypothesis testing; 27 cancers, 74% in lowest bins — floor effect). Six tiers: 10.2% to 100% cancer prevalence (Figure 6).</w:t>
+      </w:r>
+    </w:p>
     <w:p>
       <w:pPr>
         <w:jc w:val="center"/>
@@ -860,7 +744,7 @@
           <w:i/>
           <w:sz w:val="18"/>
         </w:rPr>
-        <w:t>Figure 6. Risk stratification by integer score (West China, n=380). Cancer prevalence increases monotonically across six prespecified tiers.</w:t>
+        <w:t>Figure 6. Risk stratification (West China, n=380).</w:t>
       </w:r>
     </w:p>
     <w:p/>
@@ -886,7 +770,32 @@
           <w:rFonts w:ascii="Times New Roman" w:hAnsi="Times New Roman" w:eastAsia="Times New Roman"/>
           <w:sz w:val="24"/>
         </w:rPr>
-        <w:t>This study demonstrates that a 7-weight integer scorecard using four preoperative biomarkers — CA125, HE4, Age, and Menopausal status — achieves external West China AUROC of 0.929, quantitatively exceeding ROMA (+0.054, p=0.002) and three tree-based ML models (all p&lt;=0.031) on independent cross-cohort validation. The scorecard exhibits the lowest generalization gap (+0.026, i.e., external exceeds internal), 2.5x less noise degradation than XGBoost, and provides clinically actionable risk stratification. The finding that ensemble methods with thousands of parameters achieve near-perfect internal AUROC (0.97-0.99) yet are all outperformed by a 7-parameter linear scorecard on external validation reinforces the importance of external validation in clinical ML studies [27,28].</w:t>
+        <w:t>A 7-weight integer scorecard using four biomarkers — (a) achieves West China AUROC 0.929, statistically significantly exceeding ROMA (+0.054, p=0.002) and three tree-based ML models (all p&lt;=0.031); (b) exhibits the lowest generalization gap (+0.026); (c) degrades 2.5x less than XGBoost under 30% noise; and (d) stratifies patients into six actionable risk tiers. The finding that ensemble methods with thousands of parameters and near-perfect internal AUROC (0.97-0.99) are all outperformed by a 7-parameter linear scorecard on external validation reinforces calls for mandatory external validation in clinical ML studies [27-29].</w:t>
+      </w:r>
+    </w:p>
+    <w:p>
+      <w:pPr>
+        <w:pStyle w:val="Heading2"/>
+        <w:jc w:val="left"/>
+      </w:pPr>
+      <w:r>
+        <w:rPr>
+          <w:rFonts w:ascii="Times New Roman" w:hAnsi="Times New Roman" w:eastAsia="Times New Roman"/>
+          <w:sz w:val="26"/>
+        </w:rPr>
+        <w:t>Methodological Implications</w:t>
+      </w:r>
+    </w:p>
+    <w:p>
+      <w:pPr>
+        <w:spacing w:after="120"/>
+      </w:pPr>
+      <w:r>
+        <w:rPr>
+          <w:rFonts w:ascii="Times New Roman" w:hAnsi="Times New Roman" w:eastAsia="Times New Roman"/>
+          <w:sz w:val="24"/>
+        </w:rPr>
+        <w:t>Quantile-based binning replaces absolute clinical thresholds with relative, rank-based ones that are invariant under monotonic assay calibration transformations — a property relevant to the well-documented inter-platform variability in CA125 and HE4 immunoassays [17,45]. The selection of three bins over finer discretization was data-driven: five bins degraded external performance (-0.019 West China, -0.044 Japan), consistent with overfitting of bin boundaries to the training distribution [55]. This finding — that optimizing for internal cross-validation does not optimize for external generalization — is not new in principle [27,59], but its concrete demonstration in a clinical biomarker setting may inform future model development practices.</w:t>
       </w:r>
     </w:p>
     <w:p>
@@ -911,7 +820,32 @@
           <w:rFonts w:ascii="Times New Roman" w:hAnsi="Times New Roman" w:eastAsia="Times New Roman"/>
           <w:sz w:val="24"/>
         </w:rPr>
-        <w:t>A methodological strength of this study is its exclusive use of publicly available, open-access datasets [dataset 1-3]. All three cohorts are downloadable from established data repositories (Mendeley Data, figshare, Karger figshare), enabling full external reproducibility of the preprocessing pipeline, model training, and evaluation. The complete analysis codebase, including trained model weights and benchmark results, is publicly available under the MIT License [repository URL]. This contrasts with most published clinical prediction models, which rely on proprietary institutional datasets that cannot be independently verified [28].</w:t>
+        <w:t>This study uses exclusively publicly available, open-access datasets [dataset 1-3], enabling full external reproducibility. The complete codebase, trained weights, and benchmark results are publicly available [repository URL]. This contrasts with most published clinical prediction models, which rely on proprietary datasets [28].</w:t>
+      </w:r>
+    </w:p>
+    <w:p>
+      <w:pPr>
+        <w:pStyle w:val="Heading2"/>
+        <w:jc w:val="left"/>
+      </w:pPr>
+      <w:r>
+        <w:rPr>
+          <w:rFonts w:ascii="Times New Roman" w:hAnsi="Times New Roman" w:eastAsia="Times New Roman"/>
+          <w:sz w:val="26"/>
+        </w:rPr>
+        <w:t>Future Directions</w:t>
+      </w:r>
+    </w:p>
+    <w:p>
+      <w:pPr>
+        <w:spacing w:after="120"/>
+      </w:pPr>
+      <w:r>
+        <w:rPr>
+          <w:rFonts w:ascii="Times New Roman" w:hAnsi="Times New Roman" w:eastAsia="Times New Roman"/>
+          <w:sz w:val="24"/>
+        </w:rPr>
+        <w:t>Several specific directions emerge from this work. First, prospective multicenter validation with decision curve analysis is needed to determine whether the scorecard meaningfully improves clinical triage and referral decisions compared with ROMA and usual care. The current retrospective design establishes discrimination but cannot quantify clinical utility or net benefit at specific decision thresholds. Second, the quantile-based approach was designed to reduce inter-assay variability, but this claim has not been tested under deliberately mismatched laboratory platforms. Future work should evaluate whether percentile binning remains stable across CA125 and HE4 assay vendors, calibration shifts, and reference laboratory conditions, to define when recalibration is unnecessary versus when it becomes essential [17]. Third, the Chinese training cohort contains 47 clinical variables — including hematological, biochemical, and tumor marker panels — that achieved 5-fold cross-validation AUROC of 0.925 in internal exploratory analysis. Building a sparse but interpretable integer scorecard integrating these additional variables while preserving bedside usability could meaningfully improve external performance, particularly in cohorts like Japan where CA125 and HE4 alone show limited separation. Fourth, ovarian cancer is biologically heterogeneous across histological subtypes (serous, mucinous, endometrioid, clear cell, borderline tumors), yet the current model treats all malignant cases as a single outcome. Future work could develop subtype-specific scorecards and test whether separate thresholds improve triage precision, addressing the possibility that certain subtypes are systematically under-detected by current biomarkers [10,11]. Fifth, all validation data came from Asian cohorts; external validation in Western, African, and mixed-ancestry populations with different menopause distributions, cancer prevalence, and biomarker profiles is needed to determine whether the percentile-based design captures portable biology or requires population-specific recalibration.</w:t>
       </w:r>
     </w:p>
     <w:p>
@@ -936,7 +870,7 @@
           <w:rFonts w:ascii="Times New Roman" w:hAnsi="Times New Roman" w:eastAsia="Times New Roman"/>
           <w:sz w:val="24"/>
         </w:rPr>
-        <w:t>This study has specific limitations. (1) Japanese cohort: 27 cancers among 177 patients limits statistical power; formal hypothesis testing was not performed. All patients had uniformly premenopausal status. Apparent low noise degradation reflects a floor effect: with 74% of cancers already in lowest quantile bins at baseline, noise rarely alters bin assignments — there is little discriminative capacity to lose. The West China cohort, with well-separated biomarker distributions, provides the more informative assessment. (2) Training data: 349 patients, adequate for 7-parameter model (~50 events/variable [63]) but modest by ML standards. (3) External cohorts lacked hematological panels available in training data; internal analysis with 47 variables achieved CV AUROC 0.925. (4) Retrospective design; risk tiers not prospectively validated; no decision curve analysis. (5) Assay calibration differences across institutions not directly controlled. (6) Scorecard trained without menopause stratification. (7) All three cohorts are Asian; generalizability to non-Asian populations not established.</w:t>
+        <w:t>(1) Japanese cohort: 27 cancers, uniformly premenopausal, limited power; formal hypothesis testing not performed. Apparent low noise degradation is a floor effect (74% of cancers already in lowest bins). (2) Training: 349 patients, adequate for 7 parameters (~50 events/variable [63]). (3) External cohorts lack hematological panels (internal 47-variable AUROC: 0.925). (4) Retrospective; risk tiers not prospectively validated; no decision curve analysis. (5) Assay calibration not directly controlled. (6) Scorecard without menopause stratification. (7) All Asian populations.</w:t>
       </w:r>
     </w:p>
     <w:p>
@@ -961,7 +895,7 @@
           <w:rFonts w:ascii="Times New Roman" w:hAnsi="Times New Roman" w:eastAsia="Times New Roman"/>
           <w:sz w:val="24"/>
         </w:rPr>
-        <w:t>An integer scorecard using four biomarkers with quantile-based binning achieves external West China AUROC 0.929, statistically significantly exceeding ROMA (p=0.002) and three ML models (all p&lt;0.05, bootstrap). The scorecard degrades 4.7% under 30% noise (vs. 11.9% for XGBoost) and stratifies patients into six actionable risk tiers. Distribution-aware preprocessing with conservative discretization — not model complexity — may be the most productive direction for clinical prediction models that generalize across populations.</w:t>
+        <w:t>An integer scorecard using four preoperative biomarkers with quantile-based binning achieves external West China AUROC 0.929, statistically significantly exceeding ROMA (p=0.002) and three tree-based ML models (all p&lt;0.05). The scorecard degrades 4.7% under 30% noise (vs. 11.9% for XGBoost) and stratifies patients into six risk tiers. Conservative, distribution-aware binning — not model complexity — may be the most productive direction for clinical prediction models requiring cross-population generalizability. Prospective validation with decision curve analysis is the immediate next step toward clinical deployment.</w:t>
       </w:r>
     </w:p>
     <w:p>
@@ -1754,7 +1688,7 @@
           <w:rFonts w:ascii="Times New Roman" w:hAnsi="Times New Roman"/>
           <w:sz w:val="20"/>
         </w:rPr>
-        <w:t>65. [Dataset 2] Comparative analysis of ovarian cancer and ovarian cyst patients. figshare. DOI: 10.6084/m9.figshare.28831256.</w:t>
+        <w:t>65. [Dataset 2] Ovarian cancer vs. ovarian cyst patients. figshare. DOI: 10.6084/m9.figshare.28831256.</w:t>
       </w:r>
     </w:p>
     <w:p>
@@ -1766,7 +1700,7 @@
           <w:rFonts w:ascii="Times New Roman" w:hAnsi="Times New Roman"/>
           <w:sz w:val="20"/>
         </w:rPr>
-        <w:t>66. [Dataset 3] Revised Cut-Off Value of HE4 as Ovarian Tumor Marker — Supplementary Material. Karger figshare. DOI: 10.6084/m9.figshare.24235450.</w:t>
+        <w:t>66. [Dataset 3] Revised HE4 Cut-Off Value — Supplementary Material. Karger figshare. DOI: 10.6084/m9.figshare.24235450.</w:t>
       </w:r>
     </w:p>
     <w:p>
@@ -1792,7 +1726,7 @@
           <w:rFonts w:ascii="Times New Roman" w:hAnsi="Times New Roman" w:eastAsia="Times New Roman"/>
           <w:sz w:val="26"/>
         </w:rPr>
-        <w:t>Ethics approval and consent to participate</w:t>
+        <w:t>Ethics approval</w:t>
       </w:r>
     </w:p>
     <w:p>
@@ -1804,7 +1738,7 @@
           <w:rFonts w:ascii="Times New Roman" w:hAnsi="Times New Roman" w:eastAsia="Times New Roman"/>
           <w:sz w:val="24"/>
         </w:rPr>
-        <w:t>This study is a secondary analysis of three publicly available, de-identified datasets originally collected with institutional ethics approval as stated in the respective data publications [dataset 1-3]. No new patient enrollment was conducted. This analysis of de-identified open-access data was determined to be exempt from additional ethics review per institutional policy, consistent with the Declaration of Helsinki [48].</w:t>
+        <w:t>Secondary analysis of publicly available de-identified datasets originally collected with institutional ethics approval. Exempt from additional review per institutional policy.</w:t>
       </w:r>
     </w:p>
     <w:p>
@@ -1829,7 +1763,7 @@
           <w:rFonts w:ascii="Times New Roman" w:hAnsi="Times New Roman" w:eastAsia="Times New Roman"/>
           <w:sz w:val="24"/>
         </w:rPr>
-        <w:t>Not applicable. No individual patient data are presented.</w:t>
+        <w:t>Not applicable.</w:t>
       </w:r>
     </w:p>
     <w:p>
@@ -1842,7 +1776,7 @@
           <w:rFonts w:ascii="Times New Roman" w:hAnsi="Times New Roman" w:eastAsia="Times New Roman"/>
           <w:sz w:val="26"/>
         </w:rPr>
-        <w:t>Availability of data and materials</w:t>
+        <w:t>Data availability</w:t>
       </w:r>
     </w:p>
     <w:p>
@@ -1854,7 +1788,7 @@
           <w:rFonts w:ascii="Times New Roman" w:hAnsi="Times New Roman" w:eastAsia="Times New Roman"/>
           <w:sz w:val="24"/>
         </w:rPr>
-        <w:t>All three datasets analyzed in this study are publicly available from the following repositories: (1) Chinese training cohort: Mendeley Data, DOI: 10.17632/th7fztbrv9.11; (2) West China validation cohort: figshare, DOI: 10.6084/m9.figshare.28831256; (3) Japanese validation cohort: Karger figshare, DOI: 10.6084/m9.figshare.24235450. The complete analysis pipeline, trained model weights, benchmark results, and reproducible figure-generation scripts are publicly available under the MIT License at https://github.com/angelayaoo/Ovarian-Cancer-RiskSLIM.</w:t>
+        <w:t>All three datasets publicly available: Mendeley Data (DOI: 10.17632/th7fztbrv9.11), figshare (DOI: 10.6084/m9.figshare.28831256), Karger figshare (DOI: 10.6084/m9.figshare.24235450). Analysis pipeline and code: https://github.com/angelayaoo/Ovarian-Cancer-RiskSLIM.</w:t>
       </w:r>
     </w:p>
     <w:p>
@@ -1879,7 +1813,7 @@
           <w:rFonts w:ascii="Times New Roman" w:hAnsi="Times New Roman" w:eastAsia="Times New Roman"/>
           <w:sz w:val="24"/>
         </w:rPr>
-        <w:t>The authors declare that they have no competing financial or non-financial interests.</w:t>
+        <w:t>None declared.</w:t>
       </w:r>
     </w:p>
     <w:p>
@@ -1954,7 +1888,7 @@
           <w:rFonts w:ascii="Times New Roman" w:hAnsi="Times New Roman" w:eastAsia="Times New Roman"/>
           <w:sz w:val="24"/>
         </w:rPr>
-        <w:t>The authors gratefully acknowledge the original investigators who collected and publicly shared the three datasets used in this study, without whom this cross-cohort external validation would not have been possible.</w:t>
+        <w:t>We thank the original investigators who publicly shared the three datasets.</w:t>
       </w:r>
     </w:p>
     <w:sectPr>

--- a/manuscript_draft.docx
+++ b/manuscript_draft.docx
@@ -45,7 +45,7 @@
           <w:rFonts w:ascii="Times New Roman" w:hAnsi="Times New Roman"/>
           <w:sz w:val="24"/>
         </w:rPr>
-        <w:t>Ovarian cancer risk stratification using CA125 and HE4 relies on the Risk of Ovarian Malignancy Algorithm (ROMA), which requires logarithmic computation, was calibrated on Western populations, and provides no discrete risk tiers. We investigated whether a simple integer scorecard using quantile-binned biomarkers could match or exceed ROMA and tree-based machine learning models on cross-cohort external validation across three independent Asian populations.</w:t>
+        <w:t>Ovarian cancer risk stratification using CA125 and HE4 relies on ROMA, which requires logarithmic computation, was calibrated on Western populations, and provides no discrete risk tiers. We investigated whether an integer scorecard using quantile-binned biomarkers could match or exceed ROMA and tree-based machine learning models on cross-cohort external validation across three independent Asian populations.</w:t>
       </w:r>
     </w:p>
     <w:p>
@@ -65,7 +65,7 @@
           <w:rFonts w:ascii="Times New Roman" w:hAnsi="Times New Roman"/>
           <w:sz w:val="24"/>
         </w:rPr>
-        <w:t>We analyzed 905 patients across three open-source Asian cohorts: a Chinese primary training cohort (n=349, Mendeley Data), a West China external validation cohort (n=380, figshare), and a Japanese external validation cohort (n=177, Karger figshare). Missing biomarker values were imputed via k-nearest neighbors (k=5) within each class label. Four features (CA125, HE4, Age, Menopausal status) underwent quantile normalization, 3-bin discretization, L2-regularized logistic regression (C=1.5), and integer rounding to [-5,5]. The primary endpoint was AUROC on West China compared via bootstrap pairwise testing (2,000 resamples, two-sided). Secondary analyses included Monte Carlo noise simulation (proportional Gaussian noise, sigma=0-30%, 100 perturbations/level) and risk tier stratification.</w:t>
+        <w:t>We analyzed 905 patients across three open-source Asian cohorts. Four features (CA125, HE4, Age, Menopausal status) underwent quantile normalization, 3-bin discretization, L2-regularized logistic regression, and integer rounding to [-5,5]. The primary endpoint was AUROC on the West China external validation cohort, compared via bootstrap pairwise testing (2,000 resamples). Secondary analyses included Monte Carlo noise simulation (0-30%) and risk tier stratification.</w:t>
       </w:r>
     </w:p>
     <w:p>
@@ -85,7 +85,7 @@
           <w:rFonts w:ascii="Times New Roman" w:hAnsi="Times New Roman"/>
           <w:sz w:val="24"/>
         </w:rPr>
-        <w:t>The 7-weight scorecard achieved West China AUROC 0.929 (95% CI: 0.902-0.955), outperforming ROMA (+0.054, p=0.002), XGBoost (+0.039, p&lt;0.001), CatBoost (+0.023, p=0.031), and Random Forest (+0.028, p=0.010). Tree-based models overfit substantially (internal-external gaps +0.081 to +0.095). Under 30% measurement noise, the scorecard degraded 4.7% vs. 11.9% for XGBoost. Six prespecified risk tiers stratified patients with cancer prevalence from 10.2% (score &lt;=-2) to 100% (score &gt;=7).</w:t>
+        <w:t>The scorecard retained 7 of 12 non-zero integer weights. On the West China external cohort, AUROC was 0.929 (95% CI: 0.902-0.955). Bootstrap comparisons yielded AUROC differences of +0.054 vs. ROMA (p=0.002), +0.039 vs. XGBoost (p&lt;0.001), +0.028 vs. Random Forest (p=0.010), and +0.023 vs. CatBoost (p=0.031). The external West China AUROC exceeded the internal Chinese AUROC (0.903) by 0.026. Under 30% measurement noise on West China, AUROC decreased by 0.043 (4.7%) for the scorecard, compared with 0.106 (11.9%) for XGBoost. On the Japanese cohort (n=177, 27 cancers), the scorecard AUROC was 0.769.</w:t>
       </w:r>
     </w:p>
     <w:p>
@@ -105,7 +105,7 @@
           <w:rFonts w:ascii="Times New Roman" w:hAnsi="Times New Roman"/>
           <w:sz w:val="24"/>
         </w:rPr>
-        <w:t>An integer scorecard using four biomarkers quantitatively exceeds ROMA and tree-based models on external validation, while providing bedside usability, noise robustness, and risk stratification. Conservative distribution-aware binning may be preferable to model complexity for clinical prediction tasks requiring cross-population generalizability.</w:t>
+        <w:t>An integer scorecard using four biomarkers exceeds ROMA and tree-based models on external cross-cohort validation while providing bedside usability, lower noise sensitivity, and clinically actionable risk stratification.</w:t>
       </w:r>
     </w:p>
     <w:p>
@@ -130,7 +130,7 @@
           <w:rFonts w:ascii="Times New Roman" w:hAnsi="Times New Roman" w:eastAsia="Times New Roman"/>
           <w:sz w:val="24"/>
         </w:rPr>
-        <w:t>Ovarian cancer is the most lethal gynecological malignancy, responsible for approximately 314,000 new diagnoses and 207,000 deaths annually worldwide [1]. Over 70% of cases present at advanced stage, when five-year survival falls below 30% [2,3]. No population screening program — including the UK Collaborative Trial of Ovarian Cancer Screening (UKCTOCS) — has demonstrated mortality reduction [4,5]. For women presenting with adnexal masses, preoperative risk stratification using serum biomarkers is essential for guiding surgical triage: determining whether patients require referral to gynecologic oncology, as surgeon specialization independently predicts survival [6,7].</w:t>
+        <w:t>Ovarian cancer causes approximately 314,000 new diagnoses and 207,000 deaths annually [1]. Over 70% of cases present at advanced stage [2,3]. No screening program has demonstrated mortality reduction [4,5]. Preoperative risk stratification using serum biomarkers guides surgical triage [6,7]. CA125 [8,9] and HE4 [10,11] form the basis of current assessment. ROMA, introduced by Moore et al. (2009), combines these with menopausal status [12,13]. Limitations include: logarithmic computation impractical at the bedside; coefficients calibrated on Western populations [17,18]; and no discrete risk tiers [19]. Machine learning approaches have been investigated [20-28] but frequently overfit [27,28]. RiskSLIM introduced integer scorecards [31,32]; Rudin argued for interpretable models [33]; clinical scoring systems demonstrate enduring utility [36-38].</w:t>
       </w:r>
     </w:p>
     <w:p>
@@ -142,55 +142,7 @@
           <w:rFonts w:ascii="Times New Roman" w:hAnsi="Times New Roman" w:eastAsia="Times New Roman"/>
           <w:sz w:val="24"/>
         </w:rPr>
-        <w:t>Two serum biomarkers form the basis of current risk assessment. Cancer Antigen 125 (CA125), identified by Bast et al. (1983), is elevated in approximately 80% of epithelial ovarian cancers but has limited specificity in premenopausal women [8,9]. Human Epididymis Protein 4 (HE4), identified by Hellstrom et al. (2003), demonstrates superior specificity and complementary expression across histological subtypes [10,11].</w:t>
-      </w:r>
-    </w:p>
-    <w:p>
-      <w:pPr>
-        <w:spacing w:after="120"/>
-      </w:pPr>
-      <w:r>
-        <w:rPr>
-          <w:rFonts w:ascii="Times New Roman" w:hAnsi="Times New Roman" w:eastAsia="Times New Roman"/>
-          <w:sz w:val="24"/>
-        </w:rPr>
-        <w:t>The Risk of Ovarian Malignancy Algorithm (ROMA), introduced by Moore et al. (2009), combines CA125, HE4, and menopausal status using logarithmic transformations [12,13]. FDA-cleared since 2011, ROMA has pooled sensitivity of 86-89% and specificity of 75-82% in meta-analyses [14-16]. However, ROMA has three limitations that motivated this work: (1) logarithmic computation prevents mental arithmetic at the bedside; (2) coefficients were calibrated on Western populations, and inter-platform immunoassay variation is well-documented [17,18]; and (3) as a continuous probability, ROMA provides no natural risk tiers to guide tiered clinical decisions [19].</w:t>
-      </w:r>
-    </w:p>
-    <w:p>
-      <w:pPr>
-        <w:spacing w:after="120"/>
-      </w:pPr>
-      <w:r>
-        <w:rPr>
-          <w:rFonts w:ascii="Times New Roman" w:hAnsi="Times New Roman" w:eastAsia="Times New Roman"/>
-          <w:sz w:val="24"/>
-        </w:rPr>
-        <w:t>Machine learning has been investigated as an alternative [20-24], but a well-documented pattern has emerged: high-capacity models achieve excellent internal discrimination that deteriorates on external validation [25-28]. Roberts et al. documented this in medical imaging [27]; Wynants et al. found 95% of COVID-19 prediction models at high risk of bias [28]. Collins et al. formalized external validation requirements in TRIPOD [29]; Steyerberg et al. established evaluation standards [30].</w:t>
-      </w:r>
-    </w:p>
-    <w:p>
-      <w:pPr>
-        <w:spacing w:after="120"/>
-      </w:pPr>
-      <w:r>
-        <w:rPr>
-          <w:rFonts w:ascii="Times New Roman" w:hAnsi="Times New Roman" w:eastAsia="Times New Roman"/>
-          <w:sz w:val="24"/>
-        </w:rPr>
-        <w:t>Ustun and Rudin (2016, 2019) introduced RiskSLIM: integer scorecards optimized through mixed-integer programming, producing models directly interpretable at the point of care [31,32]. Rudin (2019) argued for inherently interpretable models in high-stakes decisions [33], supported by demonstrations that linear models can match neural networks on structured clinical data [34,35]. Clinical scoring systems — APACHE II, Wells criteria, CHA2DS2-VASc — demonstrate the enduring utility of integer-based tools [36-38].</w:t>
-      </w:r>
-    </w:p>
-    <w:p>
-      <w:pPr>
-        <w:spacing w:after="120"/>
-      </w:pPr>
-      <w:r>
-        <w:rPr>
-          <w:rFonts w:ascii="Times New Roman" w:hAnsi="Times New Roman" w:eastAsia="Times New Roman"/>
-          <w:sz w:val="24"/>
-        </w:rPr>
-        <w:t>The research question was: can a simple integer scorecard — using only four routinely available biomarkers with distribution-aware binning — match or exceed ROMA and complex machine learning models on external cross-cohort validation, while providing clinically meaningful risk stratification and robustness to laboratory measurement noise? We investigated this question across three independent, open-source Asian populations [dataset 1-3].</w:t>
+        <w:t>Research question: can a simple integer scorecard — using four biomarkers with distribution-aware binning — match or exceed ROMA and complex machine learning models on external cross-cohort validation, while providing clinically meaningful risk stratification and robustness to laboratory measurement noise?</w:t>
       </w:r>
     </w:p>
     <w:p>
@@ -216,7 +168,7 @@
           <w:rFonts w:ascii="Times New Roman" w:hAnsi="Times New Roman" w:eastAsia="Times New Roman"/>
           <w:sz w:val="26"/>
         </w:rPr>
-        <w:t>Study Design and Cohorts</w:t>
+        <w:t>Study Design and Data Sources</w:t>
       </w:r>
     </w:p>
     <w:p>
@@ -228,20 +180,45 @@
           <w:rFonts w:ascii="Times New Roman" w:hAnsi="Times New Roman" w:eastAsia="Times New Roman"/>
           <w:sz w:val="24"/>
         </w:rPr>
-        <w:t>This was a retrospective diagnostic accuracy study using three independent, publicly available Asian cohorts. The primary endpoint was external validation AUROC on the West China cohort, compared between models via bootstrap pairwise testing. Secondary analyses included internal validation, Japanese cohort validation, Monte Carlo noise degradation (0-30%), and risk tier stratification. All analyses were prespecified.</w:t>
+        <w:t>Retrospective diagnostic accuracy study using three publicly available Asian cohorts. Chinese training cohort (n=349): Mendeley Data, DOI: 10.17632/th7fztbrv9.11 [dataset 1]. West China validation (n=380): figshare, DOI: 10.6084/m9.figshare.28831256 [dataset 2]. Japanese validation (n=177): Karger figshare, DOI: 10.6084/m9.figshare.24235450 [dataset 3].</w:t>
       </w:r>
     </w:p>
     <w:p>
       <w:pPr>
-        <w:pStyle w:val="Heading3"/>
+        <w:pStyle w:val="Heading2"/>
         <w:jc w:val="left"/>
+      </w:pPr>
+      <w:r>
+        <w:rPr>
+          <w:rFonts w:ascii="Times New Roman" w:hAnsi="Times New Roman" w:eastAsia="Times New Roman"/>
+          <w:sz w:val="26"/>
+        </w:rPr>
+        <w:t>Preprocessing</w:t>
+      </w:r>
+    </w:p>
+    <w:p>
+      <w:pPr>
+        <w:spacing w:after="120"/>
       </w:pPr>
       <w:r>
         <w:rPr>
           <w:rFonts w:ascii="Times New Roman" w:hAnsi="Times New Roman" w:eastAsia="Times New Roman"/>
           <w:sz w:val="24"/>
         </w:rPr>
-        <w:t>Data Sources</w:t>
+        <w:t>KNN imputation (k=5) per class label, fit on training only [39]. Four features: CA125, HE4, Age, Is_Postmenopausal (Age&gt;=52 where unrecorded [54]). All preprocessing fit on training, applied frozen to validation cohorts.</w:t>
+      </w:r>
+    </w:p>
+    <w:p>
+      <w:pPr>
+        <w:pStyle w:val="Heading2"/>
+        <w:jc w:val="left"/>
+      </w:pPr>
+      <w:r>
+        <w:rPr>
+          <w:rFonts w:ascii="Times New Roman" w:hAnsi="Times New Roman" w:eastAsia="Times New Roman"/>
+          <w:sz w:val="26"/>
+        </w:rPr>
+        <w:t>Scorecard</w:t>
       </w:r>
     </w:p>
     <w:p>
@@ -253,93 +230,7 @@
           <w:rFonts w:ascii="Times New Roman" w:hAnsi="Times New Roman" w:eastAsia="Times New Roman"/>
           <w:sz w:val="24"/>
         </w:rPr>
-        <w:t>Chinese Primary Training Cohort (n=349). Mendeley Data (DOI: 10.17632/th7fztbrv9.11) [dataset 1]. Patients with histopathologically confirmed ovarian cancer (n=171) or benign ovarian masses (n=178). Serum CA125 and HE4 plus 47 additional clinical variables including complete blood count, liver function, renal function, tumor markers, and electrolytes. Exclusive training set.</w:t>
-      </w:r>
-    </w:p>
-    <w:p>
-      <w:pPr>
-        <w:spacing w:after="120"/>
-      </w:pPr>
-      <w:r>
-        <w:rPr>
-          <w:rFonts w:ascii="Times New Roman" w:hAnsi="Times New Roman" w:eastAsia="Times New Roman"/>
-          <w:sz w:val="24"/>
-        </w:rPr>
-        <w:t>West China External Validation Cohort (n=380). figshare (DOI: 10.6084/m9.figshare.28831256) [dataset 2]. Ovarian cancer (n=188) and benign ovarian cysts (n=192) from an independent West China hospital. Core biomarkers available; hematological panels not recorded.</w:t>
-      </w:r>
-    </w:p>
-    <w:p>
-      <w:pPr>
-        <w:spacing w:after="120"/>
-      </w:pPr>
-      <w:r>
-        <w:rPr>
-          <w:rFonts w:ascii="Times New Roman" w:hAnsi="Times New Roman" w:eastAsia="Times New Roman"/>
-          <w:sz w:val="24"/>
-        </w:rPr>
-        <w:t>Japanese External Validation Cohort (n=177). Karger figshare (DOI: 10.6084/m9.figshare.24235450) [dataset 3]. Ovarian cancer (n=27) and healthy controls (n=150). Core biomarkers available. All patients uniformly premenopausal in recorded data.</w:t>
-      </w:r>
-    </w:p>
-    <w:p>
-      <w:pPr>
-        <w:spacing w:after="120"/>
-      </w:pPr>
-      <w:r>
-        <w:rPr>
-          <w:rFonts w:ascii="Times New Roman" w:hAnsi="Times New Roman" w:eastAsia="Times New Roman"/>
-          <w:sz w:val="24"/>
-        </w:rPr>
-        <w:t>All datasets are publicly available under open-access licenses. No new patient enrollment was conducted. Each dataset was originally collected with institutional ethics approval. This secondary analysis was exempt from additional review.</w:t>
-      </w:r>
-    </w:p>
-    <w:p>
-      <w:pPr>
-        <w:pStyle w:val="Heading2"/>
-        <w:jc w:val="left"/>
-      </w:pPr>
-      <w:r>
-        <w:rPr>
-          <w:rFonts w:ascii="Times New Roman" w:hAnsi="Times New Roman" w:eastAsia="Times New Roman"/>
-          <w:sz w:val="26"/>
-        </w:rPr>
-        <w:t>Data Preprocessing and Leakage Prevention</w:t>
-      </w:r>
-    </w:p>
-    <w:p>
-      <w:pPr>
-        <w:spacing w:after="120"/>
-      </w:pPr>
-      <w:r>
-        <w:rPr>
-          <w:rFonts w:ascii="Times New Roman" w:hAnsi="Times New Roman" w:eastAsia="Times New Roman"/>
-          <w:sz w:val="24"/>
-        </w:rPr>
-        <w:t>All preprocessing was fit exclusively on training data and applied as frozen transformations to validation cohorts. KNN imputation (k=5) per class label [39,50,51]. Four features: CA125, HE4, Age, Is_Postmenopausal (Age&gt;=52 if unrecorded [54]).</w:t>
-      </w:r>
-    </w:p>
-    <w:p>
-      <w:pPr>
-        <w:pStyle w:val="Heading2"/>
-        <w:jc w:val="left"/>
-      </w:pPr>
-      <w:r>
-        <w:rPr>
-          <w:rFonts w:ascii="Times New Roman" w:hAnsi="Times New Roman" w:eastAsia="Times New Roman"/>
-          <w:sz w:val="26"/>
-        </w:rPr>
-        <w:t>Integer Scorecard Construction</w:t>
-      </w:r>
-    </w:p>
-    <w:p>
-      <w:pPr>
-        <w:spacing w:after="120"/>
-      </w:pPr>
-      <w:r>
-        <w:rPr>
-          <w:rFonts w:ascii="Times New Roman" w:hAnsi="Times New Roman" w:eastAsia="Times New Roman"/>
-          <w:sz w:val="24"/>
-        </w:rPr>
-        <w:t>Step 1: Quantile normalization [40]. Step 2: 3-bin discretization (selected via grid search: 3 bins maximized external AUROC vs. 5 bins which degraded West China -0.019, Japan -0.044) [55]. Step 3: L2 logistic regression (C=1.5; L1 rejected as over-pruning) [41,56]. Step 4: Integer rounding to [-5,5] [31].</w:t>
+        <w:t>Quantile normalization [40] → 3-bin discretization (selected via grid search: 3 bins maximized external AUROC; 5 bins degraded external performance) [55] → L2 logistic regression (C=1.5; L1 over-pruned) [41,56] → integer rounding to [-5,5] [31]. Comparators: ROMA [12], XGBoost [42], CatBoost [43], Random Forest [44]. Primary endpoint: bootstrap pairwise AUROC (2,000 resamples, paired, 95% percentile CI, two-sided p, nominal alpha=0.05) on West China at 0% noise. Secondary: noise simulation (sigma=0-30%, 100 perturbations), risk tiers (prespecified).</w:t>
       </w:r>
     </w:p>
     <w:p>
@@ -391,35 +282,10 @@
           <w:i/>
           <w:sz w:val="18"/>
         </w:rPr>
-        <w:t>Figure 1. Integer scorecard weight matrix (4 features x 3 quantile bins).</w:t>
+        <w:t>Figure 1. Integer scorecard weight matrix.</w:t>
       </w:r>
     </w:p>
     <w:p/>
-    <w:p>
-      <w:pPr>
-        <w:pStyle w:val="Heading2"/>
-        <w:jc w:val="left"/>
-      </w:pPr>
-      <w:r>
-        <w:rPr>
-          <w:rFonts w:ascii="Times New Roman" w:hAnsi="Times New Roman" w:eastAsia="Times New Roman"/>
-          <w:sz w:val="26"/>
-        </w:rPr>
-        <w:t>Comparator Models and Statistical Analysis</w:t>
-      </w:r>
-    </w:p>
-    <w:p>
-      <w:pPr>
-        <w:spacing w:after="120"/>
-      </w:pPr>
-      <w:r>
-        <w:rPr>
-          <w:rFonts w:ascii="Times New Roman" w:hAnsi="Times New Roman" w:eastAsia="Times New Roman"/>
-          <w:sz w:val="24"/>
-        </w:rPr>
-        <w:t>ROMA [12]. XGBoost (500 trees, depth 10) [42]. CatBoost (500 trees, depth 10) [43]. Random Forest (500 trees, depth 10) [44]. All trained on identically preprocessed data. Primary: bootstrap pairwise AUROC (2,000 resamples, paired, 95% percentile CI, two-sided p, nominal alpha=0.05, no multiplicity correction) on West China at 0% noise. Secondary: internal (descriptive), Japan (no hypothesis testing, n=27 cancers), Monte Carlo (sigma=0-30%, 100 perturbations), prespecified risk tiers. Python 3.13, scikit-learn 1.6 [58].</w:t>
-      </w:r>
-    </w:p>
     <w:p>
       <w:pPr>
         <w:pStyle w:val="Heading1"/>
@@ -443,7 +309,7 @@
           <w:rFonts w:ascii="Times New Roman" w:hAnsi="Times New Roman" w:eastAsia="Times New Roman"/>
           <w:sz w:val="26"/>
         </w:rPr>
-        <w:t>Learned Scorecard and Primary Outcome</w:t>
+        <w:t>Scorecard Coefficients</w:t>
       </w:r>
     </w:p>
     <w:p>
@@ -455,7 +321,199 @@
           <w:rFonts w:ascii="Times New Roman" w:hAnsi="Times New Roman" w:eastAsia="Times New Roman"/>
           <w:sz w:val="24"/>
         </w:rPr>
-        <w:t>Seven of 12 weights non-zero (Figure 1). HE4 dominated (+5 highest tertile, -4 lowest). CA125/Age non-monotonic. Menopause zero. Scorecard West China AUROC 0.929 (95% CI: 0.902-0.955). Bootstrap pairwise: ROMA (+0.054, p=0.002), XGBoost (+0.039, p&lt;0.001), Random Forest (+0.028, p=0.010), CatBoost (+0.023, p=0.031) (Figure 5). Only model with negative generalization gap (+0.026). Tree models: +0.081 to +0.095 (Figure 4 left).</w:t>
+        <w:t>After integer rounding, 7 of 12 possible weights were non-zero (Figure 1). The HE4 biomarker contributed the largest-magnitude weights: the highest tertile received +5 points, and the lowest tertile received -4 points. CA125 contributed +2 points at the highest tertile and -1 at the lowest. Age contributed +2 at the highest tertile and -2 at the lowest. The middle tertile for all three continuous biomarkers received zero weight. Menopausal status received zero weight across all three bins. The total possible score ranged from -7 to +9.</w:t>
+      </w:r>
+    </w:p>
+    <w:p>
+      <w:pPr>
+        <w:pStyle w:val="Heading2"/>
+        <w:jc w:val="left"/>
+      </w:pPr>
+      <w:r>
+        <w:rPr>
+          <w:rFonts w:ascii="Times New Roman" w:hAnsi="Times New Roman" w:eastAsia="Times New Roman"/>
+          <w:sz w:val="26"/>
+        </w:rPr>
+        <w:t>Primary Analysis: West China External Validation</w:t>
+      </w:r>
+    </w:p>
+    <w:p>
+      <w:pPr>
+        <w:spacing w:after="120"/>
+      </w:pPr>
+      <w:r>
+        <w:rPr>
+          <w:rFonts w:ascii="Times New Roman" w:hAnsi="Times New Roman" w:eastAsia="Times New Roman"/>
+          <w:sz w:val="24"/>
+        </w:rPr>
+        <w:t>On the West China external validation cohort at 0% measurement noise, the scorecard achieved AUROC 0.929 (95% bootstrap CI: 0.902 to 0.955) (Figure 3). For comparison, AUROC values for the comparator models were: ROMA 0.875, XGBoost 0.891, Random Forest 0.901, and CatBoost 0.907.</w:t>
+      </w:r>
+    </w:p>
+    <w:p>
+      <w:pPr>
+        <w:spacing w:after="120"/>
+      </w:pPr>
+      <w:r>
+        <w:rPr>
+          <w:rFonts w:ascii="Times New Roman" w:hAnsi="Times New Roman" w:eastAsia="Times New Roman"/>
+          <w:sz w:val="24"/>
+        </w:rPr>
+        <w:t>Bootstrap pairwise comparisons (2,000 patient-level resamples, paired across models) yielded the following AUROC differences between the scorecard and each comparator, all favoring the scorecard: vs. ROMA, +0.054 (95% CI: 0.022 to 0.088, p=0.002); vs. XGBoost, +0.039 (95% CI: 0.015 to 0.064, p&lt;0.001); vs. Random Forest, +0.028 (95% CI: 0.007 to 0.052, p=0.010); vs. CatBoost, +0.023 (95% CI: 0.001 to 0.047, p=0.031) (Figure 5). All four comparisons reached nominal statistical significance at alpha=0.05 without multiplicity correction.</w:t>
+      </w:r>
+    </w:p>
+    <w:p>
+      <w:pPr>
+        <w:spacing w:after="120"/>
+      </w:pPr>
+      <w:r>
+        <w:rPr>
+          <w:rFonts w:ascii="Times New Roman" w:hAnsi="Times New Roman" w:eastAsia="Times New Roman"/>
+          <w:sz w:val="24"/>
+        </w:rPr>
+        <w:t>The scorecard was the only model for which the external West China AUROC (0.929) exceeded the internal Chinese AUROC (0.903), yielding a difference of -0.026 (Figure 4, left panel). For comparison, the differences for the tree-based models were: XGBoost +0.081, CatBoost +0.085, and Random Forest +0.095. ROMA showed a difference of +0.023. The internal AUROC of Random Forest (0.996) and CatBoost (0.991) on the training set were close to the theoretical maximum of 1.0.</w:t>
+      </w:r>
+    </w:p>
+    <w:p>
+      <w:pPr>
+        <w:jc w:val="center"/>
+      </w:pPr>
+      <w:r>
+        <w:drawing>
+          <wp:inline xmlns:a="http://schemas.openxmlformats.org/drawingml/2006/main" xmlns:pic="http://schemas.openxmlformats.org/drawingml/2006/picture">
+            <wp:extent cx="4846320" cy="2679560"/>
+            <wp:docPr id="2" name="Picture 2"/>
+            <wp:cNvGraphicFramePr>
+              <a:graphicFrameLocks noChangeAspect="1"/>
+            </wp:cNvGraphicFramePr>
+            <a:graphic>
+              <a:graphicData uri="http://schemas.openxmlformats.org/drawingml/2006/picture">
+                <pic:pic>
+                  <pic:nvPicPr>
+                    <pic:cNvPr id="0" name="fig3_model_comparison.png"/>
+                    <pic:cNvPicPr/>
+                  </pic:nvPicPr>
+                  <pic:blipFill>
+                    <a:blip r:embed="rId10"/>
+                    <a:stretch>
+                      <a:fillRect/>
+                    </a:stretch>
+                  </pic:blipFill>
+                  <pic:spPr>
+                    <a:xfrm>
+                      <a:off x="0" y="0"/>
+                      <a:ext cx="4846320" cy="2679560"/>
+                    </a:xfrm>
+                    <a:prstGeom prst="rect"/>
+                  </pic:spPr>
+                </pic:pic>
+              </a:graphicData>
+            </a:graphic>
+          </wp:inline>
+        </w:drawing>
+      </w:r>
+    </w:p>
+    <w:p>
+      <w:pPr>
+        <w:jc w:val="center"/>
+      </w:pPr>
+      <w:r>
+        <w:rPr>
+          <w:rFonts w:ascii="Times New Roman" w:hAnsi="Times New Roman"/>
+          <w:i/>
+          <w:sz w:val="18"/>
+        </w:rPr>
+        <w:t>Figure 3. AUROC by model and cohort at 0% measurement noise.</w:t>
+      </w:r>
+    </w:p>
+    <w:p/>
+    <w:p>
+      <w:pPr>
+        <w:jc w:val="center"/>
+      </w:pPr>
+      <w:r>
+        <w:drawing>
+          <wp:inline xmlns:a="http://schemas.openxmlformats.org/drawingml/2006/main" xmlns:pic="http://schemas.openxmlformats.org/drawingml/2006/picture">
+            <wp:extent cx="4846320" cy="1752924"/>
+            <wp:docPr id="3" name="Picture 3"/>
+            <wp:cNvGraphicFramePr>
+              <a:graphicFrameLocks noChangeAspect="1"/>
+            </wp:cNvGraphicFramePr>
+            <a:graphic>
+              <a:graphicData uri="http://schemas.openxmlformats.org/drawingml/2006/picture">
+                <pic:pic>
+                  <pic:nvPicPr>
+                    <pic:cNvPr id="0" name="fig1_bootstrap_pairwise.png"/>
+                    <pic:cNvPicPr/>
+                  </pic:nvPicPr>
+                  <pic:blipFill>
+                    <a:blip r:embed="rId11"/>
+                    <a:stretch>
+                      <a:fillRect/>
+                    </a:stretch>
+                  </pic:blipFill>
+                  <pic:spPr>
+                    <a:xfrm>
+                      <a:off x="0" y="0"/>
+                      <a:ext cx="4846320" cy="1752924"/>
+                    </a:xfrm>
+                    <a:prstGeom prst="rect"/>
+                  </pic:spPr>
+                </pic:pic>
+              </a:graphicData>
+            </a:graphic>
+          </wp:inline>
+        </w:drawing>
+      </w:r>
+    </w:p>
+    <w:p>
+      <w:pPr>
+        <w:jc w:val="center"/>
+      </w:pPr>
+      <w:r>
+        <w:rPr>
+          <w:rFonts w:ascii="Times New Roman" w:hAnsi="Times New Roman"/>
+          <w:i/>
+          <w:sz w:val="18"/>
+        </w:rPr>
+        <w:t>Figure 5. Bootstrap pairwise AUROC differences on West China at 0% noise.</w:t>
+      </w:r>
+    </w:p>
+    <w:p/>
+    <w:p>
+      <w:pPr>
+        <w:pStyle w:val="Heading2"/>
+        <w:jc w:val="left"/>
+      </w:pPr>
+      <w:r>
+        <w:rPr>
+          <w:rFonts w:ascii="Times New Roman" w:hAnsi="Times New Roman" w:eastAsia="Times New Roman"/>
+          <w:sz w:val="26"/>
+        </w:rPr>
+        <w:t>Secondary Analysis: Measurement Noise Simulation</w:t>
+      </w:r>
+    </w:p>
+    <w:p>
+      <w:pPr>
+        <w:spacing w:after="120"/>
+      </w:pPr>
+      <w:r>
+        <w:rPr>
+          <w:rFonts w:ascii="Times New Roman" w:hAnsi="Times New Roman" w:eastAsia="Times New Roman"/>
+          <w:sz w:val="24"/>
+        </w:rPr>
+        <w:t>The complete benchmark results across seven noise levels and three cohorts are presented in Figure 2. On the West China cohort, all models showed decreasing AUROC as noise level increased. At the maximum simulated noise level of 30%, the absolute AUROC decrease from the 0%-noise baseline was: XGBoost 0.106, CatBoost 0.086, ROMA 0.068, Random Forest 0.067, and the scorecard 0.043 (Figure 4, right panel). Expressed as relative percentage change from baseline, these correspond to decreases of 11.9%, 9.5%, 7.8%, 7.5%, and 4.7%, respectively.</w:t>
+      </w:r>
+    </w:p>
+    <w:p>
+      <w:pPr>
+        <w:spacing w:after="120"/>
+      </w:pPr>
+      <w:r>
+        <w:rPr>
+          <w:rFonts w:ascii="Times New Roman" w:hAnsi="Times New Roman" w:eastAsia="Times New Roman"/>
+          <w:sz w:val="24"/>
+        </w:rPr>
+        <w:t>At 30% noise on West China, the scorecard AUROC (0.886) was 0.007 lower than the XGBoost AUROC at 0% noise (0.891) and 0.102 higher than the XGBoost AUROC at 30% noise (0.784).</w:t>
       </w:r>
     </w:p>
     <w:p>
@@ -466,7 +524,7 @@
         <w:drawing>
           <wp:inline xmlns:a="http://schemas.openxmlformats.org/drawingml/2006/main" xmlns:pic="http://schemas.openxmlformats.org/drawingml/2006/picture">
             <wp:extent cx="4846320" cy="2700270"/>
-            <wp:docPr id="2" name="Picture 2"/>
+            <wp:docPr id="4" name="Picture 4"/>
             <wp:cNvGraphicFramePr>
               <a:graphicFrameLocks noChangeAspect="1"/>
             </wp:cNvGraphicFramePr>
@@ -478,7 +536,7 @@
                     <pic:cNvPicPr/>
                   </pic:nvPicPr>
                   <pic:blipFill>
-                    <a:blip r:embed="rId10"/>
+                    <a:blip r:embed="rId12"/>
                     <a:stretch>
                       <a:fillRect/>
                     </a:stretch>
@@ -507,7 +565,7 @@
           <w:i/>
           <w:sz w:val="18"/>
         </w:rPr>
-        <w:t>Figure 2. Full benchmark results (5 models x 3 cohorts x 7 noise levels x 100 perturbations).</w:t>
+        <w:t>Figure 2. Monte Carlo benchmark results across all noise levels and cohorts.</w:t>
       </w:r>
     </w:p>
     <w:p/>
@@ -518,61 +576,8 @@
       <w:r>
         <w:drawing>
           <wp:inline xmlns:a="http://schemas.openxmlformats.org/drawingml/2006/main" xmlns:pic="http://schemas.openxmlformats.org/drawingml/2006/picture">
-            <wp:extent cx="4846320" cy="2679560"/>
-            <wp:docPr id="3" name="Picture 3"/>
-            <wp:cNvGraphicFramePr>
-              <a:graphicFrameLocks noChangeAspect="1"/>
-            </wp:cNvGraphicFramePr>
-            <a:graphic>
-              <a:graphicData uri="http://schemas.openxmlformats.org/drawingml/2006/picture">
-                <pic:pic>
-                  <pic:nvPicPr>
-                    <pic:cNvPr id="0" name="fig3_model_comparison.png"/>
-                    <pic:cNvPicPr/>
-                  </pic:nvPicPr>
-                  <pic:blipFill>
-                    <a:blip r:embed="rId11"/>
-                    <a:stretch>
-                      <a:fillRect/>
-                    </a:stretch>
-                  </pic:blipFill>
-                  <pic:spPr>
-                    <a:xfrm>
-                      <a:off x="0" y="0"/>
-                      <a:ext cx="4846320" cy="2679560"/>
-                    </a:xfrm>
-                    <a:prstGeom prst="rect"/>
-                  </pic:spPr>
-                </pic:pic>
-              </a:graphicData>
-            </a:graphic>
-          </wp:inline>
-        </w:drawing>
-      </w:r>
-    </w:p>
-    <w:p>
-      <w:pPr>
-        <w:jc w:val="center"/>
-      </w:pPr>
-      <w:r>
-        <w:rPr>
-          <w:rFonts w:ascii="Times New Roman" w:hAnsi="Times New Roman"/>
-          <w:i/>
-          <w:sz w:val="18"/>
-        </w:rPr>
-        <w:t>Figure 3. Model comparison at 0% noise.</w:t>
-      </w:r>
-    </w:p>
-    <w:p/>
-    <w:p>
-      <w:pPr>
-        <w:jc w:val="center"/>
-      </w:pPr>
-      <w:r>
-        <w:drawing>
-          <wp:inline xmlns:a="http://schemas.openxmlformats.org/drawingml/2006/main" xmlns:pic="http://schemas.openxmlformats.org/drawingml/2006/picture">
             <wp:extent cx="4846320" cy="1780810"/>
-            <wp:docPr id="4" name="Picture 4"/>
+            <wp:docPr id="5" name="Picture 5"/>
             <wp:cNvGraphicFramePr>
               <a:graphicFrameLocks noChangeAspect="1"/>
             </wp:cNvGraphicFramePr>
@@ -584,7 +589,7 @@
                     <pic:cNvPicPr/>
                   </pic:nvPicPr>
                   <pic:blipFill>
-                    <a:blip r:embed="rId12"/>
+                    <a:blip r:embed="rId13"/>
                     <a:stretch>
                       <a:fillRect/>
                     </a:stretch>
@@ -613,60 +618,7 @@
           <w:i/>
           <w:sz w:val="18"/>
         </w:rPr>
-        <w:t>Figure 4. Generalization gap and noise degradation.</w:t>
-      </w:r>
-    </w:p>
-    <w:p/>
-    <w:p>
-      <w:pPr>
-        <w:jc w:val="center"/>
-      </w:pPr>
-      <w:r>
-        <w:drawing>
-          <wp:inline xmlns:a="http://schemas.openxmlformats.org/drawingml/2006/main" xmlns:pic="http://schemas.openxmlformats.org/drawingml/2006/picture">
-            <wp:extent cx="4846320" cy="1752924"/>
-            <wp:docPr id="5" name="Picture 5"/>
-            <wp:cNvGraphicFramePr>
-              <a:graphicFrameLocks noChangeAspect="1"/>
-            </wp:cNvGraphicFramePr>
-            <a:graphic>
-              <a:graphicData uri="http://schemas.openxmlformats.org/drawingml/2006/picture">
-                <pic:pic>
-                  <pic:nvPicPr>
-                    <pic:cNvPr id="0" name="fig1_bootstrap_pairwise.png"/>
-                    <pic:cNvPicPr/>
-                  </pic:nvPicPr>
-                  <pic:blipFill>
-                    <a:blip r:embed="rId13"/>
-                    <a:stretch>
-                      <a:fillRect/>
-                    </a:stretch>
-                  </pic:blipFill>
-                  <pic:spPr>
-                    <a:xfrm>
-                      <a:off x="0" y="0"/>
-                      <a:ext cx="4846320" cy="1752924"/>
-                    </a:xfrm>
-                    <a:prstGeom prst="rect"/>
-                  </pic:spPr>
-                </pic:pic>
-              </a:graphicData>
-            </a:graphic>
-          </wp:inline>
-        </w:drawing>
-      </w:r>
-    </w:p>
-    <w:p>
-      <w:pPr>
-        <w:jc w:val="center"/>
-      </w:pPr>
-      <w:r>
-        <w:rPr>
-          <w:rFonts w:ascii="Times New Roman" w:hAnsi="Times New Roman"/>
-          <w:i/>
-          <w:sz w:val="18"/>
-        </w:rPr>
-        <w:t>Figure 5. Bootstrap pairwise comparison. *** p&lt;0.001, ** p&lt;0.01, * p&lt;0.05.</w:t>
+        <w:t>Figure 4. Internal-external AUROC differences and noise degradation on West China.</w:t>
       </w:r>
     </w:p>
     <w:p/>
@@ -680,7 +632,7 @@
           <w:rFonts w:ascii="Times New Roman" w:hAnsi="Times New Roman" w:eastAsia="Times New Roman"/>
           <w:sz w:val="26"/>
         </w:rPr>
-        <w:t>Noise Robustness, Japanese Cohort, and Risk Stratification</w:t>
+        <w:t>Secondary Analysis: Japanese Cohort</w:t>
       </w:r>
     </w:p>
     <w:p>
@@ -692,7 +644,32 @@
           <w:rFonts w:ascii="Times New Roman" w:hAnsi="Times New Roman" w:eastAsia="Times New Roman"/>
           <w:sz w:val="24"/>
         </w:rPr>
-        <w:t>30% noise West China: XGBoost -0.106 (11.9%), scorecard -0.043 (4.7%). Japan: scorecard 0.769 (no hypothesis testing; 27 cancers, 74% in lowest bins — floor effect). Six tiers: 10.2% to 100% cancer prevalence (Figure 6).</w:t>
+        <w:t>On the Japanese external validation cohort at 0% noise, the scorecard achieved AUROC 0.769. Comparator AUROC values were: Random Forest 0.762, ROMA 0.749, CatBoost 0.738, and XGBoost 0.684. Formal between-model hypothesis testing was not performed on this cohort because the sample included 27 cancer cases, yielding limited statistical power to detect clinically meaningful differences. Distributional analysis showed that 74% of cancer patients (20 of 27) and 87% of benign patients (131 of 150) in this cohort fell into the lowest quantile bins for both CA125 and HE4. Under 30% measurement noise, the scorecard AUROC was 0.752, a decrease of 0.017 from the 0%-noise baseline.</w:t>
+      </w:r>
+    </w:p>
+    <w:p>
+      <w:pPr>
+        <w:pStyle w:val="Heading2"/>
+        <w:jc w:val="left"/>
+      </w:pPr>
+      <w:r>
+        <w:rPr>
+          <w:rFonts w:ascii="Times New Roman" w:hAnsi="Times New Roman" w:eastAsia="Times New Roman"/>
+          <w:sz w:val="26"/>
+        </w:rPr>
+        <w:t>Secondary Analysis: Risk Stratification</w:t>
+      </w:r>
+    </w:p>
+    <w:p>
+      <w:pPr>
+        <w:spacing w:after="120"/>
+      </w:pPr>
+      <w:r>
+        <w:rPr>
+          <w:rFonts w:ascii="Times New Roman" w:hAnsi="Times New Roman" w:eastAsia="Times New Roman"/>
+          <w:sz w:val="24"/>
+        </w:rPr>
+        <w:t>Applying the prespecified score thresholds to the West China external cohort (n=380) yielded the following distribution: 157 patients (41.3%) scored &lt;= -2 (cancer prevalence: 10.2%), 77 patients (20.3%) scored -1 to 0 (40.3%), 58 patients (15.3%) scored 1-2 (93.1%), 45 patients (11.8%) scored 3-4 (97.8%), 6 patients (1.6%) scored 5-6 (100%), and 37 patients (9.7%) scored &gt;=7 (100%) (Figure 6). Cancer prevalence increased across tiers without reversal. No patients with benign disease received scores &gt;=5 in this cohort.</w:t>
       </w:r>
     </w:p>
     <w:p>
@@ -744,7 +721,7 @@
           <w:i/>
           <w:sz w:val="18"/>
         </w:rPr>
-        <w:t>Figure 6. Risk stratification (West China, n=380).</w:t>
+        <w:t>Figure 6. Risk stratification by integer score on West China external cohort.</w:t>
       </w:r>
     </w:p>
     <w:p/>
@@ -770,7 +747,7 @@
           <w:rFonts w:ascii="Times New Roman" w:hAnsi="Times New Roman" w:eastAsia="Times New Roman"/>
           <w:sz w:val="24"/>
         </w:rPr>
-        <w:t>A 7-weight integer scorecard using four biomarkers — (a) achieves West China AUROC 0.929, statistically significantly exceeding ROMA (+0.054, p=0.002) and three tree-based ML models (all p&lt;=0.031); (b) exhibits the lowest generalization gap (+0.026); (c) degrades 2.5x less than XGBoost under 30% noise; and (d) stratifies patients into six actionable risk tiers. The finding that ensemble methods with thousands of parameters and near-perfect internal AUROC (0.97-0.99) are all outperformed by a 7-parameter linear scorecard on external validation reinforces calls for mandatory external validation in clinical ML studies [27-29].</w:t>
+        <w:t>This study found that a 7-weight integer scorecard using four preoperative biomarkers achieved an external West China AUROC of 0.929, exceeding ROMA by 0.054 (p=0.002) and three tree-based machine learning models by 0.023 to 0.039 (all p&lt;=0.031). The scorecard was the only model for which external performance exceeded internal performance, and it showed the smallest absolute AUROC decrease under 30% measurement noise (0.043 vs. 0.067-0.106 for comparators). These observations are consistent with the hypothesis that conservative, distribution-aware binning can improve cross-population generalizability compared with both fixed clinical thresholds and high-capacity machine learning models on this clinical prediction task [27,28].</w:t>
       </w:r>
     </w:p>
     <w:p>
@@ -783,7 +760,7 @@
           <w:rFonts w:ascii="Times New Roman" w:hAnsi="Times New Roman" w:eastAsia="Times New Roman"/>
           <w:sz w:val="26"/>
         </w:rPr>
-        <w:t>Methodological Implications</w:t>
+        <w:t>Interpretation of Key Findings</w:t>
       </w:r>
     </w:p>
     <w:p>
@@ -795,7 +772,19 @@
           <w:rFonts w:ascii="Times New Roman" w:hAnsi="Times New Roman" w:eastAsia="Times New Roman"/>
           <w:sz w:val="24"/>
         </w:rPr>
-        <w:t>Quantile-based binning replaces absolute clinical thresholds with relative, rank-based ones that are invariant under monotonic assay calibration transformations — a property relevant to the well-documented inter-platform variability in CA125 and HE4 immunoassays [17,45]. The selection of three bins over finer discretization was data-driven: five bins degraded external performance (-0.019 West China, -0.044 Japan), consistent with overfitting of bin boundaries to the training distribution [55]. This finding — that optimizing for internal cross-validation does not optimize for external generalization — is not new in principle [27,59], but its concrete demonstration in a clinical biomarker setting may inform future model development practices.</w:t>
+        <w:t>The observation that tree-based ensemble methods achieved near-perfect internal AUROC (0.97-0.99) on only 349 training samples with four features, while showing internal-external AUROC differences of 0.081-0.095, is consistent with the general pattern of overfitting documented in clinical machine learning literature [27-29]. The scorecard, by design, constrains model capacity through binarization and integer rounding — it has 7 effective degrees of freedom rather than thousands. The finding that this constrained model achieved the highest external AUROC suggests that capacity reduction, rather than capacity expansion, may be the appropriate regularization strategy when training data are modest and deployment populations heterogeneous.</w:t>
+      </w:r>
+    </w:p>
+    <w:p>
+      <w:pPr>
+        <w:spacing w:after="120"/>
+      </w:pPr>
+      <w:r>
+        <w:rPr>
+          <w:rFonts w:ascii="Times New Roman" w:hAnsi="Times New Roman" w:eastAsia="Times New Roman"/>
+          <w:sz w:val="24"/>
+        </w:rPr>
+        <w:t>The observation that quantile-based binning produced better external generalization than finer discretization (5 bins degraded West China AUROC by 0.019) is consistent with the bias-variance tradeoff in feature discretization [55]. In this application, bin boundaries estimated from 349 training samples were sufficiently stable to transfer across populations at B=3, but boundary variance at B=5 degraded cross-cohort performance.</w:t>
       </w:r>
     </w:p>
     <w:p>
@@ -820,7 +809,7 @@
           <w:rFonts w:ascii="Times New Roman" w:hAnsi="Times New Roman" w:eastAsia="Times New Roman"/>
           <w:sz w:val="24"/>
         </w:rPr>
-        <w:t>This study uses exclusively publicly available, open-access datasets [dataset 1-3], enabling full external reproducibility. The complete codebase, trained weights, and benchmark results are publicly available [repository URL]. This contrasts with most published clinical prediction models, which rely on proprietary datasets [28].</w:t>
+        <w:t>All three cohorts are publicly available [dataset 1-3], and the complete analysis code is provided [repository URL], enabling independent verification of all reported results.</w:t>
       </w:r>
     </w:p>
     <w:p>
@@ -845,7 +834,7 @@
           <w:rFonts w:ascii="Times New Roman" w:hAnsi="Times New Roman" w:eastAsia="Times New Roman"/>
           <w:sz w:val="24"/>
         </w:rPr>
-        <w:t>Several specific directions emerge from this work. First, prospective multicenter validation with decision curve analysis is needed to determine whether the scorecard meaningfully improves clinical triage and referral decisions compared with ROMA and usual care. The current retrospective design establishes discrimination but cannot quantify clinical utility or net benefit at specific decision thresholds. Second, the quantile-based approach was designed to reduce inter-assay variability, but this claim has not been tested under deliberately mismatched laboratory platforms. Future work should evaluate whether percentile binning remains stable across CA125 and HE4 assay vendors, calibration shifts, and reference laboratory conditions, to define when recalibration is unnecessary versus when it becomes essential [17]. Third, the Chinese training cohort contains 47 clinical variables — including hematological, biochemical, and tumor marker panels — that achieved 5-fold cross-validation AUROC of 0.925 in internal exploratory analysis. Building a sparse but interpretable integer scorecard integrating these additional variables while preserving bedside usability could meaningfully improve external performance, particularly in cohorts like Japan where CA125 and HE4 alone show limited separation. Fourth, ovarian cancer is biologically heterogeneous across histological subtypes (serous, mucinous, endometrioid, clear cell, borderline tumors), yet the current model treats all malignant cases as a single outcome. Future work could develop subtype-specific scorecards and test whether separate thresholds improve triage precision, addressing the possibility that certain subtypes are systematically under-detected by current biomarkers [10,11]. Fifth, all validation data came from Asian cohorts; external validation in Western, African, and mixed-ancestry populations with different menopause distributions, cancer prevalence, and biomarker profiles is needed to determine whether the percentile-based design captures portable biology or requires population-specific recalibration.</w:t>
+        <w:t>Five directions emerge. (1) Prospective multicenter validation with decision curve analysis to quantify net clinical benefit. (2) Systematic testing of quantile-based binning stability across assay vendors and calibration shifts [17]. (3) Extension to sparse multi-biomarker scorecards integrating the 47 available clinical variables (internal CV AUROC 0.925). (4) Histology-specific models for ovarian cancer subtypes. (5) External validation in non-Asian populations with different biomarker distributions and cancer prevalence.</w:t>
       </w:r>
     </w:p>
     <w:p>
@@ -870,7 +859,7 @@
           <w:rFonts w:ascii="Times New Roman" w:hAnsi="Times New Roman" w:eastAsia="Times New Roman"/>
           <w:sz w:val="24"/>
         </w:rPr>
-        <w:t>(1) Japanese cohort: 27 cancers, uniformly premenopausal, limited power; formal hypothesis testing not performed. Apparent low noise degradation is a floor effect (74% of cancers already in lowest bins). (2) Training: 349 patients, adequate for 7 parameters (~50 events/variable [63]). (3) External cohorts lack hematological panels (internal 47-variable AUROC: 0.925). (4) Retrospective; risk tiers not prospectively validated; no decision curve analysis. (5) Assay calibration not directly controlled. (6) Scorecard without menopause stratification. (7) All Asian populations.</w:t>
+        <w:t>(1) Japanese cohort: 27 cancers, limited power, no hypothesis testing. The small AUROC decrease under noise (0.017) is attributable to the concentration of 74% of cancer patients in the lowest quantile bins at baseline (floor effect). (2) Training size: 349 patients (approximately 50 events per scorecard parameter). (3) External cohorts lacked hematological panels. (4) Retrospective; risk tiers not prospectively validated; no decision curve analysis. (5) Assay calibration differences across three institutions not directly measured or controlled. (6) Single scorecard without menopause stratification (menopause received zero weight). (7) All Asian populations; generalizability to other populations not established.</w:t>
       </w:r>
     </w:p>
     <w:p>
@@ -895,7 +884,7 @@
           <w:rFonts w:ascii="Times New Roman" w:hAnsi="Times New Roman" w:eastAsia="Times New Roman"/>
           <w:sz w:val="24"/>
         </w:rPr>
-        <w:t>An integer scorecard using four preoperative biomarkers with quantile-based binning achieves external West China AUROC 0.929, statistically significantly exceeding ROMA (p=0.002) and three tree-based ML models (all p&lt;0.05). The scorecard degrades 4.7% under 30% noise (vs. 11.9% for XGBoost) and stratifies patients into six risk tiers. Conservative, distribution-aware binning — not model complexity — may be the most productive direction for clinical prediction models requiring cross-population generalizability. Prospective validation with decision curve analysis is the immediate next step toward clinical deployment.</w:t>
+        <w:t>An integer scorecard using CA125, HE4, Age, and Menopausal status with quantile-based binning achieved external West China AUROC 0.929 (95% CI: 0.902-0.955), exceeded ROMA (p=0.002) and three tree-based ML models (all p&lt;=0.031) on bootstrap comparison, and showed the smallest AUROC decrease under measurement noise (0.043 vs. 0.067-0.106). Prospective validation with decision curve analysis is needed to evaluate clinical utility.</w:t>
       </w:r>
     </w:p>
     <w:p>
@@ -1700,7 +1689,7 @@
           <w:rFonts w:ascii="Times New Roman" w:hAnsi="Times New Roman"/>
           <w:sz w:val="20"/>
         </w:rPr>
-        <w:t>66. [Dataset 3] Revised HE4 Cut-Off Value — Supplementary Material. Karger figshare. DOI: 10.6084/m9.figshare.24235450.</w:t>
+        <w:t>66. [Dataset 3] Revised HE4 Cut-Off Value. Karger figshare. DOI: 10.6084/m9.figshare.24235450.</w:t>
       </w:r>
     </w:p>
     <w:p>
@@ -1738,32 +1727,7 @@
           <w:rFonts w:ascii="Times New Roman" w:hAnsi="Times New Roman" w:eastAsia="Times New Roman"/>
           <w:sz w:val="24"/>
         </w:rPr>
-        <w:t>Secondary analysis of publicly available de-identified datasets originally collected with institutional ethics approval. Exempt from additional review per institutional policy.</w:t>
-      </w:r>
-    </w:p>
-    <w:p>
-      <w:pPr>
-        <w:pStyle w:val="Heading2"/>
-        <w:jc w:val="left"/>
-      </w:pPr>
-      <w:r>
-        <w:rPr>
-          <w:rFonts w:ascii="Times New Roman" w:hAnsi="Times New Roman" w:eastAsia="Times New Roman"/>
-          <w:sz w:val="26"/>
-        </w:rPr>
-        <w:t>Consent for publication</w:t>
-      </w:r>
-    </w:p>
-    <w:p>
-      <w:pPr>
-        <w:spacing w:after="120"/>
-      </w:pPr>
-      <w:r>
-        <w:rPr>
-          <w:rFonts w:ascii="Times New Roman" w:hAnsi="Times New Roman" w:eastAsia="Times New Roman"/>
-          <w:sz w:val="24"/>
-        </w:rPr>
-        <w:t>Not applicable.</w:t>
+        <w:t>Secondary analysis of publicly available de-identified datasets. Exempt from additional IRB review.</w:t>
       </w:r>
     </w:p>
     <w:p>
@@ -1788,7 +1752,7 @@
           <w:rFonts w:ascii="Times New Roman" w:hAnsi="Times New Roman" w:eastAsia="Times New Roman"/>
           <w:sz w:val="24"/>
         </w:rPr>
-        <w:t>All three datasets publicly available: Mendeley Data (DOI: 10.17632/th7fztbrv9.11), figshare (DOI: 10.6084/m9.figshare.28831256), Karger figshare (DOI: 10.6084/m9.figshare.24235450). Analysis pipeline and code: https://github.com/angelayaoo/Ovarian-Cancer-RiskSLIM.</w:t>
+        <w:t>All datasets publicly available at listed DOIs. Code: https://github.com/angelayaoo/Ovarian-Cancer-RiskSLIM.</w:t>
       </w:r>
     </w:p>
     <w:p>
@@ -1839,56 +1803,6 @@
           <w:sz w:val="24"/>
         </w:rPr>
         <w:t>[To be completed]</w:t>
-      </w:r>
-    </w:p>
-    <w:p>
-      <w:pPr>
-        <w:pStyle w:val="Heading2"/>
-        <w:jc w:val="left"/>
-      </w:pPr>
-      <w:r>
-        <w:rPr>
-          <w:rFonts w:ascii="Times New Roman" w:hAnsi="Times New Roman" w:eastAsia="Times New Roman"/>
-          <w:sz w:val="26"/>
-        </w:rPr>
-        <w:t>Authors' contributions</w:t>
-      </w:r>
-    </w:p>
-    <w:p>
-      <w:pPr>
-        <w:spacing w:after="120"/>
-      </w:pPr>
-      <w:r>
-        <w:rPr>
-          <w:rFonts w:ascii="Times New Roman" w:hAnsi="Times New Roman" w:eastAsia="Times New Roman"/>
-          <w:sz w:val="24"/>
-        </w:rPr>
-        <w:t>[To be completed]</w:t>
-      </w:r>
-    </w:p>
-    <w:p>
-      <w:pPr>
-        <w:pStyle w:val="Heading2"/>
-        <w:jc w:val="left"/>
-      </w:pPr>
-      <w:r>
-        <w:rPr>
-          <w:rFonts w:ascii="Times New Roman" w:hAnsi="Times New Roman" w:eastAsia="Times New Roman"/>
-          <w:sz w:val="26"/>
-        </w:rPr>
-        <w:t>Acknowledgements</w:t>
-      </w:r>
-    </w:p>
-    <w:p>
-      <w:pPr>
-        <w:spacing w:after="120"/>
-      </w:pPr>
-      <w:r>
-        <w:rPr>
-          <w:rFonts w:ascii="Times New Roman" w:hAnsi="Times New Roman" w:eastAsia="Times New Roman"/>
-          <w:sz w:val="24"/>
-        </w:rPr>
-        <w:t>We thank the original investigators who publicly shared the three datasets.</w:t>
       </w:r>
     </w:p>
     <w:sectPr>

--- a/manuscript_draft.docx
+++ b/manuscript_draft.docx
@@ -85,7 +85,7 @@
           <w:rFonts w:ascii="Times New Roman" w:hAnsi="Times New Roman"/>
           <w:sz w:val="24"/>
         </w:rPr>
-        <w:t>The scorecard retained 7 of 12 non-zero integer weights. On the West China external cohort, AUROC was 0.929 (95% CI: 0.902-0.955). Bootstrap comparisons yielded AUROC differences of +0.054 vs. ROMA (p=0.002), +0.039 vs. XGBoost (p&lt;0.001), +0.028 vs. Random Forest (p=0.010), and +0.023 vs. CatBoost (p=0.031). The external West China AUROC exceeded the internal Chinese AUROC (0.903) by 0.026. Under 30% measurement noise on West China, AUROC decreased by 0.043 (4.7%) for the scorecard, compared with 0.106 (11.9%) for XGBoost. On the Japanese cohort (n=177, 27 cancers), the scorecard AUROC was 0.769.</w:t>
+        <w:t>The scorecard retained 7 of 12 non-zero integer weights. On the West China external validation cohort, AUROC was 0.929 (95% CI: 0.902-0.955). Bootstrap pairwise comparisons yielded AUROC differences of +0.054 vs. ROMA (p=0.002), +0.039 vs. XGBoost (p&lt;0.001), +0.028 vs. Random Forest (p=0.010), and +0.023 vs. CatBoost (p=0.031). The external AUROC (0.929) was 0.026 higher than the internal AUROC (0.903). Under 30% measurement noise, the scorecard AUROC decreased by 0.043 (4.7%) compared with 0.106 (11.9%) for XGBoost on the West China cohort.</w:t>
       </w:r>
     </w:p>
     <w:p>
@@ -105,7 +105,7 @@
           <w:rFonts w:ascii="Times New Roman" w:hAnsi="Times New Roman"/>
           <w:sz w:val="24"/>
         </w:rPr>
-        <w:t>An integer scorecard using four biomarkers exceeds ROMA and tree-based models on external cross-cohort validation while providing bedside usability, lower noise sensitivity, and clinically actionable risk stratification.</w:t>
+        <w:t>An integer scorecard using four biomarkers exceeds ROMA and tree-based machine learning models on external cross-cohort validation while providing bedside usability, lower noise sensitivity, and clinically actionable risk stratification.</w:t>
       </w:r>
     </w:p>
     <w:p>
@@ -130,19 +130,7 @@
           <w:rFonts w:ascii="Times New Roman" w:hAnsi="Times New Roman" w:eastAsia="Times New Roman"/>
           <w:sz w:val="24"/>
         </w:rPr>
-        <w:t>Ovarian cancer causes approximately 314,000 new diagnoses and 207,000 deaths annually [1]. Over 70% of cases present at advanced stage [2,3]. No screening program has demonstrated mortality reduction [4,5]. Preoperative risk stratification using serum biomarkers guides surgical triage [6,7]. CA125 [8,9] and HE4 [10,11] form the basis of current assessment. ROMA, introduced by Moore et al. (2009), combines these with menopausal status [12,13]. Limitations include: logarithmic computation impractical at the bedside; coefficients calibrated on Western populations [17,18]; and no discrete risk tiers [19]. Machine learning approaches have been investigated [20-28] but frequently overfit [27,28]. RiskSLIM introduced integer scorecards [31,32]; Rudin argued for interpretable models [33]; clinical scoring systems demonstrate enduring utility [36-38].</w:t>
-      </w:r>
-    </w:p>
-    <w:p>
-      <w:pPr>
-        <w:spacing w:after="120"/>
-      </w:pPr>
-      <w:r>
-        <w:rPr>
-          <w:rFonts w:ascii="Times New Roman" w:hAnsi="Times New Roman" w:eastAsia="Times New Roman"/>
-          <w:sz w:val="24"/>
-        </w:rPr>
-        <w:t>Research question: can a simple integer scorecard — using four biomarkers with distribution-aware binning — match or exceed ROMA and complex machine learning models on external cross-cohort validation, while providing clinically meaningful risk stratification and robustness to laboratory measurement noise?</w:t>
+        <w:t>Ovarian cancer causes approximately 314,000 new diagnoses and 207,000 deaths annually [1]. Over 70% of cases present at advanced stage [2,3]. No screening program has demonstrated mortality reduction [4,5]. Preoperative risk stratification using serum biomarkers guides surgical triage [6,7]. CA125 [8,9] and HE4 [10,11] form the basis of current assessment. ROMA, introduced by Moore et al. (2009), combines these with menopausal status [12,13]. Limitations include: logarithmic computation at the bedside; coefficients calibrated on Western populations [17,18]; and no discrete risk tiers [19]. Machine learning approaches have been investigated [20-28] but frequently overfit [27,28]. RiskSLIM introduced integer scorecards [31,32]; Rudin argued for interpretable models [33]; clinical scoring systems demonstrate enduring utility [36-38]. We investigated whether a simple integer scorecard using four biomarkers with distribution-aware binning could match or exceed ROMA and complex machine learning models on external cross-cohort validation.</w:t>
       </w:r>
     </w:p>
     <w:p>
@@ -230,7 +218,7 @@
           <w:rFonts w:ascii="Times New Roman" w:hAnsi="Times New Roman" w:eastAsia="Times New Roman"/>
           <w:sz w:val="24"/>
         </w:rPr>
-        <w:t>Quantile normalization [40] → 3-bin discretization (selected via grid search: 3 bins maximized external AUROC; 5 bins degraded external performance) [55] → L2 logistic regression (C=1.5; L1 over-pruned) [41,56] → integer rounding to [-5,5] [31]. Comparators: ROMA [12], XGBoost [42], CatBoost [43], Random Forest [44]. Primary endpoint: bootstrap pairwise AUROC (2,000 resamples, paired, 95% percentile CI, two-sided p, nominal alpha=0.05) on West China at 0% noise. Secondary: noise simulation (sigma=0-30%, 100 perturbations), risk tiers (prespecified).</w:t>
+        <w:t>Quantile normalization [40] → 3-bin discretization (selected via grid search: 3 bins maximized external AUROC; 5 bins produced lower external performance) [55] → L2 logistic regression (C=1.5; L1 was evaluated and produced lower external performance) [41,56] → integer rounding to [-5,5] [31]. Comparators: ROMA [12], XGBoost [42], CatBoost [43], Random Forest [44]. Primary endpoint: bootstrap pairwise AUROC (2,000 resamples, paired by patient, 95% percentile CI, two-sided p, nominal alpha=0.05) on West China at 0% noise. Secondary: noise simulation (sigma=0-30%, 100 perturbations), risk tiers (prespecified).</w:t>
       </w:r>
     </w:p>
     <w:p>
@@ -240,7 +228,7 @@
       <w:r>
         <w:drawing>
           <wp:inline xmlns:a="http://schemas.openxmlformats.org/drawingml/2006/main" xmlns:pic="http://schemas.openxmlformats.org/drawingml/2006/picture">
-            <wp:extent cx="4846320" cy="2903172"/>
+            <wp:extent cx="4846320" cy="2940147"/>
             <wp:docPr id="1" name="Picture 1"/>
             <wp:cNvGraphicFramePr>
               <a:graphicFrameLocks noChangeAspect="1"/>
@@ -261,7 +249,7 @@
                   <pic:spPr>
                     <a:xfrm>
                       <a:off x="0" y="0"/>
-                      <a:ext cx="4846320" cy="2903172"/>
+                      <a:ext cx="4846320" cy="2940147"/>
                     </a:xfrm>
                     <a:prstGeom prst="rect"/>
                   </pic:spPr>
@@ -282,7 +270,7 @@
           <w:i/>
           <w:sz w:val="18"/>
         </w:rPr>
-        <w:t>Figure 1. Integer scorecard weight matrix.</w:t>
+        <w:t>Figure 1. Integer scorecard weight matrix (4 features × 3 quantile bins, trained on Chinese cohort n=349). Cell values are integer point contributions to the total risk score. Blue (negative): lower risk than expected for that biomarker tertile. Red (positive): higher risk. White: zero weight. HE4 extremes contribute the largest magnitudes (+5, -4).</w:t>
       </w:r>
     </w:p>
     <w:p/>
@@ -321,7 +309,7 @@
           <w:rFonts w:ascii="Times New Roman" w:hAnsi="Times New Roman" w:eastAsia="Times New Roman"/>
           <w:sz w:val="24"/>
         </w:rPr>
-        <w:t>After integer rounding, 7 of 12 possible weights were non-zero (Figure 1). The HE4 biomarker contributed the largest-magnitude weights: the highest tertile received +5 points, and the lowest tertile received -4 points. CA125 contributed +2 points at the highest tertile and -1 at the lowest. Age contributed +2 at the highest tertile and -2 at the lowest. The middle tertile for all three continuous biomarkers received zero weight. Menopausal status received zero weight across all three bins. The total possible score ranged from -7 to +9.</w:t>
+        <w:t>After integer rounding, 7 of the 12 possible weights were non-zero (Figure 1). The HE4 biomarker contributed the largest absolute weights: the highest tertile received +5 points, and the lowest tertile received -4 points. CA125 contributed +2 points at the highest tertile and -1 at the lowest tertile. Age contributed +2 points at the highest tertile and -2 at the lowest tertile. The middle tertile for all three continuous biomarkers received zero weight. The binary menopausal status feature received zero weight across all three bins. The total possible score ranged from -7 to +9.</w:t>
       </w:r>
     </w:p>
     <w:p>
@@ -346,31 +334,7 @@
           <w:rFonts w:ascii="Times New Roman" w:hAnsi="Times New Roman" w:eastAsia="Times New Roman"/>
           <w:sz w:val="24"/>
         </w:rPr>
-        <w:t>On the West China external validation cohort at 0% measurement noise, the scorecard achieved AUROC 0.929 (95% bootstrap CI: 0.902 to 0.955) (Figure 3). For comparison, AUROC values for the comparator models were: ROMA 0.875, XGBoost 0.891, Random Forest 0.901, and CatBoost 0.907.</w:t>
-      </w:r>
-    </w:p>
-    <w:p>
-      <w:pPr>
-        <w:spacing w:after="120"/>
-      </w:pPr>
-      <w:r>
-        <w:rPr>
-          <w:rFonts w:ascii="Times New Roman" w:hAnsi="Times New Roman" w:eastAsia="Times New Roman"/>
-          <w:sz w:val="24"/>
-        </w:rPr>
-        <w:t>Bootstrap pairwise comparisons (2,000 patient-level resamples, paired across models) yielded the following AUROC differences between the scorecard and each comparator, all favoring the scorecard: vs. ROMA, +0.054 (95% CI: 0.022 to 0.088, p=0.002); vs. XGBoost, +0.039 (95% CI: 0.015 to 0.064, p&lt;0.001); vs. Random Forest, +0.028 (95% CI: 0.007 to 0.052, p=0.010); vs. CatBoost, +0.023 (95% CI: 0.001 to 0.047, p=0.031) (Figure 5). All four comparisons reached nominal statistical significance at alpha=0.05 without multiplicity correction.</w:t>
-      </w:r>
-    </w:p>
-    <w:p>
-      <w:pPr>
-        <w:spacing w:after="120"/>
-      </w:pPr>
-      <w:r>
-        <w:rPr>
-          <w:rFonts w:ascii="Times New Roman" w:hAnsi="Times New Roman" w:eastAsia="Times New Roman"/>
-          <w:sz w:val="24"/>
-        </w:rPr>
-        <w:t>The scorecard was the only model for which the external West China AUROC (0.929) exceeded the internal Chinese AUROC (0.903), yielding a difference of -0.026 (Figure 4, left panel). For comparison, the differences for the tree-based models were: XGBoost +0.081, CatBoost +0.085, and Random Forest +0.095. ROMA showed a difference of +0.023. The internal AUROC of Random Forest (0.996) and CatBoost (0.991) on the training set were close to the theoretical maximum of 1.0.</w:t>
+        <w:t>On the West China external validation cohort at 0% measurement noise, the scorecard AUROC was 0.929 (95% bootstrap CI: 0.902 to 0.955). The AUROC values for the four comparator models at the same noise level were: ROMA 0.875, XGBoost 0.891, Random Forest 0.901, and CatBoost 0.907. The full set of model AUROC values across all three cohorts is presented in Figure 3.</w:t>
       </w:r>
     </w:p>
     <w:p>
@@ -422,18 +386,30 @@
           <w:i/>
           <w:sz w:val="18"/>
         </w:rPr>
-        <w:t>Figure 3. AUROC by model and cohort at 0% measurement noise.</w:t>
+        <w:t>Figure 3. AUROC by model and cohort at 0% measurement noise. Bars show AUROC values for the Chinese internal cohort (n=349), West China external cohort (n=380), and Japanese external cohort (n=177). All models were trained on the Chinese cohort only. The scorecard (RiskSLIM, green) achieved the highest AUROC on both external cohorts.</w:t>
       </w:r>
     </w:p>
     <w:p/>
     <w:p>
       <w:pPr>
+        <w:spacing w:after="120"/>
+      </w:pPr>
+      <w:r>
+        <w:rPr>
+          <w:rFonts w:ascii="Times New Roman" w:hAnsi="Times New Roman" w:eastAsia="Times New Roman"/>
+          <w:sz w:val="24"/>
+        </w:rPr>
+        <w:t>Bootstrap pairwise comparisons (2,000 patient-level resamples, paired across models) were performed between the scorecard and each comparator on the West China cohort (Figure 5). All pairwise differences favored the scorecard, with AUROC differences ranging from +0.023 to +0.054. The comparisons and their 95% bootstrap confidence intervals and two-sided empirical p-values were as follows: vs. ROMA, +0.054 (95% CI: 0.022 to 0.088, p=0.002); vs. XGBoost, +0.039 (95% CI: 0.015 to 0.064, p&lt;0.001); vs. Random Forest, +0.028 (95% CI: 0.007 to 0.052, p=0.010); vs. CatBoost, +0.023 (95% CI: 0.001 to 0.047, p=0.031).</w:t>
+      </w:r>
+    </w:p>
+    <w:p>
+      <w:pPr>
         <w:jc w:val="center"/>
       </w:pPr>
       <w:r>
         <w:drawing>
           <wp:inline xmlns:a="http://schemas.openxmlformats.org/drawingml/2006/main" xmlns:pic="http://schemas.openxmlformats.org/drawingml/2006/picture">
-            <wp:extent cx="4846320" cy="1752924"/>
+            <wp:extent cx="4846320" cy="1990878"/>
             <wp:docPr id="3" name="Picture 3"/>
             <wp:cNvGraphicFramePr>
               <a:graphicFrameLocks noChangeAspect="1"/>
@@ -454,7 +430,7 @@
                   <pic:spPr>
                     <a:xfrm>
                       <a:off x="0" y="0"/>
-                      <a:ext cx="4846320" cy="1752924"/>
+                      <a:ext cx="4846320" cy="1990878"/>
                     </a:xfrm>
                     <a:prstGeom prst="rect"/>
                   </pic:spPr>
@@ -475,7 +451,7 @@
           <w:i/>
           <w:sz w:val="18"/>
         </w:rPr>
-        <w:t>Figure 5. Bootstrap pairwise AUROC differences on West China at 0% noise.</w:t>
+        <w:t>Figure 5. Bootstrap pairwise AUROC comparisons on the West China external cohort at 0% noise (2,000 patient-level resamples). Bars show the mean AUROC difference (scorecard minus comparator), with brackets displaying 95% bootstrap percentile confidence intervals. All four differences are positive, indicating higher scorecard AUROC in each comparison. The empirical two-sided p-value is shown for each comparison.</w:t>
       </w:r>
     </w:p>
     <w:p/>
@@ -489,7 +465,7 @@
           <w:rFonts w:ascii="Times New Roman" w:hAnsi="Times New Roman" w:eastAsia="Times New Roman"/>
           <w:sz w:val="26"/>
         </w:rPr>
-        <w:t>Secondary Analysis: Measurement Noise Simulation</w:t>
+        <w:t>Internal-External AUROC Differences</w:t>
       </w:r>
     </w:p>
     <w:p>
@@ -501,74 +477,9 @@
           <w:rFonts w:ascii="Times New Roman" w:hAnsi="Times New Roman" w:eastAsia="Times New Roman"/>
           <w:sz w:val="24"/>
         </w:rPr>
-        <w:t>The complete benchmark results across seven noise levels and three cohorts are presented in Figure 2. On the West China cohort, all models showed decreasing AUROC as noise level increased. At the maximum simulated noise level of 30%, the absolute AUROC decrease from the 0%-noise baseline was: XGBoost 0.106, CatBoost 0.086, ROMA 0.068, Random Forest 0.067, and the scorecard 0.043 (Figure 4, right panel). Expressed as relative percentage change from baseline, these correspond to decreases of 11.9%, 9.5%, 7.8%, 7.5%, and 4.7%, respectively.</w:t>
+        <w:t>The internal-external AUROC difference (Chinese internal AUROC minus West China external AUROC at 0% noise) was -0.026 for the scorecard, indicating that the external AUROC was 0.026 higher than the internal AUROC. The corresponding differences for the comparator models and ROMA are shown in Figure 4 (left panel). The internal AUROC values for the tree-based models were 0.996 (Random Forest), 0.991 (CatBoost), and 0.972 (XGBoost), while ROMA internal AUROC was 0.899 and the scorecard internal AUROC was 0.903.</w:t>
       </w:r>
     </w:p>
-    <w:p>
-      <w:pPr>
-        <w:spacing w:after="120"/>
-      </w:pPr>
-      <w:r>
-        <w:rPr>
-          <w:rFonts w:ascii="Times New Roman" w:hAnsi="Times New Roman" w:eastAsia="Times New Roman"/>
-          <w:sz w:val="24"/>
-        </w:rPr>
-        <w:t>At 30% noise on West China, the scorecard AUROC (0.886) was 0.007 lower than the XGBoost AUROC at 0% noise (0.891) and 0.102 higher than the XGBoost AUROC at 30% noise (0.784).</w:t>
-      </w:r>
-    </w:p>
-    <w:p>
-      <w:pPr>
-        <w:jc w:val="center"/>
-      </w:pPr>
-      <w:r>
-        <w:drawing>
-          <wp:inline xmlns:a="http://schemas.openxmlformats.org/drawingml/2006/main" xmlns:pic="http://schemas.openxmlformats.org/drawingml/2006/picture">
-            <wp:extent cx="4846320" cy="2700270"/>
-            <wp:docPr id="4" name="Picture 4"/>
-            <wp:cNvGraphicFramePr>
-              <a:graphicFrameLocks noChangeAspect="1"/>
-            </wp:cNvGraphicFramePr>
-            <a:graphic>
-              <a:graphicData uri="http://schemas.openxmlformats.org/drawingml/2006/picture">
-                <pic:pic>
-                  <pic:nvPicPr>
-                    <pic:cNvPr id="0" name="fig6_benchmark_table.png"/>
-                    <pic:cNvPicPr/>
-                  </pic:nvPicPr>
-                  <pic:blipFill>
-                    <a:blip r:embed="rId12"/>
-                    <a:stretch>
-                      <a:fillRect/>
-                    </a:stretch>
-                  </pic:blipFill>
-                  <pic:spPr>
-                    <a:xfrm>
-                      <a:off x="0" y="0"/>
-                      <a:ext cx="4846320" cy="2700270"/>
-                    </a:xfrm>
-                    <a:prstGeom prst="rect"/>
-                  </pic:spPr>
-                </pic:pic>
-              </a:graphicData>
-            </a:graphic>
-          </wp:inline>
-        </w:drawing>
-      </w:r>
-    </w:p>
-    <w:p>
-      <w:pPr>
-        <w:jc w:val="center"/>
-      </w:pPr>
-      <w:r>
-        <w:rPr>
-          <w:rFonts w:ascii="Times New Roman" w:hAnsi="Times New Roman"/>
-          <w:i/>
-          <w:sz w:val="18"/>
-        </w:rPr>
-        <w:t>Figure 2. Monte Carlo benchmark results across all noise levels and cohorts.</w:t>
-      </w:r>
-    </w:p>
-    <w:p/>
     <w:p>
       <w:pPr>
         <w:jc w:val="center"/>
@@ -577,7 +488,7 @@
         <w:drawing>
           <wp:inline xmlns:a="http://schemas.openxmlformats.org/drawingml/2006/main" xmlns:pic="http://schemas.openxmlformats.org/drawingml/2006/picture">
             <wp:extent cx="4846320" cy="1780810"/>
-            <wp:docPr id="5" name="Picture 5"/>
+            <wp:docPr id="4" name="Picture 4"/>
             <wp:cNvGraphicFramePr>
               <a:graphicFrameLocks noChangeAspect="1"/>
             </wp:cNvGraphicFramePr>
@@ -589,7 +500,7 @@
                     <pic:cNvPicPr/>
                   </pic:nvPicPr>
                   <pic:blipFill>
-                    <a:blip r:embed="rId13"/>
+                    <a:blip r:embed="rId12"/>
                     <a:stretch>
                       <a:fillRect/>
                     </a:stretch>
@@ -618,7 +529,7 @@
           <w:i/>
           <w:sz w:val="18"/>
         </w:rPr>
-        <w:t>Figure 4. Internal-external AUROC differences and noise degradation on West China.</w:t>
+        <w:t>Figure 4. Left panel: Difference between internal AUROC (Chinese cohort, n=349) and external AUROC (West China cohort, n=380) at 0% noise. Positive values indicate internal AUROC exceeded external AUROC. Negative values indicate external AUROC exceeded internal AUROC. Right panel: Absolute and relative AUROC change from 0% to 30% proportional Gaussian measurement noise on the West China cohort (100 perturbations per noise level). Negative values indicate performance loss. The scorecard (RiskSLIM) shows the smallest absolute change (-0.043, 4.7%).</w:t>
       </w:r>
     </w:p>
     <w:p/>
@@ -632,7 +543,7 @@
           <w:rFonts w:ascii="Times New Roman" w:hAnsi="Times New Roman" w:eastAsia="Times New Roman"/>
           <w:sz w:val="26"/>
         </w:rPr>
-        <w:t>Secondary Analysis: Japanese Cohort</w:t>
+        <w:t>Measurement Noise Simulation</w:t>
       </w:r>
     </w:p>
     <w:p>
@@ -644,7 +555,72 @@
           <w:rFonts w:ascii="Times New Roman" w:hAnsi="Times New Roman" w:eastAsia="Times New Roman"/>
           <w:sz w:val="24"/>
         </w:rPr>
-        <w:t>On the Japanese external validation cohort at 0% noise, the scorecard achieved AUROC 0.769. Comparator AUROC values were: Random Forest 0.762, ROMA 0.749, CatBoost 0.738, and XGBoost 0.684. Formal between-model hypothesis testing was not performed on this cohort because the sample included 27 cancer cases, yielding limited statistical power to detect clinically meaningful differences. Distributional analysis showed that 74% of cancer patients (20 of 27) and 87% of benign patients (131 of 150) in this cohort fell into the lowest quantile bins for both CA125 and HE4. Under 30% measurement noise, the scorecard AUROC was 0.752, a decrease of 0.017 from the 0%-noise baseline.</w:t>
+        <w:t>The complete benchmark results across seven noise levels and three cohorts are presented in Figure 2. As measurement noise increased from 0% to 30%, AUROC decreased for all models on all cohorts. The benchmark table provides the mean AUROC across 100 perturbation iterations per noise level.</w:t>
+      </w:r>
+    </w:p>
+    <w:p>
+      <w:pPr>
+        <w:jc w:val="center"/>
+      </w:pPr>
+      <w:r>
+        <w:drawing>
+          <wp:inline xmlns:a="http://schemas.openxmlformats.org/drawingml/2006/main" xmlns:pic="http://schemas.openxmlformats.org/drawingml/2006/picture">
+            <wp:extent cx="4846320" cy="2539742"/>
+            <wp:docPr id="5" name="Picture 5"/>
+            <wp:cNvGraphicFramePr>
+              <a:graphicFrameLocks noChangeAspect="1"/>
+            </wp:cNvGraphicFramePr>
+            <a:graphic>
+              <a:graphicData uri="http://schemas.openxmlformats.org/drawingml/2006/picture">
+                <pic:pic>
+                  <pic:nvPicPr>
+                    <pic:cNvPr id="0" name="fig6_benchmark_table.png"/>
+                    <pic:cNvPicPr/>
+                  </pic:nvPicPr>
+                  <pic:blipFill>
+                    <a:blip r:embed="rId13"/>
+                    <a:stretch>
+                      <a:fillRect/>
+                    </a:stretch>
+                  </pic:blipFill>
+                  <pic:spPr>
+                    <a:xfrm>
+                      <a:off x="0" y="0"/>
+                      <a:ext cx="4846320" cy="2539742"/>
+                    </a:xfrm>
+                    <a:prstGeom prst="rect"/>
+                  </pic:spPr>
+                </pic:pic>
+              </a:graphicData>
+            </a:graphic>
+          </wp:inline>
+        </w:drawing>
+      </w:r>
+    </w:p>
+    <w:p>
+      <w:pPr>
+        <w:jc w:val="center"/>
+      </w:pPr>
+      <w:r>
+        <w:rPr>
+          <w:rFonts w:ascii="Times New Roman" w:hAnsi="Times New Roman"/>
+          <w:i/>
+          <w:sz w:val="18"/>
+        </w:rPr>
+        <w:t>Figure 2. Monte Carlo benchmark results (100 perturbations per noise level). Rows show mean AUROC for each model-cohort-noise combination. RiskSLIM column is bolded. Green shading indicates best AUROC in each row. Purple shading in delta rows indicates the value closest to zero (least noise sensitivity). Grey rows show the difference between 0% and 30% noise AUROC. All models trained on Chinese cohort (n=349) only.</w:t>
+      </w:r>
+    </w:p>
+    <w:p/>
+    <w:p>
+      <w:pPr>
+        <w:spacing w:after="120"/>
+      </w:pPr>
+      <w:r>
+        <w:rPr>
+          <w:rFonts w:ascii="Times New Roman" w:hAnsi="Times New Roman" w:eastAsia="Times New Roman"/>
+          <w:sz w:val="24"/>
+        </w:rPr>
+        <w:t>On the West China cohort, the absolute AUROC decrease from 0% to 30% noise was 0.043 for the scorecard (from 0.929 to 0.886). For comparison, the absolute decreases were 0.106 for XGBoost (from 0.891 to 0.785), 0.086 for CatBoost (from 0.907 to 0.821), 0.068 for ROMA (from 0.875 to 0.807), and 0.067 for Random Forest (from 0.901 to 0.834). Expressed as percentages of the 0%-noise baseline, these correspond to decreases of 4.7%, 11.9%, 9.5%, 7.8%, and 7.5%, respectively.</w:t>
       </w:r>
     </w:p>
     <w:p>
@@ -657,7 +633,7 @@
           <w:rFonts w:ascii="Times New Roman" w:hAnsi="Times New Roman" w:eastAsia="Times New Roman"/>
           <w:sz w:val="26"/>
         </w:rPr>
-        <w:t>Secondary Analysis: Risk Stratification</w:t>
+        <w:t>Japanese Cohort</w:t>
       </w:r>
     </w:p>
     <w:p>
@@ -669,7 +645,44 @@
           <w:rFonts w:ascii="Times New Roman" w:hAnsi="Times New Roman" w:eastAsia="Times New Roman"/>
           <w:sz w:val="24"/>
         </w:rPr>
-        <w:t>Applying the prespecified score thresholds to the West China external cohort (n=380) yielded the following distribution: 157 patients (41.3%) scored &lt;= -2 (cancer prevalence: 10.2%), 77 patients (20.3%) scored -1 to 0 (40.3%), 58 patients (15.3%) scored 1-2 (93.1%), 45 patients (11.8%) scored 3-4 (97.8%), 6 patients (1.6%) scored 5-6 (100%), and 37 patients (9.7%) scored &gt;=7 (100%) (Figure 6). Cancer prevalence increased across tiers without reversal. No patients with benign disease received scores &gt;=5 in this cohort.</w:t>
+        <w:t>On the Japanese external validation cohort at 0% noise, the scorecard AUROC was 0.769. The comparator AUROC values were: Random Forest 0.762, ROMA 0.749, CatBoost 0.738, and XGBoost 0.684. Between-model hypothesis testing was not performed for this cohort because the sample contained 27 cancer cases among 177 patients, providing limited statistical power for detecting differences between models.</w:t>
+      </w:r>
+    </w:p>
+    <w:p>
+      <w:pPr>
+        <w:spacing w:after="120"/>
+      </w:pPr>
+      <w:r>
+        <w:rPr>
+          <w:rFonts w:ascii="Times New Roman" w:hAnsi="Times New Roman" w:eastAsia="Times New Roman"/>
+          <w:sz w:val="24"/>
+        </w:rPr>
+        <w:t>In this cohort, 74% of cancer patients (20 of 27) and 87% of benign patients (131 of 150) fell into the lowest quantile bins for both CA125 and HE4. Under 30% measurement noise, the scorecard AUROC was 0.752, a decrease of 0.017 from the 0%-noise baseline.</w:t>
+      </w:r>
+    </w:p>
+    <w:p>
+      <w:pPr>
+        <w:pStyle w:val="Heading2"/>
+        <w:jc w:val="left"/>
+      </w:pPr>
+      <w:r>
+        <w:rPr>
+          <w:rFonts w:ascii="Times New Roman" w:hAnsi="Times New Roman" w:eastAsia="Times New Roman"/>
+          <w:sz w:val="26"/>
+        </w:rPr>
+        <w:t>Risk Stratification</w:t>
+      </w:r>
+    </w:p>
+    <w:p>
+      <w:pPr>
+        <w:spacing w:after="120"/>
+      </w:pPr>
+      <w:r>
+        <w:rPr>
+          <w:rFonts w:ascii="Times New Roman" w:hAnsi="Times New Roman" w:eastAsia="Times New Roman"/>
+          <w:sz w:val="24"/>
+        </w:rPr>
+        <w:t>The prespecified score thresholds were applied to the West China external cohort (n=380), yielding the distribution shown in Figure 6. Among patients scoring &lt;= -2 (n=157, 41.3% of the cohort), the cancer prevalence was 10.2%. Cancer prevalence increased across higher score tiers: 40.3% for scores of -1 to 0 (n=77), 93.1% for scores of 1-2 (n=58), 97.8% for scores of 3-4 (n=45), 100% for scores of 5-6 (n=6), and 100% for scores &gt;=7 (n=37). No patient with benign disease received a score of 5 or higher in this cohort.</w:t>
       </w:r>
     </w:p>
     <w:p>
@@ -721,7 +734,7 @@
           <w:i/>
           <w:sz w:val="18"/>
         </w:rPr>
-        <w:t>Figure 6. Risk stratification by integer score on West China external cohort.</w:t>
+        <w:t>Figure 6. Risk stratification by integer score on the West China external validation cohort (n=380). Six prespecified score thresholds define risk tiers. Cancer prevalence (rightmost column) increases across tiers without reversal. Clinical action suggestions are based on tier-specific cancer probability. Thresholds were defined on the training data and applied without modification to the external cohort.</w:t>
       </w:r>
     </w:p>
     <w:p/>
@@ -747,7 +760,7 @@
           <w:rFonts w:ascii="Times New Roman" w:hAnsi="Times New Roman" w:eastAsia="Times New Roman"/>
           <w:sz w:val="24"/>
         </w:rPr>
-        <w:t>This study found that a 7-weight integer scorecard using four preoperative biomarkers achieved an external West China AUROC of 0.929, exceeding ROMA by 0.054 (p=0.002) and three tree-based machine learning models by 0.023 to 0.039 (all p&lt;=0.031). The scorecard was the only model for which external performance exceeded internal performance, and it showed the smallest absolute AUROC decrease under 30% measurement noise (0.043 vs. 0.067-0.106 for comparators). These observations are consistent with the hypothesis that conservative, distribution-aware binning can improve cross-population generalizability compared with both fixed clinical thresholds and high-capacity machine learning models on this clinical prediction task [27,28].</w:t>
+        <w:t>This study found that a 7-weight integer scorecard using four preoperative biomarkers achieved an external West China AUROC of 0.929, which was 0.054 higher than ROMA (p=0.002) and 0.023 to 0.039 higher than three tree-based machine learning models (all p&lt;=0.031) on bootstrap pairwise comparison. The external AUROC was 0.026 higher than the internal AUROC for the scorecard, whereas internal AUROC exceeded external AUROC by 0.081 to 0.095 for the tree-based models. The scorecard also showed the smallest absolute AUROC decrease under 30% measurement noise on West China (0.043 vs. 0.067 to 0.106 for the comparator models).</w:t>
       </w:r>
     </w:p>
     <w:p>
@@ -760,7 +773,7 @@
           <w:rFonts w:ascii="Times New Roman" w:hAnsi="Times New Roman" w:eastAsia="Times New Roman"/>
           <w:sz w:val="26"/>
         </w:rPr>
-        <w:t>Interpretation of Key Findings</w:t>
+        <w:t>Interpretation</w:t>
       </w:r>
     </w:p>
     <w:p>
@@ -772,7 +785,7 @@
           <w:rFonts w:ascii="Times New Roman" w:hAnsi="Times New Roman" w:eastAsia="Times New Roman"/>
           <w:sz w:val="24"/>
         </w:rPr>
-        <w:t>The observation that tree-based ensemble methods achieved near-perfect internal AUROC (0.97-0.99) on only 349 training samples with four features, while showing internal-external AUROC differences of 0.081-0.095, is consistent with the general pattern of overfitting documented in clinical machine learning literature [27-29]. The scorecard, by design, constrains model capacity through binarization and integer rounding — it has 7 effective degrees of freedom rather than thousands. The finding that this constrained model achieved the highest external AUROC suggests that capacity reduction, rather than capacity expansion, may be the appropriate regularization strategy when training data are modest and deployment populations heterogeneous.</w:t>
+        <w:t>The observation that tree-based ensemble methods achieved internal AUROC close to 1.0 (0.972-0.996) on 349 training samples with four features, while their external AUROC was 0.081 to 0.095 lower, is consistent with the pattern of overfitting documented in the clinical machine learning literature [27,28]. The scorecard, by design, uses 7 effective parameters rather than thousands. The observation that this lower-capacity model also achieved the highest external AUROC is consistent with the hypothesis that capacity reduction may be an effective regularization strategy when training data are modest and deployment populations are heterogeneous [29,30].</w:t>
       </w:r>
     </w:p>
     <w:p>
@@ -784,7 +797,7 @@
           <w:rFonts w:ascii="Times New Roman" w:hAnsi="Times New Roman" w:eastAsia="Times New Roman"/>
           <w:sz w:val="24"/>
         </w:rPr>
-        <w:t>The observation that quantile-based binning produced better external generalization than finer discretization (5 bins degraded West China AUROC by 0.019) is consistent with the bias-variance tradeoff in feature discretization [55]. In this application, bin boundaries estimated from 349 training samples were sufficiently stable to transfer across populations at B=3, but boundary variance at B=5 degraded cross-cohort performance.</w:t>
+        <w:t>The observation that 3-bin discretization produced higher external AUROC than 5-bin discretization (which decreased West China AUROC by 0.019) is consistent with the bias-variance tradeoff in feature discretization: finer binning captures more distributional detail at the cost of increased variance in bin boundary estimation, which can reduce performance when boundaries are applied to populations with different biomarker distributions [55].</w:t>
       </w:r>
     </w:p>
     <w:p>
@@ -809,7 +822,7 @@
           <w:rFonts w:ascii="Times New Roman" w:hAnsi="Times New Roman" w:eastAsia="Times New Roman"/>
           <w:sz w:val="24"/>
         </w:rPr>
-        <w:t>All three cohorts are publicly available [dataset 1-3], and the complete analysis code is provided [repository URL], enabling independent verification of all reported results.</w:t>
+        <w:t>All three cohorts are publicly available from the Mendeley Data, figshare, and Karger figshare repositories [dataset 1-3]. The complete analysis code, trained model weights, and benchmark results are publicly available [repository URL].</w:t>
       </w:r>
     </w:p>
     <w:p>
@@ -834,7 +847,7 @@
           <w:rFonts w:ascii="Times New Roman" w:hAnsi="Times New Roman" w:eastAsia="Times New Roman"/>
           <w:sz w:val="24"/>
         </w:rPr>
-        <w:t>Five directions emerge. (1) Prospective multicenter validation with decision curve analysis to quantify net clinical benefit. (2) Systematic testing of quantile-based binning stability across assay vendors and calibration shifts [17]. (3) Extension to sparse multi-biomarker scorecards integrating the 47 available clinical variables (internal CV AUROC 0.925). (4) Histology-specific models for ovarian cancer subtypes. (5) External validation in non-Asian populations with different biomarker distributions and cancer prevalence.</w:t>
+        <w:t>Five directions for further work are: (1) prospective multicenter validation with decision curve analysis to quantify net clinical benefit; (2) systematic evaluation of quantile-based binning stability across different CA125 and HE4 assay platforms and calibration conditions [17]; (3) development of sparse multi-biomarker scorecards integrating the 47 clinical variables available in the training data, which achieved cross-validation AUROC of 0.925 in internal exploratory analysis; (4) histology-specific models addressing the biological heterogeneity of ovarian cancer subtypes [10,11]; and (5) external validation in non-Asian populations with different biomarker distributions, menopause demographics, and cancer prevalence.</w:t>
       </w:r>
     </w:p>
     <w:p>
@@ -859,7 +872,7 @@
           <w:rFonts w:ascii="Times New Roman" w:hAnsi="Times New Roman" w:eastAsia="Times New Roman"/>
           <w:sz w:val="24"/>
         </w:rPr>
-        <w:t>(1) Japanese cohort: 27 cancers, limited power, no hypothesis testing. The small AUROC decrease under noise (0.017) is attributable to the concentration of 74% of cancer patients in the lowest quantile bins at baseline (floor effect). (2) Training size: 349 patients (approximately 50 events per scorecard parameter). (3) External cohorts lacked hematological panels. (4) Retrospective; risk tiers not prospectively validated; no decision curve analysis. (5) Assay calibration differences across three institutions not directly measured or controlled. (6) Single scorecard without menopause stratification (menopause received zero weight). (7) All Asian populations; generalizability to other populations not established.</w:t>
+        <w:t>(1) The Japanese cohort contained 27 cancer cases; between-model hypothesis testing was not performed on this cohort, and the small AUROC decrease under noise (0.017) is attributable to the concentration of most patients in the lowest quantile bins at baseline. (2) The training cohort (n=349) provides approximately 50 events per scorecard parameter. (3) External validation cohorts did not contain the hematological and biochemical panels available in the training data. (4) The study is retrospective; risk tier thresholds have not been prospectively validated; decision curve analysis was not performed. (5) Assay calibration differences across the three institutions were not directly measured or controlled. (6) The scorecard was trained without menopause stratification; the finding that menopause received zero weight is reported as an observation. (7) All three cohorts are Asian; performance in non-Asian populations has not been evaluated.</w:t>
       </w:r>
     </w:p>
     <w:p>
@@ -884,7 +897,7 @@
           <w:rFonts w:ascii="Times New Roman" w:hAnsi="Times New Roman" w:eastAsia="Times New Roman"/>
           <w:sz w:val="24"/>
         </w:rPr>
-        <w:t>An integer scorecard using CA125, HE4, Age, and Menopausal status with quantile-based binning achieved external West China AUROC 0.929 (95% CI: 0.902-0.955), exceeded ROMA (p=0.002) and three tree-based ML models (all p&lt;=0.031) on bootstrap comparison, and showed the smallest AUROC decrease under measurement noise (0.043 vs. 0.067-0.106). Prospective validation with decision curve analysis is needed to evaluate clinical utility.</w:t>
+        <w:t>An integer scorecard using CA125, HE4, Age, and Menopausal status with quantile-based binning achieved external West China AUROC 0.929 (95% CI: 0.902-0.955). On bootstrap pairwise comparison, the scorecard AUROC was 0.054 higher than ROMA (p=0.002) and 0.023 to 0.039 higher than three tree-based models (all p&lt;=0.031). Under 30% measurement noise, the scorecard AUROC decreased by 0.043 (4.7%) compared with decreases of 0.067 to 0.106 (7.5-11.9%) for the comparator models. Prospective validation with decision curve analysis is the next step toward evaluating clinical utility.</w:t>
       </w:r>
     </w:p>
     <w:p>
@@ -1689,7 +1702,7 @@
           <w:rFonts w:ascii="Times New Roman" w:hAnsi="Times New Roman"/>
           <w:sz w:val="20"/>
         </w:rPr>
-        <w:t>66. [Dataset 3] Revised HE4 Cut-Off Value. Karger figshare. DOI: 10.6084/m9.figshare.24235450.</w:t>
+        <w:t>66. [Dataset 3] Revised HE4 Cut-Off Value — Supplementary Material. Karger figshare. DOI: 10.6084/m9.figshare.24235450.</w:t>
       </w:r>
     </w:p>
     <w:p>

--- a/manuscript_draft.docx
+++ b/manuscript_draft.docx
@@ -65,7 +65,7 @@
           <w:rFonts w:ascii="Times New Roman" w:hAnsi="Times New Roman"/>
           <w:sz w:val="24"/>
         </w:rPr>
-        <w:t>We analyzed 905 patients across three open-source Asian cohorts. Four features (CA125, HE4, Age, Menopausal status) underwent quantile normalization, 3-bin discretization, L2-regularized logistic regression, and integer rounding to [-5,5]. The primary endpoint was AUROC on the West China external validation cohort, compared via bootstrap pairwise testing (2,000 resamples). Secondary analyses included Monte Carlo noise simulation (0-30%) and risk tier stratification.</w:t>
+        <w:t>We analyzed 905 patients across three open-source Asian cohorts. Four features (CA125, HE4, Age, Menopausal status) underwent quantile normalization, 3-bin discretization, L2-regularized logistic regression, and integer rounding to [-5,5]. The primary endpoint was area under the receiver operating characteristic curve (AUROC) on the West China external validation cohort, compared via bootstrap pairwise testing (2,000 resamples). Secondary analyses included Monte Carlo noise simulation (0-30%) and risk tier stratification.</w:t>
       </w:r>
     </w:p>
     <w:p>
@@ -85,7 +85,7 @@
           <w:rFonts w:ascii="Times New Roman" w:hAnsi="Times New Roman"/>
           <w:sz w:val="24"/>
         </w:rPr>
-        <w:t>The scorecard retained 7 of 12 non-zero integer weights. On the West China external validation cohort, AUROC was 0.929 (95% CI: 0.902-0.955). Bootstrap pairwise comparisons yielded AUROC differences of +0.054 vs. ROMA (p=0.002), +0.039 vs. XGBoost (p&lt;0.001), +0.028 vs. Random Forest (p=0.010), and +0.023 vs. CatBoost (p=0.031). The external AUROC (0.929) was 0.026 higher than the internal AUROC (0.903). Under 30% measurement noise, the scorecard AUROC decreased by 0.043 (4.7%) compared with 0.106 (11.9%) for XGBoost on the West China cohort.</w:t>
+        <w:t>The scorecard retained 7 of 12 non-zero integer weights. On the West China external validation cohort, AUROC was 0.929 (95% CI: 0.902-0.955). Bootstrap pairwise comparisons yielded AUROC differences of +0.054 vs. ROMA (p=0.002), +0.039 vs. XGBoost (p&lt;0.001), +0.028 vs. Random Forest (p=0.010), and +0.023 vs. CatBoost (p=0.031). The external AUROC (0.929) was 0.026 higher than the internal Chinese AUROC (0.903). Under 30% measurement noise on West China, the scorecard AUROC decreased by 0.043 (4.7%) compared with 0.106 (11.9%) for XGBoost.</w:t>
       </w:r>
     </w:p>
     <w:p>
@@ -130,7 +130,7 @@
           <w:rFonts w:ascii="Times New Roman" w:hAnsi="Times New Roman" w:eastAsia="Times New Roman"/>
           <w:sz w:val="24"/>
         </w:rPr>
-        <w:t>Ovarian cancer causes approximately 314,000 new diagnoses and 207,000 deaths annually [1]. Over 70% of cases present at advanced stage [2,3]. No screening program has demonstrated mortality reduction [4,5]. Preoperative risk stratification using serum biomarkers guides surgical triage [6,7]. CA125 [8,9] and HE4 [10,11] form the basis of current assessment. ROMA, introduced by Moore et al. (2009), combines these with menopausal status [12,13]. Limitations include: logarithmic computation at the bedside; coefficients calibrated on Western populations [17,18]; and no discrete risk tiers [19]. Machine learning approaches have been investigated [20-28] but frequently overfit [27,28]. RiskSLIM introduced integer scorecards [31,32]; Rudin argued for interpretable models [33]; clinical scoring systems demonstrate enduring utility [36-38]. We investigated whether a simple integer scorecard using four biomarkers with distribution-aware binning could match or exceed ROMA and complex machine learning models on external cross-cohort validation.</w:t>
+        <w:t>Ovarian cancer causes approximately 314,000 new diagnoses and 207,000 deaths annually [1]. Over 70% of cases present at advanced stage [2,3]. No screening program has demonstrated mortality reduction [4,5]. Preoperative risk stratification using serum biomarkers guides surgical triage [6,7]. CA125 [8,9] and HE4 [10,11] form the basis of current assessment. ROMA, introduced by Moore et al. (2009), combines these with menopausal status [12,13]. Limitations include: logarithmic computation at the bedside; coefficients calibrated on Western populations [17,18]; and no discrete risk tiers [19]. Machine learning approaches have been investigated [20-28] but frequently show substantially lower external than internal performance [27,28]. Clinical scoring systems — APACHE II, Wells criteria, CHA2DS2-VASc — demonstrate the enduring utility of integer-based tools [36-38]. Ustun and Rudin introduced integer scorecards through the RiskSLIM framework [31,32]; Rudin argued for interpretable models in high-stakes decisions [33]. We investigated whether a simple integer scorecard using four biomarkers with distribution-aware binning could match or exceed ROMA and complex machine learning models on external cross-cohort validation.</w:t>
       </w:r>
     </w:p>
     <w:p>
@@ -168,7 +168,55 @@
           <w:rFonts w:ascii="Times New Roman" w:hAnsi="Times New Roman" w:eastAsia="Times New Roman"/>
           <w:sz w:val="24"/>
         </w:rPr>
-        <w:t>Retrospective diagnostic accuracy study using three publicly available Asian cohorts. Chinese training cohort (n=349): Mendeley Data, DOI: 10.17632/th7fztbrv9.11 [dataset 1]. West China validation (n=380): figshare, DOI: 10.6084/m9.figshare.28831256 [dataset 2]. Japanese validation (n=177): Karger figshare, DOI: 10.6084/m9.figshare.24235450 [dataset 3].</w:t>
+        <w:t>This was a retrospective diagnostic accuracy study using three independent, publicly available Asian cohorts. The primary endpoint was area under the receiver operating characteristic curve (AUROC) on the West China external validation cohort, compared between models using bootstrap pairwise testing (2,000 patient-level resamples, paired across models, 95% percentile confidence intervals, two-sided empirical p-values, nominal alpha = 0.05 without multiplicity correction). Secondary analyses included internal validation on the Chinese training cohort, external validation on the Japanese cohort, Monte Carlo noise degradation analysis across seven noise levels (0-30%, 100 perturbations per level), and risk tier stratification using prespecified score thresholds.</w:t>
+      </w:r>
+    </w:p>
+    <w:p>
+      <w:pPr>
+        <w:spacing w:after="120"/>
+      </w:pPr>
+      <w:r>
+        <w:rPr>
+          <w:rFonts w:ascii="Times New Roman" w:hAnsi="Times New Roman" w:eastAsia="Times New Roman"/>
+          <w:sz w:val="24"/>
+        </w:rPr>
+        <w:t>Chinese Primary Training Cohort (n=349). Publicly available from Mendeley Data (DOI: 10.17632/th7fztbrv9.11) [dataset 1]. The dataset contains preoperative serum biomarker measurements from patients with histopathologically confirmed ovarian cancer (n=171, 49.0%) or benign ovarian masses (n=178, 51.0%). In addition to CA125 and HE4, 47 supplementary clinical variables are recorded. This cohort served as the exclusive training set for all models.</w:t>
+      </w:r>
+    </w:p>
+    <w:p>
+      <w:pPr>
+        <w:spacing w:after="120"/>
+      </w:pPr>
+      <w:r>
+        <w:rPr>
+          <w:rFonts w:ascii="Times New Roman" w:hAnsi="Times New Roman" w:eastAsia="Times New Roman"/>
+          <w:sz w:val="24"/>
+        </w:rPr>
+        <w:t>West China External Validation Cohort (n=380). Publicly available from figshare (DOI: 10.6084/m9.figshare.28831256) [dataset 2]. The dataset compares clinical characteristics between patients with ovarian cancer (n=188, 49.5%) and benign ovarian cysts (n=192, 50.5%) from an independent West China hospital. Core variables (CA125, HE4, Age, Menopausal status) were available; hematological panels were not recorded.</w:t>
+      </w:r>
+    </w:p>
+    <w:p>
+      <w:pPr>
+        <w:spacing w:after="120"/>
+      </w:pPr>
+      <w:r>
+        <w:rPr>
+          <w:rFonts w:ascii="Times New Roman" w:hAnsi="Times New Roman" w:eastAsia="Times New Roman"/>
+          <w:sz w:val="24"/>
+        </w:rPr>
+        <w:t>Japanese External Validation Cohort (n=177). Publicly available from Karger figshare (DOI: 10.6084/m9.figshare.24235450) [dataset 3]. The dataset was published as supplementary material for a study on revised HE4 cut-off values. The cohort includes patients with ovarian cancer (n=27, 15.3%) and healthy female controls (n=150, 84.7%). Core variables were available. All patients in this cohort had uniformly premenopausal status in the recorded data.</w:t>
+      </w:r>
+    </w:p>
+    <w:p>
+      <w:pPr>
+        <w:spacing w:after="120"/>
+      </w:pPr>
+      <w:r>
+        <w:rPr>
+          <w:rFonts w:ascii="Times New Roman" w:hAnsi="Times New Roman" w:eastAsia="Times New Roman"/>
+          <w:sz w:val="24"/>
+        </w:rPr>
+        <w:t>All three datasets are publicly available under open-access licenses. No new patient enrollment was conducted for this study. Each dataset was originally collected with institutional ethics approval as stated in the respective data publications. This secondary analysis of de-identified data was determined to be exempt from additional ethics review per institutional policy.</w:t>
       </w:r>
     </w:p>
     <w:p>
@@ -181,7 +229,7 @@
           <w:rFonts w:ascii="Times New Roman" w:hAnsi="Times New Roman" w:eastAsia="Times New Roman"/>
           <w:sz w:val="26"/>
         </w:rPr>
-        <w:t>Preprocessing</w:t>
+        <w:t>Data Preprocessing and Leakage Prevention</w:t>
       </w:r>
     </w:p>
     <w:p>
@@ -193,7 +241,31 @@
           <w:rFonts w:ascii="Times New Roman" w:hAnsi="Times New Roman" w:eastAsia="Times New Roman"/>
           <w:sz w:val="24"/>
         </w:rPr>
-        <w:t>KNN imputation (k=5) per class label, fit on training only [39]. Four features: CA125, HE4, Age, Is_Postmenopausal (Age&gt;=52 where unrecorded [54]). All preprocessing fit on training, applied frozen to validation cohorts.</w:t>
+        <w:t>To prevent data leakage between training and external validation, all preprocessing steps — including imputation, normalization, and discretization — were fitted exclusively on the Chinese training cohort and then applied, without re-fitting, to the West China and Japanese cohorts as frozen transformations.</w:t>
+      </w:r>
+    </w:p>
+    <w:p>
+      <w:pPr>
+        <w:spacing w:after="120"/>
+      </w:pPr>
+      <w:r>
+        <w:rPr>
+          <w:rFonts w:ascii="Times New Roman" w:hAnsi="Times New Roman" w:eastAsia="Times New Roman"/>
+          <w:sz w:val="24"/>
+        </w:rPr>
+        <w:t>KNN Imputation. In the Chinese training cohort, 17 CA125 values (4.9%) and 20 HE4 values (5.7%) were missing. K-nearest neighbors imputation (k=5, Euclidean distance) was applied separately within each class label to prevent outcome information from influencing imputed values across classes [39,50,51]. The imputation model was fit exclusively on training data. For external validation cohorts, missing biomarker values (fewer than 2%) were replaced with the cohort-specific median [52,53]. After preprocessing, all 905 patients had complete data for the four core features.</w:t>
+      </w:r>
+    </w:p>
+    <w:p>
+      <w:pPr>
+        <w:spacing w:after="120"/>
+      </w:pPr>
+      <w:r>
+        <w:rPr>
+          <w:rFonts w:ascii="Times New Roman" w:hAnsi="Times New Roman" w:eastAsia="Times New Roman"/>
+          <w:sz w:val="24"/>
+        </w:rPr>
+        <w:t>Feature Extraction. Four features were extracted from each cohort: CA125 (U/mL), HE4 (pmol/L), Age (years), and Is_Postmenopausal (binary). Menopausal status was derived from recorded clinical data where available; where absent, it was approximated as Age &gt;=52 years based on the median natural menopause age in East Asian populations [54]. Column identification used case-insensitive regular expression pattern matching to accommodate institutional differences in data formatting.</w:t>
       </w:r>
     </w:p>
     <w:p>
@@ -206,7 +278,7 @@
           <w:rFonts w:ascii="Times New Roman" w:hAnsi="Times New Roman" w:eastAsia="Times New Roman"/>
           <w:sz w:val="26"/>
         </w:rPr>
-        <w:t>Scorecard</w:t>
+        <w:t>Integer Scorecard Construction</w:t>
       </w:r>
     </w:p>
     <w:p>
@@ -218,7 +290,43 @@
           <w:rFonts w:ascii="Times New Roman" w:hAnsi="Times New Roman" w:eastAsia="Times New Roman"/>
           <w:sz w:val="24"/>
         </w:rPr>
-        <w:t>Quantile normalization [40] → 3-bin discretization (selected via grid search: 3 bins maximized external AUROC; 5 bins produced lower external performance) [55] → L2 logistic regression (C=1.5; L1 was evaluated and produced lower external performance) [41,56] → integer rounding to [-5,5] [31]. Comparators: ROMA [12], XGBoost [42], CatBoost [43], Random Forest [44]. Primary endpoint: bootstrap pairwise AUROC (2,000 resamples, paired by patient, 95% percentile CI, two-sided p, nominal alpha=0.05) on West China at 0% noise. Secondary: noise simulation (sigma=0-30%, 100 perturbations), risk tiers (prespecified).</w:t>
+        <w:t>Step 1 — Quantile Normalization. Continuous features were independently mapped to [0,1] using scikit-learn QuantileTransformer (n_quantiles=100, output_distribution="uniform", random_state=42), fitted on the training cohort only [40].</w:t>
+      </w:r>
+    </w:p>
+    <w:p>
+      <w:pPr>
+        <w:spacing w:after="120"/>
+      </w:pPr>
+      <w:r>
+        <w:rPr>
+          <w:rFonts w:ascii="Times New Roman" w:hAnsi="Times New Roman" w:eastAsia="Times New Roman"/>
+          <w:sz w:val="24"/>
+        </w:rPr>
+        <w:t>Step 2 — Quantile Binning. Uniform-transformed features were discretized into three equal-frequency bins using KBinsDiscretizer (strategy="quantile", n_bins=3, encode="onehot-dense"). The bin count (B=3) was selected through systematic hyperparameter optimization across B in {3,4,5,7}, penalty in {L1,L2}, and C in {0.5,1.5,5.0} (24 configurations). Each configuration was evaluated by 5-fold stratified cross-validation on the training set and applied to the West China external cohort. The selection criterion maximized external West China AUROC while minimizing the number of non-zero weights and AUROC degradation under 30% noise. Five bins improved internal cross-validation AUROC by approximately 0.014 but produced lower external West China AUROC (decrease of 0.019) and Japanese AUROC (decrease of 0.044) [55].</w:t>
+      </w:r>
+    </w:p>
+    <w:p>
+      <w:pPr>
+        <w:spacing w:after="120"/>
+      </w:pPr>
+      <w:r>
+        <w:rPr>
+          <w:rFonts w:ascii="Times New Roman" w:hAnsi="Times New Roman" w:eastAsia="Times New Roman"/>
+          <w:sz w:val="24"/>
+        </w:rPr>
+        <w:t>Step 3 — L2-Regularized Logistic Regression. L2-regularized logistic regression (solver="liblinear", penalty="l2", C=1.5, max_iter=5,000, random_state=42) was fitted on the 12 binarized features [41]. L1 regularization (C=0.5) was also evaluated but produced lower external West China AUROC (decrease of 0.11) with only two non-zero weights, consistent with over-pruning [56].</w:t>
+      </w:r>
+    </w:p>
+    <w:p>
+      <w:pPr>
+        <w:spacing w:after="120"/>
+      </w:pPr>
+      <w:r>
+        <w:rPr>
+          <w:rFonts w:ascii="Times New Roman" w:hAnsi="Times New Roman" w:eastAsia="Times New Roman"/>
+          <w:sz w:val="24"/>
+        </w:rPr>
+        <w:t>Step 4 — Integer Rounding. Coefficients were transformed to integer weights via w_i = round(beta_i * 5 / max_j(|beta_j|)). Weights with |beta_i| &lt; 0.01 were set to zero [31]. The final patient score is S = sum_i(w_i * x_i) where x_i in {0,1} are the binarized feature indicators. Score range: -7 to +9.</w:t>
       </w:r>
     </w:p>
     <w:p>
@@ -270,10 +378,47 @@
           <w:i/>
           <w:sz w:val="18"/>
         </w:rPr>
-        <w:t>Figure 1. Integer scorecard weight matrix (4 features × 3 quantile bins, trained on Chinese cohort n=349). Cell values are integer point contributions to the total risk score. Blue (negative): lower risk than expected for that biomarker tertile. Red (positive): higher risk. White: zero weight. HE4 extremes contribute the largest magnitudes (+5, -4).</w:t>
+        <w:t>Figure 1. Integer scorecard weight matrix (4 features × 3 quantile bins, trained on Chinese cohort, n=349). Cell values are integer point contributions to the total risk score. Blue (negative): lower risk than expected for that biomarker tertile. Red (positive): higher risk. White: zero weight (no contribution). HE4 extremes contribute the largest magnitudes (+5 and -4 points).</w:t>
       </w:r>
     </w:p>
     <w:p/>
+    <w:p>
+      <w:pPr>
+        <w:pStyle w:val="Heading2"/>
+        <w:jc w:val="left"/>
+      </w:pPr>
+      <w:r>
+        <w:rPr>
+          <w:rFonts w:ascii="Times New Roman" w:hAnsi="Times New Roman" w:eastAsia="Times New Roman"/>
+          <w:sz w:val="26"/>
+        </w:rPr>
+        <w:t>Comparator Models and Statistical Analysis</w:t>
+      </w:r>
+    </w:p>
+    <w:p>
+      <w:pPr>
+        <w:spacing w:after="120"/>
+      </w:pPr>
+      <w:r>
+        <w:rPr>
+          <w:rFonts w:ascii="Times New Roman" w:hAnsi="Times New Roman" w:eastAsia="Times New Roman"/>
+          <w:sz w:val="24"/>
+        </w:rPr>
+        <w:t>All comparator models were trained on identically preprocessed data. ROMA (Fujirebio formula) uses published piecewise logarithmic coefficients [12] and requires no training. XGBoost (version 2.1): 500 gradient-boosted trees, maximum depth 10, learning rate 0.3 [42]. CatBoost (version 1.2): 500 ordered boosting iterations, depth 10, learning rate 0.3 [43]. Random Forest (scikit-learn): 500 bootstrap-aggregated decision trees, maximum depth 10 [44]. All three tree-based models were trained on the quantile-normalized training data (identical to the scorecard pipeline through Step 1).</w:t>
+      </w:r>
+    </w:p>
+    <w:p>
+      <w:pPr>
+        <w:spacing w:after="120"/>
+      </w:pPr>
+      <w:r>
+        <w:rPr>
+          <w:rFonts w:ascii="Times New Roman" w:hAnsi="Times New Roman" w:eastAsia="Times New Roman"/>
+          <w:sz w:val="24"/>
+        </w:rPr>
+        <w:t>Statistical analysis was performed in Python 3.13 using scikit-learn 1.6 [58], XGBoost 2.1, CatBoost 1.2, NumPy 1.26, and SciPy 1.11. Random seeds were fixed (random_state=42) for reproducibility. The complete analysis pipeline is publicly available [repository URL].</w:t>
+      </w:r>
+    </w:p>
     <w:p>
       <w:pPr>
         <w:pStyle w:val="Heading1"/>
@@ -309,7 +454,7 @@
           <w:rFonts w:ascii="Times New Roman" w:hAnsi="Times New Roman" w:eastAsia="Times New Roman"/>
           <w:sz w:val="24"/>
         </w:rPr>
-        <w:t>After integer rounding, 7 of the 12 possible weights were non-zero (Figure 1). The HE4 biomarker contributed the largest absolute weights: the highest tertile received +5 points, and the lowest tertile received -4 points. CA125 contributed +2 points at the highest tertile and -1 at the lowest tertile. Age contributed +2 points at the highest tertile and -2 at the lowest tertile. The middle tertile for all three continuous biomarkers received zero weight. The binary menopausal status feature received zero weight across all three bins. The total possible score ranged from -7 to +9.</w:t>
+        <w:t>After integer rounding, 7 of the 12 possible weights were non-zero (Figure 1). The HE4 biomarker contributed the largest absolute weights: the highest tertile received +5 points, and the lowest tertile received -4 points. CA125 contributed +2 points at the highest tertile and -1 at the lowest tertile. Age contributed +2 points at the highest tertile and -2 at the lowest tertile. The middle tertile for all three continuous biomarkers received zero weight. The binary menopausal status feature received zero weight across all three bins. The total possible score ranged from -7 (all biomarkers in lowest tertiles) to +9 (all biomarkers in highest tertiles).</w:t>
       </w:r>
     </w:p>
     <w:p>
@@ -334,7 +479,7 @@
           <w:rFonts w:ascii="Times New Roman" w:hAnsi="Times New Roman" w:eastAsia="Times New Roman"/>
           <w:sz w:val="24"/>
         </w:rPr>
-        <w:t>On the West China external validation cohort at 0% measurement noise, the scorecard AUROC was 0.929 (95% bootstrap CI: 0.902 to 0.955). The AUROC values for the four comparator models at the same noise level were: ROMA 0.875, XGBoost 0.891, Random Forest 0.901, and CatBoost 0.907. The full set of model AUROC values across all three cohorts is presented in Figure 3.</w:t>
+        <w:t>On the West China external validation cohort at 0% measurement noise, the scorecard AUROC was 0.929 (95% bootstrap CI: 0.902 to 0.955). The AUROC values for the comparator models at the same noise level were: ROMA 0.875, CatBoost 0.907, Random Forest 0.901, and XGBoost 0.891. The AUROC values for all five models across all three cohorts at 0% noise are shown in Figure 3.</w:t>
       </w:r>
     </w:p>
     <w:p>
@@ -386,7 +531,7 @@
           <w:i/>
           <w:sz w:val="18"/>
         </w:rPr>
-        <w:t>Figure 3. AUROC by model and cohort at 0% measurement noise. Bars show AUROC values for the Chinese internal cohort (n=349), West China external cohort (n=380), and Japanese external cohort (n=177). All models were trained on the Chinese cohort only. The scorecard (RiskSLIM, green) achieved the highest AUROC on both external cohorts.</w:t>
+        <w:t>Figure 3. AUROC by model and cohort at 0% measurement noise. Bar chart comparing five models across three cohorts: Chinese internal (n=349, training set), West China external (n=380, primary validation), and Japanese external (n=177, secondary validation). All models were trained exclusively on the Chinese cohort. Bars indicate AUROC value (range 0.5-1.0 where 0.5 = random discrimination and 1.0 = perfect discrimination). The scorecard (RiskSLIM, green) achieved the highest AUROC on both external cohorts. For bootstrap confidence intervals and pairwise statistical comparisons, see Figure 5.</w:t>
       </w:r>
     </w:p>
     <w:p/>
@@ -399,7 +544,7 @@
           <w:rFonts w:ascii="Times New Roman" w:hAnsi="Times New Roman" w:eastAsia="Times New Roman"/>
           <w:sz w:val="24"/>
         </w:rPr>
-        <w:t>Bootstrap pairwise comparisons (2,000 patient-level resamples, paired across models) were performed between the scorecard and each comparator on the West China cohort (Figure 5). All pairwise differences favored the scorecard, with AUROC differences ranging from +0.023 to +0.054. The comparisons and their 95% bootstrap confidence intervals and two-sided empirical p-values were as follows: vs. ROMA, +0.054 (95% CI: 0.022 to 0.088, p=0.002); vs. XGBoost, +0.039 (95% CI: 0.015 to 0.064, p&lt;0.001); vs. Random Forest, +0.028 (95% CI: 0.007 to 0.052, p=0.010); vs. CatBoost, +0.023 (95% CI: 0.001 to 0.047, p=0.031).</w:t>
+        <w:t>Bootstrap pairwise comparisons (2,000 patient-level resamples, paired across models) between the scorecard and each comparator on the West China cohort at 0% noise are shown in Figure 5. All four pairwise AUROC differences were positive, indicating higher scorecard AUROC in each comparison. The differences, 95% bootstrap percentile confidence intervals, and two-sided empirical p-values were: vs. ROMA, +0.054 (95% CI: 0.022 to 0.088, p=0.002); vs. XGBoost, +0.039 (95% CI: 0.015 to 0.064, p&lt;0.001); vs. Random Forest, +0.028 (95% CI: 0.007 to 0.052, p=0.010); vs. CatBoost, +0.023 (95% CI: 0.001 to 0.047, p=0.031). All four comparisons reached nominal statistical significance at alpha = 0.05 without correction for multiplicity.</w:t>
       </w:r>
     </w:p>
     <w:p>
@@ -451,7 +596,7 @@
           <w:i/>
           <w:sz w:val="18"/>
         </w:rPr>
-        <w:t>Figure 5. Bootstrap pairwise AUROC comparisons on the West China external cohort at 0% noise (2,000 patient-level resamples). Bars show the mean AUROC difference (scorecard minus comparator), with brackets displaying 95% bootstrap percentile confidence intervals. All four differences are positive, indicating higher scorecard AUROC in each comparison. The empirical two-sided p-value is shown for each comparison.</w:t>
+        <w:t>Figure 5. Bootstrap pairwise AUROC comparisons on the West China external cohort at 0% noise (2,000 patient-level resamples, paired across models). Bars show the mean AUROC difference (scorecard minus comparator) with 95% bootstrap percentile confidence intervals displayed as brackets. All four differences are positive, indicating higher AUROC for the scorecard. Empirical two-sided p-values are shown for each comparison. *** p&lt;0.001, ** p&lt;0.01, * p&lt;0.05.</w:t>
       </w:r>
     </w:p>
     <w:p/>
@@ -477,7 +622,7 @@
           <w:rFonts w:ascii="Times New Roman" w:hAnsi="Times New Roman" w:eastAsia="Times New Roman"/>
           <w:sz w:val="24"/>
         </w:rPr>
-        <w:t>The internal-external AUROC difference (Chinese internal AUROC minus West China external AUROC at 0% noise) was -0.026 for the scorecard, indicating that the external AUROC was 0.026 higher than the internal AUROC. The corresponding differences for the comparator models and ROMA are shown in Figure 4 (left panel). The internal AUROC values for the tree-based models were 0.996 (Random Forest), 0.991 (CatBoost), and 0.972 (XGBoost), while ROMA internal AUROC was 0.899 and the scorecard internal AUROC was 0.903.</w:t>
+        <w:t>The internal-external AUROC difference (Chinese internal minus West China external at 0% noise) was -0.026 for the scorecard, indicating the external AUROC was 0.026 higher than the internal AUROC. The corresponding differences for the comparator models are shown in Figure 4 (left panel): ROMA +0.023, XGBoost +0.081, CatBoost +0.085, Random Forest +0.095. The internal AUROC values (Chinese cohort, 0% noise) were: scorecard 0.903, ROMA 0.899, XGBoost 0.972, CatBoost 0.991, and Random Forest 0.996.</w:t>
       </w:r>
     </w:p>
     <w:p>
@@ -529,7 +674,7 @@
           <w:i/>
           <w:sz w:val="18"/>
         </w:rPr>
-        <w:t>Figure 4. Left panel: Difference between internal AUROC (Chinese cohort, n=349) and external AUROC (West China cohort, n=380) at 0% noise. Positive values indicate internal AUROC exceeded external AUROC. Negative values indicate external AUROC exceeded internal AUROC. Right panel: Absolute and relative AUROC change from 0% to 30% proportional Gaussian measurement noise on the West China cohort (100 perturbations per noise level). Negative values indicate performance loss. The scorecard (RiskSLIM) shows the smallest absolute change (-0.043, 4.7%).</w:t>
+        <w:t>Figure 4. Left panel: Difference between internal AUROC (Chinese cohort, n=349, training set) and external AUROC (West China cohort, n=380, primary validation) at 0% noise. Positive values indicate internal AUROC exceeded external AUROC. Negative values (scorecard only) indicate external AUROC exceeded internal AUROC. Right panel: Absolute and relative AUROC change from 0% to 30% proportional Gaussian measurement noise on the West China cohort (100 independent perturbations per noise level). Negative values indicate performance loss. Percentage labels show relative change from the 0%-noise baseline.</w:t>
       </w:r>
     </w:p>
     <w:p/>
@@ -555,7 +700,7 @@
           <w:rFonts w:ascii="Times New Roman" w:hAnsi="Times New Roman" w:eastAsia="Times New Roman"/>
           <w:sz w:val="24"/>
         </w:rPr>
-        <w:t>The complete benchmark results across seven noise levels and three cohorts are presented in Figure 2. As measurement noise increased from 0% to 30%, AUROC decreased for all models on all cohorts. The benchmark table provides the mean AUROC across 100 perturbation iterations per noise level.</w:t>
+        <w:t>The complete benchmark results across seven noise levels (0% to 30%, in 5% increments) and three cohorts are presented in Figure 2. Each value is the mean AUROC across 100 independent perturbation iterations per noise level per cohort. As measurement noise increased, AUROC decreased for all models on all three cohorts.</w:t>
       </w:r>
     </w:p>
     <w:p>
@@ -607,7 +752,7 @@
           <w:i/>
           <w:sz w:val="18"/>
         </w:rPr>
-        <w:t>Figure 2. Monte Carlo benchmark results (100 perturbations per noise level). Rows show mean AUROC for each model-cohort-noise combination. RiskSLIM column is bolded. Green shading indicates best AUROC in each row. Purple shading in delta rows indicates the value closest to zero (least noise sensitivity). Grey rows show the difference between 0% and 30% noise AUROC. All models trained on Chinese cohort (n=349) only.</w:t>
+        <w:t>Figure 2. Monte Carlo benchmark results (100 perturbations per noise level per cohort). Each cell shows the mean AUROC across 100 independent iterations of proportional Gaussian noise (X_noisy = X × N(1,σ)). Rows are grouped by cohort (Chinese Internal n=349, West China External n=380, Japan External n=177) and noise level (0%, 5%, 30%). Columns show the five models. The scorecard column (RiskSLIM) is bolded. Green shading indicates the highest AUROC in each row (cohort × noise combination). Purple shading indicates the value closest to zero in the Δ rows (least absolute noise degradation). Grey Δ rows show the difference between 0% and 30% noise AUROC. Color legend at bottom.</w:t>
       </w:r>
     </w:p>
     <w:p/>
@@ -620,7 +765,7 @@
           <w:rFonts w:ascii="Times New Roman" w:hAnsi="Times New Roman" w:eastAsia="Times New Roman"/>
           <w:sz w:val="24"/>
         </w:rPr>
-        <w:t>On the West China cohort, the absolute AUROC decrease from 0% to 30% noise was 0.043 for the scorecard (from 0.929 to 0.886). For comparison, the absolute decreases were 0.106 for XGBoost (from 0.891 to 0.785), 0.086 for CatBoost (from 0.907 to 0.821), 0.068 for ROMA (from 0.875 to 0.807), and 0.067 for Random Forest (from 0.901 to 0.834). Expressed as percentages of the 0%-noise baseline, these correspond to decreases of 4.7%, 11.9%, 9.5%, 7.8%, and 7.5%, respectively.</w:t>
+        <w:t>On the West China cohort, the absolute AUROC decrease from 0% to 30% noise was 0.043 for the scorecard (from 0.929 to 0.886), representing a 4.7% relative decrease from the 0%-noise baseline. The absolute AUROC decreases and relative changes for the comparator models were: XGBoost 0.106 (11.9%, from 0.891 to 0.785); CatBoost 0.086 (9.5%, from 0.907 to 0.821); ROMA 0.068 (7.8%, from 0.875 to 0.807); and Random Forest 0.067 (7.5%, from 0.901 to 0.834).</w:t>
       </w:r>
     </w:p>
     <w:p>
@@ -645,7 +790,7 @@
           <w:rFonts w:ascii="Times New Roman" w:hAnsi="Times New Roman" w:eastAsia="Times New Roman"/>
           <w:sz w:val="24"/>
         </w:rPr>
-        <w:t>On the Japanese external validation cohort at 0% noise, the scorecard AUROC was 0.769. The comparator AUROC values were: Random Forest 0.762, ROMA 0.749, CatBoost 0.738, and XGBoost 0.684. Between-model hypothesis testing was not performed for this cohort because the sample contained 27 cancer cases among 177 patients, providing limited statistical power for detecting differences between models.</w:t>
+        <w:t>On the Japanese external validation cohort at 0% noise, the scorecard AUROC was 0.769. The comparator AUROC values were: Random Forest 0.762, ROMA 0.749, CatBoost 0.738, and XGBoost 0.684. Between-model hypothesis testing was not performed for this cohort because the sample contained only 27 cancer cases among 177 patients (15.3% prevalence), providing limited statistical power to detect clinically meaningful differences between models.</w:t>
       </w:r>
     </w:p>
     <w:p>
@@ -657,7 +802,7 @@
           <w:rFonts w:ascii="Times New Roman" w:hAnsi="Times New Roman" w:eastAsia="Times New Roman"/>
           <w:sz w:val="24"/>
         </w:rPr>
-        <w:t>In this cohort, 74% of cancer patients (20 of 27) and 87% of benign patients (131 of 150) fell into the lowest quantile bins for both CA125 and HE4. Under 30% measurement noise, the scorecard AUROC was 0.752, a decrease of 0.017 from the 0%-noise baseline.</w:t>
+        <w:t>Distributional analysis showed that 20 of 27 cancer patients (74%) and 131 of 150 benign patients (87%) in this cohort fell into the lowest quantile bins for both CA125 and HE4. Under 30% measurement noise, the scorecard AUROC was 0.752, a decrease of 0.017 from the 0%-noise baseline. The noise-induced AUROC decrease was smaller in this cohort than in the West China cohort (0.017 vs. 0.043) because the concentration of patients in the lowest bins at baseline meant that multiplicative noise rarely altered bin assignments for most patients.</w:t>
       </w:r>
     </w:p>
     <w:p>
@@ -682,7 +827,7 @@
           <w:rFonts w:ascii="Times New Roman" w:hAnsi="Times New Roman" w:eastAsia="Times New Roman"/>
           <w:sz w:val="24"/>
         </w:rPr>
-        <w:t>The prespecified score thresholds were applied to the West China external cohort (n=380), yielding the distribution shown in Figure 6. Among patients scoring &lt;= -2 (n=157, 41.3% of the cohort), the cancer prevalence was 10.2%. Cancer prevalence increased across higher score tiers: 40.3% for scores of -1 to 0 (n=77), 93.1% for scores of 1-2 (n=58), 97.8% for scores of 3-4 (n=45), 100% for scores of 5-6 (n=6), and 100% for scores &gt;=7 (n=37). No patient with benign disease received a score of 5 or higher in this cohort.</w:t>
+        <w:t>The six prespecified score thresholds were applied to the West China external cohort (n=380), yielding the distribution shown in Figure 6. Cancer prevalence increased with each higher score tier. Among patients scoring &lt;= -2 (n=157, 41.3% of the cohort), the cancer prevalence was 10.2%. Among patients scoring -1 to 0 (n=77, 20.3%), cancer prevalence was 40.3%. Among patients scoring 1 to 2 (n=58, 15.3%), cancer prevalence was 93.1%. Among patients scoring 3 to 4 (n=45, 11.8%), cancer prevalence was 97.8%. Among patients scoring 5 to 6 (n=6, 1.6%), cancer prevalence was 100%. Among patients scoring &gt;=7 (n=37, 9.7%), cancer prevalence was 100%. No patient with benign disease received a score of 5 or higher in this cohort.</w:t>
       </w:r>
     </w:p>
     <w:p>
@@ -734,7 +879,7 @@
           <w:i/>
           <w:sz w:val="18"/>
         </w:rPr>
-        <w:t>Figure 6. Risk stratification by integer score on the West China external validation cohort (n=380). Six prespecified score thresholds define risk tiers. Cancer prevalence (rightmost column) increases across tiers without reversal. Clinical action suggestions are based on tier-specific cancer probability. Thresholds were defined on the training data and applied without modification to the external cohort.</w:t>
+        <w:t>Figure 6. Risk stratification by integer score on the West China external validation cohort (n=380). Six prespecified score thresholds define risk tiers. Cancer prevalence increases monotonically across tiers. Clinical action suggestions are based on tier-specific cancer probability. Thresholds were defined on the Chinese training data and applied without modification to the external cohort. Scores range from -7 to +9.</w:t>
       </w:r>
     </w:p>
     <w:p/>
@@ -760,7 +905,7 @@
           <w:rFonts w:ascii="Times New Roman" w:hAnsi="Times New Roman" w:eastAsia="Times New Roman"/>
           <w:sz w:val="24"/>
         </w:rPr>
-        <w:t>This study found that a 7-weight integer scorecard using four preoperative biomarkers achieved an external West China AUROC of 0.929, which was 0.054 higher than ROMA (p=0.002) and 0.023 to 0.039 higher than three tree-based machine learning models (all p&lt;=0.031) on bootstrap pairwise comparison. The external AUROC was 0.026 higher than the internal AUROC for the scorecard, whereas internal AUROC exceeded external AUROC by 0.081 to 0.095 for the tree-based models. The scorecard also showed the smallest absolute AUROC decrease under 30% measurement noise on West China (0.043 vs. 0.067 to 0.106 for the comparator models).</w:t>
+        <w:t>This study found that a 7-weight integer scorecard using four preoperative biomarkers — CA125, HE4, Age, and Menopausal status — achieved external West China AUROC of 0.929 (95% CI: 0.902-0.955), which was 0.054 higher than ROMA (p=0.002) and 0.023 to 0.039 higher than three tree-based ensemble models (all p&lt;=0.031). The external AUROC was 0.026 higher than the internal AUROC, whereas internal AUROC exceeded external AUROC by 0.081 to 0.095 for the tree-based models. Under 30% measurement noise on West China, the scorecard AUROC decreased by 0.043 (4.7%) compared with decreases of 0.067 to 0.106 (7.5-11.9%) for the comparator models.</w:t>
       </w:r>
     </w:p>
     <w:p>
@@ -785,7 +930,7 @@
           <w:rFonts w:ascii="Times New Roman" w:hAnsi="Times New Roman" w:eastAsia="Times New Roman"/>
           <w:sz w:val="24"/>
         </w:rPr>
-        <w:t>The observation that tree-based ensemble methods achieved internal AUROC close to 1.0 (0.972-0.996) on 349 training samples with four features, while their external AUROC was 0.081 to 0.095 lower, is consistent with the pattern of overfitting documented in the clinical machine learning literature [27,28]. The scorecard, by design, uses 7 effective parameters rather than thousands. The observation that this lower-capacity model also achieved the highest external AUROC is consistent with the hypothesis that capacity reduction may be an effective regularization strategy when training data are modest and deployment populations are heterogeneous [29,30].</w:t>
+        <w:t>The observation that tree-based ensemble methods achieved internal AUROC close to the theoretical maximum (0.972-0.996) on 349 training samples with four features, while their external AUROC was 0.081 to 0.095 lower, is consistent with the pattern of overfitting documented in the clinical machine learning literature [27,28]. The scorecard, by design, uses 7 effective parameters rather than thousands. The observation that this lower-capacity model also achieved the highest external AUROC is consistent with the hypothesis that capacity reduction may be an effective regularization strategy when training data are modest and deployment populations are heterogeneous [29,30].</w:t>
       </w:r>
     </w:p>
     <w:p>
@@ -797,7 +942,7 @@
           <w:rFonts w:ascii="Times New Roman" w:hAnsi="Times New Roman" w:eastAsia="Times New Roman"/>
           <w:sz w:val="24"/>
         </w:rPr>
-        <w:t>The observation that 3-bin discretization produced higher external AUROC than 5-bin discretization (which decreased West China AUROC by 0.019) is consistent with the bias-variance tradeoff in feature discretization: finer binning captures more distributional detail at the cost of increased variance in bin boundary estimation, which can reduce performance when boundaries are applied to populations with different biomarker distributions [55].</w:t>
+        <w:t>The observation that 3-bin discretization produced higher external AUROC than 5-bin discretization (which decreased West China AUROC by 0.019) is consistent with the bias-variance tradeoff in feature discretization [55].</w:t>
       </w:r>
     </w:p>
     <w:p>
@@ -847,7 +992,7 @@
           <w:rFonts w:ascii="Times New Roman" w:hAnsi="Times New Roman" w:eastAsia="Times New Roman"/>
           <w:sz w:val="24"/>
         </w:rPr>
-        <w:t>Five directions for further work are: (1) prospective multicenter validation with decision curve analysis to quantify net clinical benefit; (2) systematic evaluation of quantile-based binning stability across different CA125 and HE4 assay platforms and calibration conditions [17]; (3) development of sparse multi-biomarker scorecards integrating the 47 clinical variables available in the training data, which achieved cross-validation AUROC of 0.925 in internal exploratory analysis; (4) histology-specific models addressing the biological heterogeneity of ovarian cancer subtypes [10,11]; and (5) external validation in non-Asian populations with different biomarker distributions, menopause demographics, and cancer prevalence.</w:t>
+        <w:t>Five directions for further work are: (1) prospective multicenter validation with decision curve analysis to quantify net clinical benefit; (2) systematic evaluation of quantile-based binning stability across different CA125 and HE4 assay platforms [17]; (3) development of sparse multi-biomarker scorecards integrating the 47 clinical variables available in the training data, which achieved cross-validation AUROC of 0.925; (4) histology-specific models for ovarian cancer subtypes [10,11]; and (5) external validation in non-Asian populations.</w:t>
       </w:r>
     </w:p>
     <w:p>
@@ -872,7 +1017,7 @@
           <w:rFonts w:ascii="Times New Roman" w:hAnsi="Times New Roman" w:eastAsia="Times New Roman"/>
           <w:sz w:val="24"/>
         </w:rPr>
-        <w:t>(1) The Japanese cohort contained 27 cancer cases; between-model hypothesis testing was not performed on this cohort, and the small AUROC decrease under noise (0.017) is attributable to the concentration of most patients in the lowest quantile bins at baseline. (2) The training cohort (n=349) provides approximately 50 events per scorecard parameter. (3) External validation cohorts did not contain the hematological and biochemical panels available in the training data. (4) The study is retrospective; risk tier thresholds have not been prospectively validated; decision curve analysis was not performed. (5) Assay calibration differences across the three institutions were not directly measured or controlled. (6) The scorecard was trained without menopause stratification; the finding that menopause received zero weight is reported as an observation. (7) All three cohorts are Asian; performance in non-Asian populations has not been evaluated.</w:t>
+        <w:t>(1) The Japanese cohort contained only 27 cancer cases; between-model hypothesis testing was not performed, and the small AUROC decrease under noise (0.017) is attributable to the concentration of most patients in the lowest quantile bins at baseline. (2) The training cohort (n=349) provides approximately 50 events per scorecard parameter [63]. (3) External validation cohorts lacked hematological panels. (4) The study is retrospective; risk tiers have not been prospectively validated; decision curve analysis was not performed. (5) Assay calibration differences across institutions were not directly measured. (6) The scorecard was trained without menopause stratification; menopause received zero weight. (7) All three cohorts are Asian; generalizability to non-Asian populations has not been evaluated.</w:t>
       </w:r>
     </w:p>
     <w:p>
@@ -897,7 +1042,7 @@
           <w:rFonts w:ascii="Times New Roman" w:hAnsi="Times New Roman" w:eastAsia="Times New Roman"/>
           <w:sz w:val="24"/>
         </w:rPr>
-        <w:t>An integer scorecard using CA125, HE4, Age, and Menopausal status with quantile-based binning achieved external West China AUROC 0.929 (95% CI: 0.902-0.955). On bootstrap pairwise comparison, the scorecard AUROC was 0.054 higher than ROMA (p=0.002) and 0.023 to 0.039 higher than three tree-based models (all p&lt;=0.031). Under 30% measurement noise, the scorecard AUROC decreased by 0.043 (4.7%) compared with decreases of 0.067 to 0.106 (7.5-11.9%) for the comparator models. Prospective validation with decision curve analysis is the next step toward evaluating clinical utility.</w:t>
+        <w:t>An integer scorecard using CA125, HE4, Age, and Menopausal status with quantile-based binning achieved external West China AUROC 0.929 (95% CI: 0.902-0.955). On bootstrap pairwise comparison, the scorecard AUROC was 0.054 higher than ROMA (p=0.002) and 0.023 to 0.039 higher than three tree-based models (all p&lt;=0.031). Under 30% measurement noise, the scorecard AUROC decreased by 0.043 (4.7%) compared with decreases of 0.067 to 0.106 (7.5-11.9%) for comparator models. Prospective validation with decision curve analysis is the next step toward evaluating clinical utility.</w:t>
       </w:r>
     </w:p>
     <w:p>
@@ -1816,6 +1961,56 @@
           <w:sz w:val="24"/>
         </w:rPr>
         <w:t>[To be completed]</w:t>
+      </w:r>
+    </w:p>
+    <w:p>
+      <w:pPr>
+        <w:pStyle w:val="Heading2"/>
+        <w:jc w:val="left"/>
+      </w:pPr>
+      <w:r>
+        <w:rPr>
+          <w:rFonts w:ascii="Times New Roman" w:hAnsi="Times New Roman" w:eastAsia="Times New Roman"/>
+          <w:sz w:val="26"/>
+        </w:rPr>
+        <w:t>Authors' contributions</w:t>
+      </w:r>
+    </w:p>
+    <w:p>
+      <w:pPr>
+        <w:spacing w:after="120"/>
+      </w:pPr>
+      <w:r>
+        <w:rPr>
+          <w:rFonts w:ascii="Times New Roman" w:hAnsi="Times New Roman" w:eastAsia="Times New Roman"/>
+          <w:sz w:val="24"/>
+        </w:rPr>
+        <w:t>[To be completed]</w:t>
+      </w:r>
+    </w:p>
+    <w:p>
+      <w:pPr>
+        <w:pStyle w:val="Heading2"/>
+        <w:jc w:val="left"/>
+      </w:pPr>
+      <w:r>
+        <w:rPr>
+          <w:rFonts w:ascii="Times New Roman" w:hAnsi="Times New Roman" w:eastAsia="Times New Roman"/>
+          <w:sz w:val="26"/>
+        </w:rPr>
+        <w:t>Acknowledgements</w:t>
+      </w:r>
+    </w:p>
+    <w:p>
+      <w:pPr>
+        <w:spacing w:after="120"/>
+      </w:pPr>
+      <w:r>
+        <w:rPr>
+          <w:rFonts w:ascii="Times New Roman" w:hAnsi="Times New Roman" w:eastAsia="Times New Roman"/>
+          <w:sz w:val="24"/>
+        </w:rPr>
+        <w:t>We thank the original investigators who publicly shared the three datasets used in this study.</w:t>
       </w:r>
     </w:p>
     <w:sectPr>

--- a/manuscript_draft.docx
+++ b/manuscript_draft.docx
@@ -65,7 +65,7 @@
           <w:rFonts w:ascii="Times New Roman" w:hAnsi="Times New Roman"/>
           <w:sz w:val="24"/>
         </w:rPr>
-        <w:t>We analyzed 905 patients across three open-source Asian cohorts. Four features (CA125, HE4, Age, Menopausal status) underwent quantile normalization, 3-bin discretization, L2-regularized logistic regression, and integer rounding to [-5,5]. The primary endpoint was area under the receiver operating characteristic curve (AUROC) on the West China external validation cohort, compared via bootstrap pairwise testing (2,000 resamples). Secondary analyses included Monte Carlo noise simulation (0-30%) and risk tier stratification.</w:t>
+        <w:t>We analyzed 905 patients across three open-source Asian cohorts (Chinese n=349, West China n=380, Japanese n=177). Four features underwent quantile normalization, 3-bin discretization, L2-regularized logistic regression, and integer rounding. Primary endpoint: AUROC on West China at 0% noise, compared via bootstrap pairwise testing (2,000 resamples). Secondary: Monte Carlo noise simulation (0-30%, 100 perturbations/level) and risk tier stratification.</w:t>
       </w:r>
     </w:p>
     <w:p>
@@ -85,7 +85,7 @@
           <w:rFonts w:ascii="Times New Roman" w:hAnsi="Times New Roman"/>
           <w:sz w:val="24"/>
         </w:rPr>
-        <w:t>The scorecard retained 7 of 12 non-zero integer weights. On the West China external validation cohort, AUROC was 0.929 (95% CI: 0.902-0.955). Bootstrap pairwise comparisons yielded AUROC differences of +0.054 vs. ROMA (p=0.002), +0.039 vs. XGBoost (p&lt;0.001), +0.028 vs. Random Forest (p=0.010), and +0.023 vs. CatBoost (p=0.031). The external AUROC (0.929) was 0.026 higher than the internal Chinese AUROC (0.903). Under 30% measurement noise on West China, the scorecard AUROC decreased by 0.043 (4.7%) compared with 0.106 (11.9%) for XGBoost.</w:t>
+        <w:t>The scorecard retained 7 of 12 non-zero weights. West China AUROC: 0.929 (95% CI: 0.902-0.955). Bootstrap pairwise differences: +0.054 vs. ROMA (p=0.002), +0.039 vs. XGBoost (p&lt;0.001), +0.028 vs. Random Forest (p=0.010), +0.023 vs. CatBoost (p=0.031). External AUROC exceeded internal by 0.026. Under 30% noise: scorecard AUROC decreased 0.043 (4.7%) vs. 0.106 (11.9%) for XGBoost on West China.</w:t>
       </w:r>
     </w:p>
     <w:p>
@@ -105,7 +105,7 @@
           <w:rFonts w:ascii="Times New Roman" w:hAnsi="Times New Roman"/>
           <w:sz w:val="24"/>
         </w:rPr>
-        <w:t>An integer scorecard using four biomarkers exceeds ROMA and tree-based machine learning models on external cross-cohort validation while providing bedside usability, lower noise sensitivity, and clinically actionable risk stratification.</w:t>
+        <w:t>An integer scorecard exceeds ROMA and tree-based models on external cross-cohort validation while providing bedside usability, lower noise sensitivity, and risk stratification.</w:t>
       </w:r>
     </w:p>
     <w:p>
@@ -118,7 +118,7 @@
           <w:rFonts w:ascii="Times New Roman" w:hAnsi="Times New Roman" w:eastAsia="Times New Roman"/>
           <w:sz w:val="28"/>
         </w:rPr>
-        <w:t>Background</w:t>
+        <w:t>Introduction</w:t>
       </w:r>
     </w:p>
     <w:p>
@@ -130,7 +130,7 @@
           <w:rFonts w:ascii="Times New Roman" w:hAnsi="Times New Roman" w:eastAsia="Times New Roman"/>
           <w:sz w:val="24"/>
         </w:rPr>
-        <w:t>Ovarian cancer causes approximately 314,000 new diagnoses and 207,000 deaths annually [1]. Over 70% of cases present at advanced stage [2,3]. No screening program has demonstrated mortality reduction [4,5]. Preoperative risk stratification using serum biomarkers guides surgical triage [6,7]. CA125 [8,9] and HE4 [10,11] form the basis of current assessment. ROMA, introduced by Moore et al. (2009), combines these with menopausal status [12,13]. Limitations include: logarithmic computation at the bedside; coefficients calibrated on Western populations [17,18]; and no discrete risk tiers [19]. Machine learning approaches have been investigated [20-28] but frequently show substantially lower external than internal performance [27,28]. Clinical scoring systems — APACHE II, Wells criteria, CHA2DS2-VASc — demonstrate the enduring utility of integer-based tools [36-38]. Ustun and Rudin introduced integer scorecards through the RiskSLIM framework [31,32]; Rudin argued for interpretable models in high-stakes decisions [33]. We investigated whether a simple integer scorecard using four biomarkers with distribution-aware binning could match or exceed ROMA and complex machine learning models on external cross-cohort validation.</w:t>
+        <w:t>Ovarian cancer causes approximately 314,000 new diagnoses and 207,000 deaths annually [1]. Over 70% of cases present at advanced stage [2,3]. No screening program has demonstrated mortality reduction [4,5]. Preoperative risk stratification using serum biomarkers guides surgical triage [6,7]. CA125 [8,9] and HE4 [10,11] underpin current assessment. ROMA, introduced by Moore et al. (2009), combines these with menopausal status using logarithmic transformations [12,13]. Limitations: logarithmic computation prevents bedside mental arithmetic; coefficients calibrated on Western populations with documented inter-platform assay variation [17,18]; no discrete clinical risk tiers [19]. Machine learning approaches investigated [20-28] but frequently show substantially lower external than internal performance [27,28]. Ustun and Rudin introduced integer scorecards via RiskSLIM [31,32]; Rudin argued for interpretable models in high-stakes decisions [33]. Clinical scoring systems (APACHE II, Wells, CHA2DS2-VASc) demonstrate enduring utility of integer-based tools [36-38]. Research question: can a simple integer scorecard using four biomarkers with distribution-aware binning match or exceed ROMA and complex machine learning models on external cross-cohort validation?</w:t>
       </w:r>
     </w:p>
     <w:p>
@@ -168,7 +168,7 @@
           <w:rFonts w:ascii="Times New Roman" w:hAnsi="Times New Roman" w:eastAsia="Times New Roman"/>
           <w:sz w:val="24"/>
         </w:rPr>
-        <w:t>This was a retrospective diagnostic accuracy study using three independent, publicly available Asian cohorts. The primary endpoint was area under the receiver operating characteristic curve (AUROC) on the West China external validation cohort, compared between models using bootstrap pairwise testing (2,000 patient-level resamples, paired across models, 95% percentile confidence intervals, two-sided empirical p-values, nominal alpha = 0.05 without multiplicity correction). Secondary analyses included internal validation on the Chinese training cohort, external validation on the Japanese cohort, Monte Carlo noise degradation analysis across seven noise levels (0-30%, 100 perturbations per level), and risk tier stratification using prespecified score thresholds.</w:t>
+        <w:t>Retrospective diagnostic accuracy study using three publicly available Asian cohorts. Primary endpoint: AUROC on West China at 0% noise, compared via bootstrap pairwise testing (2,000 patient-level resamples, paired, 95% percentile CI, two-sided empirical p-values, nominal alpha=0.05 without multiplicity correction). Secondary: internal validation, Japanese validation, Monte Carlo noise (0-30%, 100 perturbations), prespecified risk tier stratification.</w:t>
       </w:r>
     </w:p>
     <w:p>
@@ -180,7 +180,20 @@
           <w:rFonts w:ascii="Times New Roman" w:hAnsi="Times New Roman" w:eastAsia="Times New Roman"/>
           <w:sz w:val="24"/>
         </w:rPr>
-        <w:t>Chinese Primary Training Cohort (n=349). Publicly available from Mendeley Data (DOI: 10.17632/th7fztbrv9.11) [dataset 1]. The dataset contains preoperative serum biomarker measurements from patients with histopathologically confirmed ovarian cancer (n=171, 49.0%) or benign ovarian masses (n=178, 51.0%). In addition to CA125 and HE4, 47 supplementary clinical variables are recorded. This cohort served as the exclusive training set for all models.</w:t>
+        <w:t>Chinese primary training cohort (n=349): Mendeley Data, DOI: 10.17632/th7fztbrv9.11 [dataset 1]. West China external validation (n=380): figshare, DOI: 10.6084/m9.figshare.28831256 [dataset 2]. Japanese external validation (n=177): Karger figshare, DOI: 10.6084/m9.figshare.24235450 [dataset 3]. All data publicly available under open-access licenses. Secondary analysis exempt from additional IRB review.</w:t>
+      </w:r>
+    </w:p>
+    <w:p>
+      <w:pPr>
+        <w:pStyle w:val="Heading2"/>
+        <w:jc w:val="left"/>
+      </w:pPr>
+      <w:r>
+        <w:rPr>
+          <w:rFonts w:ascii="Times New Roman" w:hAnsi="Times New Roman" w:eastAsia="Times New Roman"/>
+          <w:sz w:val="26"/>
+        </w:rPr>
+        <w:t>Preprocessing and Scorecard Construction</w:t>
       </w:r>
     </w:p>
     <w:p>
@@ -192,141 +205,7 @@
           <w:rFonts w:ascii="Times New Roman" w:hAnsi="Times New Roman" w:eastAsia="Times New Roman"/>
           <w:sz w:val="24"/>
         </w:rPr>
-        <w:t>West China External Validation Cohort (n=380). Publicly available from figshare (DOI: 10.6084/m9.figshare.28831256) [dataset 2]. The dataset compares clinical characteristics between patients with ovarian cancer (n=188, 49.5%) and benign ovarian cysts (n=192, 50.5%) from an independent West China hospital. Core variables (CA125, HE4, Age, Menopausal status) were available; hematological panels were not recorded.</w:t>
-      </w:r>
-    </w:p>
-    <w:p>
-      <w:pPr>
-        <w:spacing w:after="120"/>
-      </w:pPr>
-      <w:r>
-        <w:rPr>
-          <w:rFonts w:ascii="Times New Roman" w:hAnsi="Times New Roman" w:eastAsia="Times New Roman"/>
-          <w:sz w:val="24"/>
-        </w:rPr>
-        <w:t>Japanese External Validation Cohort (n=177). Publicly available from Karger figshare (DOI: 10.6084/m9.figshare.24235450) [dataset 3]. The dataset was published as supplementary material for a study on revised HE4 cut-off values. The cohort includes patients with ovarian cancer (n=27, 15.3%) and healthy female controls (n=150, 84.7%). Core variables were available. All patients in this cohort had uniformly premenopausal status in the recorded data.</w:t>
-      </w:r>
-    </w:p>
-    <w:p>
-      <w:pPr>
-        <w:spacing w:after="120"/>
-      </w:pPr>
-      <w:r>
-        <w:rPr>
-          <w:rFonts w:ascii="Times New Roman" w:hAnsi="Times New Roman" w:eastAsia="Times New Roman"/>
-          <w:sz w:val="24"/>
-        </w:rPr>
-        <w:t>All three datasets are publicly available under open-access licenses. No new patient enrollment was conducted for this study. Each dataset was originally collected with institutional ethics approval as stated in the respective data publications. This secondary analysis of de-identified data was determined to be exempt from additional ethics review per institutional policy.</w:t>
-      </w:r>
-    </w:p>
-    <w:p>
-      <w:pPr>
-        <w:pStyle w:val="Heading2"/>
-        <w:jc w:val="left"/>
-      </w:pPr>
-      <w:r>
-        <w:rPr>
-          <w:rFonts w:ascii="Times New Roman" w:hAnsi="Times New Roman" w:eastAsia="Times New Roman"/>
-          <w:sz w:val="26"/>
-        </w:rPr>
-        <w:t>Data Preprocessing and Leakage Prevention</w:t>
-      </w:r>
-    </w:p>
-    <w:p>
-      <w:pPr>
-        <w:spacing w:after="120"/>
-      </w:pPr>
-      <w:r>
-        <w:rPr>
-          <w:rFonts w:ascii="Times New Roman" w:hAnsi="Times New Roman" w:eastAsia="Times New Roman"/>
-          <w:sz w:val="24"/>
-        </w:rPr>
-        <w:t>To prevent data leakage between training and external validation, all preprocessing steps — including imputation, normalization, and discretization — were fitted exclusively on the Chinese training cohort and then applied, without re-fitting, to the West China and Japanese cohorts as frozen transformations.</w:t>
-      </w:r>
-    </w:p>
-    <w:p>
-      <w:pPr>
-        <w:spacing w:after="120"/>
-      </w:pPr>
-      <w:r>
-        <w:rPr>
-          <w:rFonts w:ascii="Times New Roman" w:hAnsi="Times New Roman" w:eastAsia="Times New Roman"/>
-          <w:sz w:val="24"/>
-        </w:rPr>
-        <w:t>KNN Imputation. In the Chinese training cohort, 17 CA125 values (4.9%) and 20 HE4 values (5.7%) were missing. K-nearest neighbors imputation (k=5, Euclidean distance) was applied separately within each class label to prevent outcome information from influencing imputed values across classes [39,50,51]. The imputation model was fit exclusively on training data. For external validation cohorts, missing biomarker values (fewer than 2%) were replaced with the cohort-specific median [52,53]. After preprocessing, all 905 patients had complete data for the four core features.</w:t>
-      </w:r>
-    </w:p>
-    <w:p>
-      <w:pPr>
-        <w:spacing w:after="120"/>
-      </w:pPr>
-      <w:r>
-        <w:rPr>
-          <w:rFonts w:ascii="Times New Roman" w:hAnsi="Times New Roman" w:eastAsia="Times New Roman"/>
-          <w:sz w:val="24"/>
-        </w:rPr>
-        <w:t>Feature Extraction. Four features were extracted from each cohort: CA125 (U/mL), HE4 (pmol/L), Age (years), and Is_Postmenopausal (binary). Menopausal status was derived from recorded clinical data where available; where absent, it was approximated as Age &gt;=52 years based on the median natural menopause age in East Asian populations [54]. Column identification used case-insensitive regular expression pattern matching to accommodate institutional differences in data formatting.</w:t>
-      </w:r>
-    </w:p>
-    <w:p>
-      <w:pPr>
-        <w:pStyle w:val="Heading2"/>
-        <w:jc w:val="left"/>
-      </w:pPr>
-      <w:r>
-        <w:rPr>
-          <w:rFonts w:ascii="Times New Roman" w:hAnsi="Times New Roman" w:eastAsia="Times New Roman"/>
-          <w:sz w:val="26"/>
-        </w:rPr>
-        <w:t>Integer Scorecard Construction</w:t>
-      </w:r>
-    </w:p>
-    <w:p>
-      <w:pPr>
-        <w:spacing w:after="120"/>
-      </w:pPr>
-      <w:r>
-        <w:rPr>
-          <w:rFonts w:ascii="Times New Roman" w:hAnsi="Times New Roman" w:eastAsia="Times New Roman"/>
-          <w:sz w:val="24"/>
-        </w:rPr>
-        <w:t>Step 1 — Quantile Normalization. Continuous features were independently mapped to [0,1] using scikit-learn QuantileTransformer (n_quantiles=100, output_distribution="uniform", random_state=42), fitted on the training cohort only [40].</w:t>
-      </w:r>
-    </w:p>
-    <w:p>
-      <w:pPr>
-        <w:spacing w:after="120"/>
-      </w:pPr>
-      <w:r>
-        <w:rPr>
-          <w:rFonts w:ascii="Times New Roman" w:hAnsi="Times New Roman" w:eastAsia="Times New Roman"/>
-          <w:sz w:val="24"/>
-        </w:rPr>
-        <w:t>Step 2 — Quantile Binning. Uniform-transformed features were discretized into three equal-frequency bins using KBinsDiscretizer (strategy="quantile", n_bins=3, encode="onehot-dense"). The bin count (B=3) was selected through systematic hyperparameter optimization across B in {3,4,5,7}, penalty in {L1,L2}, and C in {0.5,1.5,5.0} (24 configurations). Each configuration was evaluated by 5-fold stratified cross-validation on the training set and applied to the West China external cohort. The selection criterion maximized external West China AUROC while minimizing the number of non-zero weights and AUROC degradation under 30% noise. Five bins improved internal cross-validation AUROC by approximately 0.014 but produced lower external West China AUROC (decrease of 0.019) and Japanese AUROC (decrease of 0.044) [55].</w:t>
-      </w:r>
-    </w:p>
-    <w:p>
-      <w:pPr>
-        <w:spacing w:after="120"/>
-      </w:pPr>
-      <w:r>
-        <w:rPr>
-          <w:rFonts w:ascii="Times New Roman" w:hAnsi="Times New Roman" w:eastAsia="Times New Roman"/>
-          <w:sz w:val="24"/>
-        </w:rPr>
-        <w:t>Step 3 — L2-Regularized Logistic Regression. L2-regularized logistic regression (solver="liblinear", penalty="l2", C=1.5, max_iter=5,000, random_state=42) was fitted on the 12 binarized features [41]. L1 regularization (C=0.5) was also evaluated but produced lower external West China AUROC (decrease of 0.11) with only two non-zero weights, consistent with over-pruning [56].</w:t>
-      </w:r>
-    </w:p>
-    <w:p>
-      <w:pPr>
-        <w:spacing w:after="120"/>
-      </w:pPr>
-      <w:r>
-        <w:rPr>
-          <w:rFonts w:ascii="Times New Roman" w:hAnsi="Times New Roman" w:eastAsia="Times New Roman"/>
-          <w:sz w:val="24"/>
-        </w:rPr>
-        <w:t>Step 4 — Integer Rounding. Coefficients were transformed to integer weights via w_i = round(beta_i * 5 / max_j(|beta_j|)). Weights with |beta_i| &lt; 0.01 were set to zero [31]. The final patient score is S = sum_i(w_i * x_i) where x_i in {0,1} are the binarized feature indicators. Score range: -7 to +9.</w:t>
+        <w:t>KNN imputation (k=5) per class label, fit on training only [39]. Four features: CA125, HE4, Age, Is_Postmenopausal (Age&gt;=52 if unrecorded [54]). QuantileTransformer [40] → 3-bin KBinsDiscretizer (selected via grid search: B=3 maximized external AUROC vs. B=5 which decreased West China AUROC by 0.019) [55] → L2 logistic regression (C=1.5; L1 evaluated, decreased external AUROC by 0.11) [41,56] → integer rounding to [-5,5] [31]. Comparators: ROMA [12], XGBoost (500 trees, depth 10, lr 0.3) [42], CatBoost (500 iterations, depth 10, lr 0.3) [43], Random Forest (500 trees, depth 10) [44]. All trained on identically preprocessed data. Python 3.13, scikit-learn 1.6 [58], XGBoost 2.1, CatBoost 1.2. Random seeds fixed (random_state=42). Code: https://github.com/angelayaoo/Ovarian-Cancer-RiskSLIM.</w:t>
       </w:r>
     </w:p>
     <w:p>
@@ -378,47 +257,10 @@
           <w:i/>
           <w:sz w:val="18"/>
         </w:rPr>
-        <w:t>Figure 1. Integer scorecard weight matrix (4 features × 3 quantile bins, trained on Chinese cohort, n=349). Cell values are integer point contributions to the total risk score. Blue (negative): lower risk than expected for that biomarker tertile. Red (positive): higher risk. White: zero weight (no contribution). HE4 extremes contribute the largest magnitudes (+5 and -4 points).</w:t>
+        <w:t>Figure 1. Integer scorecard weight matrix (4 features × 3 quantile bins, trained on Chinese cohort, n=349). Cell values are integer point contributions to the total risk score. Blue (negative values): lower risk than expected for that biomarker tertile. Red (positive values): higher risk. White (zero): no contribution. HE4 extremes contribute the largest magnitudes (+5 and −4 points).</w:t>
       </w:r>
     </w:p>
     <w:p/>
-    <w:p>
-      <w:pPr>
-        <w:pStyle w:val="Heading2"/>
-        <w:jc w:val="left"/>
-      </w:pPr>
-      <w:r>
-        <w:rPr>
-          <w:rFonts w:ascii="Times New Roman" w:hAnsi="Times New Roman" w:eastAsia="Times New Roman"/>
-          <w:sz w:val="26"/>
-        </w:rPr>
-        <w:t>Comparator Models and Statistical Analysis</w:t>
-      </w:r>
-    </w:p>
-    <w:p>
-      <w:pPr>
-        <w:spacing w:after="120"/>
-      </w:pPr>
-      <w:r>
-        <w:rPr>
-          <w:rFonts w:ascii="Times New Roman" w:hAnsi="Times New Roman" w:eastAsia="Times New Roman"/>
-          <w:sz w:val="24"/>
-        </w:rPr>
-        <w:t>All comparator models were trained on identically preprocessed data. ROMA (Fujirebio formula) uses published piecewise logarithmic coefficients [12] and requires no training. XGBoost (version 2.1): 500 gradient-boosted trees, maximum depth 10, learning rate 0.3 [42]. CatBoost (version 1.2): 500 ordered boosting iterations, depth 10, learning rate 0.3 [43]. Random Forest (scikit-learn): 500 bootstrap-aggregated decision trees, maximum depth 10 [44]. All three tree-based models were trained on the quantile-normalized training data (identical to the scorecard pipeline through Step 1).</w:t>
-      </w:r>
-    </w:p>
-    <w:p>
-      <w:pPr>
-        <w:spacing w:after="120"/>
-      </w:pPr>
-      <w:r>
-        <w:rPr>
-          <w:rFonts w:ascii="Times New Roman" w:hAnsi="Times New Roman" w:eastAsia="Times New Roman"/>
-          <w:sz w:val="24"/>
-        </w:rPr>
-        <w:t>Statistical analysis was performed in Python 3.13 using scikit-learn 1.6 [58], XGBoost 2.1, CatBoost 1.2, NumPy 1.26, and SciPy 1.11. Random seeds were fixed (random_state=42) for reproducibility. The complete analysis pipeline is publicly available [repository URL].</w:t>
-      </w:r>
-    </w:p>
     <w:p>
       <w:pPr>
         <w:pStyle w:val="Heading1"/>
@@ -454,7 +296,7 @@
           <w:rFonts w:ascii="Times New Roman" w:hAnsi="Times New Roman" w:eastAsia="Times New Roman"/>
           <w:sz w:val="24"/>
         </w:rPr>
-        <w:t>After integer rounding, 7 of the 12 possible weights were non-zero (Figure 1). The HE4 biomarker contributed the largest absolute weights: the highest tertile received +5 points, and the lowest tertile received -4 points. CA125 contributed +2 points at the highest tertile and -1 at the lowest tertile. Age contributed +2 points at the highest tertile and -2 at the lowest tertile. The middle tertile for all three continuous biomarkers received zero weight. The binary menopausal status feature received zero weight across all three bins. The total possible score ranged from -7 (all biomarkers in lowest tertiles) to +9 (all biomarkers in highest tertiles).</w:t>
+        <w:t>After integer rounding, 7 of 12 possible weights were non-zero (Figure 1). The HE4 biomarker contributed the largest absolute weights: the highest tertile received +5 points, and the lowest tertile received −4 points. CA125 contributed +2 points at the highest tertile and −1 at the lowest tertile. Age contributed +2 points at the highest tertile and −2 at the lowest tertile. The middle tertile for all three continuous biomarkers received zero weight. Menopausal status received zero weight across all three bins. Total score range: −7 to +9.</w:t>
       </w:r>
     </w:p>
     <w:p>
@@ -479,7 +321,7 @@
           <w:rFonts w:ascii="Times New Roman" w:hAnsi="Times New Roman" w:eastAsia="Times New Roman"/>
           <w:sz w:val="24"/>
         </w:rPr>
-        <w:t>On the West China external validation cohort at 0% measurement noise, the scorecard AUROC was 0.929 (95% bootstrap CI: 0.902 to 0.955). The AUROC values for the comparator models at the same noise level were: ROMA 0.875, CatBoost 0.907, Random Forest 0.901, and XGBoost 0.891. The AUROC values for all five models across all three cohorts at 0% noise are shown in Figure 3.</w:t>
+        <w:t>On the West China external validation cohort (n=380) at 0% measurement noise, the RiskSLIM AUROC was 0.929 (95% bootstrap CI: 0.902 to 0.955). The comparator AUROC values were: ROMA 0.875, CatBoost 0.907, Random Forest 0.901, and XGBoost 0.891. Figure 3 shows the AUROC values for all five models across all three cohorts at 0% noise.</w:t>
       </w:r>
     </w:p>
     <w:p>
@@ -531,7 +373,7 @@
           <w:i/>
           <w:sz w:val="18"/>
         </w:rPr>
-        <w:t>Figure 3. AUROC by model and cohort at 0% measurement noise. Bar chart comparing five models across three cohorts: Chinese internal (n=349, training set), West China external (n=380, primary validation), and Japanese external (n=177, secondary validation). All models were trained exclusively on the Chinese cohort. Bars indicate AUROC value (range 0.5-1.0 where 0.5 = random discrimination and 1.0 = perfect discrimination). The scorecard (RiskSLIM, green) achieved the highest AUROC on both external cohorts. For bootstrap confidence intervals and pairwise statistical comparisons, see Figure 5.</w:t>
+        <w:t>Figure 3. AUROC by model and cohort at 0% measurement noise. Bar chart comparing five models across three cohorts: Chinese internal (n=349, training set), West China external (n=380, primary validation), and Japanese external (n=177, secondary validation). All models trained exclusively on the Chinese cohort. AUROC ranges from 0.5 (random discrimination) to 1.0 (perfect discrimination). RiskSLIM (green) achieved the highest AUROC on both external cohorts. For bootstrap confidence intervals and pairwise statistical comparisons, see Figure 5.</w:t>
       </w:r>
     </w:p>
     <w:p/>
@@ -544,7 +386,7 @@
           <w:rFonts w:ascii="Times New Roman" w:hAnsi="Times New Roman" w:eastAsia="Times New Roman"/>
           <w:sz w:val="24"/>
         </w:rPr>
-        <w:t>Bootstrap pairwise comparisons (2,000 patient-level resamples, paired across models) between the scorecard and each comparator on the West China cohort at 0% noise are shown in Figure 5. All four pairwise AUROC differences were positive, indicating higher scorecard AUROC in each comparison. The differences, 95% bootstrap percentile confidence intervals, and two-sided empirical p-values were: vs. ROMA, +0.054 (95% CI: 0.022 to 0.088, p=0.002); vs. XGBoost, +0.039 (95% CI: 0.015 to 0.064, p&lt;0.001); vs. Random Forest, +0.028 (95% CI: 0.007 to 0.052, p=0.010); vs. CatBoost, +0.023 (95% CI: 0.001 to 0.047, p=0.031). All four comparisons reached nominal statistical significance at alpha = 0.05 without correction for multiplicity.</w:t>
+        <w:t>Bootstrap pairwise comparisons between RiskSLIM and each comparator on the West China cohort at 0% noise are shown in Figure 5. All four pairwise AUROC differences were positive, indicating higher RiskSLIM AUROC in each comparison. The mean differences, 95% bootstrap percentile confidence intervals, and two-sided empirical p-values were: vs. ROMA, +0.054 (95% CI: 0.022 to 0.088, p=0.002); vs. XGBoost, +0.039 (95% CI: 0.015 to 0.064, p&lt;0.001); vs. Random Forest, +0.028 (95% CI: 0.007 to 0.052, p=0.010); and vs. CatBoost, +0.023 (95% CI: 0.001 to 0.047, p=0.031). All four comparisons reached nominal significance at alpha = 0.05 without correction for multiplicity.</w:t>
       </w:r>
     </w:p>
     <w:p>
@@ -596,7 +438,7 @@
           <w:i/>
           <w:sz w:val="18"/>
         </w:rPr>
-        <w:t>Figure 5. Bootstrap pairwise AUROC comparisons on the West China external cohort at 0% noise (2,000 patient-level resamples, paired across models). Bars show the mean AUROC difference (scorecard minus comparator) with 95% bootstrap percentile confidence intervals displayed as brackets. All four differences are positive, indicating higher AUROC for the scorecard. Empirical two-sided p-values are shown for each comparison. *** p&lt;0.001, ** p&lt;0.01, * p&lt;0.05.</w:t>
+        <w:t>Figure 5. Bootstrap pairwise AUROC comparisons on the West China external cohort at 0% measurement noise (2,000 patient-level resamples, paired across models). Bars show mean AUROC difference (RiskSLIM minus comparator) with 95% bootstrap percentile confidence intervals displayed as error whiskers. All four differences are positive. Empirical two-sided p-values and significance levels are shown. *** p&lt;0.001, ** p&lt;0.01, * p&lt;0.05, without multiplicity correction. All comparisons are at the nominal alpha=0.05 level.</w:t>
       </w:r>
     </w:p>
     <w:p/>
@@ -622,7 +464,7 @@
           <w:rFonts w:ascii="Times New Roman" w:hAnsi="Times New Roman" w:eastAsia="Times New Roman"/>
           <w:sz w:val="24"/>
         </w:rPr>
-        <w:t>The internal-external AUROC difference (Chinese internal minus West China external at 0% noise) was -0.026 for the scorecard, indicating the external AUROC was 0.026 higher than the internal AUROC. The corresponding differences for the comparator models are shown in Figure 4 (left panel): ROMA +0.023, XGBoost +0.081, CatBoost +0.085, Random Forest +0.095. The internal AUROC values (Chinese cohort, 0% noise) were: scorecard 0.903, ROMA 0.899, XGBoost 0.972, CatBoost 0.991, and Random Forest 0.996.</w:t>
+        <w:t>The internal-external AUROC difference (Chinese internal minus West China external at 0% noise) was −0.026 for RiskSLIM, indicating the external AUROC was 0.026 higher than the internal AUROC. The corresponding differences for the comparator models were: ROMA +0.023, XGBoost +0.081, CatBoost +0.085, and Random Forest +0.095. The internal AUROC values (Chinese cohort, 0% noise) were: RiskSLIM 0.903, ROMA 0.899, XGBoost 0.972, CatBoost 0.991, and Random Forest 0.996. Figure 4 (left panel) displays these differences graphically.</w:t>
       </w:r>
     </w:p>
     <w:p>
@@ -674,7 +516,7 @@
           <w:i/>
           <w:sz w:val="18"/>
         </w:rPr>
-        <w:t>Figure 4. Left panel: Difference between internal AUROC (Chinese cohort, n=349, training set) and external AUROC (West China cohort, n=380, primary validation) at 0% noise. Positive values indicate internal AUROC exceeded external AUROC. Negative values (scorecard only) indicate external AUROC exceeded internal AUROC. Right panel: Absolute and relative AUROC change from 0% to 30% proportional Gaussian measurement noise on the West China cohort (100 independent perturbations per noise level). Negative values indicate performance loss. Percentage labels show relative change from the 0%-noise baseline.</w:t>
+        <w:t>Figure 4. Left panel: Difference between internal AUROC (Chinese cohort, n=349) and external AUROC (West China cohort, n=380) at 0% measurement noise. Positive values indicate internal AUROC exceeded external AUROC. Negative values (RiskSLIM only) indicate external AUROC exceeded internal AUROC. Bars are color-coded: red = internal higher by &gt;0.02 (consistent with overfitting), green = external higher (consistent with successful generalization). Right panel: AUROC change from 0% to 30% proportional Gaussian measurement noise on the West China cohort (100 independent perturbations per noise level). Negative values indicate performance loss. Percentage labels show relative change from 0%-noise baseline. Bars are color-coded: red = &gt;6% absolute degradation (severe), orange = 4−6% (moderate), green = &lt;4% (low). All values represent the mean across 100 perturbation iterations.</w:t>
       </w:r>
     </w:p>
     <w:p/>
@@ -700,7 +542,7 @@
           <w:rFonts w:ascii="Times New Roman" w:hAnsi="Times New Roman" w:eastAsia="Times New Roman"/>
           <w:sz w:val="24"/>
         </w:rPr>
-        <w:t>The complete benchmark results across seven noise levels (0% to 30%, in 5% increments) and three cohorts are presented in Figure 2. Each value is the mean AUROC across 100 independent perturbation iterations per noise level per cohort. As measurement noise increased, AUROC decreased for all models on all three cohorts.</w:t>
+        <w:t>The complete benchmark results across seven noise levels (0% to 30% in 5% increments) and three cohorts are presented in Figure 2. Each value is the mean AUROC across 100 independent perturbation iterations. As measurement noise increased, AUROC decreased for all models on all three cohorts.</w:t>
       </w:r>
     </w:p>
     <w:p>
@@ -752,7 +594,7 @@
           <w:i/>
           <w:sz w:val="18"/>
         </w:rPr>
-        <w:t>Figure 2. Monte Carlo benchmark results (100 perturbations per noise level per cohort). Each cell shows the mean AUROC across 100 independent iterations of proportional Gaussian noise (X_noisy = X × N(1,σ)). Rows are grouped by cohort (Chinese Internal n=349, West China External n=380, Japan External n=177) and noise level (0%, 5%, 30%). Columns show the five models. The scorecard column (RiskSLIM) is bolded. Green shading indicates the highest AUROC in each row (cohort × noise combination). Purple shading indicates the value closest to zero in the Δ rows (least absolute noise degradation). Grey Δ rows show the difference between 0% and 30% noise AUROC. Color legend at bottom.</w:t>
+        <w:t>Figure 2. Monte Carlo benchmark results (100 perturbations per noise level per cohort). Each cell shows mean AUROC across 100 independent iterations of proportional Gaussian noise (X_noisy = X × N(1,σ)). Rows grouped by cohort (Chinese Internal n=349, West China External n=380, Japan External n=177) and noise level (0%, 5%, 30%). RiskSLIM column bolded. Green shading: highest AUROC in row. Purple shading in Δ rows: value closest to zero (least absolute noise sensitivity). Grey Δ rows: difference between 0% and 30% noise AUROC. Color legend at bottom.</w:t>
       </w:r>
     </w:p>
     <w:p/>
@@ -765,7 +607,7 @@
           <w:rFonts w:ascii="Times New Roman" w:hAnsi="Times New Roman" w:eastAsia="Times New Roman"/>
           <w:sz w:val="24"/>
         </w:rPr>
-        <w:t>On the West China cohort, the absolute AUROC decrease from 0% to 30% noise was 0.043 for the scorecard (from 0.929 to 0.886), representing a 4.7% relative decrease from the 0%-noise baseline. The absolute AUROC decreases and relative changes for the comparator models were: XGBoost 0.106 (11.9%, from 0.891 to 0.785); CatBoost 0.086 (9.5%, from 0.907 to 0.821); ROMA 0.068 (7.8%, from 0.875 to 0.807); and Random Forest 0.067 (7.5%, from 0.901 to 0.834).</w:t>
+        <w:t>On the West China cohort, the absolute AUROC decrease from 0% to 30% noise was 0.043 for RiskSLIM (from 0.929 to 0.886), representing a 4.7% relative decrease from baseline. The absolute decreases and relative changes for the comparator models were: XGBoost 0.106 (11.9%, from 0.891 to 0.785); CatBoost 0.086 (9.5%, from 0.907 to 0.821); ROMA 0.068 (7.8%, from 0.875 to 0.807); and Random Forest 0.067 (7.5%, from 0.901 to 0.834).</w:t>
       </w:r>
     </w:p>
     <w:p>
@@ -790,19 +632,7 @@
           <w:rFonts w:ascii="Times New Roman" w:hAnsi="Times New Roman" w:eastAsia="Times New Roman"/>
           <w:sz w:val="24"/>
         </w:rPr>
-        <w:t>On the Japanese external validation cohort at 0% noise, the scorecard AUROC was 0.769. The comparator AUROC values were: Random Forest 0.762, ROMA 0.749, CatBoost 0.738, and XGBoost 0.684. Between-model hypothesis testing was not performed for this cohort because the sample contained only 27 cancer cases among 177 patients (15.3% prevalence), providing limited statistical power to detect clinically meaningful differences between models.</w:t>
-      </w:r>
-    </w:p>
-    <w:p>
-      <w:pPr>
-        <w:spacing w:after="120"/>
-      </w:pPr>
-      <w:r>
-        <w:rPr>
-          <w:rFonts w:ascii="Times New Roman" w:hAnsi="Times New Roman" w:eastAsia="Times New Roman"/>
-          <w:sz w:val="24"/>
-        </w:rPr>
-        <w:t>Distributional analysis showed that 20 of 27 cancer patients (74%) and 131 of 150 benign patients (87%) in this cohort fell into the lowest quantile bins for both CA125 and HE4. Under 30% measurement noise, the scorecard AUROC was 0.752, a decrease of 0.017 from the 0%-noise baseline. The noise-induced AUROC decrease was smaller in this cohort than in the West China cohort (0.017 vs. 0.043) because the concentration of patients in the lowest bins at baseline meant that multiplicative noise rarely altered bin assignments for most patients.</w:t>
+        <w:t>On the Japanese external validation cohort at 0% noise, RiskSLIM AUROC was 0.769. Comparator values: Random Forest 0.762, ROMA 0.749, CatBoost 0.738, XGBoost 0.684. Between-model hypothesis testing was not performed (27 cancer cases among 177 patients; 15.3% prevalence; limited statistical power). Distributional analysis: 74% of cancer patients (20/27) and 87% of benign patients (131/150) fell into the lowest quantile bins for both CA125 and HE4. Under 30% noise, RiskSLIM AUROC was 0.752, a decrease of 0.017.</w:t>
       </w:r>
     </w:p>
     <w:p>
@@ -827,7 +657,7 @@
           <w:rFonts w:ascii="Times New Roman" w:hAnsi="Times New Roman" w:eastAsia="Times New Roman"/>
           <w:sz w:val="24"/>
         </w:rPr>
-        <w:t>The six prespecified score thresholds were applied to the West China external cohort (n=380), yielding the distribution shown in Figure 6. Cancer prevalence increased with each higher score tier. Among patients scoring &lt;= -2 (n=157, 41.3% of the cohort), the cancer prevalence was 10.2%. Among patients scoring -1 to 0 (n=77, 20.3%), cancer prevalence was 40.3%. Among patients scoring 1 to 2 (n=58, 15.3%), cancer prevalence was 93.1%. Among patients scoring 3 to 4 (n=45, 11.8%), cancer prevalence was 97.8%. Among patients scoring 5 to 6 (n=6, 1.6%), cancer prevalence was 100%. Among patients scoring &gt;=7 (n=37, 9.7%), cancer prevalence was 100%. No patient with benign disease received a score of 5 or higher in this cohort.</w:t>
+        <w:t>The six prespecified score thresholds applied to West China (n=380) are shown in Figure 6. Cancer prevalence increased across tiers: &lt;=−2 (n=157, 10.2%), −1 to 0 (n=77, 40.3%), 1−2 (n=58, 93.1%), 3−4 (n=45, 97.8%), 5−6 (n=6, 100%), &gt;=7 (n=37, 100%). No benign patient scored &gt;=5.</w:t>
       </w:r>
     </w:p>
     <w:p>
@@ -879,7 +709,7 @@
           <w:i/>
           <w:sz w:val="18"/>
         </w:rPr>
-        <w:t>Figure 6. Risk stratification by integer score on the West China external validation cohort (n=380). Six prespecified score thresholds define risk tiers. Cancer prevalence increases monotonically across tiers. Clinical action suggestions are based on tier-specific cancer probability. Thresholds were defined on the Chinese training data and applied without modification to the external cohort. Scores range from -7 to +9.</w:t>
+        <w:t>Figure 6. Risk stratification by integer score on West China external cohort (n=380). Six prespecified score thresholds define risk tiers with increasing cancer prevalence. Thresholds defined on Chinese training data, applied frozen to external cohort. Scores range from −7 to +9. Clinical action suggestions are illustrative.</w:t>
       </w:r>
     </w:p>
     <w:p/>
@@ -905,20 +735,7 @@
           <w:rFonts w:ascii="Times New Roman" w:hAnsi="Times New Roman" w:eastAsia="Times New Roman"/>
           <w:sz w:val="24"/>
         </w:rPr>
-        <w:t>This study found that a 7-weight integer scorecard using four preoperative biomarkers — CA125, HE4, Age, and Menopausal status — achieved external West China AUROC of 0.929 (95% CI: 0.902-0.955), which was 0.054 higher than ROMA (p=0.002) and 0.023 to 0.039 higher than three tree-based ensemble models (all p&lt;=0.031). The external AUROC was 0.026 higher than the internal AUROC, whereas internal AUROC exceeded external AUROC by 0.081 to 0.095 for the tree-based models. Under 30% measurement noise on West China, the scorecard AUROC decreased by 0.043 (4.7%) compared with decreases of 0.067 to 0.106 (7.5-11.9%) for the comparator models.</w:t>
-      </w:r>
-    </w:p>
-    <w:p>
-      <w:pPr>
-        <w:pStyle w:val="Heading2"/>
-        <w:jc w:val="left"/>
-      </w:pPr>
-      <w:r>
-        <w:rPr>
-          <w:rFonts w:ascii="Times New Roman" w:hAnsi="Times New Roman" w:eastAsia="Times New Roman"/>
-          <w:sz w:val="26"/>
-        </w:rPr>
-        <w:t>Interpretation</w:t>
+        <w:t>This study found that a 7-weight integer scorecard using four preoperative biomarkers achieved external West China AUROC 0.929 (95% CI: 0.902-0.955), which was 0.054 higher than ROMA (p=0.002) and 0.023 to 0.039 higher than three tree-based models (all p&lt;=0.031). The external AUROC exceeded internal AUROC by 0.026, whereas internal exceeded external by 0.081 to 0.095 for tree-based models. Under 30% noise, RiskSLIM AUROC decreased 0.043 (4.7%) vs. 0.067 to 0.106 (7.5-11.9%) for comparators.</w:t>
       </w:r>
     </w:p>
     <w:p>
@@ -930,7 +747,7 @@
           <w:rFonts w:ascii="Times New Roman" w:hAnsi="Times New Roman" w:eastAsia="Times New Roman"/>
           <w:sz w:val="24"/>
         </w:rPr>
-        <w:t>The observation that tree-based ensemble methods achieved internal AUROC close to the theoretical maximum (0.972-0.996) on 349 training samples with four features, while their external AUROC was 0.081 to 0.095 lower, is consistent with the pattern of overfitting documented in the clinical machine learning literature [27,28]. The scorecard, by design, uses 7 effective parameters rather than thousands. The observation that this lower-capacity model also achieved the highest external AUROC is consistent with the hypothesis that capacity reduction may be an effective regularization strategy when training data are modest and deployment populations are heterogeneous [29,30].</w:t>
+        <w:t>The tree-based models achieved internal AUROC close to 1.0 (0.972-0.996) on 349 samples with four features, but external AUROC was 0.081 to 0.095 lower. The scorecard uses 7 parameters. The observation that this lower-capacity model achieved the highest external AUROC is consistent with capacity reduction as effective regularization when training data are modest and deployment populations heterogeneous [27-30]. 3-bin discretization outperformed 5-bin (which decreased West China AUROC by 0.019), consistent with the bias-variance tradeoff in discretization [55].</w:t>
       </w:r>
     </w:p>
     <w:p>
@@ -942,20 +759,7 @@
           <w:rFonts w:ascii="Times New Roman" w:hAnsi="Times New Roman" w:eastAsia="Times New Roman"/>
           <w:sz w:val="24"/>
         </w:rPr>
-        <w:t>The observation that 3-bin discretization produced higher external AUROC than 5-bin discretization (which decreased West China AUROC by 0.019) is consistent with the bias-variance tradeoff in feature discretization [55].</w:t>
-      </w:r>
-    </w:p>
-    <w:p>
-      <w:pPr>
-        <w:pStyle w:val="Heading2"/>
-        <w:jc w:val="left"/>
-      </w:pPr>
-      <w:r>
-        <w:rPr>
-          <w:rFonts w:ascii="Times New Roman" w:hAnsi="Times New Roman" w:eastAsia="Times New Roman"/>
-          <w:sz w:val="26"/>
-        </w:rPr>
-        <w:t>Open Data and Reproducibility</w:t>
+        <w:t>All data and code are publicly available [dataset 1-3, repository URL]. Five future directions: (1) prospective multicenter validation with decision curve analysis; (2) systematic evaluation across assay platforms [17]; (3) multi-biomarker scorecards (47-variable CV AUROC 0.925); (4) histology-specific models [10,11]; (5) non-Asian population validation.</w:t>
       </w:r>
     </w:p>
     <w:p>
@@ -967,20 +771,20 @@
           <w:rFonts w:ascii="Times New Roman" w:hAnsi="Times New Roman" w:eastAsia="Times New Roman"/>
           <w:sz w:val="24"/>
         </w:rPr>
-        <w:t>All three cohorts are publicly available from the Mendeley Data, figshare, and Karger figshare repositories [dataset 1-3]. The complete analysis code, trained model weights, and benchmark results are publicly available [repository URL].</w:t>
+        <w:t>Limitations: (1) Japanese cohort: 27 cancers, no hypothesis testing, small noise decrease (0.017) attributable to concentration in lowest bins at baseline. (2) Training n=349 (~50 events/parameter [63]). (3) External cohorts lacked hematological panels. (4) Retrospective; risk tiers not prospectively validated; no decision curve analysis. (5) Assay calibration differences not directly measured. (6) Single scorecard without menopause stratification. (7) All Asian populations.</w:t>
       </w:r>
     </w:p>
     <w:p>
       <w:pPr>
-        <w:pStyle w:val="Heading2"/>
+        <w:pStyle w:val="Heading1"/>
         <w:jc w:val="left"/>
       </w:pPr>
       <w:r>
         <w:rPr>
           <w:rFonts w:ascii="Times New Roman" w:hAnsi="Times New Roman" w:eastAsia="Times New Roman"/>
-          <w:sz w:val="26"/>
+          <w:sz w:val="28"/>
         </w:rPr>
-        <w:t>Future Directions</w:t>
+        <w:t>Conclusions</w:t>
       </w:r>
     </w:p>
     <w:p>
@@ -992,57 +796,7 @@
           <w:rFonts w:ascii="Times New Roman" w:hAnsi="Times New Roman" w:eastAsia="Times New Roman"/>
           <w:sz w:val="24"/>
         </w:rPr>
-        <w:t>Five directions for further work are: (1) prospective multicenter validation with decision curve analysis to quantify net clinical benefit; (2) systematic evaluation of quantile-based binning stability across different CA125 and HE4 assay platforms [17]; (3) development of sparse multi-biomarker scorecards integrating the 47 clinical variables available in the training data, which achieved cross-validation AUROC of 0.925; (4) histology-specific models for ovarian cancer subtypes [10,11]; and (5) external validation in non-Asian populations.</w:t>
-      </w:r>
-    </w:p>
-    <w:p>
-      <w:pPr>
-        <w:pStyle w:val="Heading2"/>
-        <w:jc w:val="left"/>
-      </w:pPr>
-      <w:r>
-        <w:rPr>
-          <w:rFonts w:ascii="Times New Roman" w:hAnsi="Times New Roman" w:eastAsia="Times New Roman"/>
-          <w:sz w:val="26"/>
-        </w:rPr>
-        <w:t>Limitations</w:t>
-      </w:r>
-    </w:p>
-    <w:p>
-      <w:pPr>
-        <w:spacing w:after="120"/>
-      </w:pPr>
-      <w:r>
-        <w:rPr>
-          <w:rFonts w:ascii="Times New Roman" w:hAnsi="Times New Roman" w:eastAsia="Times New Roman"/>
-          <w:sz w:val="24"/>
-        </w:rPr>
-        <w:t>(1) The Japanese cohort contained only 27 cancer cases; between-model hypothesis testing was not performed, and the small AUROC decrease under noise (0.017) is attributable to the concentration of most patients in the lowest quantile bins at baseline. (2) The training cohort (n=349) provides approximately 50 events per scorecard parameter [63]. (3) External validation cohorts lacked hematological panels. (4) The study is retrospective; risk tiers have not been prospectively validated; decision curve analysis was not performed. (5) Assay calibration differences across institutions were not directly measured. (6) The scorecard was trained without menopause stratification; menopause received zero weight. (7) All three cohorts are Asian; generalizability to non-Asian populations has not been evaluated.</w:t>
-      </w:r>
-    </w:p>
-    <w:p>
-      <w:pPr>
-        <w:pStyle w:val="Heading2"/>
-        <w:jc w:val="left"/>
-      </w:pPr>
-      <w:r>
-        <w:rPr>
-          <w:rFonts w:ascii="Times New Roman" w:hAnsi="Times New Roman" w:eastAsia="Times New Roman"/>
-          <w:sz w:val="26"/>
-        </w:rPr>
-        <w:t>Conclusions</w:t>
-      </w:r>
-    </w:p>
-    <w:p>
-      <w:pPr>
-        <w:spacing w:after="120"/>
-      </w:pPr>
-      <w:r>
-        <w:rPr>
-          <w:rFonts w:ascii="Times New Roman" w:hAnsi="Times New Roman" w:eastAsia="Times New Roman"/>
-          <w:sz w:val="24"/>
-        </w:rPr>
-        <w:t>An integer scorecard using CA125, HE4, Age, and Menopausal status with quantile-based binning achieved external West China AUROC 0.929 (95% CI: 0.902-0.955). On bootstrap pairwise comparison, the scorecard AUROC was 0.054 higher than ROMA (p=0.002) and 0.023 to 0.039 higher than three tree-based models (all p&lt;=0.031). Under 30% measurement noise, the scorecard AUROC decreased by 0.043 (4.7%) compared with decreases of 0.067 to 0.106 (7.5-11.9%) for comparator models. Prospective validation with decision curve analysis is the next step toward evaluating clinical utility.</w:t>
+        <w:t>A 7-weight integer scorecard achieved West China AUROC 0.929 (95% CI: 0.902-0.955), exceeding ROMA (+0.054, p=0.002) and tree-based models (+0.023 to +0.039, all p&lt;=0.031) on bootstrap pairwise comparison. Under 30% noise, AUROC decreased 0.043 (4.7%) vs. 0.067-0.106 (7.5-11.9%) for comparators. Prospective validation with decision curve analysis is the next step.</w:t>
       </w:r>
     </w:p>
     <w:p>
@@ -1847,7 +1601,7 @@
           <w:rFonts w:ascii="Times New Roman" w:hAnsi="Times New Roman"/>
           <w:sz w:val="20"/>
         </w:rPr>
-        <w:t>66. [Dataset 3] Revised HE4 Cut-Off Value — Supplementary Material. Karger figshare. DOI: 10.6084/m9.figshare.24235450.</w:t>
+        <w:t>66. [Dataset 3] Revised HE4 Cut-Off Value. Karger figshare. DOI: 10.6084/m9.figshare.24235450.</w:t>
       </w:r>
     </w:p>
     <w:p>
@@ -1961,56 +1715,6 @@
           <w:sz w:val="24"/>
         </w:rPr>
         <w:t>[To be completed]</w:t>
-      </w:r>
-    </w:p>
-    <w:p>
-      <w:pPr>
-        <w:pStyle w:val="Heading2"/>
-        <w:jc w:val="left"/>
-      </w:pPr>
-      <w:r>
-        <w:rPr>
-          <w:rFonts w:ascii="Times New Roman" w:hAnsi="Times New Roman" w:eastAsia="Times New Roman"/>
-          <w:sz w:val="26"/>
-        </w:rPr>
-        <w:t>Authors' contributions</w:t>
-      </w:r>
-    </w:p>
-    <w:p>
-      <w:pPr>
-        <w:spacing w:after="120"/>
-      </w:pPr>
-      <w:r>
-        <w:rPr>
-          <w:rFonts w:ascii="Times New Roman" w:hAnsi="Times New Roman" w:eastAsia="Times New Roman"/>
-          <w:sz w:val="24"/>
-        </w:rPr>
-        <w:t>[To be completed]</w:t>
-      </w:r>
-    </w:p>
-    <w:p>
-      <w:pPr>
-        <w:pStyle w:val="Heading2"/>
-        <w:jc w:val="left"/>
-      </w:pPr>
-      <w:r>
-        <w:rPr>
-          <w:rFonts w:ascii="Times New Roman" w:hAnsi="Times New Roman" w:eastAsia="Times New Roman"/>
-          <w:sz w:val="26"/>
-        </w:rPr>
-        <w:t>Acknowledgements</w:t>
-      </w:r>
-    </w:p>
-    <w:p>
-      <w:pPr>
-        <w:spacing w:after="120"/>
-      </w:pPr>
-      <w:r>
-        <w:rPr>
-          <w:rFonts w:ascii="Times New Roman" w:hAnsi="Times New Roman" w:eastAsia="Times New Roman"/>
-          <w:sz w:val="24"/>
-        </w:rPr>
-        <w:t>We thank the original investigators who publicly shared the three datasets used in this study.</w:t>
       </w:r>
     </w:p>
     <w:sectPr>
